--- a/hoso_chatluong_template.docx
+++ b/hoso_chatluong_template.docx
@@ -5414,28 +5414,9 @@
     <w:p>
       <w:pPr>
         <w:spacing w:after="20" w:line="264" w:lineRule="auto"/>
-        <w:ind w:left="360"/>
       </w:pPr>
       <w:r>
-        <w:t>- Chủ đầu tư: {{CHU_DAU_TU}}</w:t>
-      </w:r>
-    </w:p>
-    <w:p>
-      <w:pPr>
-        <w:spacing w:after="20" w:line="264" w:lineRule="auto"/>
-        <w:ind w:left="360"/>
-      </w:pPr>
-      <w:r>
-        <w:t>- Đoàn Tư vấn giám sát: {{TVGS}}........</w:t>
-      </w:r>
-    </w:p>
-    <w:p>
-      <w:pPr>
-        <w:spacing w:after="80" w:line="264" w:lineRule="auto"/>
-        <w:ind w:left="360"/>
-      </w:pPr>
-      <w:r>
-        <w:t>- Tổng thầu thi công: {{TONG_THAU}}</w:t>
+        <w:t>{{BLOCK_KG}}</w:t>
       </w:r>
     </w:p>
     <w:p>
@@ -5645,293 +5626,11 @@
       <w:tr>
         <w:tc>
           <w:tcPr>
-            <w:tcW w:w="2200" w:type="dxa"/>
-            <w:tcMar>
-              <w:top w:w="40" w:type="dxa"/>
-              <w:left w:w="70" w:type="dxa"/>
-              <w:bottom w:w="40" w:type="dxa"/>
-              <w:right w:w="70" w:type="dxa"/>
-            </w:tcMar>
-            <w:vAlign w:val="center"/>
-          </w:tcPr>
-          <w:p>
-            <w:r>
-              <w:rPr>
-                <w:b/>
-                <w:bCs/>
-              </w:rPr>
-              <w:t>CHỦ ĐẦU TƯ</w:t>
-            </w:r>
-          </w:p>
-        </w:tc>
-        <w:tc>
-          <w:tcPr>
-            <w:tcW w:w="2000" w:type="dxa"/>
-            <w:tcMar>
-              <w:top w:w="40" w:type="dxa"/>
-              <w:left w:w="70" w:type="dxa"/>
-              <w:bottom w:w="40" w:type="dxa"/>
-              <w:right w:w="70" w:type="dxa"/>
-            </w:tcMar>
-            <w:vAlign w:val="center"/>
-          </w:tcPr>
-          <w:p>
-            <w:pPr>
-              <w:jc w:val="center"/>
-            </w:pPr>
-            <w:r>
-              <w:t>..... giờ .....</w:t>
-            </w:r>
-          </w:p>
-          <w:p>
-            <w:pPr>
-              <w:jc w:val="center"/>
-            </w:pPr>
-            <w:r>
-              <w:t>..... /..... /{{NAM}}</w:t>
-            </w:r>
-          </w:p>
-        </w:tc>
-        <w:tc>
-          <w:tcPr>
-            <w:tcW w:w="2800" w:type="dxa"/>
-            <w:tcMar>
-              <w:top w:w="40" w:type="dxa"/>
-              <w:left w:w="70" w:type="dxa"/>
-              <w:bottom w:w="40" w:type="dxa"/>
-              <w:right w:w="70" w:type="dxa"/>
-            </w:tcMar>
-          </w:tcPr>
-          <w:p>
-            <w:r>
-              <w:t>□  Đồng ý nghiệm thu</w:t>
-            </w:r>
-          </w:p>
-          <w:p>
-            <w:r>
-              <w:t>□  Ý kiến khác:</w:t>
-            </w:r>
-          </w:p>
-          <w:p>
-            <w:r>
-              <w:t>.........................................</w:t>
-            </w:r>
-          </w:p>
-        </w:tc>
-        <w:tc>
-          <w:tcPr>
-            <w:tcW w:w="2638" w:type="dxa"/>
-            <w:tcMar>
-              <w:top w:w="40" w:type="dxa"/>
-              <w:left w:w="70" w:type="dxa"/>
-              <w:bottom w:w="40" w:type="dxa"/>
-              <w:right w:w="70" w:type="dxa"/>
-            </w:tcMar>
-          </w:tcPr>
-          <w:p>
-            <w:r>
-              <w:t>Họ và tên: ....................</w:t>
-            </w:r>
-          </w:p>
-          <w:p>
-            <w:r>
-              <w:t>Chữ ký:</w:t>
-            </w:r>
-          </w:p>
-        </w:tc>
-      </w:tr>
-      <w:tr>
-        <w:tc>
-          <w:tcPr>
-            <w:tcW w:w="2200" w:type="dxa"/>
-            <w:tcMar>
-              <w:top w:w="40" w:type="dxa"/>
-              <w:left w:w="70" w:type="dxa"/>
-              <w:bottom w:w="40" w:type="dxa"/>
-              <w:right w:w="70" w:type="dxa"/>
-            </w:tcMar>
-            <w:vAlign w:val="center"/>
-          </w:tcPr>
-          <w:p>
-            <w:r>
-              <w:rPr>
-                <w:b/>
-                <w:bCs/>
-              </w:rPr>
-              <w:t>ĐOÀN TVGS</w:t>
-            </w:r>
-          </w:p>
-        </w:tc>
-        <w:tc>
-          <w:tcPr>
-            <w:tcW w:w="2000" w:type="dxa"/>
-            <w:tcMar>
-              <w:top w:w="40" w:type="dxa"/>
-              <w:left w:w="70" w:type="dxa"/>
-              <w:bottom w:w="40" w:type="dxa"/>
-              <w:right w:w="70" w:type="dxa"/>
-            </w:tcMar>
-            <w:vAlign w:val="center"/>
-          </w:tcPr>
-          <w:p>
-            <w:pPr>
-              <w:jc w:val="center"/>
-            </w:pPr>
-            <w:r>
-              <w:t>..... giờ .....</w:t>
-            </w:r>
-          </w:p>
-          <w:p>
-            <w:pPr>
-              <w:jc w:val="center"/>
-            </w:pPr>
-            <w:r>
-              <w:t>..... /..... /{{NAM}}</w:t>
-            </w:r>
-          </w:p>
-        </w:tc>
-        <w:tc>
-          <w:tcPr>
-            <w:tcW w:w="2800" w:type="dxa"/>
-            <w:tcMar>
-              <w:top w:w="40" w:type="dxa"/>
-              <w:left w:w="70" w:type="dxa"/>
-              <w:bottom w:w="40" w:type="dxa"/>
-              <w:right w:w="70" w:type="dxa"/>
-            </w:tcMar>
-          </w:tcPr>
-          <w:p>
-            <w:r>
-              <w:t>□  Đồng ý nghiệm thu</w:t>
-            </w:r>
-          </w:p>
-          <w:p>
-            <w:r>
-              <w:t>□  Ý kiến khác:</w:t>
-            </w:r>
-          </w:p>
-          <w:p>
-            <w:r>
-              <w:t>.........................................</w:t>
-            </w:r>
-          </w:p>
-        </w:tc>
-        <w:tc>
-          <w:tcPr>
-            <w:tcW w:w="2638" w:type="dxa"/>
-            <w:tcMar>
-              <w:top w:w="40" w:type="dxa"/>
-              <w:left w:w="70" w:type="dxa"/>
-              <w:bottom w:w="40" w:type="dxa"/>
-              <w:right w:w="70" w:type="dxa"/>
-            </w:tcMar>
-          </w:tcPr>
-          <w:p>
-            <w:r>
-              <w:t>Họ và tên: ....................</w:t>
-            </w:r>
-          </w:p>
-          <w:p>
-            <w:r>
-              <w:t>Chữ ký:</w:t>
-            </w:r>
-          </w:p>
-        </w:tc>
-      </w:tr>
-      <w:tr>
-        <w:tc>
-          <w:tcPr>
-            <w:tcW w:w="2200" w:type="dxa"/>
-            <w:tcMar>
-              <w:top w:w="40" w:type="dxa"/>
-              <w:left w:w="70" w:type="dxa"/>
-              <w:bottom w:w="40" w:type="dxa"/>
-              <w:right w:w="70" w:type="dxa"/>
-            </w:tcMar>
-            <w:vAlign w:val="center"/>
-          </w:tcPr>
-          <w:p>
-            <w:r>
-              <w:rPr>
-                <w:b/>
-                <w:bCs/>
-              </w:rPr>
-              <w:t>TỔNG THẦU</w:t>
-            </w:r>
-          </w:p>
-        </w:tc>
-        <w:tc>
-          <w:tcPr>
-            <w:tcW w:w="2000" w:type="dxa"/>
-            <w:tcMar>
-              <w:top w:w="40" w:type="dxa"/>
-              <w:left w:w="70" w:type="dxa"/>
-              <w:bottom w:w="40" w:type="dxa"/>
-              <w:right w:w="70" w:type="dxa"/>
-            </w:tcMar>
-            <w:vAlign w:val="center"/>
-          </w:tcPr>
-          <w:p>
-            <w:pPr>
-              <w:jc w:val="center"/>
-            </w:pPr>
-            <w:r>
-              <w:t>..... giờ .....</w:t>
-            </w:r>
-          </w:p>
-          <w:p>
-            <w:pPr>
-              <w:jc w:val="center"/>
-            </w:pPr>
-            <w:r>
-              <w:t>..... /..... /{{NAM}}</w:t>
-            </w:r>
-          </w:p>
-        </w:tc>
-        <w:tc>
-          <w:tcPr>
-            <w:tcW w:w="2800" w:type="dxa"/>
-            <w:tcMar>
-              <w:top w:w="40" w:type="dxa"/>
-              <w:left w:w="70" w:type="dxa"/>
-              <w:bottom w:w="40" w:type="dxa"/>
-              <w:right w:w="70" w:type="dxa"/>
-            </w:tcMar>
-          </w:tcPr>
-          <w:p>
-            <w:r>
-              <w:t>□  Đồng ý nghiệm thu</w:t>
-            </w:r>
-          </w:p>
-          <w:p>
-            <w:r>
-              <w:t>□  Ý kiến khác:</w:t>
-            </w:r>
-          </w:p>
-          <w:p>
-            <w:r>
-              <w:t>.........................................</w:t>
-            </w:r>
-          </w:p>
-        </w:tc>
-        <w:tc>
-          <w:tcPr>
-            <w:tcW w:w="2638" w:type="dxa"/>
-            <w:tcMar>
-              <w:top w:w="40" w:type="dxa"/>
-              <w:left w:w="70" w:type="dxa"/>
-              <w:bottom w:w="40" w:type="dxa"/>
-              <w:right w:w="70" w:type="dxa"/>
-            </w:tcMar>
-          </w:tcPr>
-          <w:p>
-            <w:r>
-              <w:t>Họ và tên: ....................</w:t>
-            </w:r>
-          </w:p>
-          <w:p>
-            <w:r>
-              <w:t>Chữ ký:</w:t>
+            <w:tcW w:w="9638" w:type="dxa"/>
+          </w:tcPr>
+          <w:p>
+            <w:r>
+              <w:t>{{BLOCK_NN}}</w:t>
             </w:r>
           </w:p>
         </w:tc>
@@ -6433,167 +6132,7 @@
         <w:spacing w:after="20" w:line="264" w:lineRule="auto"/>
       </w:pPr>
       <w:r>
-        <w:rPr>
-          <w:b/>
-          <w:bCs/>
-        </w:rPr>
-        <w:t>a. Đại diện Chủ đầu tư: {{CHU_DAU_TU}}</w:t>
-      </w:r>
-    </w:p>
-    <w:p>
-      <w:pPr>
-        <w:tabs>
-          <w:tab w:val="left" w:pos="3600"/>
-        </w:tabs>
-        <w:spacing w:after="20" w:line="264" w:lineRule="auto"/>
-      </w:pPr>
-      <w:r>
-        <w:t>- Ông: .......................</w:t>
-      </w:r>
-      <w:r>
-        <w:tab/>
-        <w:t>Chức vụ: ...................................................</w:t>
-      </w:r>
-    </w:p>
-    <w:p>
-      <w:pPr>
-        <w:tabs>
-          <w:tab w:val="left" w:pos="3600"/>
-        </w:tabs>
-        <w:spacing w:after="40" w:line="264" w:lineRule="auto"/>
-      </w:pPr>
-      <w:r>
-        <w:t>- Ông: .......................</w:t>
-      </w:r>
-      <w:r>
-        <w:tab/>
-        <w:t>Chức vụ: ...................................................</w:t>
-      </w:r>
-    </w:p>
-    <w:p>
-      <w:pPr>
-        <w:spacing w:after="20" w:line="264" w:lineRule="auto"/>
-      </w:pPr>
-      <w:r>
-        <w:rPr>
-          <w:b/>
-          <w:bCs/>
-        </w:rPr>
-        <w:t>b. Đại diện Tư vấn giám sát:</w:t>
-      </w:r>
-    </w:p>
-    <w:p>
-      <w:pPr>
-        <w:tabs>
-          <w:tab w:val="left" w:pos="3600"/>
-        </w:tabs>
-        <w:spacing w:after="20" w:line="264" w:lineRule="auto"/>
-      </w:pPr>
-      <w:r>
-        <w:t>- Ông: .......................</w:t>
-      </w:r>
-      <w:r>
-        <w:tab/>
-        <w:t>Chức vụ: ...................................................</w:t>
-      </w:r>
-    </w:p>
-    <w:p>
-      <w:pPr>
-        <w:tabs>
-          <w:tab w:val="left" w:pos="3600"/>
-        </w:tabs>
-        <w:spacing w:after="40" w:line="264" w:lineRule="auto"/>
-      </w:pPr>
-      <w:r>
-        <w:t>- Ông: .......................</w:t>
-      </w:r>
-      <w:r>
-        <w:tab/>
-        <w:t>Chức vụ: ...................................................</w:t>
-      </w:r>
-    </w:p>
-    <w:p>
-      <w:pPr>
-        <w:spacing w:after="20" w:line="264" w:lineRule="auto"/>
-      </w:pPr>
-      <w:r>
-        <w:rPr>
-          <w:b/>
-          <w:bCs/>
-        </w:rPr>
-        <w:t>c. Đại diện Tổng thầu thi công: {{TONG_THAU}}</w:t>
-      </w:r>
-    </w:p>
-    <w:p>
-      <w:pPr>
-        <w:tabs>
-          <w:tab w:val="left" w:pos="3600"/>
-        </w:tabs>
-        <w:spacing w:after="20" w:line="264" w:lineRule="auto"/>
-      </w:pPr>
-      <w:r>
-        <w:t>- Ông: .......................</w:t>
-      </w:r>
-      <w:r>
-        <w:tab/>
-        <w:t>Chức vụ: ...................................................</w:t>
-      </w:r>
-    </w:p>
-    <w:p>
-      <w:pPr>
-        <w:tabs>
-          <w:tab w:val="left" w:pos="3600"/>
-        </w:tabs>
-        <w:spacing w:after="40" w:line="264" w:lineRule="auto"/>
-      </w:pPr>
-      <w:r>
-        <w:t>- Ông: Trần Tuấn Minh</w:t>
-      </w:r>
-      <w:r>
-        <w:tab/>
-        <w:t>Chức vụ: Giám sát Xây dựng</w:t>
-      </w:r>
-    </w:p>
-    <w:p>
-      <w:pPr>
-        <w:spacing w:after="20" w:line="264" w:lineRule="auto"/>
-      </w:pPr>
-      <w:r>
-        <w:rPr>
-          <w:b/>
-          <w:bCs/>
-        </w:rPr>
-        <w:t>d. Đại diện Nhà thầu thi công: {{NHA_THAU}}</w:t>
-      </w:r>
-    </w:p>
-    <w:p>
-      <w:pPr>
-        <w:tabs>
-          <w:tab w:val="left" w:pos="3600"/>
-        </w:tabs>
-        <w:spacing w:after="20" w:line="264" w:lineRule="auto"/>
-      </w:pPr>
-      <w:r>
-        <w:t>- Ông: .......................</w:t>
-      </w:r>
-      <w:r>
-        <w:tab/>
-        <w:t>Chức vụ: ...................................................</w:t>
-      </w:r>
-    </w:p>
-    <w:p>
-      <w:pPr>
-        <w:tabs>
-          <w:tab w:val="left" w:pos="3600"/>
-        </w:tabs>
-        <w:spacing w:after="80" w:line="264" w:lineRule="auto"/>
-      </w:pPr>
-      <w:r>
-        <w:t>- Ông: Lại Xuân Hóa</w:t>
-      </w:r>
-      <w:r>
-        <w:tab/>
-        <w:t>Chức vụ: Chỉ huy trưởng</w:t>
+        <w:t>{{BLOCK_TP}}</w:t>
       </w:r>
     </w:p>
     <w:p>
@@ -7753,433 +7292,13 @@
         <w:t>6. Các thành phần trực tiếp tham gia nghiệm thu:</w:t>
       </w:r>
     </w:p>
-    <w:tbl>
-      <w:tblPr>
-        <w:tblW w:w="9638" w:type="dxa"/>
-        <w:tblBorders>
-          <w:top w:val="none" w:sz="0" w:space="0" w:color="FFFFFF"/>
-          <w:left w:val="none" w:sz="0" w:space="0" w:color="FFFFFF"/>
-          <w:bottom w:val="none" w:sz="0" w:space="0" w:color="FFFFFF"/>
-          <w:right w:val="none" w:sz="0" w:space="0" w:color="FFFFFF"/>
-          <w:insideH w:val="none" w:sz="0" w:space="0" w:color="FFFFFF"/>
-          <w:insideV w:val="none" w:sz="0" w:space="0" w:color="FFFFFF"/>
-        </w:tblBorders>
-        <w:tblCellMar>
-          <w:left w:w="10" w:type="dxa"/>
-          <w:right w:w="10" w:type="dxa"/>
-        </w:tblCellMar>
-        <w:tblLook w:val="0000" w:firstRow="0" w:lastRow="0" w:firstColumn="0" w:lastColumn="0" w:noHBand="0" w:noVBand="0"/>
-      </w:tblPr>
-      <w:tblGrid>
-        <w:gridCol w:w="4819"/>
-        <w:gridCol w:w="4819"/>
-      </w:tblGrid>
-      <w:tr>
-        <w:trPr>
-          <w:cantSplit/>
-        </w:trPr>
-        <w:tc>
-          <w:tcPr>
-            <w:tcW w:w="4819" w:type="dxa"/>
-            <w:tcMar>
-              <w:top w:w="40" w:type="dxa"/>
-              <w:left w:w="70" w:type="dxa"/>
-              <w:bottom w:w="40" w:type="dxa"/>
-              <w:right w:w="70" w:type="dxa"/>
-            </w:tcMar>
-            <w:vAlign w:val="bottom"/>
-          </w:tcPr>
-          <w:p>
-            <w:pPr>
-              <w:spacing w:line="264" w:lineRule="auto"/>
-              <w:jc w:val="center"/>
-            </w:pPr>
-            <w:r>
-              <w:rPr>
-                <w:b/>
-                <w:bCs/>
-              </w:rPr>
-              <w:t>ĐẠI DIỆN CHỦ ĐẦU TƯ</w:t>
-            </w:r>
-          </w:p>
-        </w:tc>
-        <w:tc>
-          <w:tcPr>
-            <w:tcW w:w="4819" w:type="dxa"/>
-            <w:tcMar>
-              <w:top w:w="40" w:type="dxa"/>
-              <w:left w:w="70" w:type="dxa"/>
-              <w:bottom w:w="40" w:type="dxa"/>
-              <w:right w:w="70" w:type="dxa"/>
-            </w:tcMar>
-            <w:vAlign w:val="bottom"/>
-          </w:tcPr>
-          <w:p>
-            <w:pPr>
-              <w:spacing w:line="264" w:lineRule="auto"/>
-              <w:jc w:val="center"/>
-            </w:pPr>
-            <w:r>
-              <w:rPr>
-                <w:b/>
-                <w:bCs/>
-              </w:rPr>
-              <w:t>ĐẠI DIỆN TƯ VẤN GIÁM SÁT</w:t>
-            </w:r>
-          </w:p>
-        </w:tc>
-      </w:tr>
-      <w:tr>
-        <w:trPr>
-          <w:cantSplit/>
-        </w:trPr>
-        <w:tc>
-          <w:tcPr>
-            <w:tcW w:w="4819" w:type="dxa"/>
-            <w:tcMar>
-              <w:top w:w="40" w:type="dxa"/>
-              <w:left w:w="70" w:type="dxa"/>
-              <w:bottom w:w="40" w:type="dxa"/>
-              <w:right w:w="70" w:type="dxa"/>
-            </w:tcMar>
-          </w:tcPr>
-          <w:p>
-            <w:pPr>
-              <w:spacing w:line="264" w:lineRule="auto"/>
-              <w:jc w:val="center"/>
-            </w:pPr>
-            <w:r>
-              <w:rPr>
-                <w:i/>
-                <w:iCs/>
-                <w:sz w:val="22"/>
-                <w:szCs w:val="22"/>
-                <w:u w:val="single"/>
-              </w:rPr>
-              <w:t>(Ký, ghi rõ họ tên)</w:t>
-            </w:r>
-          </w:p>
-          <w:p>
-            <w:pPr>
-              <w:spacing w:line="264" w:lineRule="auto"/>
-            </w:pPr>
-          </w:p>
-          <w:p>
-            <w:pPr>
-              <w:spacing w:line="264" w:lineRule="auto"/>
-            </w:pPr>
-          </w:p>
-          <w:p>
-            <w:pPr>
-              <w:spacing w:line="264" w:lineRule="auto"/>
-            </w:pPr>
-          </w:p>
-        </w:tc>
-        <w:tc>
-          <w:tcPr>
-            <w:tcW w:w="4819" w:type="dxa"/>
-            <w:tcMar>
-              <w:top w:w="40" w:type="dxa"/>
-              <w:left w:w="70" w:type="dxa"/>
-              <w:bottom w:w="40" w:type="dxa"/>
-              <w:right w:w="70" w:type="dxa"/>
-            </w:tcMar>
-          </w:tcPr>
-          <w:p>
-            <w:pPr>
-              <w:spacing w:line="264" w:lineRule="auto"/>
-              <w:jc w:val="center"/>
-            </w:pPr>
-            <w:r>
-              <w:rPr>
-                <w:i/>
-                <w:iCs/>
-                <w:sz w:val="22"/>
-                <w:szCs w:val="22"/>
-                <w:u w:val="single"/>
-              </w:rPr>
-              <w:t>(Ký, ghi rõ họ tên)</w:t>
-            </w:r>
-          </w:p>
-          <w:p>
-            <w:pPr>
-              <w:spacing w:line="264" w:lineRule="auto"/>
-            </w:pPr>
-          </w:p>
-          <w:p>
-            <w:pPr>
-              <w:spacing w:line="264" w:lineRule="auto"/>
-            </w:pPr>
-          </w:p>
-          <w:p>
-            <w:pPr>
-              <w:spacing w:line="264" w:lineRule="auto"/>
-            </w:pPr>
-          </w:p>
-        </w:tc>
-      </w:tr>
-    </w:tbl>
-    <w:p>
-      <w:pPr>
-        <w:spacing w:after="120" w:line="264" w:lineRule="auto"/>
-      </w:pPr>
-    </w:p>
-    <w:tbl>
-      <w:tblPr>
-        <w:tblW w:w="9638" w:type="dxa"/>
-        <w:tblBorders>
-          <w:top w:val="none" w:sz="0" w:space="0" w:color="FFFFFF"/>
-          <w:left w:val="none" w:sz="0" w:space="0" w:color="FFFFFF"/>
-          <w:bottom w:val="none" w:sz="0" w:space="0" w:color="FFFFFF"/>
-          <w:right w:val="none" w:sz="0" w:space="0" w:color="FFFFFF"/>
-          <w:insideH w:val="none" w:sz="0" w:space="0" w:color="FFFFFF"/>
-          <w:insideV w:val="none" w:sz="0" w:space="0" w:color="FFFFFF"/>
-        </w:tblBorders>
-        <w:tblCellMar>
-          <w:left w:w="10" w:type="dxa"/>
-          <w:right w:w="10" w:type="dxa"/>
-        </w:tblCellMar>
-        <w:tblLook w:val="0000" w:firstRow="0" w:lastRow="0" w:firstColumn="0" w:lastColumn="0" w:noHBand="0" w:noVBand="0"/>
-      </w:tblPr>
-      <w:tblGrid>
-        <w:gridCol w:w="4819"/>
-        <w:gridCol w:w="4819"/>
-      </w:tblGrid>
-      <w:tr>
-        <w:trPr>
-          <w:cantSplit/>
-        </w:trPr>
-        <w:tc>
-          <w:tcPr>
-            <w:tcW w:w="4819" w:type="dxa"/>
-            <w:tcMar>
-              <w:top w:w="40" w:type="dxa"/>
-              <w:left w:w="70" w:type="dxa"/>
-              <w:bottom w:w="40" w:type="dxa"/>
-              <w:right w:w="70" w:type="dxa"/>
-            </w:tcMar>
-            <w:vAlign w:val="bottom"/>
-          </w:tcPr>
-          <w:p>
-            <w:pPr>
-              <w:spacing w:line="264" w:lineRule="auto"/>
-              <w:jc w:val="center"/>
-            </w:pPr>
-            <w:r>
-              <w:rPr>
-                <w:b/>
-                <w:bCs/>
-              </w:rPr>
-              <w:t>ĐẠI DIỆN TỔNG THẦU THI CÔNG</w:t>
-            </w:r>
-          </w:p>
-          <w:p>
-            <w:pPr>
-              <w:spacing w:line="264" w:lineRule="auto"/>
-              <w:jc w:val="center"/>
-              <w:rPr>
-                <w:b/>
-                <w:bCs/>
-                <w:sz w:val="22"/>
-                <w:szCs w:val="22"/>
-              </w:rPr>
-            </w:pPr>
-            <w:r>
-              <w:rPr>
-                <w:b/>
-                <w:bCs/>
-                <w:sz w:val="22"/>
-                <w:szCs w:val="22"/>
-              </w:rPr>
-              <w:t>{{TONG_THAU_HOA}}</w:t>
-            </w:r>
-          </w:p>
-          <w:p>
-            <w:pPr>
-              <w:spacing w:line="264" w:lineRule="auto"/>
-              <w:jc w:val="center"/>
-            </w:pPr>
-            <w:r>
-              <w:rPr>
-                <w:b/>
-                <w:bCs/>
-                <w:sz w:val="22"/>
-                <w:szCs w:val="22"/>
-              </w:rPr>
-              <w:t xml:space="preserve"/>
-            </w:r>
-          </w:p>
-        </w:tc>
-        <w:tc>
-          <w:tcPr>
-            <w:tcW w:w="4819" w:type="dxa"/>
-            <w:tcMar>
-              <w:top w:w="40" w:type="dxa"/>
-              <w:left w:w="70" w:type="dxa"/>
-              <w:bottom w:w="40" w:type="dxa"/>
-              <w:right w:w="70" w:type="dxa"/>
-            </w:tcMar>
-            <w:vAlign w:val="bottom"/>
-          </w:tcPr>
-          <w:p>
-            <w:pPr>
-              <w:spacing w:line="264" w:lineRule="auto"/>
-              <w:jc w:val="center"/>
-            </w:pPr>
-            <w:r>
-              <w:rPr>
-                <w:b/>
-                <w:bCs/>
-              </w:rPr>
-              <w:t>ĐẠI DIỆN ĐƠN VỊ THI CÔNG</w:t>
-            </w:r>
-          </w:p>
-          <w:p>
-            <w:pPr>
-              <w:spacing w:line="264" w:lineRule="auto"/>
-              <w:jc w:val="center"/>
-            </w:pPr>
-            <w:r>
-              <w:rPr>
-                <w:b/>
-                <w:bCs/>
-                <w:sz w:val="22"/>
-                <w:szCs w:val="22"/>
-              </w:rPr>
-              <w:t>{{NHA_THAU_HOA}}</w:t>
-            </w:r>
-          </w:p>
-        </w:tc>
-      </w:tr>
-      <w:tr>
-        <w:trPr>
-          <w:cantSplit/>
-        </w:trPr>
-        <w:tc>
-          <w:tcPr>
-            <w:tcW w:w="4819" w:type="dxa"/>
-            <w:tcMar>
-              <w:top w:w="40" w:type="dxa"/>
-              <w:left w:w="70" w:type="dxa"/>
-              <w:bottom w:w="40" w:type="dxa"/>
-              <w:right w:w="70" w:type="dxa"/>
-            </w:tcMar>
-          </w:tcPr>
-          <w:p>
-            <w:pPr>
-              <w:spacing w:line="264" w:lineRule="auto"/>
-              <w:jc w:val="center"/>
-            </w:pPr>
-            <w:r>
-              <w:rPr>
-                <w:i/>
-                <w:iCs/>
-                <w:sz w:val="22"/>
-                <w:szCs w:val="22"/>
-                <w:u w:val="single"/>
-              </w:rPr>
-              <w:t>(Ký, ghi rõ họ tên)</w:t>
-            </w:r>
-          </w:p>
-          <w:p>
-            <w:pPr>
-              <w:spacing w:line="264" w:lineRule="auto"/>
-            </w:pPr>
-          </w:p>
-          <w:p>
-            <w:pPr>
-              <w:spacing w:line="264" w:lineRule="auto"/>
-            </w:pPr>
-          </w:p>
-          <w:p>
-            <w:pPr>
-              <w:spacing w:line="264" w:lineRule="auto"/>
-            </w:pPr>
-          </w:p>
-        </w:tc>
-        <w:tc>
-          <w:tcPr>
-            <w:tcW w:w="4819" w:type="dxa"/>
-            <w:tcMar>
-              <w:top w:w="40" w:type="dxa"/>
-              <w:left w:w="70" w:type="dxa"/>
-              <w:bottom w:w="40" w:type="dxa"/>
-              <w:right w:w="70" w:type="dxa"/>
-            </w:tcMar>
-          </w:tcPr>
-          <w:p>
-            <w:pPr>
-              <w:spacing w:line="264" w:lineRule="auto"/>
-              <w:jc w:val="center"/>
-            </w:pPr>
-            <w:r>
-              <w:rPr>
-                <w:i/>
-                <w:iCs/>
-                <w:sz w:val="22"/>
-                <w:szCs w:val="22"/>
-                <w:u w:val="single"/>
-              </w:rPr>
-              <w:t>(Ký, ghi rõ họ tên)</w:t>
-            </w:r>
-          </w:p>
-          <w:p>
-            <w:pPr>
-              <w:spacing w:line="264" w:lineRule="auto"/>
-            </w:pPr>
-          </w:p>
-          <w:p>
-            <w:pPr>
-              <w:spacing w:line="264" w:lineRule="auto"/>
-            </w:pPr>
-          </w:p>
-          <w:p>
-            <w:pPr>
-              <w:spacing w:line="264" w:lineRule="auto"/>
-            </w:pPr>
-          </w:p>
-          <w:p>
-            <w:pPr>
-              <w:spacing w:line="264" w:lineRule="auto"/>
-              <w:jc w:val="center"/>
-            </w:pPr>
-            <w:r>
-              <w:rPr>
-                <w:b/>
-                <w:bCs/>
-              </w:rPr>
-              <w:t>Lại Xuân Hóa</w:t>
-            </w:r>
-          </w:p>
-          <w:p>
-            <w:pPr>
-              <w:spacing w:line="264" w:lineRule="auto"/>
-              <w:jc w:val="center"/>
-            </w:pPr>
-            <w:r>
-              <w:rPr>
-                <w:i/>
-                <w:iCs/>
-                <w:sz w:val="22"/>
-                <w:szCs w:val="22"/>
-              </w:rPr>
-              <w:t>Chỉ huy trưởng</w:t>
-            </w:r>
-          </w:p>
-        </w:tc>
-      </w:tr>
-    </w:tbl>
-    <w:p>
-      <w:pPr>
-        <w:sectPr>
-          <w:footerReference w:type="default" r:id="rId11"/>
-          <w:pgSz w:w="11907" w:h="16840"/>
-          <w:pgMar w:top="1134" w:right="851" w:bottom="990" w:left="1418" w:header="708" w:footer="708" w:gutter="0"/>
-          <w:pgNumType w:start="1"/>
-          <w:cols w:space="720"/>
-          <w:docGrid w:linePitch="360"/>
-        </w:sectPr>
-      </w:pPr>
+    <w:p>
+      <w:pPr>
+        <w:spacing w:after="20" w:line="264" w:lineRule="auto"/>
+      </w:pPr>
+      <w:r>
+        <w:t>{{BLOCK_KY}}</w:t>
+      </w:r>
     </w:p>
     <w:tbl>
       <w:tblPr>
@@ -13302,276 +12421,14 @@
         <w:spacing w:after="120" w:line="264" w:lineRule="auto"/>
       </w:pPr>
     </w:p>
-    <w:tbl>
-      <w:tblPr>
-        <w:tblW w:w="9638" w:type="dxa"/>
-        <w:tblBorders>
-          <w:top w:val="none" w:sz="0" w:space="0" w:color="FFFFFF"/>
-          <w:left w:val="none" w:sz="0" w:space="0" w:color="FFFFFF"/>
-          <w:bottom w:val="none" w:sz="0" w:space="0" w:color="FFFFFF"/>
-          <w:right w:val="none" w:sz="0" w:space="0" w:color="FFFFFF"/>
-          <w:insideH w:val="none" w:sz="0" w:space="0" w:color="FFFFFF"/>
-          <w:insideV w:val="none" w:sz="0" w:space="0" w:color="FFFFFF"/>
-        </w:tblBorders>
-        <w:tblCellMar>
-          <w:left w:w="10" w:type="dxa"/>
-          <w:right w:w="10" w:type="dxa"/>
-        </w:tblCellMar>
-        <w:tblLook w:val="0000" w:firstRow="0" w:lastRow="0" w:firstColumn="0" w:lastColumn="0" w:noHBand="0" w:noVBand="0"/>
-      </w:tblPr>
-      <w:tblGrid>
-        <w:gridCol w:w="3212"/>
-        <w:gridCol w:w="3212"/>
-        <w:gridCol w:w="3214"/>
-      </w:tblGrid>
-      <w:tr>
-        <w:trPr>
-          <w:cantSplit/>
-        </w:trPr>
-        <w:tc>
-          <w:tcPr>
-            <w:tcW w:w="3212" w:type="dxa"/>
-            <w:tcMar>
-              <w:top w:w="40" w:type="dxa"/>
-              <w:left w:w="70" w:type="dxa"/>
-              <w:bottom w:w="40" w:type="dxa"/>
-              <w:right w:w="70" w:type="dxa"/>
-            </w:tcMar>
-            <w:vAlign w:val="bottom"/>
-          </w:tcPr>
-          <w:p>
-            <w:pPr>
-              <w:spacing w:line="264" w:lineRule="auto"/>
-              <w:jc w:val="center"/>
-            </w:pPr>
-            <w:r>
-              <w:rPr>
-                <w:b/>
-                <w:bCs/>
-                <w:sz w:val="20"/>
-                <w:szCs w:val="20"/>
-              </w:rPr>
-              <w:t>ĐẠI DIỆN TƯ VẤN GIÁM SÁT</w:t>
-            </w:r>
-          </w:p>
-        </w:tc>
-        <w:tc>
-          <w:tcPr>
-            <w:tcW w:w="3212" w:type="dxa"/>
-            <w:tcMar>
-              <w:top w:w="40" w:type="dxa"/>
-              <w:left w:w="70" w:type="dxa"/>
-              <w:bottom w:w="40" w:type="dxa"/>
-              <w:right w:w="70" w:type="dxa"/>
-            </w:tcMar>
-            <w:vAlign w:val="bottom"/>
-          </w:tcPr>
-          <w:p>
-            <w:pPr>
-              <w:spacing w:line="264" w:lineRule="auto"/>
-              <w:jc w:val="center"/>
-            </w:pPr>
-            <w:r>
-              <w:rPr>
-                <w:b/>
-                <w:bCs/>
-                <w:sz w:val="20"/>
-                <w:szCs w:val="20"/>
-              </w:rPr>
-              <w:t>ĐẠI DIỆN TỔNG THẦU</w:t>
-            </w:r>
-          </w:p>
-        </w:tc>
-        <w:tc>
-          <w:tcPr>
-            <w:tcW w:w="3214" w:type="dxa"/>
-            <w:tcMar>
-              <w:top w:w="40" w:type="dxa"/>
-              <w:left w:w="70" w:type="dxa"/>
-              <w:bottom w:w="40" w:type="dxa"/>
-              <w:right w:w="70" w:type="dxa"/>
-            </w:tcMar>
-            <w:vAlign w:val="bottom"/>
-          </w:tcPr>
-          <w:p>
-            <w:pPr>
-              <w:spacing w:line="264" w:lineRule="auto"/>
-              <w:jc w:val="center"/>
-            </w:pPr>
-            <w:r>
-              <w:rPr>
-                <w:b/>
-                <w:bCs/>
-                <w:sz w:val="20"/>
-                <w:szCs w:val="20"/>
-              </w:rPr>
-              <w:t>ĐẠI DIỆN ĐƠN VỊ THI CÔNG</w:t>
-            </w:r>
-          </w:p>
-        </w:tc>
-      </w:tr>
-      <w:tr>
-        <w:trPr>
-          <w:cantSplit/>
-        </w:trPr>
-        <w:tc>
-          <w:tcPr>
-            <w:tcW w:w="3212" w:type="dxa"/>
-            <w:tcMar>
-              <w:top w:w="40" w:type="dxa"/>
-              <w:left w:w="70" w:type="dxa"/>
-              <w:bottom w:w="40" w:type="dxa"/>
-              <w:right w:w="70" w:type="dxa"/>
-            </w:tcMar>
-          </w:tcPr>
-          <w:p>
-            <w:pPr>
-              <w:spacing w:line="264" w:lineRule="auto"/>
-              <w:jc w:val="center"/>
-            </w:pPr>
-            <w:r>
-              <w:rPr>
-                <w:i/>
-                <w:iCs/>
-                <w:sz w:val="18"/>
-                <w:szCs w:val="18"/>
-                <w:u w:val="single"/>
-              </w:rPr>
-              <w:t>(Ký, ghi rõ họ tên)</w:t>
-            </w:r>
-          </w:p>
-          <w:p>
-            <w:pPr>
-              <w:spacing w:line="264" w:lineRule="auto"/>
-            </w:pPr>
-          </w:p>
-          <w:p>
-            <w:pPr>
-              <w:spacing w:line="264" w:lineRule="auto"/>
-            </w:pPr>
-          </w:p>
-          <w:p>
-            <w:pPr>
-              <w:spacing w:line="264" w:lineRule="auto"/>
-            </w:pPr>
-          </w:p>
-        </w:tc>
-        <w:tc>
-          <w:tcPr>
-            <w:tcW w:w="3212" w:type="dxa"/>
-            <w:tcMar>
-              <w:top w:w="40" w:type="dxa"/>
-              <w:left w:w="70" w:type="dxa"/>
-              <w:bottom w:w="40" w:type="dxa"/>
-              <w:right w:w="70" w:type="dxa"/>
-            </w:tcMar>
-          </w:tcPr>
-          <w:p>
-            <w:pPr>
-              <w:spacing w:line="264" w:lineRule="auto"/>
-              <w:jc w:val="center"/>
-            </w:pPr>
-            <w:r>
-              <w:rPr>
-                <w:i/>
-                <w:iCs/>
-                <w:sz w:val="18"/>
-                <w:szCs w:val="18"/>
-                <w:u w:val="single"/>
-              </w:rPr>
-              <w:t>(Ký, ghi rõ họ tên)</w:t>
-            </w:r>
-          </w:p>
-          <w:p>
-            <w:pPr>
-              <w:spacing w:line="264" w:lineRule="auto"/>
-            </w:pPr>
-          </w:p>
-          <w:p>
-            <w:pPr>
-              <w:spacing w:line="264" w:lineRule="auto"/>
-            </w:pPr>
-          </w:p>
-          <w:p>
-            <w:pPr>
-              <w:spacing w:line="264" w:lineRule="auto"/>
-            </w:pPr>
-          </w:p>
-        </w:tc>
-        <w:tc>
-          <w:tcPr>
-            <w:tcW w:w="3214" w:type="dxa"/>
-            <w:tcMar>
-              <w:top w:w="40" w:type="dxa"/>
-              <w:left w:w="70" w:type="dxa"/>
-              <w:bottom w:w="40" w:type="dxa"/>
-              <w:right w:w="70" w:type="dxa"/>
-            </w:tcMar>
-          </w:tcPr>
-          <w:p>
-            <w:pPr>
-              <w:spacing w:line="264" w:lineRule="auto"/>
-              <w:jc w:val="center"/>
-            </w:pPr>
-            <w:r>
-              <w:rPr>
-                <w:i/>
-                <w:iCs/>
-                <w:sz w:val="18"/>
-                <w:szCs w:val="18"/>
-                <w:u w:val="single"/>
-              </w:rPr>
-              <w:t>(Ký, ghi rõ họ tên)</w:t>
-            </w:r>
-          </w:p>
-          <w:p>
-            <w:pPr>
-              <w:spacing w:line="264" w:lineRule="auto"/>
-            </w:pPr>
-          </w:p>
-          <w:p>
-            <w:pPr>
-              <w:spacing w:line="264" w:lineRule="auto"/>
-            </w:pPr>
-          </w:p>
-          <w:p>
-            <w:pPr>
-              <w:spacing w:line="264" w:lineRule="auto"/>
-            </w:pPr>
-          </w:p>
-          <w:p>
-            <w:pPr>
-              <w:spacing w:line="264" w:lineRule="auto"/>
-              <w:jc w:val="center"/>
-            </w:pPr>
-            <w:r>
-              <w:rPr>
-                <w:b/>
-                <w:bCs/>
-                <w:sz w:val="20"/>
-                <w:szCs w:val="20"/>
-              </w:rPr>
-              <w:t>Lại Xuân Hóa</w:t>
-            </w:r>
-          </w:p>
-          <w:p>
-            <w:pPr>
-              <w:spacing w:line="264" w:lineRule="auto"/>
-              <w:jc w:val="center"/>
-            </w:pPr>
-            <w:r>
-              <w:rPr>
-                <w:i/>
-                <w:iCs/>
-                <w:sz w:val="18"/>
-                <w:szCs w:val="18"/>
-              </w:rPr>
-              <w:t>Chỉ huy trưởng</w:t>
-            </w:r>
-          </w:p>
-        </w:tc>
-      </w:tr>
-    </w:tbl>
+    <w:p>
+      <w:pPr>
+        <w:spacing w:after="20" w:line="264" w:lineRule="auto"/>
+      </w:pPr>
+      <w:r>
+        <w:t>{{BLOCK_KY_KT}}</w:t>
+      </w:r>
+    </w:p>
     <w:p>
       <w:pPr>
         <w:sectPr>
@@ -14055,28 +12912,9 @@
     <w:p>
       <w:pPr>
         <w:spacing w:after="20" w:line="264" w:lineRule="auto"/>
-        <w:ind w:left="360"/>
       </w:pPr>
       <w:r>
-        <w:t>- Chủ đầu tư: {{CHU_DAU_TU}}</w:t>
-      </w:r>
-    </w:p>
-    <w:p>
-      <w:pPr>
-        <w:spacing w:after="20" w:line="264" w:lineRule="auto"/>
-        <w:ind w:left="360"/>
-      </w:pPr>
-      <w:r>
-        <w:t>- Đoàn Tư vấn giám sát: {{TVGS}}........</w:t>
-      </w:r>
-    </w:p>
-    <w:p>
-      <w:pPr>
-        <w:spacing w:after="80" w:line="264" w:lineRule="auto"/>
-        <w:ind w:left="360"/>
-      </w:pPr>
-      <w:r>
-        <w:t>- Tổng thầu thi công: {{TONG_THAU}}</w:t>
+        <w:t>{{BLOCK_KG}}</w:t>
       </w:r>
     </w:p>
     <w:p>
@@ -14286,293 +13124,11 @@
       <w:tr>
         <w:tc>
           <w:tcPr>
-            <w:tcW w:w="2200" w:type="dxa"/>
-            <w:tcMar>
-              <w:top w:w="40" w:type="dxa"/>
-              <w:left w:w="70" w:type="dxa"/>
-              <w:bottom w:w="40" w:type="dxa"/>
-              <w:right w:w="70" w:type="dxa"/>
-            </w:tcMar>
-            <w:vAlign w:val="center"/>
-          </w:tcPr>
-          <w:p>
-            <w:r>
-              <w:rPr>
-                <w:b/>
-                <w:bCs/>
-              </w:rPr>
-              <w:t>CHỦ ĐẦU TƯ</w:t>
-            </w:r>
-          </w:p>
-        </w:tc>
-        <w:tc>
-          <w:tcPr>
-            <w:tcW w:w="2000" w:type="dxa"/>
-            <w:tcMar>
-              <w:top w:w="40" w:type="dxa"/>
-              <w:left w:w="70" w:type="dxa"/>
-              <w:bottom w:w="40" w:type="dxa"/>
-              <w:right w:w="70" w:type="dxa"/>
-            </w:tcMar>
-            <w:vAlign w:val="center"/>
-          </w:tcPr>
-          <w:p>
-            <w:pPr>
-              <w:jc w:val="center"/>
-            </w:pPr>
-            <w:r>
-              <w:t>..... giờ .....</w:t>
-            </w:r>
-          </w:p>
-          <w:p>
-            <w:pPr>
-              <w:jc w:val="center"/>
-            </w:pPr>
-            <w:r>
-              <w:t>..... /..... /{{NAM}}</w:t>
-            </w:r>
-          </w:p>
-        </w:tc>
-        <w:tc>
-          <w:tcPr>
-            <w:tcW w:w="2800" w:type="dxa"/>
-            <w:tcMar>
-              <w:top w:w="40" w:type="dxa"/>
-              <w:left w:w="70" w:type="dxa"/>
-              <w:bottom w:w="40" w:type="dxa"/>
-              <w:right w:w="70" w:type="dxa"/>
-            </w:tcMar>
-          </w:tcPr>
-          <w:p>
-            <w:r>
-              <w:t>□  Đồng ý nghiệm thu</w:t>
-            </w:r>
-          </w:p>
-          <w:p>
-            <w:r>
-              <w:t>□  Ý kiến khác:</w:t>
-            </w:r>
-          </w:p>
-          <w:p>
-            <w:r>
-              <w:t>.........................................</w:t>
-            </w:r>
-          </w:p>
-        </w:tc>
-        <w:tc>
-          <w:tcPr>
-            <w:tcW w:w="2638" w:type="dxa"/>
-            <w:tcMar>
-              <w:top w:w="40" w:type="dxa"/>
-              <w:left w:w="70" w:type="dxa"/>
-              <w:bottom w:w="40" w:type="dxa"/>
-              <w:right w:w="70" w:type="dxa"/>
-            </w:tcMar>
-          </w:tcPr>
-          <w:p>
-            <w:r>
-              <w:t>Họ và tên: ....................</w:t>
-            </w:r>
-          </w:p>
-          <w:p>
-            <w:r>
-              <w:t>Chữ ký:</w:t>
-            </w:r>
-          </w:p>
-        </w:tc>
-      </w:tr>
-      <w:tr>
-        <w:tc>
-          <w:tcPr>
-            <w:tcW w:w="2200" w:type="dxa"/>
-            <w:tcMar>
-              <w:top w:w="40" w:type="dxa"/>
-              <w:left w:w="70" w:type="dxa"/>
-              <w:bottom w:w="40" w:type="dxa"/>
-              <w:right w:w="70" w:type="dxa"/>
-            </w:tcMar>
-            <w:vAlign w:val="center"/>
-          </w:tcPr>
-          <w:p>
-            <w:r>
-              <w:rPr>
-                <w:b/>
-                <w:bCs/>
-              </w:rPr>
-              <w:t>ĐOÀN TVGS</w:t>
-            </w:r>
-          </w:p>
-        </w:tc>
-        <w:tc>
-          <w:tcPr>
-            <w:tcW w:w="2000" w:type="dxa"/>
-            <w:tcMar>
-              <w:top w:w="40" w:type="dxa"/>
-              <w:left w:w="70" w:type="dxa"/>
-              <w:bottom w:w="40" w:type="dxa"/>
-              <w:right w:w="70" w:type="dxa"/>
-            </w:tcMar>
-            <w:vAlign w:val="center"/>
-          </w:tcPr>
-          <w:p>
-            <w:pPr>
-              <w:jc w:val="center"/>
-            </w:pPr>
-            <w:r>
-              <w:t>..... giờ .....</w:t>
-            </w:r>
-          </w:p>
-          <w:p>
-            <w:pPr>
-              <w:jc w:val="center"/>
-            </w:pPr>
-            <w:r>
-              <w:t>..... /..... /{{NAM}}</w:t>
-            </w:r>
-          </w:p>
-        </w:tc>
-        <w:tc>
-          <w:tcPr>
-            <w:tcW w:w="2800" w:type="dxa"/>
-            <w:tcMar>
-              <w:top w:w="40" w:type="dxa"/>
-              <w:left w:w="70" w:type="dxa"/>
-              <w:bottom w:w="40" w:type="dxa"/>
-              <w:right w:w="70" w:type="dxa"/>
-            </w:tcMar>
-          </w:tcPr>
-          <w:p>
-            <w:r>
-              <w:t>□  Đồng ý nghiệm thu</w:t>
-            </w:r>
-          </w:p>
-          <w:p>
-            <w:r>
-              <w:t>□  Ý kiến khác:</w:t>
-            </w:r>
-          </w:p>
-          <w:p>
-            <w:r>
-              <w:t>.........................................</w:t>
-            </w:r>
-          </w:p>
-        </w:tc>
-        <w:tc>
-          <w:tcPr>
-            <w:tcW w:w="2638" w:type="dxa"/>
-            <w:tcMar>
-              <w:top w:w="40" w:type="dxa"/>
-              <w:left w:w="70" w:type="dxa"/>
-              <w:bottom w:w="40" w:type="dxa"/>
-              <w:right w:w="70" w:type="dxa"/>
-            </w:tcMar>
-          </w:tcPr>
-          <w:p>
-            <w:r>
-              <w:t>Họ và tên: ....................</w:t>
-            </w:r>
-          </w:p>
-          <w:p>
-            <w:r>
-              <w:t>Chữ ký:</w:t>
-            </w:r>
-          </w:p>
-        </w:tc>
-      </w:tr>
-      <w:tr>
-        <w:tc>
-          <w:tcPr>
-            <w:tcW w:w="2200" w:type="dxa"/>
-            <w:tcMar>
-              <w:top w:w="40" w:type="dxa"/>
-              <w:left w:w="70" w:type="dxa"/>
-              <w:bottom w:w="40" w:type="dxa"/>
-              <w:right w:w="70" w:type="dxa"/>
-            </w:tcMar>
-            <w:vAlign w:val="center"/>
-          </w:tcPr>
-          <w:p>
-            <w:r>
-              <w:rPr>
-                <w:b/>
-                <w:bCs/>
-              </w:rPr>
-              <w:t>TỔNG THẦU</w:t>
-            </w:r>
-          </w:p>
-        </w:tc>
-        <w:tc>
-          <w:tcPr>
-            <w:tcW w:w="2000" w:type="dxa"/>
-            <w:tcMar>
-              <w:top w:w="40" w:type="dxa"/>
-              <w:left w:w="70" w:type="dxa"/>
-              <w:bottom w:w="40" w:type="dxa"/>
-              <w:right w:w="70" w:type="dxa"/>
-            </w:tcMar>
-            <w:vAlign w:val="center"/>
-          </w:tcPr>
-          <w:p>
-            <w:pPr>
-              <w:jc w:val="center"/>
-            </w:pPr>
-            <w:r>
-              <w:t>..... giờ .....</w:t>
-            </w:r>
-          </w:p>
-          <w:p>
-            <w:pPr>
-              <w:jc w:val="center"/>
-            </w:pPr>
-            <w:r>
-              <w:t>..... /..... /{{NAM}}</w:t>
-            </w:r>
-          </w:p>
-        </w:tc>
-        <w:tc>
-          <w:tcPr>
-            <w:tcW w:w="2800" w:type="dxa"/>
-            <w:tcMar>
-              <w:top w:w="40" w:type="dxa"/>
-              <w:left w:w="70" w:type="dxa"/>
-              <w:bottom w:w="40" w:type="dxa"/>
-              <w:right w:w="70" w:type="dxa"/>
-            </w:tcMar>
-          </w:tcPr>
-          <w:p>
-            <w:r>
-              <w:t>□  Đồng ý nghiệm thu</w:t>
-            </w:r>
-          </w:p>
-          <w:p>
-            <w:r>
-              <w:t>□  Ý kiến khác:</w:t>
-            </w:r>
-          </w:p>
-          <w:p>
-            <w:r>
-              <w:t>.........................................</w:t>
-            </w:r>
-          </w:p>
-        </w:tc>
-        <w:tc>
-          <w:tcPr>
-            <w:tcW w:w="2638" w:type="dxa"/>
-            <w:tcMar>
-              <w:top w:w="40" w:type="dxa"/>
-              <w:left w:w="70" w:type="dxa"/>
-              <w:bottom w:w="40" w:type="dxa"/>
-              <w:right w:w="70" w:type="dxa"/>
-            </w:tcMar>
-          </w:tcPr>
-          <w:p>
-            <w:r>
-              <w:t>Họ và tên: ....................</w:t>
-            </w:r>
-          </w:p>
-          <w:p>
-            <w:r>
-              <w:t>Chữ ký:</w:t>
+            <w:tcW w:w="9638" w:type="dxa"/>
+          </w:tcPr>
+          <w:p>
+            <w:r>
+              <w:t>{{BLOCK_NN}}</w:t>
             </w:r>
           </w:p>
         </w:tc>
@@ -15074,167 +13630,7 @@
         <w:spacing w:after="20" w:line="264" w:lineRule="auto"/>
       </w:pPr>
       <w:r>
-        <w:rPr>
-          <w:b/>
-          <w:bCs/>
-        </w:rPr>
-        <w:t>a. Đại diện Chủ đầu tư: {{CHU_DAU_TU}}</w:t>
-      </w:r>
-    </w:p>
-    <w:p>
-      <w:pPr>
-        <w:tabs>
-          <w:tab w:val="left" w:pos="3600"/>
-        </w:tabs>
-        <w:spacing w:after="20" w:line="264" w:lineRule="auto"/>
-      </w:pPr>
-      <w:r>
-        <w:t>- Ông: .......................</w:t>
-      </w:r>
-      <w:r>
-        <w:tab/>
-        <w:t>Chức vụ: ...................................................</w:t>
-      </w:r>
-    </w:p>
-    <w:p>
-      <w:pPr>
-        <w:tabs>
-          <w:tab w:val="left" w:pos="3600"/>
-        </w:tabs>
-        <w:spacing w:after="40" w:line="264" w:lineRule="auto"/>
-      </w:pPr>
-      <w:r>
-        <w:t>- Ông: .......................</w:t>
-      </w:r>
-      <w:r>
-        <w:tab/>
-        <w:t>Chức vụ: ...................................................</w:t>
-      </w:r>
-    </w:p>
-    <w:p>
-      <w:pPr>
-        <w:spacing w:after="20" w:line="264" w:lineRule="auto"/>
-      </w:pPr>
-      <w:r>
-        <w:rPr>
-          <w:b/>
-          <w:bCs/>
-        </w:rPr>
-        <w:t>b. Đại diện Tư vấn giám sát:</w:t>
-      </w:r>
-    </w:p>
-    <w:p>
-      <w:pPr>
-        <w:tabs>
-          <w:tab w:val="left" w:pos="3600"/>
-        </w:tabs>
-        <w:spacing w:after="20" w:line="264" w:lineRule="auto"/>
-      </w:pPr>
-      <w:r>
-        <w:t>- Ông: .......................</w:t>
-      </w:r>
-      <w:r>
-        <w:tab/>
-        <w:t>Chức vụ: ...................................................</w:t>
-      </w:r>
-    </w:p>
-    <w:p>
-      <w:pPr>
-        <w:tabs>
-          <w:tab w:val="left" w:pos="3600"/>
-        </w:tabs>
-        <w:spacing w:after="40" w:line="264" w:lineRule="auto"/>
-      </w:pPr>
-      <w:r>
-        <w:t>- Ông: .......................</w:t>
-      </w:r>
-      <w:r>
-        <w:tab/>
-        <w:t>Chức vụ: ...................................................</w:t>
-      </w:r>
-    </w:p>
-    <w:p>
-      <w:pPr>
-        <w:spacing w:after="20" w:line="264" w:lineRule="auto"/>
-      </w:pPr>
-      <w:r>
-        <w:rPr>
-          <w:b/>
-          <w:bCs/>
-        </w:rPr>
-        <w:t>c. Đại diện Tổng thầu thi công: {{TONG_THAU}}</w:t>
-      </w:r>
-    </w:p>
-    <w:p>
-      <w:pPr>
-        <w:tabs>
-          <w:tab w:val="left" w:pos="3600"/>
-        </w:tabs>
-        <w:spacing w:after="20" w:line="264" w:lineRule="auto"/>
-      </w:pPr>
-      <w:r>
-        <w:t>- Ông: .......................</w:t>
-      </w:r>
-      <w:r>
-        <w:tab/>
-        <w:t>Chức vụ: ...................................................</w:t>
-      </w:r>
-    </w:p>
-    <w:p>
-      <w:pPr>
-        <w:tabs>
-          <w:tab w:val="left" w:pos="3600"/>
-        </w:tabs>
-        <w:spacing w:after="40" w:line="264" w:lineRule="auto"/>
-      </w:pPr>
-      <w:r>
-        <w:t>- Ông: Trần Tuấn Minh</w:t>
-      </w:r>
-      <w:r>
-        <w:tab/>
-        <w:t>Chức vụ: Giám sát Xây dựng</w:t>
-      </w:r>
-    </w:p>
-    <w:p>
-      <w:pPr>
-        <w:spacing w:after="20" w:line="264" w:lineRule="auto"/>
-      </w:pPr>
-      <w:r>
-        <w:rPr>
-          <w:b/>
-          <w:bCs/>
-        </w:rPr>
-        <w:t>d. Đại diện Nhà thầu thi công: {{NHA_THAU}}</w:t>
-      </w:r>
-    </w:p>
-    <w:p>
-      <w:pPr>
-        <w:tabs>
-          <w:tab w:val="left" w:pos="3600"/>
-        </w:tabs>
-        <w:spacing w:after="20" w:line="264" w:lineRule="auto"/>
-      </w:pPr>
-      <w:r>
-        <w:t>- Ông: .......................</w:t>
-      </w:r>
-      <w:r>
-        <w:tab/>
-        <w:t>Chức vụ: ...................................................</w:t>
-      </w:r>
-    </w:p>
-    <w:p>
-      <w:pPr>
-        <w:tabs>
-          <w:tab w:val="left" w:pos="3600"/>
-        </w:tabs>
-        <w:spacing w:after="80" w:line="264" w:lineRule="auto"/>
-      </w:pPr>
-      <w:r>
-        <w:t>- Ông: Lại Xuân Hóa</w:t>
-      </w:r>
-      <w:r>
-        <w:tab/>
-        <w:t>Chức vụ: Chỉ huy trưởng</w:t>
+        <w:t>{{BLOCK_TP}}</w:t>
       </w:r>
     </w:p>
     <w:p>
@@ -16791,437 +15187,13 @@
         <w:t>6. Các thành phần trực tiếp tham gia nghiệm thu:</w:t>
       </w:r>
     </w:p>
-    <w:tbl>
-      <w:tblPr>
-        <w:tblW w:w="9638" w:type="dxa"/>
-        <w:tblBorders>
-          <w:top w:val="none" w:sz="0" w:space="0" w:color="FFFFFF"/>
-          <w:left w:val="none" w:sz="0" w:space="0" w:color="FFFFFF"/>
-          <w:bottom w:val="none" w:sz="0" w:space="0" w:color="FFFFFF"/>
-          <w:right w:val="none" w:sz="0" w:space="0" w:color="FFFFFF"/>
-          <w:insideH w:val="none" w:sz="0" w:space="0" w:color="FFFFFF"/>
-          <w:insideV w:val="none" w:sz="0" w:space="0" w:color="FFFFFF"/>
-        </w:tblBorders>
-        <w:tblCellMar>
-          <w:left w:w="10" w:type="dxa"/>
-          <w:right w:w="10" w:type="dxa"/>
-        </w:tblCellMar>
-        <w:tblLook w:val="0000" w:firstRow="0" w:lastRow="0" w:firstColumn="0" w:lastColumn="0" w:noHBand="0" w:noVBand="0"/>
-      </w:tblPr>
-      <w:tblGrid>
-        <w:gridCol w:w="4819"/>
-        <w:gridCol w:w="4819"/>
-      </w:tblGrid>
-      <w:tr>
-        <w:trPr>
-          <w:cantSplit/>
-        </w:trPr>
-        <w:tc>
-          <w:tcPr>
-            <w:tcW w:w="4819" w:type="dxa"/>
-            <w:tcMar>
-              <w:top w:w="40" w:type="dxa"/>
-              <w:left w:w="70" w:type="dxa"/>
-              <w:bottom w:w="40" w:type="dxa"/>
-              <w:right w:w="70" w:type="dxa"/>
-            </w:tcMar>
-            <w:vAlign w:val="bottom"/>
-          </w:tcPr>
-          <w:p>
-            <w:pPr>
-              <w:spacing w:line="264" w:lineRule="auto"/>
-              <w:jc w:val="center"/>
-            </w:pPr>
-            <w:r>
-              <w:rPr>
-                <w:b/>
-                <w:bCs/>
-              </w:rPr>
-              <w:t>ĐẠI DIỆN CHỦ ĐẦU TƯ</w:t>
-            </w:r>
-          </w:p>
-        </w:tc>
-        <w:tc>
-          <w:tcPr>
-            <w:tcW w:w="4819" w:type="dxa"/>
-            <w:tcMar>
-              <w:top w:w="40" w:type="dxa"/>
-              <w:left w:w="70" w:type="dxa"/>
-              <w:bottom w:w="40" w:type="dxa"/>
-              <w:right w:w="70" w:type="dxa"/>
-            </w:tcMar>
-            <w:vAlign w:val="bottom"/>
-          </w:tcPr>
-          <w:p>
-            <w:pPr>
-              <w:spacing w:line="264" w:lineRule="auto"/>
-              <w:jc w:val="center"/>
-            </w:pPr>
-            <w:r>
-              <w:rPr>
-                <w:b/>
-                <w:bCs/>
-              </w:rPr>
-              <w:t>ĐẠI DIỆN TƯ VẤN GIÁM SÁT</w:t>
-            </w:r>
-          </w:p>
-        </w:tc>
-      </w:tr>
-      <w:tr>
-        <w:trPr>
-          <w:cantSplit/>
-        </w:trPr>
-        <w:tc>
-          <w:tcPr>
-            <w:tcW w:w="4819" w:type="dxa"/>
-            <w:tcMar>
-              <w:top w:w="40" w:type="dxa"/>
-              <w:left w:w="70" w:type="dxa"/>
-              <w:bottom w:w="40" w:type="dxa"/>
-              <w:right w:w="70" w:type="dxa"/>
-            </w:tcMar>
-          </w:tcPr>
-          <w:p>
-            <w:pPr>
-              <w:spacing w:line="264" w:lineRule="auto"/>
-              <w:jc w:val="center"/>
-            </w:pPr>
-            <w:r>
-              <w:rPr>
-                <w:i/>
-                <w:iCs/>
-                <w:sz w:val="22"/>
-                <w:szCs w:val="22"/>
-                <w:u w:val="single"/>
-              </w:rPr>
-              <w:t>(Ký, ghi rõ họ tên)</w:t>
-            </w:r>
-          </w:p>
-          <w:p>
-            <w:pPr>
-              <w:spacing w:line="264" w:lineRule="auto"/>
-            </w:pPr>
-          </w:p>
-          <w:p>
-            <w:pPr>
-              <w:spacing w:line="264" w:lineRule="auto"/>
-            </w:pPr>
-          </w:p>
-          <w:p>
-            <w:pPr>
-              <w:spacing w:line="264" w:lineRule="auto"/>
-            </w:pPr>
-          </w:p>
-        </w:tc>
-        <w:tc>
-          <w:tcPr>
-            <w:tcW w:w="4819" w:type="dxa"/>
-            <w:tcMar>
-              <w:top w:w="40" w:type="dxa"/>
-              <w:left w:w="70" w:type="dxa"/>
-              <w:bottom w:w="40" w:type="dxa"/>
-              <w:right w:w="70" w:type="dxa"/>
-            </w:tcMar>
-          </w:tcPr>
-          <w:p>
-            <w:pPr>
-              <w:spacing w:line="264" w:lineRule="auto"/>
-              <w:jc w:val="center"/>
-            </w:pPr>
-            <w:r>
-              <w:rPr>
-                <w:i/>
-                <w:iCs/>
-                <w:sz w:val="22"/>
-                <w:szCs w:val="22"/>
-                <w:u w:val="single"/>
-              </w:rPr>
-              <w:t>(Ký, ghi rõ họ tên)</w:t>
-            </w:r>
-          </w:p>
-          <w:p>
-            <w:pPr>
-              <w:spacing w:line="264" w:lineRule="auto"/>
-            </w:pPr>
-          </w:p>
-          <w:p>
-            <w:pPr>
-              <w:spacing w:line="264" w:lineRule="auto"/>
-            </w:pPr>
-          </w:p>
-          <w:p>
-            <w:pPr>
-              <w:spacing w:line="264" w:lineRule="auto"/>
-            </w:pPr>
-          </w:p>
-        </w:tc>
-      </w:tr>
-    </w:tbl>
-    <w:p>
-      <w:pPr>
-        <w:spacing w:after="120" w:line="264" w:lineRule="auto"/>
-      </w:pPr>
-    </w:p>
-    <w:tbl>
-      <w:tblPr>
-        <w:tblW w:w="9638" w:type="dxa"/>
-        <w:tblBorders>
-          <w:top w:val="none" w:sz="0" w:space="0" w:color="FFFFFF"/>
-          <w:left w:val="none" w:sz="0" w:space="0" w:color="FFFFFF"/>
-          <w:bottom w:val="none" w:sz="0" w:space="0" w:color="FFFFFF"/>
-          <w:right w:val="none" w:sz="0" w:space="0" w:color="FFFFFF"/>
-          <w:insideH w:val="none" w:sz="0" w:space="0" w:color="FFFFFF"/>
-          <w:insideV w:val="none" w:sz="0" w:space="0" w:color="FFFFFF"/>
-        </w:tblBorders>
-        <w:tblCellMar>
-          <w:left w:w="10" w:type="dxa"/>
-          <w:right w:w="10" w:type="dxa"/>
-        </w:tblCellMar>
-        <w:tblLook w:val="0000" w:firstRow="0" w:lastRow="0" w:firstColumn="0" w:lastColumn="0" w:noHBand="0" w:noVBand="0"/>
-      </w:tblPr>
-      <w:tblGrid>
-        <w:gridCol w:w="4819"/>
-        <w:gridCol w:w="4819"/>
-      </w:tblGrid>
-      <w:tr>
-        <w:trPr>
-          <w:cantSplit/>
-        </w:trPr>
-        <w:tc>
-          <w:tcPr>
-            <w:tcW w:w="4819" w:type="dxa"/>
-            <w:tcMar>
-              <w:top w:w="40" w:type="dxa"/>
-              <w:left w:w="70" w:type="dxa"/>
-              <w:bottom w:w="40" w:type="dxa"/>
-              <w:right w:w="70" w:type="dxa"/>
-            </w:tcMar>
-            <w:vAlign w:val="bottom"/>
-          </w:tcPr>
-          <w:p>
-            <w:pPr>
-              <w:spacing w:line="264" w:lineRule="auto"/>
-              <w:jc w:val="center"/>
-              <w:rPr>
-                <w:b/>
-                <w:bCs/>
-              </w:rPr>
-            </w:pPr>
-            <w:r>
-              <w:rPr>
-                <w:b/>
-                <w:bCs/>
-              </w:rPr>
-              <w:t>ĐẠI DIỆN TỔNG THẦU THI CÔNG</w:t>
-            </w:r>
-          </w:p>
-          <w:p>
-            <w:pPr>
-              <w:spacing w:line="264" w:lineRule="auto"/>
-              <w:jc w:val="center"/>
-              <w:rPr>
-                <w:b/>
-                <w:bCs/>
-                <w:sz w:val="22"/>
-                <w:szCs w:val="22"/>
-              </w:rPr>
-            </w:pPr>
-            <w:r>
-              <w:rPr>
-                <w:b/>
-                <w:bCs/>
-                <w:sz w:val="22"/>
-                <w:szCs w:val="22"/>
-              </w:rPr>
-              <w:t xml:space="preserve">{{TONG_THAU_HOA}}</w:t>
-            </w:r>
-          </w:p>
-          <w:p>
-            <w:pPr>
-              <w:spacing w:line="264" w:lineRule="auto"/>
-              <w:jc w:val="center"/>
-            </w:pPr>
-            <w:r>
-              <w:rPr>
-                <w:b/>
-                <w:bCs/>
-                <w:sz w:val="22"/>
-                <w:szCs w:val="22"/>
-              </w:rPr>
-              <w:t/>
-            </w:r>
-          </w:p>
-        </w:tc>
-        <w:tc>
-          <w:tcPr>
-            <w:tcW w:w="4819" w:type="dxa"/>
-            <w:tcMar>
-              <w:top w:w="40" w:type="dxa"/>
-              <w:left w:w="70" w:type="dxa"/>
-              <w:bottom w:w="40" w:type="dxa"/>
-              <w:right w:w="70" w:type="dxa"/>
-            </w:tcMar>
-            <w:vAlign w:val="bottom"/>
-          </w:tcPr>
-          <w:p>
-            <w:pPr>
-              <w:spacing w:line="264" w:lineRule="auto"/>
-              <w:jc w:val="center"/>
-            </w:pPr>
-            <w:r>
-              <w:rPr>
-                <w:b/>
-                <w:bCs/>
-              </w:rPr>
-              <w:t>ĐẠI DIỆN ĐƠN VỊ THI CÔNG</w:t>
-            </w:r>
-          </w:p>
-          <w:p>
-            <w:pPr>
-              <w:spacing w:line="264" w:lineRule="auto"/>
-              <w:jc w:val="center"/>
-            </w:pPr>
-            <w:r>
-              <w:rPr>
-                <w:b/>
-                <w:bCs/>
-                <w:sz w:val="22"/>
-                <w:szCs w:val="22"/>
-              </w:rPr>
-              <w:t>{{NHA_THAU_HOA}}</w:t>
-            </w:r>
-          </w:p>
-        </w:tc>
-      </w:tr>
-      <w:tr>
-        <w:trPr>
-          <w:cantSplit/>
-        </w:trPr>
-        <w:tc>
-          <w:tcPr>
-            <w:tcW w:w="4819" w:type="dxa"/>
-            <w:tcMar>
-              <w:top w:w="40" w:type="dxa"/>
-              <w:left w:w="70" w:type="dxa"/>
-              <w:bottom w:w="40" w:type="dxa"/>
-              <w:right w:w="70" w:type="dxa"/>
-            </w:tcMar>
-          </w:tcPr>
-          <w:p>
-            <w:pPr>
-              <w:spacing w:line="264" w:lineRule="auto"/>
-              <w:jc w:val="center"/>
-            </w:pPr>
-            <w:r>
-              <w:rPr>
-                <w:i/>
-                <w:iCs/>
-                <w:sz w:val="22"/>
-                <w:szCs w:val="22"/>
-                <w:u w:val="single"/>
-              </w:rPr>
-              <w:t>(Ký, ghi rõ họ tên)</w:t>
-            </w:r>
-          </w:p>
-          <w:p>
-            <w:pPr>
-              <w:spacing w:line="264" w:lineRule="auto"/>
-            </w:pPr>
-          </w:p>
-          <w:p>
-            <w:pPr>
-              <w:spacing w:line="264" w:lineRule="auto"/>
-            </w:pPr>
-          </w:p>
-          <w:p>
-            <w:pPr>
-              <w:spacing w:line="264" w:lineRule="auto"/>
-            </w:pPr>
-          </w:p>
-        </w:tc>
-        <w:tc>
-          <w:tcPr>
-            <w:tcW w:w="4819" w:type="dxa"/>
-            <w:tcMar>
-              <w:top w:w="40" w:type="dxa"/>
-              <w:left w:w="70" w:type="dxa"/>
-              <w:bottom w:w="40" w:type="dxa"/>
-              <w:right w:w="70" w:type="dxa"/>
-            </w:tcMar>
-          </w:tcPr>
-          <w:p>
-            <w:pPr>
-              <w:spacing w:line="264" w:lineRule="auto"/>
-              <w:jc w:val="center"/>
-            </w:pPr>
-            <w:r>
-              <w:rPr>
-                <w:i/>
-                <w:iCs/>
-                <w:sz w:val="22"/>
-                <w:szCs w:val="22"/>
-                <w:u w:val="single"/>
-              </w:rPr>
-              <w:t>(Ký, ghi rõ họ tên)</w:t>
-            </w:r>
-          </w:p>
-          <w:p>
-            <w:pPr>
-              <w:spacing w:line="264" w:lineRule="auto"/>
-            </w:pPr>
-          </w:p>
-          <w:p>
-            <w:pPr>
-              <w:spacing w:line="264" w:lineRule="auto"/>
-            </w:pPr>
-          </w:p>
-          <w:p>
-            <w:pPr>
-              <w:spacing w:line="264" w:lineRule="auto"/>
-            </w:pPr>
-          </w:p>
-          <w:p>
-            <w:pPr>
-              <w:spacing w:line="264" w:lineRule="auto"/>
-              <w:jc w:val="center"/>
-            </w:pPr>
-            <w:r>
-              <w:rPr>
-                <w:b/>
-                <w:bCs/>
-              </w:rPr>
-              <w:t>Lại Xuân Hóa</w:t>
-            </w:r>
-          </w:p>
-          <w:p>
-            <w:pPr>
-              <w:spacing w:line="264" w:lineRule="auto"/>
-              <w:jc w:val="center"/>
-            </w:pPr>
-            <w:r>
-              <w:rPr>
-                <w:i/>
-                <w:iCs/>
-                <w:sz w:val="22"/>
-                <w:szCs w:val="22"/>
-              </w:rPr>
-              <w:t>Chỉ huy trưởng</w:t>
-            </w:r>
-          </w:p>
-        </w:tc>
-      </w:tr>
-    </w:tbl>
-    <w:p>
-      <w:pPr>
-        <w:sectPr>
-          <w:footerReference w:type="default" r:id="rId15"/>
-          <w:pgSz w:w="11907" w:h="16840"/>
-          <w:pgMar w:top="1134" w:right="851" w:bottom="990" w:left="1418" w:header="708" w:footer="708" w:gutter="0"/>
-          <w:pgNumType w:start="1"/>
-          <w:cols w:space="720"/>
-          <w:docGrid w:linePitch="360"/>
-        </w:sectPr>
-      </w:pPr>
+    <w:p>
+      <w:pPr>
+        <w:spacing w:after="20" w:line="264" w:lineRule="auto"/>
+      </w:pPr>
+      <w:r>
+        <w:t>{{BLOCK_KY}}</w:t>
+      </w:r>
     </w:p>
     <w:tbl>
       <w:tblPr>
@@ -22686,276 +20658,14 @@
         <w:spacing w:after="120" w:line="264" w:lineRule="auto"/>
       </w:pPr>
     </w:p>
-    <w:tbl>
-      <w:tblPr>
-        <w:tblW w:w="9638" w:type="dxa"/>
-        <w:tblBorders>
-          <w:top w:val="none" w:sz="0" w:space="0" w:color="FFFFFF"/>
-          <w:left w:val="none" w:sz="0" w:space="0" w:color="FFFFFF"/>
-          <w:bottom w:val="none" w:sz="0" w:space="0" w:color="FFFFFF"/>
-          <w:right w:val="none" w:sz="0" w:space="0" w:color="FFFFFF"/>
-          <w:insideH w:val="none" w:sz="0" w:space="0" w:color="FFFFFF"/>
-          <w:insideV w:val="none" w:sz="0" w:space="0" w:color="FFFFFF"/>
-        </w:tblBorders>
-        <w:tblCellMar>
-          <w:left w:w="10" w:type="dxa"/>
-          <w:right w:w="10" w:type="dxa"/>
-        </w:tblCellMar>
-        <w:tblLook w:val="0000" w:firstRow="0" w:lastRow="0" w:firstColumn="0" w:lastColumn="0" w:noHBand="0" w:noVBand="0"/>
-      </w:tblPr>
-      <w:tblGrid>
-        <w:gridCol w:w="3212"/>
-        <w:gridCol w:w="3212"/>
-        <w:gridCol w:w="3214"/>
-      </w:tblGrid>
-      <w:tr>
-        <w:trPr>
-          <w:cantSplit/>
-        </w:trPr>
-        <w:tc>
-          <w:tcPr>
-            <w:tcW w:w="3212" w:type="dxa"/>
-            <w:tcMar>
-              <w:top w:w="40" w:type="dxa"/>
-              <w:left w:w="70" w:type="dxa"/>
-              <w:bottom w:w="40" w:type="dxa"/>
-              <w:right w:w="70" w:type="dxa"/>
-            </w:tcMar>
-            <w:vAlign w:val="bottom"/>
-          </w:tcPr>
-          <w:p>
-            <w:pPr>
-              <w:spacing w:line="264" w:lineRule="auto"/>
-              <w:jc w:val="center"/>
-            </w:pPr>
-            <w:r>
-              <w:rPr>
-                <w:b/>
-                <w:bCs/>
-                <w:sz w:val="20"/>
-                <w:szCs w:val="20"/>
-              </w:rPr>
-              <w:t>ĐẠI DIỆN TƯ VẤN GIÁM SÁT</w:t>
-            </w:r>
-          </w:p>
-        </w:tc>
-        <w:tc>
-          <w:tcPr>
-            <w:tcW w:w="3212" w:type="dxa"/>
-            <w:tcMar>
-              <w:top w:w="40" w:type="dxa"/>
-              <w:left w:w="70" w:type="dxa"/>
-              <w:bottom w:w="40" w:type="dxa"/>
-              <w:right w:w="70" w:type="dxa"/>
-            </w:tcMar>
-            <w:vAlign w:val="bottom"/>
-          </w:tcPr>
-          <w:p>
-            <w:pPr>
-              <w:spacing w:line="264" w:lineRule="auto"/>
-              <w:jc w:val="center"/>
-            </w:pPr>
-            <w:r>
-              <w:rPr>
-                <w:b/>
-                <w:bCs/>
-                <w:sz w:val="20"/>
-                <w:szCs w:val="20"/>
-              </w:rPr>
-              <w:t>ĐẠI DIỆN TỔNG THẦU</w:t>
-            </w:r>
-          </w:p>
-        </w:tc>
-        <w:tc>
-          <w:tcPr>
-            <w:tcW w:w="3214" w:type="dxa"/>
-            <w:tcMar>
-              <w:top w:w="40" w:type="dxa"/>
-              <w:left w:w="70" w:type="dxa"/>
-              <w:bottom w:w="40" w:type="dxa"/>
-              <w:right w:w="70" w:type="dxa"/>
-            </w:tcMar>
-            <w:vAlign w:val="bottom"/>
-          </w:tcPr>
-          <w:p>
-            <w:pPr>
-              <w:spacing w:line="264" w:lineRule="auto"/>
-              <w:jc w:val="center"/>
-            </w:pPr>
-            <w:r>
-              <w:rPr>
-                <w:b/>
-                <w:bCs/>
-                <w:sz w:val="20"/>
-                <w:szCs w:val="20"/>
-              </w:rPr>
-              <w:t>ĐẠI DIỆN ĐƠN VỊ THI CÔNG</w:t>
-            </w:r>
-          </w:p>
-        </w:tc>
-      </w:tr>
-      <w:tr>
-        <w:trPr>
-          <w:cantSplit/>
-        </w:trPr>
-        <w:tc>
-          <w:tcPr>
-            <w:tcW w:w="3212" w:type="dxa"/>
-            <w:tcMar>
-              <w:top w:w="40" w:type="dxa"/>
-              <w:left w:w="70" w:type="dxa"/>
-              <w:bottom w:w="40" w:type="dxa"/>
-              <w:right w:w="70" w:type="dxa"/>
-            </w:tcMar>
-          </w:tcPr>
-          <w:p>
-            <w:pPr>
-              <w:spacing w:line="264" w:lineRule="auto"/>
-              <w:jc w:val="center"/>
-            </w:pPr>
-            <w:r>
-              <w:rPr>
-                <w:i/>
-                <w:iCs/>
-                <w:sz w:val="18"/>
-                <w:szCs w:val="18"/>
-                <w:u w:val="single"/>
-              </w:rPr>
-              <w:t>(Ký, ghi rõ họ tên)</w:t>
-            </w:r>
-          </w:p>
-          <w:p>
-            <w:pPr>
-              <w:spacing w:line="264" w:lineRule="auto"/>
-            </w:pPr>
-          </w:p>
-          <w:p>
-            <w:pPr>
-              <w:spacing w:line="264" w:lineRule="auto"/>
-            </w:pPr>
-          </w:p>
-          <w:p>
-            <w:pPr>
-              <w:spacing w:line="264" w:lineRule="auto"/>
-            </w:pPr>
-          </w:p>
-        </w:tc>
-        <w:tc>
-          <w:tcPr>
-            <w:tcW w:w="3212" w:type="dxa"/>
-            <w:tcMar>
-              <w:top w:w="40" w:type="dxa"/>
-              <w:left w:w="70" w:type="dxa"/>
-              <w:bottom w:w="40" w:type="dxa"/>
-              <w:right w:w="70" w:type="dxa"/>
-            </w:tcMar>
-          </w:tcPr>
-          <w:p>
-            <w:pPr>
-              <w:spacing w:line="264" w:lineRule="auto"/>
-              <w:jc w:val="center"/>
-            </w:pPr>
-            <w:r>
-              <w:rPr>
-                <w:i/>
-                <w:iCs/>
-                <w:sz w:val="18"/>
-                <w:szCs w:val="18"/>
-                <w:u w:val="single"/>
-              </w:rPr>
-              <w:t>(Ký, ghi rõ họ tên)</w:t>
-            </w:r>
-          </w:p>
-          <w:p>
-            <w:pPr>
-              <w:spacing w:line="264" w:lineRule="auto"/>
-            </w:pPr>
-          </w:p>
-          <w:p>
-            <w:pPr>
-              <w:spacing w:line="264" w:lineRule="auto"/>
-            </w:pPr>
-          </w:p>
-          <w:p>
-            <w:pPr>
-              <w:spacing w:line="264" w:lineRule="auto"/>
-            </w:pPr>
-          </w:p>
-        </w:tc>
-        <w:tc>
-          <w:tcPr>
-            <w:tcW w:w="3214" w:type="dxa"/>
-            <w:tcMar>
-              <w:top w:w="40" w:type="dxa"/>
-              <w:left w:w="70" w:type="dxa"/>
-              <w:bottom w:w="40" w:type="dxa"/>
-              <w:right w:w="70" w:type="dxa"/>
-            </w:tcMar>
-          </w:tcPr>
-          <w:p>
-            <w:pPr>
-              <w:spacing w:line="264" w:lineRule="auto"/>
-              <w:jc w:val="center"/>
-            </w:pPr>
-            <w:r>
-              <w:rPr>
-                <w:i/>
-                <w:iCs/>
-                <w:sz w:val="18"/>
-                <w:szCs w:val="18"/>
-                <w:u w:val="single"/>
-              </w:rPr>
-              <w:t>(Ký, ghi rõ họ tên)</w:t>
-            </w:r>
-          </w:p>
-          <w:p>
-            <w:pPr>
-              <w:spacing w:line="264" w:lineRule="auto"/>
-            </w:pPr>
-          </w:p>
-          <w:p>
-            <w:pPr>
-              <w:spacing w:line="264" w:lineRule="auto"/>
-            </w:pPr>
-          </w:p>
-          <w:p>
-            <w:pPr>
-              <w:spacing w:line="264" w:lineRule="auto"/>
-            </w:pPr>
-          </w:p>
-          <w:p>
-            <w:pPr>
-              <w:spacing w:line="264" w:lineRule="auto"/>
-              <w:jc w:val="center"/>
-            </w:pPr>
-            <w:r>
-              <w:rPr>
-                <w:b/>
-                <w:bCs/>
-                <w:sz w:val="20"/>
-                <w:szCs w:val="20"/>
-              </w:rPr>
-              <w:t>Lại Xuân Hóa</w:t>
-            </w:r>
-          </w:p>
-          <w:p>
-            <w:pPr>
-              <w:spacing w:line="264" w:lineRule="auto"/>
-              <w:jc w:val="center"/>
-            </w:pPr>
-            <w:r>
-              <w:rPr>
-                <w:i/>
-                <w:iCs/>
-                <w:sz w:val="18"/>
-                <w:szCs w:val="18"/>
-              </w:rPr>
-              <w:t>Chỉ huy trưởng</w:t>
-            </w:r>
-          </w:p>
-        </w:tc>
-      </w:tr>
-    </w:tbl>
+    <w:p>
+      <w:pPr>
+        <w:spacing w:after="20" w:line="264" w:lineRule="auto"/>
+      </w:pPr>
+      <w:r>
+        <w:t>{{BLOCK_KY_KT}}</w:t>
+      </w:r>
+    </w:p>
     <w:p>
       <w:pPr>
         <w:sectPr>
@@ -23439,28 +21149,9 @@
     <w:p>
       <w:pPr>
         <w:spacing w:after="20" w:line="264" w:lineRule="auto"/>
-        <w:ind w:left="360"/>
       </w:pPr>
       <w:r>
-        <w:t>- Chủ đầu tư: {{CHU_DAU_TU}}</w:t>
-      </w:r>
-    </w:p>
-    <w:p>
-      <w:pPr>
-        <w:spacing w:after="20" w:line="264" w:lineRule="auto"/>
-        <w:ind w:left="360"/>
-      </w:pPr>
-      <w:r>
-        <w:t>- Đoàn Tư vấn giám sát: {{TVGS}}........</w:t>
-      </w:r>
-    </w:p>
-    <w:p>
-      <w:pPr>
-        <w:spacing w:after="80" w:line="264" w:lineRule="auto"/>
-        <w:ind w:left="360"/>
-      </w:pPr>
-      <w:r>
-        <w:t>- Tổng thầu thi công: {{TONG_THAU}}</w:t>
+        <w:t>{{BLOCK_KG}}</w:t>
       </w:r>
     </w:p>
     <w:p>
@@ -23670,293 +21361,11 @@
       <w:tr>
         <w:tc>
           <w:tcPr>
-            <w:tcW w:w="2200" w:type="dxa"/>
-            <w:tcMar>
-              <w:top w:w="40" w:type="dxa"/>
-              <w:left w:w="70" w:type="dxa"/>
-              <w:bottom w:w="40" w:type="dxa"/>
-              <w:right w:w="70" w:type="dxa"/>
-            </w:tcMar>
-            <w:vAlign w:val="center"/>
-          </w:tcPr>
-          <w:p>
-            <w:r>
-              <w:rPr>
-                <w:b/>
-                <w:bCs/>
-              </w:rPr>
-              <w:t>CHỦ ĐẦU TƯ</w:t>
-            </w:r>
-          </w:p>
-        </w:tc>
-        <w:tc>
-          <w:tcPr>
-            <w:tcW w:w="2000" w:type="dxa"/>
-            <w:tcMar>
-              <w:top w:w="40" w:type="dxa"/>
-              <w:left w:w="70" w:type="dxa"/>
-              <w:bottom w:w="40" w:type="dxa"/>
-              <w:right w:w="70" w:type="dxa"/>
-            </w:tcMar>
-            <w:vAlign w:val="center"/>
-          </w:tcPr>
-          <w:p>
-            <w:pPr>
-              <w:jc w:val="center"/>
-            </w:pPr>
-            <w:r>
-              <w:t>..... giờ .....</w:t>
-            </w:r>
-          </w:p>
-          <w:p>
-            <w:pPr>
-              <w:jc w:val="center"/>
-            </w:pPr>
-            <w:r>
-              <w:t>..... /..... /{{NAM}}</w:t>
-            </w:r>
-          </w:p>
-        </w:tc>
-        <w:tc>
-          <w:tcPr>
-            <w:tcW w:w="2800" w:type="dxa"/>
-            <w:tcMar>
-              <w:top w:w="40" w:type="dxa"/>
-              <w:left w:w="70" w:type="dxa"/>
-              <w:bottom w:w="40" w:type="dxa"/>
-              <w:right w:w="70" w:type="dxa"/>
-            </w:tcMar>
-          </w:tcPr>
-          <w:p>
-            <w:r>
-              <w:t>□  Đồng ý nghiệm thu</w:t>
-            </w:r>
-          </w:p>
-          <w:p>
-            <w:r>
-              <w:t>□  Ý kiến khác:</w:t>
-            </w:r>
-          </w:p>
-          <w:p>
-            <w:r>
-              <w:t>.........................................</w:t>
-            </w:r>
-          </w:p>
-        </w:tc>
-        <w:tc>
-          <w:tcPr>
-            <w:tcW w:w="2638" w:type="dxa"/>
-            <w:tcMar>
-              <w:top w:w="40" w:type="dxa"/>
-              <w:left w:w="70" w:type="dxa"/>
-              <w:bottom w:w="40" w:type="dxa"/>
-              <w:right w:w="70" w:type="dxa"/>
-            </w:tcMar>
-          </w:tcPr>
-          <w:p>
-            <w:r>
-              <w:t>Họ và tên: ....................</w:t>
-            </w:r>
-          </w:p>
-          <w:p>
-            <w:r>
-              <w:t>Chữ ký:</w:t>
-            </w:r>
-          </w:p>
-        </w:tc>
-      </w:tr>
-      <w:tr>
-        <w:tc>
-          <w:tcPr>
-            <w:tcW w:w="2200" w:type="dxa"/>
-            <w:tcMar>
-              <w:top w:w="40" w:type="dxa"/>
-              <w:left w:w="70" w:type="dxa"/>
-              <w:bottom w:w="40" w:type="dxa"/>
-              <w:right w:w="70" w:type="dxa"/>
-            </w:tcMar>
-            <w:vAlign w:val="center"/>
-          </w:tcPr>
-          <w:p>
-            <w:r>
-              <w:rPr>
-                <w:b/>
-                <w:bCs/>
-              </w:rPr>
-              <w:t>ĐOÀN TVGS</w:t>
-            </w:r>
-          </w:p>
-        </w:tc>
-        <w:tc>
-          <w:tcPr>
-            <w:tcW w:w="2000" w:type="dxa"/>
-            <w:tcMar>
-              <w:top w:w="40" w:type="dxa"/>
-              <w:left w:w="70" w:type="dxa"/>
-              <w:bottom w:w="40" w:type="dxa"/>
-              <w:right w:w="70" w:type="dxa"/>
-            </w:tcMar>
-            <w:vAlign w:val="center"/>
-          </w:tcPr>
-          <w:p>
-            <w:pPr>
-              <w:jc w:val="center"/>
-            </w:pPr>
-            <w:r>
-              <w:t>..... giờ .....</w:t>
-            </w:r>
-          </w:p>
-          <w:p>
-            <w:pPr>
-              <w:jc w:val="center"/>
-            </w:pPr>
-            <w:r>
-              <w:t>..... /..... /{{NAM}}</w:t>
-            </w:r>
-          </w:p>
-        </w:tc>
-        <w:tc>
-          <w:tcPr>
-            <w:tcW w:w="2800" w:type="dxa"/>
-            <w:tcMar>
-              <w:top w:w="40" w:type="dxa"/>
-              <w:left w:w="70" w:type="dxa"/>
-              <w:bottom w:w="40" w:type="dxa"/>
-              <w:right w:w="70" w:type="dxa"/>
-            </w:tcMar>
-          </w:tcPr>
-          <w:p>
-            <w:r>
-              <w:t>□  Đồng ý nghiệm thu</w:t>
-            </w:r>
-          </w:p>
-          <w:p>
-            <w:r>
-              <w:t>□  Ý kiến khác:</w:t>
-            </w:r>
-          </w:p>
-          <w:p>
-            <w:r>
-              <w:t>.........................................</w:t>
-            </w:r>
-          </w:p>
-        </w:tc>
-        <w:tc>
-          <w:tcPr>
-            <w:tcW w:w="2638" w:type="dxa"/>
-            <w:tcMar>
-              <w:top w:w="40" w:type="dxa"/>
-              <w:left w:w="70" w:type="dxa"/>
-              <w:bottom w:w="40" w:type="dxa"/>
-              <w:right w:w="70" w:type="dxa"/>
-            </w:tcMar>
-          </w:tcPr>
-          <w:p>
-            <w:r>
-              <w:t>Họ và tên: ....................</w:t>
-            </w:r>
-          </w:p>
-          <w:p>
-            <w:r>
-              <w:t>Chữ ký:</w:t>
-            </w:r>
-          </w:p>
-        </w:tc>
-      </w:tr>
-      <w:tr>
-        <w:tc>
-          <w:tcPr>
-            <w:tcW w:w="2200" w:type="dxa"/>
-            <w:tcMar>
-              <w:top w:w="40" w:type="dxa"/>
-              <w:left w:w="70" w:type="dxa"/>
-              <w:bottom w:w="40" w:type="dxa"/>
-              <w:right w:w="70" w:type="dxa"/>
-            </w:tcMar>
-            <w:vAlign w:val="center"/>
-          </w:tcPr>
-          <w:p>
-            <w:r>
-              <w:rPr>
-                <w:b/>
-                <w:bCs/>
-              </w:rPr>
-              <w:t>TỔNG THẦU</w:t>
-            </w:r>
-          </w:p>
-        </w:tc>
-        <w:tc>
-          <w:tcPr>
-            <w:tcW w:w="2000" w:type="dxa"/>
-            <w:tcMar>
-              <w:top w:w="40" w:type="dxa"/>
-              <w:left w:w="70" w:type="dxa"/>
-              <w:bottom w:w="40" w:type="dxa"/>
-              <w:right w:w="70" w:type="dxa"/>
-            </w:tcMar>
-            <w:vAlign w:val="center"/>
-          </w:tcPr>
-          <w:p>
-            <w:pPr>
-              <w:jc w:val="center"/>
-            </w:pPr>
-            <w:r>
-              <w:t>..... giờ .....</w:t>
-            </w:r>
-          </w:p>
-          <w:p>
-            <w:pPr>
-              <w:jc w:val="center"/>
-            </w:pPr>
-            <w:r>
-              <w:t>..... /..... /{{NAM}}</w:t>
-            </w:r>
-          </w:p>
-        </w:tc>
-        <w:tc>
-          <w:tcPr>
-            <w:tcW w:w="2800" w:type="dxa"/>
-            <w:tcMar>
-              <w:top w:w="40" w:type="dxa"/>
-              <w:left w:w="70" w:type="dxa"/>
-              <w:bottom w:w="40" w:type="dxa"/>
-              <w:right w:w="70" w:type="dxa"/>
-            </w:tcMar>
-          </w:tcPr>
-          <w:p>
-            <w:r>
-              <w:t>□  Đồng ý nghiệm thu</w:t>
-            </w:r>
-          </w:p>
-          <w:p>
-            <w:r>
-              <w:t>□  Ý kiến khác:</w:t>
-            </w:r>
-          </w:p>
-          <w:p>
-            <w:r>
-              <w:t>.........................................</w:t>
-            </w:r>
-          </w:p>
-        </w:tc>
-        <w:tc>
-          <w:tcPr>
-            <w:tcW w:w="2638" w:type="dxa"/>
-            <w:tcMar>
-              <w:top w:w="40" w:type="dxa"/>
-              <w:left w:w="70" w:type="dxa"/>
-              <w:bottom w:w="40" w:type="dxa"/>
-              <w:right w:w="70" w:type="dxa"/>
-            </w:tcMar>
-          </w:tcPr>
-          <w:p>
-            <w:r>
-              <w:t>Họ và tên: ....................</w:t>
-            </w:r>
-          </w:p>
-          <w:p>
-            <w:r>
-              <w:t>Chữ ký:</w:t>
+            <w:tcW w:w="9638" w:type="dxa"/>
+          </w:tcPr>
+          <w:p>
+            <w:r>
+              <w:t>{{BLOCK_NN}}</w:t>
             </w:r>
           </w:p>
         </w:tc>
@@ -24458,167 +21867,7 @@
         <w:spacing w:after="20" w:line="264" w:lineRule="auto"/>
       </w:pPr>
       <w:r>
-        <w:rPr>
-          <w:b/>
-          <w:bCs/>
-        </w:rPr>
-        <w:t>a. Đại diện Chủ đầu tư: {{CHU_DAU_TU}}</w:t>
-      </w:r>
-    </w:p>
-    <w:p>
-      <w:pPr>
-        <w:tabs>
-          <w:tab w:val="left" w:pos="3600"/>
-        </w:tabs>
-        <w:spacing w:after="20" w:line="264" w:lineRule="auto"/>
-      </w:pPr>
-      <w:r>
-        <w:t>- Ông: .......................</w:t>
-      </w:r>
-      <w:r>
-        <w:tab/>
-        <w:t>Chức vụ: ...................................................</w:t>
-      </w:r>
-    </w:p>
-    <w:p>
-      <w:pPr>
-        <w:tabs>
-          <w:tab w:val="left" w:pos="3600"/>
-        </w:tabs>
-        <w:spacing w:after="40" w:line="264" w:lineRule="auto"/>
-      </w:pPr>
-      <w:r>
-        <w:t>- Ông: .......................</w:t>
-      </w:r>
-      <w:r>
-        <w:tab/>
-        <w:t>Chức vụ: ...................................................</w:t>
-      </w:r>
-    </w:p>
-    <w:p>
-      <w:pPr>
-        <w:spacing w:after="20" w:line="264" w:lineRule="auto"/>
-      </w:pPr>
-      <w:r>
-        <w:rPr>
-          <w:b/>
-          <w:bCs/>
-        </w:rPr>
-        <w:t>b. Đại diện Tư vấn giám sát:</w:t>
-      </w:r>
-    </w:p>
-    <w:p>
-      <w:pPr>
-        <w:tabs>
-          <w:tab w:val="left" w:pos="3600"/>
-        </w:tabs>
-        <w:spacing w:after="20" w:line="264" w:lineRule="auto"/>
-      </w:pPr>
-      <w:r>
-        <w:t>- Ông: .......................</w:t>
-      </w:r>
-      <w:r>
-        <w:tab/>
-        <w:t>Chức vụ: ...................................................</w:t>
-      </w:r>
-    </w:p>
-    <w:p>
-      <w:pPr>
-        <w:tabs>
-          <w:tab w:val="left" w:pos="3600"/>
-        </w:tabs>
-        <w:spacing w:after="40" w:line="264" w:lineRule="auto"/>
-      </w:pPr>
-      <w:r>
-        <w:t>- Ông: .......................</w:t>
-      </w:r>
-      <w:r>
-        <w:tab/>
-        <w:t>Chức vụ: ...................................................</w:t>
-      </w:r>
-    </w:p>
-    <w:p>
-      <w:pPr>
-        <w:spacing w:after="20" w:line="264" w:lineRule="auto"/>
-      </w:pPr>
-      <w:r>
-        <w:rPr>
-          <w:b/>
-          <w:bCs/>
-        </w:rPr>
-        <w:t>c. Đại diện Tổng thầu thi công: {{TONG_THAU}}</w:t>
-      </w:r>
-    </w:p>
-    <w:p>
-      <w:pPr>
-        <w:tabs>
-          <w:tab w:val="left" w:pos="3600"/>
-        </w:tabs>
-        <w:spacing w:after="20" w:line="264" w:lineRule="auto"/>
-      </w:pPr>
-      <w:r>
-        <w:t>- Ông: .......................</w:t>
-      </w:r>
-      <w:r>
-        <w:tab/>
-        <w:t>Chức vụ: ...................................................</w:t>
-      </w:r>
-    </w:p>
-    <w:p>
-      <w:pPr>
-        <w:tabs>
-          <w:tab w:val="left" w:pos="3600"/>
-        </w:tabs>
-        <w:spacing w:after="40" w:line="264" w:lineRule="auto"/>
-      </w:pPr>
-      <w:r>
-        <w:t>- Ông: Trần Tuấn Minh</w:t>
-      </w:r>
-      <w:r>
-        <w:tab/>
-        <w:t>Chức vụ: Giám sát Xây dựng</w:t>
-      </w:r>
-    </w:p>
-    <w:p>
-      <w:pPr>
-        <w:spacing w:after="20" w:line="264" w:lineRule="auto"/>
-      </w:pPr>
-      <w:r>
-        <w:rPr>
-          <w:b/>
-          <w:bCs/>
-        </w:rPr>
-        <w:t>d. Đại diện Nhà thầu thi công: {{NHA_THAU}}</w:t>
-      </w:r>
-    </w:p>
-    <w:p>
-      <w:pPr>
-        <w:tabs>
-          <w:tab w:val="left" w:pos="3600"/>
-        </w:tabs>
-        <w:spacing w:after="20" w:line="264" w:lineRule="auto"/>
-      </w:pPr>
-      <w:r>
-        <w:t>- Ông: .......................</w:t>
-      </w:r>
-      <w:r>
-        <w:tab/>
-        <w:t>Chức vụ: ...................................................</w:t>
-      </w:r>
-    </w:p>
-    <w:p>
-      <w:pPr>
-        <w:tabs>
-          <w:tab w:val="left" w:pos="3600"/>
-        </w:tabs>
-        <w:spacing w:after="80" w:line="264" w:lineRule="auto"/>
-      </w:pPr>
-      <w:r>
-        <w:t>- Ông: Lại Xuân Hóa</w:t>
-      </w:r>
-      <w:r>
-        <w:tab/>
-        <w:t>Chức vụ: Chỉ huy trưởng</w:t>
+        <w:t>{{BLOCK_TP}}</w:t>
       </w:r>
     </w:p>
     <w:p>
@@ -25615,433 +22864,13 @@
         <w:t>6. Các thành phần trực tiếp tham gia nghiệm thu:</w:t>
       </w:r>
     </w:p>
-    <w:tbl>
-      <w:tblPr>
-        <w:tblW w:w="9638" w:type="dxa"/>
-        <w:tblBorders>
-          <w:top w:val="none" w:sz="0" w:space="0" w:color="FFFFFF"/>
-          <w:left w:val="none" w:sz="0" w:space="0" w:color="FFFFFF"/>
-          <w:bottom w:val="none" w:sz="0" w:space="0" w:color="FFFFFF"/>
-          <w:right w:val="none" w:sz="0" w:space="0" w:color="FFFFFF"/>
-          <w:insideH w:val="none" w:sz="0" w:space="0" w:color="FFFFFF"/>
-          <w:insideV w:val="none" w:sz="0" w:space="0" w:color="FFFFFF"/>
-        </w:tblBorders>
-        <w:tblCellMar>
-          <w:left w:w="10" w:type="dxa"/>
-          <w:right w:w="10" w:type="dxa"/>
-        </w:tblCellMar>
-        <w:tblLook w:val="0000" w:firstRow="0" w:lastRow="0" w:firstColumn="0" w:lastColumn="0" w:noHBand="0" w:noVBand="0"/>
-      </w:tblPr>
-      <w:tblGrid>
-        <w:gridCol w:w="4819"/>
-        <w:gridCol w:w="4819"/>
-      </w:tblGrid>
-      <w:tr>
-        <w:trPr>
-          <w:cantSplit/>
-        </w:trPr>
-        <w:tc>
-          <w:tcPr>
-            <w:tcW w:w="4819" w:type="dxa"/>
-            <w:tcMar>
-              <w:top w:w="40" w:type="dxa"/>
-              <w:left w:w="70" w:type="dxa"/>
-              <w:bottom w:w="40" w:type="dxa"/>
-              <w:right w:w="70" w:type="dxa"/>
-            </w:tcMar>
-            <w:vAlign w:val="bottom"/>
-          </w:tcPr>
-          <w:p>
-            <w:pPr>
-              <w:spacing w:line="264" w:lineRule="auto"/>
-              <w:jc w:val="center"/>
-            </w:pPr>
-            <w:r>
-              <w:rPr>
-                <w:b/>
-                <w:bCs/>
-              </w:rPr>
-              <w:t>ĐẠI DIỆN CHỦ ĐẦU TƯ</w:t>
-            </w:r>
-          </w:p>
-        </w:tc>
-        <w:tc>
-          <w:tcPr>
-            <w:tcW w:w="4819" w:type="dxa"/>
-            <w:tcMar>
-              <w:top w:w="40" w:type="dxa"/>
-              <w:left w:w="70" w:type="dxa"/>
-              <w:bottom w:w="40" w:type="dxa"/>
-              <w:right w:w="70" w:type="dxa"/>
-            </w:tcMar>
-            <w:vAlign w:val="bottom"/>
-          </w:tcPr>
-          <w:p>
-            <w:pPr>
-              <w:spacing w:line="264" w:lineRule="auto"/>
-              <w:jc w:val="center"/>
-            </w:pPr>
-            <w:r>
-              <w:rPr>
-                <w:b/>
-                <w:bCs/>
-              </w:rPr>
-              <w:t>ĐẠI DIỆN TƯ VẤN GIÁM SÁT</w:t>
-            </w:r>
-          </w:p>
-        </w:tc>
-      </w:tr>
-      <w:tr>
-        <w:trPr>
-          <w:cantSplit/>
-        </w:trPr>
-        <w:tc>
-          <w:tcPr>
-            <w:tcW w:w="4819" w:type="dxa"/>
-            <w:tcMar>
-              <w:top w:w="40" w:type="dxa"/>
-              <w:left w:w="70" w:type="dxa"/>
-              <w:bottom w:w="40" w:type="dxa"/>
-              <w:right w:w="70" w:type="dxa"/>
-            </w:tcMar>
-          </w:tcPr>
-          <w:p>
-            <w:pPr>
-              <w:spacing w:line="264" w:lineRule="auto"/>
-              <w:jc w:val="center"/>
-            </w:pPr>
-            <w:r>
-              <w:rPr>
-                <w:i/>
-                <w:iCs/>
-                <w:sz w:val="22"/>
-                <w:szCs w:val="22"/>
-                <w:u w:val="single"/>
-              </w:rPr>
-              <w:t>(Ký, ghi rõ họ tên)</w:t>
-            </w:r>
-          </w:p>
-          <w:p>
-            <w:pPr>
-              <w:spacing w:line="264" w:lineRule="auto"/>
-            </w:pPr>
-          </w:p>
-          <w:p>
-            <w:pPr>
-              <w:spacing w:line="264" w:lineRule="auto"/>
-            </w:pPr>
-          </w:p>
-          <w:p>
-            <w:pPr>
-              <w:spacing w:line="264" w:lineRule="auto"/>
-            </w:pPr>
-          </w:p>
-        </w:tc>
-        <w:tc>
-          <w:tcPr>
-            <w:tcW w:w="4819" w:type="dxa"/>
-            <w:tcMar>
-              <w:top w:w="40" w:type="dxa"/>
-              <w:left w:w="70" w:type="dxa"/>
-              <w:bottom w:w="40" w:type="dxa"/>
-              <w:right w:w="70" w:type="dxa"/>
-            </w:tcMar>
-          </w:tcPr>
-          <w:p>
-            <w:pPr>
-              <w:spacing w:line="264" w:lineRule="auto"/>
-              <w:jc w:val="center"/>
-            </w:pPr>
-            <w:r>
-              <w:rPr>
-                <w:i/>
-                <w:iCs/>
-                <w:sz w:val="22"/>
-                <w:szCs w:val="22"/>
-                <w:u w:val="single"/>
-              </w:rPr>
-              <w:t>(Ký, ghi rõ họ tên)</w:t>
-            </w:r>
-          </w:p>
-          <w:p>
-            <w:pPr>
-              <w:spacing w:line="264" w:lineRule="auto"/>
-            </w:pPr>
-          </w:p>
-          <w:p>
-            <w:pPr>
-              <w:spacing w:line="264" w:lineRule="auto"/>
-            </w:pPr>
-          </w:p>
-          <w:p>
-            <w:pPr>
-              <w:spacing w:line="264" w:lineRule="auto"/>
-            </w:pPr>
-          </w:p>
-        </w:tc>
-      </w:tr>
-    </w:tbl>
-    <w:p>
-      <w:pPr>
-        <w:spacing w:after="120" w:line="264" w:lineRule="auto"/>
-      </w:pPr>
-    </w:p>
-    <w:tbl>
-      <w:tblPr>
-        <w:tblW w:w="9638" w:type="dxa"/>
-        <w:tblBorders>
-          <w:top w:val="none" w:sz="0" w:space="0" w:color="FFFFFF"/>
-          <w:left w:val="none" w:sz="0" w:space="0" w:color="FFFFFF"/>
-          <w:bottom w:val="none" w:sz="0" w:space="0" w:color="FFFFFF"/>
-          <w:right w:val="none" w:sz="0" w:space="0" w:color="FFFFFF"/>
-          <w:insideH w:val="none" w:sz="0" w:space="0" w:color="FFFFFF"/>
-          <w:insideV w:val="none" w:sz="0" w:space="0" w:color="FFFFFF"/>
-        </w:tblBorders>
-        <w:tblCellMar>
-          <w:left w:w="10" w:type="dxa"/>
-          <w:right w:w="10" w:type="dxa"/>
-        </w:tblCellMar>
-        <w:tblLook w:val="0000" w:firstRow="0" w:lastRow="0" w:firstColumn="0" w:lastColumn="0" w:noHBand="0" w:noVBand="0"/>
-      </w:tblPr>
-      <w:tblGrid>
-        <w:gridCol w:w="4819"/>
-        <w:gridCol w:w="4819"/>
-      </w:tblGrid>
-      <w:tr>
-        <w:trPr>
-          <w:cantSplit/>
-        </w:trPr>
-        <w:tc>
-          <w:tcPr>
-            <w:tcW w:w="4819" w:type="dxa"/>
-            <w:tcMar>
-              <w:top w:w="40" w:type="dxa"/>
-              <w:left w:w="70" w:type="dxa"/>
-              <w:bottom w:w="40" w:type="dxa"/>
-              <w:right w:w="70" w:type="dxa"/>
-            </w:tcMar>
-            <w:vAlign w:val="bottom"/>
-          </w:tcPr>
-          <w:p>
-            <w:pPr>
-              <w:spacing w:line="264" w:lineRule="auto"/>
-              <w:jc w:val="center"/>
-            </w:pPr>
-            <w:r>
-              <w:rPr>
-                <w:b/>
-                <w:bCs/>
-              </w:rPr>
-              <w:t>ĐẠI DIỆN TỔNG THẦU THI CÔNG</w:t>
-            </w:r>
-          </w:p>
-          <w:p>
-            <w:pPr>
-              <w:spacing w:line="264" w:lineRule="auto"/>
-              <w:jc w:val="center"/>
-              <w:rPr>
-                <w:b/>
-                <w:bCs/>
-                <w:sz w:val="22"/>
-                <w:szCs w:val="22"/>
-              </w:rPr>
-            </w:pPr>
-            <w:r>
-              <w:rPr>
-                <w:b/>
-                <w:bCs/>
-                <w:sz w:val="22"/>
-                <w:szCs w:val="22"/>
-              </w:rPr>
-              <w:t xml:space="preserve">{{TONG_THAU_HOA}}</w:t>
-            </w:r>
-          </w:p>
-          <w:p>
-            <w:pPr>
-              <w:spacing w:line="264" w:lineRule="auto"/>
-              <w:jc w:val="center"/>
-            </w:pPr>
-            <w:r>
-              <w:rPr>
-                <w:b/>
-                <w:bCs/>
-                <w:sz w:val="22"/>
-                <w:szCs w:val="22"/>
-              </w:rPr>
-              <w:t/>
-            </w:r>
-          </w:p>
-        </w:tc>
-        <w:tc>
-          <w:tcPr>
-            <w:tcW w:w="4819" w:type="dxa"/>
-            <w:tcMar>
-              <w:top w:w="40" w:type="dxa"/>
-              <w:left w:w="70" w:type="dxa"/>
-              <w:bottom w:w="40" w:type="dxa"/>
-              <w:right w:w="70" w:type="dxa"/>
-            </w:tcMar>
-            <w:vAlign w:val="bottom"/>
-          </w:tcPr>
-          <w:p>
-            <w:pPr>
-              <w:spacing w:line="264" w:lineRule="auto"/>
-              <w:jc w:val="center"/>
-            </w:pPr>
-            <w:r>
-              <w:rPr>
-                <w:b/>
-                <w:bCs/>
-              </w:rPr>
-              <w:t>ĐẠI DIỆN ĐƠN VỊ THI CÔNG</w:t>
-            </w:r>
-          </w:p>
-          <w:p>
-            <w:pPr>
-              <w:spacing w:line="264" w:lineRule="auto"/>
-              <w:jc w:val="center"/>
-            </w:pPr>
-            <w:r>
-              <w:rPr>
-                <w:b/>
-                <w:bCs/>
-                <w:sz w:val="22"/>
-                <w:szCs w:val="22"/>
-              </w:rPr>
-              <w:t>{{NHA_THAU_HOA}}</w:t>
-            </w:r>
-          </w:p>
-        </w:tc>
-      </w:tr>
-      <w:tr>
-        <w:trPr>
-          <w:cantSplit/>
-        </w:trPr>
-        <w:tc>
-          <w:tcPr>
-            <w:tcW w:w="4819" w:type="dxa"/>
-            <w:tcMar>
-              <w:top w:w="40" w:type="dxa"/>
-              <w:left w:w="70" w:type="dxa"/>
-              <w:bottom w:w="40" w:type="dxa"/>
-              <w:right w:w="70" w:type="dxa"/>
-            </w:tcMar>
-          </w:tcPr>
-          <w:p>
-            <w:pPr>
-              <w:spacing w:line="264" w:lineRule="auto"/>
-              <w:jc w:val="center"/>
-            </w:pPr>
-            <w:r>
-              <w:rPr>
-                <w:i/>
-                <w:iCs/>
-                <w:sz w:val="22"/>
-                <w:szCs w:val="22"/>
-                <w:u w:val="single"/>
-              </w:rPr>
-              <w:t>(Ký, ghi rõ họ tên)</w:t>
-            </w:r>
-          </w:p>
-          <w:p>
-            <w:pPr>
-              <w:spacing w:line="264" w:lineRule="auto"/>
-            </w:pPr>
-          </w:p>
-          <w:p>
-            <w:pPr>
-              <w:spacing w:line="264" w:lineRule="auto"/>
-            </w:pPr>
-          </w:p>
-          <w:p>
-            <w:pPr>
-              <w:spacing w:line="264" w:lineRule="auto"/>
-            </w:pPr>
-          </w:p>
-        </w:tc>
-        <w:tc>
-          <w:tcPr>
-            <w:tcW w:w="4819" w:type="dxa"/>
-            <w:tcMar>
-              <w:top w:w="40" w:type="dxa"/>
-              <w:left w:w="70" w:type="dxa"/>
-              <w:bottom w:w="40" w:type="dxa"/>
-              <w:right w:w="70" w:type="dxa"/>
-            </w:tcMar>
-          </w:tcPr>
-          <w:p>
-            <w:pPr>
-              <w:spacing w:line="264" w:lineRule="auto"/>
-              <w:jc w:val="center"/>
-            </w:pPr>
-            <w:r>
-              <w:rPr>
-                <w:i/>
-                <w:iCs/>
-                <w:sz w:val="22"/>
-                <w:szCs w:val="22"/>
-                <w:u w:val="single"/>
-              </w:rPr>
-              <w:t>(Ký, ghi rõ họ tên)</w:t>
-            </w:r>
-          </w:p>
-          <w:p>
-            <w:pPr>
-              <w:spacing w:line="264" w:lineRule="auto"/>
-            </w:pPr>
-          </w:p>
-          <w:p>
-            <w:pPr>
-              <w:spacing w:line="264" w:lineRule="auto"/>
-            </w:pPr>
-          </w:p>
-          <w:p>
-            <w:pPr>
-              <w:spacing w:line="264" w:lineRule="auto"/>
-            </w:pPr>
-          </w:p>
-          <w:p>
-            <w:pPr>
-              <w:spacing w:line="264" w:lineRule="auto"/>
-              <w:jc w:val="center"/>
-            </w:pPr>
-            <w:r>
-              <w:rPr>
-                <w:b/>
-                <w:bCs/>
-              </w:rPr>
-              <w:t>Lại Xuân Hóa</w:t>
-            </w:r>
-          </w:p>
-          <w:p>
-            <w:pPr>
-              <w:spacing w:line="264" w:lineRule="auto"/>
-              <w:jc w:val="center"/>
-            </w:pPr>
-            <w:r>
-              <w:rPr>
-                <w:i/>
-                <w:iCs/>
-                <w:sz w:val="22"/>
-                <w:szCs w:val="22"/>
-              </w:rPr>
-              <w:t>Chỉ huy trưởng</w:t>
-            </w:r>
-          </w:p>
-        </w:tc>
-      </w:tr>
-    </w:tbl>
-    <w:p>
-      <w:pPr>
-        <w:sectPr>
-          <w:footerReference w:type="default" r:id="rId19"/>
-          <w:pgSz w:w="11907" w:h="16840"/>
-          <w:pgMar w:top="1134" w:right="851" w:bottom="990" w:left="1418" w:header="708" w:footer="708" w:gutter="0"/>
-          <w:pgNumType w:start="1"/>
-          <w:cols w:space="720"/>
-          <w:docGrid w:linePitch="360"/>
-        </w:sectPr>
-      </w:pPr>
+    <w:p>
+      <w:pPr>
+        <w:spacing w:after="20" w:line="264" w:lineRule="auto"/>
+      </w:pPr>
+      <w:r>
+        <w:t>{{BLOCK_KY}}</w:t>
+      </w:r>
     </w:p>
     <w:tbl>
       <w:tblPr>
@@ -30936,276 +27765,14 @@
         <w:spacing w:after="120" w:line="264" w:lineRule="auto"/>
       </w:pPr>
     </w:p>
-    <w:tbl>
-      <w:tblPr>
-        <w:tblW w:w="9638" w:type="dxa"/>
-        <w:tblBorders>
-          <w:top w:val="none" w:sz="0" w:space="0" w:color="FFFFFF"/>
-          <w:left w:val="none" w:sz="0" w:space="0" w:color="FFFFFF"/>
-          <w:bottom w:val="none" w:sz="0" w:space="0" w:color="FFFFFF"/>
-          <w:right w:val="none" w:sz="0" w:space="0" w:color="FFFFFF"/>
-          <w:insideH w:val="none" w:sz="0" w:space="0" w:color="FFFFFF"/>
-          <w:insideV w:val="none" w:sz="0" w:space="0" w:color="FFFFFF"/>
-        </w:tblBorders>
-        <w:tblCellMar>
-          <w:left w:w="10" w:type="dxa"/>
-          <w:right w:w="10" w:type="dxa"/>
-        </w:tblCellMar>
-        <w:tblLook w:val="0000" w:firstRow="0" w:lastRow="0" w:firstColumn="0" w:lastColumn="0" w:noHBand="0" w:noVBand="0"/>
-      </w:tblPr>
-      <w:tblGrid>
-        <w:gridCol w:w="3212"/>
-        <w:gridCol w:w="3212"/>
-        <w:gridCol w:w="3214"/>
-      </w:tblGrid>
-      <w:tr>
-        <w:trPr>
-          <w:cantSplit/>
-        </w:trPr>
-        <w:tc>
-          <w:tcPr>
-            <w:tcW w:w="3212" w:type="dxa"/>
-            <w:tcMar>
-              <w:top w:w="40" w:type="dxa"/>
-              <w:left w:w="70" w:type="dxa"/>
-              <w:bottom w:w="40" w:type="dxa"/>
-              <w:right w:w="70" w:type="dxa"/>
-            </w:tcMar>
-            <w:vAlign w:val="bottom"/>
-          </w:tcPr>
-          <w:p>
-            <w:pPr>
-              <w:spacing w:line="264" w:lineRule="auto"/>
-              <w:jc w:val="center"/>
-            </w:pPr>
-            <w:r>
-              <w:rPr>
-                <w:b/>
-                <w:bCs/>
-                <w:sz w:val="20"/>
-                <w:szCs w:val="20"/>
-              </w:rPr>
-              <w:t>ĐẠI DIỆN TƯ VẤN GIÁM SÁT</w:t>
-            </w:r>
-          </w:p>
-        </w:tc>
-        <w:tc>
-          <w:tcPr>
-            <w:tcW w:w="3212" w:type="dxa"/>
-            <w:tcMar>
-              <w:top w:w="40" w:type="dxa"/>
-              <w:left w:w="70" w:type="dxa"/>
-              <w:bottom w:w="40" w:type="dxa"/>
-              <w:right w:w="70" w:type="dxa"/>
-            </w:tcMar>
-            <w:vAlign w:val="bottom"/>
-          </w:tcPr>
-          <w:p>
-            <w:pPr>
-              <w:spacing w:line="264" w:lineRule="auto"/>
-              <w:jc w:val="center"/>
-            </w:pPr>
-            <w:r>
-              <w:rPr>
-                <w:b/>
-                <w:bCs/>
-                <w:sz w:val="20"/>
-                <w:szCs w:val="20"/>
-              </w:rPr>
-              <w:t>ĐẠI DIỆN TỔNG THẦU</w:t>
-            </w:r>
-          </w:p>
-        </w:tc>
-        <w:tc>
-          <w:tcPr>
-            <w:tcW w:w="3214" w:type="dxa"/>
-            <w:tcMar>
-              <w:top w:w="40" w:type="dxa"/>
-              <w:left w:w="70" w:type="dxa"/>
-              <w:bottom w:w="40" w:type="dxa"/>
-              <w:right w:w="70" w:type="dxa"/>
-            </w:tcMar>
-            <w:vAlign w:val="bottom"/>
-          </w:tcPr>
-          <w:p>
-            <w:pPr>
-              <w:spacing w:line="264" w:lineRule="auto"/>
-              <w:jc w:val="center"/>
-            </w:pPr>
-            <w:r>
-              <w:rPr>
-                <w:b/>
-                <w:bCs/>
-                <w:sz w:val="20"/>
-                <w:szCs w:val="20"/>
-              </w:rPr>
-              <w:t>ĐẠI DIỆN ĐƠN VỊ THI CÔNG</w:t>
-            </w:r>
-          </w:p>
-        </w:tc>
-      </w:tr>
-      <w:tr>
-        <w:trPr>
-          <w:cantSplit/>
-        </w:trPr>
-        <w:tc>
-          <w:tcPr>
-            <w:tcW w:w="3212" w:type="dxa"/>
-            <w:tcMar>
-              <w:top w:w="40" w:type="dxa"/>
-              <w:left w:w="70" w:type="dxa"/>
-              <w:bottom w:w="40" w:type="dxa"/>
-              <w:right w:w="70" w:type="dxa"/>
-            </w:tcMar>
-          </w:tcPr>
-          <w:p>
-            <w:pPr>
-              <w:spacing w:line="264" w:lineRule="auto"/>
-              <w:jc w:val="center"/>
-            </w:pPr>
-            <w:r>
-              <w:rPr>
-                <w:i/>
-                <w:iCs/>
-                <w:sz w:val="18"/>
-                <w:szCs w:val="18"/>
-                <w:u w:val="single"/>
-              </w:rPr>
-              <w:t>(Ký, ghi rõ họ tên)</w:t>
-            </w:r>
-          </w:p>
-          <w:p>
-            <w:pPr>
-              <w:spacing w:line="264" w:lineRule="auto"/>
-            </w:pPr>
-          </w:p>
-          <w:p>
-            <w:pPr>
-              <w:spacing w:line="264" w:lineRule="auto"/>
-            </w:pPr>
-          </w:p>
-          <w:p>
-            <w:pPr>
-              <w:spacing w:line="264" w:lineRule="auto"/>
-            </w:pPr>
-          </w:p>
-        </w:tc>
-        <w:tc>
-          <w:tcPr>
-            <w:tcW w:w="3212" w:type="dxa"/>
-            <w:tcMar>
-              <w:top w:w="40" w:type="dxa"/>
-              <w:left w:w="70" w:type="dxa"/>
-              <w:bottom w:w="40" w:type="dxa"/>
-              <w:right w:w="70" w:type="dxa"/>
-            </w:tcMar>
-          </w:tcPr>
-          <w:p>
-            <w:pPr>
-              <w:spacing w:line="264" w:lineRule="auto"/>
-              <w:jc w:val="center"/>
-            </w:pPr>
-            <w:r>
-              <w:rPr>
-                <w:i/>
-                <w:iCs/>
-                <w:sz w:val="18"/>
-                <w:szCs w:val="18"/>
-                <w:u w:val="single"/>
-              </w:rPr>
-              <w:t>(Ký, ghi rõ họ tên)</w:t>
-            </w:r>
-          </w:p>
-          <w:p>
-            <w:pPr>
-              <w:spacing w:line="264" w:lineRule="auto"/>
-            </w:pPr>
-          </w:p>
-          <w:p>
-            <w:pPr>
-              <w:spacing w:line="264" w:lineRule="auto"/>
-            </w:pPr>
-          </w:p>
-          <w:p>
-            <w:pPr>
-              <w:spacing w:line="264" w:lineRule="auto"/>
-            </w:pPr>
-          </w:p>
-        </w:tc>
-        <w:tc>
-          <w:tcPr>
-            <w:tcW w:w="3214" w:type="dxa"/>
-            <w:tcMar>
-              <w:top w:w="40" w:type="dxa"/>
-              <w:left w:w="70" w:type="dxa"/>
-              <w:bottom w:w="40" w:type="dxa"/>
-              <w:right w:w="70" w:type="dxa"/>
-            </w:tcMar>
-          </w:tcPr>
-          <w:p>
-            <w:pPr>
-              <w:spacing w:line="264" w:lineRule="auto"/>
-              <w:jc w:val="center"/>
-            </w:pPr>
-            <w:r>
-              <w:rPr>
-                <w:i/>
-                <w:iCs/>
-                <w:sz w:val="18"/>
-                <w:szCs w:val="18"/>
-                <w:u w:val="single"/>
-              </w:rPr>
-              <w:t>(Ký, ghi rõ họ tên)</w:t>
-            </w:r>
-          </w:p>
-          <w:p>
-            <w:pPr>
-              <w:spacing w:line="264" w:lineRule="auto"/>
-            </w:pPr>
-          </w:p>
-          <w:p>
-            <w:pPr>
-              <w:spacing w:line="264" w:lineRule="auto"/>
-            </w:pPr>
-          </w:p>
-          <w:p>
-            <w:pPr>
-              <w:spacing w:line="264" w:lineRule="auto"/>
-            </w:pPr>
-          </w:p>
-          <w:p>
-            <w:pPr>
-              <w:spacing w:line="264" w:lineRule="auto"/>
-              <w:jc w:val="center"/>
-            </w:pPr>
-            <w:r>
-              <w:rPr>
-                <w:b/>
-                <w:bCs/>
-                <w:sz w:val="20"/>
-                <w:szCs w:val="20"/>
-              </w:rPr>
-              <w:t>Lại Xuân Hóa</w:t>
-            </w:r>
-          </w:p>
-          <w:p>
-            <w:pPr>
-              <w:spacing w:line="264" w:lineRule="auto"/>
-              <w:jc w:val="center"/>
-            </w:pPr>
-            <w:r>
-              <w:rPr>
-                <w:i/>
-                <w:iCs/>
-                <w:sz w:val="18"/>
-                <w:szCs w:val="18"/>
-              </w:rPr>
-              <w:t>Chỉ huy trưởng</w:t>
-            </w:r>
-          </w:p>
-        </w:tc>
-      </w:tr>
-    </w:tbl>
+    <w:p>
+      <w:pPr>
+        <w:spacing w:after="20" w:line="264" w:lineRule="auto"/>
+      </w:pPr>
+      <w:r>
+        <w:t>{{BLOCK_KY_KT}}</w:t>
+      </w:r>
+    </w:p>
     <w:p>
       <w:pPr>
         <w:sectPr>
@@ -31689,28 +28256,9 @@
     <w:p>
       <w:pPr>
         <w:spacing w:after="20" w:line="264" w:lineRule="auto"/>
-        <w:ind w:left="360"/>
       </w:pPr>
       <w:r>
-        <w:t>- Chủ đầu tư: {{CHU_DAU_TU}}</w:t>
-      </w:r>
-    </w:p>
-    <w:p>
-      <w:pPr>
-        <w:spacing w:after="20" w:line="264" w:lineRule="auto"/>
-        <w:ind w:left="360"/>
-      </w:pPr>
-      <w:r>
-        <w:t>- Đoàn Tư vấn giám sát: {{TVGS}}........</w:t>
-      </w:r>
-    </w:p>
-    <w:p>
-      <w:pPr>
-        <w:spacing w:after="80" w:line="264" w:lineRule="auto"/>
-        <w:ind w:left="360"/>
-      </w:pPr>
-      <w:r>
-        <w:t>- Tổng thầu thi công: {{TONG_THAU}}</w:t>
+        <w:t>{{BLOCK_KG}}</w:t>
       </w:r>
     </w:p>
     <w:p>
@@ -31920,293 +28468,11 @@
       <w:tr>
         <w:tc>
           <w:tcPr>
-            <w:tcW w:w="2200" w:type="dxa"/>
-            <w:tcMar>
-              <w:top w:w="40" w:type="dxa"/>
-              <w:left w:w="70" w:type="dxa"/>
-              <w:bottom w:w="40" w:type="dxa"/>
-              <w:right w:w="70" w:type="dxa"/>
-            </w:tcMar>
-            <w:vAlign w:val="center"/>
-          </w:tcPr>
-          <w:p>
-            <w:r>
-              <w:rPr>
-                <w:b/>
-                <w:bCs/>
-              </w:rPr>
-              <w:t>CHỦ ĐẦU TƯ</w:t>
-            </w:r>
-          </w:p>
-        </w:tc>
-        <w:tc>
-          <w:tcPr>
-            <w:tcW w:w="2000" w:type="dxa"/>
-            <w:tcMar>
-              <w:top w:w="40" w:type="dxa"/>
-              <w:left w:w="70" w:type="dxa"/>
-              <w:bottom w:w="40" w:type="dxa"/>
-              <w:right w:w="70" w:type="dxa"/>
-            </w:tcMar>
-            <w:vAlign w:val="center"/>
-          </w:tcPr>
-          <w:p>
-            <w:pPr>
-              <w:jc w:val="center"/>
-            </w:pPr>
-            <w:r>
-              <w:t>..... giờ .....</w:t>
-            </w:r>
-          </w:p>
-          <w:p>
-            <w:pPr>
-              <w:jc w:val="center"/>
-            </w:pPr>
-            <w:r>
-              <w:t>..... /..... /{{NAM}}</w:t>
-            </w:r>
-          </w:p>
-        </w:tc>
-        <w:tc>
-          <w:tcPr>
-            <w:tcW w:w="2800" w:type="dxa"/>
-            <w:tcMar>
-              <w:top w:w="40" w:type="dxa"/>
-              <w:left w:w="70" w:type="dxa"/>
-              <w:bottom w:w="40" w:type="dxa"/>
-              <w:right w:w="70" w:type="dxa"/>
-            </w:tcMar>
-          </w:tcPr>
-          <w:p>
-            <w:r>
-              <w:t>□  Đồng ý nghiệm thu</w:t>
-            </w:r>
-          </w:p>
-          <w:p>
-            <w:r>
-              <w:t>□  Ý kiến khác:</w:t>
-            </w:r>
-          </w:p>
-          <w:p>
-            <w:r>
-              <w:t>.........................................</w:t>
-            </w:r>
-          </w:p>
-        </w:tc>
-        <w:tc>
-          <w:tcPr>
-            <w:tcW w:w="2638" w:type="dxa"/>
-            <w:tcMar>
-              <w:top w:w="40" w:type="dxa"/>
-              <w:left w:w="70" w:type="dxa"/>
-              <w:bottom w:w="40" w:type="dxa"/>
-              <w:right w:w="70" w:type="dxa"/>
-            </w:tcMar>
-          </w:tcPr>
-          <w:p>
-            <w:r>
-              <w:t>Họ và tên: ....................</w:t>
-            </w:r>
-          </w:p>
-          <w:p>
-            <w:r>
-              <w:t>Chữ ký:</w:t>
-            </w:r>
-          </w:p>
-        </w:tc>
-      </w:tr>
-      <w:tr>
-        <w:tc>
-          <w:tcPr>
-            <w:tcW w:w="2200" w:type="dxa"/>
-            <w:tcMar>
-              <w:top w:w="40" w:type="dxa"/>
-              <w:left w:w="70" w:type="dxa"/>
-              <w:bottom w:w="40" w:type="dxa"/>
-              <w:right w:w="70" w:type="dxa"/>
-            </w:tcMar>
-            <w:vAlign w:val="center"/>
-          </w:tcPr>
-          <w:p>
-            <w:r>
-              <w:rPr>
-                <w:b/>
-                <w:bCs/>
-              </w:rPr>
-              <w:t>ĐOÀN TVGS</w:t>
-            </w:r>
-          </w:p>
-        </w:tc>
-        <w:tc>
-          <w:tcPr>
-            <w:tcW w:w="2000" w:type="dxa"/>
-            <w:tcMar>
-              <w:top w:w="40" w:type="dxa"/>
-              <w:left w:w="70" w:type="dxa"/>
-              <w:bottom w:w="40" w:type="dxa"/>
-              <w:right w:w="70" w:type="dxa"/>
-            </w:tcMar>
-            <w:vAlign w:val="center"/>
-          </w:tcPr>
-          <w:p>
-            <w:pPr>
-              <w:jc w:val="center"/>
-            </w:pPr>
-            <w:r>
-              <w:t>..... giờ .....</w:t>
-            </w:r>
-          </w:p>
-          <w:p>
-            <w:pPr>
-              <w:jc w:val="center"/>
-            </w:pPr>
-            <w:r>
-              <w:t>..... /..... /{{NAM}}</w:t>
-            </w:r>
-          </w:p>
-        </w:tc>
-        <w:tc>
-          <w:tcPr>
-            <w:tcW w:w="2800" w:type="dxa"/>
-            <w:tcMar>
-              <w:top w:w="40" w:type="dxa"/>
-              <w:left w:w="70" w:type="dxa"/>
-              <w:bottom w:w="40" w:type="dxa"/>
-              <w:right w:w="70" w:type="dxa"/>
-            </w:tcMar>
-          </w:tcPr>
-          <w:p>
-            <w:r>
-              <w:t>□  Đồng ý nghiệm thu</w:t>
-            </w:r>
-          </w:p>
-          <w:p>
-            <w:r>
-              <w:t>□  Ý kiến khác:</w:t>
-            </w:r>
-          </w:p>
-          <w:p>
-            <w:r>
-              <w:t>.........................................</w:t>
-            </w:r>
-          </w:p>
-        </w:tc>
-        <w:tc>
-          <w:tcPr>
-            <w:tcW w:w="2638" w:type="dxa"/>
-            <w:tcMar>
-              <w:top w:w="40" w:type="dxa"/>
-              <w:left w:w="70" w:type="dxa"/>
-              <w:bottom w:w="40" w:type="dxa"/>
-              <w:right w:w="70" w:type="dxa"/>
-            </w:tcMar>
-          </w:tcPr>
-          <w:p>
-            <w:r>
-              <w:t>Họ và tên: ....................</w:t>
-            </w:r>
-          </w:p>
-          <w:p>
-            <w:r>
-              <w:t>Chữ ký:</w:t>
-            </w:r>
-          </w:p>
-        </w:tc>
-      </w:tr>
-      <w:tr>
-        <w:tc>
-          <w:tcPr>
-            <w:tcW w:w="2200" w:type="dxa"/>
-            <w:tcMar>
-              <w:top w:w="40" w:type="dxa"/>
-              <w:left w:w="70" w:type="dxa"/>
-              <w:bottom w:w="40" w:type="dxa"/>
-              <w:right w:w="70" w:type="dxa"/>
-            </w:tcMar>
-            <w:vAlign w:val="center"/>
-          </w:tcPr>
-          <w:p>
-            <w:r>
-              <w:rPr>
-                <w:b/>
-                <w:bCs/>
-              </w:rPr>
-              <w:t>TỔNG THẦU</w:t>
-            </w:r>
-          </w:p>
-        </w:tc>
-        <w:tc>
-          <w:tcPr>
-            <w:tcW w:w="2000" w:type="dxa"/>
-            <w:tcMar>
-              <w:top w:w="40" w:type="dxa"/>
-              <w:left w:w="70" w:type="dxa"/>
-              <w:bottom w:w="40" w:type="dxa"/>
-              <w:right w:w="70" w:type="dxa"/>
-            </w:tcMar>
-            <w:vAlign w:val="center"/>
-          </w:tcPr>
-          <w:p>
-            <w:pPr>
-              <w:jc w:val="center"/>
-            </w:pPr>
-            <w:r>
-              <w:t>..... giờ .....</w:t>
-            </w:r>
-          </w:p>
-          <w:p>
-            <w:pPr>
-              <w:jc w:val="center"/>
-            </w:pPr>
-            <w:r>
-              <w:t>..... /..... /{{NAM}}</w:t>
-            </w:r>
-          </w:p>
-        </w:tc>
-        <w:tc>
-          <w:tcPr>
-            <w:tcW w:w="2800" w:type="dxa"/>
-            <w:tcMar>
-              <w:top w:w="40" w:type="dxa"/>
-              <w:left w:w="70" w:type="dxa"/>
-              <w:bottom w:w="40" w:type="dxa"/>
-              <w:right w:w="70" w:type="dxa"/>
-            </w:tcMar>
-          </w:tcPr>
-          <w:p>
-            <w:r>
-              <w:t>□  Đồng ý nghiệm thu</w:t>
-            </w:r>
-          </w:p>
-          <w:p>
-            <w:r>
-              <w:t>□  Ý kiến khác:</w:t>
-            </w:r>
-          </w:p>
-          <w:p>
-            <w:r>
-              <w:t>.........................................</w:t>
-            </w:r>
-          </w:p>
-        </w:tc>
-        <w:tc>
-          <w:tcPr>
-            <w:tcW w:w="2638" w:type="dxa"/>
-            <w:tcMar>
-              <w:top w:w="40" w:type="dxa"/>
-              <w:left w:w="70" w:type="dxa"/>
-              <w:bottom w:w="40" w:type="dxa"/>
-              <w:right w:w="70" w:type="dxa"/>
-            </w:tcMar>
-          </w:tcPr>
-          <w:p>
-            <w:r>
-              <w:t>Họ và tên: ....................</w:t>
-            </w:r>
-          </w:p>
-          <w:p>
-            <w:r>
-              <w:t>Chữ ký:</w:t>
+            <w:tcW w:w="9638" w:type="dxa"/>
+          </w:tcPr>
+          <w:p>
+            <w:r>
+              <w:t>{{BLOCK_NN}}</w:t>
             </w:r>
           </w:p>
         </w:tc>
@@ -32708,167 +28974,7 @@
         <w:spacing w:after="20" w:line="264" w:lineRule="auto"/>
       </w:pPr>
       <w:r>
-        <w:rPr>
-          <w:b/>
-          <w:bCs/>
-        </w:rPr>
-        <w:t>a. Đại diện Chủ đầu tư: {{CHU_DAU_TU}}</w:t>
-      </w:r>
-    </w:p>
-    <w:p>
-      <w:pPr>
-        <w:tabs>
-          <w:tab w:val="left" w:pos="3600"/>
-        </w:tabs>
-        <w:spacing w:after="20" w:line="264" w:lineRule="auto"/>
-      </w:pPr>
-      <w:r>
-        <w:t>- Ông: .......................</w:t>
-      </w:r>
-      <w:r>
-        <w:tab/>
-        <w:t>Chức vụ: ...................................................</w:t>
-      </w:r>
-    </w:p>
-    <w:p>
-      <w:pPr>
-        <w:tabs>
-          <w:tab w:val="left" w:pos="3600"/>
-        </w:tabs>
-        <w:spacing w:after="40" w:line="264" w:lineRule="auto"/>
-      </w:pPr>
-      <w:r>
-        <w:t>- Ông: .......................</w:t>
-      </w:r>
-      <w:r>
-        <w:tab/>
-        <w:t>Chức vụ: ...................................................</w:t>
-      </w:r>
-    </w:p>
-    <w:p>
-      <w:pPr>
-        <w:spacing w:after="20" w:line="264" w:lineRule="auto"/>
-      </w:pPr>
-      <w:r>
-        <w:rPr>
-          <w:b/>
-          <w:bCs/>
-        </w:rPr>
-        <w:t>b. Đại diện Tư vấn giám sát:</w:t>
-      </w:r>
-    </w:p>
-    <w:p>
-      <w:pPr>
-        <w:tabs>
-          <w:tab w:val="left" w:pos="3600"/>
-        </w:tabs>
-        <w:spacing w:after="20" w:line="264" w:lineRule="auto"/>
-      </w:pPr>
-      <w:r>
-        <w:t>- Ông: .......................</w:t>
-      </w:r>
-      <w:r>
-        <w:tab/>
-        <w:t>Chức vụ: ...................................................</w:t>
-      </w:r>
-    </w:p>
-    <w:p>
-      <w:pPr>
-        <w:tabs>
-          <w:tab w:val="left" w:pos="3600"/>
-        </w:tabs>
-        <w:spacing w:after="40" w:line="264" w:lineRule="auto"/>
-      </w:pPr>
-      <w:r>
-        <w:t>- Ông: .......................</w:t>
-      </w:r>
-      <w:r>
-        <w:tab/>
-        <w:t>Chức vụ: ...................................................</w:t>
-      </w:r>
-    </w:p>
-    <w:p>
-      <w:pPr>
-        <w:spacing w:after="20" w:line="264" w:lineRule="auto"/>
-      </w:pPr>
-      <w:r>
-        <w:rPr>
-          <w:b/>
-          <w:bCs/>
-        </w:rPr>
-        <w:t>c. Đại diện Tổng thầu thi công: {{TONG_THAU}}</w:t>
-      </w:r>
-    </w:p>
-    <w:p>
-      <w:pPr>
-        <w:tabs>
-          <w:tab w:val="left" w:pos="3600"/>
-        </w:tabs>
-        <w:spacing w:after="20" w:line="264" w:lineRule="auto"/>
-      </w:pPr>
-      <w:r>
-        <w:t>- Ông: .......................</w:t>
-      </w:r>
-      <w:r>
-        <w:tab/>
-        <w:t>Chức vụ: ...................................................</w:t>
-      </w:r>
-    </w:p>
-    <w:p>
-      <w:pPr>
-        <w:tabs>
-          <w:tab w:val="left" w:pos="3600"/>
-        </w:tabs>
-        <w:spacing w:after="40" w:line="264" w:lineRule="auto"/>
-      </w:pPr>
-      <w:r>
-        <w:t>- Ông: Trần Tuấn Minh</w:t>
-      </w:r>
-      <w:r>
-        <w:tab/>
-        <w:t>Chức vụ: Giám sát Xây dựng</w:t>
-      </w:r>
-    </w:p>
-    <w:p>
-      <w:pPr>
-        <w:spacing w:after="20" w:line="264" w:lineRule="auto"/>
-      </w:pPr>
-      <w:r>
-        <w:rPr>
-          <w:b/>
-          <w:bCs/>
-        </w:rPr>
-        <w:t>d. Đại diện Nhà thầu thi công: {{NHA_THAU}}</w:t>
-      </w:r>
-    </w:p>
-    <w:p>
-      <w:pPr>
-        <w:tabs>
-          <w:tab w:val="left" w:pos="3600"/>
-        </w:tabs>
-        <w:spacing w:after="20" w:line="264" w:lineRule="auto"/>
-      </w:pPr>
-      <w:r>
-        <w:t>- Ông: .......................</w:t>
-      </w:r>
-      <w:r>
-        <w:tab/>
-        <w:t>Chức vụ: ...................................................</w:t>
-      </w:r>
-    </w:p>
-    <w:p>
-      <w:pPr>
-        <w:tabs>
-          <w:tab w:val="left" w:pos="3600"/>
-        </w:tabs>
-        <w:spacing w:after="80" w:line="264" w:lineRule="auto"/>
-      </w:pPr>
-      <w:r>
-        <w:t>- Ông: Lại Xuân Hóa</w:t>
-      </w:r>
-      <w:r>
-        <w:tab/>
-        <w:t>Chức vụ: Chỉ huy trưởng</w:t>
+        <w:t>{{BLOCK_TP}}</w:t>
       </w:r>
     </w:p>
     <w:p>
@@ -33865,433 +29971,13 @@
         <w:t>6. Các thành phần trực tiếp tham gia nghiệm thu:</w:t>
       </w:r>
     </w:p>
-    <w:tbl>
-      <w:tblPr>
-        <w:tblW w:w="9638" w:type="dxa"/>
-        <w:tblBorders>
-          <w:top w:val="none" w:sz="0" w:space="0" w:color="FFFFFF"/>
-          <w:left w:val="none" w:sz="0" w:space="0" w:color="FFFFFF"/>
-          <w:bottom w:val="none" w:sz="0" w:space="0" w:color="FFFFFF"/>
-          <w:right w:val="none" w:sz="0" w:space="0" w:color="FFFFFF"/>
-          <w:insideH w:val="none" w:sz="0" w:space="0" w:color="FFFFFF"/>
-          <w:insideV w:val="none" w:sz="0" w:space="0" w:color="FFFFFF"/>
-        </w:tblBorders>
-        <w:tblCellMar>
-          <w:left w:w="10" w:type="dxa"/>
-          <w:right w:w="10" w:type="dxa"/>
-        </w:tblCellMar>
-        <w:tblLook w:val="0000" w:firstRow="0" w:lastRow="0" w:firstColumn="0" w:lastColumn="0" w:noHBand="0" w:noVBand="0"/>
-      </w:tblPr>
-      <w:tblGrid>
-        <w:gridCol w:w="4819"/>
-        <w:gridCol w:w="4819"/>
-      </w:tblGrid>
-      <w:tr>
-        <w:trPr>
-          <w:cantSplit/>
-        </w:trPr>
-        <w:tc>
-          <w:tcPr>
-            <w:tcW w:w="4819" w:type="dxa"/>
-            <w:tcMar>
-              <w:top w:w="40" w:type="dxa"/>
-              <w:left w:w="70" w:type="dxa"/>
-              <w:bottom w:w="40" w:type="dxa"/>
-              <w:right w:w="70" w:type="dxa"/>
-            </w:tcMar>
-            <w:vAlign w:val="bottom"/>
-          </w:tcPr>
-          <w:p>
-            <w:pPr>
-              <w:spacing w:line="264" w:lineRule="auto"/>
-              <w:jc w:val="center"/>
-            </w:pPr>
-            <w:r>
-              <w:rPr>
-                <w:b/>
-                <w:bCs/>
-              </w:rPr>
-              <w:t>ĐẠI DIỆN CHỦ ĐẦU TƯ</w:t>
-            </w:r>
-          </w:p>
-        </w:tc>
-        <w:tc>
-          <w:tcPr>
-            <w:tcW w:w="4819" w:type="dxa"/>
-            <w:tcMar>
-              <w:top w:w="40" w:type="dxa"/>
-              <w:left w:w="70" w:type="dxa"/>
-              <w:bottom w:w="40" w:type="dxa"/>
-              <w:right w:w="70" w:type="dxa"/>
-            </w:tcMar>
-            <w:vAlign w:val="bottom"/>
-          </w:tcPr>
-          <w:p>
-            <w:pPr>
-              <w:spacing w:line="264" w:lineRule="auto"/>
-              <w:jc w:val="center"/>
-            </w:pPr>
-            <w:r>
-              <w:rPr>
-                <w:b/>
-                <w:bCs/>
-              </w:rPr>
-              <w:t>ĐẠI DIỆN TƯ VẤN GIÁM SÁT</w:t>
-            </w:r>
-          </w:p>
-        </w:tc>
-      </w:tr>
-      <w:tr>
-        <w:trPr>
-          <w:cantSplit/>
-        </w:trPr>
-        <w:tc>
-          <w:tcPr>
-            <w:tcW w:w="4819" w:type="dxa"/>
-            <w:tcMar>
-              <w:top w:w="40" w:type="dxa"/>
-              <w:left w:w="70" w:type="dxa"/>
-              <w:bottom w:w="40" w:type="dxa"/>
-              <w:right w:w="70" w:type="dxa"/>
-            </w:tcMar>
-          </w:tcPr>
-          <w:p>
-            <w:pPr>
-              <w:spacing w:line="264" w:lineRule="auto"/>
-              <w:jc w:val="center"/>
-            </w:pPr>
-            <w:r>
-              <w:rPr>
-                <w:i/>
-                <w:iCs/>
-                <w:sz w:val="22"/>
-                <w:szCs w:val="22"/>
-                <w:u w:val="single"/>
-              </w:rPr>
-              <w:t>(Ký, ghi rõ họ tên)</w:t>
-            </w:r>
-          </w:p>
-          <w:p>
-            <w:pPr>
-              <w:spacing w:line="264" w:lineRule="auto"/>
-            </w:pPr>
-          </w:p>
-          <w:p>
-            <w:pPr>
-              <w:spacing w:line="264" w:lineRule="auto"/>
-            </w:pPr>
-          </w:p>
-          <w:p>
-            <w:pPr>
-              <w:spacing w:line="264" w:lineRule="auto"/>
-            </w:pPr>
-          </w:p>
-        </w:tc>
-        <w:tc>
-          <w:tcPr>
-            <w:tcW w:w="4819" w:type="dxa"/>
-            <w:tcMar>
-              <w:top w:w="40" w:type="dxa"/>
-              <w:left w:w="70" w:type="dxa"/>
-              <w:bottom w:w="40" w:type="dxa"/>
-              <w:right w:w="70" w:type="dxa"/>
-            </w:tcMar>
-          </w:tcPr>
-          <w:p>
-            <w:pPr>
-              <w:spacing w:line="264" w:lineRule="auto"/>
-              <w:jc w:val="center"/>
-            </w:pPr>
-            <w:r>
-              <w:rPr>
-                <w:i/>
-                <w:iCs/>
-                <w:sz w:val="22"/>
-                <w:szCs w:val="22"/>
-                <w:u w:val="single"/>
-              </w:rPr>
-              <w:t>(Ký, ghi rõ họ tên)</w:t>
-            </w:r>
-          </w:p>
-          <w:p>
-            <w:pPr>
-              <w:spacing w:line="264" w:lineRule="auto"/>
-            </w:pPr>
-          </w:p>
-          <w:p>
-            <w:pPr>
-              <w:spacing w:line="264" w:lineRule="auto"/>
-            </w:pPr>
-          </w:p>
-          <w:p>
-            <w:pPr>
-              <w:spacing w:line="264" w:lineRule="auto"/>
-            </w:pPr>
-          </w:p>
-        </w:tc>
-      </w:tr>
-    </w:tbl>
-    <w:p>
-      <w:pPr>
-        <w:spacing w:after="120" w:line="264" w:lineRule="auto"/>
-      </w:pPr>
-    </w:p>
-    <w:tbl>
-      <w:tblPr>
-        <w:tblW w:w="9638" w:type="dxa"/>
-        <w:tblBorders>
-          <w:top w:val="none" w:sz="0" w:space="0" w:color="FFFFFF"/>
-          <w:left w:val="none" w:sz="0" w:space="0" w:color="FFFFFF"/>
-          <w:bottom w:val="none" w:sz="0" w:space="0" w:color="FFFFFF"/>
-          <w:right w:val="none" w:sz="0" w:space="0" w:color="FFFFFF"/>
-          <w:insideH w:val="none" w:sz="0" w:space="0" w:color="FFFFFF"/>
-          <w:insideV w:val="none" w:sz="0" w:space="0" w:color="FFFFFF"/>
-        </w:tblBorders>
-        <w:tblCellMar>
-          <w:left w:w="10" w:type="dxa"/>
-          <w:right w:w="10" w:type="dxa"/>
-        </w:tblCellMar>
-        <w:tblLook w:val="0000" w:firstRow="0" w:lastRow="0" w:firstColumn="0" w:lastColumn="0" w:noHBand="0" w:noVBand="0"/>
-      </w:tblPr>
-      <w:tblGrid>
-        <w:gridCol w:w="4819"/>
-        <w:gridCol w:w="4819"/>
-      </w:tblGrid>
-      <w:tr>
-        <w:trPr>
-          <w:cantSplit/>
-        </w:trPr>
-        <w:tc>
-          <w:tcPr>
-            <w:tcW w:w="4819" w:type="dxa"/>
-            <w:tcMar>
-              <w:top w:w="40" w:type="dxa"/>
-              <w:left w:w="70" w:type="dxa"/>
-              <w:bottom w:w="40" w:type="dxa"/>
-              <w:right w:w="70" w:type="dxa"/>
-            </w:tcMar>
-            <w:vAlign w:val="bottom"/>
-          </w:tcPr>
-          <w:p>
-            <w:pPr>
-              <w:spacing w:line="264" w:lineRule="auto"/>
-              <w:jc w:val="center"/>
-            </w:pPr>
-            <w:r>
-              <w:rPr>
-                <w:b/>
-                <w:bCs/>
-              </w:rPr>
-              <w:t>ĐẠI DIỆN TỔNG THẦU THI CÔNG</w:t>
-            </w:r>
-          </w:p>
-          <w:p>
-            <w:pPr>
-              <w:spacing w:line="264" w:lineRule="auto"/>
-              <w:jc w:val="center"/>
-              <w:rPr>
-                <w:b/>
-                <w:bCs/>
-                <w:sz w:val="22"/>
-                <w:szCs w:val="22"/>
-              </w:rPr>
-            </w:pPr>
-            <w:r>
-              <w:rPr>
-                <w:b/>
-                <w:bCs/>
-                <w:sz w:val="22"/>
-                <w:szCs w:val="22"/>
-              </w:rPr>
-              <w:t xml:space="preserve">{{TONG_THAU_HOA}}</w:t>
-            </w:r>
-          </w:p>
-          <w:p>
-            <w:pPr>
-              <w:spacing w:line="264" w:lineRule="auto"/>
-              <w:jc w:val="center"/>
-            </w:pPr>
-            <w:r>
-              <w:rPr>
-                <w:b/>
-                <w:bCs/>
-                <w:sz w:val="22"/>
-                <w:szCs w:val="22"/>
-              </w:rPr>
-              <w:t/>
-            </w:r>
-          </w:p>
-        </w:tc>
-        <w:tc>
-          <w:tcPr>
-            <w:tcW w:w="4819" w:type="dxa"/>
-            <w:tcMar>
-              <w:top w:w="40" w:type="dxa"/>
-              <w:left w:w="70" w:type="dxa"/>
-              <w:bottom w:w="40" w:type="dxa"/>
-              <w:right w:w="70" w:type="dxa"/>
-            </w:tcMar>
-            <w:vAlign w:val="bottom"/>
-          </w:tcPr>
-          <w:p>
-            <w:pPr>
-              <w:spacing w:line="264" w:lineRule="auto"/>
-              <w:jc w:val="center"/>
-            </w:pPr>
-            <w:r>
-              <w:rPr>
-                <w:b/>
-                <w:bCs/>
-              </w:rPr>
-              <w:t>ĐẠI DIỆN ĐƠN VỊ THI CÔNG</w:t>
-            </w:r>
-          </w:p>
-          <w:p>
-            <w:pPr>
-              <w:spacing w:line="264" w:lineRule="auto"/>
-              <w:jc w:val="center"/>
-            </w:pPr>
-            <w:r>
-              <w:rPr>
-                <w:b/>
-                <w:bCs/>
-                <w:sz w:val="22"/>
-                <w:szCs w:val="22"/>
-              </w:rPr>
-              <w:t>{{NHA_THAU_HOA}}</w:t>
-            </w:r>
-          </w:p>
-        </w:tc>
-      </w:tr>
-      <w:tr>
-        <w:trPr>
-          <w:cantSplit/>
-        </w:trPr>
-        <w:tc>
-          <w:tcPr>
-            <w:tcW w:w="4819" w:type="dxa"/>
-            <w:tcMar>
-              <w:top w:w="40" w:type="dxa"/>
-              <w:left w:w="70" w:type="dxa"/>
-              <w:bottom w:w="40" w:type="dxa"/>
-              <w:right w:w="70" w:type="dxa"/>
-            </w:tcMar>
-          </w:tcPr>
-          <w:p>
-            <w:pPr>
-              <w:spacing w:line="264" w:lineRule="auto"/>
-              <w:jc w:val="center"/>
-            </w:pPr>
-            <w:r>
-              <w:rPr>
-                <w:i/>
-                <w:iCs/>
-                <w:sz w:val="22"/>
-                <w:szCs w:val="22"/>
-                <w:u w:val="single"/>
-              </w:rPr>
-              <w:t>(Ký, ghi rõ họ tên)</w:t>
-            </w:r>
-          </w:p>
-          <w:p>
-            <w:pPr>
-              <w:spacing w:line="264" w:lineRule="auto"/>
-            </w:pPr>
-          </w:p>
-          <w:p>
-            <w:pPr>
-              <w:spacing w:line="264" w:lineRule="auto"/>
-            </w:pPr>
-          </w:p>
-          <w:p>
-            <w:pPr>
-              <w:spacing w:line="264" w:lineRule="auto"/>
-            </w:pPr>
-          </w:p>
-        </w:tc>
-        <w:tc>
-          <w:tcPr>
-            <w:tcW w:w="4819" w:type="dxa"/>
-            <w:tcMar>
-              <w:top w:w="40" w:type="dxa"/>
-              <w:left w:w="70" w:type="dxa"/>
-              <w:bottom w:w="40" w:type="dxa"/>
-              <w:right w:w="70" w:type="dxa"/>
-            </w:tcMar>
-          </w:tcPr>
-          <w:p>
-            <w:pPr>
-              <w:spacing w:line="264" w:lineRule="auto"/>
-              <w:jc w:val="center"/>
-            </w:pPr>
-            <w:r>
-              <w:rPr>
-                <w:i/>
-                <w:iCs/>
-                <w:sz w:val="22"/>
-                <w:szCs w:val="22"/>
-                <w:u w:val="single"/>
-              </w:rPr>
-              <w:t>(Ký, ghi rõ họ tên)</w:t>
-            </w:r>
-          </w:p>
-          <w:p>
-            <w:pPr>
-              <w:spacing w:line="264" w:lineRule="auto"/>
-            </w:pPr>
-          </w:p>
-          <w:p>
-            <w:pPr>
-              <w:spacing w:line="264" w:lineRule="auto"/>
-            </w:pPr>
-          </w:p>
-          <w:p>
-            <w:pPr>
-              <w:spacing w:line="264" w:lineRule="auto"/>
-            </w:pPr>
-          </w:p>
-          <w:p>
-            <w:pPr>
-              <w:spacing w:line="264" w:lineRule="auto"/>
-              <w:jc w:val="center"/>
-            </w:pPr>
-            <w:r>
-              <w:rPr>
-                <w:b/>
-                <w:bCs/>
-              </w:rPr>
-              <w:t>Lại Xuân Hóa</w:t>
-            </w:r>
-          </w:p>
-          <w:p>
-            <w:pPr>
-              <w:spacing w:line="264" w:lineRule="auto"/>
-              <w:jc w:val="center"/>
-            </w:pPr>
-            <w:r>
-              <w:rPr>
-                <w:i/>
-                <w:iCs/>
-                <w:sz w:val="22"/>
-                <w:szCs w:val="22"/>
-              </w:rPr>
-              <w:t>Chỉ huy trưởng</w:t>
-            </w:r>
-          </w:p>
-        </w:tc>
-      </w:tr>
-    </w:tbl>
-    <w:p>
-      <w:pPr>
-        <w:sectPr>
-          <w:footerReference w:type="default" r:id="rId23"/>
-          <w:pgSz w:w="11907" w:h="16840"/>
-          <w:pgMar w:top="1134" w:right="851" w:bottom="990" w:left="1418" w:header="708" w:footer="708" w:gutter="0"/>
-          <w:pgNumType w:start="1"/>
-          <w:cols w:space="720"/>
-          <w:docGrid w:linePitch="360"/>
-        </w:sectPr>
-      </w:pPr>
+    <w:p>
+      <w:pPr>
+        <w:spacing w:after="20" w:line="264" w:lineRule="auto"/>
+      </w:pPr>
+      <w:r>
+        <w:t>{{BLOCK_KY}}</w:t>
+      </w:r>
     </w:p>
     <w:tbl>
       <w:tblPr>
@@ -38313,276 +33999,14 @@
         <w:spacing w:after="120" w:line="264" w:lineRule="auto"/>
       </w:pPr>
     </w:p>
-    <w:tbl>
-      <w:tblPr>
-        <w:tblW w:w="9638" w:type="dxa"/>
-        <w:tblBorders>
-          <w:top w:val="none" w:sz="0" w:space="0" w:color="FFFFFF"/>
-          <w:left w:val="none" w:sz="0" w:space="0" w:color="FFFFFF"/>
-          <w:bottom w:val="none" w:sz="0" w:space="0" w:color="FFFFFF"/>
-          <w:right w:val="none" w:sz="0" w:space="0" w:color="FFFFFF"/>
-          <w:insideH w:val="none" w:sz="0" w:space="0" w:color="FFFFFF"/>
-          <w:insideV w:val="none" w:sz="0" w:space="0" w:color="FFFFFF"/>
-        </w:tblBorders>
-        <w:tblCellMar>
-          <w:left w:w="10" w:type="dxa"/>
-          <w:right w:w="10" w:type="dxa"/>
-        </w:tblCellMar>
-        <w:tblLook w:val="0000" w:firstRow="0" w:lastRow="0" w:firstColumn="0" w:lastColumn="0" w:noHBand="0" w:noVBand="0"/>
-      </w:tblPr>
-      <w:tblGrid>
-        <w:gridCol w:w="3212"/>
-        <w:gridCol w:w="3212"/>
-        <w:gridCol w:w="3214"/>
-      </w:tblGrid>
-      <w:tr>
-        <w:trPr>
-          <w:cantSplit/>
-        </w:trPr>
-        <w:tc>
-          <w:tcPr>
-            <w:tcW w:w="3212" w:type="dxa"/>
-            <w:tcMar>
-              <w:top w:w="40" w:type="dxa"/>
-              <w:left w:w="70" w:type="dxa"/>
-              <w:bottom w:w="40" w:type="dxa"/>
-              <w:right w:w="70" w:type="dxa"/>
-            </w:tcMar>
-            <w:vAlign w:val="bottom"/>
-          </w:tcPr>
-          <w:p>
-            <w:pPr>
-              <w:spacing w:line="264" w:lineRule="auto"/>
-              <w:jc w:val="center"/>
-            </w:pPr>
-            <w:r>
-              <w:rPr>
-                <w:b/>
-                <w:bCs/>
-                <w:sz w:val="20"/>
-                <w:szCs w:val="20"/>
-              </w:rPr>
-              <w:t>ĐẠI DIỆN TƯ VẤN GIÁM SÁT</w:t>
-            </w:r>
-          </w:p>
-        </w:tc>
-        <w:tc>
-          <w:tcPr>
-            <w:tcW w:w="3212" w:type="dxa"/>
-            <w:tcMar>
-              <w:top w:w="40" w:type="dxa"/>
-              <w:left w:w="70" w:type="dxa"/>
-              <w:bottom w:w="40" w:type="dxa"/>
-              <w:right w:w="70" w:type="dxa"/>
-            </w:tcMar>
-            <w:vAlign w:val="bottom"/>
-          </w:tcPr>
-          <w:p>
-            <w:pPr>
-              <w:spacing w:line="264" w:lineRule="auto"/>
-              <w:jc w:val="center"/>
-            </w:pPr>
-            <w:r>
-              <w:rPr>
-                <w:b/>
-                <w:bCs/>
-                <w:sz w:val="20"/>
-                <w:szCs w:val="20"/>
-              </w:rPr>
-              <w:t>ĐẠI DIỆN TỔNG THẦU</w:t>
-            </w:r>
-          </w:p>
-        </w:tc>
-        <w:tc>
-          <w:tcPr>
-            <w:tcW w:w="3214" w:type="dxa"/>
-            <w:tcMar>
-              <w:top w:w="40" w:type="dxa"/>
-              <w:left w:w="70" w:type="dxa"/>
-              <w:bottom w:w="40" w:type="dxa"/>
-              <w:right w:w="70" w:type="dxa"/>
-            </w:tcMar>
-            <w:vAlign w:val="bottom"/>
-          </w:tcPr>
-          <w:p>
-            <w:pPr>
-              <w:spacing w:line="264" w:lineRule="auto"/>
-              <w:jc w:val="center"/>
-            </w:pPr>
-            <w:r>
-              <w:rPr>
-                <w:b/>
-                <w:bCs/>
-                <w:sz w:val="20"/>
-                <w:szCs w:val="20"/>
-              </w:rPr>
-              <w:t>ĐẠI DIỆN ĐƠN VỊ THI CÔNG</w:t>
-            </w:r>
-          </w:p>
-        </w:tc>
-      </w:tr>
-      <w:tr>
-        <w:trPr>
-          <w:cantSplit/>
-        </w:trPr>
-        <w:tc>
-          <w:tcPr>
-            <w:tcW w:w="3212" w:type="dxa"/>
-            <w:tcMar>
-              <w:top w:w="40" w:type="dxa"/>
-              <w:left w:w="70" w:type="dxa"/>
-              <w:bottom w:w="40" w:type="dxa"/>
-              <w:right w:w="70" w:type="dxa"/>
-            </w:tcMar>
-          </w:tcPr>
-          <w:p>
-            <w:pPr>
-              <w:spacing w:line="264" w:lineRule="auto"/>
-              <w:jc w:val="center"/>
-            </w:pPr>
-            <w:r>
-              <w:rPr>
-                <w:i/>
-                <w:iCs/>
-                <w:sz w:val="18"/>
-                <w:szCs w:val="18"/>
-                <w:u w:val="single"/>
-              </w:rPr>
-              <w:t>(Ký, ghi rõ họ tên)</w:t>
-            </w:r>
-          </w:p>
-          <w:p>
-            <w:pPr>
-              <w:spacing w:line="264" w:lineRule="auto"/>
-            </w:pPr>
-          </w:p>
-          <w:p>
-            <w:pPr>
-              <w:spacing w:line="264" w:lineRule="auto"/>
-            </w:pPr>
-          </w:p>
-          <w:p>
-            <w:pPr>
-              <w:spacing w:line="264" w:lineRule="auto"/>
-            </w:pPr>
-          </w:p>
-        </w:tc>
-        <w:tc>
-          <w:tcPr>
-            <w:tcW w:w="3212" w:type="dxa"/>
-            <w:tcMar>
-              <w:top w:w="40" w:type="dxa"/>
-              <w:left w:w="70" w:type="dxa"/>
-              <w:bottom w:w="40" w:type="dxa"/>
-              <w:right w:w="70" w:type="dxa"/>
-            </w:tcMar>
-          </w:tcPr>
-          <w:p>
-            <w:pPr>
-              <w:spacing w:line="264" w:lineRule="auto"/>
-              <w:jc w:val="center"/>
-            </w:pPr>
-            <w:r>
-              <w:rPr>
-                <w:i/>
-                <w:iCs/>
-                <w:sz w:val="18"/>
-                <w:szCs w:val="18"/>
-                <w:u w:val="single"/>
-              </w:rPr>
-              <w:t>(Ký, ghi rõ họ tên)</w:t>
-            </w:r>
-          </w:p>
-          <w:p>
-            <w:pPr>
-              <w:spacing w:line="264" w:lineRule="auto"/>
-            </w:pPr>
-          </w:p>
-          <w:p>
-            <w:pPr>
-              <w:spacing w:line="264" w:lineRule="auto"/>
-            </w:pPr>
-          </w:p>
-          <w:p>
-            <w:pPr>
-              <w:spacing w:line="264" w:lineRule="auto"/>
-            </w:pPr>
-          </w:p>
-        </w:tc>
-        <w:tc>
-          <w:tcPr>
-            <w:tcW w:w="3214" w:type="dxa"/>
-            <w:tcMar>
-              <w:top w:w="40" w:type="dxa"/>
-              <w:left w:w="70" w:type="dxa"/>
-              <w:bottom w:w="40" w:type="dxa"/>
-              <w:right w:w="70" w:type="dxa"/>
-            </w:tcMar>
-          </w:tcPr>
-          <w:p>
-            <w:pPr>
-              <w:spacing w:line="264" w:lineRule="auto"/>
-              <w:jc w:val="center"/>
-            </w:pPr>
-            <w:r>
-              <w:rPr>
-                <w:i/>
-                <w:iCs/>
-                <w:sz w:val="18"/>
-                <w:szCs w:val="18"/>
-                <w:u w:val="single"/>
-              </w:rPr>
-              <w:t>(Ký, ghi rõ họ tên)</w:t>
-            </w:r>
-          </w:p>
-          <w:p>
-            <w:pPr>
-              <w:spacing w:line="264" w:lineRule="auto"/>
-            </w:pPr>
-          </w:p>
-          <w:p>
-            <w:pPr>
-              <w:spacing w:line="264" w:lineRule="auto"/>
-            </w:pPr>
-          </w:p>
-          <w:p>
-            <w:pPr>
-              <w:spacing w:line="264" w:lineRule="auto"/>
-            </w:pPr>
-          </w:p>
-          <w:p>
-            <w:pPr>
-              <w:spacing w:line="264" w:lineRule="auto"/>
-              <w:jc w:val="center"/>
-            </w:pPr>
-            <w:r>
-              <w:rPr>
-                <w:b/>
-                <w:bCs/>
-                <w:sz w:val="20"/>
-                <w:szCs w:val="20"/>
-              </w:rPr>
-              <w:t>Lại Xuân Hóa</w:t>
-            </w:r>
-          </w:p>
-          <w:p>
-            <w:pPr>
-              <w:spacing w:line="264" w:lineRule="auto"/>
-              <w:jc w:val="center"/>
-            </w:pPr>
-            <w:r>
-              <w:rPr>
-                <w:i/>
-                <w:iCs/>
-                <w:sz w:val="18"/>
-                <w:szCs w:val="18"/>
-              </w:rPr>
-              <w:t>Chỉ huy trưởng</w:t>
-            </w:r>
-          </w:p>
-        </w:tc>
-      </w:tr>
-    </w:tbl>
+    <w:p>
+      <w:pPr>
+        <w:spacing w:after="20" w:line="264" w:lineRule="auto"/>
+      </w:pPr>
+      <w:r>
+        <w:t>{{BLOCK_KY_KT}}</w:t>
+      </w:r>
+    </w:p>
     <w:p>
       <w:pPr>
         <w:sectPr>
@@ -39066,28 +34490,9 @@
     <w:p>
       <w:pPr>
         <w:spacing w:after="20" w:line="264" w:lineRule="auto"/>
-        <w:ind w:left="360"/>
       </w:pPr>
       <w:r>
-        <w:t>- Chủ đầu tư: {{CHU_DAU_TU}}</w:t>
-      </w:r>
-    </w:p>
-    <w:p>
-      <w:pPr>
-        <w:spacing w:after="20" w:line="264" w:lineRule="auto"/>
-        <w:ind w:left="360"/>
-      </w:pPr>
-      <w:r>
-        <w:t>- Đoàn Tư vấn giám sát: {{TVGS}}........</w:t>
-      </w:r>
-    </w:p>
-    <w:p>
-      <w:pPr>
-        <w:spacing w:after="80" w:line="264" w:lineRule="auto"/>
-        <w:ind w:left="360"/>
-      </w:pPr>
-      <w:r>
-        <w:t>- Tổng thầu thi công: {{TONG_THAU}}</w:t>
+        <w:t>{{BLOCK_KG}}</w:t>
       </w:r>
     </w:p>
     <w:p>
@@ -39297,293 +34702,11 @@
       <w:tr>
         <w:tc>
           <w:tcPr>
-            <w:tcW w:w="2200" w:type="dxa"/>
-            <w:tcMar>
-              <w:top w:w="40" w:type="dxa"/>
-              <w:left w:w="70" w:type="dxa"/>
-              <w:bottom w:w="40" w:type="dxa"/>
-              <w:right w:w="70" w:type="dxa"/>
-            </w:tcMar>
-            <w:vAlign w:val="center"/>
-          </w:tcPr>
-          <w:p>
-            <w:r>
-              <w:rPr>
-                <w:b/>
-                <w:bCs/>
-              </w:rPr>
-              <w:t>CHỦ ĐẦU TƯ</w:t>
-            </w:r>
-          </w:p>
-        </w:tc>
-        <w:tc>
-          <w:tcPr>
-            <w:tcW w:w="2000" w:type="dxa"/>
-            <w:tcMar>
-              <w:top w:w="40" w:type="dxa"/>
-              <w:left w:w="70" w:type="dxa"/>
-              <w:bottom w:w="40" w:type="dxa"/>
-              <w:right w:w="70" w:type="dxa"/>
-            </w:tcMar>
-            <w:vAlign w:val="center"/>
-          </w:tcPr>
-          <w:p>
-            <w:pPr>
-              <w:jc w:val="center"/>
-            </w:pPr>
-            <w:r>
-              <w:t>..... giờ .....</w:t>
-            </w:r>
-          </w:p>
-          <w:p>
-            <w:pPr>
-              <w:jc w:val="center"/>
-            </w:pPr>
-            <w:r>
-              <w:t>..... /..... /{{NAM}}</w:t>
-            </w:r>
-          </w:p>
-        </w:tc>
-        <w:tc>
-          <w:tcPr>
-            <w:tcW w:w="2800" w:type="dxa"/>
-            <w:tcMar>
-              <w:top w:w="40" w:type="dxa"/>
-              <w:left w:w="70" w:type="dxa"/>
-              <w:bottom w:w="40" w:type="dxa"/>
-              <w:right w:w="70" w:type="dxa"/>
-            </w:tcMar>
-          </w:tcPr>
-          <w:p>
-            <w:r>
-              <w:t>□  Đồng ý nghiệm thu</w:t>
-            </w:r>
-          </w:p>
-          <w:p>
-            <w:r>
-              <w:t>□  Ý kiến khác:</w:t>
-            </w:r>
-          </w:p>
-          <w:p>
-            <w:r>
-              <w:t>.........................................</w:t>
-            </w:r>
-          </w:p>
-        </w:tc>
-        <w:tc>
-          <w:tcPr>
-            <w:tcW w:w="2638" w:type="dxa"/>
-            <w:tcMar>
-              <w:top w:w="40" w:type="dxa"/>
-              <w:left w:w="70" w:type="dxa"/>
-              <w:bottom w:w="40" w:type="dxa"/>
-              <w:right w:w="70" w:type="dxa"/>
-            </w:tcMar>
-          </w:tcPr>
-          <w:p>
-            <w:r>
-              <w:t>Họ và tên: ....................</w:t>
-            </w:r>
-          </w:p>
-          <w:p>
-            <w:r>
-              <w:t>Chữ ký:</w:t>
-            </w:r>
-          </w:p>
-        </w:tc>
-      </w:tr>
-      <w:tr>
-        <w:tc>
-          <w:tcPr>
-            <w:tcW w:w="2200" w:type="dxa"/>
-            <w:tcMar>
-              <w:top w:w="40" w:type="dxa"/>
-              <w:left w:w="70" w:type="dxa"/>
-              <w:bottom w:w="40" w:type="dxa"/>
-              <w:right w:w="70" w:type="dxa"/>
-            </w:tcMar>
-            <w:vAlign w:val="center"/>
-          </w:tcPr>
-          <w:p>
-            <w:r>
-              <w:rPr>
-                <w:b/>
-                <w:bCs/>
-              </w:rPr>
-              <w:t>ĐOÀN TVGS</w:t>
-            </w:r>
-          </w:p>
-        </w:tc>
-        <w:tc>
-          <w:tcPr>
-            <w:tcW w:w="2000" w:type="dxa"/>
-            <w:tcMar>
-              <w:top w:w="40" w:type="dxa"/>
-              <w:left w:w="70" w:type="dxa"/>
-              <w:bottom w:w="40" w:type="dxa"/>
-              <w:right w:w="70" w:type="dxa"/>
-            </w:tcMar>
-            <w:vAlign w:val="center"/>
-          </w:tcPr>
-          <w:p>
-            <w:pPr>
-              <w:jc w:val="center"/>
-            </w:pPr>
-            <w:r>
-              <w:t>..... giờ .....</w:t>
-            </w:r>
-          </w:p>
-          <w:p>
-            <w:pPr>
-              <w:jc w:val="center"/>
-            </w:pPr>
-            <w:r>
-              <w:t>..... /..... /{{NAM}}</w:t>
-            </w:r>
-          </w:p>
-        </w:tc>
-        <w:tc>
-          <w:tcPr>
-            <w:tcW w:w="2800" w:type="dxa"/>
-            <w:tcMar>
-              <w:top w:w="40" w:type="dxa"/>
-              <w:left w:w="70" w:type="dxa"/>
-              <w:bottom w:w="40" w:type="dxa"/>
-              <w:right w:w="70" w:type="dxa"/>
-            </w:tcMar>
-          </w:tcPr>
-          <w:p>
-            <w:r>
-              <w:t>□  Đồng ý nghiệm thu</w:t>
-            </w:r>
-          </w:p>
-          <w:p>
-            <w:r>
-              <w:t>□  Ý kiến khác:</w:t>
-            </w:r>
-          </w:p>
-          <w:p>
-            <w:r>
-              <w:t>.........................................</w:t>
-            </w:r>
-          </w:p>
-        </w:tc>
-        <w:tc>
-          <w:tcPr>
-            <w:tcW w:w="2638" w:type="dxa"/>
-            <w:tcMar>
-              <w:top w:w="40" w:type="dxa"/>
-              <w:left w:w="70" w:type="dxa"/>
-              <w:bottom w:w="40" w:type="dxa"/>
-              <w:right w:w="70" w:type="dxa"/>
-            </w:tcMar>
-          </w:tcPr>
-          <w:p>
-            <w:r>
-              <w:t>Họ và tên: ....................</w:t>
-            </w:r>
-          </w:p>
-          <w:p>
-            <w:r>
-              <w:t>Chữ ký:</w:t>
-            </w:r>
-          </w:p>
-        </w:tc>
-      </w:tr>
-      <w:tr>
-        <w:tc>
-          <w:tcPr>
-            <w:tcW w:w="2200" w:type="dxa"/>
-            <w:tcMar>
-              <w:top w:w="40" w:type="dxa"/>
-              <w:left w:w="70" w:type="dxa"/>
-              <w:bottom w:w="40" w:type="dxa"/>
-              <w:right w:w="70" w:type="dxa"/>
-            </w:tcMar>
-            <w:vAlign w:val="center"/>
-          </w:tcPr>
-          <w:p>
-            <w:r>
-              <w:rPr>
-                <w:b/>
-                <w:bCs/>
-              </w:rPr>
-              <w:t>TỔNG THẦU</w:t>
-            </w:r>
-          </w:p>
-        </w:tc>
-        <w:tc>
-          <w:tcPr>
-            <w:tcW w:w="2000" w:type="dxa"/>
-            <w:tcMar>
-              <w:top w:w="40" w:type="dxa"/>
-              <w:left w:w="70" w:type="dxa"/>
-              <w:bottom w:w="40" w:type="dxa"/>
-              <w:right w:w="70" w:type="dxa"/>
-            </w:tcMar>
-            <w:vAlign w:val="center"/>
-          </w:tcPr>
-          <w:p>
-            <w:pPr>
-              <w:jc w:val="center"/>
-            </w:pPr>
-            <w:r>
-              <w:t>..... giờ .....</w:t>
-            </w:r>
-          </w:p>
-          <w:p>
-            <w:pPr>
-              <w:jc w:val="center"/>
-            </w:pPr>
-            <w:r>
-              <w:t>..... /..... /{{NAM}}</w:t>
-            </w:r>
-          </w:p>
-        </w:tc>
-        <w:tc>
-          <w:tcPr>
-            <w:tcW w:w="2800" w:type="dxa"/>
-            <w:tcMar>
-              <w:top w:w="40" w:type="dxa"/>
-              <w:left w:w="70" w:type="dxa"/>
-              <w:bottom w:w="40" w:type="dxa"/>
-              <w:right w:w="70" w:type="dxa"/>
-            </w:tcMar>
-          </w:tcPr>
-          <w:p>
-            <w:r>
-              <w:t>□  Đồng ý nghiệm thu</w:t>
-            </w:r>
-          </w:p>
-          <w:p>
-            <w:r>
-              <w:t>□  Ý kiến khác:</w:t>
-            </w:r>
-          </w:p>
-          <w:p>
-            <w:r>
-              <w:t>.........................................</w:t>
-            </w:r>
-          </w:p>
-        </w:tc>
-        <w:tc>
-          <w:tcPr>
-            <w:tcW w:w="2638" w:type="dxa"/>
-            <w:tcMar>
-              <w:top w:w="40" w:type="dxa"/>
-              <w:left w:w="70" w:type="dxa"/>
-              <w:bottom w:w="40" w:type="dxa"/>
-              <w:right w:w="70" w:type="dxa"/>
-            </w:tcMar>
-          </w:tcPr>
-          <w:p>
-            <w:r>
-              <w:t>Họ và tên: ....................</w:t>
-            </w:r>
-          </w:p>
-          <w:p>
-            <w:r>
-              <w:t>Chữ ký:</w:t>
+            <w:tcW w:w="9638" w:type="dxa"/>
+          </w:tcPr>
+          <w:p>
+            <w:r>
+              <w:t>{{BLOCK_NN}}</w:t>
             </w:r>
           </w:p>
         </w:tc>
@@ -40085,167 +35208,7 @@
         <w:spacing w:after="20" w:line="264" w:lineRule="auto"/>
       </w:pPr>
       <w:r>
-        <w:rPr>
-          <w:b/>
-          <w:bCs/>
-        </w:rPr>
-        <w:t>a. Đại diện Chủ đầu tư: {{CHU_DAU_TU}}</w:t>
-      </w:r>
-    </w:p>
-    <w:p>
-      <w:pPr>
-        <w:tabs>
-          <w:tab w:val="left" w:pos="3600"/>
-        </w:tabs>
-        <w:spacing w:after="20" w:line="264" w:lineRule="auto"/>
-      </w:pPr>
-      <w:r>
-        <w:t>- Ông: .......................</w:t>
-      </w:r>
-      <w:r>
-        <w:tab/>
-        <w:t>Chức vụ: ...................................................</w:t>
-      </w:r>
-    </w:p>
-    <w:p>
-      <w:pPr>
-        <w:tabs>
-          <w:tab w:val="left" w:pos="3600"/>
-        </w:tabs>
-        <w:spacing w:after="40" w:line="264" w:lineRule="auto"/>
-      </w:pPr>
-      <w:r>
-        <w:t>- Ông: .......................</w:t>
-      </w:r>
-      <w:r>
-        <w:tab/>
-        <w:t>Chức vụ: ...................................................</w:t>
-      </w:r>
-    </w:p>
-    <w:p>
-      <w:pPr>
-        <w:spacing w:after="20" w:line="264" w:lineRule="auto"/>
-      </w:pPr>
-      <w:r>
-        <w:rPr>
-          <w:b/>
-          <w:bCs/>
-        </w:rPr>
-        <w:t>b. Đại diện Tư vấn giám sát:</w:t>
-      </w:r>
-    </w:p>
-    <w:p>
-      <w:pPr>
-        <w:tabs>
-          <w:tab w:val="left" w:pos="3600"/>
-        </w:tabs>
-        <w:spacing w:after="20" w:line="264" w:lineRule="auto"/>
-      </w:pPr>
-      <w:r>
-        <w:t>- Ông: .......................</w:t>
-      </w:r>
-      <w:r>
-        <w:tab/>
-        <w:t>Chức vụ: ...................................................</w:t>
-      </w:r>
-    </w:p>
-    <w:p>
-      <w:pPr>
-        <w:tabs>
-          <w:tab w:val="left" w:pos="3600"/>
-        </w:tabs>
-        <w:spacing w:after="40" w:line="264" w:lineRule="auto"/>
-      </w:pPr>
-      <w:r>
-        <w:t>- Ông: .......................</w:t>
-      </w:r>
-      <w:r>
-        <w:tab/>
-        <w:t>Chức vụ: ...................................................</w:t>
-      </w:r>
-    </w:p>
-    <w:p>
-      <w:pPr>
-        <w:spacing w:after="20" w:line="264" w:lineRule="auto"/>
-      </w:pPr>
-      <w:r>
-        <w:rPr>
-          <w:b/>
-          <w:bCs/>
-        </w:rPr>
-        <w:t>c. Đại diện Tổng thầu thi công: {{TONG_THAU}}</w:t>
-      </w:r>
-    </w:p>
-    <w:p>
-      <w:pPr>
-        <w:tabs>
-          <w:tab w:val="left" w:pos="3600"/>
-        </w:tabs>
-        <w:spacing w:after="20" w:line="264" w:lineRule="auto"/>
-      </w:pPr>
-      <w:r>
-        <w:t>- Ông: .......................</w:t>
-      </w:r>
-      <w:r>
-        <w:tab/>
-        <w:t>Chức vụ: ...................................................</w:t>
-      </w:r>
-    </w:p>
-    <w:p>
-      <w:pPr>
-        <w:tabs>
-          <w:tab w:val="left" w:pos="3600"/>
-        </w:tabs>
-        <w:spacing w:after="40" w:line="264" w:lineRule="auto"/>
-      </w:pPr>
-      <w:r>
-        <w:t>- Ông: Trần Tuấn Minh</w:t>
-      </w:r>
-      <w:r>
-        <w:tab/>
-        <w:t>Chức vụ: Giám sát Xây dựng</w:t>
-      </w:r>
-    </w:p>
-    <w:p>
-      <w:pPr>
-        <w:spacing w:after="20" w:line="264" w:lineRule="auto"/>
-      </w:pPr>
-      <w:r>
-        <w:rPr>
-          <w:b/>
-          <w:bCs/>
-        </w:rPr>
-        <w:t>d. Đại diện Nhà thầu thi công: {{NHA_THAU}}</w:t>
-      </w:r>
-    </w:p>
-    <w:p>
-      <w:pPr>
-        <w:tabs>
-          <w:tab w:val="left" w:pos="3600"/>
-        </w:tabs>
-        <w:spacing w:after="20" w:line="264" w:lineRule="auto"/>
-      </w:pPr>
-      <w:r>
-        <w:t>- Ông: .......................</w:t>
-      </w:r>
-      <w:r>
-        <w:tab/>
-        <w:t>Chức vụ: ...................................................</w:t>
-      </w:r>
-    </w:p>
-    <w:p>
-      <w:pPr>
-        <w:tabs>
-          <w:tab w:val="left" w:pos="3600"/>
-        </w:tabs>
-        <w:spacing w:after="80" w:line="264" w:lineRule="auto"/>
-      </w:pPr>
-      <w:r>
-        <w:t>- Ông: Lại Xuân Hóa</w:t>
-      </w:r>
-      <w:r>
-        <w:tab/>
-        <w:t>Chức vụ: Chỉ huy trưởng</w:t>
+        <w:t>{{BLOCK_TP}}</w:t>
       </w:r>
     </w:p>
     <w:p>
@@ -41244,433 +36207,13 @@
         <w:t>6. Các thành phần trực tiếp tham gia nghiệm thu:</w:t>
       </w:r>
     </w:p>
-    <w:tbl>
-      <w:tblPr>
-        <w:tblW w:w="9638" w:type="dxa"/>
-        <w:tblBorders>
-          <w:top w:val="none" w:sz="0" w:space="0" w:color="FFFFFF"/>
-          <w:left w:val="none" w:sz="0" w:space="0" w:color="FFFFFF"/>
-          <w:bottom w:val="none" w:sz="0" w:space="0" w:color="FFFFFF"/>
-          <w:right w:val="none" w:sz="0" w:space="0" w:color="FFFFFF"/>
-          <w:insideH w:val="none" w:sz="0" w:space="0" w:color="FFFFFF"/>
-          <w:insideV w:val="none" w:sz="0" w:space="0" w:color="FFFFFF"/>
-        </w:tblBorders>
-        <w:tblCellMar>
-          <w:left w:w="10" w:type="dxa"/>
-          <w:right w:w="10" w:type="dxa"/>
-        </w:tblCellMar>
-        <w:tblLook w:val="0000" w:firstRow="0" w:lastRow="0" w:firstColumn="0" w:lastColumn="0" w:noHBand="0" w:noVBand="0"/>
-      </w:tblPr>
-      <w:tblGrid>
-        <w:gridCol w:w="4819"/>
-        <w:gridCol w:w="4819"/>
-      </w:tblGrid>
-      <w:tr>
-        <w:trPr>
-          <w:cantSplit/>
-        </w:trPr>
-        <w:tc>
-          <w:tcPr>
-            <w:tcW w:w="4819" w:type="dxa"/>
-            <w:tcMar>
-              <w:top w:w="40" w:type="dxa"/>
-              <w:left w:w="70" w:type="dxa"/>
-              <w:bottom w:w="40" w:type="dxa"/>
-              <w:right w:w="70" w:type="dxa"/>
-            </w:tcMar>
-            <w:vAlign w:val="bottom"/>
-          </w:tcPr>
-          <w:p>
-            <w:pPr>
-              <w:spacing w:line="264" w:lineRule="auto"/>
-              <w:jc w:val="center"/>
-            </w:pPr>
-            <w:r>
-              <w:rPr>
-                <w:b/>
-                <w:bCs/>
-              </w:rPr>
-              <w:t>ĐẠI DIỆN CHỦ ĐẦU TƯ</w:t>
-            </w:r>
-          </w:p>
-        </w:tc>
-        <w:tc>
-          <w:tcPr>
-            <w:tcW w:w="4819" w:type="dxa"/>
-            <w:tcMar>
-              <w:top w:w="40" w:type="dxa"/>
-              <w:left w:w="70" w:type="dxa"/>
-              <w:bottom w:w="40" w:type="dxa"/>
-              <w:right w:w="70" w:type="dxa"/>
-            </w:tcMar>
-            <w:vAlign w:val="bottom"/>
-          </w:tcPr>
-          <w:p>
-            <w:pPr>
-              <w:spacing w:line="264" w:lineRule="auto"/>
-              <w:jc w:val="center"/>
-            </w:pPr>
-            <w:r>
-              <w:rPr>
-                <w:b/>
-                <w:bCs/>
-              </w:rPr>
-              <w:t>ĐẠI DIỆN TƯ VẤN GIÁM SÁT</w:t>
-            </w:r>
-          </w:p>
-        </w:tc>
-      </w:tr>
-      <w:tr>
-        <w:trPr>
-          <w:cantSplit/>
-        </w:trPr>
-        <w:tc>
-          <w:tcPr>
-            <w:tcW w:w="4819" w:type="dxa"/>
-            <w:tcMar>
-              <w:top w:w="40" w:type="dxa"/>
-              <w:left w:w="70" w:type="dxa"/>
-              <w:bottom w:w="40" w:type="dxa"/>
-              <w:right w:w="70" w:type="dxa"/>
-            </w:tcMar>
-          </w:tcPr>
-          <w:p>
-            <w:pPr>
-              <w:spacing w:line="264" w:lineRule="auto"/>
-              <w:jc w:val="center"/>
-            </w:pPr>
-            <w:r>
-              <w:rPr>
-                <w:i/>
-                <w:iCs/>
-                <w:sz w:val="22"/>
-                <w:szCs w:val="22"/>
-                <w:u w:val="single"/>
-              </w:rPr>
-              <w:t>(Ký, ghi rõ họ tên)</w:t>
-            </w:r>
-          </w:p>
-          <w:p>
-            <w:pPr>
-              <w:spacing w:line="264" w:lineRule="auto"/>
-            </w:pPr>
-          </w:p>
-          <w:p>
-            <w:pPr>
-              <w:spacing w:line="264" w:lineRule="auto"/>
-            </w:pPr>
-          </w:p>
-          <w:p>
-            <w:pPr>
-              <w:spacing w:line="264" w:lineRule="auto"/>
-            </w:pPr>
-          </w:p>
-        </w:tc>
-        <w:tc>
-          <w:tcPr>
-            <w:tcW w:w="4819" w:type="dxa"/>
-            <w:tcMar>
-              <w:top w:w="40" w:type="dxa"/>
-              <w:left w:w="70" w:type="dxa"/>
-              <w:bottom w:w="40" w:type="dxa"/>
-              <w:right w:w="70" w:type="dxa"/>
-            </w:tcMar>
-          </w:tcPr>
-          <w:p>
-            <w:pPr>
-              <w:spacing w:line="264" w:lineRule="auto"/>
-              <w:jc w:val="center"/>
-            </w:pPr>
-            <w:r>
-              <w:rPr>
-                <w:i/>
-                <w:iCs/>
-                <w:sz w:val="22"/>
-                <w:szCs w:val="22"/>
-                <w:u w:val="single"/>
-              </w:rPr>
-              <w:t>(Ký, ghi rõ họ tên)</w:t>
-            </w:r>
-          </w:p>
-          <w:p>
-            <w:pPr>
-              <w:spacing w:line="264" w:lineRule="auto"/>
-            </w:pPr>
-          </w:p>
-          <w:p>
-            <w:pPr>
-              <w:spacing w:line="264" w:lineRule="auto"/>
-            </w:pPr>
-          </w:p>
-          <w:p>
-            <w:pPr>
-              <w:spacing w:line="264" w:lineRule="auto"/>
-            </w:pPr>
-          </w:p>
-        </w:tc>
-      </w:tr>
-    </w:tbl>
-    <w:p>
-      <w:pPr>
-        <w:spacing w:after="120" w:line="264" w:lineRule="auto"/>
-      </w:pPr>
-    </w:p>
-    <w:tbl>
-      <w:tblPr>
-        <w:tblW w:w="9638" w:type="dxa"/>
-        <w:tblBorders>
-          <w:top w:val="none" w:sz="0" w:space="0" w:color="FFFFFF"/>
-          <w:left w:val="none" w:sz="0" w:space="0" w:color="FFFFFF"/>
-          <w:bottom w:val="none" w:sz="0" w:space="0" w:color="FFFFFF"/>
-          <w:right w:val="none" w:sz="0" w:space="0" w:color="FFFFFF"/>
-          <w:insideH w:val="none" w:sz="0" w:space="0" w:color="FFFFFF"/>
-          <w:insideV w:val="none" w:sz="0" w:space="0" w:color="FFFFFF"/>
-        </w:tblBorders>
-        <w:tblCellMar>
-          <w:left w:w="10" w:type="dxa"/>
-          <w:right w:w="10" w:type="dxa"/>
-        </w:tblCellMar>
-        <w:tblLook w:val="0000" w:firstRow="0" w:lastRow="0" w:firstColumn="0" w:lastColumn="0" w:noHBand="0" w:noVBand="0"/>
-      </w:tblPr>
-      <w:tblGrid>
-        <w:gridCol w:w="4819"/>
-        <w:gridCol w:w="4819"/>
-      </w:tblGrid>
-      <w:tr>
-        <w:trPr>
-          <w:cantSplit/>
-        </w:trPr>
-        <w:tc>
-          <w:tcPr>
-            <w:tcW w:w="4819" w:type="dxa"/>
-            <w:tcMar>
-              <w:top w:w="40" w:type="dxa"/>
-              <w:left w:w="70" w:type="dxa"/>
-              <w:bottom w:w="40" w:type="dxa"/>
-              <w:right w:w="70" w:type="dxa"/>
-            </w:tcMar>
-            <w:vAlign w:val="bottom"/>
-          </w:tcPr>
-          <w:p>
-            <w:pPr>
-              <w:spacing w:line="264" w:lineRule="auto"/>
-              <w:jc w:val="center"/>
-            </w:pPr>
-            <w:r>
-              <w:rPr>
-                <w:b/>
-                <w:bCs/>
-              </w:rPr>
-              <w:t>ĐẠI DIỆN TỔNG THẦU THI CÔNG</w:t>
-            </w:r>
-          </w:p>
-          <w:p>
-            <w:pPr>
-              <w:spacing w:line="264" w:lineRule="auto"/>
-              <w:jc w:val="center"/>
-              <w:rPr>
-                <w:b/>
-                <w:bCs/>
-                <w:sz w:val="22"/>
-                <w:szCs w:val="22"/>
-              </w:rPr>
-            </w:pPr>
-            <w:r>
-              <w:rPr>
-                <w:b/>
-                <w:bCs/>
-                <w:sz w:val="22"/>
-                <w:szCs w:val="22"/>
-              </w:rPr>
-              <w:t>{{TONG_THAU_HOA}}</w:t>
-            </w:r>
-          </w:p>
-          <w:p>
-            <w:pPr>
-              <w:spacing w:line="264" w:lineRule="auto"/>
-              <w:jc w:val="center"/>
-            </w:pPr>
-            <w:r>
-              <w:rPr>
-                <w:b/>
-                <w:bCs/>
-                <w:sz w:val="22"/>
-                <w:szCs w:val="22"/>
-              </w:rPr>
-              <w:t xml:space="preserve"/>
-            </w:r>
-          </w:p>
-        </w:tc>
-        <w:tc>
-          <w:tcPr>
-            <w:tcW w:w="4819" w:type="dxa"/>
-            <w:tcMar>
-              <w:top w:w="40" w:type="dxa"/>
-              <w:left w:w="70" w:type="dxa"/>
-              <w:bottom w:w="40" w:type="dxa"/>
-              <w:right w:w="70" w:type="dxa"/>
-            </w:tcMar>
-            <w:vAlign w:val="bottom"/>
-          </w:tcPr>
-          <w:p>
-            <w:pPr>
-              <w:spacing w:line="264" w:lineRule="auto"/>
-              <w:jc w:val="center"/>
-            </w:pPr>
-            <w:r>
-              <w:rPr>
-                <w:b/>
-                <w:bCs/>
-              </w:rPr>
-              <w:t>ĐẠI DIỆN ĐƠN VỊ THI CÔNG</w:t>
-            </w:r>
-          </w:p>
-          <w:p>
-            <w:pPr>
-              <w:spacing w:line="264" w:lineRule="auto"/>
-              <w:jc w:val="center"/>
-            </w:pPr>
-            <w:r>
-              <w:rPr>
-                <w:b/>
-                <w:bCs/>
-                <w:sz w:val="22"/>
-                <w:szCs w:val="22"/>
-              </w:rPr>
-              <w:t>{{NHA_THAU_HOA}}</w:t>
-            </w:r>
-          </w:p>
-        </w:tc>
-      </w:tr>
-      <w:tr>
-        <w:trPr>
-          <w:cantSplit/>
-        </w:trPr>
-        <w:tc>
-          <w:tcPr>
-            <w:tcW w:w="4819" w:type="dxa"/>
-            <w:tcMar>
-              <w:top w:w="40" w:type="dxa"/>
-              <w:left w:w="70" w:type="dxa"/>
-              <w:bottom w:w="40" w:type="dxa"/>
-              <w:right w:w="70" w:type="dxa"/>
-            </w:tcMar>
-          </w:tcPr>
-          <w:p>
-            <w:pPr>
-              <w:spacing w:line="264" w:lineRule="auto"/>
-              <w:jc w:val="center"/>
-            </w:pPr>
-            <w:r>
-              <w:rPr>
-                <w:i/>
-                <w:iCs/>
-                <w:sz w:val="22"/>
-                <w:szCs w:val="22"/>
-                <w:u w:val="single"/>
-              </w:rPr>
-              <w:t>(Ký, ghi rõ họ tên)</w:t>
-            </w:r>
-          </w:p>
-          <w:p>
-            <w:pPr>
-              <w:spacing w:line="264" w:lineRule="auto"/>
-            </w:pPr>
-          </w:p>
-          <w:p>
-            <w:pPr>
-              <w:spacing w:line="264" w:lineRule="auto"/>
-            </w:pPr>
-          </w:p>
-          <w:p>
-            <w:pPr>
-              <w:spacing w:line="264" w:lineRule="auto"/>
-            </w:pPr>
-          </w:p>
-        </w:tc>
-        <w:tc>
-          <w:tcPr>
-            <w:tcW w:w="4819" w:type="dxa"/>
-            <w:tcMar>
-              <w:top w:w="40" w:type="dxa"/>
-              <w:left w:w="70" w:type="dxa"/>
-              <w:bottom w:w="40" w:type="dxa"/>
-              <w:right w:w="70" w:type="dxa"/>
-            </w:tcMar>
-          </w:tcPr>
-          <w:p>
-            <w:pPr>
-              <w:spacing w:line="264" w:lineRule="auto"/>
-              <w:jc w:val="center"/>
-            </w:pPr>
-            <w:r>
-              <w:rPr>
-                <w:i/>
-                <w:iCs/>
-                <w:sz w:val="22"/>
-                <w:szCs w:val="22"/>
-                <w:u w:val="single"/>
-              </w:rPr>
-              <w:t>(Ký, ghi rõ họ tên)</w:t>
-            </w:r>
-          </w:p>
-          <w:p>
-            <w:pPr>
-              <w:spacing w:line="264" w:lineRule="auto"/>
-            </w:pPr>
-          </w:p>
-          <w:p>
-            <w:pPr>
-              <w:spacing w:line="264" w:lineRule="auto"/>
-            </w:pPr>
-          </w:p>
-          <w:p>
-            <w:pPr>
-              <w:spacing w:line="264" w:lineRule="auto"/>
-            </w:pPr>
-          </w:p>
-          <w:p>
-            <w:pPr>
-              <w:spacing w:line="264" w:lineRule="auto"/>
-              <w:jc w:val="center"/>
-            </w:pPr>
-            <w:r>
-              <w:rPr>
-                <w:b/>
-                <w:bCs/>
-              </w:rPr>
-              <w:t>Lại Xuân Hóa</w:t>
-            </w:r>
-          </w:p>
-          <w:p>
-            <w:pPr>
-              <w:spacing w:line="264" w:lineRule="auto"/>
-              <w:jc w:val="center"/>
-            </w:pPr>
-            <w:r>
-              <w:rPr>
-                <w:i/>
-                <w:iCs/>
-                <w:sz w:val="22"/>
-                <w:szCs w:val="22"/>
-              </w:rPr>
-              <w:t>Chỉ huy trưởng</w:t>
-            </w:r>
-          </w:p>
-        </w:tc>
-      </w:tr>
-    </w:tbl>
-    <w:p>
-      <w:pPr>
-        <w:sectPr>
-          <w:footerReference w:type="default" r:id="rId27"/>
-          <w:pgSz w:w="11907" w:h="16840"/>
-          <w:pgMar w:top="1134" w:right="851" w:bottom="990" w:left="1418" w:header="708" w:footer="708" w:gutter="0"/>
-          <w:pgNumType w:start="1"/>
-          <w:cols w:space="720"/>
-          <w:docGrid w:linePitch="360"/>
-        </w:sectPr>
-      </w:pPr>
+    <w:p>
+      <w:pPr>
+        <w:spacing w:after="20" w:line="264" w:lineRule="auto"/>
+      </w:pPr>
+      <w:r>
+        <w:t>{{BLOCK_KY}}</w:t>
+      </w:r>
     </w:p>
     <w:tbl>
       <w:tblPr>
@@ -46220,276 +40763,14 @@
         <w:spacing w:after="120" w:line="264" w:lineRule="auto"/>
       </w:pPr>
     </w:p>
-    <w:tbl>
-      <w:tblPr>
-        <w:tblW w:w="9638" w:type="dxa"/>
-        <w:tblBorders>
-          <w:top w:val="none" w:sz="0" w:space="0" w:color="FFFFFF"/>
-          <w:left w:val="none" w:sz="0" w:space="0" w:color="FFFFFF"/>
-          <w:bottom w:val="none" w:sz="0" w:space="0" w:color="FFFFFF"/>
-          <w:right w:val="none" w:sz="0" w:space="0" w:color="FFFFFF"/>
-          <w:insideH w:val="none" w:sz="0" w:space="0" w:color="FFFFFF"/>
-          <w:insideV w:val="none" w:sz="0" w:space="0" w:color="FFFFFF"/>
-        </w:tblBorders>
-        <w:tblCellMar>
-          <w:left w:w="10" w:type="dxa"/>
-          <w:right w:w="10" w:type="dxa"/>
-        </w:tblCellMar>
-        <w:tblLook w:val="0000" w:firstRow="0" w:lastRow="0" w:firstColumn="0" w:lastColumn="0" w:noHBand="0" w:noVBand="0"/>
-      </w:tblPr>
-      <w:tblGrid>
-        <w:gridCol w:w="3212"/>
-        <w:gridCol w:w="3212"/>
-        <w:gridCol w:w="3214"/>
-      </w:tblGrid>
-      <w:tr>
-        <w:trPr>
-          <w:cantSplit/>
-        </w:trPr>
-        <w:tc>
-          <w:tcPr>
-            <w:tcW w:w="3212" w:type="dxa"/>
-            <w:tcMar>
-              <w:top w:w="40" w:type="dxa"/>
-              <w:left w:w="70" w:type="dxa"/>
-              <w:bottom w:w="40" w:type="dxa"/>
-              <w:right w:w="70" w:type="dxa"/>
-            </w:tcMar>
-            <w:vAlign w:val="bottom"/>
-          </w:tcPr>
-          <w:p>
-            <w:pPr>
-              <w:spacing w:line="264" w:lineRule="auto"/>
-              <w:jc w:val="center"/>
-            </w:pPr>
-            <w:r>
-              <w:rPr>
-                <w:b/>
-                <w:bCs/>
-                <w:sz w:val="20"/>
-                <w:szCs w:val="20"/>
-              </w:rPr>
-              <w:t>ĐẠI DIỆN TƯ VẤN GIÁM SÁT</w:t>
-            </w:r>
-          </w:p>
-        </w:tc>
-        <w:tc>
-          <w:tcPr>
-            <w:tcW w:w="3212" w:type="dxa"/>
-            <w:tcMar>
-              <w:top w:w="40" w:type="dxa"/>
-              <w:left w:w="70" w:type="dxa"/>
-              <w:bottom w:w="40" w:type="dxa"/>
-              <w:right w:w="70" w:type="dxa"/>
-            </w:tcMar>
-            <w:vAlign w:val="bottom"/>
-          </w:tcPr>
-          <w:p>
-            <w:pPr>
-              <w:spacing w:line="264" w:lineRule="auto"/>
-              <w:jc w:val="center"/>
-            </w:pPr>
-            <w:r>
-              <w:rPr>
-                <w:b/>
-                <w:bCs/>
-                <w:sz w:val="20"/>
-                <w:szCs w:val="20"/>
-              </w:rPr>
-              <w:t>ĐẠI DIỆN TỔNG THẦU</w:t>
-            </w:r>
-          </w:p>
-        </w:tc>
-        <w:tc>
-          <w:tcPr>
-            <w:tcW w:w="3214" w:type="dxa"/>
-            <w:tcMar>
-              <w:top w:w="40" w:type="dxa"/>
-              <w:left w:w="70" w:type="dxa"/>
-              <w:bottom w:w="40" w:type="dxa"/>
-              <w:right w:w="70" w:type="dxa"/>
-            </w:tcMar>
-            <w:vAlign w:val="bottom"/>
-          </w:tcPr>
-          <w:p>
-            <w:pPr>
-              <w:spacing w:line="264" w:lineRule="auto"/>
-              <w:jc w:val="center"/>
-            </w:pPr>
-            <w:r>
-              <w:rPr>
-                <w:b/>
-                <w:bCs/>
-                <w:sz w:val="20"/>
-                <w:szCs w:val="20"/>
-              </w:rPr>
-              <w:t>ĐẠI DIỆN ĐƠN VỊ THI CÔNG</w:t>
-            </w:r>
-          </w:p>
-        </w:tc>
-      </w:tr>
-      <w:tr>
-        <w:trPr>
-          <w:cantSplit/>
-        </w:trPr>
-        <w:tc>
-          <w:tcPr>
-            <w:tcW w:w="3212" w:type="dxa"/>
-            <w:tcMar>
-              <w:top w:w="40" w:type="dxa"/>
-              <w:left w:w="70" w:type="dxa"/>
-              <w:bottom w:w="40" w:type="dxa"/>
-              <w:right w:w="70" w:type="dxa"/>
-            </w:tcMar>
-          </w:tcPr>
-          <w:p>
-            <w:pPr>
-              <w:spacing w:line="264" w:lineRule="auto"/>
-              <w:jc w:val="center"/>
-            </w:pPr>
-            <w:r>
-              <w:rPr>
-                <w:i/>
-                <w:iCs/>
-                <w:sz w:val="18"/>
-                <w:szCs w:val="18"/>
-                <w:u w:val="single"/>
-              </w:rPr>
-              <w:t>(Ký, ghi rõ họ tên)</w:t>
-            </w:r>
-          </w:p>
-          <w:p>
-            <w:pPr>
-              <w:spacing w:line="264" w:lineRule="auto"/>
-            </w:pPr>
-          </w:p>
-          <w:p>
-            <w:pPr>
-              <w:spacing w:line="264" w:lineRule="auto"/>
-            </w:pPr>
-          </w:p>
-          <w:p>
-            <w:pPr>
-              <w:spacing w:line="264" w:lineRule="auto"/>
-            </w:pPr>
-          </w:p>
-        </w:tc>
-        <w:tc>
-          <w:tcPr>
-            <w:tcW w:w="3212" w:type="dxa"/>
-            <w:tcMar>
-              <w:top w:w="40" w:type="dxa"/>
-              <w:left w:w="70" w:type="dxa"/>
-              <w:bottom w:w="40" w:type="dxa"/>
-              <w:right w:w="70" w:type="dxa"/>
-            </w:tcMar>
-          </w:tcPr>
-          <w:p>
-            <w:pPr>
-              <w:spacing w:line="264" w:lineRule="auto"/>
-              <w:jc w:val="center"/>
-            </w:pPr>
-            <w:r>
-              <w:rPr>
-                <w:i/>
-                <w:iCs/>
-                <w:sz w:val="18"/>
-                <w:szCs w:val="18"/>
-                <w:u w:val="single"/>
-              </w:rPr>
-              <w:t>(Ký, ghi rõ họ tên)</w:t>
-            </w:r>
-          </w:p>
-          <w:p>
-            <w:pPr>
-              <w:spacing w:line="264" w:lineRule="auto"/>
-            </w:pPr>
-          </w:p>
-          <w:p>
-            <w:pPr>
-              <w:spacing w:line="264" w:lineRule="auto"/>
-            </w:pPr>
-          </w:p>
-          <w:p>
-            <w:pPr>
-              <w:spacing w:line="264" w:lineRule="auto"/>
-            </w:pPr>
-          </w:p>
-        </w:tc>
-        <w:tc>
-          <w:tcPr>
-            <w:tcW w:w="3214" w:type="dxa"/>
-            <w:tcMar>
-              <w:top w:w="40" w:type="dxa"/>
-              <w:left w:w="70" w:type="dxa"/>
-              <w:bottom w:w="40" w:type="dxa"/>
-              <w:right w:w="70" w:type="dxa"/>
-            </w:tcMar>
-          </w:tcPr>
-          <w:p>
-            <w:pPr>
-              <w:spacing w:line="264" w:lineRule="auto"/>
-              <w:jc w:val="center"/>
-            </w:pPr>
-            <w:r>
-              <w:rPr>
-                <w:i/>
-                <w:iCs/>
-                <w:sz w:val="18"/>
-                <w:szCs w:val="18"/>
-                <w:u w:val="single"/>
-              </w:rPr>
-              <w:t>(Ký, ghi rõ họ tên)</w:t>
-            </w:r>
-          </w:p>
-          <w:p>
-            <w:pPr>
-              <w:spacing w:line="264" w:lineRule="auto"/>
-            </w:pPr>
-          </w:p>
-          <w:p>
-            <w:pPr>
-              <w:spacing w:line="264" w:lineRule="auto"/>
-            </w:pPr>
-          </w:p>
-          <w:p>
-            <w:pPr>
-              <w:spacing w:line="264" w:lineRule="auto"/>
-            </w:pPr>
-          </w:p>
-          <w:p>
-            <w:pPr>
-              <w:spacing w:line="264" w:lineRule="auto"/>
-              <w:jc w:val="center"/>
-            </w:pPr>
-            <w:r>
-              <w:rPr>
-                <w:b/>
-                <w:bCs/>
-                <w:sz w:val="20"/>
-                <w:szCs w:val="20"/>
-              </w:rPr>
-              <w:t>Lại Xuân Hóa</w:t>
-            </w:r>
-          </w:p>
-          <w:p>
-            <w:pPr>
-              <w:spacing w:line="264" w:lineRule="auto"/>
-              <w:jc w:val="center"/>
-            </w:pPr>
-            <w:r>
-              <w:rPr>
-                <w:i/>
-                <w:iCs/>
-                <w:sz w:val="18"/>
-                <w:szCs w:val="18"/>
-              </w:rPr>
-              <w:t>Chỉ huy trưởng</w:t>
-            </w:r>
-          </w:p>
-        </w:tc>
-      </w:tr>
-    </w:tbl>
+    <w:p>
+      <w:pPr>
+        <w:spacing w:after="20" w:line="264" w:lineRule="auto"/>
+      </w:pPr>
+      <w:r>
+        <w:t>{{BLOCK_KY_KT}}</w:t>
+      </w:r>
+    </w:p>
     <w:p>
       <w:pPr>
         <w:sectPr>
@@ -46973,28 +41254,9 @@
     <w:p>
       <w:pPr>
         <w:spacing w:after="20" w:line="264" w:lineRule="auto"/>
-        <w:ind w:left="360"/>
       </w:pPr>
       <w:r>
-        <w:t>- Chủ đầu tư: {{CHU_DAU_TU}}</w:t>
-      </w:r>
-    </w:p>
-    <w:p>
-      <w:pPr>
-        <w:spacing w:after="20" w:line="264" w:lineRule="auto"/>
-        <w:ind w:left="360"/>
-      </w:pPr>
-      <w:r>
-        <w:t>- Đoàn Tư vấn giám sát: {{TVGS}}........</w:t>
-      </w:r>
-    </w:p>
-    <w:p>
-      <w:pPr>
-        <w:spacing w:after="80" w:line="264" w:lineRule="auto"/>
-        <w:ind w:left="360"/>
-      </w:pPr>
-      <w:r>
-        <w:t>- Tổng thầu thi công: {{TONG_THAU}}</w:t>
+        <w:t>{{BLOCK_KG}}</w:t>
       </w:r>
     </w:p>
     <w:p>
@@ -47204,293 +41466,11 @@
       <w:tr>
         <w:tc>
           <w:tcPr>
-            <w:tcW w:w="2200" w:type="dxa"/>
-            <w:tcMar>
-              <w:top w:w="40" w:type="dxa"/>
-              <w:left w:w="70" w:type="dxa"/>
-              <w:bottom w:w="40" w:type="dxa"/>
-              <w:right w:w="70" w:type="dxa"/>
-            </w:tcMar>
-            <w:vAlign w:val="center"/>
-          </w:tcPr>
-          <w:p>
-            <w:r>
-              <w:rPr>
-                <w:b/>
-                <w:bCs/>
-              </w:rPr>
-              <w:t>CHỦ ĐẦU TƯ</w:t>
-            </w:r>
-          </w:p>
-        </w:tc>
-        <w:tc>
-          <w:tcPr>
-            <w:tcW w:w="2000" w:type="dxa"/>
-            <w:tcMar>
-              <w:top w:w="40" w:type="dxa"/>
-              <w:left w:w="70" w:type="dxa"/>
-              <w:bottom w:w="40" w:type="dxa"/>
-              <w:right w:w="70" w:type="dxa"/>
-            </w:tcMar>
-            <w:vAlign w:val="center"/>
-          </w:tcPr>
-          <w:p>
-            <w:pPr>
-              <w:jc w:val="center"/>
-            </w:pPr>
-            <w:r>
-              <w:t>..... giờ .....</w:t>
-            </w:r>
-          </w:p>
-          <w:p>
-            <w:pPr>
-              <w:jc w:val="center"/>
-            </w:pPr>
-            <w:r>
-              <w:t>..... /..... /{{NAM}}</w:t>
-            </w:r>
-          </w:p>
-        </w:tc>
-        <w:tc>
-          <w:tcPr>
-            <w:tcW w:w="2800" w:type="dxa"/>
-            <w:tcMar>
-              <w:top w:w="40" w:type="dxa"/>
-              <w:left w:w="70" w:type="dxa"/>
-              <w:bottom w:w="40" w:type="dxa"/>
-              <w:right w:w="70" w:type="dxa"/>
-            </w:tcMar>
-          </w:tcPr>
-          <w:p>
-            <w:r>
-              <w:t>□  Đồng ý nghiệm thu</w:t>
-            </w:r>
-          </w:p>
-          <w:p>
-            <w:r>
-              <w:t>□  Ý kiến khác:</w:t>
-            </w:r>
-          </w:p>
-          <w:p>
-            <w:r>
-              <w:t>.........................................</w:t>
-            </w:r>
-          </w:p>
-        </w:tc>
-        <w:tc>
-          <w:tcPr>
-            <w:tcW w:w="2638" w:type="dxa"/>
-            <w:tcMar>
-              <w:top w:w="40" w:type="dxa"/>
-              <w:left w:w="70" w:type="dxa"/>
-              <w:bottom w:w="40" w:type="dxa"/>
-              <w:right w:w="70" w:type="dxa"/>
-            </w:tcMar>
-          </w:tcPr>
-          <w:p>
-            <w:r>
-              <w:t>Họ và tên: ....................</w:t>
-            </w:r>
-          </w:p>
-          <w:p>
-            <w:r>
-              <w:t>Chữ ký:</w:t>
-            </w:r>
-          </w:p>
-        </w:tc>
-      </w:tr>
-      <w:tr>
-        <w:tc>
-          <w:tcPr>
-            <w:tcW w:w="2200" w:type="dxa"/>
-            <w:tcMar>
-              <w:top w:w="40" w:type="dxa"/>
-              <w:left w:w="70" w:type="dxa"/>
-              <w:bottom w:w="40" w:type="dxa"/>
-              <w:right w:w="70" w:type="dxa"/>
-            </w:tcMar>
-            <w:vAlign w:val="center"/>
-          </w:tcPr>
-          <w:p>
-            <w:r>
-              <w:rPr>
-                <w:b/>
-                <w:bCs/>
-              </w:rPr>
-              <w:t>ĐOÀN TVGS</w:t>
-            </w:r>
-          </w:p>
-        </w:tc>
-        <w:tc>
-          <w:tcPr>
-            <w:tcW w:w="2000" w:type="dxa"/>
-            <w:tcMar>
-              <w:top w:w="40" w:type="dxa"/>
-              <w:left w:w="70" w:type="dxa"/>
-              <w:bottom w:w="40" w:type="dxa"/>
-              <w:right w:w="70" w:type="dxa"/>
-            </w:tcMar>
-            <w:vAlign w:val="center"/>
-          </w:tcPr>
-          <w:p>
-            <w:pPr>
-              <w:jc w:val="center"/>
-            </w:pPr>
-            <w:r>
-              <w:t>..... giờ .....</w:t>
-            </w:r>
-          </w:p>
-          <w:p>
-            <w:pPr>
-              <w:jc w:val="center"/>
-            </w:pPr>
-            <w:r>
-              <w:t>..... /..... /{{NAM}}</w:t>
-            </w:r>
-          </w:p>
-        </w:tc>
-        <w:tc>
-          <w:tcPr>
-            <w:tcW w:w="2800" w:type="dxa"/>
-            <w:tcMar>
-              <w:top w:w="40" w:type="dxa"/>
-              <w:left w:w="70" w:type="dxa"/>
-              <w:bottom w:w="40" w:type="dxa"/>
-              <w:right w:w="70" w:type="dxa"/>
-            </w:tcMar>
-          </w:tcPr>
-          <w:p>
-            <w:r>
-              <w:t>□  Đồng ý nghiệm thu</w:t>
-            </w:r>
-          </w:p>
-          <w:p>
-            <w:r>
-              <w:t>□  Ý kiến khác:</w:t>
-            </w:r>
-          </w:p>
-          <w:p>
-            <w:r>
-              <w:t>.........................................</w:t>
-            </w:r>
-          </w:p>
-        </w:tc>
-        <w:tc>
-          <w:tcPr>
-            <w:tcW w:w="2638" w:type="dxa"/>
-            <w:tcMar>
-              <w:top w:w="40" w:type="dxa"/>
-              <w:left w:w="70" w:type="dxa"/>
-              <w:bottom w:w="40" w:type="dxa"/>
-              <w:right w:w="70" w:type="dxa"/>
-            </w:tcMar>
-          </w:tcPr>
-          <w:p>
-            <w:r>
-              <w:t>Họ và tên: ....................</w:t>
-            </w:r>
-          </w:p>
-          <w:p>
-            <w:r>
-              <w:t>Chữ ký:</w:t>
-            </w:r>
-          </w:p>
-        </w:tc>
-      </w:tr>
-      <w:tr>
-        <w:tc>
-          <w:tcPr>
-            <w:tcW w:w="2200" w:type="dxa"/>
-            <w:tcMar>
-              <w:top w:w="40" w:type="dxa"/>
-              <w:left w:w="70" w:type="dxa"/>
-              <w:bottom w:w="40" w:type="dxa"/>
-              <w:right w:w="70" w:type="dxa"/>
-            </w:tcMar>
-            <w:vAlign w:val="center"/>
-          </w:tcPr>
-          <w:p>
-            <w:r>
-              <w:rPr>
-                <w:b/>
-                <w:bCs/>
-              </w:rPr>
-              <w:t>TỔNG THẦU</w:t>
-            </w:r>
-          </w:p>
-        </w:tc>
-        <w:tc>
-          <w:tcPr>
-            <w:tcW w:w="2000" w:type="dxa"/>
-            <w:tcMar>
-              <w:top w:w="40" w:type="dxa"/>
-              <w:left w:w="70" w:type="dxa"/>
-              <w:bottom w:w="40" w:type="dxa"/>
-              <w:right w:w="70" w:type="dxa"/>
-            </w:tcMar>
-            <w:vAlign w:val="center"/>
-          </w:tcPr>
-          <w:p>
-            <w:pPr>
-              <w:jc w:val="center"/>
-            </w:pPr>
-            <w:r>
-              <w:t>..... giờ .....</w:t>
-            </w:r>
-          </w:p>
-          <w:p>
-            <w:pPr>
-              <w:jc w:val="center"/>
-            </w:pPr>
-            <w:r>
-              <w:t>..... /..... /{{NAM}}</w:t>
-            </w:r>
-          </w:p>
-        </w:tc>
-        <w:tc>
-          <w:tcPr>
-            <w:tcW w:w="2800" w:type="dxa"/>
-            <w:tcMar>
-              <w:top w:w="40" w:type="dxa"/>
-              <w:left w:w="70" w:type="dxa"/>
-              <w:bottom w:w="40" w:type="dxa"/>
-              <w:right w:w="70" w:type="dxa"/>
-            </w:tcMar>
-          </w:tcPr>
-          <w:p>
-            <w:r>
-              <w:t>□  Đồng ý nghiệm thu</w:t>
-            </w:r>
-          </w:p>
-          <w:p>
-            <w:r>
-              <w:t>□  Ý kiến khác:</w:t>
-            </w:r>
-          </w:p>
-          <w:p>
-            <w:r>
-              <w:t>.........................................</w:t>
-            </w:r>
-          </w:p>
-        </w:tc>
-        <w:tc>
-          <w:tcPr>
-            <w:tcW w:w="2638" w:type="dxa"/>
-            <w:tcMar>
-              <w:top w:w="40" w:type="dxa"/>
-              <w:left w:w="70" w:type="dxa"/>
-              <w:bottom w:w="40" w:type="dxa"/>
-              <w:right w:w="70" w:type="dxa"/>
-            </w:tcMar>
-          </w:tcPr>
-          <w:p>
-            <w:r>
-              <w:t>Họ và tên: ....................</w:t>
-            </w:r>
-          </w:p>
-          <w:p>
-            <w:r>
-              <w:t>Chữ ký:</w:t>
+            <w:tcW w:w="9638" w:type="dxa"/>
+          </w:tcPr>
+          <w:p>
+            <w:r>
+              <w:t>{{BLOCK_NN}}</w:t>
             </w:r>
           </w:p>
         </w:tc>
@@ -47992,167 +41972,7 @@
         <w:spacing w:after="20" w:line="264" w:lineRule="auto"/>
       </w:pPr>
       <w:r>
-        <w:rPr>
-          <w:b/>
-          <w:bCs/>
-        </w:rPr>
-        <w:t>a. Đại diện Chủ đầu tư: {{CHU_DAU_TU}}</w:t>
-      </w:r>
-    </w:p>
-    <w:p>
-      <w:pPr>
-        <w:tabs>
-          <w:tab w:val="left" w:pos="3600"/>
-        </w:tabs>
-        <w:spacing w:after="20" w:line="264" w:lineRule="auto"/>
-      </w:pPr>
-      <w:r>
-        <w:t>- Ông: .......................</w:t>
-      </w:r>
-      <w:r>
-        <w:tab/>
-        <w:t>Chức vụ: ...................................................</w:t>
-      </w:r>
-    </w:p>
-    <w:p>
-      <w:pPr>
-        <w:tabs>
-          <w:tab w:val="left" w:pos="3600"/>
-        </w:tabs>
-        <w:spacing w:after="40" w:line="264" w:lineRule="auto"/>
-      </w:pPr>
-      <w:r>
-        <w:t>- Ông: .......................</w:t>
-      </w:r>
-      <w:r>
-        <w:tab/>
-        <w:t>Chức vụ: ...................................................</w:t>
-      </w:r>
-    </w:p>
-    <w:p>
-      <w:pPr>
-        <w:spacing w:after="20" w:line="264" w:lineRule="auto"/>
-      </w:pPr>
-      <w:r>
-        <w:rPr>
-          <w:b/>
-          <w:bCs/>
-        </w:rPr>
-        <w:t>b. Đại diện Tư vấn giám sát:</w:t>
-      </w:r>
-    </w:p>
-    <w:p>
-      <w:pPr>
-        <w:tabs>
-          <w:tab w:val="left" w:pos="3600"/>
-        </w:tabs>
-        <w:spacing w:after="20" w:line="264" w:lineRule="auto"/>
-      </w:pPr>
-      <w:r>
-        <w:t>- Ông: .......................</w:t>
-      </w:r>
-      <w:r>
-        <w:tab/>
-        <w:t>Chức vụ: ...................................................</w:t>
-      </w:r>
-    </w:p>
-    <w:p>
-      <w:pPr>
-        <w:tabs>
-          <w:tab w:val="left" w:pos="3600"/>
-        </w:tabs>
-        <w:spacing w:after="40" w:line="264" w:lineRule="auto"/>
-      </w:pPr>
-      <w:r>
-        <w:t>- Ông: .......................</w:t>
-      </w:r>
-      <w:r>
-        <w:tab/>
-        <w:t>Chức vụ: ...................................................</w:t>
-      </w:r>
-    </w:p>
-    <w:p>
-      <w:pPr>
-        <w:spacing w:after="20" w:line="264" w:lineRule="auto"/>
-      </w:pPr>
-      <w:r>
-        <w:rPr>
-          <w:b/>
-          <w:bCs/>
-        </w:rPr>
-        <w:t>c. Đại diện Tổng thầu thi công: {{TONG_THAU}}</w:t>
-      </w:r>
-    </w:p>
-    <w:p>
-      <w:pPr>
-        <w:tabs>
-          <w:tab w:val="left" w:pos="3600"/>
-        </w:tabs>
-        <w:spacing w:after="20" w:line="264" w:lineRule="auto"/>
-      </w:pPr>
-      <w:r>
-        <w:t>- Ông: Bùi Chính Hữu</w:t>
-      </w:r>
-      <w:r>
-        <w:tab/>
-        <w:t>Chức vụ: Phó Tổng Giám đốc</w:t>
-      </w:r>
-    </w:p>
-    <w:p>
-      <w:pPr>
-        <w:tabs>
-          <w:tab w:val="left" w:pos="3600"/>
-        </w:tabs>
-        <w:spacing w:after="40" w:line="264" w:lineRule="auto"/>
-      </w:pPr>
-      <w:r>
-        <w:t>- Ông: Trần Tuấn Minh</w:t>
-      </w:r>
-      <w:r>
-        <w:tab/>
-        <w:t>Chức vụ: Giám sát Xây dựng</w:t>
-      </w:r>
-    </w:p>
-    <w:p>
-      <w:pPr>
-        <w:spacing w:after="20" w:line="264" w:lineRule="auto"/>
-      </w:pPr>
-      <w:r>
-        <w:rPr>
-          <w:b/>
-          <w:bCs/>
-        </w:rPr>
-        <w:t>d. Đại diện Nhà thầu thi công: {{NHA_THAU}}</w:t>
-      </w:r>
-    </w:p>
-    <w:p>
-      <w:pPr>
-        <w:tabs>
-          <w:tab w:val="left" w:pos="3600"/>
-        </w:tabs>
-        <w:spacing w:after="20" w:line="264" w:lineRule="auto"/>
-      </w:pPr>
-      <w:r>
-        <w:t>- Ông: Nguyễn Văn Hiếu</w:t>
-      </w:r>
-      <w:r>
-        <w:tab/>
-        <w:t>Chức vụ: Giám đốc Chi nhánh</w:t>
-      </w:r>
-    </w:p>
-    <w:p>
-      <w:pPr>
-        <w:tabs>
-          <w:tab w:val="left" w:pos="3600"/>
-        </w:tabs>
-        <w:spacing w:after="80" w:line="264" w:lineRule="auto"/>
-      </w:pPr>
-      <w:r>
-        <w:t>- Ông: Lại Xuân Hóa</w:t>
-      </w:r>
-      <w:r>
-        <w:tab/>
-        <w:t>Chức vụ: Chỉ huy trưởng</w:t>
+        <w:t>{{BLOCK_TP}}</w:t>
       </w:r>
     </w:p>
     <w:p>
@@ -49157,561 +42977,13 @@
         <w:t>6. Các thành phần trực tiếp tham gia nghiệm thu:</w:t>
       </w:r>
     </w:p>
-    <w:tbl>
-      <w:tblPr>
-        <w:tblW w:w="9638" w:type="dxa"/>
-        <w:tblBorders>
-          <w:top w:val="none" w:sz="0" w:space="0" w:color="FFFFFF"/>
-          <w:left w:val="none" w:sz="0" w:space="0" w:color="FFFFFF"/>
-          <w:bottom w:val="none" w:sz="0" w:space="0" w:color="FFFFFF"/>
-          <w:right w:val="none" w:sz="0" w:space="0" w:color="FFFFFF"/>
-          <w:insideH w:val="none" w:sz="0" w:space="0" w:color="FFFFFF"/>
-          <w:insideV w:val="none" w:sz="0" w:space="0" w:color="FFFFFF"/>
-        </w:tblBorders>
-        <w:tblCellMar>
-          <w:left w:w="10" w:type="dxa"/>
-          <w:right w:w="10" w:type="dxa"/>
-        </w:tblCellMar>
-        <w:tblLook w:val="0000" w:firstRow="0" w:lastRow="0" w:firstColumn="0" w:lastColumn="0" w:noHBand="0" w:noVBand="0"/>
-      </w:tblPr>
-      <w:tblGrid>
-        <w:gridCol w:w="4819"/>
-        <w:gridCol w:w="4819"/>
-      </w:tblGrid>
-      <w:tr>
-        <w:trPr>
-          <w:cantSplit/>
-        </w:trPr>
-        <w:tc>
-          <w:tcPr>
-            <w:tcW w:w="4819" w:type="dxa"/>
-            <w:tcMar>
-              <w:top w:w="40" w:type="dxa"/>
-              <w:left w:w="70" w:type="dxa"/>
-              <w:bottom w:w="40" w:type="dxa"/>
-              <w:right w:w="70" w:type="dxa"/>
-            </w:tcMar>
-            <w:vAlign w:val="bottom"/>
-          </w:tcPr>
-          <w:p>
-            <w:pPr>
-              <w:spacing w:line="264" w:lineRule="auto"/>
-              <w:jc w:val="center"/>
-            </w:pPr>
-            <w:r>
-              <w:rPr>
-                <w:b/>
-                <w:bCs/>
-              </w:rPr>
-              <w:t>ĐẠI DIỆN CHỦ ĐẦU TƯ</w:t>
-            </w:r>
-          </w:p>
-        </w:tc>
-        <w:tc>
-          <w:tcPr>
-            <w:tcW w:w="4819" w:type="dxa"/>
-            <w:tcMar>
-              <w:top w:w="40" w:type="dxa"/>
-              <w:left w:w="70" w:type="dxa"/>
-              <w:bottom w:w="40" w:type="dxa"/>
-              <w:right w:w="70" w:type="dxa"/>
-            </w:tcMar>
-            <w:vAlign w:val="bottom"/>
-          </w:tcPr>
-          <w:p>
-            <w:pPr>
-              <w:spacing w:line="264" w:lineRule="auto"/>
-              <w:jc w:val="center"/>
-            </w:pPr>
-            <w:r>
-              <w:rPr>
-                <w:b/>
-                <w:bCs/>
-              </w:rPr>
-              <w:t>ĐẠI DIỆN TƯ VẤN GIÁM SÁT</w:t>
-            </w:r>
-          </w:p>
-        </w:tc>
-      </w:tr>
-      <w:tr>
-        <w:trPr>
-          <w:cantSplit/>
-        </w:trPr>
-        <w:tc>
-          <w:tcPr>
-            <w:tcW w:w="4819" w:type="dxa"/>
-            <w:tcMar>
-              <w:top w:w="40" w:type="dxa"/>
-              <w:left w:w="70" w:type="dxa"/>
-              <w:bottom w:w="40" w:type="dxa"/>
-              <w:right w:w="70" w:type="dxa"/>
-            </w:tcMar>
-          </w:tcPr>
-          <w:p>
-            <w:pPr>
-              <w:spacing w:line="264" w:lineRule="auto"/>
-              <w:jc w:val="center"/>
-            </w:pPr>
-            <w:r>
-              <w:rPr>
-                <w:i/>
-                <w:iCs/>
-                <w:sz w:val="22"/>
-                <w:szCs w:val="22"/>
-                <w:u w:val="single"/>
-              </w:rPr>
-              <w:t>(Ký tên, đóng dấu)</w:t>
-            </w:r>
-          </w:p>
-          <w:p>
-            <w:pPr>
-              <w:spacing w:line="264" w:lineRule="auto"/>
-            </w:pPr>
-          </w:p>
-          <w:p>
-            <w:pPr>
-              <w:spacing w:line="264" w:lineRule="auto"/>
-            </w:pPr>
-          </w:p>
-          <w:p>
-            <w:pPr>
-              <w:spacing w:line="264" w:lineRule="auto"/>
-            </w:pPr>
-          </w:p>
-          <w:p>
-            <w:pPr>
-              <w:spacing w:line="264" w:lineRule="auto"/>
-            </w:pPr>
-          </w:p>
-          <w:p>
-            <w:pPr>
-              <w:spacing w:line="264" w:lineRule="auto"/>
-            </w:pPr>
-          </w:p>
-          <w:p>
-            <w:pPr>
-              <w:spacing w:line="264" w:lineRule="auto"/>
-            </w:pPr>
-          </w:p>
-          <w:p>
-            <w:pPr>
-              <w:spacing w:line="264" w:lineRule="auto"/>
-            </w:pPr>
-          </w:p>
-          <w:p>
-            <w:pPr>
-              <w:spacing w:line="264" w:lineRule="auto"/>
-            </w:pPr>
-          </w:p>
-          <w:p>
-            <w:pPr>
-              <w:spacing w:line="264" w:lineRule="auto"/>
-            </w:pPr>
-          </w:p>
-          <w:p>
-            <w:pPr>
-              <w:spacing w:line="264" w:lineRule="auto"/>
-            </w:pPr>
-          </w:p>
-          <w:p>
-            <w:pPr>
-              <w:spacing w:line="264" w:lineRule="auto"/>
-            </w:pPr>
-          </w:p>
-        </w:tc>
-        <w:tc>
-          <w:tcPr>
-            <w:tcW w:w="4819" w:type="dxa"/>
-            <w:tcMar>
-              <w:top w:w="40" w:type="dxa"/>
-              <w:left w:w="70" w:type="dxa"/>
-              <w:bottom w:w="40" w:type="dxa"/>
-              <w:right w:w="70" w:type="dxa"/>
-            </w:tcMar>
-          </w:tcPr>
-          <w:p>
-            <w:pPr>
-              <w:spacing w:line="264" w:lineRule="auto"/>
-              <w:jc w:val="center"/>
-            </w:pPr>
-            <w:r>
-              <w:rPr>
-                <w:i/>
-                <w:iCs/>
-                <w:sz w:val="22"/>
-                <w:szCs w:val="22"/>
-                <w:u w:val="single"/>
-              </w:rPr>
-              <w:t>(Ký tên, đóng dấu)</w:t>
-            </w:r>
-          </w:p>
-          <w:p>
-            <w:pPr>
-              <w:spacing w:line="264" w:lineRule="auto"/>
-            </w:pPr>
-          </w:p>
-          <w:p>
-            <w:pPr>
-              <w:spacing w:line="264" w:lineRule="auto"/>
-            </w:pPr>
-          </w:p>
-          <w:p>
-            <w:pPr>
-              <w:spacing w:line="264" w:lineRule="auto"/>
-            </w:pPr>
-          </w:p>
-          <w:p>
-            <w:pPr>
-              <w:spacing w:line="264" w:lineRule="auto"/>
-            </w:pPr>
-          </w:p>
-          <w:p>
-            <w:pPr>
-              <w:spacing w:line="264" w:lineRule="auto"/>
-            </w:pPr>
-          </w:p>
-          <w:p>
-            <w:pPr>
-              <w:spacing w:line="264" w:lineRule="auto"/>
-            </w:pPr>
-          </w:p>
-          <w:p>
-            <w:pPr>
-              <w:spacing w:line="264" w:lineRule="auto"/>
-            </w:pPr>
-          </w:p>
-        </w:tc>
-      </w:tr>
-    </w:tbl>
-    <w:p>
-      <w:pPr>
-        <w:spacing w:after="120" w:line="264" w:lineRule="auto"/>
-      </w:pPr>
-    </w:p>
-    <w:tbl>
-      <w:tblPr>
-        <w:tblW w:w="9638" w:type="dxa"/>
-        <w:tblBorders>
-          <w:top w:val="none" w:sz="0" w:space="0" w:color="FFFFFF"/>
-          <w:left w:val="none" w:sz="0" w:space="0" w:color="FFFFFF"/>
-          <w:bottom w:val="none" w:sz="0" w:space="0" w:color="FFFFFF"/>
-          <w:right w:val="none" w:sz="0" w:space="0" w:color="FFFFFF"/>
-          <w:insideH w:val="none" w:sz="0" w:space="0" w:color="FFFFFF"/>
-          <w:insideV w:val="none" w:sz="0" w:space="0" w:color="FFFFFF"/>
-        </w:tblBorders>
-        <w:tblCellMar>
-          <w:left w:w="10" w:type="dxa"/>
-          <w:right w:w="10" w:type="dxa"/>
-        </w:tblCellMar>
-        <w:tblLook w:val="0000" w:firstRow="0" w:lastRow="0" w:firstColumn="0" w:lastColumn="0" w:noHBand="0" w:noVBand="0"/>
-      </w:tblPr>
-      <w:tblGrid>
-        <w:gridCol w:w="4819"/>
-        <w:gridCol w:w="4819"/>
-      </w:tblGrid>
-      <w:tr>
-        <w:trPr>
-          <w:cantSplit/>
-        </w:trPr>
-        <w:tc>
-          <w:tcPr>
-            <w:tcW w:w="4819" w:type="dxa"/>
-            <w:tcMar>
-              <w:top w:w="40" w:type="dxa"/>
-              <w:left w:w="70" w:type="dxa"/>
-              <w:bottom w:w="40" w:type="dxa"/>
-              <w:right w:w="70" w:type="dxa"/>
-            </w:tcMar>
-            <w:vAlign w:val="bottom"/>
-          </w:tcPr>
-          <w:p>
-            <w:pPr>
-              <w:spacing w:line="264" w:lineRule="auto"/>
-              <w:jc w:val="center"/>
-            </w:pPr>
-            <w:r>
-              <w:rPr>
-                <w:b/>
-                <w:bCs/>
-              </w:rPr>
-              <w:t>ĐẠI DIỆN TỔNG THẦU THI CÔNG</w:t>
-            </w:r>
-          </w:p>
-          <w:p>
-            <w:pPr>
-              <w:spacing w:line="264" w:lineRule="auto"/>
-              <w:jc w:val="center"/>
-              <w:rPr>
-                <w:b/>
-                <w:bCs/>
-                <w:sz w:val="22"/>
-                <w:szCs w:val="22"/>
-              </w:rPr>
-            </w:pPr>
-            <w:r>
-              <w:rPr>
-                <w:b/>
-                <w:bCs/>
-                <w:sz w:val="22"/>
-                <w:szCs w:val="22"/>
-              </w:rPr>
-              <w:t xml:space="preserve">{{TONG_THAU_HOA}}</w:t>
-            </w:r>
-          </w:p>
-          <w:p>
-            <w:pPr>
-              <w:spacing w:line="264" w:lineRule="auto"/>
-              <w:jc w:val="center"/>
-            </w:pPr>
-            <w:r>
-              <w:rPr>
-                <w:b/>
-                <w:bCs/>
-                <w:sz w:val="22"/>
-                <w:szCs w:val="22"/>
-              </w:rPr>
-              <w:t/>
-            </w:r>
-          </w:p>
-        </w:tc>
-        <w:tc>
-          <w:tcPr>
-            <w:tcW w:w="4819" w:type="dxa"/>
-            <w:tcMar>
-              <w:top w:w="40" w:type="dxa"/>
-              <w:left w:w="70" w:type="dxa"/>
-              <w:bottom w:w="40" w:type="dxa"/>
-              <w:right w:w="70" w:type="dxa"/>
-            </w:tcMar>
-            <w:vAlign w:val="bottom"/>
-          </w:tcPr>
-          <w:p>
-            <w:pPr>
-              <w:spacing w:line="264" w:lineRule="auto"/>
-              <w:jc w:val="center"/>
-            </w:pPr>
-            <w:r>
-              <w:rPr>
-                <w:b/>
-                <w:bCs/>
-              </w:rPr>
-              <w:t>ĐẠI DIỆN ĐƠN VỊ THI CÔNG</w:t>
-            </w:r>
-          </w:p>
-          <w:p>
-            <w:pPr>
-              <w:spacing w:line="264" w:lineRule="auto"/>
-              <w:jc w:val="center"/>
-            </w:pPr>
-            <w:r>
-              <w:rPr>
-                <w:b/>
-                <w:bCs/>
-                <w:sz w:val="22"/>
-                <w:szCs w:val="22"/>
-              </w:rPr>
-              <w:t>{{NHA_THAU_HOA}}</w:t>
-            </w:r>
-          </w:p>
-        </w:tc>
-      </w:tr>
-      <w:tr>
-        <w:trPr>
-          <w:cantSplit/>
-        </w:trPr>
-        <w:tc>
-          <w:tcPr>
-            <w:tcW w:w="4819" w:type="dxa"/>
-            <w:tcMar>
-              <w:top w:w="40" w:type="dxa"/>
-              <w:left w:w="70" w:type="dxa"/>
-              <w:bottom w:w="40" w:type="dxa"/>
-              <w:right w:w="70" w:type="dxa"/>
-            </w:tcMar>
-          </w:tcPr>
-          <w:p>
-            <w:pPr>
-              <w:spacing w:line="264" w:lineRule="auto"/>
-              <w:jc w:val="center"/>
-            </w:pPr>
-            <w:r>
-              <w:rPr>
-                <w:i/>
-                <w:iCs/>
-                <w:sz w:val="22"/>
-                <w:szCs w:val="22"/>
-                <w:u w:val="single"/>
-              </w:rPr>
-              <w:t>(Ký tên, đóng dấu)</w:t>
-            </w:r>
-          </w:p>
-          <w:p>
-            <w:pPr>
-              <w:spacing w:line="264" w:lineRule="auto"/>
-            </w:pPr>
-          </w:p>
-          <w:p>
-            <w:pPr>
-              <w:spacing w:line="264" w:lineRule="auto"/>
-            </w:pPr>
-          </w:p>
-          <w:p>
-            <w:pPr>
-              <w:spacing w:line="264" w:lineRule="auto"/>
-            </w:pPr>
-          </w:p>
-          <w:p>
-            <w:pPr>
-              <w:spacing w:line="264" w:lineRule="auto"/>
-            </w:pPr>
-          </w:p>
-          <w:p>
-            <w:pPr>
-              <w:spacing w:line="264" w:lineRule="auto"/>
-            </w:pPr>
-          </w:p>
-          <w:p>
-            <w:pPr>
-              <w:spacing w:line="264" w:lineRule="auto"/>
-            </w:pPr>
-          </w:p>
-          <w:p>
-            <w:pPr>
-              <w:spacing w:line="264" w:lineRule="auto"/>
-            </w:pPr>
-          </w:p>
-          <w:p>
-            <w:pPr>
-              <w:spacing w:line="264" w:lineRule="auto"/>
-              <w:jc w:val="center"/>
-            </w:pPr>
-            <w:r>
-              <w:rPr>
-                <w:b/>
-                <w:bCs/>
-              </w:rPr>
-              <w:t>Bùi Chính Hữu</w:t>
-            </w:r>
-          </w:p>
-          <w:p>
-            <w:pPr>
-              <w:spacing w:line="264" w:lineRule="auto"/>
-              <w:jc w:val="center"/>
-            </w:pPr>
-            <w:r>
-              <w:rPr>
-                <w:i/>
-                <w:iCs/>
-                <w:sz w:val="22"/>
-                <w:szCs w:val="22"/>
-              </w:rPr>
-              <w:t>Phó Tổng Giám đốc</w:t>
-            </w:r>
-          </w:p>
-        </w:tc>
-        <w:tc>
-          <w:tcPr>
-            <w:tcW w:w="4819" w:type="dxa"/>
-            <w:tcMar>
-              <w:top w:w="40" w:type="dxa"/>
-              <w:left w:w="70" w:type="dxa"/>
-              <w:bottom w:w="40" w:type="dxa"/>
-              <w:right w:w="70" w:type="dxa"/>
-            </w:tcMar>
-          </w:tcPr>
-          <w:p>
-            <w:pPr>
-              <w:spacing w:line="264" w:lineRule="auto"/>
-              <w:jc w:val="center"/>
-            </w:pPr>
-            <w:r>
-              <w:rPr>
-                <w:i/>
-                <w:iCs/>
-                <w:sz w:val="22"/>
-                <w:szCs w:val="22"/>
-                <w:u w:val="single"/>
-              </w:rPr>
-              <w:t>(Ký tên, đóng dấu)</w:t>
-            </w:r>
-          </w:p>
-          <w:p>
-            <w:pPr>
-              <w:spacing w:line="264" w:lineRule="auto"/>
-            </w:pPr>
-          </w:p>
-          <w:p>
-            <w:pPr>
-              <w:spacing w:line="264" w:lineRule="auto"/>
-            </w:pPr>
-          </w:p>
-          <w:p>
-            <w:pPr>
-              <w:spacing w:line="264" w:lineRule="auto"/>
-            </w:pPr>
-          </w:p>
-          <w:p>
-            <w:pPr>
-              <w:spacing w:line="264" w:lineRule="auto"/>
-            </w:pPr>
-          </w:p>
-          <w:p>
-            <w:pPr>
-              <w:spacing w:line="264" w:lineRule="auto"/>
-            </w:pPr>
-          </w:p>
-          <w:p>
-            <w:pPr>
-              <w:spacing w:line="264" w:lineRule="auto"/>
-            </w:pPr>
-          </w:p>
-          <w:p>
-            <w:pPr>
-              <w:spacing w:line="264" w:lineRule="auto"/>
-            </w:pPr>
-          </w:p>
-          <w:p>
-            <w:pPr>
-              <w:spacing w:line="264" w:lineRule="auto"/>
-              <w:jc w:val="center"/>
-            </w:pPr>
-            <w:r>
-              <w:rPr>
-                <w:b/>
-                <w:bCs/>
-              </w:rPr>
-              <w:t>Nguyễn Văn Hiếu</w:t>
-            </w:r>
-          </w:p>
-          <w:p>
-            <w:pPr>
-              <w:spacing w:line="264" w:lineRule="auto"/>
-              <w:jc w:val="center"/>
-            </w:pPr>
-            <w:r>
-              <w:rPr>
-                <w:i/>
-                <w:iCs/>
-                <w:sz w:val="22"/>
-                <w:szCs w:val="22"/>
-              </w:rPr>
-              <w:t>Giám đốc Chi nhánh</w:t>
-            </w:r>
-          </w:p>
-        </w:tc>
-      </w:tr>
-    </w:tbl>
-    <w:p>
-      <w:pPr>
-        <w:sectPr>
-          <w:footerReference w:type="default" r:id="rId31"/>
-          <w:pgSz w:w="11907" w:h="16840"/>
-          <w:pgMar w:top="1134" w:right="851" w:bottom="990" w:left="1418" w:header="708" w:footer="708" w:gutter="0"/>
-          <w:pgNumType w:start="1"/>
-          <w:cols w:space="720"/>
-          <w:docGrid w:linePitch="360"/>
-        </w:sectPr>
-      </w:pPr>
+    <w:p>
+      <w:pPr>
+        <w:spacing w:after="20" w:line="264" w:lineRule="auto"/>
+      </w:pPr>
+      <w:r>
+        <w:t>{{BLOCK_KY}}</w:t>
+      </w:r>
     </w:p>
     <w:tbl>
       <w:tblPr>
@@ -53901,276 +47173,14 @@
         <w:spacing w:after="120" w:line="264" w:lineRule="auto"/>
       </w:pPr>
     </w:p>
-    <w:tbl>
-      <w:tblPr>
-        <w:tblW w:w="9638" w:type="dxa"/>
-        <w:tblBorders>
-          <w:top w:val="none" w:sz="0" w:space="0" w:color="FFFFFF"/>
-          <w:left w:val="none" w:sz="0" w:space="0" w:color="FFFFFF"/>
-          <w:bottom w:val="none" w:sz="0" w:space="0" w:color="FFFFFF"/>
-          <w:right w:val="none" w:sz="0" w:space="0" w:color="FFFFFF"/>
-          <w:insideH w:val="none" w:sz="0" w:space="0" w:color="FFFFFF"/>
-          <w:insideV w:val="none" w:sz="0" w:space="0" w:color="FFFFFF"/>
-        </w:tblBorders>
-        <w:tblCellMar>
-          <w:left w:w="10" w:type="dxa"/>
-          <w:right w:w="10" w:type="dxa"/>
-        </w:tblCellMar>
-        <w:tblLook w:val="0000" w:firstRow="0" w:lastRow="0" w:firstColumn="0" w:lastColumn="0" w:noHBand="0" w:noVBand="0"/>
-      </w:tblPr>
-      <w:tblGrid>
-        <w:gridCol w:w="3212"/>
-        <w:gridCol w:w="3212"/>
-        <w:gridCol w:w="3214"/>
-      </w:tblGrid>
-      <w:tr>
-        <w:trPr>
-          <w:cantSplit/>
-        </w:trPr>
-        <w:tc>
-          <w:tcPr>
-            <w:tcW w:w="3212" w:type="dxa"/>
-            <w:tcMar>
-              <w:top w:w="40" w:type="dxa"/>
-              <w:left w:w="70" w:type="dxa"/>
-              <w:bottom w:w="40" w:type="dxa"/>
-              <w:right w:w="70" w:type="dxa"/>
-            </w:tcMar>
-            <w:vAlign w:val="bottom"/>
-          </w:tcPr>
-          <w:p>
-            <w:pPr>
-              <w:spacing w:line="264" w:lineRule="auto"/>
-              <w:jc w:val="center"/>
-            </w:pPr>
-            <w:r>
-              <w:rPr>
-                <w:b/>
-                <w:bCs/>
-                <w:sz w:val="20"/>
-                <w:szCs w:val="20"/>
-              </w:rPr>
-              <w:t>ĐẠI DIỆN TƯ VẤN GIÁM SÁT</w:t>
-            </w:r>
-          </w:p>
-        </w:tc>
-        <w:tc>
-          <w:tcPr>
-            <w:tcW w:w="3212" w:type="dxa"/>
-            <w:tcMar>
-              <w:top w:w="40" w:type="dxa"/>
-              <w:left w:w="70" w:type="dxa"/>
-              <w:bottom w:w="40" w:type="dxa"/>
-              <w:right w:w="70" w:type="dxa"/>
-            </w:tcMar>
-            <w:vAlign w:val="bottom"/>
-          </w:tcPr>
-          <w:p>
-            <w:pPr>
-              <w:spacing w:line="264" w:lineRule="auto"/>
-              <w:jc w:val="center"/>
-            </w:pPr>
-            <w:r>
-              <w:rPr>
-                <w:b/>
-                <w:bCs/>
-                <w:sz w:val="20"/>
-                <w:szCs w:val="20"/>
-              </w:rPr>
-              <w:t>ĐẠI DIỆN TỔNG THẦU</w:t>
-            </w:r>
-          </w:p>
-        </w:tc>
-        <w:tc>
-          <w:tcPr>
-            <w:tcW w:w="3214" w:type="dxa"/>
-            <w:tcMar>
-              <w:top w:w="40" w:type="dxa"/>
-              <w:left w:w="70" w:type="dxa"/>
-              <w:bottom w:w="40" w:type="dxa"/>
-              <w:right w:w="70" w:type="dxa"/>
-            </w:tcMar>
-            <w:vAlign w:val="bottom"/>
-          </w:tcPr>
-          <w:p>
-            <w:pPr>
-              <w:spacing w:line="264" w:lineRule="auto"/>
-              <w:jc w:val="center"/>
-            </w:pPr>
-            <w:r>
-              <w:rPr>
-                <w:b/>
-                <w:bCs/>
-                <w:sz w:val="20"/>
-                <w:szCs w:val="20"/>
-              </w:rPr>
-              <w:t>ĐẠI DIỆN ĐƠN VỊ THI CÔNG</w:t>
-            </w:r>
-          </w:p>
-        </w:tc>
-      </w:tr>
-      <w:tr>
-        <w:trPr>
-          <w:cantSplit/>
-        </w:trPr>
-        <w:tc>
-          <w:tcPr>
-            <w:tcW w:w="3212" w:type="dxa"/>
-            <w:tcMar>
-              <w:top w:w="40" w:type="dxa"/>
-              <w:left w:w="70" w:type="dxa"/>
-              <w:bottom w:w="40" w:type="dxa"/>
-              <w:right w:w="70" w:type="dxa"/>
-            </w:tcMar>
-          </w:tcPr>
-          <w:p>
-            <w:pPr>
-              <w:spacing w:line="264" w:lineRule="auto"/>
-              <w:jc w:val="center"/>
-            </w:pPr>
-            <w:r>
-              <w:rPr>
-                <w:i/>
-                <w:iCs/>
-                <w:sz w:val="18"/>
-                <w:szCs w:val="18"/>
-                <w:u w:val="single"/>
-              </w:rPr>
-              <w:t>(Ký, ghi rõ họ tên)</w:t>
-            </w:r>
-          </w:p>
-          <w:p>
-            <w:pPr>
-              <w:spacing w:line="264" w:lineRule="auto"/>
-            </w:pPr>
-          </w:p>
-          <w:p>
-            <w:pPr>
-              <w:spacing w:line="264" w:lineRule="auto"/>
-            </w:pPr>
-          </w:p>
-          <w:p>
-            <w:pPr>
-              <w:spacing w:line="264" w:lineRule="auto"/>
-            </w:pPr>
-          </w:p>
-        </w:tc>
-        <w:tc>
-          <w:tcPr>
-            <w:tcW w:w="3212" w:type="dxa"/>
-            <w:tcMar>
-              <w:top w:w="40" w:type="dxa"/>
-              <w:left w:w="70" w:type="dxa"/>
-              <w:bottom w:w="40" w:type="dxa"/>
-              <w:right w:w="70" w:type="dxa"/>
-            </w:tcMar>
-          </w:tcPr>
-          <w:p>
-            <w:pPr>
-              <w:spacing w:line="264" w:lineRule="auto"/>
-              <w:jc w:val="center"/>
-            </w:pPr>
-            <w:r>
-              <w:rPr>
-                <w:i/>
-                <w:iCs/>
-                <w:sz w:val="18"/>
-                <w:szCs w:val="18"/>
-                <w:u w:val="single"/>
-              </w:rPr>
-              <w:t>(Ký, ghi rõ họ tên)</w:t>
-            </w:r>
-          </w:p>
-          <w:p>
-            <w:pPr>
-              <w:spacing w:line="264" w:lineRule="auto"/>
-            </w:pPr>
-          </w:p>
-          <w:p>
-            <w:pPr>
-              <w:spacing w:line="264" w:lineRule="auto"/>
-            </w:pPr>
-          </w:p>
-          <w:p>
-            <w:pPr>
-              <w:spacing w:line="264" w:lineRule="auto"/>
-            </w:pPr>
-          </w:p>
-        </w:tc>
-        <w:tc>
-          <w:tcPr>
-            <w:tcW w:w="3214" w:type="dxa"/>
-            <w:tcMar>
-              <w:top w:w="40" w:type="dxa"/>
-              <w:left w:w="70" w:type="dxa"/>
-              <w:bottom w:w="40" w:type="dxa"/>
-              <w:right w:w="70" w:type="dxa"/>
-            </w:tcMar>
-          </w:tcPr>
-          <w:p>
-            <w:pPr>
-              <w:spacing w:line="264" w:lineRule="auto"/>
-              <w:jc w:val="center"/>
-            </w:pPr>
-            <w:r>
-              <w:rPr>
-                <w:i/>
-                <w:iCs/>
-                <w:sz w:val="18"/>
-                <w:szCs w:val="18"/>
-                <w:u w:val="single"/>
-              </w:rPr>
-              <w:t>(Ký, ghi rõ họ tên)</w:t>
-            </w:r>
-          </w:p>
-          <w:p>
-            <w:pPr>
-              <w:spacing w:line="264" w:lineRule="auto"/>
-            </w:pPr>
-          </w:p>
-          <w:p>
-            <w:pPr>
-              <w:spacing w:line="264" w:lineRule="auto"/>
-            </w:pPr>
-          </w:p>
-          <w:p>
-            <w:pPr>
-              <w:spacing w:line="264" w:lineRule="auto"/>
-            </w:pPr>
-          </w:p>
-          <w:p>
-            <w:pPr>
-              <w:spacing w:line="264" w:lineRule="auto"/>
-              <w:jc w:val="center"/>
-            </w:pPr>
-            <w:r>
-              <w:rPr>
-                <w:b/>
-                <w:bCs/>
-                <w:sz w:val="20"/>
-                <w:szCs w:val="20"/>
-              </w:rPr>
-              <w:t>Lại Xuân Hóa</w:t>
-            </w:r>
-          </w:p>
-          <w:p>
-            <w:pPr>
-              <w:spacing w:line="264" w:lineRule="auto"/>
-              <w:jc w:val="center"/>
-            </w:pPr>
-            <w:r>
-              <w:rPr>
-                <w:i/>
-                <w:iCs/>
-                <w:sz w:val="18"/>
-                <w:szCs w:val="18"/>
-              </w:rPr>
-              <w:t>Chỉ huy trưởng</w:t>
-            </w:r>
-          </w:p>
-        </w:tc>
-      </w:tr>
-    </w:tbl>
+    <w:p>
+      <w:pPr>
+        <w:spacing w:after="20" w:line="264" w:lineRule="auto"/>
+      </w:pPr>
+      <w:r>
+        <w:t>{{BLOCK_KY_KT}}</w:t>
+      </w:r>
+    </w:p>
     <w:p>
       <w:pPr>
         <w:sectPr>
@@ -54654,28 +47664,9 @@
     <w:p>
       <w:pPr>
         <w:spacing w:after="20" w:line="264" w:lineRule="auto"/>
-        <w:ind w:left="360"/>
       </w:pPr>
       <w:r>
-        <w:t>- Chủ đầu tư: {{CHU_DAU_TU}}</w:t>
-      </w:r>
-    </w:p>
-    <w:p>
-      <w:pPr>
-        <w:spacing w:after="20" w:line="264" w:lineRule="auto"/>
-        <w:ind w:left="360"/>
-      </w:pPr>
-      <w:r>
-        <w:t>- Đoàn Tư vấn giám sát: {{TVGS}}........</w:t>
-      </w:r>
-    </w:p>
-    <w:p>
-      <w:pPr>
-        <w:spacing w:after="80" w:line="264" w:lineRule="auto"/>
-        <w:ind w:left="360"/>
-      </w:pPr>
-      <w:r>
-        <w:t>- Tổng thầu thi công: {{TONG_THAU}}</w:t>
+        <w:t>{{BLOCK_KG}}</w:t>
       </w:r>
     </w:p>
     <w:p>
@@ -54885,293 +47876,11 @@
       <w:tr>
         <w:tc>
           <w:tcPr>
-            <w:tcW w:w="2200" w:type="dxa"/>
-            <w:tcMar>
-              <w:top w:w="40" w:type="dxa"/>
-              <w:left w:w="70" w:type="dxa"/>
-              <w:bottom w:w="40" w:type="dxa"/>
-              <w:right w:w="70" w:type="dxa"/>
-            </w:tcMar>
-            <w:vAlign w:val="center"/>
-          </w:tcPr>
-          <w:p>
-            <w:r>
-              <w:rPr>
-                <w:b/>
-                <w:bCs/>
-              </w:rPr>
-              <w:t>CHỦ ĐẦU TƯ</w:t>
-            </w:r>
-          </w:p>
-        </w:tc>
-        <w:tc>
-          <w:tcPr>
-            <w:tcW w:w="2000" w:type="dxa"/>
-            <w:tcMar>
-              <w:top w:w="40" w:type="dxa"/>
-              <w:left w:w="70" w:type="dxa"/>
-              <w:bottom w:w="40" w:type="dxa"/>
-              <w:right w:w="70" w:type="dxa"/>
-            </w:tcMar>
-            <w:vAlign w:val="center"/>
-          </w:tcPr>
-          <w:p>
-            <w:pPr>
-              <w:jc w:val="center"/>
-            </w:pPr>
-            <w:r>
-              <w:t>..... giờ .....</w:t>
-            </w:r>
-          </w:p>
-          <w:p>
-            <w:pPr>
-              <w:jc w:val="center"/>
-            </w:pPr>
-            <w:r>
-              <w:t>..... /..... /{{NAM}}</w:t>
-            </w:r>
-          </w:p>
-        </w:tc>
-        <w:tc>
-          <w:tcPr>
-            <w:tcW w:w="2800" w:type="dxa"/>
-            <w:tcMar>
-              <w:top w:w="40" w:type="dxa"/>
-              <w:left w:w="70" w:type="dxa"/>
-              <w:bottom w:w="40" w:type="dxa"/>
-              <w:right w:w="70" w:type="dxa"/>
-            </w:tcMar>
-          </w:tcPr>
-          <w:p>
-            <w:r>
-              <w:t>□  Đồng ý nghiệm thu</w:t>
-            </w:r>
-          </w:p>
-          <w:p>
-            <w:r>
-              <w:t>□  Ý kiến khác:</w:t>
-            </w:r>
-          </w:p>
-          <w:p>
-            <w:r>
-              <w:t>.........................................</w:t>
-            </w:r>
-          </w:p>
-        </w:tc>
-        <w:tc>
-          <w:tcPr>
-            <w:tcW w:w="2638" w:type="dxa"/>
-            <w:tcMar>
-              <w:top w:w="40" w:type="dxa"/>
-              <w:left w:w="70" w:type="dxa"/>
-              <w:bottom w:w="40" w:type="dxa"/>
-              <w:right w:w="70" w:type="dxa"/>
-            </w:tcMar>
-          </w:tcPr>
-          <w:p>
-            <w:r>
-              <w:t>Họ và tên: ....................</w:t>
-            </w:r>
-          </w:p>
-          <w:p>
-            <w:r>
-              <w:t>Chữ ký:</w:t>
-            </w:r>
-          </w:p>
-        </w:tc>
-      </w:tr>
-      <w:tr>
-        <w:tc>
-          <w:tcPr>
-            <w:tcW w:w="2200" w:type="dxa"/>
-            <w:tcMar>
-              <w:top w:w="40" w:type="dxa"/>
-              <w:left w:w="70" w:type="dxa"/>
-              <w:bottom w:w="40" w:type="dxa"/>
-              <w:right w:w="70" w:type="dxa"/>
-            </w:tcMar>
-            <w:vAlign w:val="center"/>
-          </w:tcPr>
-          <w:p>
-            <w:r>
-              <w:rPr>
-                <w:b/>
-                <w:bCs/>
-              </w:rPr>
-              <w:t>ĐOÀN TVGS</w:t>
-            </w:r>
-          </w:p>
-        </w:tc>
-        <w:tc>
-          <w:tcPr>
-            <w:tcW w:w="2000" w:type="dxa"/>
-            <w:tcMar>
-              <w:top w:w="40" w:type="dxa"/>
-              <w:left w:w="70" w:type="dxa"/>
-              <w:bottom w:w="40" w:type="dxa"/>
-              <w:right w:w="70" w:type="dxa"/>
-            </w:tcMar>
-            <w:vAlign w:val="center"/>
-          </w:tcPr>
-          <w:p>
-            <w:pPr>
-              <w:jc w:val="center"/>
-            </w:pPr>
-            <w:r>
-              <w:t>..... giờ .....</w:t>
-            </w:r>
-          </w:p>
-          <w:p>
-            <w:pPr>
-              <w:jc w:val="center"/>
-            </w:pPr>
-            <w:r>
-              <w:t>..... /..... /{{NAM}}</w:t>
-            </w:r>
-          </w:p>
-        </w:tc>
-        <w:tc>
-          <w:tcPr>
-            <w:tcW w:w="2800" w:type="dxa"/>
-            <w:tcMar>
-              <w:top w:w="40" w:type="dxa"/>
-              <w:left w:w="70" w:type="dxa"/>
-              <w:bottom w:w="40" w:type="dxa"/>
-              <w:right w:w="70" w:type="dxa"/>
-            </w:tcMar>
-          </w:tcPr>
-          <w:p>
-            <w:r>
-              <w:t>□  Đồng ý nghiệm thu</w:t>
-            </w:r>
-          </w:p>
-          <w:p>
-            <w:r>
-              <w:t>□  Ý kiến khác:</w:t>
-            </w:r>
-          </w:p>
-          <w:p>
-            <w:r>
-              <w:t>.........................................</w:t>
-            </w:r>
-          </w:p>
-        </w:tc>
-        <w:tc>
-          <w:tcPr>
-            <w:tcW w:w="2638" w:type="dxa"/>
-            <w:tcMar>
-              <w:top w:w="40" w:type="dxa"/>
-              <w:left w:w="70" w:type="dxa"/>
-              <w:bottom w:w="40" w:type="dxa"/>
-              <w:right w:w="70" w:type="dxa"/>
-            </w:tcMar>
-          </w:tcPr>
-          <w:p>
-            <w:r>
-              <w:t>Họ và tên: ....................</w:t>
-            </w:r>
-          </w:p>
-          <w:p>
-            <w:r>
-              <w:t>Chữ ký:</w:t>
-            </w:r>
-          </w:p>
-        </w:tc>
-      </w:tr>
-      <w:tr>
-        <w:tc>
-          <w:tcPr>
-            <w:tcW w:w="2200" w:type="dxa"/>
-            <w:tcMar>
-              <w:top w:w="40" w:type="dxa"/>
-              <w:left w:w="70" w:type="dxa"/>
-              <w:bottom w:w="40" w:type="dxa"/>
-              <w:right w:w="70" w:type="dxa"/>
-            </w:tcMar>
-            <w:vAlign w:val="center"/>
-          </w:tcPr>
-          <w:p>
-            <w:r>
-              <w:rPr>
-                <w:b/>
-                <w:bCs/>
-              </w:rPr>
-              <w:t>TỔNG THẦU</w:t>
-            </w:r>
-          </w:p>
-        </w:tc>
-        <w:tc>
-          <w:tcPr>
-            <w:tcW w:w="2000" w:type="dxa"/>
-            <w:tcMar>
-              <w:top w:w="40" w:type="dxa"/>
-              <w:left w:w="70" w:type="dxa"/>
-              <w:bottom w:w="40" w:type="dxa"/>
-              <w:right w:w="70" w:type="dxa"/>
-            </w:tcMar>
-            <w:vAlign w:val="center"/>
-          </w:tcPr>
-          <w:p>
-            <w:pPr>
-              <w:jc w:val="center"/>
-            </w:pPr>
-            <w:r>
-              <w:t>..... giờ .....</w:t>
-            </w:r>
-          </w:p>
-          <w:p>
-            <w:pPr>
-              <w:jc w:val="center"/>
-            </w:pPr>
-            <w:r>
-              <w:t>..... /..... /{{NAM}}</w:t>
-            </w:r>
-          </w:p>
-        </w:tc>
-        <w:tc>
-          <w:tcPr>
-            <w:tcW w:w="2800" w:type="dxa"/>
-            <w:tcMar>
-              <w:top w:w="40" w:type="dxa"/>
-              <w:left w:w="70" w:type="dxa"/>
-              <w:bottom w:w="40" w:type="dxa"/>
-              <w:right w:w="70" w:type="dxa"/>
-            </w:tcMar>
-          </w:tcPr>
-          <w:p>
-            <w:r>
-              <w:t>□  Đồng ý nghiệm thu</w:t>
-            </w:r>
-          </w:p>
-          <w:p>
-            <w:r>
-              <w:t>□  Ý kiến khác:</w:t>
-            </w:r>
-          </w:p>
-          <w:p>
-            <w:r>
-              <w:t>.........................................</w:t>
-            </w:r>
-          </w:p>
-        </w:tc>
-        <w:tc>
-          <w:tcPr>
-            <w:tcW w:w="2638" w:type="dxa"/>
-            <w:tcMar>
-              <w:top w:w="40" w:type="dxa"/>
-              <w:left w:w="70" w:type="dxa"/>
-              <w:bottom w:w="40" w:type="dxa"/>
-              <w:right w:w="70" w:type="dxa"/>
-            </w:tcMar>
-          </w:tcPr>
-          <w:p>
-            <w:r>
-              <w:t>Họ và tên: ....................</w:t>
-            </w:r>
-          </w:p>
-          <w:p>
-            <w:r>
-              <w:t>Chữ ký:</w:t>
+            <w:tcW w:w="9638" w:type="dxa"/>
+          </w:tcPr>
+          <w:p>
+            <w:r>
+              <w:t>{{BLOCK_NN}}</w:t>
             </w:r>
           </w:p>
         </w:tc>
@@ -55673,167 +48382,7 @@
         <w:spacing w:after="20" w:line="264" w:lineRule="auto"/>
       </w:pPr>
       <w:r>
-        <w:rPr>
-          <w:b/>
-          <w:bCs/>
-        </w:rPr>
-        <w:t>a. Đại diện Chủ đầu tư: {{CHU_DAU_TU}}</w:t>
-      </w:r>
-    </w:p>
-    <w:p>
-      <w:pPr>
-        <w:tabs>
-          <w:tab w:val="left" w:pos="3600"/>
-        </w:tabs>
-        <w:spacing w:after="20" w:line="264" w:lineRule="auto"/>
-      </w:pPr>
-      <w:r>
-        <w:t>- Ông: .......................</w:t>
-      </w:r>
-      <w:r>
-        <w:tab/>
-        <w:t>Chức vụ: ...................................................</w:t>
-      </w:r>
-    </w:p>
-    <w:p>
-      <w:pPr>
-        <w:tabs>
-          <w:tab w:val="left" w:pos="3600"/>
-        </w:tabs>
-        <w:spacing w:after="40" w:line="264" w:lineRule="auto"/>
-      </w:pPr>
-      <w:r>
-        <w:t>- Ông: .......................</w:t>
-      </w:r>
-      <w:r>
-        <w:tab/>
-        <w:t>Chức vụ: ...................................................</w:t>
-      </w:r>
-    </w:p>
-    <w:p>
-      <w:pPr>
-        <w:spacing w:after="20" w:line="264" w:lineRule="auto"/>
-      </w:pPr>
-      <w:r>
-        <w:rPr>
-          <w:b/>
-          <w:bCs/>
-        </w:rPr>
-        <w:t>b. Đại diện Tư vấn giám sát:</w:t>
-      </w:r>
-    </w:p>
-    <w:p>
-      <w:pPr>
-        <w:tabs>
-          <w:tab w:val="left" w:pos="3600"/>
-        </w:tabs>
-        <w:spacing w:after="20" w:line="264" w:lineRule="auto"/>
-      </w:pPr>
-      <w:r>
-        <w:t>- Ông: .......................</w:t>
-      </w:r>
-      <w:r>
-        <w:tab/>
-        <w:t>Chức vụ: ...................................................</w:t>
-      </w:r>
-    </w:p>
-    <w:p>
-      <w:pPr>
-        <w:tabs>
-          <w:tab w:val="left" w:pos="3600"/>
-        </w:tabs>
-        <w:spacing w:after="40" w:line="264" w:lineRule="auto"/>
-      </w:pPr>
-      <w:r>
-        <w:t>- Ông: .......................</w:t>
-      </w:r>
-      <w:r>
-        <w:tab/>
-        <w:t>Chức vụ: ...................................................</w:t>
-      </w:r>
-    </w:p>
-    <w:p>
-      <w:pPr>
-        <w:spacing w:after="20" w:line="264" w:lineRule="auto"/>
-      </w:pPr>
-      <w:r>
-        <w:rPr>
-          <w:b/>
-          <w:bCs/>
-        </w:rPr>
-        <w:t>c. Đại diện Tổng thầu thi công: {{TONG_THAU}}</w:t>
-      </w:r>
-    </w:p>
-    <w:p>
-      <w:pPr>
-        <w:tabs>
-          <w:tab w:val="left" w:pos="3600"/>
-        </w:tabs>
-        <w:spacing w:after="20" w:line="264" w:lineRule="auto"/>
-      </w:pPr>
-      <w:r>
-        <w:t>- Ông: Bùi Chính Hữu</w:t>
-      </w:r>
-      <w:r>
-        <w:tab/>
-        <w:t>Chức vụ: Phó Tổng Giám đốc</w:t>
-      </w:r>
-    </w:p>
-    <w:p>
-      <w:pPr>
-        <w:tabs>
-          <w:tab w:val="left" w:pos="3600"/>
-        </w:tabs>
-        <w:spacing w:after="40" w:line="264" w:lineRule="auto"/>
-      </w:pPr>
-      <w:r>
-        <w:t>- Ông: Trần Tuấn Minh</w:t>
-      </w:r>
-      <w:r>
-        <w:tab/>
-        <w:t>Chức vụ: Giám sát Xây dựng</w:t>
-      </w:r>
-    </w:p>
-    <w:p>
-      <w:pPr>
-        <w:spacing w:after="20" w:line="264" w:lineRule="auto"/>
-      </w:pPr>
-      <w:r>
-        <w:rPr>
-          <w:b/>
-          <w:bCs/>
-        </w:rPr>
-        <w:t>d. Đại diện Nhà thầu thi công: {{NHA_THAU}}</w:t>
-      </w:r>
-    </w:p>
-    <w:p>
-      <w:pPr>
-        <w:tabs>
-          <w:tab w:val="left" w:pos="3600"/>
-        </w:tabs>
-        <w:spacing w:after="20" w:line="264" w:lineRule="auto"/>
-      </w:pPr>
-      <w:r>
-        <w:t>- Ông: Nguyễn Văn Hiếu</w:t>
-      </w:r>
-      <w:r>
-        <w:tab/>
-        <w:t>Chức vụ: Giám đốc Chi nhánh</w:t>
-      </w:r>
-    </w:p>
-    <w:p>
-      <w:pPr>
-        <w:tabs>
-          <w:tab w:val="left" w:pos="3600"/>
-        </w:tabs>
-        <w:spacing w:after="80" w:line="264" w:lineRule="auto"/>
-      </w:pPr>
-      <w:r>
-        <w:t>- Ông: Lại Xuân Hóa</w:t>
-      </w:r>
-      <w:r>
-        <w:tab/>
-        <w:t>Chức vụ: Chỉ huy trưởng</w:t>
+        <w:t>{{BLOCK_TP}}</w:t>
       </w:r>
     </w:p>
     <w:p>
@@ -56843,546 +49392,13 @@
         <w:t>6. Các thành phần trực tiếp tham gia nghiệm thu:</w:t>
       </w:r>
     </w:p>
-    <w:tbl>
-      <w:tblPr>
-        <w:tblW w:w="9638" w:type="dxa"/>
-        <w:tblBorders>
-          <w:top w:val="none" w:sz="0" w:space="0" w:color="FFFFFF"/>
-          <w:left w:val="none" w:sz="0" w:space="0" w:color="FFFFFF"/>
-          <w:bottom w:val="none" w:sz="0" w:space="0" w:color="FFFFFF"/>
-          <w:right w:val="none" w:sz="0" w:space="0" w:color="FFFFFF"/>
-          <w:insideH w:val="none" w:sz="0" w:space="0" w:color="FFFFFF"/>
-          <w:insideV w:val="none" w:sz="0" w:space="0" w:color="FFFFFF"/>
-        </w:tblBorders>
-        <w:tblCellMar>
-          <w:left w:w="10" w:type="dxa"/>
-          <w:right w:w="10" w:type="dxa"/>
-        </w:tblCellMar>
-        <w:tblLook w:val="0000" w:firstRow="0" w:lastRow="0" w:firstColumn="0" w:lastColumn="0" w:noHBand="0" w:noVBand="0"/>
-      </w:tblPr>
-      <w:tblGrid>
-        <w:gridCol w:w="4819"/>
-        <w:gridCol w:w="4819"/>
-      </w:tblGrid>
-      <w:tr>
-        <w:trPr>
-          <w:cantSplit/>
-        </w:trPr>
-        <w:tc>
-          <w:tcPr>
-            <w:tcW w:w="4819" w:type="dxa"/>
-            <w:tcMar>
-              <w:top w:w="40" w:type="dxa"/>
-              <w:left w:w="70" w:type="dxa"/>
-              <w:bottom w:w="40" w:type="dxa"/>
-              <w:right w:w="70" w:type="dxa"/>
-            </w:tcMar>
-            <w:vAlign w:val="bottom"/>
-          </w:tcPr>
-          <w:p>
-            <w:pPr>
-              <w:spacing w:line="264" w:lineRule="auto"/>
-              <w:jc w:val="center"/>
-            </w:pPr>
-            <w:r>
-              <w:rPr>
-                <w:b/>
-                <w:bCs/>
-              </w:rPr>
-              <w:t>ĐẠI DIỆN CHỦ ĐẦU TƯ</w:t>
-            </w:r>
-          </w:p>
-        </w:tc>
-        <w:tc>
-          <w:tcPr>
-            <w:tcW w:w="4819" w:type="dxa"/>
-            <w:tcMar>
-              <w:top w:w="40" w:type="dxa"/>
-              <w:left w:w="70" w:type="dxa"/>
-              <w:bottom w:w="40" w:type="dxa"/>
-              <w:right w:w="70" w:type="dxa"/>
-            </w:tcMar>
-            <w:vAlign w:val="bottom"/>
-          </w:tcPr>
-          <w:p>
-            <w:pPr>
-              <w:spacing w:line="264" w:lineRule="auto"/>
-              <w:jc w:val="center"/>
-            </w:pPr>
-            <w:r>
-              <w:rPr>
-                <w:b/>
-                <w:bCs/>
-              </w:rPr>
-              <w:t>ĐẠI DIỆN TƯ VẤN GIÁM SÁT</w:t>
-            </w:r>
-          </w:p>
-        </w:tc>
-      </w:tr>
-      <w:tr>
-        <w:trPr>
-          <w:cantSplit/>
-        </w:trPr>
-        <w:tc>
-          <w:tcPr>
-            <w:tcW w:w="4819" w:type="dxa"/>
-            <w:tcMar>
-              <w:top w:w="40" w:type="dxa"/>
-              <w:left w:w="70" w:type="dxa"/>
-              <w:bottom w:w="40" w:type="dxa"/>
-              <w:right w:w="70" w:type="dxa"/>
-            </w:tcMar>
-          </w:tcPr>
-          <w:p>
-            <w:pPr>
-              <w:spacing w:line="264" w:lineRule="auto"/>
-              <w:jc w:val="center"/>
-            </w:pPr>
-            <w:r>
-              <w:rPr>
-                <w:i/>
-                <w:iCs/>
-                <w:sz w:val="22"/>
-                <w:szCs w:val="22"/>
-                <w:u w:val="single"/>
-              </w:rPr>
-              <w:t>(Ký tên, đóng dấu)</w:t>
-            </w:r>
-          </w:p>
-          <w:p>
-            <w:pPr>
-              <w:spacing w:line="264" w:lineRule="auto"/>
-            </w:pPr>
-          </w:p>
-          <w:p>
-            <w:pPr>
-              <w:spacing w:line="264" w:lineRule="auto"/>
-            </w:pPr>
-          </w:p>
-          <w:p>
-            <w:pPr>
-              <w:spacing w:line="264" w:lineRule="auto"/>
-            </w:pPr>
-          </w:p>
-          <w:p>
-            <w:pPr>
-              <w:spacing w:line="264" w:lineRule="auto"/>
-            </w:pPr>
-          </w:p>
-          <w:p>
-            <w:pPr>
-              <w:spacing w:line="264" w:lineRule="auto"/>
-            </w:pPr>
-          </w:p>
-          <w:p>
-            <w:pPr>
-              <w:spacing w:line="264" w:lineRule="auto"/>
-            </w:pPr>
-          </w:p>
-          <w:p>
-            <w:pPr>
-              <w:spacing w:line="264" w:lineRule="auto"/>
-            </w:pPr>
-          </w:p>
-          <w:p>
-            <w:pPr>
-              <w:spacing w:line="264" w:lineRule="auto"/>
-            </w:pPr>
-          </w:p>
-        </w:tc>
-        <w:tc>
-          <w:tcPr>
-            <w:tcW w:w="4819" w:type="dxa"/>
-            <w:tcMar>
-              <w:top w:w="40" w:type="dxa"/>
-              <w:left w:w="70" w:type="dxa"/>
-              <w:bottom w:w="40" w:type="dxa"/>
-              <w:right w:w="70" w:type="dxa"/>
-            </w:tcMar>
-          </w:tcPr>
-          <w:p>
-            <w:pPr>
-              <w:spacing w:line="264" w:lineRule="auto"/>
-              <w:jc w:val="center"/>
-            </w:pPr>
-            <w:r>
-              <w:rPr>
-                <w:i/>
-                <w:iCs/>
-                <w:sz w:val="22"/>
-                <w:szCs w:val="22"/>
-                <w:u w:val="single"/>
-              </w:rPr>
-              <w:t>(Ký tên, đóng dấu)</w:t>
-            </w:r>
-          </w:p>
-          <w:p>
-            <w:pPr>
-              <w:spacing w:line="264" w:lineRule="auto"/>
-            </w:pPr>
-          </w:p>
-          <w:p>
-            <w:pPr>
-              <w:spacing w:line="264" w:lineRule="auto"/>
-            </w:pPr>
-          </w:p>
-          <w:p>
-            <w:pPr>
-              <w:spacing w:line="264" w:lineRule="auto"/>
-            </w:pPr>
-          </w:p>
-          <w:p>
-            <w:pPr>
-              <w:spacing w:line="264" w:lineRule="auto"/>
-            </w:pPr>
-          </w:p>
-          <w:p>
-            <w:pPr>
-              <w:spacing w:line="264" w:lineRule="auto"/>
-            </w:pPr>
-          </w:p>
-          <w:p>
-            <w:pPr>
-              <w:spacing w:line="264" w:lineRule="auto"/>
-            </w:pPr>
-          </w:p>
-          <w:p>
-            <w:pPr>
-              <w:spacing w:line="264" w:lineRule="auto"/>
-            </w:pPr>
-          </w:p>
-        </w:tc>
-      </w:tr>
-    </w:tbl>
-    <w:p>
-      <w:pPr>
-        <w:spacing w:after="120" w:line="264" w:lineRule="auto"/>
-      </w:pPr>
-    </w:p>
-    <w:tbl>
-      <w:tblPr>
-        <w:tblW w:w="9638" w:type="dxa"/>
-        <w:tblBorders>
-          <w:top w:val="none" w:sz="0" w:space="0" w:color="FFFFFF"/>
-          <w:left w:val="none" w:sz="0" w:space="0" w:color="FFFFFF"/>
-          <w:bottom w:val="none" w:sz="0" w:space="0" w:color="FFFFFF"/>
-          <w:right w:val="none" w:sz="0" w:space="0" w:color="FFFFFF"/>
-          <w:insideH w:val="none" w:sz="0" w:space="0" w:color="FFFFFF"/>
-          <w:insideV w:val="none" w:sz="0" w:space="0" w:color="FFFFFF"/>
-        </w:tblBorders>
-        <w:tblCellMar>
-          <w:left w:w="10" w:type="dxa"/>
-          <w:right w:w="10" w:type="dxa"/>
-        </w:tblCellMar>
-        <w:tblLook w:val="0000" w:firstRow="0" w:lastRow="0" w:firstColumn="0" w:lastColumn="0" w:noHBand="0" w:noVBand="0"/>
-      </w:tblPr>
-      <w:tblGrid>
-        <w:gridCol w:w="4819"/>
-        <w:gridCol w:w="4819"/>
-      </w:tblGrid>
-      <w:tr>
-        <w:trPr>
-          <w:cantSplit/>
-        </w:trPr>
-        <w:tc>
-          <w:tcPr>
-            <w:tcW w:w="4819" w:type="dxa"/>
-            <w:tcMar>
-              <w:top w:w="40" w:type="dxa"/>
-              <w:left w:w="70" w:type="dxa"/>
-              <w:bottom w:w="40" w:type="dxa"/>
-              <w:right w:w="70" w:type="dxa"/>
-            </w:tcMar>
-            <w:vAlign w:val="bottom"/>
-          </w:tcPr>
-          <w:p>
-            <w:pPr>
-              <w:spacing w:line="264" w:lineRule="auto"/>
-              <w:jc w:val="center"/>
-            </w:pPr>
-            <w:r>
-              <w:rPr>
-                <w:b/>
-                <w:bCs/>
-              </w:rPr>
-              <w:t>ĐẠI DIỆN TỔNG THẦU THI CÔNG</w:t>
-            </w:r>
-          </w:p>
-          <w:p>
-            <w:pPr>
-              <w:spacing w:line="264" w:lineRule="auto"/>
-              <w:jc w:val="center"/>
-              <w:rPr>
-                <w:b/>
-                <w:bCs/>
-                <w:sz w:val="22"/>
-                <w:szCs w:val="22"/>
-              </w:rPr>
-            </w:pPr>
-            <w:r>
-              <w:rPr>
-                <w:b/>
-                <w:bCs/>
-                <w:sz w:val="22"/>
-                <w:szCs w:val="22"/>
-              </w:rPr>
-              <w:t xml:space="preserve">{{TONG_THAU_HOA}}</w:t>
-            </w:r>
-          </w:p>
-          <w:p>
-            <w:pPr>
-              <w:spacing w:line="264" w:lineRule="auto"/>
-              <w:jc w:val="center"/>
-            </w:pPr>
-            <w:r>
-              <w:rPr>
-                <w:b/>
-                <w:bCs/>
-                <w:sz w:val="22"/>
-                <w:szCs w:val="22"/>
-              </w:rPr>
-              <w:t/>
-            </w:r>
-          </w:p>
-        </w:tc>
-        <w:tc>
-          <w:tcPr>
-            <w:tcW w:w="4819" w:type="dxa"/>
-            <w:tcMar>
-              <w:top w:w="40" w:type="dxa"/>
-              <w:left w:w="70" w:type="dxa"/>
-              <w:bottom w:w="40" w:type="dxa"/>
-              <w:right w:w="70" w:type="dxa"/>
-            </w:tcMar>
-            <w:vAlign w:val="bottom"/>
-          </w:tcPr>
-          <w:p>
-            <w:pPr>
-              <w:spacing w:line="264" w:lineRule="auto"/>
-              <w:jc w:val="center"/>
-            </w:pPr>
-            <w:r>
-              <w:rPr>
-                <w:b/>
-                <w:bCs/>
-              </w:rPr>
-              <w:t>ĐẠI DIỆN ĐƠN VỊ THI CÔNG</w:t>
-            </w:r>
-          </w:p>
-          <w:p>
-            <w:pPr>
-              <w:spacing w:line="264" w:lineRule="auto"/>
-              <w:jc w:val="center"/>
-            </w:pPr>
-            <w:r>
-              <w:rPr>
-                <w:b/>
-                <w:bCs/>
-                <w:sz w:val="22"/>
-                <w:szCs w:val="22"/>
-              </w:rPr>
-              <w:t>{{NHA_THAU_HOA}}</w:t>
-            </w:r>
-          </w:p>
-        </w:tc>
-      </w:tr>
-      <w:tr>
-        <w:trPr>
-          <w:cantSplit/>
-        </w:trPr>
-        <w:tc>
-          <w:tcPr>
-            <w:tcW w:w="4819" w:type="dxa"/>
-            <w:tcMar>
-              <w:top w:w="40" w:type="dxa"/>
-              <w:left w:w="70" w:type="dxa"/>
-              <w:bottom w:w="40" w:type="dxa"/>
-              <w:right w:w="70" w:type="dxa"/>
-            </w:tcMar>
-          </w:tcPr>
-          <w:p>
-            <w:pPr>
-              <w:spacing w:line="264" w:lineRule="auto"/>
-              <w:jc w:val="center"/>
-            </w:pPr>
-            <w:r>
-              <w:rPr>
-                <w:i/>
-                <w:iCs/>
-                <w:sz w:val="22"/>
-                <w:szCs w:val="22"/>
-                <w:u w:val="single"/>
-              </w:rPr>
-              <w:t>(Ký tên, đóng dấu)</w:t>
-            </w:r>
-          </w:p>
-          <w:p>
-            <w:pPr>
-              <w:spacing w:line="264" w:lineRule="auto"/>
-            </w:pPr>
-          </w:p>
-          <w:p>
-            <w:pPr>
-              <w:spacing w:line="264" w:lineRule="auto"/>
-            </w:pPr>
-          </w:p>
-          <w:p>
-            <w:pPr>
-              <w:spacing w:line="264" w:lineRule="auto"/>
-            </w:pPr>
-          </w:p>
-          <w:p>
-            <w:pPr>
-              <w:spacing w:line="264" w:lineRule="auto"/>
-            </w:pPr>
-          </w:p>
-          <w:p>
-            <w:pPr>
-              <w:spacing w:line="264" w:lineRule="auto"/>
-            </w:pPr>
-          </w:p>
-          <w:p>
-            <w:pPr>
-              <w:spacing w:line="264" w:lineRule="auto"/>
-            </w:pPr>
-          </w:p>
-          <w:p>
-            <w:pPr>
-              <w:spacing w:line="264" w:lineRule="auto"/>
-            </w:pPr>
-          </w:p>
-          <w:p>
-            <w:pPr>
-              <w:spacing w:line="264" w:lineRule="auto"/>
-              <w:jc w:val="center"/>
-            </w:pPr>
-            <w:r>
-              <w:rPr>
-                <w:b/>
-                <w:bCs/>
-              </w:rPr>
-              <w:t>Bùi Chính Hữu</w:t>
-            </w:r>
-          </w:p>
-          <w:p>
-            <w:pPr>
-              <w:spacing w:line="264" w:lineRule="auto"/>
-              <w:jc w:val="center"/>
-            </w:pPr>
-            <w:r>
-              <w:rPr>
-                <w:i/>
-                <w:iCs/>
-                <w:sz w:val="22"/>
-                <w:szCs w:val="22"/>
-              </w:rPr>
-              <w:t>Phó Tổng Giám đốc</w:t>
-            </w:r>
-          </w:p>
-        </w:tc>
-        <w:tc>
-          <w:tcPr>
-            <w:tcW w:w="4819" w:type="dxa"/>
-            <w:tcMar>
-              <w:top w:w="40" w:type="dxa"/>
-              <w:left w:w="70" w:type="dxa"/>
-              <w:bottom w:w="40" w:type="dxa"/>
-              <w:right w:w="70" w:type="dxa"/>
-            </w:tcMar>
-          </w:tcPr>
-          <w:p>
-            <w:pPr>
-              <w:spacing w:line="264" w:lineRule="auto"/>
-              <w:jc w:val="center"/>
-            </w:pPr>
-            <w:r>
-              <w:rPr>
-                <w:i/>
-                <w:iCs/>
-                <w:sz w:val="22"/>
-                <w:szCs w:val="22"/>
-                <w:u w:val="single"/>
-              </w:rPr>
-              <w:t>(Ký tên, đóng dấu)</w:t>
-            </w:r>
-          </w:p>
-          <w:p>
-            <w:pPr>
-              <w:spacing w:line="264" w:lineRule="auto"/>
-            </w:pPr>
-          </w:p>
-          <w:p>
-            <w:pPr>
-              <w:spacing w:line="264" w:lineRule="auto"/>
-            </w:pPr>
-          </w:p>
-          <w:p>
-            <w:pPr>
-              <w:spacing w:line="264" w:lineRule="auto"/>
-            </w:pPr>
-          </w:p>
-          <w:p>
-            <w:pPr>
-              <w:spacing w:line="264" w:lineRule="auto"/>
-            </w:pPr>
-          </w:p>
-          <w:p>
-            <w:pPr>
-              <w:spacing w:line="264" w:lineRule="auto"/>
-            </w:pPr>
-          </w:p>
-          <w:p>
-            <w:pPr>
-              <w:spacing w:line="264" w:lineRule="auto"/>
-            </w:pPr>
-          </w:p>
-          <w:p>
-            <w:pPr>
-              <w:spacing w:line="264" w:lineRule="auto"/>
-            </w:pPr>
-          </w:p>
-          <w:p>
-            <w:pPr>
-              <w:spacing w:line="264" w:lineRule="auto"/>
-              <w:jc w:val="center"/>
-            </w:pPr>
-            <w:r>
-              <w:rPr>
-                <w:b/>
-                <w:bCs/>
-              </w:rPr>
-              <w:t>Nguyễn Văn Hiếu</w:t>
-            </w:r>
-          </w:p>
-          <w:p>
-            <w:pPr>
-              <w:spacing w:line="264" w:lineRule="auto"/>
-              <w:jc w:val="center"/>
-            </w:pPr>
-            <w:r>
-              <w:rPr>
-                <w:i/>
-                <w:iCs/>
-                <w:sz w:val="22"/>
-                <w:szCs w:val="22"/>
-              </w:rPr>
-              <w:t>Giám đốc Chi nhánh</w:t>
-            </w:r>
-          </w:p>
-        </w:tc>
-      </w:tr>
-    </w:tbl>
-    <w:p>
-      <w:pPr>
-        <w:sectPr>
-          <w:footerReference w:type="default" r:id="rId35"/>
-          <w:pgSz w:w="11907" w:h="16840"/>
-          <w:pgMar w:top="1134" w:right="851" w:bottom="990" w:left="1418" w:header="708" w:footer="708" w:gutter="0"/>
-          <w:pgNumType w:start="1"/>
-          <w:cols w:space="720"/>
-          <w:docGrid w:linePitch="360"/>
-        </w:sectPr>
-      </w:pPr>
+    <w:p>
+      <w:pPr>
+        <w:spacing w:after="20" w:line="264" w:lineRule="auto"/>
+      </w:pPr>
+      <w:r>
+        <w:t>{{BLOCK_KY}}</w:t>
+      </w:r>
     </w:p>
     <w:tbl>
       <w:tblPr>
@@ -61424,276 +53440,14 @@
         <w:spacing w:after="120" w:line="264" w:lineRule="auto"/>
       </w:pPr>
     </w:p>
-    <w:tbl>
-      <w:tblPr>
-        <w:tblW w:w="9638" w:type="dxa"/>
-        <w:tblBorders>
-          <w:top w:val="none" w:sz="0" w:space="0" w:color="FFFFFF"/>
-          <w:left w:val="none" w:sz="0" w:space="0" w:color="FFFFFF"/>
-          <w:bottom w:val="none" w:sz="0" w:space="0" w:color="FFFFFF"/>
-          <w:right w:val="none" w:sz="0" w:space="0" w:color="FFFFFF"/>
-          <w:insideH w:val="none" w:sz="0" w:space="0" w:color="FFFFFF"/>
-          <w:insideV w:val="none" w:sz="0" w:space="0" w:color="FFFFFF"/>
-        </w:tblBorders>
-        <w:tblCellMar>
-          <w:left w:w="10" w:type="dxa"/>
-          <w:right w:w="10" w:type="dxa"/>
-        </w:tblCellMar>
-        <w:tblLook w:val="0000" w:firstRow="0" w:lastRow="0" w:firstColumn="0" w:lastColumn="0" w:noHBand="0" w:noVBand="0"/>
-      </w:tblPr>
-      <w:tblGrid>
-        <w:gridCol w:w="3212"/>
-        <w:gridCol w:w="3212"/>
-        <w:gridCol w:w="3214"/>
-      </w:tblGrid>
-      <w:tr>
-        <w:trPr>
-          <w:cantSplit/>
-        </w:trPr>
-        <w:tc>
-          <w:tcPr>
-            <w:tcW w:w="3212" w:type="dxa"/>
-            <w:tcMar>
-              <w:top w:w="40" w:type="dxa"/>
-              <w:left w:w="70" w:type="dxa"/>
-              <w:bottom w:w="40" w:type="dxa"/>
-              <w:right w:w="70" w:type="dxa"/>
-            </w:tcMar>
-            <w:vAlign w:val="bottom"/>
-          </w:tcPr>
-          <w:p>
-            <w:pPr>
-              <w:spacing w:line="264" w:lineRule="auto"/>
-              <w:jc w:val="center"/>
-            </w:pPr>
-            <w:r>
-              <w:rPr>
-                <w:b/>
-                <w:bCs/>
-                <w:sz w:val="20"/>
-                <w:szCs w:val="20"/>
-              </w:rPr>
-              <w:t>ĐẠI DIỆN TƯ VẤN GIÁM SÁT</w:t>
-            </w:r>
-          </w:p>
-        </w:tc>
-        <w:tc>
-          <w:tcPr>
-            <w:tcW w:w="3212" w:type="dxa"/>
-            <w:tcMar>
-              <w:top w:w="40" w:type="dxa"/>
-              <w:left w:w="70" w:type="dxa"/>
-              <w:bottom w:w="40" w:type="dxa"/>
-              <w:right w:w="70" w:type="dxa"/>
-            </w:tcMar>
-            <w:vAlign w:val="bottom"/>
-          </w:tcPr>
-          <w:p>
-            <w:pPr>
-              <w:spacing w:line="264" w:lineRule="auto"/>
-              <w:jc w:val="center"/>
-            </w:pPr>
-            <w:r>
-              <w:rPr>
-                <w:b/>
-                <w:bCs/>
-                <w:sz w:val="20"/>
-                <w:szCs w:val="20"/>
-              </w:rPr>
-              <w:t>ĐẠI DIỆN TỔNG THẦU</w:t>
-            </w:r>
-          </w:p>
-        </w:tc>
-        <w:tc>
-          <w:tcPr>
-            <w:tcW w:w="3214" w:type="dxa"/>
-            <w:tcMar>
-              <w:top w:w="40" w:type="dxa"/>
-              <w:left w:w="70" w:type="dxa"/>
-              <w:bottom w:w="40" w:type="dxa"/>
-              <w:right w:w="70" w:type="dxa"/>
-            </w:tcMar>
-            <w:vAlign w:val="bottom"/>
-          </w:tcPr>
-          <w:p>
-            <w:pPr>
-              <w:spacing w:line="264" w:lineRule="auto"/>
-              <w:jc w:val="center"/>
-            </w:pPr>
-            <w:r>
-              <w:rPr>
-                <w:b/>
-                <w:bCs/>
-                <w:sz w:val="20"/>
-                <w:szCs w:val="20"/>
-              </w:rPr>
-              <w:t>ĐẠI DIỆN ĐƠN VỊ THI CÔNG</w:t>
-            </w:r>
-          </w:p>
-        </w:tc>
-      </w:tr>
-      <w:tr>
-        <w:trPr>
-          <w:cantSplit/>
-        </w:trPr>
-        <w:tc>
-          <w:tcPr>
-            <w:tcW w:w="3212" w:type="dxa"/>
-            <w:tcMar>
-              <w:top w:w="40" w:type="dxa"/>
-              <w:left w:w="70" w:type="dxa"/>
-              <w:bottom w:w="40" w:type="dxa"/>
-              <w:right w:w="70" w:type="dxa"/>
-            </w:tcMar>
-          </w:tcPr>
-          <w:p>
-            <w:pPr>
-              <w:spacing w:line="264" w:lineRule="auto"/>
-              <w:jc w:val="center"/>
-            </w:pPr>
-            <w:r>
-              <w:rPr>
-                <w:i/>
-                <w:iCs/>
-                <w:sz w:val="18"/>
-                <w:szCs w:val="18"/>
-                <w:u w:val="single"/>
-              </w:rPr>
-              <w:t>(Ký, ghi rõ họ tên)</w:t>
-            </w:r>
-          </w:p>
-          <w:p>
-            <w:pPr>
-              <w:spacing w:line="264" w:lineRule="auto"/>
-            </w:pPr>
-          </w:p>
-          <w:p>
-            <w:pPr>
-              <w:spacing w:line="264" w:lineRule="auto"/>
-            </w:pPr>
-          </w:p>
-          <w:p>
-            <w:pPr>
-              <w:spacing w:line="264" w:lineRule="auto"/>
-            </w:pPr>
-          </w:p>
-        </w:tc>
-        <w:tc>
-          <w:tcPr>
-            <w:tcW w:w="3212" w:type="dxa"/>
-            <w:tcMar>
-              <w:top w:w="40" w:type="dxa"/>
-              <w:left w:w="70" w:type="dxa"/>
-              <w:bottom w:w="40" w:type="dxa"/>
-              <w:right w:w="70" w:type="dxa"/>
-            </w:tcMar>
-          </w:tcPr>
-          <w:p>
-            <w:pPr>
-              <w:spacing w:line="264" w:lineRule="auto"/>
-              <w:jc w:val="center"/>
-            </w:pPr>
-            <w:r>
-              <w:rPr>
-                <w:i/>
-                <w:iCs/>
-                <w:sz w:val="18"/>
-                <w:szCs w:val="18"/>
-                <w:u w:val="single"/>
-              </w:rPr>
-              <w:t>(Ký, ghi rõ họ tên)</w:t>
-            </w:r>
-          </w:p>
-          <w:p>
-            <w:pPr>
-              <w:spacing w:line="264" w:lineRule="auto"/>
-            </w:pPr>
-          </w:p>
-          <w:p>
-            <w:pPr>
-              <w:spacing w:line="264" w:lineRule="auto"/>
-            </w:pPr>
-          </w:p>
-          <w:p>
-            <w:pPr>
-              <w:spacing w:line="264" w:lineRule="auto"/>
-            </w:pPr>
-          </w:p>
-        </w:tc>
-        <w:tc>
-          <w:tcPr>
-            <w:tcW w:w="3214" w:type="dxa"/>
-            <w:tcMar>
-              <w:top w:w="40" w:type="dxa"/>
-              <w:left w:w="70" w:type="dxa"/>
-              <w:bottom w:w="40" w:type="dxa"/>
-              <w:right w:w="70" w:type="dxa"/>
-            </w:tcMar>
-          </w:tcPr>
-          <w:p>
-            <w:pPr>
-              <w:spacing w:line="264" w:lineRule="auto"/>
-              <w:jc w:val="center"/>
-            </w:pPr>
-            <w:r>
-              <w:rPr>
-                <w:i/>
-                <w:iCs/>
-                <w:sz w:val="18"/>
-                <w:szCs w:val="18"/>
-                <w:u w:val="single"/>
-              </w:rPr>
-              <w:t>(Ký, ghi rõ họ tên)</w:t>
-            </w:r>
-          </w:p>
-          <w:p>
-            <w:pPr>
-              <w:spacing w:line="264" w:lineRule="auto"/>
-            </w:pPr>
-          </w:p>
-          <w:p>
-            <w:pPr>
-              <w:spacing w:line="264" w:lineRule="auto"/>
-            </w:pPr>
-          </w:p>
-          <w:p>
-            <w:pPr>
-              <w:spacing w:line="264" w:lineRule="auto"/>
-            </w:pPr>
-          </w:p>
-          <w:p>
-            <w:pPr>
-              <w:spacing w:line="264" w:lineRule="auto"/>
-              <w:jc w:val="center"/>
-            </w:pPr>
-            <w:r>
-              <w:rPr>
-                <w:b/>
-                <w:bCs/>
-                <w:sz w:val="20"/>
-                <w:szCs w:val="20"/>
-              </w:rPr>
-              <w:t>Lại Xuân Hóa</w:t>
-            </w:r>
-          </w:p>
-          <w:p>
-            <w:pPr>
-              <w:spacing w:line="264" w:lineRule="auto"/>
-              <w:jc w:val="center"/>
-            </w:pPr>
-            <w:r>
-              <w:rPr>
-                <w:i/>
-                <w:iCs/>
-                <w:sz w:val="18"/>
-                <w:szCs w:val="18"/>
-              </w:rPr>
-              <w:t>Chỉ huy trưởng</w:t>
-            </w:r>
-          </w:p>
-        </w:tc>
-      </w:tr>
-    </w:tbl>
+    <w:p>
+      <w:pPr>
+        <w:spacing w:after="20" w:line="264" w:lineRule="auto"/>
+      </w:pPr>
+      <w:r>
+        <w:t>{{BLOCK_KY_KT}}</w:t>
+      </w:r>
+    </w:p>
     <w:p>
       <w:pPr>
         <w:sectPr>

--- a/hoso_chatluong_template.docx
+++ b/hoso_chatluong_template.docx
@@ -6626,631 +6626,13 @@
       <w:tr>
         <w:tc>
           <w:tcPr>
-            <w:tcW w:w="480" w:type="dxa"/>
-            <w:tcMar>
-              <w:top w:w="40" w:type="dxa"/>
-              <w:left w:w="70" w:type="dxa"/>
-              <w:bottom w:w="40" w:type="dxa"/>
-              <w:right w:w="70" w:type="dxa"/>
-            </w:tcMar>
-          </w:tcPr>
-          <w:p>
-            <w:pPr>
-              <w:jc w:val="center"/>
-            </w:pPr>
-            <w:r>
-              <w:rPr>
-                <w:sz w:val="22"/>
-                <w:szCs w:val="22"/>
-              </w:rPr>
-              <w:t>1</w:t>
-            </w:r>
-          </w:p>
-        </w:tc>
-        <w:tc>
-          <w:tcPr>
-            <w:tcW w:w="1720" w:type="dxa"/>
-            <w:tcMar>
-              <w:top w:w="40" w:type="dxa"/>
-              <w:left w:w="70" w:type="dxa"/>
-              <w:bottom w:w="40" w:type="dxa"/>
-              <w:right w:w="70" w:type="dxa"/>
-            </w:tcMar>
-          </w:tcPr>
-          <w:p>
-            <w:r>
-              <w:rPr>
-                <w:b/>
-                <w:bCs/>
-                <w:sz w:val="22"/>
-                <w:szCs w:val="22"/>
-              </w:rPr>
-              <w:t>Thang máy {{THANG1}} (Khu Showroom)</w:t>
-            </w:r>
-          </w:p>
-        </w:tc>
-        <w:tc>
-          <w:tcPr>
-            <w:tcW w:w="3250" w:type="dxa"/>
-            <w:tcMar>
-              <w:top w:w="40" w:type="dxa"/>
-              <w:left w:w="70" w:type="dxa"/>
-              <w:bottom w:w="40" w:type="dxa"/>
-              <w:right w:w="70" w:type="dxa"/>
-            </w:tcMar>
-          </w:tcPr>
-          <w:p>
-            <w:r>
-              <w:rPr>
-                <w:sz w:val="22"/>
-                <w:szCs w:val="22"/>
-              </w:rPr>
-              <w:t>- Thang khách Schindler 3000 (MRL - không phòng máy)</w:t>
-            </w:r>
-          </w:p>
-          <w:p>
-            <w:r>
-              <w:rPr>
-                <w:sz w:val="22"/>
-                <w:szCs w:val="22"/>
-              </w:rPr>
-              <w:t>- Tải trọng: 1000 kg - 13 người</w:t>
-            </w:r>
-          </w:p>
-          <w:p>
-            <w:r>
-              <w:rPr>
-                <w:sz w:val="22"/>
-                <w:szCs w:val="22"/>
-              </w:rPr>
-              <w:t>- Vận tốc: 1,5 m/s</w:t>
-            </w:r>
-          </w:p>
-          <w:p>
-            <w:r>
-              <w:rPr>
-                <w:sz w:val="22"/>
-                <w:szCs w:val="22"/>
-              </w:rPr>
-              <w:t>- Số điểm dừng: 05 (mở cửa trước)</w:t>
-            </w:r>
-          </w:p>
-          <w:p>
-            <w:r>
-              <w:rPr>
-                <w:sz w:val="22"/>
-                <w:szCs w:val="22"/>
-              </w:rPr>
-              <w:t>- Kích thước cabin: 1600x1500x2400 mm</w:t>
-            </w:r>
-          </w:p>
-          <w:p>
-            <w:r>
-              <w:rPr>
-                <w:sz w:val="22"/>
-                <w:szCs w:val="22"/>
-              </w:rPr>
-              <w:t>- Kích thước cửa tầng: 900x2100 mm</w:t>
-            </w:r>
-          </w:p>
-          <w:p>
-            <w:r>
-              <w:rPr>
-                <w:sz w:val="22"/>
-                <w:szCs w:val="22"/>
-              </w:rPr>
-              <w:t>- Hố thang lọt lòng: 4880x2460 mm (hố đôi)</w:t>
-            </w:r>
-          </w:p>
-        </w:tc>
-        <w:tc>
-          <w:tcPr>
-            <w:tcW w:w="570" w:type="dxa"/>
-            <w:tcMar>
-              <w:top w:w="40" w:type="dxa"/>
-              <w:left w:w="70" w:type="dxa"/>
-              <w:bottom w:w="40" w:type="dxa"/>
-              <w:right w:w="70" w:type="dxa"/>
-            </w:tcMar>
-          </w:tcPr>
-          <w:p>
-            <w:pPr>
-              <w:jc w:val="center"/>
-            </w:pPr>
-            <w:r>
-              <w:rPr>
-                <w:sz w:val="22"/>
-                <w:szCs w:val="22"/>
-              </w:rPr>
-              <w:t>Bộ</w:t>
-            </w:r>
-          </w:p>
-        </w:tc>
-        <w:tc>
-          <w:tcPr>
-            <w:tcW w:w="680" w:type="dxa"/>
-            <w:tcMar>
-              <w:top w:w="40" w:type="dxa"/>
-              <w:left w:w="70" w:type="dxa"/>
-              <w:bottom w:w="40" w:type="dxa"/>
-              <w:right w:w="70" w:type="dxa"/>
-            </w:tcMar>
-          </w:tcPr>
-          <w:p>
-            <w:pPr>
-              <w:jc w:val="center"/>
-            </w:pPr>
-            <w:r>
-              <w:rPr>
-                <w:sz w:val="22"/>
-                <w:szCs w:val="22"/>
-              </w:rPr>
-              <w:t>01</w:t>
-            </w:r>
-          </w:p>
-        </w:tc>
-        <w:tc>
-          <w:tcPr>
-            <w:tcW w:w="1050" w:type="dxa"/>
-            <w:tcMar>
-              <w:top w:w="40" w:type="dxa"/>
-              <w:left w:w="70" w:type="dxa"/>
-              <w:bottom w:w="40" w:type="dxa"/>
-              <w:right w:w="70" w:type="dxa"/>
-            </w:tcMar>
-          </w:tcPr>
-          <w:p>
-            <w:pPr>
-              <w:jc w:val="center"/>
-            </w:pPr>
-            <w:r>
-              <w:rPr>
-                <w:sz w:val="22"/>
-                <w:szCs w:val="22"/>
-              </w:rPr>
-              <w:t>Schindler</w:t>
-            </w:r>
-          </w:p>
-        </w:tc>
-        <w:tc>
-          <w:tcPr>
-            <w:tcW w:w="950" w:type="dxa"/>
-            <w:tcMar>
-              <w:top w:w="40" w:type="dxa"/>
-              <w:left w:w="70" w:type="dxa"/>
-              <w:bottom w:w="40" w:type="dxa"/>
-              <w:right w:w="70" w:type="dxa"/>
-            </w:tcMar>
-          </w:tcPr>
-          <w:p>
-            <w:pPr>
-              <w:jc w:val="center"/>
-            </w:pPr>
-            <w:r>
-              <w:rPr>
-                <w:sz w:val="22"/>
-                <w:szCs w:val="22"/>
-              </w:rPr>
-              <w:t>Trung Quốc</w:t>
-            </w:r>
-          </w:p>
-        </w:tc>
-        <w:tc>
-          <w:tcPr>
-            <w:tcW w:w="938" w:type="dxa"/>
-            <w:tcMar>
-              <w:top w:w="40" w:type="dxa"/>
-              <w:left w:w="70" w:type="dxa"/>
-              <w:bottom w:w="40" w:type="dxa"/>
-              <w:right w:w="70" w:type="dxa"/>
-            </w:tcMar>
-          </w:tcPr>
-          <w:p/>
-        </w:tc>
-      </w:tr>
-      <w:tr>
-        <w:tc>
-          <w:tcPr>
-            <w:tcW w:w="480" w:type="dxa"/>
-            <w:tcMar>
-              <w:top w:w="40" w:type="dxa"/>
-              <w:left w:w="70" w:type="dxa"/>
-              <w:bottom w:w="40" w:type="dxa"/>
-              <w:right w:w="70" w:type="dxa"/>
-            </w:tcMar>
-          </w:tcPr>
-          <w:p>
-            <w:pPr>
-              <w:jc w:val="center"/>
-            </w:pPr>
-            <w:r>
-              <w:rPr>
-                <w:sz w:val="22"/>
-                <w:szCs w:val="22"/>
-              </w:rPr>
-              <w:t>2</w:t>
-            </w:r>
-          </w:p>
-        </w:tc>
-        <w:tc>
-          <w:tcPr>
-            <w:tcW w:w="1720" w:type="dxa"/>
-            <w:tcMar>
-              <w:top w:w="40" w:type="dxa"/>
-              <w:left w:w="70" w:type="dxa"/>
-              <w:bottom w:w="40" w:type="dxa"/>
-              <w:right w:w="70" w:type="dxa"/>
-            </w:tcMar>
-          </w:tcPr>
-          <w:p>
-            <w:r>
-              <w:rPr>
-                <w:b/>
-                <w:bCs/>
-                <w:sz w:val="22"/>
-                <w:szCs w:val="22"/>
-              </w:rPr>
-              <w:t>Thang máy {{THANG2}} (Khu phụ trợ)</w:t>
-            </w:r>
-          </w:p>
-        </w:tc>
-        <w:tc>
-          <w:tcPr>
-            <w:tcW w:w="3250" w:type="dxa"/>
-            <w:tcMar>
-              <w:top w:w="40" w:type="dxa"/>
-              <w:left w:w="70" w:type="dxa"/>
-              <w:bottom w:w="40" w:type="dxa"/>
-              <w:right w:w="70" w:type="dxa"/>
-            </w:tcMar>
-          </w:tcPr>
-          <w:p>
-            <w:r>
-              <w:rPr>
-                <w:sz w:val="22"/>
-                <w:szCs w:val="22"/>
-              </w:rPr>
-              <w:t>- Thang khách Schindler 3000 (MRL - không phòng máy)</w:t>
-            </w:r>
-          </w:p>
-          <w:p>
-            <w:r>
-              <w:rPr>
-                <w:sz w:val="22"/>
-                <w:szCs w:val="22"/>
-              </w:rPr>
-              <w:t>- Tải trọng: 1000 kg - 13 người</w:t>
-            </w:r>
-          </w:p>
-          <w:p>
-            <w:r>
-              <w:rPr>
-                <w:sz w:val="22"/>
-                <w:szCs w:val="22"/>
-              </w:rPr>
-              <w:t>- Vận tốc: 1,5 m/s</w:t>
-            </w:r>
-          </w:p>
-          <w:p>
-            <w:r>
-              <w:rPr>
-                <w:sz w:val="22"/>
-                <w:szCs w:val="22"/>
-              </w:rPr>
-              <w:t>- Số điểm dừng: 05 (mở cửa trước)</w:t>
-            </w:r>
-          </w:p>
-          <w:p>
-            <w:r>
-              <w:rPr>
-                <w:sz w:val="22"/>
-                <w:szCs w:val="22"/>
-              </w:rPr>
-              <w:t>- Kích thước cabin: 1600x1500x2400 mm</w:t>
-            </w:r>
-          </w:p>
-          <w:p>
-            <w:r>
-              <w:rPr>
-                <w:sz w:val="22"/>
-                <w:szCs w:val="22"/>
-              </w:rPr>
-              <w:t>- Kích thước cửa tầng: 900x2100 mm</w:t>
-            </w:r>
-          </w:p>
-          <w:p>
-            <w:r>
-              <w:rPr>
-                <w:sz w:val="22"/>
-                <w:szCs w:val="22"/>
-              </w:rPr>
-              <w:t>- Hố thang lọt lòng: 2250x2100 mm</w:t>
-            </w:r>
-          </w:p>
-        </w:tc>
-        <w:tc>
-          <w:tcPr>
-            <w:tcW w:w="570" w:type="dxa"/>
-            <w:tcMar>
-              <w:top w:w="40" w:type="dxa"/>
-              <w:left w:w="70" w:type="dxa"/>
-              <w:bottom w:w="40" w:type="dxa"/>
-              <w:right w:w="70" w:type="dxa"/>
-            </w:tcMar>
-          </w:tcPr>
-          <w:p>
-            <w:pPr>
-              <w:jc w:val="center"/>
-            </w:pPr>
-            <w:r>
-              <w:rPr>
-                <w:sz w:val="22"/>
-                <w:szCs w:val="22"/>
-              </w:rPr>
-              <w:t>Bộ</w:t>
-            </w:r>
-          </w:p>
-        </w:tc>
-        <w:tc>
-          <w:tcPr>
-            <w:tcW w:w="680" w:type="dxa"/>
-            <w:tcMar>
-              <w:top w:w="40" w:type="dxa"/>
-              <w:left w:w="70" w:type="dxa"/>
-              <w:bottom w:w="40" w:type="dxa"/>
-              <w:right w:w="70" w:type="dxa"/>
-            </w:tcMar>
-          </w:tcPr>
-          <w:p>
-            <w:pPr>
-              <w:jc w:val="center"/>
-            </w:pPr>
-            <w:r>
-              <w:rPr>
-                <w:sz w:val="22"/>
-                <w:szCs w:val="22"/>
-              </w:rPr>
-              <w:t>01</w:t>
-            </w:r>
-          </w:p>
-        </w:tc>
-        <w:tc>
-          <w:tcPr>
-            <w:tcW w:w="1050" w:type="dxa"/>
-            <w:tcMar>
-              <w:top w:w="40" w:type="dxa"/>
-              <w:left w:w="70" w:type="dxa"/>
-              <w:bottom w:w="40" w:type="dxa"/>
-              <w:right w:w="70" w:type="dxa"/>
-            </w:tcMar>
-          </w:tcPr>
-          <w:p>
-            <w:pPr>
-              <w:jc w:val="center"/>
-            </w:pPr>
-            <w:r>
-              <w:rPr>
-                <w:sz w:val="22"/>
-                <w:szCs w:val="22"/>
-              </w:rPr>
-              <w:t>Schindler</w:t>
-            </w:r>
-          </w:p>
-        </w:tc>
-        <w:tc>
-          <w:tcPr>
-            <w:tcW w:w="950" w:type="dxa"/>
-            <w:tcMar>
-              <w:top w:w="40" w:type="dxa"/>
-              <w:left w:w="70" w:type="dxa"/>
-              <w:bottom w:w="40" w:type="dxa"/>
-              <w:right w:w="70" w:type="dxa"/>
-            </w:tcMar>
-          </w:tcPr>
-          <w:p>
-            <w:pPr>
-              <w:jc w:val="center"/>
-            </w:pPr>
-            <w:r>
-              <w:rPr>
-                <w:sz w:val="22"/>
-                <w:szCs w:val="22"/>
-              </w:rPr>
-              <w:t>Trung Quốc</w:t>
-            </w:r>
-          </w:p>
-        </w:tc>
-        <w:tc>
-          <w:tcPr>
-            <w:tcW w:w="938" w:type="dxa"/>
-            <w:tcMar>
-              <w:top w:w="40" w:type="dxa"/>
-              <w:left w:w="70" w:type="dxa"/>
-              <w:bottom w:w="40" w:type="dxa"/>
-              <w:right w:w="70" w:type="dxa"/>
-            </w:tcMar>
-          </w:tcPr>
-          <w:p/>
-        </w:tc>
-      </w:tr>
-      <w:tr>
-        <w:tc>
-          <w:tcPr>
-            <w:tcW w:w="480" w:type="dxa"/>
-            <w:tcMar>
-              <w:top w:w="40" w:type="dxa"/>
-              <w:left w:w="70" w:type="dxa"/>
-              <w:bottom w:w="40" w:type="dxa"/>
-              <w:right w:w="70" w:type="dxa"/>
-            </w:tcMar>
-          </w:tcPr>
-          <w:p>
-            <w:pPr>
-              <w:jc w:val="center"/>
-            </w:pPr>
-            <w:r>
-              <w:rPr>
-                <w:sz w:val="22"/>
-                <w:szCs w:val="22"/>
-              </w:rPr>
-              <w:t>3</w:t>
-            </w:r>
-          </w:p>
-        </w:tc>
-        <w:tc>
-          <w:tcPr>
-            <w:tcW w:w="1720" w:type="dxa"/>
-            <w:tcMar>
-              <w:top w:w="40" w:type="dxa"/>
-              <w:left w:w="70" w:type="dxa"/>
-              <w:bottom w:w="40" w:type="dxa"/>
-              <w:right w:w="70" w:type="dxa"/>
-            </w:tcMar>
-          </w:tcPr>
-          <w:p>
-            <w:r>
-              <w:rPr>
-                <w:b/>
-                <w:bCs/>
-                <w:sz w:val="22"/>
-                <w:szCs w:val="22"/>
-              </w:rPr>
-              <w:t>Đà thép ngăn hố thang đôi ({{THANG1}})</w:t>
-            </w:r>
-          </w:p>
-        </w:tc>
-        <w:tc>
-          <w:tcPr>
-            <w:tcW w:w="3250" w:type="dxa"/>
-            <w:tcMar>
-              <w:top w:w="40" w:type="dxa"/>
-              <w:left w:w="70" w:type="dxa"/>
-              <w:bottom w:w="40" w:type="dxa"/>
-              <w:right w:w="70" w:type="dxa"/>
-            </w:tcMar>
-          </w:tcPr>
-          <w:p>
-            <w:r>
-              <w:rPr>
-                <w:sz w:val="22"/>
-                <w:szCs w:val="22"/>
-              </w:rPr>
-              <w:t>- Kích thước: 150x75x2460 mm</w:t>
-            </w:r>
-          </w:p>
-          <w:p>
-            <w:r>
-              <w:rPr>
-                <w:sz w:val="22"/>
-                <w:szCs w:val="22"/>
-              </w:rPr>
-              <w:t>- Theo Phụ lục A Hợp đồng</w:t>
-            </w:r>
-          </w:p>
-        </w:tc>
-        <w:tc>
-          <w:tcPr>
-            <w:tcW w:w="570" w:type="dxa"/>
-            <w:tcMar>
-              <w:top w:w="40" w:type="dxa"/>
-              <w:left w:w="70" w:type="dxa"/>
-              <w:bottom w:w="40" w:type="dxa"/>
-              <w:right w:w="70" w:type="dxa"/>
-            </w:tcMar>
-          </w:tcPr>
-          <w:p>
-            <w:pPr>
-              <w:jc w:val="center"/>
-            </w:pPr>
-            <w:r>
-              <w:rPr>
-                <w:sz w:val="22"/>
-                <w:szCs w:val="22"/>
-              </w:rPr>
-              <w:t>Cái</w:t>
-            </w:r>
-          </w:p>
-        </w:tc>
-        <w:tc>
-          <w:tcPr>
-            <w:tcW w:w="680" w:type="dxa"/>
-            <w:tcMar>
-              <w:top w:w="40" w:type="dxa"/>
-              <w:left w:w="70" w:type="dxa"/>
-              <w:bottom w:w="40" w:type="dxa"/>
-              <w:right w:w="70" w:type="dxa"/>
-            </w:tcMar>
-          </w:tcPr>
-          <w:p>
-            <w:pPr>
-              <w:jc w:val="center"/>
-            </w:pPr>
-            <w:r>
-              <w:rPr>
-                <w:sz w:val="22"/>
-                <w:szCs w:val="22"/>
-              </w:rPr>
-              <w:t>14</w:t>
-            </w:r>
-          </w:p>
-        </w:tc>
-        <w:tc>
-          <w:tcPr>
-            <w:tcW w:w="1050" w:type="dxa"/>
-            <w:tcMar>
-              <w:top w:w="40" w:type="dxa"/>
-              <w:left w:w="70" w:type="dxa"/>
-              <w:bottom w:w="40" w:type="dxa"/>
-              <w:right w:w="70" w:type="dxa"/>
-            </w:tcMar>
-          </w:tcPr>
-          <w:p>
-            <w:pPr>
-              <w:jc w:val="center"/>
-            </w:pPr>
-            <w:r>
-              <w:rPr>
-                <w:sz w:val="22"/>
-                <w:szCs w:val="22"/>
-              </w:rPr>
-              <w:t>-</w:t>
-            </w:r>
-          </w:p>
-        </w:tc>
-        <w:tc>
-          <w:tcPr>
-            <w:tcW w:w="950" w:type="dxa"/>
-            <w:tcMar>
-              <w:top w:w="40" w:type="dxa"/>
-              <w:left w:w="70" w:type="dxa"/>
-              <w:bottom w:w="40" w:type="dxa"/>
-              <w:right w:w="70" w:type="dxa"/>
-            </w:tcMar>
-          </w:tcPr>
-          <w:p>
-            <w:pPr>
-              <w:jc w:val="center"/>
-            </w:pPr>
-            <w:r>
-              <w:rPr>
-                <w:sz w:val="22"/>
-                <w:szCs w:val="22"/>
-              </w:rPr>
-              <w:t>Việt Nam</w:t>
-            </w:r>
-          </w:p>
-        </w:tc>
-        <w:tc>
-          <w:tcPr>
-            <w:tcW w:w="938" w:type="dxa"/>
-            <w:tcMar>
-              <w:top w:w="40" w:type="dxa"/>
-              <w:left w:w="70" w:type="dxa"/>
-              <w:bottom w:w="40" w:type="dxa"/>
-              <w:right w:w="70" w:type="dxa"/>
-            </w:tcMar>
-          </w:tcPr>
-          <w:p/>
+            <w:tcW w:w="9638" w:type="dxa"/>
+          </w:tcPr>
+          <w:p>
+            <w:r>
+              <w:t>{{BLOCK_TB1}}</w:t>
+            </w:r>
+          </w:p>
         </w:tc>
       </w:tr>
     </w:tbl>
@@ -14124,1029 +13506,13 @@
       <w:tr>
         <w:tc>
           <w:tcPr>
-            <w:tcW w:w="480" w:type="dxa"/>
-            <w:tcMar>
-              <w:top w:w="40" w:type="dxa"/>
-              <w:left w:w="70" w:type="dxa"/>
-              <w:bottom w:w="40" w:type="dxa"/>
-              <w:right w:w="70" w:type="dxa"/>
-            </w:tcMar>
-          </w:tcPr>
-          <w:p>
-            <w:pPr>
-              <w:jc w:val="center"/>
-            </w:pPr>
-            <w:r>
-              <w:rPr>
-                <w:sz w:val="22"/>
-                <w:szCs w:val="22"/>
-              </w:rPr>
-              <w:t>1</w:t>
-            </w:r>
-          </w:p>
-        </w:tc>
-        <w:tc>
-          <w:tcPr>
-            <w:tcW w:w="1720" w:type="dxa"/>
-            <w:tcMar>
-              <w:top w:w="40" w:type="dxa"/>
-              <w:left w:w="70" w:type="dxa"/>
-              <w:bottom w:w="40" w:type="dxa"/>
-              <w:right w:w="70" w:type="dxa"/>
-            </w:tcMar>
-          </w:tcPr>
-          <w:p>
-            <w:r>
-              <w:rPr>
-                <w:b/>
-                <w:bCs/>
-                <w:sz w:val="22"/>
-                <w:szCs w:val="22"/>
-              </w:rPr>
-              <w:t>Thang máy {{THANG1}} (Khu Showroom)</w:t>
-            </w:r>
-          </w:p>
-        </w:tc>
-        <w:tc>
-          <w:tcPr>
-            <w:tcW w:w="3250" w:type="dxa"/>
-            <w:tcMar>
-              <w:top w:w="40" w:type="dxa"/>
-              <w:left w:w="70" w:type="dxa"/>
-              <w:bottom w:w="40" w:type="dxa"/>
-              <w:right w:w="70" w:type="dxa"/>
-            </w:tcMar>
-          </w:tcPr>
-          <w:p>
-            <w:r>
-              <w:rPr>
-                <w:sz w:val="22"/>
-                <w:szCs w:val="22"/>
-              </w:rPr>
-              <w:t>- Lắp đặt tĩnh: ray dẫn hướng, máy kéo, khung cabin, cabin, đối trọng, cửa tầng, tủ điều khiển, hệ cáp</w:t>
-            </w:r>
-          </w:p>
-          <w:p>
-            <w:r>
-              <w:rPr>
-                <w:sz w:val="22"/>
-                <w:szCs w:val="22"/>
-              </w:rPr>
-              <w:t>- Thang khách Schindler 3000 (MRL - không phòng máy)</w:t>
-            </w:r>
-          </w:p>
-          <w:p>
-            <w:r>
-              <w:rPr>
-                <w:sz w:val="22"/>
-                <w:szCs w:val="22"/>
-              </w:rPr>
-              <w:t>- Tải trọng: 1000 kg - 13 người</w:t>
-            </w:r>
-          </w:p>
-          <w:p>
-            <w:r>
-              <w:rPr>
-                <w:sz w:val="22"/>
-                <w:szCs w:val="22"/>
-              </w:rPr>
-              <w:t>- Vận tốc: 1,5 m/s</w:t>
-            </w:r>
-          </w:p>
-          <w:p>
-            <w:r>
-              <w:rPr>
-                <w:sz w:val="22"/>
-                <w:szCs w:val="22"/>
-              </w:rPr>
-              <w:t>- Số điểm dừng: 05 (mở cửa trước)</w:t>
-            </w:r>
-          </w:p>
-          <w:p>
-            <w:r>
-              <w:rPr>
-                <w:sz w:val="22"/>
-                <w:szCs w:val="22"/>
-              </w:rPr>
-              <w:t>- Kích thước cabin: 1600x1500x2400 mm</w:t>
-            </w:r>
-          </w:p>
-          <w:p>
-            <w:r>
-              <w:rPr>
-                <w:sz w:val="22"/>
-                <w:szCs w:val="22"/>
-              </w:rPr>
-              <w:t>- Kích thước cửa tầng: 900x2100 mm</w:t>
-            </w:r>
-          </w:p>
-          <w:p>
-            <w:r>
-              <w:rPr>
-                <w:sz w:val="22"/>
-                <w:szCs w:val="22"/>
-              </w:rPr>
-              <w:t>- Hố thang lọt lòng: 4880x2460 mm (hố đôi)</w:t>
-            </w:r>
-          </w:p>
-        </w:tc>
-        <w:tc>
-          <w:tcPr>
-            <w:tcW w:w="570" w:type="dxa"/>
-            <w:tcMar>
-              <w:top w:w="40" w:type="dxa"/>
-              <w:left w:w="70" w:type="dxa"/>
-              <w:bottom w:w="40" w:type="dxa"/>
-              <w:right w:w="70" w:type="dxa"/>
-            </w:tcMar>
-          </w:tcPr>
-          <w:p>
-            <w:pPr>
-              <w:jc w:val="center"/>
-            </w:pPr>
-            <w:r>
-              <w:rPr>
-                <w:sz w:val="22"/>
-                <w:szCs w:val="22"/>
-              </w:rPr>
-              <w:t>Bộ</w:t>
-            </w:r>
-          </w:p>
-        </w:tc>
-        <w:tc>
-          <w:tcPr>
-            <w:tcW w:w="680" w:type="dxa"/>
-            <w:tcMar>
-              <w:top w:w="40" w:type="dxa"/>
-              <w:left w:w="70" w:type="dxa"/>
-              <w:bottom w:w="40" w:type="dxa"/>
-              <w:right w:w="70" w:type="dxa"/>
-            </w:tcMar>
-          </w:tcPr>
-          <w:p>
-            <w:pPr>
-              <w:jc w:val="center"/>
-            </w:pPr>
-            <w:r>
-              <w:rPr>
-                <w:sz w:val="22"/>
-                <w:szCs w:val="22"/>
-              </w:rPr>
-              <w:t>01</w:t>
-            </w:r>
-          </w:p>
-        </w:tc>
-        <w:tc>
-          <w:tcPr>
-            <w:tcW w:w="1050" w:type="dxa"/>
-            <w:tcMar>
-              <w:top w:w="40" w:type="dxa"/>
-              <w:left w:w="70" w:type="dxa"/>
-              <w:bottom w:w="40" w:type="dxa"/>
-              <w:right w:w="70" w:type="dxa"/>
-            </w:tcMar>
-          </w:tcPr>
-          <w:p>
-            <w:pPr>
-              <w:jc w:val="center"/>
-            </w:pPr>
-            <w:r>
-              <w:rPr>
-                <w:sz w:val="22"/>
-                <w:szCs w:val="22"/>
-              </w:rPr>
-              <w:t>Schindler</w:t>
-            </w:r>
-          </w:p>
-        </w:tc>
-        <w:tc>
-          <w:tcPr>
-            <w:tcW w:w="950" w:type="dxa"/>
-            <w:tcMar>
-              <w:top w:w="40" w:type="dxa"/>
-              <w:left w:w="70" w:type="dxa"/>
-              <w:bottom w:w="40" w:type="dxa"/>
-              <w:right w:w="70" w:type="dxa"/>
-            </w:tcMar>
-          </w:tcPr>
-          <w:p>
-            <w:pPr>
-              <w:jc w:val="center"/>
-            </w:pPr>
-            <w:r>
-              <w:rPr>
-                <w:sz w:val="22"/>
-                <w:szCs w:val="22"/>
-              </w:rPr>
-              <w:t>Trung Quốc</w:t>
-            </w:r>
-          </w:p>
-        </w:tc>
-        <w:tc>
-          <w:tcPr>
-            <w:tcW w:w="938" w:type="dxa"/>
-            <w:tcMar>
-              <w:top w:w="40" w:type="dxa"/>
-              <w:left w:w="70" w:type="dxa"/>
-              <w:bottom w:w="40" w:type="dxa"/>
-              <w:right w:w="70" w:type="dxa"/>
-            </w:tcMar>
-          </w:tcPr>
-          <w:p/>
-        </w:tc>
-      </w:tr>
-      <w:tr>
-        <w:tc>
-          <w:tcPr>
-            <w:tcW w:w="480" w:type="dxa"/>
-            <w:tcMar>
-              <w:top w:w="40" w:type="dxa"/>
-              <w:left w:w="70" w:type="dxa"/>
-              <w:bottom w:w="40" w:type="dxa"/>
-              <w:right w:w="70" w:type="dxa"/>
-            </w:tcMar>
-          </w:tcPr>
-          <w:p>
-            <w:pPr>
-              <w:jc w:val="center"/>
-            </w:pPr>
-            <w:r>
-              <w:rPr>
-                <w:sz w:val="22"/>
-                <w:szCs w:val="22"/>
-              </w:rPr>
-              <w:t>2</w:t>
-            </w:r>
-          </w:p>
-        </w:tc>
-        <w:tc>
-          <w:tcPr>
-            <w:tcW w:w="1720" w:type="dxa"/>
-            <w:tcMar>
-              <w:top w:w="40" w:type="dxa"/>
-              <w:left w:w="70" w:type="dxa"/>
-              <w:bottom w:w="40" w:type="dxa"/>
-              <w:right w:w="70" w:type="dxa"/>
-            </w:tcMar>
-          </w:tcPr>
-          <w:p>
-            <w:r>
-              <w:rPr>
-                <w:b/>
-                <w:bCs/>
-                <w:sz w:val="22"/>
-                <w:szCs w:val="22"/>
-              </w:rPr>
-              <w:t>Thang máy {{THANG2}} (Khu phụ trợ)</w:t>
-            </w:r>
-          </w:p>
-        </w:tc>
-        <w:tc>
-          <w:tcPr>
-            <w:tcW w:w="3250" w:type="dxa"/>
-            <w:tcMar>
-              <w:top w:w="40" w:type="dxa"/>
-              <w:left w:w="70" w:type="dxa"/>
-              <w:bottom w:w="40" w:type="dxa"/>
-              <w:right w:w="70" w:type="dxa"/>
-            </w:tcMar>
-          </w:tcPr>
-          <w:p>
-            <w:r>
-              <w:rPr>
-                <w:sz w:val="22"/>
-                <w:szCs w:val="22"/>
-              </w:rPr>
-              <w:t>- Lắp đặt tĩnh: ray dẫn hướng, máy kéo, khung cabin, cabin, đối trọng, cửa tầng, tủ điều khiển, hệ cáp</w:t>
-            </w:r>
-          </w:p>
-          <w:p>
-            <w:r>
-              <w:rPr>
-                <w:sz w:val="22"/>
-                <w:szCs w:val="22"/>
-              </w:rPr>
-              <w:t>- Thang khách Schindler 3000 (MRL - không phòng máy)</w:t>
-            </w:r>
-          </w:p>
-          <w:p>
-            <w:r>
-              <w:rPr>
-                <w:sz w:val="22"/>
-                <w:szCs w:val="22"/>
-              </w:rPr>
-              <w:t>- Tải trọng: 1000 kg - 13 người</w:t>
-            </w:r>
-          </w:p>
-          <w:p>
-            <w:r>
-              <w:rPr>
-                <w:sz w:val="22"/>
-                <w:szCs w:val="22"/>
-              </w:rPr>
-              <w:t>- Vận tốc: 1,5 m/s</w:t>
-            </w:r>
-          </w:p>
-          <w:p>
-            <w:r>
-              <w:rPr>
-                <w:sz w:val="22"/>
-                <w:szCs w:val="22"/>
-              </w:rPr>
-              <w:t>- Số điểm dừng: 05 (mở cửa trước)</w:t>
-            </w:r>
-          </w:p>
-          <w:p>
-            <w:r>
-              <w:rPr>
-                <w:sz w:val="22"/>
-                <w:szCs w:val="22"/>
-              </w:rPr>
-              <w:t>- Kích thước cabin: 1600x1500x2400 mm</w:t>
-            </w:r>
-          </w:p>
-          <w:p>
-            <w:r>
-              <w:rPr>
-                <w:sz w:val="22"/>
-                <w:szCs w:val="22"/>
-              </w:rPr>
-              <w:lastRenderedPageBreak/>
-              <w:t>- Kích thước cửa tầng: 900x2100 mm</w:t>
-            </w:r>
-          </w:p>
-          <w:p>
-            <w:r>
-              <w:rPr>
-                <w:sz w:val="22"/>
-                <w:szCs w:val="22"/>
-              </w:rPr>
-              <w:t>- Hố thang lọt lòng: 2250x2100 mm</w:t>
-            </w:r>
-          </w:p>
-        </w:tc>
-        <w:tc>
-          <w:tcPr>
-            <w:tcW w:w="570" w:type="dxa"/>
-            <w:tcMar>
-              <w:top w:w="40" w:type="dxa"/>
-              <w:left w:w="70" w:type="dxa"/>
-              <w:bottom w:w="40" w:type="dxa"/>
-              <w:right w:w="70" w:type="dxa"/>
-            </w:tcMar>
-          </w:tcPr>
-          <w:p>
-            <w:pPr>
-              <w:jc w:val="center"/>
-            </w:pPr>
-            <w:r>
-              <w:rPr>
-                <w:sz w:val="22"/>
-                <w:szCs w:val="22"/>
-              </w:rPr>
-              <w:lastRenderedPageBreak/>
-              <w:t>Bộ</w:t>
-            </w:r>
-          </w:p>
-        </w:tc>
-        <w:tc>
-          <w:tcPr>
-            <w:tcW w:w="680" w:type="dxa"/>
-            <w:tcMar>
-              <w:top w:w="40" w:type="dxa"/>
-              <w:left w:w="70" w:type="dxa"/>
-              <w:bottom w:w="40" w:type="dxa"/>
-              <w:right w:w="70" w:type="dxa"/>
-            </w:tcMar>
-          </w:tcPr>
-          <w:p>
-            <w:pPr>
-              <w:jc w:val="center"/>
-            </w:pPr>
-            <w:r>
-              <w:rPr>
-                <w:sz w:val="22"/>
-                <w:szCs w:val="22"/>
-              </w:rPr>
-              <w:t>01</w:t>
-            </w:r>
-          </w:p>
-        </w:tc>
-        <w:tc>
-          <w:tcPr>
-            <w:tcW w:w="1050" w:type="dxa"/>
-            <w:tcMar>
-              <w:top w:w="40" w:type="dxa"/>
-              <w:left w:w="70" w:type="dxa"/>
-              <w:bottom w:w="40" w:type="dxa"/>
-              <w:right w:w="70" w:type="dxa"/>
-            </w:tcMar>
-          </w:tcPr>
-          <w:p>
-            <w:pPr>
-              <w:jc w:val="center"/>
-            </w:pPr>
-            <w:r>
-              <w:rPr>
-                <w:sz w:val="22"/>
-                <w:szCs w:val="22"/>
-              </w:rPr>
-              <w:t>Schindler</w:t>
-            </w:r>
-          </w:p>
-        </w:tc>
-        <w:tc>
-          <w:tcPr>
-            <w:tcW w:w="950" w:type="dxa"/>
-            <w:tcMar>
-              <w:top w:w="40" w:type="dxa"/>
-              <w:left w:w="70" w:type="dxa"/>
-              <w:bottom w:w="40" w:type="dxa"/>
-              <w:right w:w="70" w:type="dxa"/>
-            </w:tcMar>
-          </w:tcPr>
-          <w:p>
-            <w:pPr>
-              <w:jc w:val="center"/>
-            </w:pPr>
-            <w:r>
-              <w:rPr>
-                <w:sz w:val="22"/>
-                <w:szCs w:val="22"/>
-              </w:rPr>
-              <w:t>Trung Quốc</w:t>
-            </w:r>
-          </w:p>
-        </w:tc>
-        <w:tc>
-          <w:tcPr>
-            <w:tcW w:w="938" w:type="dxa"/>
-            <w:tcMar>
-              <w:top w:w="40" w:type="dxa"/>
-              <w:left w:w="70" w:type="dxa"/>
-              <w:bottom w:w="40" w:type="dxa"/>
-              <w:right w:w="70" w:type="dxa"/>
-            </w:tcMar>
-          </w:tcPr>
-          <w:p/>
-        </w:tc>
-      </w:tr>
-      <w:tr>
-        <w:tc>
-          <w:tcPr>
-            <w:tcW w:w="480" w:type="dxa"/>
-            <w:tcMar>
-              <w:top w:w="40" w:type="dxa"/>
-              <w:left w:w="70" w:type="dxa"/>
-              <w:bottom w:w="40" w:type="dxa"/>
-              <w:right w:w="70" w:type="dxa"/>
-            </w:tcMar>
-          </w:tcPr>
-          <w:p>
-            <w:pPr>
-              <w:jc w:val="center"/>
-            </w:pPr>
-            <w:r>
-              <w:rPr>
-                <w:sz w:val="22"/>
-                <w:szCs w:val="22"/>
-              </w:rPr>
-              <w:t>3</w:t>
-            </w:r>
-          </w:p>
-        </w:tc>
-        <w:tc>
-          <w:tcPr>
-            <w:tcW w:w="1720" w:type="dxa"/>
-            <w:tcMar>
-              <w:top w:w="40" w:type="dxa"/>
-              <w:left w:w="70" w:type="dxa"/>
-              <w:bottom w:w="40" w:type="dxa"/>
-              <w:right w:w="70" w:type="dxa"/>
-            </w:tcMar>
-          </w:tcPr>
-          <w:p>
-            <w:r>
-              <w:rPr>
-                <w:b/>
-                <w:bCs/>
-                <w:sz w:val="22"/>
-                <w:szCs w:val="22"/>
-              </w:rPr>
-              <w:t>Đà thép ngăn hố thang đôi ({{THANG1}})</w:t>
-            </w:r>
-          </w:p>
-        </w:tc>
-        <w:tc>
-          <w:tcPr>
-            <w:tcW w:w="3250" w:type="dxa"/>
-            <w:tcMar>
-              <w:top w:w="40" w:type="dxa"/>
-              <w:left w:w="70" w:type="dxa"/>
-              <w:bottom w:w="40" w:type="dxa"/>
-              <w:right w:w="70" w:type="dxa"/>
-            </w:tcMar>
-          </w:tcPr>
-          <w:p>
-            <w:r>
-              <w:rPr>
-                <w:sz w:val="22"/>
-                <w:szCs w:val="22"/>
-              </w:rPr>
-              <w:t>- Kích thước: 150x75x2460 mm</w:t>
-            </w:r>
-          </w:p>
-          <w:p>
-            <w:r>
-              <w:rPr>
-                <w:sz w:val="22"/>
-                <w:szCs w:val="22"/>
-              </w:rPr>
-              <w:t>- Theo Phụ lục A Hợp đồng</w:t>
-            </w:r>
-          </w:p>
-        </w:tc>
-        <w:tc>
-          <w:tcPr>
-            <w:tcW w:w="570" w:type="dxa"/>
-            <w:tcMar>
-              <w:top w:w="40" w:type="dxa"/>
-              <w:left w:w="70" w:type="dxa"/>
-              <w:bottom w:w="40" w:type="dxa"/>
-              <w:right w:w="70" w:type="dxa"/>
-            </w:tcMar>
-          </w:tcPr>
-          <w:p>
-            <w:pPr>
-              <w:jc w:val="center"/>
-            </w:pPr>
-            <w:r>
-              <w:rPr>
-                <w:sz w:val="22"/>
-                <w:szCs w:val="22"/>
-              </w:rPr>
-              <w:t>Cái</w:t>
-            </w:r>
-          </w:p>
-        </w:tc>
-        <w:tc>
-          <w:tcPr>
-            <w:tcW w:w="680" w:type="dxa"/>
-            <w:tcMar>
-              <w:top w:w="40" w:type="dxa"/>
-              <w:left w:w="70" w:type="dxa"/>
-              <w:bottom w:w="40" w:type="dxa"/>
-              <w:right w:w="70" w:type="dxa"/>
-            </w:tcMar>
-          </w:tcPr>
-          <w:p>
-            <w:pPr>
-              <w:jc w:val="center"/>
-            </w:pPr>
-            <w:r>
-              <w:rPr>
-                <w:sz w:val="22"/>
-                <w:szCs w:val="22"/>
-              </w:rPr>
-              <w:t>14</w:t>
-            </w:r>
-          </w:p>
-        </w:tc>
-        <w:tc>
-          <w:tcPr>
-            <w:tcW w:w="1050" w:type="dxa"/>
-            <w:tcMar>
-              <w:top w:w="40" w:type="dxa"/>
-              <w:left w:w="70" w:type="dxa"/>
-              <w:bottom w:w="40" w:type="dxa"/>
-              <w:right w:w="70" w:type="dxa"/>
-            </w:tcMar>
-          </w:tcPr>
-          <w:p>
-            <w:pPr>
-              <w:jc w:val="center"/>
-            </w:pPr>
-            <w:r>
-              <w:rPr>
-                <w:sz w:val="22"/>
-                <w:szCs w:val="22"/>
-              </w:rPr>
-              <w:t>-</w:t>
-            </w:r>
-          </w:p>
-        </w:tc>
-        <w:tc>
-          <w:tcPr>
-            <w:tcW w:w="950" w:type="dxa"/>
-            <w:tcMar>
-              <w:top w:w="40" w:type="dxa"/>
-              <w:left w:w="70" w:type="dxa"/>
-              <w:bottom w:w="40" w:type="dxa"/>
-              <w:right w:w="70" w:type="dxa"/>
-            </w:tcMar>
-          </w:tcPr>
-          <w:p>
-            <w:pPr>
-              <w:jc w:val="center"/>
-            </w:pPr>
-            <w:r>
-              <w:rPr>
-                <w:sz w:val="22"/>
-                <w:szCs w:val="22"/>
-              </w:rPr>
-              <w:t>Việt Nam</w:t>
-            </w:r>
-          </w:p>
-        </w:tc>
-        <w:tc>
-          <w:tcPr>
-            <w:tcW w:w="938" w:type="dxa"/>
-            <w:tcMar>
-              <w:top w:w="40" w:type="dxa"/>
-              <w:left w:w="70" w:type="dxa"/>
-              <w:bottom w:w="40" w:type="dxa"/>
-              <w:right w:w="70" w:type="dxa"/>
-            </w:tcMar>
-          </w:tcPr>
-          <w:p/>
-        </w:tc>
-      </w:tr>
-      <w:tr>
-        <w:tc>
-          <w:tcPr>
-            <w:tcW w:w="480" w:type="dxa"/>
-            <w:tcMar>
-              <w:top w:w="40" w:type="dxa"/>
-              <w:left w:w="70" w:type="dxa"/>
-              <w:bottom w:w="40" w:type="dxa"/>
-              <w:right w:w="70" w:type="dxa"/>
-            </w:tcMar>
-          </w:tcPr>
-          <w:p>
-            <w:pPr>
-              <w:jc w:val="center"/>
-            </w:pPr>
-            <w:r>
-              <w:rPr>
-                <w:sz w:val="22"/>
-                <w:szCs w:val="22"/>
-              </w:rPr>
-              <w:t>4</w:t>
-            </w:r>
-          </w:p>
-        </w:tc>
-        <w:tc>
-          <w:tcPr>
-            <w:tcW w:w="1720" w:type="dxa"/>
-            <w:tcMar>
-              <w:top w:w="40" w:type="dxa"/>
-              <w:left w:w="70" w:type="dxa"/>
-              <w:bottom w:w="40" w:type="dxa"/>
-              <w:right w:w="70" w:type="dxa"/>
-            </w:tcMar>
-          </w:tcPr>
-          <w:p>
-            <w:r>
-              <w:rPr>
-                <w:b/>
-                <w:bCs/>
-                <w:sz w:val="22"/>
-                <w:szCs w:val="22"/>
-              </w:rPr>
-              <w:t>Bản mã thép (gối đôn) điều chỉnh vị trí cửa thang - {{THANG2}} (Phát sinh PLHĐ 01)</w:t>
-            </w:r>
-          </w:p>
-        </w:tc>
-        <w:tc>
-          <w:tcPr>
-            <w:tcW w:w="3250" w:type="dxa"/>
-            <w:tcMar>
-              <w:top w:w="40" w:type="dxa"/>
-              <w:left w:w="70" w:type="dxa"/>
-              <w:bottom w:w="40" w:type="dxa"/>
-              <w:right w:w="70" w:type="dxa"/>
-            </w:tcMar>
-          </w:tcPr>
-          <w:p>
-            <w:r>
-              <w:rPr>
-                <w:sz w:val="22"/>
-                <w:szCs w:val="22"/>
-              </w:rPr>
-              <w:t>- Gối đôn đế cửa: 10 cái</w:t>
-            </w:r>
-          </w:p>
-          <w:p>
-            <w:r>
-              <w:rPr>
-                <w:sz w:val="22"/>
-                <w:szCs w:val="22"/>
-              </w:rPr>
-              <w:t>- Gối đôn đầu cửa: 10 cái</w:t>
-            </w:r>
-          </w:p>
-          <w:p>
-            <w:r>
-              <w:rPr>
-                <w:sz w:val="22"/>
-                <w:szCs w:val="22"/>
-              </w:rPr>
-              <w:t>- Thép tấm dày 5 mm, theo bản vẽ PLHĐ 01</w:t>
-            </w:r>
-          </w:p>
-        </w:tc>
-        <w:tc>
-          <w:tcPr>
-            <w:tcW w:w="570" w:type="dxa"/>
-            <w:tcMar>
-              <w:top w:w="40" w:type="dxa"/>
-              <w:left w:w="70" w:type="dxa"/>
-              <w:bottom w:w="40" w:type="dxa"/>
-              <w:right w:w="70" w:type="dxa"/>
-            </w:tcMar>
-          </w:tcPr>
-          <w:p>
-            <w:pPr>
-              <w:jc w:val="center"/>
-            </w:pPr>
-            <w:r>
-              <w:rPr>
-                <w:sz w:val="22"/>
-                <w:szCs w:val="22"/>
-              </w:rPr>
-              <w:t>Cái</w:t>
-            </w:r>
-          </w:p>
-        </w:tc>
-        <w:tc>
-          <w:tcPr>
-            <w:tcW w:w="680" w:type="dxa"/>
-            <w:tcMar>
-              <w:top w:w="40" w:type="dxa"/>
-              <w:left w:w="70" w:type="dxa"/>
-              <w:bottom w:w="40" w:type="dxa"/>
-              <w:right w:w="70" w:type="dxa"/>
-            </w:tcMar>
-          </w:tcPr>
-          <w:p>
-            <w:pPr>
-              <w:jc w:val="center"/>
-            </w:pPr>
-            <w:r>
-              <w:rPr>
-                <w:sz w:val="22"/>
-                <w:szCs w:val="22"/>
-              </w:rPr>
-              <w:t>20</w:t>
-            </w:r>
-          </w:p>
-        </w:tc>
-        <w:tc>
-          <w:tcPr>
-            <w:tcW w:w="1050" w:type="dxa"/>
-            <w:tcMar>
-              <w:top w:w="40" w:type="dxa"/>
-              <w:left w:w="70" w:type="dxa"/>
-              <w:bottom w:w="40" w:type="dxa"/>
-              <w:right w:w="70" w:type="dxa"/>
-            </w:tcMar>
-          </w:tcPr>
-          <w:p>
-            <w:pPr>
-              <w:jc w:val="center"/>
-            </w:pPr>
-            <w:r>
-              <w:rPr>
-                <w:sz w:val="22"/>
-                <w:szCs w:val="22"/>
-              </w:rPr>
-              <w:t>-</w:t>
-            </w:r>
-          </w:p>
-        </w:tc>
-        <w:tc>
-          <w:tcPr>
-            <w:tcW w:w="950" w:type="dxa"/>
-            <w:tcMar>
-              <w:top w:w="40" w:type="dxa"/>
-              <w:left w:w="70" w:type="dxa"/>
-              <w:bottom w:w="40" w:type="dxa"/>
-              <w:right w:w="70" w:type="dxa"/>
-            </w:tcMar>
-          </w:tcPr>
-          <w:p>
-            <w:pPr>
-              <w:jc w:val="center"/>
-            </w:pPr>
-            <w:r>
-              <w:rPr>
-                <w:sz w:val="22"/>
-                <w:szCs w:val="22"/>
-              </w:rPr>
-              <w:t>Việt Nam</w:t>
-            </w:r>
-          </w:p>
-        </w:tc>
-        <w:tc>
-          <w:tcPr>
-            <w:tcW w:w="938" w:type="dxa"/>
-            <w:tcMar>
-              <w:top w:w="40" w:type="dxa"/>
-              <w:left w:w="70" w:type="dxa"/>
-              <w:bottom w:w="40" w:type="dxa"/>
-              <w:right w:w="70" w:type="dxa"/>
-            </w:tcMar>
-          </w:tcPr>
-          <w:p/>
-        </w:tc>
-      </w:tr>
-      <w:tr>
-        <w:tc>
-          <w:tcPr>
-            <w:tcW w:w="480" w:type="dxa"/>
-            <w:tcMar>
-              <w:top w:w="40" w:type="dxa"/>
-              <w:left w:w="70" w:type="dxa"/>
-              <w:bottom w:w="40" w:type="dxa"/>
-              <w:right w:w="70" w:type="dxa"/>
-            </w:tcMar>
-          </w:tcPr>
-          <w:p>
-            <w:pPr>
-              <w:jc w:val="center"/>
-            </w:pPr>
-            <w:r>
-              <w:rPr>
-                <w:sz w:val="22"/>
-                <w:szCs w:val="22"/>
-              </w:rPr>
-              <w:t>5</w:t>
-            </w:r>
-          </w:p>
-        </w:tc>
-        <w:tc>
-          <w:tcPr>
-            <w:tcW w:w="1720" w:type="dxa"/>
-            <w:tcMar>
-              <w:top w:w="40" w:type="dxa"/>
-              <w:left w:w="70" w:type="dxa"/>
-              <w:bottom w:w="40" w:type="dxa"/>
-              <w:right w:w="70" w:type="dxa"/>
-            </w:tcMar>
-          </w:tcPr>
-          <w:p>
-            <w:r>
-              <w:rPr>
-                <w:b/>
-                <w:bCs/>
-                <w:sz w:val="22"/>
-                <w:szCs w:val="22"/>
-              </w:rPr>
-              <w:t>Dầm thép liên kết giữa các cột hiện hữu cho hệ ray thang máy - {{THANG1}} (Phát sinh PLHĐ 01)</w:t>
-            </w:r>
-          </w:p>
-        </w:tc>
-        <w:tc>
-          <w:tcPr>
-            <w:tcW w:w="3250" w:type="dxa"/>
-            <w:tcMar>
-              <w:top w:w="40" w:type="dxa"/>
-              <w:left w:w="70" w:type="dxa"/>
-              <w:bottom w:w="40" w:type="dxa"/>
-              <w:right w:w="70" w:type="dxa"/>
-            </w:tcMar>
-          </w:tcPr>
-          <w:p>
-            <w:r>
-              <w:rPr>
-                <w:sz w:val="22"/>
-                <w:szCs w:val="22"/>
-              </w:rPr>
-              <w:t>- Đà thép U120x55x900 mm</w:t>
-            </w:r>
-          </w:p>
-          <w:p>
-            <w:r>
-              <w:rPr>
-                <w:sz w:val="22"/>
-                <w:szCs w:val="22"/>
-              </w:rPr>
-              <w:t>- Kèm bracket tường và bản mã bắt ray</w:t>
-            </w:r>
-          </w:p>
-          <w:p>
-            <w:r>
-              <w:rPr>
-                <w:sz w:val="22"/>
-                <w:szCs w:val="22"/>
-              </w:rPr>
-              <w:t>- Theo bản vẽ PLHĐ 01</w:t>
-            </w:r>
-          </w:p>
-        </w:tc>
-        <w:tc>
-          <w:tcPr>
-            <w:tcW w:w="570" w:type="dxa"/>
-            <w:tcMar>
-              <w:top w:w="40" w:type="dxa"/>
-              <w:left w:w="70" w:type="dxa"/>
-              <w:bottom w:w="40" w:type="dxa"/>
-              <w:right w:w="70" w:type="dxa"/>
-            </w:tcMar>
-          </w:tcPr>
-          <w:p>
-            <w:pPr>
-              <w:jc w:val="center"/>
-            </w:pPr>
-            <w:r>
-              <w:rPr>
-                <w:sz w:val="22"/>
-                <w:szCs w:val="22"/>
-              </w:rPr>
-              <w:t>Bộ</w:t>
-            </w:r>
-          </w:p>
-        </w:tc>
-        <w:tc>
-          <w:tcPr>
-            <w:tcW w:w="680" w:type="dxa"/>
-            <w:tcMar>
-              <w:top w:w="40" w:type="dxa"/>
-              <w:left w:w="70" w:type="dxa"/>
-              <w:bottom w:w="40" w:type="dxa"/>
-              <w:right w:w="70" w:type="dxa"/>
-            </w:tcMar>
-          </w:tcPr>
-          <w:p>
-            <w:pPr>
-              <w:jc w:val="center"/>
-            </w:pPr>
-            <w:r>
-              <w:rPr>
-                <w:sz w:val="22"/>
-                <w:szCs w:val="22"/>
-              </w:rPr>
-              <w:t>05</w:t>
-            </w:r>
-          </w:p>
-        </w:tc>
-        <w:tc>
-          <w:tcPr>
-            <w:tcW w:w="1050" w:type="dxa"/>
-            <w:tcMar>
-              <w:top w:w="40" w:type="dxa"/>
-              <w:left w:w="70" w:type="dxa"/>
-              <w:bottom w:w="40" w:type="dxa"/>
-              <w:right w:w="70" w:type="dxa"/>
-            </w:tcMar>
-          </w:tcPr>
-          <w:p>
-            <w:pPr>
-              <w:jc w:val="center"/>
-            </w:pPr>
-            <w:r>
-              <w:rPr>
-                <w:sz w:val="22"/>
-                <w:szCs w:val="22"/>
-              </w:rPr>
-              <w:t>-</w:t>
-            </w:r>
-          </w:p>
-        </w:tc>
-        <w:tc>
-          <w:tcPr>
-            <w:tcW w:w="950" w:type="dxa"/>
-            <w:tcMar>
-              <w:top w:w="40" w:type="dxa"/>
-              <w:left w:w="70" w:type="dxa"/>
-              <w:bottom w:w="40" w:type="dxa"/>
-              <w:right w:w="70" w:type="dxa"/>
-            </w:tcMar>
-          </w:tcPr>
-          <w:p>
-            <w:pPr>
-              <w:jc w:val="center"/>
-            </w:pPr>
-            <w:r>
-              <w:rPr>
-                <w:sz w:val="22"/>
-                <w:szCs w:val="22"/>
-              </w:rPr>
-              <w:t>Việt Nam</w:t>
-            </w:r>
-          </w:p>
-        </w:tc>
-        <w:tc>
-          <w:tcPr>
-            <w:tcW w:w="938" w:type="dxa"/>
-            <w:tcMar>
-              <w:top w:w="40" w:type="dxa"/>
-              <w:left w:w="70" w:type="dxa"/>
-              <w:bottom w:w="40" w:type="dxa"/>
-              <w:right w:w="70" w:type="dxa"/>
-            </w:tcMar>
-          </w:tcPr>
-          <w:p/>
+            <w:tcW w:w="9638" w:type="dxa"/>
+          </w:tcPr>
+          <w:p>
+            <w:r>
+              <w:t>{{BLOCK_TB2}}</w:t>
+            </w:r>
+          </w:p>
         </w:tc>
       </w:tr>
     </w:tbl>
@@ -22361,469 +20727,13 @@
       <w:tr>
         <w:tc>
           <w:tcPr>
-            <w:tcW w:w="480" w:type="dxa"/>
-            <w:tcMar>
-              <w:top w:w="40" w:type="dxa"/>
-              <w:left w:w="70" w:type="dxa"/>
-              <w:bottom w:w="40" w:type="dxa"/>
-              <w:right w:w="70" w:type="dxa"/>
-            </w:tcMar>
-          </w:tcPr>
-          <w:p>
-            <w:pPr>
-              <w:jc w:val="center"/>
-            </w:pPr>
-            <w:r>
-              <w:rPr>
-                <w:sz w:val="22"/>
-                <w:szCs w:val="22"/>
-              </w:rPr>
-              <w:t>1</w:t>
-            </w:r>
-          </w:p>
-        </w:tc>
-        <w:tc>
-          <w:tcPr>
-            <w:tcW w:w="1720" w:type="dxa"/>
-            <w:tcMar>
-              <w:top w:w="40" w:type="dxa"/>
-              <w:left w:w="70" w:type="dxa"/>
-              <w:bottom w:w="40" w:type="dxa"/>
-              <w:right w:w="70" w:type="dxa"/>
-            </w:tcMar>
-          </w:tcPr>
-          <w:p>
-            <w:r>
-              <w:rPr>
-                <w:b/>
-                <w:bCs/>
-                <w:sz w:val="22"/>
-                <w:szCs w:val="22"/>
-              </w:rPr>
-              <w:t>Thang máy {{THANG1}} (Khu Showroom)</w:t>
-            </w:r>
-          </w:p>
-        </w:tc>
-        <w:tc>
-          <w:tcPr>
-            <w:tcW w:w="3250" w:type="dxa"/>
-            <w:tcMar>
-              <w:top w:w="40" w:type="dxa"/>
-              <w:left w:w="70" w:type="dxa"/>
-              <w:bottom w:w="40" w:type="dxa"/>
-              <w:right w:w="70" w:type="dxa"/>
-            </w:tcMar>
-          </w:tcPr>
-          <w:p>
-            <w:r>
-              <w:rPr>
-                <w:sz w:val="22"/>
-                <w:szCs w:val="22"/>
-              </w:rPr>
-              <w:t>- Chạy thử đơn động không tải từng thiết bị</w:t>
-            </w:r>
-          </w:p>
-          <w:p>
-            <w:r>
-              <w:rPr>
-                <w:sz w:val="22"/>
-                <w:szCs w:val="22"/>
-              </w:rPr>
-              <w:t>- Thang khách Schindler 3000 (MRL - không phòng máy)</w:t>
-            </w:r>
-          </w:p>
-          <w:p>
-            <w:r>
-              <w:rPr>
-                <w:sz w:val="22"/>
-                <w:szCs w:val="22"/>
-              </w:rPr>
-              <w:t>- Tải trọng: 1000 kg - 13 người</w:t>
-            </w:r>
-          </w:p>
-          <w:p>
-            <w:r>
-              <w:rPr>
-                <w:sz w:val="22"/>
-                <w:szCs w:val="22"/>
-              </w:rPr>
-              <w:t>- Vận tốc: 1,5 m/s</w:t>
-            </w:r>
-          </w:p>
-          <w:p>
-            <w:r>
-              <w:rPr>
-                <w:sz w:val="22"/>
-                <w:szCs w:val="22"/>
-              </w:rPr>
-              <w:t>- Số điểm dừng: 05 (mở cửa trước)</w:t>
-            </w:r>
-          </w:p>
-          <w:p>
-            <w:r>
-              <w:rPr>
-                <w:sz w:val="22"/>
-                <w:szCs w:val="22"/>
-              </w:rPr>
-              <w:t>- Kích thước cabin: 1600x1500x2400 mm</w:t>
-            </w:r>
-          </w:p>
-          <w:p>
-            <w:r>
-              <w:rPr>
-                <w:sz w:val="22"/>
-                <w:szCs w:val="22"/>
-              </w:rPr>
-              <w:t>- Kích thước cửa tầng: 900x2100 mm</w:t>
-            </w:r>
-          </w:p>
-          <w:p>
-            <w:r>
-              <w:rPr>
-                <w:sz w:val="22"/>
-                <w:szCs w:val="22"/>
-              </w:rPr>
-              <w:t>- Hố thang lọt lòng: 4880x2460 mm (hố đôi)</w:t>
-            </w:r>
-          </w:p>
-        </w:tc>
-        <w:tc>
-          <w:tcPr>
-            <w:tcW w:w="570" w:type="dxa"/>
-            <w:tcMar>
-              <w:top w:w="40" w:type="dxa"/>
-              <w:left w:w="70" w:type="dxa"/>
-              <w:bottom w:w="40" w:type="dxa"/>
-              <w:right w:w="70" w:type="dxa"/>
-            </w:tcMar>
-          </w:tcPr>
-          <w:p>
-            <w:pPr>
-              <w:jc w:val="center"/>
-            </w:pPr>
-            <w:r>
-              <w:rPr>
-                <w:sz w:val="22"/>
-                <w:szCs w:val="22"/>
-              </w:rPr>
-              <w:t>Bộ</w:t>
-            </w:r>
-          </w:p>
-        </w:tc>
-        <w:tc>
-          <w:tcPr>
-            <w:tcW w:w="680" w:type="dxa"/>
-            <w:tcMar>
-              <w:top w:w="40" w:type="dxa"/>
-              <w:left w:w="70" w:type="dxa"/>
-              <w:bottom w:w="40" w:type="dxa"/>
-              <w:right w:w="70" w:type="dxa"/>
-            </w:tcMar>
-          </w:tcPr>
-          <w:p>
-            <w:pPr>
-              <w:jc w:val="center"/>
-            </w:pPr>
-            <w:r>
-              <w:rPr>
-                <w:sz w:val="22"/>
-                <w:szCs w:val="22"/>
-              </w:rPr>
-              <w:t>01</w:t>
-            </w:r>
-          </w:p>
-        </w:tc>
-        <w:tc>
-          <w:tcPr>
-            <w:tcW w:w="1050" w:type="dxa"/>
-            <w:tcMar>
-              <w:top w:w="40" w:type="dxa"/>
-              <w:left w:w="70" w:type="dxa"/>
-              <w:bottom w:w="40" w:type="dxa"/>
-              <w:right w:w="70" w:type="dxa"/>
-            </w:tcMar>
-          </w:tcPr>
-          <w:p>
-            <w:pPr>
-              <w:jc w:val="center"/>
-            </w:pPr>
-            <w:r>
-              <w:rPr>
-                <w:sz w:val="22"/>
-                <w:szCs w:val="22"/>
-              </w:rPr>
-              <w:t>Schindler</w:t>
-            </w:r>
-          </w:p>
-        </w:tc>
-        <w:tc>
-          <w:tcPr>
-            <w:tcW w:w="950" w:type="dxa"/>
-            <w:tcMar>
-              <w:top w:w="40" w:type="dxa"/>
-              <w:left w:w="70" w:type="dxa"/>
-              <w:bottom w:w="40" w:type="dxa"/>
-              <w:right w:w="70" w:type="dxa"/>
-            </w:tcMar>
-          </w:tcPr>
-          <w:p>
-            <w:pPr>
-              <w:jc w:val="center"/>
-            </w:pPr>
-            <w:r>
-              <w:rPr>
-                <w:sz w:val="22"/>
-                <w:szCs w:val="22"/>
-              </w:rPr>
-              <w:t>Trung Quốc</w:t>
-            </w:r>
-          </w:p>
-        </w:tc>
-        <w:tc>
-          <w:tcPr>
-            <w:tcW w:w="938" w:type="dxa"/>
-            <w:tcMar>
-              <w:top w:w="40" w:type="dxa"/>
-              <w:left w:w="70" w:type="dxa"/>
-              <w:bottom w:w="40" w:type="dxa"/>
-              <w:right w:w="70" w:type="dxa"/>
-            </w:tcMar>
-          </w:tcPr>
-          <w:p/>
-        </w:tc>
-      </w:tr>
-      <w:tr>
-        <w:tc>
-          <w:tcPr>
-            <w:tcW w:w="480" w:type="dxa"/>
-            <w:tcMar>
-              <w:top w:w="40" w:type="dxa"/>
-              <w:left w:w="70" w:type="dxa"/>
-              <w:bottom w:w="40" w:type="dxa"/>
-              <w:right w:w="70" w:type="dxa"/>
-            </w:tcMar>
-          </w:tcPr>
-          <w:p>
-            <w:pPr>
-              <w:jc w:val="center"/>
-            </w:pPr>
-            <w:r>
-              <w:rPr>
-                <w:sz w:val="22"/>
-                <w:szCs w:val="22"/>
-              </w:rPr>
-              <w:t>2</w:t>
-            </w:r>
-          </w:p>
-        </w:tc>
-        <w:tc>
-          <w:tcPr>
-            <w:tcW w:w="1720" w:type="dxa"/>
-            <w:tcMar>
-              <w:top w:w="40" w:type="dxa"/>
-              <w:left w:w="70" w:type="dxa"/>
-              <w:bottom w:w="40" w:type="dxa"/>
-              <w:right w:w="70" w:type="dxa"/>
-            </w:tcMar>
-          </w:tcPr>
-          <w:p>
-            <w:r>
-              <w:rPr>
-                <w:b/>
-                <w:bCs/>
-                <w:sz w:val="22"/>
-                <w:szCs w:val="22"/>
-              </w:rPr>
-              <w:t>Thang máy {{THANG2}} (Khu phụ trợ)</w:t>
-            </w:r>
-          </w:p>
-        </w:tc>
-        <w:tc>
-          <w:tcPr>
-            <w:tcW w:w="3250" w:type="dxa"/>
-            <w:tcMar>
-              <w:top w:w="40" w:type="dxa"/>
-              <w:left w:w="70" w:type="dxa"/>
-              <w:bottom w:w="40" w:type="dxa"/>
-              <w:right w:w="70" w:type="dxa"/>
-            </w:tcMar>
-          </w:tcPr>
-          <w:p>
-            <w:r>
-              <w:rPr>
-                <w:sz w:val="22"/>
-                <w:szCs w:val="22"/>
-              </w:rPr>
-              <w:t>- Chạy thử đơn động không tải từng thiết bị</w:t>
-            </w:r>
-          </w:p>
-          <w:p>
-            <w:r>
-              <w:rPr>
-                <w:sz w:val="22"/>
-                <w:szCs w:val="22"/>
-              </w:rPr>
-              <w:t>- Thang khách Schindler 3000 (MRL - không phòng máy)</w:t>
-            </w:r>
-          </w:p>
-          <w:p>
-            <w:r>
-              <w:rPr>
-                <w:sz w:val="22"/>
-                <w:szCs w:val="22"/>
-              </w:rPr>
-              <w:t>- Tải trọng: 1000 kg - 13 người</w:t>
-            </w:r>
-          </w:p>
-          <w:p>
-            <w:r>
-              <w:rPr>
-                <w:sz w:val="22"/>
-                <w:szCs w:val="22"/>
-              </w:rPr>
-              <w:t>- Vận tốc: 1,5 m/s</w:t>
-            </w:r>
-          </w:p>
-          <w:p>
-            <w:r>
-              <w:rPr>
-                <w:sz w:val="22"/>
-                <w:szCs w:val="22"/>
-              </w:rPr>
-              <w:t>- Số điểm dừng: 05 (mở cửa trước)</w:t>
-            </w:r>
-          </w:p>
-          <w:p>
-            <w:r>
-              <w:rPr>
-                <w:sz w:val="22"/>
-                <w:szCs w:val="22"/>
-              </w:rPr>
-              <w:t>- Kích thước cabin: 1600x1500x2400 mm</w:t>
-            </w:r>
-          </w:p>
-          <w:p>
-            <w:r>
-              <w:rPr>
-                <w:sz w:val="22"/>
-                <w:szCs w:val="22"/>
-              </w:rPr>
-              <w:t>- Kích thước cửa tầng: 900x2100 mm</w:t>
-            </w:r>
-          </w:p>
-          <w:p>
-            <w:r>
-              <w:rPr>
-                <w:sz w:val="22"/>
-                <w:szCs w:val="22"/>
-              </w:rPr>
-              <w:t>- Hố thang lọt lòng: 2250x2100 mm</w:t>
-            </w:r>
-          </w:p>
-        </w:tc>
-        <w:tc>
-          <w:tcPr>
-            <w:tcW w:w="570" w:type="dxa"/>
-            <w:tcMar>
-              <w:top w:w="40" w:type="dxa"/>
-              <w:left w:w="70" w:type="dxa"/>
-              <w:bottom w:w="40" w:type="dxa"/>
-              <w:right w:w="70" w:type="dxa"/>
-            </w:tcMar>
-          </w:tcPr>
-          <w:p>
-            <w:pPr>
-              <w:jc w:val="center"/>
-            </w:pPr>
-            <w:r>
-              <w:rPr>
-                <w:sz w:val="22"/>
-                <w:szCs w:val="22"/>
-              </w:rPr>
-              <w:t>Bộ</w:t>
-            </w:r>
-          </w:p>
-        </w:tc>
-        <w:tc>
-          <w:tcPr>
-            <w:tcW w:w="680" w:type="dxa"/>
-            <w:tcMar>
-              <w:top w:w="40" w:type="dxa"/>
-              <w:left w:w="70" w:type="dxa"/>
-              <w:bottom w:w="40" w:type="dxa"/>
-              <w:right w:w="70" w:type="dxa"/>
-            </w:tcMar>
-          </w:tcPr>
-          <w:p>
-            <w:pPr>
-              <w:jc w:val="center"/>
-            </w:pPr>
-            <w:r>
-              <w:rPr>
-                <w:sz w:val="22"/>
-                <w:szCs w:val="22"/>
-              </w:rPr>
-              <w:t>01</w:t>
-            </w:r>
-          </w:p>
-        </w:tc>
-        <w:tc>
-          <w:tcPr>
-            <w:tcW w:w="1050" w:type="dxa"/>
-            <w:tcMar>
-              <w:top w:w="40" w:type="dxa"/>
-              <w:left w:w="70" w:type="dxa"/>
-              <w:bottom w:w="40" w:type="dxa"/>
-              <w:right w:w="70" w:type="dxa"/>
-            </w:tcMar>
-          </w:tcPr>
-          <w:p>
-            <w:pPr>
-              <w:jc w:val="center"/>
-            </w:pPr>
-            <w:r>
-              <w:rPr>
-                <w:sz w:val="22"/>
-                <w:szCs w:val="22"/>
-              </w:rPr>
-              <w:t>Schindler</w:t>
-            </w:r>
-          </w:p>
-        </w:tc>
-        <w:tc>
-          <w:tcPr>
-            <w:tcW w:w="950" w:type="dxa"/>
-            <w:tcMar>
-              <w:top w:w="40" w:type="dxa"/>
-              <w:left w:w="70" w:type="dxa"/>
-              <w:bottom w:w="40" w:type="dxa"/>
-              <w:right w:w="70" w:type="dxa"/>
-            </w:tcMar>
-          </w:tcPr>
-          <w:p>
-            <w:pPr>
-              <w:jc w:val="center"/>
-            </w:pPr>
-            <w:r>
-              <w:rPr>
-                <w:sz w:val="22"/>
-                <w:szCs w:val="22"/>
-              </w:rPr>
-              <w:t>Trung Quốc</w:t>
-            </w:r>
-          </w:p>
-        </w:tc>
-        <w:tc>
-          <w:tcPr>
-            <w:tcW w:w="938" w:type="dxa"/>
-            <w:tcMar>
-              <w:top w:w="40" w:type="dxa"/>
-              <w:left w:w="70" w:type="dxa"/>
-              <w:bottom w:w="40" w:type="dxa"/>
-              <w:right w:w="70" w:type="dxa"/>
-            </w:tcMar>
-          </w:tcPr>
-          <w:p/>
+            <w:tcW w:w="9638" w:type="dxa"/>
+          </w:tcPr>
+          <w:p>
+            <w:r>
+              <w:t>{{BLOCK_TB3}}</w:t>
+            </w:r>
+          </w:p>
         </w:tc>
       </w:tr>
     </w:tbl>
@@ -29468,469 +27378,13 @@
       <w:tr>
         <w:tc>
           <w:tcPr>
-            <w:tcW w:w="480" w:type="dxa"/>
-            <w:tcMar>
-              <w:top w:w="40" w:type="dxa"/>
-              <w:left w:w="70" w:type="dxa"/>
-              <w:bottom w:w="40" w:type="dxa"/>
-              <w:right w:w="70" w:type="dxa"/>
-            </w:tcMar>
-          </w:tcPr>
-          <w:p>
-            <w:pPr>
-              <w:jc w:val="center"/>
-            </w:pPr>
-            <w:r>
-              <w:rPr>
-                <w:sz w:val="22"/>
-                <w:szCs w:val="22"/>
-              </w:rPr>
-              <w:t>1</w:t>
-            </w:r>
-          </w:p>
-        </w:tc>
-        <w:tc>
-          <w:tcPr>
-            <w:tcW w:w="1720" w:type="dxa"/>
-            <w:tcMar>
-              <w:top w:w="40" w:type="dxa"/>
-              <w:left w:w="70" w:type="dxa"/>
-              <w:bottom w:w="40" w:type="dxa"/>
-              <w:right w:w="70" w:type="dxa"/>
-            </w:tcMar>
-          </w:tcPr>
-          <w:p>
-            <w:r>
-              <w:rPr>
-                <w:b/>
-                <w:bCs/>
-                <w:sz w:val="22"/>
-                <w:szCs w:val="22"/>
-              </w:rPr>
-              <w:t>Thang máy {{THANG1}} (Khu Showroom)</w:t>
-            </w:r>
-          </w:p>
-        </w:tc>
-        <w:tc>
-          <w:tcPr>
-            <w:tcW w:w="3250" w:type="dxa"/>
-            <w:tcMar>
-              <w:top w:w="40" w:type="dxa"/>
-              <w:left w:w="70" w:type="dxa"/>
-              <w:bottom w:w="40" w:type="dxa"/>
-              <w:right w:w="70" w:type="dxa"/>
-            </w:tcMar>
-          </w:tcPr>
-          <w:p>
-            <w:r>
-              <w:rPr>
-                <w:sz w:val="22"/>
-                <w:szCs w:val="22"/>
-              </w:rPr>
-              <w:t>- Chạy thử đơn động có tải từng thiết bị (tải định mức 1000 kg)</w:t>
-            </w:r>
-          </w:p>
-          <w:p>
-            <w:r>
-              <w:rPr>
-                <w:sz w:val="22"/>
-                <w:szCs w:val="22"/>
-              </w:rPr>
-              <w:t>- Thang khách Schindler 3000 (MRL - không phòng máy)</w:t>
-            </w:r>
-          </w:p>
-          <w:p>
-            <w:r>
-              <w:rPr>
-                <w:sz w:val="22"/>
-                <w:szCs w:val="22"/>
-              </w:rPr>
-              <w:t>- Tải trọng: 1000 kg - 13 người</w:t>
-            </w:r>
-          </w:p>
-          <w:p>
-            <w:r>
-              <w:rPr>
-                <w:sz w:val="22"/>
-                <w:szCs w:val="22"/>
-              </w:rPr>
-              <w:t>- Vận tốc: 1,5 m/s</w:t>
-            </w:r>
-          </w:p>
-          <w:p>
-            <w:r>
-              <w:rPr>
-                <w:sz w:val="22"/>
-                <w:szCs w:val="22"/>
-              </w:rPr>
-              <w:t>- Số điểm dừng: 05 (mở cửa trước)</w:t>
-            </w:r>
-          </w:p>
-          <w:p>
-            <w:r>
-              <w:rPr>
-                <w:sz w:val="22"/>
-                <w:szCs w:val="22"/>
-              </w:rPr>
-              <w:t>- Kích thước cabin: 1600x1500x2400 mm</w:t>
-            </w:r>
-          </w:p>
-          <w:p>
-            <w:r>
-              <w:rPr>
-                <w:sz w:val="22"/>
-                <w:szCs w:val="22"/>
-              </w:rPr>
-              <w:t>- Kích thước cửa tầng: 900x2100 mm</w:t>
-            </w:r>
-          </w:p>
-          <w:p>
-            <w:r>
-              <w:rPr>
-                <w:sz w:val="22"/>
-                <w:szCs w:val="22"/>
-              </w:rPr>
-              <w:t>- Hố thang lọt lòng: 4880x2460 mm (hố đôi)</w:t>
-            </w:r>
-          </w:p>
-        </w:tc>
-        <w:tc>
-          <w:tcPr>
-            <w:tcW w:w="570" w:type="dxa"/>
-            <w:tcMar>
-              <w:top w:w="40" w:type="dxa"/>
-              <w:left w:w="70" w:type="dxa"/>
-              <w:bottom w:w="40" w:type="dxa"/>
-              <w:right w:w="70" w:type="dxa"/>
-            </w:tcMar>
-          </w:tcPr>
-          <w:p>
-            <w:pPr>
-              <w:jc w:val="center"/>
-            </w:pPr>
-            <w:r>
-              <w:rPr>
-                <w:sz w:val="22"/>
-                <w:szCs w:val="22"/>
-              </w:rPr>
-              <w:t>Bộ</w:t>
-            </w:r>
-          </w:p>
-        </w:tc>
-        <w:tc>
-          <w:tcPr>
-            <w:tcW w:w="680" w:type="dxa"/>
-            <w:tcMar>
-              <w:top w:w="40" w:type="dxa"/>
-              <w:left w:w="70" w:type="dxa"/>
-              <w:bottom w:w="40" w:type="dxa"/>
-              <w:right w:w="70" w:type="dxa"/>
-            </w:tcMar>
-          </w:tcPr>
-          <w:p>
-            <w:pPr>
-              <w:jc w:val="center"/>
-            </w:pPr>
-            <w:r>
-              <w:rPr>
-                <w:sz w:val="22"/>
-                <w:szCs w:val="22"/>
-              </w:rPr>
-              <w:t>01</w:t>
-            </w:r>
-          </w:p>
-        </w:tc>
-        <w:tc>
-          <w:tcPr>
-            <w:tcW w:w="1050" w:type="dxa"/>
-            <w:tcMar>
-              <w:top w:w="40" w:type="dxa"/>
-              <w:left w:w="70" w:type="dxa"/>
-              <w:bottom w:w="40" w:type="dxa"/>
-              <w:right w:w="70" w:type="dxa"/>
-            </w:tcMar>
-          </w:tcPr>
-          <w:p>
-            <w:pPr>
-              <w:jc w:val="center"/>
-            </w:pPr>
-            <w:r>
-              <w:rPr>
-                <w:sz w:val="22"/>
-                <w:szCs w:val="22"/>
-              </w:rPr>
-              <w:t>Schindler</w:t>
-            </w:r>
-          </w:p>
-        </w:tc>
-        <w:tc>
-          <w:tcPr>
-            <w:tcW w:w="950" w:type="dxa"/>
-            <w:tcMar>
-              <w:top w:w="40" w:type="dxa"/>
-              <w:left w:w="70" w:type="dxa"/>
-              <w:bottom w:w="40" w:type="dxa"/>
-              <w:right w:w="70" w:type="dxa"/>
-            </w:tcMar>
-          </w:tcPr>
-          <w:p>
-            <w:pPr>
-              <w:jc w:val="center"/>
-            </w:pPr>
-            <w:r>
-              <w:rPr>
-                <w:sz w:val="22"/>
-                <w:szCs w:val="22"/>
-              </w:rPr>
-              <w:t>Trung Quốc</w:t>
-            </w:r>
-          </w:p>
-        </w:tc>
-        <w:tc>
-          <w:tcPr>
-            <w:tcW w:w="938" w:type="dxa"/>
-            <w:tcMar>
-              <w:top w:w="40" w:type="dxa"/>
-              <w:left w:w="70" w:type="dxa"/>
-              <w:bottom w:w="40" w:type="dxa"/>
-              <w:right w:w="70" w:type="dxa"/>
-            </w:tcMar>
-          </w:tcPr>
-          <w:p/>
-        </w:tc>
-      </w:tr>
-      <w:tr>
-        <w:tc>
-          <w:tcPr>
-            <w:tcW w:w="480" w:type="dxa"/>
-            <w:tcMar>
-              <w:top w:w="40" w:type="dxa"/>
-              <w:left w:w="70" w:type="dxa"/>
-              <w:bottom w:w="40" w:type="dxa"/>
-              <w:right w:w="70" w:type="dxa"/>
-            </w:tcMar>
-          </w:tcPr>
-          <w:p>
-            <w:pPr>
-              <w:jc w:val="center"/>
-            </w:pPr>
-            <w:r>
-              <w:rPr>
-                <w:sz w:val="22"/>
-                <w:szCs w:val="22"/>
-              </w:rPr>
-              <w:t>2</w:t>
-            </w:r>
-          </w:p>
-        </w:tc>
-        <w:tc>
-          <w:tcPr>
-            <w:tcW w:w="1720" w:type="dxa"/>
-            <w:tcMar>
-              <w:top w:w="40" w:type="dxa"/>
-              <w:left w:w="70" w:type="dxa"/>
-              <w:bottom w:w="40" w:type="dxa"/>
-              <w:right w:w="70" w:type="dxa"/>
-            </w:tcMar>
-          </w:tcPr>
-          <w:p>
-            <w:r>
-              <w:rPr>
-                <w:b/>
-                <w:bCs/>
-                <w:sz w:val="22"/>
-                <w:szCs w:val="22"/>
-              </w:rPr>
-              <w:t>Thang máy {{THANG2}} (Khu phụ trợ)</w:t>
-            </w:r>
-          </w:p>
-        </w:tc>
-        <w:tc>
-          <w:tcPr>
-            <w:tcW w:w="3250" w:type="dxa"/>
-            <w:tcMar>
-              <w:top w:w="40" w:type="dxa"/>
-              <w:left w:w="70" w:type="dxa"/>
-              <w:bottom w:w="40" w:type="dxa"/>
-              <w:right w:w="70" w:type="dxa"/>
-            </w:tcMar>
-          </w:tcPr>
-          <w:p>
-            <w:r>
-              <w:rPr>
-                <w:sz w:val="22"/>
-                <w:szCs w:val="22"/>
-              </w:rPr>
-              <w:t>- Chạy thử đơn động có tải từng thiết bị (tải định mức 1000 kg)</w:t>
-            </w:r>
-          </w:p>
-          <w:p>
-            <w:r>
-              <w:rPr>
-                <w:sz w:val="22"/>
-                <w:szCs w:val="22"/>
-              </w:rPr>
-              <w:t>- Thang khách Schindler 3000 (MRL - không phòng máy)</w:t>
-            </w:r>
-          </w:p>
-          <w:p>
-            <w:r>
-              <w:rPr>
-                <w:sz w:val="22"/>
-                <w:szCs w:val="22"/>
-              </w:rPr>
-              <w:t>- Tải trọng: 1000 kg - 13 người</w:t>
-            </w:r>
-          </w:p>
-          <w:p>
-            <w:r>
-              <w:rPr>
-                <w:sz w:val="22"/>
-                <w:szCs w:val="22"/>
-              </w:rPr>
-              <w:t>- Vận tốc: 1,5 m/s</w:t>
-            </w:r>
-          </w:p>
-          <w:p>
-            <w:r>
-              <w:rPr>
-                <w:sz w:val="22"/>
-                <w:szCs w:val="22"/>
-              </w:rPr>
-              <w:t>- Số điểm dừng: 05 (mở cửa trước)</w:t>
-            </w:r>
-          </w:p>
-          <w:p>
-            <w:r>
-              <w:rPr>
-                <w:sz w:val="22"/>
-                <w:szCs w:val="22"/>
-              </w:rPr>
-              <w:t>- Kích thước cabin: 1600x1500x2400 mm</w:t>
-            </w:r>
-          </w:p>
-          <w:p>
-            <w:r>
-              <w:rPr>
-                <w:sz w:val="22"/>
-                <w:szCs w:val="22"/>
-              </w:rPr>
-              <w:t>- Kích thước cửa tầng: 900x2100 mm</w:t>
-            </w:r>
-          </w:p>
-          <w:p>
-            <w:r>
-              <w:rPr>
-                <w:sz w:val="22"/>
-                <w:szCs w:val="22"/>
-              </w:rPr>
-              <w:t>- Hố thang lọt lòng: 2250x2100 mm</w:t>
-            </w:r>
-          </w:p>
-        </w:tc>
-        <w:tc>
-          <w:tcPr>
-            <w:tcW w:w="570" w:type="dxa"/>
-            <w:tcMar>
-              <w:top w:w="40" w:type="dxa"/>
-              <w:left w:w="70" w:type="dxa"/>
-              <w:bottom w:w="40" w:type="dxa"/>
-              <w:right w:w="70" w:type="dxa"/>
-            </w:tcMar>
-          </w:tcPr>
-          <w:p>
-            <w:pPr>
-              <w:jc w:val="center"/>
-            </w:pPr>
-            <w:r>
-              <w:rPr>
-                <w:sz w:val="22"/>
-                <w:szCs w:val="22"/>
-              </w:rPr>
-              <w:t>Bộ</w:t>
-            </w:r>
-          </w:p>
-        </w:tc>
-        <w:tc>
-          <w:tcPr>
-            <w:tcW w:w="680" w:type="dxa"/>
-            <w:tcMar>
-              <w:top w:w="40" w:type="dxa"/>
-              <w:left w:w="70" w:type="dxa"/>
-              <w:bottom w:w="40" w:type="dxa"/>
-              <w:right w:w="70" w:type="dxa"/>
-            </w:tcMar>
-          </w:tcPr>
-          <w:p>
-            <w:pPr>
-              <w:jc w:val="center"/>
-            </w:pPr>
-            <w:r>
-              <w:rPr>
-                <w:sz w:val="22"/>
-                <w:szCs w:val="22"/>
-              </w:rPr>
-              <w:t>01</w:t>
-            </w:r>
-          </w:p>
-        </w:tc>
-        <w:tc>
-          <w:tcPr>
-            <w:tcW w:w="1050" w:type="dxa"/>
-            <w:tcMar>
-              <w:top w:w="40" w:type="dxa"/>
-              <w:left w:w="70" w:type="dxa"/>
-              <w:bottom w:w="40" w:type="dxa"/>
-              <w:right w:w="70" w:type="dxa"/>
-            </w:tcMar>
-          </w:tcPr>
-          <w:p>
-            <w:pPr>
-              <w:jc w:val="center"/>
-            </w:pPr>
-            <w:r>
-              <w:rPr>
-                <w:sz w:val="22"/>
-                <w:szCs w:val="22"/>
-              </w:rPr>
-              <w:t>Schindler</w:t>
-            </w:r>
-          </w:p>
-        </w:tc>
-        <w:tc>
-          <w:tcPr>
-            <w:tcW w:w="950" w:type="dxa"/>
-            <w:tcMar>
-              <w:top w:w="40" w:type="dxa"/>
-              <w:left w:w="70" w:type="dxa"/>
-              <w:bottom w:w="40" w:type="dxa"/>
-              <w:right w:w="70" w:type="dxa"/>
-            </w:tcMar>
-          </w:tcPr>
-          <w:p>
-            <w:pPr>
-              <w:jc w:val="center"/>
-            </w:pPr>
-            <w:r>
-              <w:rPr>
-                <w:sz w:val="22"/>
-                <w:szCs w:val="22"/>
-              </w:rPr>
-              <w:t>Trung Quốc</w:t>
-            </w:r>
-          </w:p>
-        </w:tc>
-        <w:tc>
-          <w:tcPr>
-            <w:tcW w:w="938" w:type="dxa"/>
-            <w:tcMar>
-              <w:top w:w="40" w:type="dxa"/>
-              <w:left w:w="70" w:type="dxa"/>
-              <w:bottom w:w="40" w:type="dxa"/>
-              <w:right w:w="70" w:type="dxa"/>
-            </w:tcMar>
-          </w:tcPr>
-          <w:p/>
+            <w:tcW w:w="9638" w:type="dxa"/>
+          </w:tcPr>
+          <w:p>
+            <w:r>
+              <w:t>{{BLOCK_TB4}}</w:t>
+            </w:r>
+          </w:p>
         </w:tc>
       </w:tr>
     </w:tbl>
@@ -35702,471 +33156,13 @@
       <w:tr>
         <w:tc>
           <w:tcPr>
-            <w:tcW w:w="480" w:type="dxa"/>
-            <w:tcMar>
-              <w:top w:w="40" w:type="dxa"/>
-              <w:left w:w="70" w:type="dxa"/>
-              <w:bottom w:w="40" w:type="dxa"/>
-              <w:right w:w="70" w:type="dxa"/>
-            </w:tcMar>
-          </w:tcPr>
-          <w:p>
-            <w:pPr>
-              <w:jc w:val="center"/>
-            </w:pPr>
-            <w:r>
-              <w:rPr>
-                <w:sz w:val="22"/>
-                <w:szCs w:val="22"/>
-              </w:rPr>
-              <w:t>1</w:t>
-            </w:r>
-          </w:p>
-        </w:tc>
-        <w:tc>
-          <w:tcPr>
-            <w:tcW w:w="1720" w:type="dxa"/>
-            <w:tcMar>
-              <w:top w:w="40" w:type="dxa"/>
-              <w:left w:w="70" w:type="dxa"/>
-              <w:bottom w:w="40" w:type="dxa"/>
-              <w:right w:w="70" w:type="dxa"/>
-            </w:tcMar>
-          </w:tcPr>
-          <w:p>
-            <w:r>
-              <w:rPr>
-                <w:b/>
-                <w:bCs/>
-                <w:sz w:val="22"/>
-                <w:szCs w:val="22"/>
-              </w:rPr>
-              <w:t>Thang máy {{THANG1}} (Khu Showroom)</w:t>
-            </w:r>
-          </w:p>
-        </w:tc>
-        <w:tc>
-          <w:tcPr>
-            <w:tcW w:w="3250" w:type="dxa"/>
-            <w:tcMar>
-              <w:top w:w="40" w:type="dxa"/>
-              <w:left w:w="70" w:type="dxa"/>
-              <w:bottom w:w="40" w:type="dxa"/>
-              <w:right w:w="70" w:type="dxa"/>
-            </w:tcMar>
-          </w:tcPr>
-          <w:p>
-            <w:r>
-              <w:rPr>
-                <w:sz w:val="22"/>
-                <w:szCs w:val="22"/>
-              </w:rPr>
-              <w:t>- Chạy thử liên động không tải toàn hệ thống</w:t>
-            </w:r>
-          </w:p>
-          <w:p>
-            <w:r>
-              <w:rPr>
-                <w:sz w:val="22"/>
-                <w:szCs w:val="22"/>
-              </w:rPr>
-              <w:t>- Thang khách Schindler 3000 (MRL - không phòng máy)</w:t>
-            </w:r>
-          </w:p>
-          <w:p>
-            <w:r>
-              <w:rPr>
-                <w:sz w:val="22"/>
-                <w:szCs w:val="22"/>
-              </w:rPr>
-              <w:t>- Tải trọng: 1000 kg - 13 người</w:t>
-            </w:r>
-          </w:p>
-          <w:p>
-            <w:r>
-              <w:rPr>
-                <w:sz w:val="22"/>
-                <w:szCs w:val="22"/>
-              </w:rPr>
-              <w:t>- Vận tốc: 1,5 m/s</w:t>
-            </w:r>
-          </w:p>
-          <w:p>
-            <w:r>
-              <w:rPr>
-                <w:sz w:val="22"/>
-                <w:szCs w:val="22"/>
-              </w:rPr>
-              <w:t>- Số điểm dừng: 05 (mở cửa trước)</w:t>
-            </w:r>
-          </w:p>
-          <w:p>
-            <w:r>
-              <w:rPr>
-                <w:sz w:val="22"/>
-                <w:szCs w:val="22"/>
-              </w:rPr>
-              <w:t>- Kích thước cabin: 1600x1500x2400 mm</w:t>
-            </w:r>
-          </w:p>
-          <w:p>
-            <w:r>
-              <w:rPr>
-                <w:sz w:val="22"/>
-                <w:szCs w:val="22"/>
-              </w:rPr>
-              <w:t>- Kích thước cửa tầng: 900x2100 mm</w:t>
-            </w:r>
-          </w:p>
-          <w:p>
-            <w:r>
-              <w:rPr>
-                <w:sz w:val="22"/>
-                <w:szCs w:val="22"/>
-              </w:rPr>
-              <w:t>- Hố thang lọt lòng: 4880x2460 mm (hố đôi)</w:t>
-            </w:r>
-          </w:p>
-        </w:tc>
-        <w:tc>
-          <w:tcPr>
-            <w:tcW w:w="570" w:type="dxa"/>
-            <w:tcMar>
-              <w:top w:w="40" w:type="dxa"/>
-              <w:left w:w="70" w:type="dxa"/>
-              <w:bottom w:w="40" w:type="dxa"/>
-              <w:right w:w="70" w:type="dxa"/>
-            </w:tcMar>
-          </w:tcPr>
-          <w:p>
-            <w:pPr>
-              <w:jc w:val="center"/>
-            </w:pPr>
-            <w:r>
-              <w:rPr>
-                <w:sz w:val="22"/>
-                <w:szCs w:val="22"/>
-              </w:rPr>
-              <w:t>Bộ</w:t>
-            </w:r>
-          </w:p>
-        </w:tc>
-        <w:tc>
-          <w:tcPr>
-            <w:tcW w:w="680" w:type="dxa"/>
-            <w:tcMar>
-              <w:top w:w="40" w:type="dxa"/>
-              <w:left w:w="70" w:type="dxa"/>
-              <w:bottom w:w="40" w:type="dxa"/>
-              <w:right w:w="70" w:type="dxa"/>
-            </w:tcMar>
-          </w:tcPr>
-          <w:p>
-            <w:pPr>
-              <w:jc w:val="center"/>
-            </w:pPr>
-            <w:r>
-              <w:rPr>
-                <w:sz w:val="22"/>
-                <w:szCs w:val="22"/>
-              </w:rPr>
-              <w:t>01</w:t>
-            </w:r>
-          </w:p>
-        </w:tc>
-        <w:tc>
-          <w:tcPr>
-            <w:tcW w:w="1050" w:type="dxa"/>
-            <w:tcMar>
-              <w:top w:w="40" w:type="dxa"/>
-              <w:left w:w="70" w:type="dxa"/>
-              <w:bottom w:w="40" w:type="dxa"/>
-              <w:right w:w="70" w:type="dxa"/>
-            </w:tcMar>
-          </w:tcPr>
-          <w:p>
-            <w:pPr>
-              <w:jc w:val="center"/>
-            </w:pPr>
-            <w:r>
-              <w:rPr>
-                <w:sz w:val="22"/>
-                <w:szCs w:val="22"/>
-              </w:rPr>
-              <w:t>Schindler</w:t>
-            </w:r>
-          </w:p>
-        </w:tc>
-        <w:tc>
-          <w:tcPr>
-            <w:tcW w:w="950" w:type="dxa"/>
-            <w:tcMar>
-              <w:top w:w="40" w:type="dxa"/>
-              <w:left w:w="70" w:type="dxa"/>
-              <w:bottom w:w="40" w:type="dxa"/>
-              <w:right w:w="70" w:type="dxa"/>
-            </w:tcMar>
-          </w:tcPr>
-          <w:p>
-            <w:pPr>
-              <w:jc w:val="center"/>
-            </w:pPr>
-            <w:r>
-              <w:rPr>
-                <w:sz w:val="22"/>
-                <w:szCs w:val="22"/>
-              </w:rPr>
-              <w:t>Trung Quốc</w:t>
-            </w:r>
-          </w:p>
-        </w:tc>
-        <w:tc>
-          <w:tcPr>
-            <w:tcW w:w="938" w:type="dxa"/>
-            <w:tcMar>
-              <w:top w:w="40" w:type="dxa"/>
-              <w:left w:w="70" w:type="dxa"/>
-              <w:bottom w:w="40" w:type="dxa"/>
-              <w:right w:w="70" w:type="dxa"/>
-            </w:tcMar>
-          </w:tcPr>
-          <w:p/>
-        </w:tc>
-      </w:tr>
-      <w:tr>
-        <w:tc>
-          <w:tcPr>
-            <w:tcW w:w="480" w:type="dxa"/>
-            <w:tcMar>
-              <w:top w:w="40" w:type="dxa"/>
-              <w:left w:w="70" w:type="dxa"/>
-              <w:bottom w:w="40" w:type="dxa"/>
-              <w:right w:w="70" w:type="dxa"/>
-            </w:tcMar>
-          </w:tcPr>
-          <w:p>
-            <w:pPr>
-              <w:jc w:val="center"/>
-            </w:pPr>
-            <w:r>
-              <w:rPr>
-                <w:sz w:val="22"/>
-                <w:szCs w:val="22"/>
-              </w:rPr>
-              <w:t>2</w:t>
-            </w:r>
-          </w:p>
-        </w:tc>
-        <w:tc>
-          <w:tcPr>
-            <w:tcW w:w="1720" w:type="dxa"/>
-            <w:tcMar>
-              <w:top w:w="40" w:type="dxa"/>
-              <w:left w:w="70" w:type="dxa"/>
-              <w:bottom w:w="40" w:type="dxa"/>
-              <w:right w:w="70" w:type="dxa"/>
-            </w:tcMar>
-          </w:tcPr>
-          <w:p>
-            <w:r>
-              <w:rPr>
-                <w:b/>
-                <w:bCs/>
-                <w:sz w:val="22"/>
-                <w:szCs w:val="22"/>
-              </w:rPr>
-              <w:t>Thang máy {{THANG2}} (Khu phụ trợ)</w:t>
-            </w:r>
-          </w:p>
-        </w:tc>
-        <w:tc>
-          <w:tcPr>
-            <w:tcW w:w="3250" w:type="dxa"/>
-            <w:tcMar>
-              <w:top w:w="40" w:type="dxa"/>
-              <w:left w:w="70" w:type="dxa"/>
-              <w:bottom w:w="40" w:type="dxa"/>
-              <w:right w:w="70" w:type="dxa"/>
-            </w:tcMar>
-          </w:tcPr>
-          <w:p>
-            <w:r>
-              <w:rPr>
-                <w:sz w:val="22"/>
-                <w:szCs w:val="22"/>
-              </w:rPr>
-              <w:t>- Chạy thử liên động không tải toàn hệ thống</w:t>
-            </w:r>
-          </w:p>
-          <w:p>
-            <w:r>
-              <w:rPr>
-                <w:sz w:val="22"/>
-                <w:szCs w:val="22"/>
-              </w:rPr>
-              <w:t>- Thang khách Schindler 3000 (MRL - không phòng máy)</w:t>
-            </w:r>
-          </w:p>
-          <w:p>
-            <w:r>
-              <w:rPr>
-                <w:sz w:val="22"/>
-                <w:szCs w:val="22"/>
-              </w:rPr>
-              <w:t>- Tải trọng: 1000 kg - 13 người</w:t>
-            </w:r>
-          </w:p>
-          <w:p>
-            <w:r>
-              <w:rPr>
-                <w:sz w:val="22"/>
-                <w:szCs w:val="22"/>
-              </w:rPr>
-              <w:t>- Vận tốc: 1,5 m/s</w:t>
-            </w:r>
-          </w:p>
-          <w:p>
-            <w:r>
-              <w:rPr>
-                <w:sz w:val="22"/>
-                <w:szCs w:val="22"/>
-              </w:rPr>
-              <w:t>- Số điểm dừng: 05 (mở cửa trước)</w:t>
-            </w:r>
-          </w:p>
-          <w:p>
-            <w:r>
-              <w:rPr>
-                <w:sz w:val="22"/>
-                <w:szCs w:val="22"/>
-              </w:rPr>
-              <w:t>- Kích thước cabin: 1600x1500x2400 mm</w:t>
-            </w:r>
-          </w:p>
-          <w:p>
-            <w:r>
-              <w:rPr>
-                <w:sz w:val="22"/>
-                <w:szCs w:val="22"/>
-              </w:rPr>
-              <w:t>- Kích thước cửa tầng: 900x2100 mm</w:t>
-            </w:r>
-          </w:p>
-          <w:p>
-            <w:r>
-              <w:rPr>
-                <w:sz w:val="22"/>
-                <w:szCs w:val="22"/>
-              </w:rPr>
-              <w:lastRenderedPageBreak/>
-              <w:t>- Hố thang lọt lòng: 2250x2100 mm</w:t>
-            </w:r>
-          </w:p>
-        </w:tc>
-        <w:tc>
-          <w:tcPr>
-            <w:tcW w:w="570" w:type="dxa"/>
-            <w:tcMar>
-              <w:top w:w="40" w:type="dxa"/>
-              <w:left w:w="70" w:type="dxa"/>
-              <w:bottom w:w="40" w:type="dxa"/>
-              <w:right w:w="70" w:type="dxa"/>
-            </w:tcMar>
-          </w:tcPr>
-          <w:p>
-            <w:pPr>
-              <w:jc w:val="center"/>
-            </w:pPr>
-            <w:r>
-              <w:rPr>
-                <w:sz w:val="22"/>
-                <w:szCs w:val="22"/>
-              </w:rPr>
-              <w:lastRenderedPageBreak/>
-              <w:t>Bộ</w:t>
-            </w:r>
-          </w:p>
-        </w:tc>
-        <w:tc>
-          <w:tcPr>
-            <w:tcW w:w="680" w:type="dxa"/>
-            <w:tcMar>
-              <w:top w:w="40" w:type="dxa"/>
-              <w:left w:w="70" w:type="dxa"/>
-              <w:bottom w:w="40" w:type="dxa"/>
-              <w:right w:w="70" w:type="dxa"/>
-            </w:tcMar>
-          </w:tcPr>
-          <w:p>
-            <w:pPr>
-              <w:jc w:val="center"/>
-            </w:pPr>
-            <w:r>
-              <w:rPr>
-                <w:sz w:val="22"/>
-                <w:szCs w:val="22"/>
-              </w:rPr>
-              <w:t>01</w:t>
-            </w:r>
-          </w:p>
-        </w:tc>
-        <w:tc>
-          <w:tcPr>
-            <w:tcW w:w="1050" w:type="dxa"/>
-            <w:tcMar>
-              <w:top w:w="40" w:type="dxa"/>
-              <w:left w:w="70" w:type="dxa"/>
-              <w:bottom w:w="40" w:type="dxa"/>
-              <w:right w:w="70" w:type="dxa"/>
-            </w:tcMar>
-          </w:tcPr>
-          <w:p>
-            <w:pPr>
-              <w:jc w:val="center"/>
-            </w:pPr>
-            <w:r>
-              <w:rPr>
-                <w:sz w:val="22"/>
-                <w:szCs w:val="22"/>
-              </w:rPr>
-              <w:t>Schindler</w:t>
-            </w:r>
-          </w:p>
-        </w:tc>
-        <w:tc>
-          <w:tcPr>
-            <w:tcW w:w="950" w:type="dxa"/>
-            <w:tcMar>
-              <w:top w:w="40" w:type="dxa"/>
-              <w:left w:w="70" w:type="dxa"/>
-              <w:bottom w:w="40" w:type="dxa"/>
-              <w:right w:w="70" w:type="dxa"/>
-            </w:tcMar>
-          </w:tcPr>
-          <w:p>
-            <w:pPr>
-              <w:jc w:val="center"/>
-            </w:pPr>
-            <w:r>
-              <w:rPr>
-                <w:sz w:val="22"/>
-                <w:szCs w:val="22"/>
-              </w:rPr>
-              <w:t>Trung Quốc</w:t>
-            </w:r>
-          </w:p>
-        </w:tc>
-        <w:tc>
-          <w:tcPr>
-            <w:tcW w:w="938" w:type="dxa"/>
-            <w:tcMar>
-              <w:top w:w="40" w:type="dxa"/>
-              <w:left w:w="70" w:type="dxa"/>
-              <w:bottom w:w="40" w:type="dxa"/>
-              <w:right w:w="70" w:type="dxa"/>
-            </w:tcMar>
-          </w:tcPr>
-          <w:p/>
+            <w:tcW w:w="9638" w:type="dxa"/>
+          </w:tcPr>
+          <w:p>
+            <w:r>
+              <w:t>{{BLOCK_TB5}}</w:t>
+            </w:r>
+          </w:p>
         </w:tc>
       </w:tr>
     </w:tbl>
@@ -42466,469 +39462,13 @@
       <w:tr>
         <w:tc>
           <w:tcPr>
-            <w:tcW w:w="480" w:type="dxa"/>
-            <w:tcMar>
-              <w:top w:w="40" w:type="dxa"/>
-              <w:left w:w="70" w:type="dxa"/>
-              <w:bottom w:w="40" w:type="dxa"/>
-              <w:right w:w="70" w:type="dxa"/>
-            </w:tcMar>
-          </w:tcPr>
-          <w:p>
-            <w:pPr>
-              <w:jc w:val="center"/>
-            </w:pPr>
-            <w:r>
-              <w:rPr>
-                <w:sz w:val="22"/>
-                <w:szCs w:val="22"/>
-              </w:rPr>
-              <w:t>1</w:t>
-            </w:r>
-          </w:p>
-        </w:tc>
-        <w:tc>
-          <w:tcPr>
-            <w:tcW w:w="1720" w:type="dxa"/>
-            <w:tcMar>
-              <w:top w:w="40" w:type="dxa"/>
-              <w:left w:w="70" w:type="dxa"/>
-              <w:bottom w:w="40" w:type="dxa"/>
-              <w:right w:w="70" w:type="dxa"/>
-            </w:tcMar>
-          </w:tcPr>
-          <w:p>
-            <w:r>
-              <w:rPr>
-                <w:b/>
-                <w:bCs/>
-                <w:sz w:val="22"/>
-                <w:szCs w:val="22"/>
-              </w:rPr>
-              <w:t>Thang máy {{THANG1}} (Khu Showroom)</w:t>
-            </w:r>
-          </w:p>
-        </w:tc>
-        <w:tc>
-          <w:tcPr>
-            <w:tcW w:w="3250" w:type="dxa"/>
-            <w:tcMar>
-              <w:top w:w="40" w:type="dxa"/>
-              <w:left w:w="70" w:type="dxa"/>
-              <w:bottom w:w="40" w:type="dxa"/>
-              <w:right w:w="70" w:type="dxa"/>
-            </w:tcMar>
-          </w:tcPr>
-          <w:p>
-            <w:r>
-              <w:rPr>
-                <w:sz w:val="22"/>
-                <w:szCs w:val="22"/>
-              </w:rPr>
-              <w:t>- Chạy thử liên động có tải toàn hệ thống (tải định mức 1000 kg)</w:t>
-            </w:r>
-          </w:p>
-          <w:p>
-            <w:r>
-              <w:rPr>
-                <w:sz w:val="22"/>
-                <w:szCs w:val="22"/>
-              </w:rPr>
-              <w:t>- Thang khách Schindler 3000 (MRL - không phòng máy)</w:t>
-            </w:r>
-          </w:p>
-          <w:p>
-            <w:r>
-              <w:rPr>
-                <w:sz w:val="22"/>
-                <w:szCs w:val="22"/>
-              </w:rPr>
-              <w:t>- Tải trọng: 1000 kg - 13 người</w:t>
-            </w:r>
-          </w:p>
-          <w:p>
-            <w:r>
-              <w:rPr>
-                <w:sz w:val="22"/>
-                <w:szCs w:val="22"/>
-              </w:rPr>
-              <w:t>- Vận tốc: 1,5 m/s</w:t>
-            </w:r>
-          </w:p>
-          <w:p>
-            <w:r>
-              <w:rPr>
-                <w:sz w:val="22"/>
-                <w:szCs w:val="22"/>
-              </w:rPr>
-              <w:t>- Số điểm dừng: 05 (mở cửa trước)</w:t>
-            </w:r>
-          </w:p>
-          <w:p>
-            <w:r>
-              <w:rPr>
-                <w:sz w:val="22"/>
-                <w:szCs w:val="22"/>
-              </w:rPr>
-              <w:t>- Kích thước cabin: 1600x1500x2400 mm</w:t>
-            </w:r>
-          </w:p>
-          <w:p>
-            <w:r>
-              <w:rPr>
-                <w:sz w:val="22"/>
-                <w:szCs w:val="22"/>
-              </w:rPr>
-              <w:t>- Kích thước cửa tầng: 900x2100 mm</w:t>
-            </w:r>
-          </w:p>
-          <w:p>
-            <w:r>
-              <w:rPr>
-                <w:sz w:val="22"/>
-                <w:szCs w:val="22"/>
-              </w:rPr>
-              <w:t>- Hố thang lọt lòng: 4880x2460 mm (hố đôi)</w:t>
-            </w:r>
-          </w:p>
-        </w:tc>
-        <w:tc>
-          <w:tcPr>
-            <w:tcW w:w="570" w:type="dxa"/>
-            <w:tcMar>
-              <w:top w:w="40" w:type="dxa"/>
-              <w:left w:w="70" w:type="dxa"/>
-              <w:bottom w:w="40" w:type="dxa"/>
-              <w:right w:w="70" w:type="dxa"/>
-            </w:tcMar>
-          </w:tcPr>
-          <w:p>
-            <w:pPr>
-              <w:jc w:val="center"/>
-            </w:pPr>
-            <w:r>
-              <w:rPr>
-                <w:sz w:val="22"/>
-                <w:szCs w:val="22"/>
-              </w:rPr>
-              <w:t>Bộ</w:t>
-            </w:r>
-          </w:p>
-        </w:tc>
-        <w:tc>
-          <w:tcPr>
-            <w:tcW w:w="680" w:type="dxa"/>
-            <w:tcMar>
-              <w:top w:w="40" w:type="dxa"/>
-              <w:left w:w="70" w:type="dxa"/>
-              <w:bottom w:w="40" w:type="dxa"/>
-              <w:right w:w="70" w:type="dxa"/>
-            </w:tcMar>
-          </w:tcPr>
-          <w:p>
-            <w:pPr>
-              <w:jc w:val="center"/>
-            </w:pPr>
-            <w:r>
-              <w:rPr>
-                <w:sz w:val="22"/>
-                <w:szCs w:val="22"/>
-              </w:rPr>
-              <w:t>01</w:t>
-            </w:r>
-          </w:p>
-        </w:tc>
-        <w:tc>
-          <w:tcPr>
-            <w:tcW w:w="1050" w:type="dxa"/>
-            <w:tcMar>
-              <w:top w:w="40" w:type="dxa"/>
-              <w:left w:w="70" w:type="dxa"/>
-              <w:bottom w:w="40" w:type="dxa"/>
-              <w:right w:w="70" w:type="dxa"/>
-            </w:tcMar>
-          </w:tcPr>
-          <w:p>
-            <w:pPr>
-              <w:jc w:val="center"/>
-            </w:pPr>
-            <w:r>
-              <w:rPr>
-                <w:sz w:val="22"/>
-                <w:szCs w:val="22"/>
-              </w:rPr>
-              <w:t>Schindler</w:t>
-            </w:r>
-          </w:p>
-        </w:tc>
-        <w:tc>
-          <w:tcPr>
-            <w:tcW w:w="950" w:type="dxa"/>
-            <w:tcMar>
-              <w:top w:w="40" w:type="dxa"/>
-              <w:left w:w="70" w:type="dxa"/>
-              <w:bottom w:w="40" w:type="dxa"/>
-              <w:right w:w="70" w:type="dxa"/>
-            </w:tcMar>
-          </w:tcPr>
-          <w:p>
-            <w:pPr>
-              <w:jc w:val="center"/>
-            </w:pPr>
-            <w:r>
-              <w:rPr>
-                <w:sz w:val="22"/>
-                <w:szCs w:val="22"/>
-              </w:rPr>
-              <w:t>Trung Quốc</w:t>
-            </w:r>
-          </w:p>
-        </w:tc>
-        <w:tc>
-          <w:tcPr>
-            <w:tcW w:w="938" w:type="dxa"/>
-            <w:tcMar>
-              <w:top w:w="40" w:type="dxa"/>
-              <w:left w:w="70" w:type="dxa"/>
-              <w:bottom w:w="40" w:type="dxa"/>
-              <w:right w:w="70" w:type="dxa"/>
-            </w:tcMar>
-          </w:tcPr>
-          <w:p/>
-        </w:tc>
-      </w:tr>
-      <w:tr>
-        <w:tc>
-          <w:tcPr>
-            <w:tcW w:w="480" w:type="dxa"/>
-            <w:tcMar>
-              <w:top w:w="40" w:type="dxa"/>
-              <w:left w:w="70" w:type="dxa"/>
-              <w:bottom w:w="40" w:type="dxa"/>
-              <w:right w:w="70" w:type="dxa"/>
-            </w:tcMar>
-          </w:tcPr>
-          <w:p>
-            <w:pPr>
-              <w:jc w:val="center"/>
-            </w:pPr>
-            <w:r>
-              <w:rPr>
-                <w:sz w:val="22"/>
-                <w:szCs w:val="22"/>
-              </w:rPr>
-              <w:t>2</w:t>
-            </w:r>
-          </w:p>
-        </w:tc>
-        <w:tc>
-          <w:tcPr>
-            <w:tcW w:w="1720" w:type="dxa"/>
-            <w:tcMar>
-              <w:top w:w="40" w:type="dxa"/>
-              <w:left w:w="70" w:type="dxa"/>
-              <w:bottom w:w="40" w:type="dxa"/>
-              <w:right w:w="70" w:type="dxa"/>
-            </w:tcMar>
-          </w:tcPr>
-          <w:p>
-            <w:r>
-              <w:rPr>
-                <w:b/>
-                <w:bCs/>
-                <w:sz w:val="22"/>
-                <w:szCs w:val="22"/>
-              </w:rPr>
-              <w:t>Thang máy {{THANG2}} (Khu phụ trợ)</w:t>
-            </w:r>
-          </w:p>
-        </w:tc>
-        <w:tc>
-          <w:tcPr>
-            <w:tcW w:w="3250" w:type="dxa"/>
-            <w:tcMar>
-              <w:top w:w="40" w:type="dxa"/>
-              <w:left w:w="70" w:type="dxa"/>
-              <w:bottom w:w="40" w:type="dxa"/>
-              <w:right w:w="70" w:type="dxa"/>
-            </w:tcMar>
-          </w:tcPr>
-          <w:p>
-            <w:r>
-              <w:rPr>
-                <w:sz w:val="22"/>
-                <w:szCs w:val="22"/>
-              </w:rPr>
-              <w:t>- Chạy thử liên động có tải toàn hệ thống (tải định mức 1000 kg)</w:t>
-            </w:r>
-          </w:p>
-          <w:p>
-            <w:r>
-              <w:rPr>
-                <w:sz w:val="22"/>
-                <w:szCs w:val="22"/>
-              </w:rPr>
-              <w:t>- Thang khách Schindler 3000 (MRL - không phòng máy)</w:t>
-            </w:r>
-          </w:p>
-          <w:p>
-            <w:r>
-              <w:rPr>
-                <w:sz w:val="22"/>
-                <w:szCs w:val="22"/>
-              </w:rPr>
-              <w:t>- Tải trọng: 1000 kg - 13 người</w:t>
-            </w:r>
-          </w:p>
-          <w:p>
-            <w:r>
-              <w:rPr>
-                <w:sz w:val="22"/>
-                <w:szCs w:val="22"/>
-              </w:rPr>
-              <w:t>- Vận tốc: 1,5 m/s</w:t>
-            </w:r>
-          </w:p>
-          <w:p>
-            <w:r>
-              <w:rPr>
-                <w:sz w:val="22"/>
-                <w:szCs w:val="22"/>
-              </w:rPr>
-              <w:t>- Số điểm dừng: 05 (mở cửa trước)</w:t>
-            </w:r>
-          </w:p>
-          <w:p>
-            <w:r>
-              <w:rPr>
-                <w:sz w:val="22"/>
-                <w:szCs w:val="22"/>
-              </w:rPr>
-              <w:t>- Kích thước cabin: 1600x1500x2400 mm</w:t>
-            </w:r>
-          </w:p>
-          <w:p>
-            <w:r>
-              <w:rPr>
-                <w:sz w:val="22"/>
-                <w:szCs w:val="22"/>
-              </w:rPr>
-              <w:t>- Kích thước cửa tầng: 900x2100 mm</w:t>
-            </w:r>
-          </w:p>
-          <w:p>
-            <w:r>
-              <w:rPr>
-                <w:sz w:val="22"/>
-                <w:szCs w:val="22"/>
-              </w:rPr>
-              <w:t>- Hố thang lọt lòng: 2250x2100 mm</w:t>
-            </w:r>
-          </w:p>
-        </w:tc>
-        <w:tc>
-          <w:tcPr>
-            <w:tcW w:w="570" w:type="dxa"/>
-            <w:tcMar>
-              <w:top w:w="40" w:type="dxa"/>
-              <w:left w:w="70" w:type="dxa"/>
-              <w:bottom w:w="40" w:type="dxa"/>
-              <w:right w:w="70" w:type="dxa"/>
-            </w:tcMar>
-          </w:tcPr>
-          <w:p>
-            <w:pPr>
-              <w:jc w:val="center"/>
-            </w:pPr>
-            <w:r>
-              <w:rPr>
-                <w:sz w:val="22"/>
-                <w:szCs w:val="22"/>
-              </w:rPr>
-              <w:t>Bộ</w:t>
-            </w:r>
-          </w:p>
-        </w:tc>
-        <w:tc>
-          <w:tcPr>
-            <w:tcW w:w="680" w:type="dxa"/>
-            <w:tcMar>
-              <w:top w:w="40" w:type="dxa"/>
-              <w:left w:w="70" w:type="dxa"/>
-              <w:bottom w:w="40" w:type="dxa"/>
-              <w:right w:w="70" w:type="dxa"/>
-            </w:tcMar>
-          </w:tcPr>
-          <w:p>
-            <w:pPr>
-              <w:jc w:val="center"/>
-            </w:pPr>
-            <w:r>
-              <w:rPr>
-                <w:sz w:val="22"/>
-                <w:szCs w:val="22"/>
-              </w:rPr>
-              <w:t>01</w:t>
-            </w:r>
-          </w:p>
-        </w:tc>
-        <w:tc>
-          <w:tcPr>
-            <w:tcW w:w="1050" w:type="dxa"/>
-            <w:tcMar>
-              <w:top w:w="40" w:type="dxa"/>
-              <w:left w:w="70" w:type="dxa"/>
-              <w:bottom w:w="40" w:type="dxa"/>
-              <w:right w:w="70" w:type="dxa"/>
-            </w:tcMar>
-          </w:tcPr>
-          <w:p>
-            <w:pPr>
-              <w:jc w:val="center"/>
-            </w:pPr>
-            <w:r>
-              <w:rPr>
-                <w:sz w:val="22"/>
-                <w:szCs w:val="22"/>
-              </w:rPr>
-              <w:t>Schindler</w:t>
-            </w:r>
-          </w:p>
-        </w:tc>
-        <w:tc>
-          <w:tcPr>
-            <w:tcW w:w="950" w:type="dxa"/>
-            <w:tcMar>
-              <w:top w:w="40" w:type="dxa"/>
-              <w:left w:w="70" w:type="dxa"/>
-              <w:bottom w:w="40" w:type="dxa"/>
-              <w:right w:w="70" w:type="dxa"/>
-            </w:tcMar>
-          </w:tcPr>
-          <w:p>
-            <w:pPr>
-              <w:jc w:val="center"/>
-            </w:pPr>
-            <w:r>
-              <w:rPr>
-                <w:sz w:val="22"/>
-                <w:szCs w:val="22"/>
-              </w:rPr>
-              <w:t>Trung Quốc</w:t>
-            </w:r>
-          </w:p>
-        </w:tc>
-        <w:tc>
-          <w:tcPr>
-            <w:tcW w:w="938" w:type="dxa"/>
-            <w:tcMar>
-              <w:top w:w="40" w:type="dxa"/>
-              <w:left w:w="70" w:type="dxa"/>
-              <w:bottom w:w="40" w:type="dxa"/>
-              <w:right w:w="70" w:type="dxa"/>
-            </w:tcMar>
-          </w:tcPr>
-          <w:p/>
+            <w:tcW w:w="9638" w:type="dxa"/>
+          </w:tcPr>
+          <w:p>
+            <w:r>
+              <w:t>{{BLOCK_TB6}}</w:t>
+            </w:r>
+          </w:p>
         </w:tc>
       </w:tr>
     </w:tbl>
@@ -48876,471 +45416,13 @@
       <w:tr>
         <w:tc>
           <w:tcPr>
-            <w:tcW w:w="520" w:type="dxa"/>
-            <w:tcMar>
-              <w:top w:w="40" w:type="dxa"/>
-              <w:left w:w="70" w:type="dxa"/>
-              <w:bottom w:w="40" w:type="dxa"/>
-              <w:right w:w="70" w:type="dxa"/>
-            </w:tcMar>
-          </w:tcPr>
-          <w:p>
-            <w:pPr>
-              <w:jc w:val="center"/>
-            </w:pPr>
-            <w:r>
-              <w:rPr>
-                <w:sz w:val="22"/>
-                <w:szCs w:val="22"/>
-              </w:rPr>
-              <w:t>1</w:t>
-            </w:r>
-          </w:p>
-        </w:tc>
-        <w:tc>
-          <w:tcPr>
-            <w:tcW w:w="1714" w:type="dxa"/>
-            <w:tcMar>
-              <w:top w:w="40" w:type="dxa"/>
-              <w:left w:w="70" w:type="dxa"/>
-              <w:bottom w:w="40" w:type="dxa"/>
-              <w:right w:w="70" w:type="dxa"/>
-            </w:tcMar>
-          </w:tcPr>
-          <w:p>
-            <w:r>
-              <w:rPr>
-                <w:b/>
-                <w:bCs/>
-                <w:sz w:val="22"/>
-                <w:szCs w:val="22"/>
-              </w:rPr>
-              <w:t>Thang máy {{THANG1}} (Khu Showroom)</w:t>
-            </w:r>
-          </w:p>
-        </w:tc>
-        <w:tc>
-          <w:tcPr>
-            <w:tcW w:w="3229" w:type="dxa"/>
-            <w:tcMar>
-              <w:top w:w="40" w:type="dxa"/>
-              <w:left w:w="70" w:type="dxa"/>
-              <w:bottom w:w="40" w:type="dxa"/>
-              <w:right w:w="70" w:type="dxa"/>
-            </w:tcMar>
-          </w:tcPr>
-          <w:p>
-            <w:r>
-              <w:rPr>
-                <w:sz w:val="22"/>
-                <w:szCs w:val="22"/>
-              </w:rPr>
-              <w:t>- Cung cấp, lắp đặt, hiệu chỉnh, kiểm định hoàn chỉnh</w:t>
-            </w:r>
-          </w:p>
-          <w:p>
-            <w:r>
-              <w:rPr>
-                <w:sz w:val="22"/>
-                <w:szCs w:val="22"/>
-              </w:rPr>
-              <w:t>- Thang khách Schindler 3000 (MRL - không phòng máy)</w:t>
-            </w:r>
-          </w:p>
-          <w:p>
-            <w:r>
-              <w:rPr>
-                <w:sz w:val="22"/>
-                <w:szCs w:val="22"/>
-              </w:rPr>
-              <w:t>- Tải trọng: 1000 kg - 13 người</w:t>
-            </w:r>
-          </w:p>
-          <w:p>
-            <w:r>
-              <w:rPr>
-                <w:sz w:val="22"/>
-                <w:szCs w:val="22"/>
-              </w:rPr>
-              <w:t>- Vận tốc: 1,5 m/s</w:t>
-            </w:r>
-          </w:p>
-          <w:p>
-            <w:r>
-              <w:rPr>
-                <w:sz w:val="22"/>
-                <w:szCs w:val="22"/>
-              </w:rPr>
-              <w:t>- Số điểm dừng: 05 (mở cửa trước)</w:t>
-            </w:r>
-          </w:p>
-          <w:p>
-            <w:r>
-              <w:rPr>
-                <w:sz w:val="22"/>
-                <w:szCs w:val="22"/>
-              </w:rPr>
-              <w:t>- Kích thước cabin: 1600x1500x2400 mm</w:t>
-            </w:r>
-          </w:p>
-          <w:p>
-            <w:r>
-              <w:rPr>
-                <w:sz w:val="22"/>
-                <w:szCs w:val="22"/>
-              </w:rPr>
-              <w:t>- Kích thước cửa tầng: 900x2100 mm</w:t>
-            </w:r>
-          </w:p>
-          <w:p>
-            <w:r>
-              <w:rPr>
-                <w:sz w:val="22"/>
-                <w:szCs w:val="22"/>
-              </w:rPr>
-              <w:t>- Hố thang lọt lòng: 4880x2460 mm (hố đôi)</w:t>
-            </w:r>
-          </w:p>
-        </w:tc>
-        <w:tc>
-          <w:tcPr>
-            <w:tcW w:w="569" w:type="dxa"/>
-            <w:tcMar>
-              <w:top w:w="40" w:type="dxa"/>
-              <w:left w:w="70" w:type="dxa"/>
-              <w:bottom w:w="40" w:type="dxa"/>
-              <w:right w:w="70" w:type="dxa"/>
-            </w:tcMar>
-          </w:tcPr>
-          <w:p>
-            <w:pPr>
-              <w:jc w:val="center"/>
-            </w:pPr>
-            <w:r>
-              <w:rPr>
-                <w:sz w:val="22"/>
-                <w:szCs w:val="22"/>
-              </w:rPr>
-              <w:t>Bộ</w:t>
-            </w:r>
-          </w:p>
-        </w:tc>
-        <w:tc>
-          <w:tcPr>
-            <w:tcW w:w="679" w:type="dxa"/>
-            <w:tcMar>
-              <w:top w:w="40" w:type="dxa"/>
-              <w:left w:w="70" w:type="dxa"/>
-              <w:bottom w:w="40" w:type="dxa"/>
-              <w:right w:w="70" w:type="dxa"/>
-            </w:tcMar>
-          </w:tcPr>
-          <w:p>
-            <w:pPr>
-              <w:jc w:val="center"/>
-            </w:pPr>
-            <w:r>
-              <w:rPr>
-                <w:sz w:val="22"/>
-                <w:szCs w:val="22"/>
-              </w:rPr>
-              <w:t>01</w:t>
-            </w:r>
-          </w:p>
-        </w:tc>
-        <w:tc>
-          <w:tcPr>
-            <w:tcW w:w="1049" w:type="dxa"/>
-            <w:tcMar>
-              <w:top w:w="40" w:type="dxa"/>
-              <w:left w:w="70" w:type="dxa"/>
-              <w:bottom w:w="40" w:type="dxa"/>
-              <w:right w:w="70" w:type="dxa"/>
-            </w:tcMar>
-          </w:tcPr>
-          <w:p>
-            <w:pPr>
-              <w:jc w:val="center"/>
-            </w:pPr>
-            <w:r>
-              <w:rPr>
-                <w:sz w:val="22"/>
-                <w:szCs w:val="22"/>
-              </w:rPr>
-              <w:t>Schindler</w:t>
-            </w:r>
-          </w:p>
-        </w:tc>
-        <w:tc>
-          <w:tcPr>
-            <w:tcW w:w="946" w:type="dxa"/>
-            <w:tcMar>
-              <w:top w:w="40" w:type="dxa"/>
-              <w:left w:w="70" w:type="dxa"/>
-              <w:bottom w:w="40" w:type="dxa"/>
-              <w:right w:w="70" w:type="dxa"/>
-            </w:tcMar>
-          </w:tcPr>
-          <w:p>
-            <w:pPr>
-              <w:jc w:val="center"/>
-            </w:pPr>
-            <w:r>
-              <w:rPr>
-                <w:sz w:val="22"/>
-                <w:szCs w:val="22"/>
-              </w:rPr>
-              <w:t>Trung Quốc</w:t>
-            </w:r>
-          </w:p>
-        </w:tc>
-        <w:tc>
-          <w:tcPr>
-            <w:tcW w:w="932" w:type="dxa"/>
-            <w:tcMar>
-              <w:top w:w="40" w:type="dxa"/>
-              <w:left w:w="70" w:type="dxa"/>
-              <w:bottom w:w="40" w:type="dxa"/>
-              <w:right w:w="70" w:type="dxa"/>
-            </w:tcMar>
-          </w:tcPr>
-          <w:p/>
-        </w:tc>
-      </w:tr>
-      <w:tr>
-        <w:tc>
-          <w:tcPr>
-            <w:tcW w:w="520" w:type="dxa"/>
-            <w:tcMar>
-              <w:top w:w="40" w:type="dxa"/>
-              <w:left w:w="70" w:type="dxa"/>
-              <w:bottom w:w="40" w:type="dxa"/>
-              <w:right w:w="70" w:type="dxa"/>
-            </w:tcMar>
-          </w:tcPr>
-          <w:p>
-            <w:pPr>
-              <w:jc w:val="center"/>
-            </w:pPr>
-            <w:r>
-              <w:rPr>
-                <w:sz w:val="22"/>
-                <w:szCs w:val="22"/>
-              </w:rPr>
-              <w:t>2</w:t>
-            </w:r>
-          </w:p>
-        </w:tc>
-        <w:tc>
-          <w:tcPr>
-            <w:tcW w:w="1714" w:type="dxa"/>
-            <w:tcMar>
-              <w:top w:w="40" w:type="dxa"/>
-              <w:left w:w="70" w:type="dxa"/>
-              <w:bottom w:w="40" w:type="dxa"/>
-              <w:right w:w="70" w:type="dxa"/>
-            </w:tcMar>
-          </w:tcPr>
-          <w:p>
-            <w:r>
-              <w:rPr>
-                <w:b/>
-                <w:bCs/>
-                <w:sz w:val="22"/>
-                <w:szCs w:val="22"/>
-              </w:rPr>
-              <w:t>Thang máy {{THANG2}} (Khu phụ trợ)</w:t>
-            </w:r>
-          </w:p>
-        </w:tc>
-        <w:tc>
-          <w:tcPr>
-            <w:tcW w:w="3229" w:type="dxa"/>
-            <w:tcMar>
-              <w:top w:w="40" w:type="dxa"/>
-              <w:left w:w="70" w:type="dxa"/>
-              <w:bottom w:w="40" w:type="dxa"/>
-              <w:right w:w="70" w:type="dxa"/>
-            </w:tcMar>
-          </w:tcPr>
-          <w:p>
-            <w:r>
-              <w:rPr>
-                <w:sz w:val="22"/>
-                <w:szCs w:val="22"/>
-              </w:rPr>
-              <w:t>- Cung cấp, lắp đặt, hiệu chỉnh, kiểm định hoàn chỉnh</w:t>
-            </w:r>
-          </w:p>
-          <w:p>
-            <w:r>
-              <w:rPr>
-                <w:sz w:val="22"/>
-                <w:szCs w:val="22"/>
-              </w:rPr>
-              <w:t>- Thang khách Schindler 3000 (MRL - không phòng máy)</w:t>
-            </w:r>
-          </w:p>
-          <w:p>
-            <w:r>
-              <w:rPr>
-                <w:sz w:val="22"/>
-                <w:szCs w:val="22"/>
-              </w:rPr>
-              <w:t>- Tải trọng: 1000 kg - 13 người</w:t>
-            </w:r>
-          </w:p>
-          <w:p>
-            <w:r>
-              <w:rPr>
-                <w:sz w:val="22"/>
-                <w:szCs w:val="22"/>
-              </w:rPr>
-              <w:t>- Vận tốc: 1,5 m/s</w:t>
-            </w:r>
-          </w:p>
-          <w:p>
-            <w:r>
-              <w:rPr>
-                <w:sz w:val="22"/>
-                <w:szCs w:val="22"/>
-              </w:rPr>
-              <w:t>- Số điểm dừng: 05 (mở cửa trước)</w:t>
-            </w:r>
-          </w:p>
-          <w:p>
-            <w:r>
-              <w:rPr>
-                <w:sz w:val="22"/>
-                <w:szCs w:val="22"/>
-              </w:rPr>
-              <w:t>- Kích thước cabin: 1600x1500x2400 mm</w:t>
-            </w:r>
-          </w:p>
-          <w:p>
-            <w:r>
-              <w:rPr>
-                <w:sz w:val="22"/>
-                <w:szCs w:val="22"/>
-              </w:rPr>
-              <w:t>- Kích thước cửa tầng: 900x2100 mm</w:t>
-            </w:r>
-          </w:p>
-          <w:p>
-            <w:r>
-              <w:rPr>
-                <w:sz w:val="22"/>
-                <w:szCs w:val="22"/>
-              </w:rPr>
-              <w:lastRenderedPageBreak/>
-              <w:t>- Hố thang lọt lòng: 2250x2100 mm</w:t>
-            </w:r>
-          </w:p>
-        </w:tc>
-        <w:tc>
-          <w:tcPr>
-            <w:tcW w:w="569" w:type="dxa"/>
-            <w:tcMar>
-              <w:top w:w="40" w:type="dxa"/>
-              <w:left w:w="70" w:type="dxa"/>
-              <w:bottom w:w="40" w:type="dxa"/>
-              <w:right w:w="70" w:type="dxa"/>
-            </w:tcMar>
-          </w:tcPr>
-          <w:p>
-            <w:pPr>
-              <w:jc w:val="center"/>
-            </w:pPr>
-            <w:r>
-              <w:rPr>
-                <w:sz w:val="22"/>
-                <w:szCs w:val="22"/>
-              </w:rPr>
-              <w:lastRenderedPageBreak/>
-              <w:t>Bộ</w:t>
-            </w:r>
-          </w:p>
-        </w:tc>
-        <w:tc>
-          <w:tcPr>
-            <w:tcW w:w="679" w:type="dxa"/>
-            <w:tcMar>
-              <w:top w:w="40" w:type="dxa"/>
-              <w:left w:w="70" w:type="dxa"/>
-              <w:bottom w:w="40" w:type="dxa"/>
-              <w:right w:w="70" w:type="dxa"/>
-            </w:tcMar>
-          </w:tcPr>
-          <w:p>
-            <w:pPr>
-              <w:jc w:val="center"/>
-            </w:pPr>
-            <w:r>
-              <w:rPr>
-                <w:sz w:val="22"/>
-                <w:szCs w:val="22"/>
-              </w:rPr>
-              <w:t>01</w:t>
-            </w:r>
-          </w:p>
-        </w:tc>
-        <w:tc>
-          <w:tcPr>
-            <w:tcW w:w="1049" w:type="dxa"/>
-            <w:tcMar>
-              <w:top w:w="40" w:type="dxa"/>
-              <w:left w:w="70" w:type="dxa"/>
-              <w:bottom w:w="40" w:type="dxa"/>
-              <w:right w:w="70" w:type="dxa"/>
-            </w:tcMar>
-          </w:tcPr>
-          <w:p>
-            <w:pPr>
-              <w:jc w:val="center"/>
-            </w:pPr>
-            <w:r>
-              <w:rPr>
-                <w:sz w:val="22"/>
-                <w:szCs w:val="22"/>
-              </w:rPr>
-              <w:t>Schindler</w:t>
-            </w:r>
-          </w:p>
-        </w:tc>
-        <w:tc>
-          <w:tcPr>
-            <w:tcW w:w="946" w:type="dxa"/>
-            <w:tcMar>
-              <w:top w:w="40" w:type="dxa"/>
-              <w:left w:w="70" w:type="dxa"/>
-              <w:bottom w:w="40" w:type="dxa"/>
-              <w:right w:w="70" w:type="dxa"/>
-            </w:tcMar>
-          </w:tcPr>
-          <w:p>
-            <w:pPr>
-              <w:jc w:val="center"/>
-            </w:pPr>
-            <w:r>
-              <w:rPr>
-                <w:sz w:val="22"/>
-                <w:szCs w:val="22"/>
-              </w:rPr>
-              <w:t>Trung Quốc</w:t>
-            </w:r>
-          </w:p>
-        </w:tc>
-        <w:tc>
-          <w:tcPr>
-            <w:tcW w:w="932" w:type="dxa"/>
-            <w:tcMar>
-              <w:top w:w="40" w:type="dxa"/>
-              <w:left w:w="70" w:type="dxa"/>
-              <w:bottom w:w="40" w:type="dxa"/>
-              <w:right w:w="70" w:type="dxa"/>
-            </w:tcMar>
-          </w:tcPr>
-          <w:p/>
+            <w:tcW w:w="9638" w:type="dxa"/>
+          </w:tcPr>
+          <w:p>
+            <w:r>
+              <w:t>{{BLOCK_TB7}}</w:t>
+            </w:r>
+          </w:p>
         </w:tc>
       </w:tr>
     </w:tbl>

--- a/hoso_chatluong_template.docx
+++ b/hoso_chatluong_template.docx
@@ -1127,3788 +1127,14 @@
       <w:tr>
         <w:tc>
           <w:tcPr>
-            <w:tcW w:w="620" w:type="dxa"/>
-            <w:shd w:val="clear" w:color="auto" w:fill="F2F2F2"/>
-            <w:tcMar>
-              <w:top w:w="40" w:type="dxa"/>
-              <w:left w:w="70" w:type="dxa"/>
-              <w:bottom w:w="40" w:type="dxa"/>
-              <w:right w:w="70" w:type="dxa"/>
-            </w:tcMar>
-            <w:vAlign w:val="center"/>
-          </w:tcPr>
-          <w:p>
-            <w:pPr>
-              <w:jc w:val="center"/>
-            </w:pPr>
-            <w:r>
-              <w:rPr>
-                <w:b/>
-                <w:bCs/>
-                <w:sz w:val="22"/>
-                <w:szCs w:val="22"/>
-              </w:rPr>
-              <w:t>I</w:t>
-            </w:r>
-          </w:p>
-        </w:tc>
-        <w:tc>
-          <w:tcPr>
-            <w:tcW w:w="9018" w:type="dxa"/>
-            <w:gridSpan w:val="5"/>
-            <w:shd w:val="clear" w:color="auto" w:fill="F2F2F2"/>
-            <w:tcMar>
-              <w:top w:w="40" w:type="dxa"/>
-              <w:left w:w="70" w:type="dxa"/>
-              <w:bottom w:w="40" w:type="dxa"/>
-              <w:right w:w="70" w:type="dxa"/>
-            </w:tcMar>
-            <w:vAlign w:val="center"/>
-          </w:tcPr>
-          <w:p>
-            <w:r>
-              <w:rPr>
-                <w:b/>
-                <w:bCs/>
-                <w:sz w:val="22"/>
-                <w:szCs w:val="22"/>
-              </w:rPr>
-              <w:t>NGHIỆM THU VẬT LIỆU THIẾT BỊ ĐẦU VÀO</w:t>
-            </w:r>
-          </w:p>
-        </w:tc>
-      </w:tr>
-      <w:tr>
-        <w:tc>
-          <w:tcPr>
-            <w:tcW w:w="620" w:type="dxa"/>
-            <w:tcMar>
-              <w:top w:w="40" w:type="dxa"/>
-              <w:left w:w="70" w:type="dxa"/>
-              <w:bottom w:w="40" w:type="dxa"/>
-              <w:right w:w="70" w:type="dxa"/>
-            </w:tcMar>
-            <w:vAlign w:val="center"/>
-          </w:tcPr>
-          <w:p>
-            <w:pPr>
-              <w:jc w:val="center"/>
-            </w:pPr>
-            <w:r>
-              <w:rPr>
-                <w:sz w:val="22"/>
-                <w:szCs w:val="22"/>
-              </w:rPr>
-              <w:t>1</w:t>
-            </w:r>
-          </w:p>
-        </w:tc>
-        <w:tc>
-          <w:tcPr>
-            <w:tcW w:w="1000" w:type="dxa"/>
-            <w:tcMar>
-              <w:top w:w="40" w:type="dxa"/>
-              <w:left w:w="70" w:type="dxa"/>
-              <w:bottom w:w="40" w:type="dxa"/>
-              <w:right w:w="70" w:type="dxa"/>
-            </w:tcMar>
-            <w:vAlign w:val="center"/>
-          </w:tcPr>
-          <w:p>
-            <w:pPr>
-              <w:jc w:val="center"/>
-            </w:pPr>
-            <w:r>
-              <w:rPr>
-                <w:sz w:val="22"/>
-                <w:szCs w:val="22"/>
-              </w:rPr>
-              <w:t>YCNT</w:t>
-            </w:r>
-          </w:p>
-        </w:tc>
-        <w:tc>
-          <w:tcPr>
-            <w:tcW w:w="3580" w:type="dxa"/>
-            <w:tcMar>
-              <w:top w:w="40" w:type="dxa"/>
-              <w:left w:w="70" w:type="dxa"/>
-              <w:bottom w:w="40" w:type="dxa"/>
-              <w:right w:w="70" w:type="dxa"/>
-            </w:tcMar>
-            <w:vAlign w:val="center"/>
-          </w:tcPr>
-          <w:p>
-            <w:r>
-              <w:rPr>
-                <w:sz w:val="22"/>
-                <w:szCs w:val="22"/>
-              </w:rPr>
-              <w:t>Phiếu đề nghị nghiệm thu</w:t>
-            </w:r>
-          </w:p>
-        </w:tc>
-        <w:tc>
-          <w:tcPr>
-            <w:tcW w:w="1900" w:type="dxa"/>
-            <w:tcMar>
-              <w:top w:w="40" w:type="dxa"/>
-              <w:left w:w="70" w:type="dxa"/>
-              <w:bottom w:w="40" w:type="dxa"/>
-              <w:right w:w="70" w:type="dxa"/>
-            </w:tcMar>
-            <w:vAlign w:val="center"/>
-          </w:tcPr>
-          <w:p>
-            <w:pPr>
-              <w:jc w:val="center"/>
-            </w:pPr>
-            <w:r>
-              <w:rPr>
-                <w:sz w:val="22"/>
-                <w:szCs w:val="22"/>
-              </w:rPr>
-              <w:t>{{MA_HS}}/YCNT/VLĐV/01</w:t>
-            </w:r>
-          </w:p>
-        </w:tc>
-        <w:tc>
-          <w:tcPr>
-            <w:tcW w:w="1300" w:type="dxa"/>
-            <w:tcMar>
-              <w:top w:w="40" w:type="dxa"/>
-              <w:left w:w="70" w:type="dxa"/>
-              <w:bottom w:w="40" w:type="dxa"/>
-              <w:right w:w="70" w:type="dxa"/>
-            </w:tcMar>
-            <w:vAlign w:val="center"/>
-          </w:tcPr>
-          <w:p>
-            <w:pPr>
-              <w:jc w:val="center"/>
-            </w:pPr>
-            <w:r>
-              <w:rPr>
-                <w:sz w:val="22"/>
-                <w:szCs w:val="22"/>
-              </w:rPr>
-              <w:t>.....................</w:t>
-            </w:r>
-          </w:p>
-        </w:tc>
-        <w:tc>
-          <w:tcPr>
-            <w:tcW w:w="1238" w:type="dxa"/>
-            <w:tcMar>
-              <w:top w:w="40" w:type="dxa"/>
-              <w:left w:w="70" w:type="dxa"/>
-              <w:bottom w:w="40" w:type="dxa"/>
-              <w:right w:w="70" w:type="dxa"/>
-            </w:tcMar>
-            <w:vAlign w:val="center"/>
-          </w:tcPr>
-          <w:p/>
-        </w:tc>
-      </w:tr>
-      <w:tr>
-        <w:tc>
-          <w:tcPr>
-            <w:tcW w:w="620" w:type="dxa"/>
-            <w:tcMar>
-              <w:top w:w="40" w:type="dxa"/>
-              <w:left w:w="70" w:type="dxa"/>
-              <w:bottom w:w="40" w:type="dxa"/>
-              <w:right w:w="70" w:type="dxa"/>
-            </w:tcMar>
-            <w:vAlign w:val="center"/>
-          </w:tcPr>
-          <w:p>
-            <w:pPr>
-              <w:jc w:val="center"/>
-            </w:pPr>
-            <w:r>
-              <w:rPr>
-                <w:sz w:val="22"/>
-                <w:szCs w:val="22"/>
-              </w:rPr>
-              <w:t>2</w:t>
-            </w:r>
-          </w:p>
-        </w:tc>
-        <w:tc>
-          <w:tcPr>
-            <w:tcW w:w="1000" w:type="dxa"/>
-            <w:tcMar>
-              <w:top w:w="40" w:type="dxa"/>
-              <w:left w:w="70" w:type="dxa"/>
-              <w:bottom w:w="40" w:type="dxa"/>
-              <w:right w:w="70" w:type="dxa"/>
-            </w:tcMar>
-            <w:vAlign w:val="center"/>
-          </w:tcPr>
-          <w:p>
-            <w:pPr>
-              <w:jc w:val="center"/>
-            </w:pPr>
-            <w:r>
-              <w:rPr>
-                <w:sz w:val="22"/>
-                <w:szCs w:val="22"/>
-              </w:rPr>
-              <w:t>BBNT</w:t>
-            </w:r>
-          </w:p>
-        </w:tc>
-        <w:tc>
-          <w:tcPr>
-            <w:tcW w:w="3580" w:type="dxa"/>
-            <w:tcMar>
-              <w:top w:w="40" w:type="dxa"/>
-              <w:left w:w="70" w:type="dxa"/>
-              <w:bottom w:w="40" w:type="dxa"/>
-              <w:right w:w="70" w:type="dxa"/>
-            </w:tcMar>
-            <w:vAlign w:val="center"/>
-          </w:tcPr>
-          <w:p>
-            <w:r>
-              <w:rPr>
-                <w:sz w:val="22"/>
-                <w:szCs w:val="22"/>
-              </w:rPr>
-              <w:t>Biên bản nghiệm thu công việc</w:t>
-            </w:r>
-          </w:p>
-        </w:tc>
-        <w:tc>
-          <w:tcPr>
-            <w:tcW w:w="1900" w:type="dxa"/>
-            <w:tcMar>
-              <w:top w:w="40" w:type="dxa"/>
-              <w:left w:w="70" w:type="dxa"/>
-              <w:bottom w:w="40" w:type="dxa"/>
-              <w:right w:w="70" w:type="dxa"/>
-            </w:tcMar>
-            <w:vAlign w:val="center"/>
-          </w:tcPr>
-          <w:p>
-            <w:pPr>
-              <w:jc w:val="center"/>
-            </w:pPr>
-            <w:r>
-              <w:rPr>
-                <w:sz w:val="22"/>
-                <w:szCs w:val="22"/>
-              </w:rPr>
-              <w:t>{{MA_HS}}/BBNT/VLĐV/01</w:t>
-            </w:r>
-          </w:p>
-        </w:tc>
-        <w:tc>
-          <w:tcPr>
-            <w:tcW w:w="1300" w:type="dxa"/>
-            <w:tcMar>
-              <w:top w:w="40" w:type="dxa"/>
-              <w:left w:w="70" w:type="dxa"/>
-              <w:bottom w:w="40" w:type="dxa"/>
-              <w:right w:w="70" w:type="dxa"/>
-            </w:tcMar>
-            <w:vAlign w:val="center"/>
-          </w:tcPr>
-          <w:p>
-            <w:pPr>
-              <w:jc w:val="center"/>
-            </w:pPr>
-            <w:r>
-              <w:rPr>
-                <w:sz w:val="22"/>
-                <w:szCs w:val="22"/>
-              </w:rPr>
-              <w:t>.....................</w:t>
-            </w:r>
-          </w:p>
-        </w:tc>
-        <w:tc>
-          <w:tcPr>
-            <w:tcW w:w="1238" w:type="dxa"/>
-            <w:tcMar>
-              <w:top w:w="40" w:type="dxa"/>
-              <w:left w:w="70" w:type="dxa"/>
-              <w:bottom w:w="40" w:type="dxa"/>
-              <w:right w:w="70" w:type="dxa"/>
-            </w:tcMar>
-            <w:vAlign w:val="center"/>
-          </w:tcPr>
-          <w:p/>
-        </w:tc>
-      </w:tr>
-      <w:tr>
-        <w:tc>
-          <w:tcPr>
-            <w:tcW w:w="620" w:type="dxa"/>
-            <w:tcMar>
-              <w:top w:w="40" w:type="dxa"/>
-              <w:left w:w="70" w:type="dxa"/>
-              <w:bottom w:w="40" w:type="dxa"/>
-              <w:right w:w="70" w:type="dxa"/>
-            </w:tcMar>
-            <w:vAlign w:val="center"/>
-          </w:tcPr>
-          <w:p>
-            <w:pPr>
-              <w:jc w:val="center"/>
-            </w:pPr>
-            <w:r>
-              <w:rPr>
-                <w:sz w:val="22"/>
-                <w:szCs w:val="22"/>
-              </w:rPr>
-              <w:t>3</w:t>
-            </w:r>
-          </w:p>
-        </w:tc>
-        <w:tc>
-          <w:tcPr>
-            <w:tcW w:w="1000" w:type="dxa"/>
-            <w:tcMar>
-              <w:top w:w="40" w:type="dxa"/>
-              <w:left w:w="70" w:type="dxa"/>
-              <w:bottom w:w="40" w:type="dxa"/>
-              <w:right w:w="70" w:type="dxa"/>
-            </w:tcMar>
-            <w:vAlign w:val="center"/>
-          </w:tcPr>
-          <w:p>
-            <w:pPr>
-              <w:jc w:val="center"/>
-            </w:pPr>
-            <w:r>
-              <w:rPr>
-                <w:sz w:val="22"/>
-                <w:szCs w:val="22"/>
-              </w:rPr>
-              <w:t>BBKT</w:t>
-            </w:r>
-          </w:p>
-        </w:tc>
-        <w:tc>
-          <w:tcPr>
-            <w:tcW w:w="3580" w:type="dxa"/>
-            <w:tcMar>
-              <w:top w:w="40" w:type="dxa"/>
-              <w:left w:w="70" w:type="dxa"/>
-              <w:bottom w:w="40" w:type="dxa"/>
-              <w:right w:w="70" w:type="dxa"/>
-            </w:tcMar>
-            <w:vAlign w:val="center"/>
-          </w:tcPr>
-          <w:p>
-            <w:r>
-              <w:rPr>
-                <w:sz w:val="22"/>
-                <w:szCs w:val="22"/>
-              </w:rPr>
-              <w:t>Biên bản kiểm tra công tác nghiệm thu công việc</w:t>
-            </w:r>
-          </w:p>
-        </w:tc>
-        <w:tc>
-          <w:tcPr>
-            <w:tcW w:w="1900" w:type="dxa"/>
-            <w:tcMar>
-              <w:top w:w="40" w:type="dxa"/>
-              <w:left w:w="70" w:type="dxa"/>
-              <w:bottom w:w="40" w:type="dxa"/>
-              <w:right w:w="70" w:type="dxa"/>
-            </w:tcMar>
-            <w:vAlign w:val="center"/>
-          </w:tcPr>
-          <w:p>
-            <w:pPr>
-              <w:jc w:val="center"/>
-            </w:pPr>
-            <w:r>
-              <w:rPr>
-                <w:sz w:val="22"/>
-                <w:szCs w:val="22"/>
-              </w:rPr>
-              <w:t>{{MA_HS}}/BBKT/VLĐV/01</w:t>
-            </w:r>
-          </w:p>
-        </w:tc>
-        <w:tc>
-          <w:tcPr>
-            <w:tcW w:w="1300" w:type="dxa"/>
-            <w:tcMar>
-              <w:top w:w="40" w:type="dxa"/>
-              <w:left w:w="70" w:type="dxa"/>
-              <w:bottom w:w="40" w:type="dxa"/>
-              <w:right w:w="70" w:type="dxa"/>
-            </w:tcMar>
-            <w:vAlign w:val="center"/>
-          </w:tcPr>
-          <w:p>
-            <w:pPr>
-              <w:jc w:val="center"/>
-            </w:pPr>
-            <w:r>
-              <w:rPr>
-                <w:sz w:val="22"/>
-                <w:szCs w:val="22"/>
-              </w:rPr>
-              <w:t>.....................</w:t>
-            </w:r>
-          </w:p>
-        </w:tc>
-        <w:tc>
-          <w:tcPr>
-            <w:tcW w:w="1238" w:type="dxa"/>
-            <w:tcMar>
-              <w:top w:w="40" w:type="dxa"/>
-              <w:left w:w="70" w:type="dxa"/>
-              <w:bottom w:w="40" w:type="dxa"/>
-              <w:right w:w="70" w:type="dxa"/>
-            </w:tcMar>
-            <w:vAlign w:val="center"/>
-          </w:tcPr>
-          <w:p/>
-        </w:tc>
-      </w:tr>
-      <w:tr>
-        <w:tc>
-          <w:tcPr>
-            <w:tcW w:w="620" w:type="dxa"/>
-            <w:shd w:val="clear" w:color="auto" w:fill="F2F2F2"/>
-            <w:tcMar>
-              <w:top w:w="40" w:type="dxa"/>
-              <w:left w:w="70" w:type="dxa"/>
-              <w:bottom w:w="40" w:type="dxa"/>
-              <w:right w:w="70" w:type="dxa"/>
-            </w:tcMar>
-            <w:vAlign w:val="center"/>
-          </w:tcPr>
-          <w:p>
-            <w:pPr>
-              <w:jc w:val="center"/>
-            </w:pPr>
-            <w:r>
-              <w:rPr>
-                <w:b/>
-                <w:bCs/>
-                <w:sz w:val="22"/>
-                <w:szCs w:val="22"/>
-              </w:rPr>
-              <w:t>II</w:t>
-            </w:r>
-          </w:p>
-        </w:tc>
-        <w:tc>
-          <w:tcPr>
-            <w:tcW w:w="9018" w:type="dxa"/>
-            <w:gridSpan w:val="5"/>
-            <w:shd w:val="clear" w:color="auto" w:fill="F2F2F2"/>
-            <w:tcMar>
-              <w:top w:w="40" w:type="dxa"/>
-              <w:left w:w="70" w:type="dxa"/>
-              <w:bottom w:w="40" w:type="dxa"/>
-              <w:right w:w="70" w:type="dxa"/>
-            </w:tcMar>
-            <w:vAlign w:val="center"/>
-          </w:tcPr>
-          <w:p>
-            <w:r>
-              <w:rPr>
-                <w:b/>
-                <w:bCs/>
-                <w:sz w:val="22"/>
-                <w:szCs w:val="22"/>
-              </w:rPr>
-              <w:t>LẮP ĐẶT TĨNH THIẾT BỊ THANG MÁY VÀ ĐÀ THÉP</w:t>
-            </w:r>
-          </w:p>
-        </w:tc>
-      </w:tr>
-      <w:tr>
-        <w:tc>
-          <w:tcPr>
-            <w:tcW w:w="620" w:type="dxa"/>
-            <w:tcMar>
-              <w:top w:w="40" w:type="dxa"/>
-              <w:left w:w="70" w:type="dxa"/>
-              <w:bottom w:w="40" w:type="dxa"/>
-              <w:right w:w="70" w:type="dxa"/>
-            </w:tcMar>
-            <w:vAlign w:val="center"/>
-          </w:tcPr>
-          <w:p>
-            <w:pPr>
-              <w:jc w:val="center"/>
-            </w:pPr>
-            <w:r>
-              <w:rPr>
-                <w:sz w:val="22"/>
-                <w:szCs w:val="22"/>
-              </w:rPr>
-              <w:t>4</w:t>
-            </w:r>
-          </w:p>
-        </w:tc>
-        <w:tc>
-          <w:tcPr>
-            <w:tcW w:w="1000" w:type="dxa"/>
-            <w:tcMar>
-              <w:top w:w="40" w:type="dxa"/>
-              <w:left w:w="70" w:type="dxa"/>
-              <w:bottom w:w="40" w:type="dxa"/>
-              <w:right w:w="70" w:type="dxa"/>
-            </w:tcMar>
-            <w:vAlign w:val="center"/>
-          </w:tcPr>
-          <w:p>
-            <w:pPr>
-              <w:jc w:val="center"/>
-            </w:pPr>
-            <w:r>
-              <w:rPr>
-                <w:sz w:val="22"/>
-                <w:szCs w:val="22"/>
-              </w:rPr>
-              <w:t>YCNT</w:t>
-            </w:r>
-          </w:p>
-        </w:tc>
-        <w:tc>
-          <w:tcPr>
-            <w:tcW w:w="3580" w:type="dxa"/>
-            <w:tcMar>
-              <w:top w:w="40" w:type="dxa"/>
-              <w:left w:w="70" w:type="dxa"/>
-              <w:bottom w:w="40" w:type="dxa"/>
-              <w:right w:w="70" w:type="dxa"/>
-            </w:tcMar>
-            <w:vAlign w:val="center"/>
-          </w:tcPr>
-          <w:p>
-            <w:r>
-              <w:rPr>
-                <w:sz w:val="22"/>
-                <w:szCs w:val="22"/>
-              </w:rPr>
-              <w:t>Phiếu đề nghị nghiệm thu</w:t>
-            </w:r>
-          </w:p>
-        </w:tc>
-        <w:tc>
-          <w:tcPr>
-            <w:tcW w:w="1900" w:type="dxa"/>
-            <w:tcMar>
-              <w:top w:w="40" w:type="dxa"/>
-              <w:left w:w="70" w:type="dxa"/>
-              <w:bottom w:w="40" w:type="dxa"/>
-              <w:right w:w="70" w:type="dxa"/>
-            </w:tcMar>
-            <w:vAlign w:val="center"/>
-          </w:tcPr>
-          <w:p>
-            <w:pPr>
-              <w:jc w:val="center"/>
-            </w:pPr>
-            <w:r>
-              <w:rPr>
-                <w:sz w:val="22"/>
-                <w:szCs w:val="22"/>
-              </w:rPr>
-              <w:t>{{MA_HS}}/YCNT/LĐT/01</w:t>
-            </w:r>
-          </w:p>
-        </w:tc>
-        <w:tc>
-          <w:tcPr>
-            <w:tcW w:w="1300" w:type="dxa"/>
-            <w:tcMar>
-              <w:top w:w="40" w:type="dxa"/>
-              <w:left w:w="70" w:type="dxa"/>
-              <w:bottom w:w="40" w:type="dxa"/>
-              <w:right w:w="70" w:type="dxa"/>
-            </w:tcMar>
-            <w:vAlign w:val="center"/>
-          </w:tcPr>
-          <w:p>
-            <w:pPr>
-              <w:jc w:val="center"/>
-            </w:pPr>
-            <w:r>
-              <w:rPr>
-                <w:sz w:val="22"/>
-                <w:szCs w:val="22"/>
-              </w:rPr>
-              <w:t>.....................</w:t>
-            </w:r>
-          </w:p>
-        </w:tc>
-        <w:tc>
-          <w:tcPr>
-            <w:tcW w:w="1238" w:type="dxa"/>
-            <w:tcMar>
-              <w:top w:w="40" w:type="dxa"/>
-              <w:left w:w="70" w:type="dxa"/>
-              <w:bottom w:w="40" w:type="dxa"/>
-              <w:right w:w="70" w:type="dxa"/>
-            </w:tcMar>
-            <w:vAlign w:val="center"/>
-          </w:tcPr>
-          <w:p/>
-        </w:tc>
-      </w:tr>
-      <w:tr>
-        <w:tc>
-          <w:tcPr>
-            <w:tcW w:w="620" w:type="dxa"/>
-            <w:tcMar>
-              <w:top w:w="40" w:type="dxa"/>
-              <w:left w:w="70" w:type="dxa"/>
-              <w:bottom w:w="40" w:type="dxa"/>
-              <w:right w:w="70" w:type="dxa"/>
-            </w:tcMar>
-            <w:vAlign w:val="center"/>
-          </w:tcPr>
-          <w:p>
-            <w:pPr>
-              <w:jc w:val="center"/>
-            </w:pPr>
-            <w:r>
-              <w:rPr>
-                <w:sz w:val="22"/>
-                <w:szCs w:val="22"/>
-              </w:rPr>
-              <w:t>5</w:t>
-            </w:r>
-          </w:p>
-        </w:tc>
-        <w:tc>
-          <w:tcPr>
-            <w:tcW w:w="1000" w:type="dxa"/>
-            <w:tcMar>
-              <w:top w:w="40" w:type="dxa"/>
-              <w:left w:w="70" w:type="dxa"/>
-              <w:bottom w:w="40" w:type="dxa"/>
-              <w:right w:w="70" w:type="dxa"/>
-            </w:tcMar>
-            <w:vAlign w:val="center"/>
-          </w:tcPr>
-          <w:p>
-            <w:pPr>
-              <w:jc w:val="center"/>
-            </w:pPr>
-            <w:r>
-              <w:rPr>
-                <w:sz w:val="22"/>
-                <w:szCs w:val="22"/>
-              </w:rPr>
-              <w:t>BBNT</w:t>
-            </w:r>
-          </w:p>
-        </w:tc>
-        <w:tc>
-          <w:tcPr>
-            <w:tcW w:w="3580" w:type="dxa"/>
-            <w:tcMar>
-              <w:top w:w="40" w:type="dxa"/>
-              <w:left w:w="70" w:type="dxa"/>
-              <w:bottom w:w="40" w:type="dxa"/>
-              <w:right w:w="70" w:type="dxa"/>
-            </w:tcMar>
-            <w:vAlign w:val="center"/>
-          </w:tcPr>
-          <w:p>
-            <w:r>
-              <w:rPr>
-                <w:sz w:val="22"/>
-                <w:szCs w:val="22"/>
-              </w:rPr>
-              <w:t>Biên bản nghiệm thu công việc</w:t>
-            </w:r>
-          </w:p>
-        </w:tc>
-        <w:tc>
-          <w:tcPr>
-            <w:tcW w:w="1900" w:type="dxa"/>
-            <w:tcMar>
-              <w:top w:w="40" w:type="dxa"/>
-              <w:left w:w="70" w:type="dxa"/>
-              <w:bottom w:w="40" w:type="dxa"/>
-              <w:right w:w="70" w:type="dxa"/>
-            </w:tcMar>
-            <w:vAlign w:val="center"/>
-          </w:tcPr>
-          <w:p>
-            <w:pPr>
-              <w:jc w:val="center"/>
-            </w:pPr>
-            <w:r>
-              <w:rPr>
-                <w:sz w:val="22"/>
-                <w:szCs w:val="22"/>
-              </w:rPr>
-              <w:t>{{MA_HS}}/BBNT/LĐT/01</w:t>
-            </w:r>
-          </w:p>
-        </w:tc>
-        <w:tc>
-          <w:tcPr>
-            <w:tcW w:w="1300" w:type="dxa"/>
-            <w:tcMar>
-              <w:top w:w="40" w:type="dxa"/>
-              <w:left w:w="70" w:type="dxa"/>
-              <w:bottom w:w="40" w:type="dxa"/>
-              <w:right w:w="70" w:type="dxa"/>
-            </w:tcMar>
-            <w:vAlign w:val="center"/>
-          </w:tcPr>
-          <w:p>
-            <w:pPr>
-              <w:jc w:val="center"/>
-            </w:pPr>
-            <w:r>
-              <w:rPr>
-                <w:sz w:val="22"/>
-                <w:szCs w:val="22"/>
-              </w:rPr>
-              <w:t>.....................</w:t>
-            </w:r>
-          </w:p>
-        </w:tc>
-        <w:tc>
-          <w:tcPr>
-            <w:tcW w:w="1238" w:type="dxa"/>
-            <w:tcMar>
-              <w:top w:w="40" w:type="dxa"/>
-              <w:left w:w="70" w:type="dxa"/>
-              <w:bottom w:w="40" w:type="dxa"/>
-              <w:right w:w="70" w:type="dxa"/>
-            </w:tcMar>
-            <w:vAlign w:val="center"/>
-          </w:tcPr>
-          <w:p/>
-        </w:tc>
-      </w:tr>
-      <w:tr>
-        <w:tc>
-          <w:tcPr>
-            <w:tcW w:w="620" w:type="dxa"/>
-            <w:tcMar>
-              <w:top w:w="40" w:type="dxa"/>
-              <w:left w:w="70" w:type="dxa"/>
-              <w:bottom w:w="40" w:type="dxa"/>
-              <w:right w:w="70" w:type="dxa"/>
-            </w:tcMar>
-            <w:vAlign w:val="center"/>
-          </w:tcPr>
-          <w:p>
-            <w:pPr>
-              <w:jc w:val="center"/>
-            </w:pPr>
-            <w:r>
-              <w:rPr>
-                <w:sz w:val="22"/>
-                <w:szCs w:val="22"/>
-              </w:rPr>
-              <w:t>6</w:t>
-            </w:r>
-          </w:p>
-        </w:tc>
-        <w:tc>
-          <w:tcPr>
-            <w:tcW w:w="1000" w:type="dxa"/>
-            <w:tcMar>
-              <w:top w:w="40" w:type="dxa"/>
-              <w:left w:w="70" w:type="dxa"/>
-              <w:bottom w:w="40" w:type="dxa"/>
-              <w:right w:w="70" w:type="dxa"/>
-            </w:tcMar>
-            <w:vAlign w:val="center"/>
-          </w:tcPr>
-          <w:p>
-            <w:pPr>
-              <w:jc w:val="center"/>
-            </w:pPr>
-            <w:r>
-              <w:rPr>
-                <w:sz w:val="22"/>
-                <w:szCs w:val="22"/>
-              </w:rPr>
-              <w:t>BBKT</w:t>
-            </w:r>
-          </w:p>
-        </w:tc>
-        <w:tc>
-          <w:tcPr>
-            <w:tcW w:w="3580" w:type="dxa"/>
-            <w:tcMar>
-              <w:top w:w="40" w:type="dxa"/>
-              <w:left w:w="70" w:type="dxa"/>
-              <w:bottom w:w="40" w:type="dxa"/>
-              <w:right w:w="70" w:type="dxa"/>
-            </w:tcMar>
-            <w:vAlign w:val="center"/>
-          </w:tcPr>
-          <w:p>
-            <w:r>
-              <w:rPr>
-                <w:sz w:val="22"/>
-                <w:szCs w:val="22"/>
-              </w:rPr>
-              <w:t>Biên bản kiểm tra công tác nghiệm thu công việc</w:t>
-            </w:r>
-          </w:p>
-        </w:tc>
-        <w:tc>
-          <w:tcPr>
-            <w:tcW w:w="1900" w:type="dxa"/>
-            <w:tcMar>
-              <w:top w:w="40" w:type="dxa"/>
-              <w:left w:w="70" w:type="dxa"/>
-              <w:bottom w:w="40" w:type="dxa"/>
-              <w:right w:w="70" w:type="dxa"/>
-            </w:tcMar>
-            <w:vAlign w:val="center"/>
-          </w:tcPr>
-          <w:p>
-            <w:pPr>
-              <w:jc w:val="center"/>
-            </w:pPr>
-            <w:r>
-              <w:rPr>
-                <w:sz w:val="22"/>
-                <w:szCs w:val="22"/>
-              </w:rPr>
-              <w:t>{{MA_HS}}/BBKT/LĐT/01</w:t>
-            </w:r>
-          </w:p>
-        </w:tc>
-        <w:tc>
-          <w:tcPr>
-            <w:tcW w:w="1300" w:type="dxa"/>
-            <w:tcMar>
-              <w:top w:w="40" w:type="dxa"/>
-              <w:left w:w="70" w:type="dxa"/>
-              <w:bottom w:w="40" w:type="dxa"/>
-              <w:right w:w="70" w:type="dxa"/>
-            </w:tcMar>
-            <w:vAlign w:val="center"/>
-          </w:tcPr>
-          <w:p>
-            <w:pPr>
-              <w:jc w:val="center"/>
-            </w:pPr>
-            <w:r>
-              <w:rPr>
-                <w:sz w:val="22"/>
-                <w:szCs w:val="22"/>
-              </w:rPr>
-              <w:t>.....................</w:t>
-            </w:r>
-          </w:p>
-        </w:tc>
-        <w:tc>
-          <w:tcPr>
-            <w:tcW w:w="1238" w:type="dxa"/>
-            <w:tcMar>
-              <w:top w:w="40" w:type="dxa"/>
-              <w:left w:w="70" w:type="dxa"/>
-              <w:bottom w:w="40" w:type="dxa"/>
-              <w:right w:w="70" w:type="dxa"/>
-            </w:tcMar>
-            <w:vAlign w:val="center"/>
-          </w:tcPr>
-          <w:p/>
-        </w:tc>
-      </w:tr>
-      <w:tr>
-        <w:tc>
-          <w:tcPr>
-            <w:tcW w:w="620" w:type="dxa"/>
-            <w:shd w:val="clear" w:color="auto" w:fill="F2F2F2"/>
-            <w:tcMar>
-              <w:top w:w="40" w:type="dxa"/>
-              <w:left w:w="70" w:type="dxa"/>
-              <w:bottom w:w="40" w:type="dxa"/>
-              <w:right w:w="70" w:type="dxa"/>
-            </w:tcMar>
-            <w:vAlign w:val="center"/>
-          </w:tcPr>
-          <w:p>
-            <w:pPr>
-              <w:jc w:val="center"/>
-            </w:pPr>
-            <w:r>
-              <w:rPr>
-                <w:b/>
-                <w:bCs/>
-                <w:sz w:val="22"/>
-                <w:szCs w:val="22"/>
-              </w:rPr>
-              <w:t>III</w:t>
-            </w:r>
-          </w:p>
-        </w:tc>
-        <w:tc>
-          <w:tcPr>
-            <w:tcW w:w="9018" w:type="dxa"/>
-            <w:gridSpan w:val="5"/>
-            <w:shd w:val="clear" w:color="auto" w:fill="F2F2F2"/>
-            <w:tcMar>
-              <w:top w:w="40" w:type="dxa"/>
-              <w:left w:w="70" w:type="dxa"/>
-              <w:bottom w:w="40" w:type="dxa"/>
-              <w:right w:w="70" w:type="dxa"/>
-            </w:tcMar>
-            <w:vAlign w:val="center"/>
-          </w:tcPr>
-          <w:p>
-            <w:r>
-              <w:rPr>
-                <w:b/>
-                <w:bCs/>
-                <w:sz w:val="22"/>
-                <w:szCs w:val="22"/>
-              </w:rPr>
-              <w:t>CHẠY THỬ ĐƠN ĐỘNG KHÔNG TẢI THIẾT BỊ THANG MÁY</w:t>
-            </w:r>
-          </w:p>
-        </w:tc>
-      </w:tr>
-      <w:tr>
-        <w:tc>
-          <w:tcPr>
-            <w:tcW w:w="620" w:type="dxa"/>
-            <w:tcMar>
-              <w:top w:w="40" w:type="dxa"/>
-              <w:left w:w="70" w:type="dxa"/>
-              <w:bottom w:w="40" w:type="dxa"/>
-              <w:right w:w="70" w:type="dxa"/>
-            </w:tcMar>
-            <w:vAlign w:val="center"/>
-          </w:tcPr>
-          <w:p>
-            <w:pPr>
-              <w:jc w:val="center"/>
-            </w:pPr>
-            <w:r>
-              <w:rPr>
-                <w:sz w:val="22"/>
-                <w:szCs w:val="22"/>
-              </w:rPr>
-              <w:t>7</w:t>
-            </w:r>
-          </w:p>
-        </w:tc>
-        <w:tc>
-          <w:tcPr>
-            <w:tcW w:w="1000" w:type="dxa"/>
-            <w:tcMar>
-              <w:top w:w="40" w:type="dxa"/>
-              <w:left w:w="70" w:type="dxa"/>
-              <w:bottom w:w="40" w:type="dxa"/>
-              <w:right w:w="70" w:type="dxa"/>
-            </w:tcMar>
-            <w:vAlign w:val="center"/>
-          </w:tcPr>
-          <w:p>
-            <w:pPr>
-              <w:jc w:val="center"/>
-            </w:pPr>
-            <w:r>
-              <w:rPr>
-                <w:sz w:val="22"/>
-                <w:szCs w:val="22"/>
-              </w:rPr>
-              <w:t>YCNT</w:t>
-            </w:r>
-          </w:p>
-        </w:tc>
-        <w:tc>
-          <w:tcPr>
-            <w:tcW w:w="3580" w:type="dxa"/>
-            <w:tcMar>
-              <w:top w:w="40" w:type="dxa"/>
-              <w:left w:w="70" w:type="dxa"/>
-              <w:bottom w:w="40" w:type="dxa"/>
-              <w:right w:w="70" w:type="dxa"/>
-            </w:tcMar>
-            <w:vAlign w:val="center"/>
-          </w:tcPr>
-          <w:p>
-            <w:r>
-              <w:rPr>
-                <w:sz w:val="22"/>
-                <w:szCs w:val="22"/>
-              </w:rPr>
-              <w:t>Phiếu đề nghị nghiệm thu</w:t>
-            </w:r>
-          </w:p>
-        </w:tc>
-        <w:tc>
-          <w:tcPr>
-            <w:tcW w:w="1900" w:type="dxa"/>
-            <w:tcMar>
-              <w:top w:w="40" w:type="dxa"/>
-              <w:left w:w="70" w:type="dxa"/>
-              <w:bottom w:w="40" w:type="dxa"/>
-              <w:right w:w="70" w:type="dxa"/>
-            </w:tcMar>
-            <w:vAlign w:val="center"/>
-          </w:tcPr>
-          <w:p>
-            <w:pPr>
-              <w:jc w:val="center"/>
-            </w:pPr>
-            <w:r>
-              <w:rPr>
-                <w:sz w:val="22"/>
-                <w:szCs w:val="22"/>
-              </w:rPr>
-              <w:t>{{MA_HS}}/YCNT/CTĐĐ-KT/01</w:t>
-            </w:r>
-          </w:p>
-        </w:tc>
-        <w:tc>
-          <w:tcPr>
-            <w:tcW w:w="1300" w:type="dxa"/>
-            <w:tcMar>
-              <w:top w:w="40" w:type="dxa"/>
-              <w:left w:w="70" w:type="dxa"/>
-              <w:bottom w:w="40" w:type="dxa"/>
-              <w:right w:w="70" w:type="dxa"/>
-            </w:tcMar>
-            <w:vAlign w:val="center"/>
-          </w:tcPr>
-          <w:p>
-            <w:pPr>
-              <w:jc w:val="center"/>
-            </w:pPr>
-            <w:r>
-              <w:rPr>
-                <w:sz w:val="22"/>
-                <w:szCs w:val="22"/>
-              </w:rPr>
-              <w:t>.....................</w:t>
-            </w:r>
-          </w:p>
-        </w:tc>
-        <w:tc>
-          <w:tcPr>
-            <w:tcW w:w="1238" w:type="dxa"/>
-            <w:tcMar>
-              <w:top w:w="40" w:type="dxa"/>
-              <w:left w:w="70" w:type="dxa"/>
-              <w:bottom w:w="40" w:type="dxa"/>
-              <w:right w:w="70" w:type="dxa"/>
-            </w:tcMar>
-            <w:vAlign w:val="center"/>
-          </w:tcPr>
-          <w:p/>
-        </w:tc>
-      </w:tr>
-      <w:tr>
-        <w:tc>
-          <w:tcPr>
-            <w:tcW w:w="620" w:type="dxa"/>
-            <w:tcMar>
-              <w:top w:w="40" w:type="dxa"/>
-              <w:left w:w="70" w:type="dxa"/>
-              <w:bottom w:w="40" w:type="dxa"/>
-              <w:right w:w="70" w:type="dxa"/>
-            </w:tcMar>
-            <w:vAlign w:val="center"/>
-          </w:tcPr>
-          <w:p>
-            <w:pPr>
-              <w:jc w:val="center"/>
-            </w:pPr>
-            <w:r>
-              <w:rPr>
-                <w:sz w:val="22"/>
-                <w:szCs w:val="22"/>
-              </w:rPr>
-              <w:t>8</w:t>
-            </w:r>
-          </w:p>
-        </w:tc>
-        <w:tc>
-          <w:tcPr>
-            <w:tcW w:w="1000" w:type="dxa"/>
-            <w:tcMar>
-              <w:top w:w="40" w:type="dxa"/>
-              <w:left w:w="70" w:type="dxa"/>
-              <w:bottom w:w="40" w:type="dxa"/>
-              <w:right w:w="70" w:type="dxa"/>
-            </w:tcMar>
-            <w:vAlign w:val="center"/>
-          </w:tcPr>
-          <w:p>
-            <w:pPr>
-              <w:jc w:val="center"/>
-            </w:pPr>
-            <w:r>
-              <w:rPr>
-                <w:sz w:val="22"/>
-                <w:szCs w:val="22"/>
-              </w:rPr>
-              <w:t>BBNT</w:t>
-            </w:r>
-          </w:p>
-        </w:tc>
-        <w:tc>
-          <w:tcPr>
-            <w:tcW w:w="3580" w:type="dxa"/>
-            <w:tcMar>
-              <w:top w:w="40" w:type="dxa"/>
-              <w:left w:w="70" w:type="dxa"/>
-              <w:bottom w:w="40" w:type="dxa"/>
-              <w:right w:w="70" w:type="dxa"/>
-            </w:tcMar>
-            <w:vAlign w:val="center"/>
-          </w:tcPr>
-          <w:p>
-            <w:r>
-              <w:rPr>
-                <w:sz w:val="22"/>
-                <w:szCs w:val="22"/>
-              </w:rPr>
-              <w:t>Biên bản nghiệm thu công việc</w:t>
-            </w:r>
-          </w:p>
-        </w:tc>
-        <w:tc>
-          <w:tcPr>
-            <w:tcW w:w="1900" w:type="dxa"/>
-            <w:tcMar>
-              <w:top w:w="40" w:type="dxa"/>
-              <w:left w:w="70" w:type="dxa"/>
-              <w:bottom w:w="40" w:type="dxa"/>
-              <w:right w:w="70" w:type="dxa"/>
-            </w:tcMar>
-            <w:vAlign w:val="center"/>
-          </w:tcPr>
-          <w:p>
-            <w:pPr>
-              <w:jc w:val="center"/>
-            </w:pPr>
-            <w:r>
-              <w:rPr>
-                <w:sz w:val="22"/>
-                <w:szCs w:val="22"/>
-              </w:rPr>
-              <w:t>{{MA_HS}}/BBNT/CTĐĐ-KT/01</w:t>
-            </w:r>
-          </w:p>
-        </w:tc>
-        <w:tc>
-          <w:tcPr>
-            <w:tcW w:w="1300" w:type="dxa"/>
-            <w:tcMar>
-              <w:top w:w="40" w:type="dxa"/>
-              <w:left w:w="70" w:type="dxa"/>
-              <w:bottom w:w="40" w:type="dxa"/>
-              <w:right w:w="70" w:type="dxa"/>
-            </w:tcMar>
-            <w:vAlign w:val="center"/>
-          </w:tcPr>
-          <w:p>
-            <w:pPr>
-              <w:jc w:val="center"/>
-            </w:pPr>
-            <w:r>
-              <w:rPr>
-                <w:sz w:val="22"/>
-                <w:szCs w:val="22"/>
-              </w:rPr>
-              <w:t>.....................</w:t>
-            </w:r>
-          </w:p>
-        </w:tc>
-        <w:tc>
-          <w:tcPr>
-            <w:tcW w:w="1238" w:type="dxa"/>
-            <w:tcMar>
-              <w:top w:w="40" w:type="dxa"/>
-              <w:left w:w="70" w:type="dxa"/>
-              <w:bottom w:w="40" w:type="dxa"/>
-              <w:right w:w="70" w:type="dxa"/>
-            </w:tcMar>
-            <w:vAlign w:val="center"/>
-          </w:tcPr>
-          <w:p/>
-        </w:tc>
-      </w:tr>
-      <w:tr>
-        <w:tc>
-          <w:tcPr>
-            <w:tcW w:w="620" w:type="dxa"/>
-            <w:tcMar>
-              <w:top w:w="40" w:type="dxa"/>
-              <w:left w:w="70" w:type="dxa"/>
-              <w:bottom w:w="40" w:type="dxa"/>
-              <w:right w:w="70" w:type="dxa"/>
-            </w:tcMar>
-            <w:vAlign w:val="center"/>
-          </w:tcPr>
-          <w:p>
-            <w:pPr>
-              <w:jc w:val="center"/>
-            </w:pPr>
-            <w:r>
-              <w:rPr>
-                <w:sz w:val="22"/>
-                <w:szCs w:val="22"/>
-              </w:rPr>
-              <w:t>9</w:t>
-            </w:r>
-          </w:p>
-        </w:tc>
-        <w:tc>
-          <w:tcPr>
-            <w:tcW w:w="1000" w:type="dxa"/>
-            <w:tcMar>
-              <w:top w:w="40" w:type="dxa"/>
-              <w:left w:w="70" w:type="dxa"/>
-              <w:bottom w:w="40" w:type="dxa"/>
-              <w:right w:w="70" w:type="dxa"/>
-            </w:tcMar>
-            <w:vAlign w:val="center"/>
-          </w:tcPr>
-          <w:p>
-            <w:pPr>
-              <w:jc w:val="center"/>
-            </w:pPr>
-            <w:r>
-              <w:rPr>
-                <w:sz w:val="22"/>
-                <w:szCs w:val="22"/>
-              </w:rPr>
-              <w:t>BBKT</w:t>
-            </w:r>
-          </w:p>
-        </w:tc>
-        <w:tc>
-          <w:tcPr>
-            <w:tcW w:w="3580" w:type="dxa"/>
-            <w:tcMar>
-              <w:top w:w="40" w:type="dxa"/>
-              <w:left w:w="70" w:type="dxa"/>
-              <w:bottom w:w="40" w:type="dxa"/>
-              <w:right w:w="70" w:type="dxa"/>
-            </w:tcMar>
-            <w:vAlign w:val="center"/>
-          </w:tcPr>
-          <w:p>
-            <w:r>
-              <w:rPr>
-                <w:sz w:val="22"/>
-                <w:szCs w:val="22"/>
-              </w:rPr>
-              <w:t>Biên bản kiểm tra công tác nghiệm thu công việc</w:t>
-            </w:r>
-          </w:p>
-        </w:tc>
-        <w:tc>
-          <w:tcPr>
-            <w:tcW w:w="1900" w:type="dxa"/>
-            <w:tcMar>
-              <w:top w:w="40" w:type="dxa"/>
-              <w:left w:w="70" w:type="dxa"/>
-              <w:bottom w:w="40" w:type="dxa"/>
-              <w:right w:w="70" w:type="dxa"/>
-            </w:tcMar>
-            <w:vAlign w:val="center"/>
-          </w:tcPr>
-          <w:p>
-            <w:pPr>
-              <w:jc w:val="center"/>
-            </w:pPr>
-            <w:r>
-              <w:rPr>
-                <w:sz w:val="22"/>
-                <w:szCs w:val="22"/>
-              </w:rPr>
-              <w:t>{{MA_HS}}/BBKT/CTĐĐ-KT/01</w:t>
-            </w:r>
-          </w:p>
-        </w:tc>
-        <w:tc>
-          <w:tcPr>
-            <w:tcW w:w="1300" w:type="dxa"/>
-            <w:tcMar>
-              <w:top w:w="40" w:type="dxa"/>
-              <w:left w:w="70" w:type="dxa"/>
-              <w:bottom w:w="40" w:type="dxa"/>
-              <w:right w:w="70" w:type="dxa"/>
-            </w:tcMar>
-            <w:vAlign w:val="center"/>
-          </w:tcPr>
-          <w:p>
-            <w:pPr>
-              <w:jc w:val="center"/>
-            </w:pPr>
-            <w:r>
-              <w:rPr>
-                <w:sz w:val="22"/>
-                <w:szCs w:val="22"/>
-              </w:rPr>
-              <w:t>.....................</w:t>
-            </w:r>
-          </w:p>
-        </w:tc>
-        <w:tc>
-          <w:tcPr>
-            <w:tcW w:w="1238" w:type="dxa"/>
-            <w:tcMar>
-              <w:top w:w="40" w:type="dxa"/>
-              <w:left w:w="70" w:type="dxa"/>
-              <w:bottom w:w="40" w:type="dxa"/>
-              <w:right w:w="70" w:type="dxa"/>
-            </w:tcMar>
-            <w:vAlign w:val="center"/>
-          </w:tcPr>
-          <w:p/>
-        </w:tc>
-      </w:tr>
-      <w:tr>
-        <w:tc>
-          <w:tcPr>
-            <w:tcW w:w="620" w:type="dxa"/>
-            <w:shd w:val="clear" w:color="auto" w:fill="F2F2F2"/>
-            <w:tcMar>
-              <w:top w:w="40" w:type="dxa"/>
-              <w:left w:w="70" w:type="dxa"/>
-              <w:bottom w:w="40" w:type="dxa"/>
-              <w:right w:w="70" w:type="dxa"/>
-            </w:tcMar>
-            <w:vAlign w:val="center"/>
-          </w:tcPr>
-          <w:p>
-            <w:pPr>
-              <w:jc w:val="center"/>
-            </w:pPr>
-            <w:r>
-              <w:rPr>
-                <w:b/>
-                <w:bCs/>
-                <w:sz w:val="22"/>
-                <w:szCs w:val="22"/>
-              </w:rPr>
-              <w:t>IV</w:t>
-            </w:r>
-          </w:p>
-        </w:tc>
-        <w:tc>
-          <w:tcPr>
-            <w:tcW w:w="9018" w:type="dxa"/>
-            <w:gridSpan w:val="5"/>
-            <w:shd w:val="clear" w:color="auto" w:fill="F2F2F2"/>
-            <w:tcMar>
-              <w:top w:w="40" w:type="dxa"/>
-              <w:left w:w="70" w:type="dxa"/>
-              <w:bottom w:w="40" w:type="dxa"/>
-              <w:right w:w="70" w:type="dxa"/>
-            </w:tcMar>
-            <w:vAlign w:val="center"/>
-          </w:tcPr>
-          <w:p>
-            <w:r>
-              <w:rPr>
-                <w:b/>
-                <w:bCs/>
-                <w:sz w:val="22"/>
-                <w:szCs w:val="22"/>
-              </w:rPr>
-              <w:t>CHẠY THỬ ĐƠN ĐỘNG CÓ TẢI THIẾT BỊ THANG MÁY</w:t>
-            </w:r>
-          </w:p>
-        </w:tc>
-      </w:tr>
-      <w:tr>
-        <w:tc>
-          <w:tcPr>
-            <w:tcW w:w="620" w:type="dxa"/>
-            <w:tcMar>
-              <w:top w:w="40" w:type="dxa"/>
-              <w:left w:w="70" w:type="dxa"/>
-              <w:bottom w:w="40" w:type="dxa"/>
-              <w:right w:w="70" w:type="dxa"/>
-            </w:tcMar>
-            <w:vAlign w:val="center"/>
-          </w:tcPr>
-          <w:p>
-            <w:pPr>
-              <w:jc w:val="center"/>
-            </w:pPr>
-            <w:r>
-              <w:rPr>
-                <w:sz w:val="22"/>
-                <w:szCs w:val="22"/>
-              </w:rPr>
-              <w:t>10</w:t>
-            </w:r>
-          </w:p>
-        </w:tc>
-        <w:tc>
-          <w:tcPr>
-            <w:tcW w:w="1000" w:type="dxa"/>
-            <w:tcMar>
-              <w:top w:w="40" w:type="dxa"/>
-              <w:left w:w="70" w:type="dxa"/>
-              <w:bottom w:w="40" w:type="dxa"/>
-              <w:right w:w="70" w:type="dxa"/>
-            </w:tcMar>
-            <w:vAlign w:val="center"/>
-          </w:tcPr>
-          <w:p>
-            <w:pPr>
-              <w:jc w:val="center"/>
-            </w:pPr>
-            <w:r>
-              <w:rPr>
-                <w:sz w:val="22"/>
-                <w:szCs w:val="22"/>
-              </w:rPr>
-              <w:t>YCNT</w:t>
-            </w:r>
-          </w:p>
-        </w:tc>
-        <w:tc>
-          <w:tcPr>
-            <w:tcW w:w="3580" w:type="dxa"/>
-            <w:tcMar>
-              <w:top w:w="40" w:type="dxa"/>
-              <w:left w:w="70" w:type="dxa"/>
-              <w:bottom w:w="40" w:type="dxa"/>
-              <w:right w:w="70" w:type="dxa"/>
-            </w:tcMar>
-            <w:vAlign w:val="center"/>
-          </w:tcPr>
-          <w:p>
-            <w:r>
-              <w:rPr>
-                <w:sz w:val="22"/>
-                <w:szCs w:val="22"/>
-              </w:rPr>
-              <w:t>Phiếu đề nghị nghiệm thu</w:t>
-            </w:r>
-          </w:p>
-        </w:tc>
-        <w:tc>
-          <w:tcPr>
-            <w:tcW w:w="1900" w:type="dxa"/>
-            <w:tcMar>
-              <w:top w:w="40" w:type="dxa"/>
-              <w:left w:w="70" w:type="dxa"/>
-              <w:bottom w:w="40" w:type="dxa"/>
-              <w:right w:w="70" w:type="dxa"/>
-            </w:tcMar>
-            <w:vAlign w:val="center"/>
-          </w:tcPr>
-          <w:p>
-            <w:pPr>
-              <w:jc w:val="center"/>
-            </w:pPr>
-            <w:r>
-              <w:rPr>
-                <w:sz w:val="22"/>
-                <w:szCs w:val="22"/>
-              </w:rPr>
-              <w:t>{{MA_HS}}/YCNT/CTĐĐ-CT/01</w:t>
-            </w:r>
-          </w:p>
-        </w:tc>
-        <w:tc>
-          <w:tcPr>
-            <w:tcW w:w="1300" w:type="dxa"/>
-            <w:tcMar>
-              <w:top w:w="40" w:type="dxa"/>
-              <w:left w:w="70" w:type="dxa"/>
-              <w:bottom w:w="40" w:type="dxa"/>
-              <w:right w:w="70" w:type="dxa"/>
-            </w:tcMar>
-            <w:vAlign w:val="center"/>
-          </w:tcPr>
-          <w:p>
-            <w:pPr>
-              <w:jc w:val="center"/>
-            </w:pPr>
-            <w:r>
-              <w:rPr>
-                <w:sz w:val="22"/>
-                <w:szCs w:val="22"/>
-              </w:rPr>
-              <w:t>.....................</w:t>
-            </w:r>
-          </w:p>
-        </w:tc>
-        <w:tc>
-          <w:tcPr>
-            <w:tcW w:w="1238" w:type="dxa"/>
-            <w:tcMar>
-              <w:top w:w="40" w:type="dxa"/>
-              <w:left w:w="70" w:type="dxa"/>
-              <w:bottom w:w="40" w:type="dxa"/>
-              <w:right w:w="70" w:type="dxa"/>
-            </w:tcMar>
-            <w:vAlign w:val="center"/>
-          </w:tcPr>
-          <w:p/>
-        </w:tc>
-      </w:tr>
-      <w:tr>
-        <w:tc>
-          <w:tcPr>
-            <w:tcW w:w="620" w:type="dxa"/>
-            <w:tcMar>
-              <w:top w:w="40" w:type="dxa"/>
-              <w:left w:w="70" w:type="dxa"/>
-              <w:bottom w:w="40" w:type="dxa"/>
-              <w:right w:w="70" w:type="dxa"/>
-            </w:tcMar>
-            <w:vAlign w:val="center"/>
-          </w:tcPr>
-          <w:p>
-            <w:pPr>
-              <w:jc w:val="center"/>
-            </w:pPr>
-            <w:r>
-              <w:rPr>
-                <w:sz w:val="22"/>
-                <w:szCs w:val="22"/>
-              </w:rPr>
-              <w:t>11</w:t>
-            </w:r>
-          </w:p>
-        </w:tc>
-        <w:tc>
-          <w:tcPr>
-            <w:tcW w:w="1000" w:type="dxa"/>
-            <w:tcMar>
-              <w:top w:w="40" w:type="dxa"/>
-              <w:left w:w="70" w:type="dxa"/>
-              <w:bottom w:w="40" w:type="dxa"/>
-              <w:right w:w="70" w:type="dxa"/>
-            </w:tcMar>
-            <w:vAlign w:val="center"/>
-          </w:tcPr>
-          <w:p>
-            <w:pPr>
-              <w:jc w:val="center"/>
-            </w:pPr>
-            <w:r>
-              <w:rPr>
-                <w:sz w:val="22"/>
-                <w:szCs w:val="22"/>
-              </w:rPr>
-              <w:t>BBNT</w:t>
-            </w:r>
-          </w:p>
-        </w:tc>
-        <w:tc>
-          <w:tcPr>
-            <w:tcW w:w="3580" w:type="dxa"/>
-            <w:tcMar>
-              <w:top w:w="40" w:type="dxa"/>
-              <w:left w:w="70" w:type="dxa"/>
-              <w:bottom w:w="40" w:type="dxa"/>
-              <w:right w:w="70" w:type="dxa"/>
-            </w:tcMar>
-            <w:vAlign w:val="center"/>
-          </w:tcPr>
-          <w:p>
-            <w:r>
-              <w:rPr>
-                <w:sz w:val="22"/>
-                <w:szCs w:val="22"/>
-              </w:rPr>
-              <w:t>Biên bản nghiệm thu công việc</w:t>
-            </w:r>
-          </w:p>
-        </w:tc>
-        <w:tc>
-          <w:tcPr>
-            <w:tcW w:w="1900" w:type="dxa"/>
-            <w:tcMar>
-              <w:top w:w="40" w:type="dxa"/>
-              <w:left w:w="70" w:type="dxa"/>
-              <w:bottom w:w="40" w:type="dxa"/>
-              <w:right w:w="70" w:type="dxa"/>
-            </w:tcMar>
-            <w:vAlign w:val="center"/>
-          </w:tcPr>
-          <w:p>
-            <w:pPr>
-              <w:jc w:val="center"/>
-            </w:pPr>
-            <w:r>
-              <w:rPr>
-                <w:sz w:val="22"/>
-                <w:szCs w:val="22"/>
-              </w:rPr>
-              <w:t>{{MA_HS}}/BBNT/CTĐĐ-CT/01</w:t>
-            </w:r>
-          </w:p>
-        </w:tc>
-        <w:tc>
-          <w:tcPr>
-            <w:tcW w:w="1300" w:type="dxa"/>
-            <w:tcMar>
-              <w:top w:w="40" w:type="dxa"/>
-              <w:left w:w="70" w:type="dxa"/>
-              <w:bottom w:w="40" w:type="dxa"/>
-              <w:right w:w="70" w:type="dxa"/>
-            </w:tcMar>
-            <w:vAlign w:val="center"/>
-          </w:tcPr>
-          <w:p>
-            <w:pPr>
-              <w:jc w:val="center"/>
-            </w:pPr>
-            <w:r>
-              <w:rPr>
-                <w:sz w:val="22"/>
-                <w:szCs w:val="22"/>
-              </w:rPr>
-              <w:t>.....................</w:t>
-            </w:r>
-          </w:p>
-        </w:tc>
-        <w:tc>
-          <w:tcPr>
-            <w:tcW w:w="1238" w:type="dxa"/>
-            <w:tcMar>
-              <w:top w:w="40" w:type="dxa"/>
-              <w:left w:w="70" w:type="dxa"/>
-              <w:bottom w:w="40" w:type="dxa"/>
-              <w:right w:w="70" w:type="dxa"/>
-            </w:tcMar>
-            <w:vAlign w:val="center"/>
-          </w:tcPr>
-          <w:p/>
-        </w:tc>
-      </w:tr>
-      <w:tr>
-        <w:tc>
-          <w:tcPr>
-            <w:tcW w:w="620" w:type="dxa"/>
-            <w:tcMar>
-              <w:top w:w="40" w:type="dxa"/>
-              <w:left w:w="70" w:type="dxa"/>
-              <w:bottom w:w="40" w:type="dxa"/>
-              <w:right w:w="70" w:type="dxa"/>
-            </w:tcMar>
-            <w:vAlign w:val="center"/>
-          </w:tcPr>
-          <w:p>
-            <w:pPr>
-              <w:jc w:val="center"/>
-            </w:pPr>
-            <w:r>
-              <w:rPr>
-                <w:sz w:val="22"/>
-                <w:szCs w:val="22"/>
-              </w:rPr>
-              <w:t>12</w:t>
-            </w:r>
-          </w:p>
-        </w:tc>
-        <w:tc>
-          <w:tcPr>
-            <w:tcW w:w="1000" w:type="dxa"/>
-            <w:tcMar>
-              <w:top w:w="40" w:type="dxa"/>
-              <w:left w:w="70" w:type="dxa"/>
-              <w:bottom w:w="40" w:type="dxa"/>
-              <w:right w:w="70" w:type="dxa"/>
-            </w:tcMar>
-            <w:vAlign w:val="center"/>
-          </w:tcPr>
-          <w:p>
-            <w:pPr>
-              <w:jc w:val="center"/>
-            </w:pPr>
-            <w:r>
-              <w:rPr>
-                <w:sz w:val="22"/>
-                <w:szCs w:val="22"/>
-              </w:rPr>
-              <w:t>BBKT</w:t>
-            </w:r>
-          </w:p>
-        </w:tc>
-        <w:tc>
-          <w:tcPr>
-            <w:tcW w:w="3580" w:type="dxa"/>
-            <w:tcMar>
-              <w:top w:w="40" w:type="dxa"/>
-              <w:left w:w="70" w:type="dxa"/>
-              <w:bottom w:w="40" w:type="dxa"/>
-              <w:right w:w="70" w:type="dxa"/>
-            </w:tcMar>
-            <w:vAlign w:val="center"/>
-          </w:tcPr>
-          <w:p>
-            <w:r>
-              <w:rPr>
-                <w:sz w:val="22"/>
-                <w:szCs w:val="22"/>
-              </w:rPr>
-              <w:t>Biên bản kiểm tra công tác nghiệm thu công việc</w:t>
-            </w:r>
-          </w:p>
-        </w:tc>
-        <w:tc>
-          <w:tcPr>
-            <w:tcW w:w="1900" w:type="dxa"/>
-            <w:tcMar>
-              <w:top w:w="40" w:type="dxa"/>
-              <w:left w:w="70" w:type="dxa"/>
-              <w:bottom w:w="40" w:type="dxa"/>
-              <w:right w:w="70" w:type="dxa"/>
-            </w:tcMar>
-            <w:vAlign w:val="center"/>
-          </w:tcPr>
-          <w:p>
-            <w:pPr>
-              <w:jc w:val="center"/>
-            </w:pPr>
-            <w:r>
-              <w:rPr>
-                <w:sz w:val="22"/>
-                <w:szCs w:val="22"/>
-              </w:rPr>
-              <w:t>{{MA_HS}}/BBKT/CTĐĐ-CT/01</w:t>
-            </w:r>
-          </w:p>
-        </w:tc>
-        <w:tc>
-          <w:tcPr>
-            <w:tcW w:w="1300" w:type="dxa"/>
-            <w:tcMar>
-              <w:top w:w="40" w:type="dxa"/>
-              <w:left w:w="70" w:type="dxa"/>
-              <w:bottom w:w="40" w:type="dxa"/>
-              <w:right w:w="70" w:type="dxa"/>
-            </w:tcMar>
-            <w:vAlign w:val="center"/>
-          </w:tcPr>
-          <w:p>
-            <w:pPr>
-              <w:jc w:val="center"/>
-            </w:pPr>
-            <w:r>
-              <w:rPr>
-                <w:sz w:val="22"/>
-                <w:szCs w:val="22"/>
-              </w:rPr>
-              <w:t>.....................</w:t>
-            </w:r>
-          </w:p>
-        </w:tc>
-        <w:tc>
-          <w:tcPr>
-            <w:tcW w:w="1238" w:type="dxa"/>
-            <w:tcMar>
-              <w:top w:w="40" w:type="dxa"/>
-              <w:left w:w="70" w:type="dxa"/>
-              <w:bottom w:w="40" w:type="dxa"/>
-              <w:right w:w="70" w:type="dxa"/>
-            </w:tcMar>
-            <w:vAlign w:val="center"/>
-          </w:tcPr>
-          <w:p/>
-        </w:tc>
-      </w:tr>
-      <w:tr>
-        <w:tc>
-          <w:tcPr>
-            <w:tcW w:w="620" w:type="dxa"/>
-            <w:shd w:val="clear" w:color="auto" w:fill="F2F2F2"/>
-            <w:tcMar>
-              <w:top w:w="40" w:type="dxa"/>
-              <w:left w:w="70" w:type="dxa"/>
-              <w:bottom w:w="40" w:type="dxa"/>
-              <w:right w:w="70" w:type="dxa"/>
-            </w:tcMar>
-            <w:vAlign w:val="center"/>
-          </w:tcPr>
-          <w:p>
-            <w:pPr>
-              <w:jc w:val="center"/>
-            </w:pPr>
-            <w:r>
-              <w:rPr>
-                <w:b/>
-                <w:bCs/>
-                <w:sz w:val="22"/>
-                <w:szCs w:val="22"/>
-              </w:rPr>
-              <w:t>V</w:t>
-            </w:r>
-          </w:p>
-        </w:tc>
-        <w:tc>
-          <w:tcPr>
-            <w:tcW w:w="9018" w:type="dxa"/>
-            <w:gridSpan w:val="5"/>
-            <w:shd w:val="clear" w:color="auto" w:fill="F2F2F2"/>
-            <w:tcMar>
-              <w:top w:w="40" w:type="dxa"/>
-              <w:left w:w="70" w:type="dxa"/>
-              <w:bottom w:w="40" w:type="dxa"/>
-              <w:right w:w="70" w:type="dxa"/>
-            </w:tcMar>
-            <w:vAlign w:val="center"/>
-          </w:tcPr>
-          <w:p>
-            <w:r>
-              <w:rPr>
-                <w:b/>
-                <w:bCs/>
-                <w:sz w:val="22"/>
-                <w:szCs w:val="22"/>
-              </w:rPr>
-              <w:t>CHẠY THỬ LIÊN ĐỘNG KHÔNG TẢI HỆ THỐNG THANG MÁY</w:t>
-            </w:r>
-          </w:p>
-        </w:tc>
-      </w:tr>
-      <w:tr>
-        <w:tc>
-          <w:tcPr>
-            <w:tcW w:w="620" w:type="dxa"/>
-            <w:tcMar>
-              <w:top w:w="40" w:type="dxa"/>
-              <w:left w:w="70" w:type="dxa"/>
-              <w:bottom w:w="40" w:type="dxa"/>
-              <w:right w:w="70" w:type="dxa"/>
-            </w:tcMar>
-            <w:vAlign w:val="center"/>
-          </w:tcPr>
-          <w:p>
-            <w:pPr>
-              <w:jc w:val="center"/>
-            </w:pPr>
-            <w:r>
-              <w:rPr>
-                <w:sz w:val="22"/>
-                <w:szCs w:val="22"/>
-              </w:rPr>
-              <w:t>13</w:t>
-            </w:r>
-          </w:p>
-        </w:tc>
-        <w:tc>
-          <w:tcPr>
-            <w:tcW w:w="1000" w:type="dxa"/>
-            <w:tcMar>
-              <w:top w:w="40" w:type="dxa"/>
-              <w:left w:w="70" w:type="dxa"/>
-              <w:bottom w:w="40" w:type="dxa"/>
-              <w:right w:w="70" w:type="dxa"/>
-            </w:tcMar>
-            <w:vAlign w:val="center"/>
-          </w:tcPr>
-          <w:p>
-            <w:pPr>
-              <w:jc w:val="center"/>
-            </w:pPr>
-            <w:r>
-              <w:rPr>
-                <w:sz w:val="22"/>
-                <w:szCs w:val="22"/>
-              </w:rPr>
-              <w:t>YCNT</w:t>
-            </w:r>
-          </w:p>
-        </w:tc>
-        <w:tc>
-          <w:tcPr>
-            <w:tcW w:w="3580" w:type="dxa"/>
-            <w:tcMar>
-              <w:top w:w="40" w:type="dxa"/>
-              <w:left w:w="70" w:type="dxa"/>
-              <w:bottom w:w="40" w:type="dxa"/>
-              <w:right w:w="70" w:type="dxa"/>
-            </w:tcMar>
-            <w:vAlign w:val="center"/>
-          </w:tcPr>
-          <w:p>
-            <w:r>
-              <w:rPr>
-                <w:sz w:val="22"/>
-                <w:szCs w:val="22"/>
-              </w:rPr>
-              <w:t>Phiếu đề nghị nghiệm thu</w:t>
-            </w:r>
-          </w:p>
-        </w:tc>
-        <w:tc>
-          <w:tcPr>
-            <w:tcW w:w="1900" w:type="dxa"/>
-            <w:tcMar>
-              <w:top w:w="40" w:type="dxa"/>
-              <w:left w:w="70" w:type="dxa"/>
-              <w:bottom w:w="40" w:type="dxa"/>
-              <w:right w:w="70" w:type="dxa"/>
-            </w:tcMar>
-            <w:vAlign w:val="center"/>
-          </w:tcPr>
-          <w:p>
-            <w:pPr>
-              <w:jc w:val="center"/>
-            </w:pPr>
-            <w:r>
-              <w:rPr>
-                <w:sz w:val="22"/>
-                <w:szCs w:val="22"/>
-              </w:rPr>
-              <w:t>{{MA_HS}}/YCNT/CTLĐ-KT/01</w:t>
-            </w:r>
-          </w:p>
-        </w:tc>
-        <w:tc>
-          <w:tcPr>
-            <w:tcW w:w="1300" w:type="dxa"/>
-            <w:tcMar>
-              <w:top w:w="40" w:type="dxa"/>
-              <w:left w:w="70" w:type="dxa"/>
-              <w:bottom w:w="40" w:type="dxa"/>
-              <w:right w:w="70" w:type="dxa"/>
-            </w:tcMar>
-            <w:vAlign w:val="center"/>
-          </w:tcPr>
-          <w:p>
-            <w:pPr>
-              <w:jc w:val="center"/>
-            </w:pPr>
-            <w:r>
-              <w:rPr>
-                <w:sz w:val="22"/>
-                <w:szCs w:val="22"/>
-              </w:rPr>
-              <w:t>.....................</w:t>
-            </w:r>
-          </w:p>
-        </w:tc>
-        <w:tc>
-          <w:tcPr>
-            <w:tcW w:w="1238" w:type="dxa"/>
-            <w:tcMar>
-              <w:top w:w="40" w:type="dxa"/>
-              <w:left w:w="70" w:type="dxa"/>
-              <w:bottom w:w="40" w:type="dxa"/>
-              <w:right w:w="70" w:type="dxa"/>
-            </w:tcMar>
-            <w:vAlign w:val="center"/>
-          </w:tcPr>
-          <w:p/>
-        </w:tc>
-      </w:tr>
-      <w:tr>
-        <w:tc>
-          <w:tcPr>
-            <w:tcW w:w="620" w:type="dxa"/>
-            <w:tcMar>
-              <w:top w:w="40" w:type="dxa"/>
-              <w:left w:w="70" w:type="dxa"/>
-              <w:bottom w:w="40" w:type="dxa"/>
-              <w:right w:w="70" w:type="dxa"/>
-            </w:tcMar>
-            <w:vAlign w:val="center"/>
-          </w:tcPr>
-          <w:p>
-            <w:pPr>
-              <w:jc w:val="center"/>
-            </w:pPr>
-            <w:r>
-              <w:rPr>
-                <w:sz w:val="22"/>
-                <w:szCs w:val="22"/>
-              </w:rPr>
-              <w:t>14</w:t>
-            </w:r>
-          </w:p>
-        </w:tc>
-        <w:tc>
-          <w:tcPr>
-            <w:tcW w:w="1000" w:type="dxa"/>
-            <w:tcMar>
-              <w:top w:w="40" w:type="dxa"/>
-              <w:left w:w="70" w:type="dxa"/>
-              <w:bottom w:w="40" w:type="dxa"/>
-              <w:right w:w="70" w:type="dxa"/>
-            </w:tcMar>
-            <w:vAlign w:val="center"/>
-          </w:tcPr>
-          <w:p>
-            <w:pPr>
-              <w:jc w:val="center"/>
-            </w:pPr>
-            <w:r>
-              <w:rPr>
-                <w:sz w:val="22"/>
-                <w:szCs w:val="22"/>
-              </w:rPr>
-              <w:t>BBNT</w:t>
-            </w:r>
-          </w:p>
-        </w:tc>
-        <w:tc>
-          <w:tcPr>
-            <w:tcW w:w="3580" w:type="dxa"/>
-            <w:tcMar>
-              <w:top w:w="40" w:type="dxa"/>
-              <w:left w:w="70" w:type="dxa"/>
-              <w:bottom w:w="40" w:type="dxa"/>
-              <w:right w:w="70" w:type="dxa"/>
-            </w:tcMar>
-            <w:vAlign w:val="center"/>
-          </w:tcPr>
-          <w:p>
-            <w:r>
-              <w:rPr>
-                <w:sz w:val="22"/>
-                <w:szCs w:val="22"/>
-              </w:rPr>
-              <w:t>Biên bản nghiệm thu công việc</w:t>
-            </w:r>
-          </w:p>
-        </w:tc>
-        <w:tc>
-          <w:tcPr>
-            <w:tcW w:w="1900" w:type="dxa"/>
-            <w:tcMar>
-              <w:top w:w="40" w:type="dxa"/>
-              <w:left w:w="70" w:type="dxa"/>
-              <w:bottom w:w="40" w:type="dxa"/>
-              <w:right w:w="70" w:type="dxa"/>
-            </w:tcMar>
-            <w:vAlign w:val="center"/>
-          </w:tcPr>
-          <w:p>
-            <w:pPr>
-              <w:jc w:val="center"/>
-            </w:pPr>
-            <w:r>
-              <w:rPr>
-                <w:sz w:val="22"/>
-                <w:szCs w:val="22"/>
-              </w:rPr>
-              <w:t>{{MA_HS}}/BBNT/CTLĐ-KT/01</w:t>
-            </w:r>
-          </w:p>
-        </w:tc>
-        <w:tc>
-          <w:tcPr>
-            <w:tcW w:w="1300" w:type="dxa"/>
-            <w:tcMar>
-              <w:top w:w="40" w:type="dxa"/>
-              <w:left w:w="70" w:type="dxa"/>
-              <w:bottom w:w="40" w:type="dxa"/>
-              <w:right w:w="70" w:type="dxa"/>
-            </w:tcMar>
-            <w:vAlign w:val="center"/>
-          </w:tcPr>
-          <w:p>
-            <w:pPr>
-              <w:jc w:val="center"/>
-            </w:pPr>
-            <w:r>
-              <w:rPr>
-                <w:sz w:val="22"/>
-                <w:szCs w:val="22"/>
-              </w:rPr>
-              <w:t>.....................</w:t>
-            </w:r>
-          </w:p>
-        </w:tc>
-        <w:tc>
-          <w:tcPr>
-            <w:tcW w:w="1238" w:type="dxa"/>
-            <w:tcMar>
-              <w:top w:w="40" w:type="dxa"/>
-              <w:left w:w="70" w:type="dxa"/>
-              <w:bottom w:w="40" w:type="dxa"/>
-              <w:right w:w="70" w:type="dxa"/>
-            </w:tcMar>
-            <w:vAlign w:val="center"/>
-          </w:tcPr>
-          <w:p/>
-        </w:tc>
-      </w:tr>
-      <w:tr>
-        <w:tc>
-          <w:tcPr>
-            <w:tcW w:w="620" w:type="dxa"/>
-            <w:tcMar>
-              <w:top w:w="40" w:type="dxa"/>
-              <w:left w:w="70" w:type="dxa"/>
-              <w:bottom w:w="40" w:type="dxa"/>
-              <w:right w:w="70" w:type="dxa"/>
-            </w:tcMar>
-            <w:vAlign w:val="center"/>
-          </w:tcPr>
-          <w:p>
-            <w:pPr>
-              <w:jc w:val="center"/>
-            </w:pPr>
-            <w:r>
-              <w:rPr>
-                <w:sz w:val="22"/>
-                <w:szCs w:val="22"/>
-              </w:rPr>
-              <w:t>15</w:t>
-            </w:r>
-          </w:p>
-        </w:tc>
-        <w:tc>
-          <w:tcPr>
-            <w:tcW w:w="1000" w:type="dxa"/>
-            <w:tcMar>
-              <w:top w:w="40" w:type="dxa"/>
-              <w:left w:w="70" w:type="dxa"/>
-              <w:bottom w:w="40" w:type="dxa"/>
-              <w:right w:w="70" w:type="dxa"/>
-            </w:tcMar>
-            <w:vAlign w:val="center"/>
-          </w:tcPr>
-          <w:p>
-            <w:pPr>
-              <w:jc w:val="center"/>
-            </w:pPr>
-            <w:r>
-              <w:rPr>
-                <w:sz w:val="22"/>
-                <w:szCs w:val="22"/>
-              </w:rPr>
-              <w:t>BBKT</w:t>
-            </w:r>
-          </w:p>
-        </w:tc>
-        <w:tc>
-          <w:tcPr>
-            <w:tcW w:w="3580" w:type="dxa"/>
-            <w:tcMar>
-              <w:top w:w="40" w:type="dxa"/>
-              <w:left w:w="70" w:type="dxa"/>
-              <w:bottom w:w="40" w:type="dxa"/>
-              <w:right w:w="70" w:type="dxa"/>
-            </w:tcMar>
-            <w:vAlign w:val="center"/>
-          </w:tcPr>
-          <w:p>
-            <w:r>
-              <w:rPr>
-                <w:sz w:val="22"/>
-                <w:szCs w:val="22"/>
-              </w:rPr>
-              <w:t>Biên bản kiểm tra công tác nghiệm thu công việc</w:t>
-            </w:r>
-          </w:p>
-        </w:tc>
-        <w:tc>
-          <w:tcPr>
-            <w:tcW w:w="1900" w:type="dxa"/>
-            <w:tcMar>
-              <w:top w:w="40" w:type="dxa"/>
-              <w:left w:w="70" w:type="dxa"/>
-              <w:bottom w:w="40" w:type="dxa"/>
-              <w:right w:w="70" w:type="dxa"/>
-            </w:tcMar>
-            <w:vAlign w:val="center"/>
-          </w:tcPr>
-          <w:p>
-            <w:pPr>
-              <w:jc w:val="center"/>
-            </w:pPr>
-            <w:r>
-              <w:rPr>
-                <w:sz w:val="22"/>
-                <w:szCs w:val="22"/>
-              </w:rPr>
-              <w:t>{{MA_HS}}/BBKT/CTLĐ-KT/01</w:t>
-            </w:r>
-          </w:p>
-        </w:tc>
-        <w:tc>
-          <w:tcPr>
-            <w:tcW w:w="1300" w:type="dxa"/>
-            <w:tcMar>
-              <w:top w:w="40" w:type="dxa"/>
-              <w:left w:w="70" w:type="dxa"/>
-              <w:bottom w:w="40" w:type="dxa"/>
-              <w:right w:w="70" w:type="dxa"/>
-            </w:tcMar>
-            <w:vAlign w:val="center"/>
-          </w:tcPr>
-          <w:p>
-            <w:pPr>
-              <w:jc w:val="center"/>
-            </w:pPr>
-            <w:r>
-              <w:rPr>
-                <w:sz w:val="22"/>
-                <w:szCs w:val="22"/>
-              </w:rPr>
-              <w:t>.....................</w:t>
-            </w:r>
-          </w:p>
-        </w:tc>
-        <w:tc>
-          <w:tcPr>
-            <w:tcW w:w="1238" w:type="dxa"/>
-            <w:tcMar>
-              <w:top w:w="40" w:type="dxa"/>
-              <w:left w:w="70" w:type="dxa"/>
-              <w:bottom w:w="40" w:type="dxa"/>
-              <w:right w:w="70" w:type="dxa"/>
-            </w:tcMar>
-            <w:vAlign w:val="center"/>
-          </w:tcPr>
-          <w:p/>
-        </w:tc>
-      </w:tr>
-      <w:tr>
-        <w:tc>
-          <w:tcPr>
-            <w:tcW w:w="620" w:type="dxa"/>
-            <w:shd w:val="clear" w:color="auto" w:fill="F2F2F2"/>
-            <w:tcMar>
-              <w:top w:w="40" w:type="dxa"/>
-              <w:left w:w="70" w:type="dxa"/>
-              <w:bottom w:w="40" w:type="dxa"/>
-              <w:right w:w="70" w:type="dxa"/>
-            </w:tcMar>
-            <w:vAlign w:val="center"/>
-          </w:tcPr>
-          <w:p>
-            <w:pPr>
-              <w:jc w:val="center"/>
-            </w:pPr>
-            <w:r>
-              <w:rPr>
-                <w:b/>
-                <w:bCs/>
-                <w:sz w:val="22"/>
-                <w:szCs w:val="22"/>
-              </w:rPr>
-              <w:t>VI</w:t>
-            </w:r>
-          </w:p>
-        </w:tc>
-        <w:tc>
-          <w:tcPr>
-            <w:tcW w:w="9018" w:type="dxa"/>
-            <w:gridSpan w:val="5"/>
-            <w:shd w:val="clear" w:color="auto" w:fill="F2F2F2"/>
-            <w:tcMar>
-              <w:top w:w="40" w:type="dxa"/>
-              <w:left w:w="70" w:type="dxa"/>
-              <w:bottom w:w="40" w:type="dxa"/>
-              <w:right w:w="70" w:type="dxa"/>
-            </w:tcMar>
-            <w:vAlign w:val="center"/>
-          </w:tcPr>
-          <w:p>
-            <w:r>
-              <w:rPr>
-                <w:b/>
-                <w:bCs/>
-                <w:sz w:val="22"/>
-                <w:szCs w:val="22"/>
-              </w:rPr>
-              <w:t>CHẠY THỬ LIÊN ĐỘNG CÓ TẢI HỆ THỐNG THANG MÁY</w:t>
-            </w:r>
-          </w:p>
-        </w:tc>
-      </w:tr>
-      <w:tr>
-        <w:tc>
-          <w:tcPr>
-            <w:tcW w:w="620" w:type="dxa"/>
-            <w:tcMar>
-              <w:top w:w="40" w:type="dxa"/>
-              <w:left w:w="70" w:type="dxa"/>
-              <w:bottom w:w="40" w:type="dxa"/>
-              <w:right w:w="70" w:type="dxa"/>
-            </w:tcMar>
-            <w:vAlign w:val="center"/>
-          </w:tcPr>
-          <w:p>
-            <w:pPr>
-              <w:jc w:val="center"/>
-            </w:pPr>
-            <w:r>
-              <w:rPr>
-                <w:sz w:val="22"/>
-                <w:szCs w:val="22"/>
-              </w:rPr>
-              <w:t>16</w:t>
-            </w:r>
-          </w:p>
-        </w:tc>
-        <w:tc>
-          <w:tcPr>
-            <w:tcW w:w="1000" w:type="dxa"/>
-            <w:tcMar>
-              <w:top w:w="40" w:type="dxa"/>
-              <w:left w:w="70" w:type="dxa"/>
-              <w:bottom w:w="40" w:type="dxa"/>
-              <w:right w:w="70" w:type="dxa"/>
-            </w:tcMar>
-            <w:vAlign w:val="center"/>
-          </w:tcPr>
-          <w:p>
-            <w:pPr>
-              <w:jc w:val="center"/>
-            </w:pPr>
-            <w:r>
-              <w:rPr>
-                <w:sz w:val="22"/>
-                <w:szCs w:val="22"/>
-              </w:rPr>
-              <w:t>YCNT</w:t>
-            </w:r>
-          </w:p>
-        </w:tc>
-        <w:tc>
-          <w:tcPr>
-            <w:tcW w:w="3580" w:type="dxa"/>
-            <w:tcMar>
-              <w:top w:w="40" w:type="dxa"/>
-              <w:left w:w="70" w:type="dxa"/>
-              <w:bottom w:w="40" w:type="dxa"/>
-              <w:right w:w="70" w:type="dxa"/>
-            </w:tcMar>
-            <w:vAlign w:val="center"/>
-          </w:tcPr>
-          <w:p>
-            <w:r>
-              <w:rPr>
-                <w:sz w:val="22"/>
-                <w:szCs w:val="22"/>
-              </w:rPr>
-              <w:t>Phiếu đề nghị nghiệm thu</w:t>
-            </w:r>
-          </w:p>
-        </w:tc>
-        <w:tc>
-          <w:tcPr>
-            <w:tcW w:w="1900" w:type="dxa"/>
-            <w:tcMar>
-              <w:top w:w="40" w:type="dxa"/>
-              <w:left w:w="70" w:type="dxa"/>
-              <w:bottom w:w="40" w:type="dxa"/>
-              <w:right w:w="70" w:type="dxa"/>
-            </w:tcMar>
-            <w:vAlign w:val="center"/>
-          </w:tcPr>
-          <w:p>
-            <w:pPr>
-              <w:jc w:val="center"/>
-            </w:pPr>
-            <w:r>
-              <w:rPr>
-                <w:sz w:val="22"/>
-                <w:szCs w:val="22"/>
-              </w:rPr>
-              <w:t>{{MA_HS}}/YCNT/CTLĐ-CT/01</w:t>
-            </w:r>
-          </w:p>
-        </w:tc>
-        <w:tc>
-          <w:tcPr>
-            <w:tcW w:w="1300" w:type="dxa"/>
-            <w:tcMar>
-              <w:top w:w="40" w:type="dxa"/>
-              <w:left w:w="70" w:type="dxa"/>
-              <w:bottom w:w="40" w:type="dxa"/>
-              <w:right w:w="70" w:type="dxa"/>
-            </w:tcMar>
-            <w:vAlign w:val="center"/>
-          </w:tcPr>
-          <w:p>
-            <w:pPr>
-              <w:jc w:val="center"/>
-            </w:pPr>
-            <w:r>
-              <w:rPr>
-                <w:sz w:val="22"/>
-                <w:szCs w:val="22"/>
-              </w:rPr>
-              <w:t>.....................</w:t>
-            </w:r>
-          </w:p>
-        </w:tc>
-        <w:tc>
-          <w:tcPr>
-            <w:tcW w:w="1238" w:type="dxa"/>
-            <w:tcMar>
-              <w:top w:w="40" w:type="dxa"/>
-              <w:left w:w="70" w:type="dxa"/>
-              <w:bottom w:w="40" w:type="dxa"/>
-              <w:right w:w="70" w:type="dxa"/>
-            </w:tcMar>
-            <w:vAlign w:val="center"/>
-          </w:tcPr>
-          <w:p/>
-        </w:tc>
-      </w:tr>
-      <w:tr>
-        <w:tc>
-          <w:tcPr>
-            <w:tcW w:w="620" w:type="dxa"/>
-            <w:tcMar>
-              <w:top w:w="40" w:type="dxa"/>
-              <w:left w:w="70" w:type="dxa"/>
-              <w:bottom w:w="40" w:type="dxa"/>
-              <w:right w:w="70" w:type="dxa"/>
-            </w:tcMar>
-            <w:vAlign w:val="center"/>
-          </w:tcPr>
-          <w:p>
-            <w:pPr>
-              <w:jc w:val="center"/>
-            </w:pPr>
-            <w:r>
-              <w:rPr>
-                <w:sz w:val="22"/>
-                <w:szCs w:val="22"/>
-              </w:rPr>
-              <w:t>17</w:t>
-            </w:r>
-          </w:p>
-        </w:tc>
-        <w:tc>
-          <w:tcPr>
-            <w:tcW w:w="1000" w:type="dxa"/>
-            <w:tcMar>
-              <w:top w:w="40" w:type="dxa"/>
-              <w:left w:w="70" w:type="dxa"/>
-              <w:bottom w:w="40" w:type="dxa"/>
-              <w:right w:w="70" w:type="dxa"/>
-            </w:tcMar>
-            <w:vAlign w:val="center"/>
-          </w:tcPr>
-          <w:p>
-            <w:pPr>
-              <w:jc w:val="center"/>
-            </w:pPr>
-            <w:r>
-              <w:rPr>
-                <w:sz w:val="22"/>
-                <w:szCs w:val="22"/>
-              </w:rPr>
-              <w:t>BBNT</w:t>
-            </w:r>
-          </w:p>
-        </w:tc>
-        <w:tc>
-          <w:tcPr>
-            <w:tcW w:w="3580" w:type="dxa"/>
-            <w:tcMar>
-              <w:top w:w="40" w:type="dxa"/>
-              <w:left w:w="70" w:type="dxa"/>
-              <w:bottom w:w="40" w:type="dxa"/>
-              <w:right w:w="70" w:type="dxa"/>
-            </w:tcMar>
-            <w:vAlign w:val="center"/>
-          </w:tcPr>
-          <w:p>
-            <w:r>
-              <w:rPr>
-                <w:sz w:val="22"/>
-                <w:szCs w:val="22"/>
-              </w:rPr>
-              <w:t>Biên bản nghiệm thu công việc</w:t>
-            </w:r>
-          </w:p>
-        </w:tc>
-        <w:tc>
-          <w:tcPr>
-            <w:tcW w:w="1900" w:type="dxa"/>
-            <w:tcMar>
-              <w:top w:w="40" w:type="dxa"/>
-              <w:left w:w="70" w:type="dxa"/>
-              <w:bottom w:w="40" w:type="dxa"/>
-              <w:right w:w="70" w:type="dxa"/>
-            </w:tcMar>
-            <w:vAlign w:val="center"/>
-          </w:tcPr>
-          <w:p>
-            <w:pPr>
-              <w:jc w:val="center"/>
-            </w:pPr>
-            <w:r>
-              <w:rPr>
-                <w:sz w:val="22"/>
-                <w:szCs w:val="22"/>
-              </w:rPr>
-              <w:t>{{MA_HS}}/BBNT/CTLĐ-CT/01</w:t>
-            </w:r>
-          </w:p>
-        </w:tc>
-        <w:tc>
-          <w:tcPr>
-            <w:tcW w:w="1300" w:type="dxa"/>
-            <w:tcMar>
-              <w:top w:w="40" w:type="dxa"/>
-              <w:left w:w="70" w:type="dxa"/>
-              <w:bottom w:w="40" w:type="dxa"/>
-              <w:right w:w="70" w:type="dxa"/>
-            </w:tcMar>
-            <w:vAlign w:val="center"/>
-          </w:tcPr>
-          <w:p>
-            <w:pPr>
-              <w:jc w:val="center"/>
-            </w:pPr>
-            <w:r>
-              <w:rPr>
-                <w:sz w:val="22"/>
-                <w:szCs w:val="22"/>
-              </w:rPr>
-              <w:t>.....................</w:t>
-            </w:r>
-          </w:p>
-        </w:tc>
-        <w:tc>
-          <w:tcPr>
-            <w:tcW w:w="1238" w:type="dxa"/>
-            <w:tcMar>
-              <w:top w:w="40" w:type="dxa"/>
-              <w:left w:w="70" w:type="dxa"/>
-              <w:bottom w:w="40" w:type="dxa"/>
-              <w:right w:w="70" w:type="dxa"/>
-            </w:tcMar>
-            <w:vAlign w:val="center"/>
-          </w:tcPr>
-          <w:p/>
-        </w:tc>
-      </w:tr>
-      <w:tr>
-        <w:tc>
-          <w:tcPr>
-            <w:tcW w:w="620" w:type="dxa"/>
-            <w:tcMar>
-              <w:top w:w="40" w:type="dxa"/>
-              <w:left w:w="70" w:type="dxa"/>
-              <w:bottom w:w="40" w:type="dxa"/>
-              <w:right w:w="70" w:type="dxa"/>
-            </w:tcMar>
-            <w:vAlign w:val="center"/>
-          </w:tcPr>
-          <w:p>
-            <w:pPr>
-              <w:jc w:val="center"/>
-            </w:pPr>
-            <w:r>
-              <w:rPr>
-                <w:sz w:val="22"/>
-                <w:szCs w:val="22"/>
-              </w:rPr>
-              <w:t>18</w:t>
-            </w:r>
-          </w:p>
-        </w:tc>
-        <w:tc>
-          <w:tcPr>
-            <w:tcW w:w="1000" w:type="dxa"/>
-            <w:tcMar>
-              <w:top w:w="40" w:type="dxa"/>
-              <w:left w:w="70" w:type="dxa"/>
-              <w:bottom w:w="40" w:type="dxa"/>
-              <w:right w:w="70" w:type="dxa"/>
-            </w:tcMar>
-            <w:vAlign w:val="center"/>
-          </w:tcPr>
-          <w:p>
-            <w:pPr>
-              <w:jc w:val="center"/>
-            </w:pPr>
-            <w:r>
-              <w:rPr>
-                <w:sz w:val="22"/>
-                <w:szCs w:val="22"/>
-              </w:rPr>
-              <w:t>BBKT</w:t>
-            </w:r>
-          </w:p>
-        </w:tc>
-        <w:tc>
-          <w:tcPr>
-            <w:tcW w:w="3580" w:type="dxa"/>
-            <w:tcMar>
-              <w:top w:w="40" w:type="dxa"/>
-              <w:left w:w="70" w:type="dxa"/>
-              <w:bottom w:w="40" w:type="dxa"/>
-              <w:right w:w="70" w:type="dxa"/>
-            </w:tcMar>
-            <w:vAlign w:val="center"/>
-          </w:tcPr>
-          <w:p>
-            <w:r>
-              <w:rPr>
-                <w:sz w:val="22"/>
-                <w:szCs w:val="22"/>
-              </w:rPr>
-              <w:t>Biên bản kiểm tra công tác nghiệm thu công việc</w:t>
-            </w:r>
-          </w:p>
-        </w:tc>
-        <w:tc>
-          <w:tcPr>
-            <w:tcW w:w="1900" w:type="dxa"/>
-            <w:tcMar>
-              <w:top w:w="40" w:type="dxa"/>
-              <w:left w:w="70" w:type="dxa"/>
-              <w:bottom w:w="40" w:type="dxa"/>
-              <w:right w:w="70" w:type="dxa"/>
-            </w:tcMar>
-            <w:vAlign w:val="center"/>
-          </w:tcPr>
-          <w:p>
-            <w:pPr>
-              <w:jc w:val="center"/>
-            </w:pPr>
-            <w:r>
-              <w:rPr>
-                <w:sz w:val="22"/>
-                <w:szCs w:val="22"/>
-              </w:rPr>
-              <w:t>{{MA_HS}}/BBKT/CTLĐ-CT/01</w:t>
-            </w:r>
-          </w:p>
-        </w:tc>
-        <w:tc>
-          <w:tcPr>
-            <w:tcW w:w="1300" w:type="dxa"/>
-            <w:tcMar>
-              <w:top w:w="40" w:type="dxa"/>
-              <w:left w:w="70" w:type="dxa"/>
-              <w:bottom w:w="40" w:type="dxa"/>
-              <w:right w:w="70" w:type="dxa"/>
-            </w:tcMar>
-            <w:vAlign w:val="center"/>
-          </w:tcPr>
-          <w:p>
-            <w:pPr>
-              <w:jc w:val="center"/>
-            </w:pPr>
-            <w:r>
-              <w:rPr>
-                <w:sz w:val="22"/>
-                <w:szCs w:val="22"/>
-              </w:rPr>
-              <w:t>.....................</w:t>
-            </w:r>
-          </w:p>
-        </w:tc>
-        <w:tc>
-          <w:tcPr>
-            <w:tcW w:w="1238" w:type="dxa"/>
-            <w:tcMar>
-              <w:top w:w="40" w:type="dxa"/>
-              <w:left w:w="70" w:type="dxa"/>
-              <w:bottom w:w="40" w:type="dxa"/>
-              <w:right w:w="70" w:type="dxa"/>
-            </w:tcMar>
-            <w:vAlign w:val="center"/>
-          </w:tcPr>
-          <w:p/>
-        </w:tc>
-      </w:tr>
-      <w:tr>
-        <w:tc>
-          <w:tcPr>
-            <w:tcW w:w="620" w:type="dxa"/>
-            <w:shd w:val="clear" w:color="auto" w:fill="F2F2F2"/>
-            <w:tcMar>
-              <w:top w:w="40" w:type="dxa"/>
-              <w:left w:w="70" w:type="dxa"/>
-              <w:bottom w:w="40" w:type="dxa"/>
-              <w:right w:w="70" w:type="dxa"/>
-            </w:tcMar>
-            <w:vAlign w:val="center"/>
-          </w:tcPr>
-          <w:p>
-            <w:pPr>
-              <w:jc w:val="center"/>
-            </w:pPr>
-            <w:r>
-              <w:rPr>
-                <w:b/>
-                <w:bCs/>
-                <w:sz w:val="22"/>
-                <w:szCs w:val="22"/>
-              </w:rPr>
-              <w:t>VII</w:t>
-            </w:r>
-          </w:p>
-        </w:tc>
-        <w:tc>
-          <w:tcPr>
-            <w:tcW w:w="9018" w:type="dxa"/>
-            <w:gridSpan w:val="5"/>
-            <w:shd w:val="clear" w:color="auto" w:fill="F2F2F2"/>
-            <w:tcMar>
-              <w:top w:w="40" w:type="dxa"/>
-              <w:left w:w="70" w:type="dxa"/>
-              <w:bottom w:w="40" w:type="dxa"/>
-              <w:right w:w="70" w:type="dxa"/>
-            </w:tcMar>
-            <w:vAlign w:val="center"/>
-          </w:tcPr>
-          <w:p>
-            <w:r>
-              <w:rPr>
-                <w:b/>
-                <w:bCs/>
-                <w:sz w:val="22"/>
-                <w:szCs w:val="22"/>
-              </w:rPr>
-              <w:t>HOÀN THÀNH HẠNG MỤC THANG MÁY ĐƯA VÀO SỬ DỤNG</w:t>
-            </w:r>
-          </w:p>
-        </w:tc>
-      </w:tr>
-      <w:tr>
-        <w:tc>
-          <w:tcPr>
-            <w:tcW w:w="620" w:type="dxa"/>
-            <w:tcMar>
-              <w:top w:w="40" w:type="dxa"/>
-              <w:left w:w="70" w:type="dxa"/>
-              <w:bottom w:w="40" w:type="dxa"/>
-              <w:right w:w="70" w:type="dxa"/>
-            </w:tcMar>
-            <w:vAlign w:val="center"/>
-          </w:tcPr>
-          <w:p>
-            <w:pPr>
-              <w:jc w:val="center"/>
-            </w:pPr>
-            <w:r>
-              <w:rPr>
-                <w:sz w:val="22"/>
-                <w:szCs w:val="22"/>
-              </w:rPr>
-              <w:t>19</w:t>
-            </w:r>
-          </w:p>
-        </w:tc>
-        <w:tc>
-          <w:tcPr>
-            <w:tcW w:w="1000" w:type="dxa"/>
-            <w:tcMar>
-              <w:top w:w="40" w:type="dxa"/>
-              <w:left w:w="70" w:type="dxa"/>
-              <w:bottom w:w="40" w:type="dxa"/>
-              <w:right w:w="70" w:type="dxa"/>
-            </w:tcMar>
-            <w:vAlign w:val="center"/>
-          </w:tcPr>
-          <w:p>
-            <w:pPr>
-              <w:jc w:val="center"/>
-            </w:pPr>
-            <w:r>
-              <w:rPr>
-                <w:sz w:val="22"/>
-                <w:szCs w:val="22"/>
-              </w:rPr>
-              <w:t>YCNT</w:t>
-            </w:r>
-          </w:p>
-        </w:tc>
-        <w:tc>
-          <w:tcPr>
-            <w:tcW w:w="3580" w:type="dxa"/>
-            <w:tcMar>
-              <w:top w:w="40" w:type="dxa"/>
-              <w:left w:w="70" w:type="dxa"/>
-              <w:bottom w:w="40" w:type="dxa"/>
-              <w:right w:w="70" w:type="dxa"/>
-            </w:tcMar>
-            <w:vAlign w:val="center"/>
-          </w:tcPr>
-          <w:p>
-            <w:r>
-              <w:rPr>
-                <w:sz w:val="22"/>
-                <w:szCs w:val="22"/>
-              </w:rPr>
-              <w:t>Phiếu đề nghị nghiệm thu</w:t>
-            </w:r>
-          </w:p>
-        </w:tc>
-        <w:tc>
-          <w:tcPr>
-            <w:tcW w:w="1900" w:type="dxa"/>
-            <w:tcMar>
-              <w:top w:w="40" w:type="dxa"/>
-              <w:left w:w="70" w:type="dxa"/>
-              <w:bottom w:w="40" w:type="dxa"/>
-              <w:right w:w="70" w:type="dxa"/>
-            </w:tcMar>
-            <w:vAlign w:val="center"/>
-          </w:tcPr>
-          <w:p>
-            <w:pPr>
-              <w:jc w:val="center"/>
-            </w:pPr>
-            <w:r>
-              <w:rPr>
-                <w:sz w:val="22"/>
-                <w:szCs w:val="22"/>
-              </w:rPr>
-              <w:t>{{MA_HS}}/YCNT/HTHM/01</w:t>
-            </w:r>
-          </w:p>
-        </w:tc>
-        <w:tc>
-          <w:tcPr>
-            <w:tcW w:w="1300" w:type="dxa"/>
-            <w:tcMar>
-              <w:top w:w="40" w:type="dxa"/>
-              <w:left w:w="70" w:type="dxa"/>
-              <w:bottom w:w="40" w:type="dxa"/>
-              <w:right w:w="70" w:type="dxa"/>
-            </w:tcMar>
-            <w:vAlign w:val="center"/>
-          </w:tcPr>
-          <w:p>
-            <w:pPr>
-              <w:jc w:val="center"/>
-            </w:pPr>
-            <w:r>
-              <w:rPr>
-                <w:sz w:val="22"/>
-                <w:szCs w:val="22"/>
-              </w:rPr>
-              <w:t>.....................</w:t>
-            </w:r>
-          </w:p>
-        </w:tc>
-        <w:tc>
-          <w:tcPr>
-            <w:tcW w:w="1238" w:type="dxa"/>
-            <w:tcMar>
-              <w:top w:w="40" w:type="dxa"/>
-              <w:left w:w="70" w:type="dxa"/>
-              <w:bottom w:w="40" w:type="dxa"/>
-              <w:right w:w="70" w:type="dxa"/>
-            </w:tcMar>
-            <w:vAlign w:val="center"/>
-          </w:tcPr>
-          <w:p/>
-        </w:tc>
-      </w:tr>
-      <w:tr>
-        <w:tc>
-          <w:tcPr>
-            <w:tcW w:w="620" w:type="dxa"/>
-            <w:tcMar>
-              <w:top w:w="40" w:type="dxa"/>
-              <w:left w:w="70" w:type="dxa"/>
-              <w:bottom w:w="40" w:type="dxa"/>
-              <w:right w:w="70" w:type="dxa"/>
-            </w:tcMar>
-            <w:vAlign w:val="center"/>
-          </w:tcPr>
-          <w:p>
-            <w:pPr>
-              <w:jc w:val="center"/>
-            </w:pPr>
-            <w:r>
-              <w:rPr>
-                <w:sz w:val="22"/>
-                <w:szCs w:val="22"/>
-              </w:rPr>
-              <w:t>20</w:t>
-            </w:r>
-          </w:p>
-        </w:tc>
-        <w:tc>
-          <w:tcPr>
-            <w:tcW w:w="1000" w:type="dxa"/>
-            <w:tcMar>
-              <w:top w:w="40" w:type="dxa"/>
-              <w:left w:w="70" w:type="dxa"/>
-              <w:bottom w:w="40" w:type="dxa"/>
-              <w:right w:w="70" w:type="dxa"/>
-            </w:tcMar>
-            <w:vAlign w:val="center"/>
-          </w:tcPr>
-          <w:p>
-            <w:pPr>
-              <w:jc w:val="center"/>
-            </w:pPr>
-            <w:r>
-              <w:rPr>
-                <w:sz w:val="22"/>
-                <w:szCs w:val="22"/>
-              </w:rPr>
-              <w:t>BBNT</w:t>
-            </w:r>
-          </w:p>
-        </w:tc>
-        <w:tc>
-          <w:tcPr>
-            <w:tcW w:w="3580" w:type="dxa"/>
-            <w:tcMar>
-              <w:top w:w="40" w:type="dxa"/>
-              <w:left w:w="70" w:type="dxa"/>
-              <w:bottom w:w="40" w:type="dxa"/>
-              <w:right w:w="70" w:type="dxa"/>
-            </w:tcMar>
-            <w:vAlign w:val="center"/>
-          </w:tcPr>
-          <w:p>
-            <w:r>
-              <w:rPr>
-                <w:sz w:val="22"/>
-                <w:szCs w:val="22"/>
-              </w:rPr>
-              <w:t>Biên bản nghiệm thu công việc</w:t>
-            </w:r>
-          </w:p>
-        </w:tc>
-        <w:tc>
-          <w:tcPr>
-            <w:tcW w:w="1900" w:type="dxa"/>
-            <w:tcMar>
-              <w:top w:w="40" w:type="dxa"/>
-              <w:left w:w="70" w:type="dxa"/>
-              <w:bottom w:w="40" w:type="dxa"/>
-              <w:right w:w="70" w:type="dxa"/>
-            </w:tcMar>
-            <w:vAlign w:val="center"/>
-          </w:tcPr>
-          <w:p>
-            <w:pPr>
-              <w:jc w:val="center"/>
-            </w:pPr>
-            <w:r>
-              <w:rPr>
-                <w:sz w:val="22"/>
-                <w:szCs w:val="22"/>
-              </w:rPr>
-              <w:t>{{MA_HS}}/BBNT/HTHM/01</w:t>
-            </w:r>
-          </w:p>
-        </w:tc>
-        <w:tc>
-          <w:tcPr>
-            <w:tcW w:w="1300" w:type="dxa"/>
-            <w:tcMar>
-              <w:top w:w="40" w:type="dxa"/>
-              <w:left w:w="70" w:type="dxa"/>
-              <w:bottom w:w="40" w:type="dxa"/>
-              <w:right w:w="70" w:type="dxa"/>
-            </w:tcMar>
-            <w:vAlign w:val="center"/>
-          </w:tcPr>
-          <w:p>
-            <w:pPr>
-              <w:jc w:val="center"/>
-            </w:pPr>
-            <w:r>
-              <w:rPr>
-                <w:sz w:val="22"/>
-                <w:szCs w:val="22"/>
-              </w:rPr>
-              <w:t>.....................</w:t>
-            </w:r>
-          </w:p>
-        </w:tc>
-        <w:tc>
-          <w:tcPr>
-            <w:tcW w:w="1238" w:type="dxa"/>
-            <w:tcMar>
-              <w:top w:w="40" w:type="dxa"/>
-              <w:left w:w="70" w:type="dxa"/>
-              <w:bottom w:w="40" w:type="dxa"/>
-              <w:right w:w="70" w:type="dxa"/>
-            </w:tcMar>
-            <w:vAlign w:val="center"/>
-          </w:tcPr>
-          <w:p/>
-        </w:tc>
-      </w:tr>
-      <w:tr>
-        <w:tc>
-          <w:tcPr>
-            <w:tcW w:w="620" w:type="dxa"/>
-            <w:tcMar>
-              <w:top w:w="40" w:type="dxa"/>
-              <w:left w:w="70" w:type="dxa"/>
-              <w:bottom w:w="40" w:type="dxa"/>
-              <w:right w:w="70" w:type="dxa"/>
-            </w:tcMar>
-            <w:vAlign w:val="center"/>
-          </w:tcPr>
-          <w:p>
-            <w:pPr>
-              <w:jc w:val="center"/>
-            </w:pPr>
-            <w:r>
-              <w:rPr>
-                <w:sz w:val="22"/>
-                <w:szCs w:val="22"/>
-              </w:rPr>
-              <w:t>21</w:t>
-            </w:r>
-          </w:p>
-        </w:tc>
-        <w:tc>
-          <w:tcPr>
-            <w:tcW w:w="1000" w:type="dxa"/>
-            <w:tcMar>
-              <w:top w:w="40" w:type="dxa"/>
-              <w:left w:w="70" w:type="dxa"/>
-              <w:bottom w:w="40" w:type="dxa"/>
-              <w:right w:w="70" w:type="dxa"/>
-            </w:tcMar>
-            <w:vAlign w:val="center"/>
-          </w:tcPr>
-          <w:p>
-            <w:pPr>
-              <w:jc w:val="center"/>
-            </w:pPr>
-            <w:r>
-              <w:rPr>
-                <w:sz w:val="22"/>
-                <w:szCs w:val="22"/>
-              </w:rPr>
-              <w:t>BBKT</w:t>
-            </w:r>
-          </w:p>
-        </w:tc>
-        <w:tc>
-          <w:tcPr>
-            <w:tcW w:w="3580" w:type="dxa"/>
-            <w:tcMar>
-              <w:top w:w="40" w:type="dxa"/>
-              <w:left w:w="70" w:type="dxa"/>
-              <w:bottom w:w="40" w:type="dxa"/>
-              <w:right w:w="70" w:type="dxa"/>
-            </w:tcMar>
-            <w:vAlign w:val="center"/>
-          </w:tcPr>
-          <w:p>
-            <w:r>
-              <w:rPr>
-                <w:sz w:val="22"/>
-                <w:szCs w:val="22"/>
-              </w:rPr>
-              <w:t>Biên bản kiểm tra công tác nghiệm thu công việc</w:t>
-            </w:r>
-          </w:p>
-        </w:tc>
-        <w:tc>
-          <w:tcPr>
-            <w:tcW w:w="1900" w:type="dxa"/>
-            <w:tcMar>
-              <w:top w:w="40" w:type="dxa"/>
-              <w:left w:w="70" w:type="dxa"/>
-              <w:bottom w:w="40" w:type="dxa"/>
-              <w:right w:w="70" w:type="dxa"/>
-            </w:tcMar>
-            <w:vAlign w:val="center"/>
-          </w:tcPr>
-          <w:p>
-            <w:pPr>
-              <w:jc w:val="center"/>
-            </w:pPr>
-            <w:r>
-              <w:rPr>
-                <w:sz w:val="22"/>
-                <w:szCs w:val="22"/>
-              </w:rPr>
-              <w:t>{{MA_HS}}/BBKT/HTHM/01</w:t>
-            </w:r>
-          </w:p>
-        </w:tc>
-        <w:tc>
-          <w:tcPr>
-            <w:tcW w:w="1300" w:type="dxa"/>
-            <w:tcMar>
-              <w:top w:w="40" w:type="dxa"/>
-              <w:left w:w="70" w:type="dxa"/>
-              <w:bottom w:w="40" w:type="dxa"/>
-              <w:right w:w="70" w:type="dxa"/>
-            </w:tcMar>
-            <w:vAlign w:val="center"/>
-          </w:tcPr>
-          <w:p>
-            <w:pPr>
-              <w:jc w:val="center"/>
-            </w:pPr>
-            <w:r>
-              <w:rPr>
-                <w:sz w:val="22"/>
-                <w:szCs w:val="22"/>
-              </w:rPr>
-              <w:t>.....................</w:t>
-            </w:r>
-          </w:p>
-        </w:tc>
-        <w:tc>
-          <w:tcPr>
-            <w:tcW w:w="1238" w:type="dxa"/>
-            <w:tcMar>
-              <w:top w:w="40" w:type="dxa"/>
-              <w:left w:w="70" w:type="dxa"/>
-              <w:bottom w:w="40" w:type="dxa"/>
-              <w:right w:w="70" w:type="dxa"/>
-            </w:tcMar>
-            <w:vAlign w:val="center"/>
-          </w:tcPr>
-          <w:p/>
-        </w:tc>
-      </w:tr>
-      <w:tr>
-        <w:tc>
-          <w:tcPr>
-            <w:tcW w:w="620" w:type="dxa"/>
-            <w:shd w:val="clear" w:color="auto" w:fill="F2F2F2"/>
-            <w:tcMar>
-              <w:top w:w="40" w:type="dxa"/>
-              <w:left w:w="70" w:type="dxa"/>
-              <w:bottom w:w="40" w:type="dxa"/>
-              <w:right w:w="70" w:type="dxa"/>
-            </w:tcMar>
-            <w:vAlign w:val="center"/>
-          </w:tcPr>
-          <w:p>
-            <w:pPr>
-              <w:jc w:val="center"/>
-            </w:pPr>
-            <w:r>
-              <w:rPr>
-                <w:b/>
-                <w:bCs/>
-                <w:sz w:val="22"/>
-                <w:szCs w:val="22"/>
-              </w:rPr>
-              <w:t>VIII</w:t>
-            </w:r>
-          </w:p>
-        </w:tc>
-        <w:tc>
-          <w:tcPr>
-            <w:tcW w:w="9018" w:type="dxa"/>
-            <w:gridSpan w:val="5"/>
-            <w:shd w:val="clear" w:color="auto" w:fill="F2F2F2"/>
-            <w:tcMar>
-              <w:top w:w="40" w:type="dxa"/>
-              <w:left w:w="70" w:type="dxa"/>
-              <w:bottom w:w="40" w:type="dxa"/>
-              <w:right w:w="70" w:type="dxa"/>
-            </w:tcMar>
-            <w:vAlign w:val="center"/>
-          </w:tcPr>
-          <w:p>
-            <w:r>
-              <w:rPr>
-                <w:b/>
-                <w:bCs/>
-                <w:sz w:val="22"/>
-                <w:szCs w:val="22"/>
-              </w:rPr>
-              <w:t>HỒ SƠ KIỂM ĐỊNH KỸ THUẬT AN TOÀN THANG MÁY</w:t>
-            </w:r>
-          </w:p>
-        </w:tc>
-      </w:tr>
-      <w:tr>
-        <w:tc>
-          <w:tcPr>
-            <w:tcW w:w="620" w:type="dxa"/>
-            <w:tcMar>
-              <w:top w:w="40" w:type="dxa"/>
-              <w:left w:w="70" w:type="dxa"/>
-              <w:bottom w:w="40" w:type="dxa"/>
-              <w:right w:w="70" w:type="dxa"/>
-            </w:tcMar>
-            <w:vAlign w:val="center"/>
-          </w:tcPr>
-          <w:p>
-            <w:pPr>
-              <w:jc w:val="center"/>
-            </w:pPr>
-            <w:r>
-              <w:rPr>
-                <w:sz w:val="22"/>
-                <w:szCs w:val="22"/>
-              </w:rPr>
-              <w:lastRenderedPageBreak/>
-              <w:t>22</w:t>
-            </w:r>
-          </w:p>
-        </w:tc>
-        <w:tc>
-          <w:tcPr>
-            <w:tcW w:w="1000" w:type="dxa"/>
-            <w:tcMar>
-              <w:top w:w="40" w:type="dxa"/>
-              <w:left w:w="70" w:type="dxa"/>
-              <w:bottom w:w="40" w:type="dxa"/>
-              <w:right w:w="70" w:type="dxa"/>
-            </w:tcMar>
-            <w:vAlign w:val="center"/>
-          </w:tcPr>
-          <w:p>
-            <w:pPr>
-              <w:jc w:val="center"/>
-            </w:pPr>
-            <w:r>
-              <w:rPr>
-                <w:sz w:val="22"/>
-                <w:szCs w:val="22"/>
-              </w:rPr>
-              <w:t>BBKĐ</w:t>
-            </w:r>
-          </w:p>
-        </w:tc>
-        <w:tc>
-          <w:tcPr>
-            <w:tcW w:w="3580" w:type="dxa"/>
-            <w:tcMar>
-              <w:top w:w="40" w:type="dxa"/>
-              <w:left w:w="70" w:type="dxa"/>
-              <w:bottom w:w="40" w:type="dxa"/>
-              <w:right w:w="70" w:type="dxa"/>
-            </w:tcMar>
-            <w:vAlign w:val="center"/>
-          </w:tcPr>
-          <w:p>
-            <w:r>
-              <w:rPr>
-                <w:sz w:val="22"/>
-                <w:szCs w:val="22"/>
-              </w:rPr>
-              <w:t>Biên bản kiểm định kỹ thuật an toàn thang máy (thang máy {{DS_THANG}})</w:t>
-            </w:r>
-          </w:p>
-        </w:tc>
-        <w:tc>
-          <w:tcPr>
-            <w:tcW w:w="1900" w:type="dxa"/>
-            <w:tcMar>
-              <w:top w:w="40" w:type="dxa"/>
-              <w:left w:w="70" w:type="dxa"/>
-              <w:bottom w:w="40" w:type="dxa"/>
-              <w:right w:w="70" w:type="dxa"/>
-            </w:tcMar>
-            <w:vAlign w:val="center"/>
-          </w:tcPr>
-          <w:p>
-            <w:pPr>
-              <w:jc w:val="center"/>
-            </w:pPr>
-            <w:r>
-              <w:rPr>
-                <w:sz w:val="22"/>
-                <w:szCs w:val="22"/>
-              </w:rPr>
-              <w:t>.....................</w:t>
-            </w:r>
-          </w:p>
-        </w:tc>
-        <w:tc>
-          <w:tcPr>
-            <w:tcW w:w="1300" w:type="dxa"/>
-            <w:tcMar>
-              <w:top w:w="40" w:type="dxa"/>
-              <w:left w:w="70" w:type="dxa"/>
-              <w:bottom w:w="40" w:type="dxa"/>
-              <w:right w:w="70" w:type="dxa"/>
-            </w:tcMar>
-            <w:vAlign w:val="center"/>
-          </w:tcPr>
-          <w:p>
-            <w:pPr>
-              <w:jc w:val="center"/>
-            </w:pPr>
-            <w:r>
-              <w:rPr>
-                <w:sz w:val="22"/>
-                <w:szCs w:val="22"/>
-              </w:rPr>
-              <w:t>.....................</w:t>
-            </w:r>
-          </w:p>
-        </w:tc>
-        <w:tc>
-          <w:tcPr>
-            <w:tcW w:w="1238" w:type="dxa"/>
-            <w:tcMar>
-              <w:top w:w="40" w:type="dxa"/>
-              <w:left w:w="70" w:type="dxa"/>
-              <w:bottom w:w="40" w:type="dxa"/>
-              <w:right w:w="70" w:type="dxa"/>
-            </w:tcMar>
-            <w:vAlign w:val="center"/>
-          </w:tcPr>
-          <w:p/>
-        </w:tc>
-      </w:tr>
-      <w:tr>
-        <w:tc>
-          <w:tcPr>
-            <w:tcW w:w="620" w:type="dxa"/>
-            <w:tcMar>
-              <w:top w:w="40" w:type="dxa"/>
-              <w:left w:w="70" w:type="dxa"/>
-              <w:bottom w:w="40" w:type="dxa"/>
-              <w:right w:w="70" w:type="dxa"/>
-            </w:tcMar>
-            <w:vAlign w:val="center"/>
-          </w:tcPr>
-          <w:p>
-            <w:pPr>
-              <w:jc w:val="center"/>
-            </w:pPr>
-            <w:r>
-              <w:rPr>
-                <w:sz w:val="22"/>
-                <w:szCs w:val="22"/>
-              </w:rPr>
-              <w:t>23</w:t>
-            </w:r>
-          </w:p>
-        </w:tc>
-        <w:tc>
-          <w:tcPr>
-            <w:tcW w:w="1000" w:type="dxa"/>
-            <w:tcMar>
-              <w:top w:w="40" w:type="dxa"/>
-              <w:left w:w="70" w:type="dxa"/>
-              <w:bottom w:w="40" w:type="dxa"/>
-              <w:right w:w="70" w:type="dxa"/>
-            </w:tcMar>
-            <w:vAlign w:val="center"/>
-          </w:tcPr>
-          <w:p>
-            <w:pPr>
-              <w:jc w:val="center"/>
-            </w:pPr>
-            <w:r>
-              <w:rPr>
-                <w:sz w:val="22"/>
-                <w:szCs w:val="22"/>
-              </w:rPr>
-              <w:t>GCNKĐ</w:t>
-            </w:r>
-          </w:p>
-        </w:tc>
-        <w:tc>
-          <w:tcPr>
-            <w:tcW w:w="3580" w:type="dxa"/>
-            <w:tcMar>
-              <w:top w:w="40" w:type="dxa"/>
-              <w:left w:w="70" w:type="dxa"/>
-              <w:bottom w:w="40" w:type="dxa"/>
-              <w:right w:w="70" w:type="dxa"/>
-            </w:tcMar>
-            <w:vAlign w:val="center"/>
-          </w:tcPr>
-          <w:p>
-            <w:r>
-              <w:rPr>
-                <w:sz w:val="22"/>
-                <w:szCs w:val="22"/>
-              </w:rPr>
-              <w:t>Giấy chứng nhận kết quả kiểm định kỹ thuật an toàn và tem kiểm định</w:t>
-            </w:r>
-          </w:p>
-        </w:tc>
-        <w:tc>
-          <w:tcPr>
-            <w:tcW w:w="1900" w:type="dxa"/>
-            <w:tcMar>
-              <w:top w:w="40" w:type="dxa"/>
-              <w:left w:w="70" w:type="dxa"/>
-              <w:bottom w:w="40" w:type="dxa"/>
-              <w:right w:w="70" w:type="dxa"/>
-            </w:tcMar>
-            <w:vAlign w:val="center"/>
-          </w:tcPr>
-          <w:p>
-            <w:pPr>
-              <w:jc w:val="center"/>
-            </w:pPr>
-            <w:r>
-              <w:rPr>
-                <w:sz w:val="22"/>
-                <w:szCs w:val="22"/>
-              </w:rPr>
-              <w:t>.....................</w:t>
-            </w:r>
-          </w:p>
-        </w:tc>
-        <w:tc>
-          <w:tcPr>
-            <w:tcW w:w="1300" w:type="dxa"/>
-            <w:tcMar>
-              <w:top w:w="40" w:type="dxa"/>
-              <w:left w:w="70" w:type="dxa"/>
-              <w:bottom w:w="40" w:type="dxa"/>
-              <w:right w:w="70" w:type="dxa"/>
-            </w:tcMar>
-            <w:vAlign w:val="center"/>
-          </w:tcPr>
-          <w:p>
-            <w:pPr>
-              <w:jc w:val="center"/>
-            </w:pPr>
-            <w:r>
-              <w:rPr>
-                <w:sz w:val="22"/>
-                <w:szCs w:val="22"/>
-              </w:rPr>
-              <w:t>.....................</w:t>
-            </w:r>
-          </w:p>
-        </w:tc>
-        <w:tc>
-          <w:tcPr>
-            <w:tcW w:w="1238" w:type="dxa"/>
-            <w:tcMar>
-              <w:top w:w="40" w:type="dxa"/>
-              <w:left w:w="70" w:type="dxa"/>
-              <w:bottom w:w="40" w:type="dxa"/>
-              <w:right w:w="70" w:type="dxa"/>
-            </w:tcMar>
-            <w:vAlign w:val="center"/>
-          </w:tcPr>
-          <w:p/>
-        </w:tc>
-      </w:tr>
-      <w:tr>
-        <w:tc>
-          <w:tcPr>
-            <w:tcW w:w="620" w:type="dxa"/>
-            <w:tcMar>
-              <w:top w:w="40" w:type="dxa"/>
-              <w:left w:w="70" w:type="dxa"/>
-              <w:bottom w:w="40" w:type="dxa"/>
-              <w:right w:w="70" w:type="dxa"/>
-            </w:tcMar>
-            <w:vAlign w:val="center"/>
-          </w:tcPr>
-          <w:p>
-            <w:pPr>
-              <w:jc w:val="center"/>
-            </w:pPr>
-            <w:r>
-              <w:rPr>
-                <w:sz w:val="22"/>
-                <w:szCs w:val="22"/>
-              </w:rPr>
-              <w:t>24</w:t>
-            </w:r>
-          </w:p>
-        </w:tc>
-        <w:tc>
-          <w:tcPr>
-            <w:tcW w:w="1000" w:type="dxa"/>
-            <w:tcMar>
-              <w:top w:w="40" w:type="dxa"/>
-              <w:left w:w="70" w:type="dxa"/>
-              <w:bottom w:w="40" w:type="dxa"/>
-              <w:right w:w="70" w:type="dxa"/>
-            </w:tcMar>
-            <w:vAlign w:val="center"/>
-          </w:tcPr>
-          <w:p>
-            <w:pPr>
-              <w:jc w:val="center"/>
-            </w:pPr>
-            <w:r>
-              <w:rPr>
-                <w:sz w:val="22"/>
-                <w:szCs w:val="22"/>
-              </w:rPr>
-              <w:t>LLTB</w:t>
-            </w:r>
-          </w:p>
-        </w:tc>
-        <w:tc>
-          <w:tcPr>
-            <w:tcW w:w="3580" w:type="dxa"/>
-            <w:tcMar>
-              <w:top w:w="40" w:type="dxa"/>
-              <w:left w:w="70" w:type="dxa"/>
-              <w:bottom w:w="40" w:type="dxa"/>
-              <w:right w:w="70" w:type="dxa"/>
-            </w:tcMar>
-            <w:vAlign w:val="center"/>
-          </w:tcPr>
-          <w:p>
-            <w:r>
-              <w:rPr>
-                <w:sz w:val="22"/>
-                <w:szCs w:val="22"/>
-              </w:rPr>
-              <w:t>Lý lịch thang máy (lý lịch thiết bị)</w:t>
-            </w:r>
-          </w:p>
-        </w:tc>
-        <w:tc>
-          <w:tcPr>
-            <w:tcW w:w="1900" w:type="dxa"/>
-            <w:tcMar>
-              <w:top w:w="40" w:type="dxa"/>
-              <w:left w:w="70" w:type="dxa"/>
-              <w:bottom w:w="40" w:type="dxa"/>
-              <w:right w:w="70" w:type="dxa"/>
-            </w:tcMar>
-            <w:vAlign w:val="center"/>
-          </w:tcPr>
-          <w:p>
-            <w:pPr>
-              <w:jc w:val="center"/>
-            </w:pPr>
-            <w:r>
-              <w:rPr>
-                <w:sz w:val="22"/>
-                <w:szCs w:val="22"/>
-              </w:rPr>
-              <w:t>.....................</w:t>
-            </w:r>
-          </w:p>
-        </w:tc>
-        <w:tc>
-          <w:tcPr>
-            <w:tcW w:w="1300" w:type="dxa"/>
-            <w:tcMar>
-              <w:top w:w="40" w:type="dxa"/>
-              <w:left w:w="70" w:type="dxa"/>
-              <w:bottom w:w="40" w:type="dxa"/>
-              <w:right w:w="70" w:type="dxa"/>
-            </w:tcMar>
-            <w:vAlign w:val="center"/>
-          </w:tcPr>
-          <w:p>
-            <w:pPr>
-              <w:jc w:val="center"/>
-            </w:pPr>
-            <w:r>
-              <w:rPr>
-                <w:sz w:val="22"/>
-                <w:szCs w:val="22"/>
-              </w:rPr>
-              <w:t>.....................</w:t>
-            </w:r>
-          </w:p>
-        </w:tc>
-        <w:tc>
-          <w:tcPr>
-            <w:tcW w:w="1238" w:type="dxa"/>
-            <w:tcMar>
-              <w:top w:w="40" w:type="dxa"/>
-              <w:left w:w="70" w:type="dxa"/>
-              <w:bottom w:w="40" w:type="dxa"/>
-              <w:right w:w="70" w:type="dxa"/>
-            </w:tcMar>
-            <w:vAlign w:val="center"/>
-          </w:tcPr>
-          <w:p/>
-        </w:tc>
-      </w:tr>
-      <w:tr>
-        <w:tc>
-          <w:tcPr>
-            <w:tcW w:w="620" w:type="dxa"/>
-            <w:shd w:val="clear" w:color="auto" w:fill="F2F2F2"/>
-            <w:tcMar>
-              <w:top w:w="40" w:type="dxa"/>
-              <w:left w:w="70" w:type="dxa"/>
-              <w:bottom w:w="40" w:type="dxa"/>
-              <w:right w:w="70" w:type="dxa"/>
-            </w:tcMar>
-            <w:vAlign w:val="center"/>
-          </w:tcPr>
-          <w:p>
-            <w:pPr>
-              <w:jc w:val="center"/>
-            </w:pPr>
-            <w:r>
-              <w:rPr>
-                <w:b/>
-                <w:bCs/>
-                <w:sz w:val="22"/>
-                <w:szCs w:val="22"/>
-              </w:rPr>
-              <w:t>IX</w:t>
-            </w:r>
-          </w:p>
-        </w:tc>
-        <w:tc>
-          <w:tcPr>
-            <w:tcW w:w="9018" w:type="dxa"/>
-            <w:gridSpan w:val="5"/>
-            <w:shd w:val="clear" w:color="auto" w:fill="F2F2F2"/>
-            <w:tcMar>
-              <w:top w:w="40" w:type="dxa"/>
-              <w:left w:w="70" w:type="dxa"/>
-              <w:bottom w:w="40" w:type="dxa"/>
-              <w:right w:w="70" w:type="dxa"/>
-            </w:tcMar>
-            <w:vAlign w:val="center"/>
-          </w:tcPr>
-          <w:p>
-            <w:r>
-              <w:rPr>
-                <w:b/>
-                <w:bCs/>
-                <w:sz w:val="22"/>
-                <w:szCs w:val="22"/>
-              </w:rPr>
-              <w:t>BẢN VẼ HOÀN CÔNG</w:t>
-            </w:r>
-          </w:p>
-        </w:tc>
-      </w:tr>
-      <w:tr>
-        <w:tc>
-          <w:tcPr>
-            <w:tcW w:w="620" w:type="dxa"/>
-            <w:tcMar>
-              <w:top w:w="40" w:type="dxa"/>
-              <w:left w:w="70" w:type="dxa"/>
-              <w:bottom w:w="40" w:type="dxa"/>
-              <w:right w:w="70" w:type="dxa"/>
-            </w:tcMar>
-            <w:vAlign w:val="center"/>
-          </w:tcPr>
-          <w:p>
-            <w:pPr>
-              <w:jc w:val="center"/>
-            </w:pPr>
-            <w:r>
-              <w:rPr>
-                <w:sz w:val="22"/>
-                <w:szCs w:val="22"/>
-              </w:rPr>
-              <w:t>25</w:t>
-            </w:r>
-          </w:p>
-        </w:tc>
-        <w:tc>
-          <w:tcPr>
-            <w:tcW w:w="1000" w:type="dxa"/>
-            <w:tcMar>
-              <w:top w:w="40" w:type="dxa"/>
-              <w:left w:w="70" w:type="dxa"/>
-              <w:bottom w:w="40" w:type="dxa"/>
-              <w:right w:w="70" w:type="dxa"/>
-            </w:tcMar>
-            <w:vAlign w:val="center"/>
-          </w:tcPr>
-          <w:p>
-            <w:pPr>
-              <w:jc w:val="center"/>
-            </w:pPr>
-            <w:r>
-              <w:rPr>
-                <w:sz w:val="22"/>
-                <w:szCs w:val="22"/>
-              </w:rPr>
-              <w:t>BVHC</w:t>
-            </w:r>
-          </w:p>
-        </w:tc>
-        <w:tc>
-          <w:tcPr>
-            <w:tcW w:w="3580" w:type="dxa"/>
-            <w:tcMar>
-              <w:top w:w="40" w:type="dxa"/>
-              <w:left w:w="70" w:type="dxa"/>
-              <w:bottom w:w="40" w:type="dxa"/>
-              <w:right w:w="70" w:type="dxa"/>
-            </w:tcMar>
-            <w:vAlign w:val="center"/>
-          </w:tcPr>
-          <w:p>
-            <w:r>
-              <w:rPr>
-                <w:sz w:val="22"/>
-                <w:szCs w:val="22"/>
-              </w:rPr>
-              <w:t>Bản vẽ hoàn công hệ thống thang máy {{DS_THANG}} và hệ đà thép (bao gồm khối lượng phát sinh theo PLHĐ số {{SO_PL}})</w:t>
-            </w:r>
-          </w:p>
-        </w:tc>
-        <w:tc>
-          <w:tcPr>
-            <w:tcW w:w="1900" w:type="dxa"/>
-            <w:tcMar>
-              <w:top w:w="40" w:type="dxa"/>
-              <w:left w:w="70" w:type="dxa"/>
-              <w:bottom w:w="40" w:type="dxa"/>
-              <w:right w:w="70" w:type="dxa"/>
-            </w:tcMar>
-            <w:vAlign w:val="center"/>
-          </w:tcPr>
-          <w:p>
-            <w:pPr>
-              <w:jc w:val="center"/>
-            </w:pPr>
-            <w:r>
-              <w:rPr>
-                <w:sz w:val="22"/>
-                <w:szCs w:val="22"/>
-              </w:rPr>
-              <w:t>.....................</w:t>
-            </w:r>
-          </w:p>
-        </w:tc>
-        <w:tc>
-          <w:tcPr>
-            <w:tcW w:w="1300" w:type="dxa"/>
-            <w:tcMar>
-              <w:top w:w="40" w:type="dxa"/>
-              <w:left w:w="70" w:type="dxa"/>
-              <w:bottom w:w="40" w:type="dxa"/>
-              <w:right w:w="70" w:type="dxa"/>
-            </w:tcMar>
-            <w:vAlign w:val="center"/>
-          </w:tcPr>
-          <w:p>
-            <w:pPr>
-              <w:jc w:val="center"/>
-            </w:pPr>
-            <w:r>
-              <w:rPr>
-                <w:sz w:val="22"/>
-                <w:szCs w:val="22"/>
-              </w:rPr>
-              <w:t>.....................</w:t>
-            </w:r>
-          </w:p>
-        </w:tc>
-        <w:tc>
-          <w:tcPr>
-            <w:tcW w:w="1238" w:type="dxa"/>
-            <w:tcMar>
-              <w:top w:w="40" w:type="dxa"/>
-              <w:left w:w="70" w:type="dxa"/>
-              <w:bottom w:w="40" w:type="dxa"/>
-              <w:right w:w="70" w:type="dxa"/>
-            </w:tcMar>
-            <w:vAlign w:val="center"/>
-          </w:tcPr>
-          <w:p/>
+            <w:tcW w:w="9638" w:type="dxa"/>
+            <w:gridSpan w:val="6"/>
+          </w:tcPr>
+          <w:p>
+            <w:r>
+              <w:t>{{BLOCK_DM}}</w:t>
+            </w:r>
+          </w:p>
         </w:tc>
       </w:tr>
     </w:tbl>
@@ -4947,6 +1173,11 @@
       <w:pPr>
         <w:spacing w:after="1600" w:line="264" w:lineRule="auto"/>
       </w:pPr>
+    </w:p>
+    <w:p>
+      <w:r>
+        <w:t>{{PHASE_BEGIN}}</w:t>
+      </w:r>
     </w:p>
     <w:p>
       <w:pPr>
@@ -5056,7 +1287,7 @@
           <w:sz w:val="22"/>
           <w:szCs w:val="22"/>
         </w:rPr>
-        <w:t>Phiếu đề nghị nghiệm thu – số {{MA_HS}}/YCNT/VLĐV/01</w:t>
+        <w:t>Phiếu đề nghị nghiệm thu – số {{MA_HS}}/YCNT/VLĐV/{{DOT}}</w:t>
       </w:r>
     </w:p>
     <w:p>
@@ -5069,7 +1300,7 @@
           <w:sz w:val="22"/>
           <w:szCs w:val="22"/>
         </w:rPr>
-        <w:t>Biên bản nghiệm thu công việc – số {{MA_HS}}/BBNT/VLĐV/01</w:t>
+        <w:t>Biên bản nghiệm thu công việc – số {{MA_HS}}/BBNT/VLĐV/{{DOT}}</w:t>
       </w:r>
     </w:p>
     <w:p>
@@ -5082,7 +1313,7 @@
           <w:sz w:val="22"/>
           <w:szCs w:val="22"/>
         </w:rPr>
-        <w:t>Biên bản kiểm tra công tác nghiệm thu – số {{MA_HS}}/BBKT/VLĐV/01</w:t>
+        <w:t>Biên bản kiểm tra công tác nghiệm thu – số {{MA_HS}}/BBKT/VLĐV/{{DOT}}</w:t>
       </w:r>
     </w:p>
     <w:p>
@@ -5255,7 +1486,7 @@
           <w:i/>
           <w:iCs/>
         </w:rPr>
-        <w:t>Yêu cầu số: {{MA_HS}}/YCNT/VLĐV/01</w:t>
+        <w:t>Yêu cầu số: {{MA_HS}}/YCNT/VLĐV/{{DOT}}</w:t>
       </w:r>
     </w:p>
     <w:tbl>
@@ -5912,7 +2143,7 @@
           <w:b/>
           <w:bCs/>
         </w:rPr>
-        <w:t>BIÊN BẢN SỐ: {{MA_HS}}/BBNT/VLĐV/01</w:t>
+        <w:t>BIÊN BẢN SỐ: {{MA_HS}}/BBNT/VLĐV/{{DOT}}</w:t>
       </w:r>
     </w:p>
     <w:p>
@@ -6219,7 +2450,7 @@
         <w:ind w:left="360"/>
       </w:pPr>
       <w:r>
-        <w:t>- Phiếu yêu cầu nghiệm thu của Nhà thầu thi công số {{MA_HS}}/YCNT/VLĐV/01</w:t>
+        <w:t>- Phiếu yêu cầu nghiệm thu của Nhà thầu thi công số {{MA_HS}}/YCNT/VLĐV/{{DOT}}</w:t>
       </w:r>
     </w:p>
     <w:p>
@@ -6228,7 +2459,7 @@
         <w:ind w:left="360"/>
       </w:pPr>
       <w:r>
-        <w:t>- Biên bản kiểm tra công tác nghiệm thu công việc số {{MA_HS}}/BBKT/VLĐV/01</w:t>
+        <w:t>- Biên bản kiểm tra công tác nghiệm thu công việc số {{MA_HS}}/BBKT/VLĐV/{{DOT}}</w:t>
       </w:r>
     </w:p>
     <w:p>
@@ -6352,7 +2583,7 @@
         <w:spacing w:after="20" w:line="264" w:lineRule="auto"/>
       </w:pPr>
       <w:r>
-        <w:t>Các nội dung kỹ thuật cần kiểm tra và kết quả đánh giá chi tiết được ghi nhận tại Biên bản kiểm tra công tác nghiệm thu công việc số {{MA_HS}}/BBKT/VLĐV/01 kèm theo Biên bản này.</w:t>
+        <w:t>Các nội dung kỹ thuật cần kiểm tra và kết quả đánh giá chi tiết được ghi nhận tại Biên bản kiểm tra công tác nghiệm thu công việc số {{MA_HS}}/BBKT/VLĐV/{{DOT}} kèm theo Biên bản này.</w:t>
       </w:r>
     </w:p>
     <w:p>
@@ -6626,13 +2857,631 @@
       <w:tr>
         <w:tc>
           <w:tcPr>
-            <w:tcW w:w="9638" w:type="dxa"/>
-          </w:tcPr>
-          <w:p>
-            <w:r>
-              <w:t>{{BLOCK_TB1}}</w:t>
-            </w:r>
-          </w:p>
+            <w:tcW w:w="480" w:type="dxa"/>
+            <w:tcMar>
+              <w:top w:w="40" w:type="dxa"/>
+              <w:left w:w="70" w:type="dxa"/>
+              <w:bottom w:w="40" w:type="dxa"/>
+              <w:right w:w="70" w:type="dxa"/>
+            </w:tcMar>
+          </w:tcPr>
+          <w:p>
+            <w:pPr>
+              <w:jc w:val="center"/>
+            </w:pPr>
+            <w:r>
+              <w:rPr>
+                <w:sz w:val="22"/>
+                <w:szCs w:val="22"/>
+              </w:rPr>
+              <w:t>1</w:t>
+            </w:r>
+          </w:p>
+        </w:tc>
+        <w:tc>
+          <w:tcPr>
+            <w:tcW w:w="1720" w:type="dxa"/>
+            <w:tcMar>
+              <w:top w:w="40" w:type="dxa"/>
+              <w:left w:w="70" w:type="dxa"/>
+              <w:bottom w:w="40" w:type="dxa"/>
+              <w:right w:w="70" w:type="dxa"/>
+            </w:tcMar>
+          </w:tcPr>
+          <w:p>
+            <w:r>
+              <w:rPr>
+                <w:b/>
+                <w:bCs/>
+                <w:sz w:val="22"/>
+                <w:szCs w:val="22"/>
+              </w:rPr>
+              <w:t>Thang máy {{THANG1}} (Khu Showroom)</w:t>
+            </w:r>
+          </w:p>
+        </w:tc>
+        <w:tc>
+          <w:tcPr>
+            <w:tcW w:w="3250" w:type="dxa"/>
+            <w:tcMar>
+              <w:top w:w="40" w:type="dxa"/>
+              <w:left w:w="70" w:type="dxa"/>
+              <w:bottom w:w="40" w:type="dxa"/>
+              <w:right w:w="70" w:type="dxa"/>
+            </w:tcMar>
+          </w:tcPr>
+          <w:p>
+            <w:r>
+              <w:rPr>
+                <w:sz w:val="22"/>
+                <w:szCs w:val="22"/>
+              </w:rPr>
+              <w:t>- Thang khách Schindler 3000 (MRL - không phòng máy)</w:t>
+            </w:r>
+          </w:p>
+          <w:p>
+            <w:r>
+              <w:rPr>
+                <w:sz w:val="22"/>
+                <w:szCs w:val="22"/>
+              </w:rPr>
+              <w:t>- Tải trọng: 1000 kg - 13 người</w:t>
+            </w:r>
+          </w:p>
+          <w:p>
+            <w:r>
+              <w:rPr>
+                <w:sz w:val="22"/>
+                <w:szCs w:val="22"/>
+              </w:rPr>
+              <w:t>- Vận tốc: 1,5 m/s</w:t>
+            </w:r>
+          </w:p>
+          <w:p>
+            <w:r>
+              <w:rPr>
+                <w:sz w:val="22"/>
+                <w:szCs w:val="22"/>
+              </w:rPr>
+              <w:t>- Số điểm dừng: 05 (mở cửa trước)</w:t>
+            </w:r>
+          </w:p>
+          <w:p>
+            <w:r>
+              <w:rPr>
+                <w:sz w:val="22"/>
+                <w:szCs w:val="22"/>
+              </w:rPr>
+              <w:t>- Kích thước cabin: 1600x1500x2400 mm</w:t>
+            </w:r>
+          </w:p>
+          <w:p>
+            <w:r>
+              <w:rPr>
+                <w:sz w:val="22"/>
+                <w:szCs w:val="22"/>
+              </w:rPr>
+              <w:t>- Kích thước cửa tầng: 900x2100 mm</w:t>
+            </w:r>
+          </w:p>
+          <w:p>
+            <w:r>
+              <w:rPr>
+                <w:sz w:val="22"/>
+                <w:szCs w:val="22"/>
+              </w:rPr>
+              <w:t>- Hố thang lọt lòng: 4880x2460 mm (hố đôi)</w:t>
+            </w:r>
+          </w:p>
+        </w:tc>
+        <w:tc>
+          <w:tcPr>
+            <w:tcW w:w="570" w:type="dxa"/>
+            <w:tcMar>
+              <w:top w:w="40" w:type="dxa"/>
+              <w:left w:w="70" w:type="dxa"/>
+              <w:bottom w:w="40" w:type="dxa"/>
+              <w:right w:w="70" w:type="dxa"/>
+            </w:tcMar>
+          </w:tcPr>
+          <w:p>
+            <w:pPr>
+              <w:jc w:val="center"/>
+            </w:pPr>
+            <w:r>
+              <w:rPr>
+                <w:sz w:val="22"/>
+                <w:szCs w:val="22"/>
+              </w:rPr>
+              <w:t>Bộ</w:t>
+            </w:r>
+          </w:p>
+        </w:tc>
+        <w:tc>
+          <w:tcPr>
+            <w:tcW w:w="680" w:type="dxa"/>
+            <w:tcMar>
+              <w:top w:w="40" w:type="dxa"/>
+              <w:left w:w="70" w:type="dxa"/>
+              <w:bottom w:w="40" w:type="dxa"/>
+              <w:right w:w="70" w:type="dxa"/>
+            </w:tcMar>
+          </w:tcPr>
+          <w:p>
+            <w:pPr>
+              <w:jc w:val="center"/>
+            </w:pPr>
+            <w:r>
+              <w:rPr>
+                <w:sz w:val="22"/>
+                <w:szCs w:val="22"/>
+              </w:rPr>
+              <w:t>01</w:t>
+            </w:r>
+          </w:p>
+        </w:tc>
+        <w:tc>
+          <w:tcPr>
+            <w:tcW w:w="1050" w:type="dxa"/>
+            <w:tcMar>
+              <w:top w:w="40" w:type="dxa"/>
+              <w:left w:w="70" w:type="dxa"/>
+              <w:bottom w:w="40" w:type="dxa"/>
+              <w:right w:w="70" w:type="dxa"/>
+            </w:tcMar>
+          </w:tcPr>
+          <w:p>
+            <w:pPr>
+              <w:jc w:val="center"/>
+            </w:pPr>
+            <w:r>
+              <w:rPr>
+                <w:sz w:val="22"/>
+                <w:szCs w:val="22"/>
+              </w:rPr>
+              <w:t>Schindler</w:t>
+            </w:r>
+          </w:p>
+        </w:tc>
+        <w:tc>
+          <w:tcPr>
+            <w:tcW w:w="950" w:type="dxa"/>
+            <w:tcMar>
+              <w:top w:w="40" w:type="dxa"/>
+              <w:left w:w="70" w:type="dxa"/>
+              <w:bottom w:w="40" w:type="dxa"/>
+              <w:right w:w="70" w:type="dxa"/>
+            </w:tcMar>
+          </w:tcPr>
+          <w:p>
+            <w:pPr>
+              <w:jc w:val="center"/>
+            </w:pPr>
+            <w:r>
+              <w:rPr>
+                <w:sz w:val="22"/>
+                <w:szCs w:val="22"/>
+              </w:rPr>
+              <w:t>Trung Quốc</w:t>
+            </w:r>
+          </w:p>
+        </w:tc>
+        <w:tc>
+          <w:tcPr>
+            <w:tcW w:w="938" w:type="dxa"/>
+            <w:tcMar>
+              <w:top w:w="40" w:type="dxa"/>
+              <w:left w:w="70" w:type="dxa"/>
+              <w:bottom w:w="40" w:type="dxa"/>
+              <w:right w:w="70" w:type="dxa"/>
+            </w:tcMar>
+          </w:tcPr>
+          <w:p/>
+        </w:tc>
+      </w:tr>
+      <w:tr>
+        <w:tc>
+          <w:tcPr>
+            <w:tcW w:w="480" w:type="dxa"/>
+            <w:tcMar>
+              <w:top w:w="40" w:type="dxa"/>
+              <w:left w:w="70" w:type="dxa"/>
+              <w:bottom w:w="40" w:type="dxa"/>
+              <w:right w:w="70" w:type="dxa"/>
+            </w:tcMar>
+          </w:tcPr>
+          <w:p>
+            <w:pPr>
+              <w:jc w:val="center"/>
+            </w:pPr>
+            <w:r>
+              <w:rPr>
+                <w:sz w:val="22"/>
+                <w:szCs w:val="22"/>
+              </w:rPr>
+              <w:t>2</w:t>
+            </w:r>
+          </w:p>
+        </w:tc>
+        <w:tc>
+          <w:tcPr>
+            <w:tcW w:w="1720" w:type="dxa"/>
+            <w:tcMar>
+              <w:top w:w="40" w:type="dxa"/>
+              <w:left w:w="70" w:type="dxa"/>
+              <w:bottom w:w="40" w:type="dxa"/>
+              <w:right w:w="70" w:type="dxa"/>
+            </w:tcMar>
+          </w:tcPr>
+          <w:p>
+            <w:r>
+              <w:rPr>
+                <w:b/>
+                <w:bCs/>
+                <w:sz w:val="22"/>
+                <w:szCs w:val="22"/>
+              </w:rPr>
+              <w:t>Thang máy {{THANG2}} (Khu phụ trợ)</w:t>
+            </w:r>
+          </w:p>
+        </w:tc>
+        <w:tc>
+          <w:tcPr>
+            <w:tcW w:w="3250" w:type="dxa"/>
+            <w:tcMar>
+              <w:top w:w="40" w:type="dxa"/>
+              <w:left w:w="70" w:type="dxa"/>
+              <w:bottom w:w="40" w:type="dxa"/>
+              <w:right w:w="70" w:type="dxa"/>
+            </w:tcMar>
+          </w:tcPr>
+          <w:p>
+            <w:r>
+              <w:rPr>
+                <w:sz w:val="22"/>
+                <w:szCs w:val="22"/>
+              </w:rPr>
+              <w:t>- Thang khách Schindler 3000 (MRL - không phòng máy)</w:t>
+            </w:r>
+          </w:p>
+          <w:p>
+            <w:r>
+              <w:rPr>
+                <w:sz w:val="22"/>
+                <w:szCs w:val="22"/>
+              </w:rPr>
+              <w:t>- Tải trọng: 1000 kg - 13 người</w:t>
+            </w:r>
+          </w:p>
+          <w:p>
+            <w:r>
+              <w:rPr>
+                <w:sz w:val="22"/>
+                <w:szCs w:val="22"/>
+              </w:rPr>
+              <w:t>- Vận tốc: 1,5 m/s</w:t>
+            </w:r>
+          </w:p>
+          <w:p>
+            <w:r>
+              <w:rPr>
+                <w:sz w:val="22"/>
+                <w:szCs w:val="22"/>
+              </w:rPr>
+              <w:t>- Số điểm dừng: 05 (mở cửa trước)</w:t>
+            </w:r>
+          </w:p>
+          <w:p>
+            <w:r>
+              <w:rPr>
+                <w:sz w:val="22"/>
+                <w:szCs w:val="22"/>
+              </w:rPr>
+              <w:t>- Kích thước cabin: 1600x1500x2400 mm</w:t>
+            </w:r>
+          </w:p>
+          <w:p>
+            <w:r>
+              <w:rPr>
+                <w:sz w:val="22"/>
+                <w:szCs w:val="22"/>
+              </w:rPr>
+              <w:t>- Kích thước cửa tầng: 900x2100 mm</w:t>
+            </w:r>
+          </w:p>
+          <w:p>
+            <w:r>
+              <w:rPr>
+                <w:sz w:val="22"/>
+                <w:szCs w:val="22"/>
+              </w:rPr>
+              <w:t>- Hố thang lọt lòng: 2250x2100 mm</w:t>
+            </w:r>
+          </w:p>
+        </w:tc>
+        <w:tc>
+          <w:tcPr>
+            <w:tcW w:w="570" w:type="dxa"/>
+            <w:tcMar>
+              <w:top w:w="40" w:type="dxa"/>
+              <w:left w:w="70" w:type="dxa"/>
+              <w:bottom w:w="40" w:type="dxa"/>
+              <w:right w:w="70" w:type="dxa"/>
+            </w:tcMar>
+          </w:tcPr>
+          <w:p>
+            <w:pPr>
+              <w:jc w:val="center"/>
+            </w:pPr>
+            <w:r>
+              <w:rPr>
+                <w:sz w:val="22"/>
+                <w:szCs w:val="22"/>
+              </w:rPr>
+              <w:t>Bộ</w:t>
+            </w:r>
+          </w:p>
+        </w:tc>
+        <w:tc>
+          <w:tcPr>
+            <w:tcW w:w="680" w:type="dxa"/>
+            <w:tcMar>
+              <w:top w:w="40" w:type="dxa"/>
+              <w:left w:w="70" w:type="dxa"/>
+              <w:bottom w:w="40" w:type="dxa"/>
+              <w:right w:w="70" w:type="dxa"/>
+            </w:tcMar>
+          </w:tcPr>
+          <w:p>
+            <w:pPr>
+              <w:jc w:val="center"/>
+            </w:pPr>
+            <w:r>
+              <w:rPr>
+                <w:sz w:val="22"/>
+                <w:szCs w:val="22"/>
+              </w:rPr>
+              <w:t>01</w:t>
+            </w:r>
+          </w:p>
+        </w:tc>
+        <w:tc>
+          <w:tcPr>
+            <w:tcW w:w="1050" w:type="dxa"/>
+            <w:tcMar>
+              <w:top w:w="40" w:type="dxa"/>
+              <w:left w:w="70" w:type="dxa"/>
+              <w:bottom w:w="40" w:type="dxa"/>
+              <w:right w:w="70" w:type="dxa"/>
+            </w:tcMar>
+          </w:tcPr>
+          <w:p>
+            <w:pPr>
+              <w:jc w:val="center"/>
+            </w:pPr>
+            <w:r>
+              <w:rPr>
+                <w:sz w:val="22"/>
+                <w:szCs w:val="22"/>
+              </w:rPr>
+              <w:t>Schindler</w:t>
+            </w:r>
+          </w:p>
+        </w:tc>
+        <w:tc>
+          <w:tcPr>
+            <w:tcW w:w="950" w:type="dxa"/>
+            <w:tcMar>
+              <w:top w:w="40" w:type="dxa"/>
+              <w:left w:w="70" w:type="dxa"/>
+              <w:bottom w:w="40" w:type="dxa"/>
+              <w:right w:w="70" w:type="dxa"/>
+            </w:tcMar>
+          </w:tcPr>
+          <w:p>
+            <w:pPr>
+              <w:jc w:val="center"/>
+            </w:pPr>
+            <w:r>
+              <w:rPr>
+                <w:sz w:val="22"/>
+                <w:szCs w:val="22"/>
+              </w:rPr>
+              <w:t>Trung Quốc</w:t>
+            </w:r>
+          </w:p>
+        </w:tc>
+        <w:tc>
+          <w:tcPr>
+            <w:tcW w:w="938" w:type="dxa"/>
+            <w:tcMar>
+              <w:top w:w="40" w:type="dxa"/>
+              <w:left w:w="70" w:type="dxa"/>
+              <w:bottom w:w="40" w:type="dxa"/>
+              <w:right w:w="70" w:type="dxa"/>
+            </w:tcMar>
+          </w:tcPr>
+          <w:p/>
+        </w:tc>
+      </w:tr>
+      <w:tr>
+        <w:tc>
+          <w:tcPr>
+            <w:tcW w:w="480" w:type="dxa"/>
+            <w:tcMar>
+              <w:top w:w="40" w:type="dxa"/>
+              <w:left w:w="70" w:type="dxa"/>
+              <w:bottom w:w="40" w:type="dxa"/>
+              <w:right w:w="70" w:type="dxa"/>
+            </w:tcMar>
+          </w:tcPr>
+          <w:p>
+            <w:pPr>
+              <w:jc w:val="center"/>
+            </w:pPr>
+            <w:r>
+              <w:rPr>
+                <w:sz w:val="22"/>
+                <w:szCs w:val="22"/>
+              </w:rPr>
+              <w:t>3</w:t>
+            </w:r>
+          </w:p>
+        </w:tc>
+        <w:tc>
+          <w:tcPr>
+            <w:tcW w:w="1720" w:type="dxa"/>
+            <w:tcMar>
+              <w:top w:w="40" w:type="dxa"/>
+              <w:left w:w="70" w:type="dxa"/>
+              <w:bottom w:w="40" w:type="dxa"/>
+              <w:right w:w="70" w:type="dxa"/>
+            </w:tcMar>
+          </w:tcPr>
+          <w:p>
+            <w:r>
+              <w:rPr>
+                <w:b/>
+                <w:bCs/>
+                <w:sz w:val="22"/>
+                <w:szCs w:val="22"/>
+              </w:rPr>
+              <w:t>Đà thép ngăn hố thang đôi ({{THANG1}})</w:t>
+            </w:r>
+          </w:p>
+        </w:tc>
+        <w:tc>
+          <w:tcPr>
+            <w:tcW w:w="3250" w:type="dxa"/>
+            <w:tcMar>
+              <w:top w:w="40" w:type="dxa"/>
+              <w:left w:w="70" w:type="dxa"/>
+              <w:bottom w:w="40" w:type="dxa"/>
+              <w:right w:w="70" w:type="dxa"/>
+            </w:tcMar>
+          </w:tcPr>
+          <w:p>
+            <w:r>
+              <w:rPr>
+                <w:sz w:val="22"/>
+                <w:szCs w:val="22"/>
+              </w:rPr>
+              <w:t>- Kích thước: 150x75x2460 mm</w:t>
+            </w:r>
+          </w:p>
+          <w:p>
+            <w:r>
+              <w:rPr>
+                <w:sz w:val="22"/>
+                <w:szCs w:val="22"/>
+              </w:rPr>
+              <w:t>- Theo Phụ lục A Hợp đồng</w:t>
+            </w:r>
+          </w:p>
+        </w:tc>
+        <w:tc>
+          <w:tcPr>
+            <w:tcW w:w="570" w:type="dxa"/>
+            <w:tcMar>
+              <w:top w:w="40" w:type="dxa"/>
+              <w:left w:w="70" w:type="dxa"/>
+              <w:bottom w:w="40" w:type="dxa"/>
+              <w:right w:w="70" w:type="dxa"/>
+            </w:tcMar>
+          </w:tcPr>
+          <w:p>
+            <w:pPr>
+              <w:jc w:val="center"/>
+            </w:pPr>
+            <w:r>
+              <w:rPr>
+                <w:sz w:val="22"/>
+                <w:szCs w:val="22"/>
+              </w:rPr>
+              <w:t>Cái</w:t>
+            </w:r>
+          </w:p>
+        </w:tc>
+        <w:tc>
+          <w:tcPr>
+            <w:tcW w:w="680" w:type="dxa"/>
+            <w:tcMar>
+              <w:top w:w="40" w:type="dxa"/>
+              <w:left w:w="70" w:type="dxa"/>
+              <w:bottom w:w="40" w:type="dxa"/>
+              <w:right w:w="70" w:type="dxa"/>
+            </w:tcMar>
+          </w:tcPr>
+          <w:p>
+            <w:pPr>
+              <w:jc w:val="center"/>
+            </w:pPr>
+            <w:r>
+              <w:rPr>
+                <w:sz w:val="22"/>
+                <w:szCs w:val="22"/>
+              </w:rPr>
+              <w:t>14</w:t>
+            </w:r>
+          </w:p>
+        </w:tc>
+        <w:tc>
+          <w:tcPr>
+            <w:tcW w:w="1050" w:type="dxa"/>
+            <w:tcMar>
+              <w:top w:w="40" w:type="dxa"/>
+              <w:left w:w="70" w:type="dxa"/>
+              <w:bottom w:w="40" w:type="dxa"/>
+              <w:right w:w="70" w:type="dxa"/>
+            </w:tcMar>
+          </w:tcPr>
+          <w:p>
+            <w:pPr>
+              <w:jc w:val="center"/>
+            </w:pPr>
+            <w:r>
+              <w:rPr>
+                <w:sz w:val="22"/>
+                <w:szCs w:val="22"/>
+              </w:rPr>
+              <w:t>-</w:t>
+            </w:r>
+          </w:p>
+        </w:tc>
+        <w:tc>
+          <w:tcPr>
+            <w:tcW w:w="950" w:type="dxa"/>
+            <w:tcMar>
+              <w:top w:w="40" w:type="dxa"/>
+              <w:left w:w="70" w:type="dxa"/>
+              <w:bottom w:w="40" w:type="dxa"/>
+              <w:right w:w="70" w:type="dxa"/>
+            </w:tcMar>
+          </w:tcPr>
+          <w:p>
+            <w:pPr>
+              <w:jc w:val="center"/>
+            </w:pPr>
+            <w:r>
+              <w:rPr>
+                <w:sz w:val="22"/>
+                <w:szCs w:val="22"/>
+              </w:rPr>
+              <w:t>Việt Nam</w:t>
+            </w:r>
+          </w:p>
+        </w:tc>
+        <w:tc>
+          <w:tcPr>
+            <w:tcW w:w="938" w:type="dxa"/>
+            <w:tcMar>
+              <w:top w:w="40" w:type="dxa"/>
+              <w:left w:w="70" w:type="dxa"/>
+              <w:bottom w:w="40" w:type="dxa"/>
+              <w:right w:w="70" w:type="dxa"/>
+            </w:tcMar>
+          </w:tcPr>
+          <w:p/>
         </w:tc>
       </w:tr>
     </w:tbl>
@@ -6792,7 +3641,7 @@
                 <w:b/>
                 <w:bCs/>
               </w:rPr>
-              <w:t>{{MA_HS}}/BBKT/VLĐV/01</w:t>
+              <w:t>{{MA_HS}}/BBKT/VLĐV/{{DOT}}</w:t>
             </w:r>
           </w:p>
         </w:tc>
@@ -11936,7 +8785,7 @@
           <w:sz w:val="22"/>
           <w:szCs w:val="22"/>
         </w:rPr>
-        <w:t>Phiếu đề nghị nghiệm thu – số {{MA_HS}}/YCNT/LĐT/01</w:t>
+        <w:t>Phiếu đề nghị nghiệm thu – số {{MA_HS}}/YCNT/LĐT/{{DOT}}</w:t>
       </w:r>
     </w:p>
     <w:p>
@@ -11949,7 +8798,7 @@
           <w:sz w:val="22"/>
           <w:szCs w:val="22"/>
         </w:rPr>
-        <w:t>Biên bản nghiệm thu công việc – số {{MA_HS}}/BBNT/LĐT/01</w:t>
+        <w:t>Biên bản nghiệm thu công việc – số {{MA_HS}}/BBNT/LĐT/{{DOT}}</w:t>
       </w:r>
     </w:p>
     <w:p>
@@ -11962,7 +8811,7 @@
           <w:sz w:val="22"/>
           <w:szCs w:val="22"/>
         </w:rPr>
-        <w:t>Biên bản kiểm tra công tác nghiệm thu – số {{MA_HS}}/BBKT/LĐT/01</w:t>
+        <w:t>Biên bản kiểm tra công tác nghiệm thu – số {{MA_HS}}/BBKT/LĐT/{{DOT}}</w:t>
       </w:r>
     </w:p>
     <w:p>
@@ -12135,7 +8984,7 @@
           <w:i/>
           <w:iCs/>
         </w:rPr>
-        <w:t>Yêu cầu số: {{MA_HS}}/YCNT/LĐT/01</w:t>
+        <w:t>Yêu cầu số: {{MA_HS}}/YCNT/LĐT/{{DOT}}</w:t>
       </w:r>
     </w:p>
     <w:tbl>
@@ -12792,7 +9641,7 @@
           <w:b/>
           <w:bCs/>
         </w:rPr>
-        <w:t>BIÊN BẢN SỐ: {{MA_HS}}/BBNT/LĐT/01</w:t>
+        <w:t>BIÊN BẢN SỐ: {{MA_HS}}/BBNT/LĐT/{{DOT}}</w:t>
       </w:r>
     </w:p>
     <w:p>
@@ -13099,7 +9948,7 @@
         <w:ind w:left="360"/>
       </w:pPr>
       <w:r>
-        <w:t>- Phiếu yêu cầu nghiệm thu của Nhà thầu thi công số {{MA_HS}}/YCNT/LĐT/01</w:t>
+        <w:t>- Phiếu yêu cầu nghiệm thu của Nhà thầu thi công số {{MA_HS}}/YCNT/LĐT/{{DOT}}</w:t>
       </w:r>
     </w:p>
     <w:p>
@@ -13108,7 +9957,7 @@
         <w:ind w:left="360"/>
       </w:pPr>
       <w:r>
-        <w:t>- Biên bản kiểm tra công tác nghiệm thu công việc số {{MA_HS}}/BBKT/LĐT/01</w:t>
+        <w:t>- Biên bản kiểm tra công tác nghiệm thu công việc số {{MA_HS}}/BBKT/LĐT/{{DOT}}</w:t>
       </w:r>
     </w:p>
     <w:p>
@@ -13232,7 +10081,7 @@
         <w:spacing w:after="20" w:line="264" w:lineRule="auto"/>
       </w:pPr>
       <w:r>
-        <w:t>Các nội dung kỹ thuật cần kiểm tra và kết quả đánh giá chi tiết được ghi nhận tại Biên bản kiểm tra công tác nghiệm thu công việc số {{MA_HS}}/BBKT/LĐT/01 kèm theo Biên bản này.</w:t>
+        <w:t>Các nội dung kỹ thuật cần kiểm tra và kết quả đánh giá chi tiết được ghi nhận tại Biên bản kiểm tra công tác nghiệm thu công việc số {{MA_HS}}/BBKT/LĐT/{{DOT}} kèm theo Biên bản này.</w:t>
       </w:r>
     </w:p>
     <w:p>
@@ -13506,13 +10355,1029 @@
       <w:tr>
         <w:tc>
           <w:tcPr>
-            <w:tcW w:w="9638" w:type="dxa"/>
-          </w:tcPr>
-          <w:p>
-            <w:r>
-              <w:t>{{BLOCK_TB2}}</w:t>
-            </w:r>
-          </w:p>
+            <w:tcW w:w="480" w:type="dxa"/>
+            <w:tcMar>
+              <w:top w:w="40" w:type="dxa"/>
+              <w:left w:w="70" w:type="dxa"/>
+              <w:bottom w:w="40" w:type="dxa"/>
+              <w:right w:w="70" w:type="dxa"/>
+            </w:tcMar>
+          </w:tcPr>
+          <w:p>
+            <w:pPr>
+              <w:jc w:val="center"/>
+            </w:pPr>
+            <w:r>
+              <w:rPr>
+                <w:sz w:val="22"/>
+                <w:szCs w:val="22"/>
+              </w:rPr>
+              <w:t>1</w:t>
+            </w:r>
+          </w:p>
+        </w:tc>
+        <w:tc>
+          <w:tcPr>
+            <w:tcW w:w="1720" w:type="dxa"/>
+            <w:tcMar>
+              <w:top w:w="40" w:type="dxa"/>
+              <w:left w:w="70" w:type="dxa"/>
+              <w:bottom w:w="40" w:type="dxa"/>
+              <w:right w:w="70" w:type="dxa"/>
+            </w:tcMar>
+          </w:tcPr>
+          <w:p>
+            <w:r>
+              <w:rPr>
+                <w:b/>
+                <w:bCs/>
+                <w:sz w:val="22"/>
+                <w:szCs w:val="22"/>
+              </w:rPr>
+              <w:t>Thang máy {{THANG1}} (Khu Showroom)</w:t>
+            </w:r>
+          </w:p>
+        </w:tc>
+        <w:tc>
+          <w:tcPr>
+            <w:tcW w:w="3250" w:type="dxa"/>
+            <w:tcMar>
+              <w:top w:w="40" w:type="dxa"/>
+              <w:left w:w="70" w:type="dxa"/>
+              <w:bottom w:w="40" w:type="dxa"/>
+              <w:right w:w="70" w:type="dxa"/>
+            </w:tcMar>
+          </w:tcPr>
+          <w:p>
+            <w:r>
+              <w:rPr>
+                <w:sz w:val="22"/>
+                <w:szCs w:val="22"/>
+              </w:rPr>
+              <w:t>- Lắp đặt tĩnh: ray dẫn hướng, máy kéo, khung cabin, cabin, đối trọng, cửa tầng, tủ điều khiển, hệ cáp</w:t>
+            </w:r>
+          </w:p>
+          <w:p>
+            <w:r>
+              <w:rPr>
+                <w:sz w:val="22"/>
+                <w:szCs w:val="22"/>
+              </w:rPr>
+              <w:t>- Thang khách Schindler 3000 (MRL - không phòng máy)</w:t>
+            </w:r>
+          </w:p>
+          <w:p>
+            <w:r>
+              <w:rPr>
+                <w:sz w:val="22"/>
+                <w:szCs w:val="22"/>
+              </w:rPr>
+              <w:t>- Tải trọng: 1000 kg - 13 người</w:t>
+            </w:r>
+          </w:p>
+          <w:p>
+            <w:r>
+              <w:rPr>
+                <w:sz w:val="22"/>
+                <w:szCs w:val="22"/>
+              </w:rPr>
+              <w:t>- Vận tốc: 1,5 m/s</w:t>
+            </w:r>
+          </w:p>
+          <w:p>
+            <w:r>
+              <w:rPr>
+                <w:sz w:val="22"/>
+                <w:szCs w:val="22"/>
+              </w:rPr>
+              <w:t>- Số điểm dừng: 05 (mở cửa trước)</w:t>
+            </w:r>
+          </w:p>
+          <w:p>
+            <w:r>
+              <w:rPr>
+                <w:sz w:val="22"/>
+                <w:szCs w:val="22"/>
+              </w:rPr>
+              <w:t>- Kích thước cabin: 1600x1500x2400 mm</w:t>
+            </w:r>
+          </w:p>
+          <w:p>
+            <w:r>
+              <w:rPr>
+                <w:sz w:val="22"/>
+                <w:szCs w:val="22"/>
+              </w:rPr>
+              <w:t>- Kích thước cửa tầng: 900x2100 mm</w:t>
+            </w:r>
+          </w:p>
+          <w:p>
+            <w:r>
+              <w:rPr>
+                <w:sz w:val="22"/>
+                <w:szCs w:val="22"/>
+              </w:rPr>
+              <w:t>- Hố thang lọt lòng: 4880x2460 mm (hố đôi)</w:t>
+            </w:r>
+          </w:p>
+        </w:tc>
+        <w:tc>
+          <w:tcPr>
+            <w:tcW w:w="570" w:type="dxa"/>
+            <w:tcMar>
+              <w:top w:w="40" w:type="dxa"/>
+              <w:left w:w="70" w:type="dxa"/>
+              <w:bottom w:w="40" w:type="dxa"/>
+              <w:right w:w="70" w:type="dxa"/>
+            </w:tcMar>
+          </w:tcPr>
+          <w:p>
+            <w:pPr>
+              <w:jc w:val="center"/>
+            </w:pPr>
+            <w:r>
+              <w:rPr>
+                <w:sz w:val="22"/>
+                <w:szCs w:val="22"/>
+              </w:rPr>
+              <w:t>Bộ</w:t>
+            </w:r>
+          </w:p>
+        </w:tc>
+        <w:tc>
+          <w:tcPr>
+            <w:tcW w:w="680" w:type="dxa"/>
+            <w:tcMar>
+              <w:top w:w="40" w:type="dxa"/>
+              <w:left w:w="70" w:type="dxa"/>
+              <w:bottom w:w="40" w:type="dxa"/>
+              <w:right w:w="70" w:type="dxa"/>
+            </w:tcMar>
+          </w:tcPr>
+          <w:p>
+            <w:pPr>
+              <w:jc w:val="center"/>
+            </w:pPr>
+            <w:r>
+              <w:rPr>
+                <w:sz w:val="22"/>
+                <w:szCs w:val="22"/>
+              </w:rPr>
+              <w:t>01</w:t>
+            </w:r>
+          </w:p>
+        </w:tc>
+        <w:tc>
+          <w:tcPr>
+            <w:tcW w:w="1050" w:type="dxa"/>
+            <w:tcMar>
+              <w:top w:w="40" w:type="dxa"/>
+              <w:left w:w="70" w:type="dxa"/>
+              <w:bottom w:w="40" w:type="dxa"/>
+              <w:right w:w="70" w:type="dxa"/>
+            </w:tcMar>
+          </w:tcPr>
+          <w:p>
+            <w:pPr>
+              <w:jc w:val="center"/>
+            </w:pPr>
+            <w:r>
+              <w:rPr>
+                <w:sz w:val="22"/>
+                <w:szCs w:val="22"/>
+              </w:rPr>
+              <w:t>Schindler</w:t>
+            </w:r>
+          </w:p>
+        </w:tc>
+        <w:tc>
+          <w:tcPr>
+            <w:tcW w:w="950" w:type="dxa"/>
+            <w:tcMar>
+              <w:top w:w="40" w:type="dxa"/>
+              <w:left w:w="70" w:type="dxa"/>
+              <w:bottom w:w="40" w:type="dxa"/>
+              <w:right w:w="70" w:type="dxa"/>
+            </w:tcMar>
+          </w:tcPr>
+          <w:p>
+            <w:pPr>
+              <w:jc w:val="center"/>
+            </w:pPr>
+            <w:r>
+              <w:rPr>
+                <w:sz w:val="22"/>
+                <w:szCs w:val="22"/>
+              </w:rPr>
+              <w:t>Trung Quốc</w:t>
+            </w:r>
+          </w:p>
+        </w:tc>
+        <w:tc>
+          <w:tcPr>
+            <w:tcW w:w="938" w:type="dxa"/>
+            <w:tcMar>
+              <w:top w:w="40" w:type="dxa"/>
+              <w:left w:w="70" w:type="dxa"/>
+              <w:bottom w:w="40" w:type="dxa"/>
+              <w:right w:w="70" w:type="dxa"/>
+            </w:tcMar>
+          </w:tcPr>
+          <w:p/>
+        </w:tc>
+      </w:tr>
+      <w:tr>
+        <w:tc>
+          <w:tcPr>
+            <w:tcW w:w="480" w:type="dxa"/>
+            <w:tcMar>
+              <w:top w:w="40" w:type="dxa"/>
+              <w:left w:w="70" w:type="dxa"/>
+              <w:bottom w:w="40" w:type="dxa"/>
+              <w:right w:w="70" w:type="dxa"/>
+            </w:tcMar>
+          </w:tcPr>
+          <w:p>
+            <w:pPr>
+              <w:jc w:val="center"/>
+            </w:pPr>
+            <w:r>
+              <w:rPr>
+                <w:sz w:val="22"/>
+                <w:szCs w:val="22"/>
+              </w:rPr>
+              <w:t>2</w:t>
+            </w:r>
+          </w:p>
+        </w:tc>
+        <w:tc>
+          <w:tcPr>
+            <w:tcW w:w="1720" w:type="dxa"/>
+            <w:tcMar>
+              <w:top w:w="40" w:type="dxa"/>
+              <w:left w:w="70" w:type="dxa"/>
+              <w:bottom w:w="40" w:type="dxa"/>
+              <w:right w:w="70" w:type="dxa"/>
+            </w:tcMar>
+          </w:tcPr>
+          <w:p>
+            <w:r>
+              <w:rPr>
+                <w:b/>
+                <w:bCs/>
+                <w:sz w:val="22"/>
+                <w:szCs w:val="22"/>
+              </w:rPr>
+              <w:t>Thang máy {{THANG2}} (Khu phụ trợ)</w:t>
+            </w:r>
+          </w:p>
+        </w:tc>
+        <w:tc>
+          <w:tcPr>
+            <w:tcW w:w="3250" w:type="dxa"/>
+            <w:tcMar>
+              <w:top w:w="40" w:type="dxa"/>
+              <w:left w:w="70" w:type="dxa"/>
+              <w:bottom w:w="40" w:type="dxa"/>
+              <w:right w:w="70" w:type="dxa"/>
+            </w:tcMar>
+          </w:tcPr>
+          <w:p>
+            <w:r>
+              <w:rPr>
+                <w:sz w:val="22"/>
+                <w:szCs w:val="22"/>
+              </w:rPr>
+              <w:t>- Lắp đặt tĩnh: ray dẫn hướng, máy kéo, khung cabin, cabin, đối trọng, cửa tầng, tủ điều khiển, hệ cáp</w:t>
+            </w:r>
+          </w:p>
+          <w:p>
+            <w:r>
+              <w:rPr>
+                <w:sz w:val="22"/>
+                <w:szCs w:val="22"/>
+              </w:rPr>
+              <w:t>- Thang khách Schindler 3000 (MRL - không phòng máy)</w:t>
+            </w:r>
+          </w:p>
+          <w:p>
+            <w:r>
+              <w:rPr>
+                <w:sz w:val="22"/>
+                <w:szCs w:val="22"/>
+              </w:rPr>
+              <w:t>- Tải trọng: 1000 kg - 13 người</w:t>
+            </w:r>
+          </w:p>
+          <w:p>
+            <w:r>
+              <w:rPr>
+                <w:sz w:val="22"/>
+                <w:szCs w:val="22"/>
+              </w:rPr>
+              <w:t>- Vận tốc: 1,5 m/s</w:t>
+            </w:r>
+          </w:p>
+          <w:p>
+            <w:r>
+              <w:rPr>
+                <w:sz w:val="22"/>
+                <w:szCs w:val="22"/>
+              </w:rPr>
+              <w:t>- Số điểm dừng: 05 (mở cửa trước)</w:t>
+            </w:r>
+          </w:p>
+          <w:p>
+            <w:r>
+              <w:rPr>
+                <w:sz w:val="22"/>
+                <w:szCs w:val="22"/>
+              </w:rPr>
+              <w:t>- Kích thước cabin: 1600x1500x2400 mm</w:t>
+            </w:r>
+          </w:p>
+          <w:p>
+            <w:r>
+              <w:rPr>
+                <w:sz w:val="22"/>
+                <w:szCs w:val="22"/>
+              </w:rPr>
+              <w:lastRenderedPageBreak/>
+              <w:t>- Kích thước cửa tầng: 900x2100 mm</w:t>
+            </w:r>
+          </w:p>
+          <w:p>
+            <w:r>
+              <w:rPr>
+                <w:sz w:val="22"/>
+                <w:szCs w:val="22"/>
+              </w:rPr>
+              <w:t>- Hố thang lọt lòng: 2250x2100 mm</w:t>
+            </w:r>
+          </w:p>
+        </w:tc>
+        <w:tc>
+          <w:tcPr>
+            <w:tcW w:w="570" w:type="dxa"/>
+            <w:tcMar>
+              <w:top w:w="40" w:type="dxa"/>
+              <w:left w:w="70" w:type="dxa"/>
+              <w:bottom w:w="40" w:type="dxa"/>
+              <w:right w:w="70" w:type="dxa"/>
+            </w:tcMar>
+          </w:tcPr>
+          <w:p>
+            <w:pPr>
+              <w:jc w:val="center"/>
+            </w:pPr>
+            <w:r>
+              <w:rPr>
+                <w:sz w:val="22"/>
+                <w:szCs w:val="22"/>
+              </w:rPr>
+              <w:lastRenderedPageBreak/>
+              <w:t>Bộ</w:t>
+            </w:r>
+          </w:p>
+        </w:tc>
+        <w:tc>
+          <w:tcPr>
+            <w:tcW w:w="680" w:type="dxa"/>
+            <w:tcMar>
+              <w:top w:w="40" w:type="dxa"/>
+              <w:left w:w="70" w:type="dxa"/>
+              <w:bottom w:w="40" w:type="dxa"/>
+              <w:right w:w="70" w:type="dxa"/>
+            </w:tcMar>
+          </w:tcPr>
+          <w:p>
+            <w:pPr>
+              <w:jc w:val="center"/>
+            </w:pPr>
+            <w:r>
+              <w:rPr>
+                <w:sz w:val="22"/>
+                <w:szCs w:val="22"/>
+              </w:rPr>
+              <w:t>01</w:t>
+            </w:r>
+          </w:p>
+        </w:tc>
+        <w:tc>
+          <w:tcPr>
+            <w:tcW w:w="1050" w:type="dxa"/>
+            <w:tcMar>
+              <w:top w:w="40" w:type="dxa"/>
+              <w:left w:w="70" w:type="dxa"/>
+              <w:bottom w:w="40" w:type="dxa"/>
+              <w:right w:w="70" w:type="dxa"/>
+            </w:tcMar>
+          </w:tcPr>
+          <w:p>
+            <w:pPr>
+              <w:jc w:val="center"/>
+            </w:pPr>
+            <w:r>
+              <w:rPr>
+                <w:sz w:val="22"/>
+                <w:szCs w:val="22"/>
+              </w:rPr>
+              <w:t>Schindler</w:t>
+            </w:r>
+          </w:p>
+        </w:tc>
+        <w:tc>
+          <w:tcPr>
+            <w:tcW w:w="950" w:type="dxa"/>
+            <w:tcMar>
+              <w:top w:w="40" w:type="dxa"/>
+              <w:left w:w="70" w:type="dxa"/>
+              <w:bottom w:w="40" w:type="dxa"/>
+              <w:right w:w="70" w:type="dxa"/>
+            </w:tcMar>
+          </w:tcPr>
+          <w:p>
+            <w:pPr>
+              <w:jc w:val="center"/>
+            </w:pPr>
+            <w:r>
+              <w:rPr>
+                <w:sz w:val="22"/>
+                <w:szCs w:val="22"/>
+              </w:rPr>
+              <w:t>Trung Quốc</w:t>
+            </w:r>
+          </w:p>
+        </w:tc>
+        <w:tc>
+          <w:tcPr>
+            <w:tcW w:w="938" w:type="dxa"/>
+            <w:tcMar>
+              <w:top w:w="40" w:type="dxa"/>
+              <w:left w:w="70" w:type="dxa"/>
+              <w:bottom w:w="40" w:type="dxa"/>
+              <w:right w:w="70" w:type="dxa"/>
+            </w:tcMar>
+          </w:tcPr>
+          <w:p/>
+        </w:tc>
+      </w:tr>
+      <w:tr>
+        <w:tc>
+          <w:tcPr>
+            <w:tcW w:w="480" w:type="dxa"/>
+            <w:tcMar>
+              <w:top w:w="40" w:type="dxa"/>
+              <w:left w:w="70" w:type="dxa"/>
+              <w:bottom w:w="40" w:type="dxa"/>
+              <w:right w:w="70" w:type="dxa"/>
+            </w:tcMar>
+          </w:tcPr>
+          <w:p>
+            <w:pPr>
+              <w:jc w:val="center"/>
+            </w:pPr>
+            <w:r>
+              <w:rPr>
+                <w:sz w:val="22"/>
+                <w:szCs w:val="22"/>
+              </w:rPr>
+              <w:t>3</w:t>
+            </w:r>
+          </w:p>
+        </w:tc>
+        <w:tc>
+          <w:tcPr>
+            <w:tcW w:w="1720" w:type="dxa"/>
+            <w:tcMar>
+              <w:top w:w="40" w:type="dxa"/>
+              <w:left w:w="70" w:type="dxa"/>
+              <w:bottom w:w="40" w:type="dxa"/>
+              <w:right w:w="70" w:type="dxa"/>
+            </w:tcMar>
+          </w:tcPr>
+          <w:p>
+            <w:r>
+              <w:rPr>
+                <w:b/>
+                <w:bCs/>
+                <w:sz w:val="22"/>
+                <w:szCs w:val="22"/>
+              </w:rPr>
+              <w:t>Đà thép ngăn hố thang đôi ({{THANG1}})</w:t>
+            </w:r>
+          </w:p>
+        </w:tc>
+        <w:tc>
+          <w:tcPr>
+            <w:tcW w:w="3250" w:type="dxa"/>
+            <w:tcMar>
+              <w:top w:w="40" w:type="dxa"/>
+              <w:left w:w="70" w:type="dxa"/>
+              <w:bottom w:w="40" w:type="dxa"/>
+              <w:right w:w="70" w:type="dxa"/>
+            </w:tcMar>
+          </w:tcPr>
+          <w:p>
+            <w:r>
+              <w:rPr>
+                <w:sz w:val="22"/>
+                <w:szCs w:val="22"/>
+              </w:rPr>
+              <w:t>- Kích thước: 150x75x2460 mm</w:t>
+            </w:r>
+          </w:p>
+          <w:p>
+            <w:r>
+              <w:rPr>
+                <w:sz w:val="22"/>
+                <w:szCs w:val="22"/>
+              </w:rPr>
+              <w:t>- Theo Phụ lục A Hợp đồng</w:t>
+            </w:r>
+          </w:p>
+        </w:tc>
+        <w:tc>
+          <w:tcPr>
+            <w:tcW w:w="570" w:type="dxa"/>
+            <w:tcMar>
+              <w:top w:w="40" w:type="dxa"/>
+              <w:left w:w="70" w:type="dxa"/>
+              <w:bottom w:w="40" w:type="dxa"/>
+              <w:right w:w="70" w:type="dxa"/>
+            </w:tcMar>
+          </w:tcPr>
+          <w:p>
+            <w:pPr>
+              <w:jc w:val="center"/>
+            </w:pPr>
+            <w:r>
+              <w:rPr>
+                <w:sz w:val="22"/>
+                <w:szCs w:val="22"/>
+              </w:rPr>
+              <w:t>Cái</w:t>
+            </w:r>
+          </w:p>
+        </w:tc>
+        <w:tc>
+          <w:tcPr>
+            <w:tcW w:w="680" w:type="dxa"/>
+            <w:tcMar>
+              <w:top w:w="40" w:type="dxa"/>
+              <w:left w:w="70" w:type="dxa"/>
+              <w:bottom w:w="40" w:type="dxa"/>
+              <w:right w:w="70" w:type="dxa"/>
+            </w:tcMar>
+          </w:tcPr>
+          <w:p>
+            <w:pPr>
+              <w:jc w:val="center"/>
+            </w:pPr>
+            <w:r>
+              <w:rPr>
+                <w:sz w:val="22"/>
+                <w:szCs w:val="22"/>
+              </w:rPr>
+              <w:t>14</w:t>
+            </w:r>
+          </w:p>
+        </w:tc>
+        <w:tc>
+          <w:tcPr>
+            <w:tcW w:w="1050" w:type="dxa"/>
+            <w:tcMar>
+              <w:top w:w="40" w:type="dxa"/>
+              <w:left w:w="70" w:type="dxa"/>
+              <w:bottom w:w="40" w:type="dxa"/>
+              <w:right w:w="70" w:type="dxa"/>
+            </w:tcMar>
+          </w:tcPr>
+          <w:p>
+            <w:pPr>
+              <w:jc w:val="center"/>
+            </w:pPr>
+            <w:r>
+              <w:rPr>
+                <w:sz w:val="22"/>
+                <w:szCs w:val="22"/>
+              </w:rPr>
+              <w:t>-</w:t>
+            </w:r>
+          </w:p>
+        </w:tc>
+        <w:tc>
+          <w:tcPr>
+            <w:tcW w:w="950" w:type="dxa"/>
+            <w:tcMar>
+              <w:top w:w="40" w:type="dxa"/>
+              <w:left w:w="70" w:type="dxa"/>
+              <w:bottom w:w="40" w:type="dxa"/>
+              <w:right w:w="70" w:type="dxa"/>
+            </w:tcMar>
+          </w:tcPr>
+          <w:p>
+            <w:pPr>
+              <w:jc w:val="center"/>
+            </w:pPr>
+            <w:r>
+              <w:rPr>
+                <w:sz w:val="22"/>
+                <w:szCs w:val="22"/>
+              </w:rPr>
+              <w:t>Việt Nam</w:t>
+            </w:r>
+          </w:p>
+        </w:tc>
+        <w:tc>
+          <w:tcPr>
+            <w:tcW w:w="938" w:type="dxa"/>
+            <w:tcMar>
+              <w:top w:w="40" w:type="dxa"/>
+              <w:left w:w="70" w:type="dxa"/>
+              <w:bottom w:w="40" w:type="dxa"/>
+              <w:right w:w="70" w:type="dxa"/>
+            </w:tcMar>
+          </w:tcPr>
+          <w:p/>
+        </w:tc>
+      </w:tr>
+      <w:tr>
+        <w:tc>
+          <w:tcPr>
+            <w:tcW w:w="480" w:type="dxa"/>
+            <w:tcMar>
+              <w:top w:w="40" w:type="dxa"/>
+              <w:left w:w="70" w:type="dxa"/>
+              <w:bottom w:w="40" w:type="dxa"/>
+              <w:right w:w="70" w:type="dxa"/>
+            </w:tcMar>
+          </w:tcPr>
+          <w:p>
+            <w:pPr>
+              <w:jc w:val="center"/>
+            </w:pPr>
+            <w:r>
+              <w:rPr>
+                <w:sz w:val="22"/>
+                <w:szCs w:val="22"/>
+              </w:rPr>
+              <w:t>4</w:t>
+            </w:r>
+          </w:p>
+        </w:tc>
+        <w:tc>
+          <w:tcPr>
+            <w:tcW w:w="1720" w:type="dxa"/>
+            <w:tcMar>
+              <w:top w:w="40" w:type="dxa"/>
+              <w:left w:w="70" w:type="dxa"/>
+              <w:bottom w:w="40" w:type="dxa"/>
+              <w:right w:w="70" w:type="dxa"/>
+            </w:tcMar>
+          </w:tcPr>
+          <w:p>
+            <w:r>
+              <w:rPr>
+                <w:b/>
+                <w:bCs/>
+                <w:sz w:val="22"/>
+                <w:szCs w:val="22"/>
+              </w:rPr>
+              <w:t>Bản mã thép (gối đôn) điều chỉnh vị trí cửa thang - {{THANG2}} (Phát sinh PLHĐ 01)</w:t>
+            </w:r>
+          </w:p>
+        </w:tc>
+        <w:tc>
+          <w:tcPr>
+            <w:tcW w:w="3250" w:type="dxa"/>
+            <w:tcMar>
+              <w:top w:w="40" w:type="dxa"/>
+              <w:left w:w="70" w:type="dxa"/>
+              <w:bottom w:w="40" w:type="dxa"/>
+              <w:right w:w="70" w:type="dxa"/>
+            </w:tcMar>
+          </w:tcPr>
+          <w:p>
+            <w:r>
+              <w:rPr>
+                <w:sz w:val="22"/>
+                <w:szCs w:val="22"/>
+              </w:rPr>
+              <w:t>- Gối đôn đế cửa: 10 cái</w:t>
+            </w:r>
+          </w:p>
+          <w:p>
+            <w:r>
+              <w:rPr>
+                <w:sz w:val="22"/>
+                <w:szCs w:val="22"/>
+              </w:rPr>
+              <w:t>- Gối đôn đầu cửa: 10 cái</w:t>
+            </w:r>
+          </w:p>
+          <w:p>
+            <w:r>
+              <w:rPr>
+                <w:sz w:val="22"/>
+                <w:szCs w:val="22"/>
+              </w:rPr>
+              <w:t>- Thép tấm dày 5 mm, theo bản vẽ PLHĐ 01</w:t>
+            </w:r>
+          </w:p>
+        </w:tc>
+        <w:tc>
+          <w:tcPr>
+            <w:tcW w:w="570" w:type="dxa"/>
+            <w:tcMar>
+              <w:top w:w="40" w:type="dxa"/>
+              <w:left w:w="70" w:type="dxa"/>
+              <w:bottom w:w="40" w:type="dxa"/>
+              <w:right w:w="70" w:type="dxa"/>
+            </w:tcMar>
+          </w:tcPr>
+          <w:p>
+            <w:pPr>
+              <w:jc w:val="center"/>
+            </w:pPr>
+            <w:r>
+              <w:rPr>
+                <w:sz w:val="22"/>
+                <w:szCs w:val="22"/>
+              </w:rPr>
+              <w:t>Cái</w:t>
+            </w:r>
+          </w:p>
+        </w:tc>
+        <w:tc>
+          <w:tcPr>
+            <w:tcW w:w="680" w:type="dxa"/>
+            <w:tcMar>
+              <w:top w:w="40" w:type="dxa"/>
+              <w:left w:w="70" w:type="dxa"/>
+              <w:bottom w:w="40" w:type="dxa"/>
+              <w:right w:w="70" w:type="dxa"/>
+            </w:tcMar>
+          </w:tcPr>
+          <w:p>
+            <w:pPr>
+              <w:jc w:val="center"/>
+            </w:pPr>
+            <w:r>
+              <w:rPr>
+                <w:sz w:val="22"/>
+                <w:szCs w:val="22"/>
+              </w:rPr>
+              <w:t>20</w:t>
+            </w:r>
+          </w:p>
+        </w:tc>
+        <w:tc>
+          <w:tcPr>
+            <w:tcW w:w="1050" w:type="dxa"/>
+            <w:tcMar>
+              <w:top w:w="40" w:type="dxa"/>
+              <w:left w:w="70" w:type="dxa"/>
+              <w:bottom w:w="40" w:type="dxa"/>
+              <w:right w:w="70" w:type="dxa"/>
+            </w:tcMar>
+          </w:tcPr>
+          <w:p>
+            <w:pPr>
+              <w:jc w:val="center"/>
+            </w:pPr>
+            <w:r>
+              <w:rPr>
+                <w:sz w:val="22"/>
+                <w:szCs w:val="22"/>
+              </w:rPr>
+              <w:t>-</w:t>
+            </w:r>
+          </w:p>
+        </w:tc>
+        <w:tc>
+          <w:tcPr>
+            <w:tcW w:w="950" w:type="dxa"/>
+            <w:tcMar>
+              <w:top w:w="40" w:type="dxa"/>
+              <w:left w:w="70" w:type="dxa"/>
+              <w:bottom w:w="40" w:type="dxa"/>
+              <w:right w:w="70" w:type="dxa"/>
+            </w:tcMar>
+          </w:tcPr>
+          <w:p>
+            <w:pPr>
+              <w:jc w:val="center"/>
+            </w:pPr>
+            <w:r>
+              <w:rPr>
+                <w:sz w:val="22"/>
+                <w:szCs w:val="22"/>
+              </w:rPr>
+              <w:t>Việt Nam</w:t>
+            </w:r>
+          </w:p>
+        </w:tc>
+        <w:tc>
+          <w:tcPr>
+            <w:tcW w:w="938" w:type="dxa"/>
+            <w:tcMar>
+              <w:top w:w="40" w:type="dxa"/>
+              <w:left w:w="70" w:type="dxa"/>
+              <w:bottom w:w="40" w:type="dxa"/>
+              <w:right w:w="70" w:type="dxa"/>
+            </w:tcMar>
+          </w:tcPr>
+          <w:p/>
+        </w:tc>
+      </w:tr>
+      <w:tr>
+        <w:tc>
+          <w:tcPr>
+            <w:tcW w:w="480" w:type="dxa"/>
+            <w:tcMar>
+              <w:top w:w="40" w:type="dxa"/>
+              <w:left w:w="70" w:type="dxa"/>
+              <w:bottom w:w="40" w:type="dxa"/>
+              <w:right w:w="70" w:type="dxa"/>
+            </w:tcMar>
+          </w:tcPr>
+          <w:p>
+            <w:pPr>
+              <w:jc w:val="center"/>
+            </w:pPr>
+            <w:r>
+              <w:rPr>
+                <w:sz w:val="22"/>
+                <w:szCs w:val="22"/>
+              </w:rPr>
+              <w:t>5</w:t>
+            </w:r>
+          </w:p>
+        </w:tc>
+        <w:tc>
+          <w:tcPr>
+            <w:tcW w:w="1720" w:type="dxa"/>
+            <w:tcMar>
+              <w:top w:w="40" w:type="dxa"/>
+              <w:left w:w="70" w:type="dxa"/>
+              <w:bottom w:w="40" w:type="dxa"/>
+              <w:right w:w="70" w:type="dxa"/>
+            </w:tcMar>
+          </w:tcPr>
+          <w:p>
+            <w:r>
+              <w:rPr>
+                <w:b/>
+                <w:bCs/>
+                <w:sz w:val="22"/>
+                <w:szCs w:val="22"/>
+              </w:rPr>
+              <w:t>Dầm thép liên kết giữa các cột hiện hữu cho hệ ray thang máy - {{THANG1}} (Phát sinh PLHĐ 01)</w:t>
+            </w:r>
+          </w:p>
+        </w:tc>
+        <w:tc>
+          <w:tcPr>
+            <w:tcW w:w="3250" w:type="dxa"/>
+            <w:tcMar>
+              <w:top w:w="40" w:type="dxa"/>
+              <w:left w:w="70" w:type="dxa"/>
+              <w:bottom w:w="40" w:type="dxa"/>
+              <w:right w:w="70" w:type="dxa"/>
+            </w:tcMar>
+          </w:tcPr>
+          <w:p>
+            <w:r>
+              <w:rPr>
+                <w:sz w:val="22"/>
+                <w:szCs w:val="22"/>
+              </w:rPr>
+              <w:t>- Đà thép U120x55x900 mm</w:t>
+            </w:r>
+          </w:p>
+          <w:p>
+            <w:r>
+              <w:rPr>
+                <w:sz w:val="22"/>
+                <w:szCs w:val="22"/>
+              </w:rPr>
+              <w:t>- Kèm bracket tường và bản mã bắt ray</w:t>
+            </w:r>
+          </w:p>
+          <w:p>
+            <w:r>
+              <w:rPr>
+                <w:sz w:val="22"/>
+                <w:szCs w:val="22"/>
+              </w:rPr>
+              <w:t>- Theo bản vẽ PLHĐ 01</w:t>
+            </w:r>
+          </w:p>
+        </w:tc>
+        <w:tc>
+          <w:tcPr>
+            <w:tcW w:w="570" w:type="dxa"/>
+            <w:tcMar>
+              <w:top w:w="40" w:type="dxa"/>
+              <w:left w:w="70" w:type="dxa"/>
+              <w:bottom w:w="40" w:type="dxa"/>
+              <w:right w:w="70" w:type="dxa"/>
+            </w:tcMar>
+          </w:tcPr>
+          <w:p>
+            <w:pPr>
+              <w:jc w:val="center"/>
+            </w:pPr>
+            <w:r>
+              <w:rPr>
+                <w:sz w:val="22"/>
+                <w:szCs w:val="22"/>
+              </w:rPr>
+              <w:t>Bộ</w:t>
+            </w:r>
+          </w:p>
+        </w:tc>
+        <w:tc>
+          <w:tcPr>
+            <w:tcW w:w="680" w:type="dxa"/>
+            <w:tcMar>
+              <w:top w:w="40" w:type="dxa"/>
+              <w:left w:w="70" w:type="dxa"/>
+              <w:bottom w:w="40" w:type="dxa"/>
+              <w:right w:w="70" w:type="dxa"/>
+            </w:tcMar>
+          </w:tcPr>
+          <w:p>
+            <w:pPr>
+              <w:jc w:val="center"/>
+            </w:pPr>
+            <w:r>
+              <w:rPr>
+                <w:sz w:val="22"/>
+                <w:szCs w:val="22"/>
+              </w:rPr>
+              <w:t>05</w:t>
+            </w:r>
+          </w:p>
+        </w:tc>
+        <w:tc>
+          <w:tcPr>
+            <w:tcW w:w="1050" w:type="dxa"/>
+            <w:tcMar>
+              <w:top w:w="40" w:type="dxa"/>
+              <w:left w:w="70" w:type="dxa"/>
+              <w:bottom w:w="40" w:type="dxa"/>
+              <w:right w:w="70" w:type="dxa"/>
+            </w:tcMar>
+          </w:tcPr>
+          <w:p>
+            <w:pPr>
+              <w:jc w:val="center"/>
+            </w:pPr>
+            <w:r>
+              <w:rPr>
+                <w:sz w:val="22"/>
+                <w:szCs w:val="22"/>
+              </w:rPr>
+              <w:t>-</w:t>
+            </w:r>
+          </w:p>
+        </w:tc>
+        <w:tc>
+          <w:tcPr>
+            <w:tcW w:w="950" w:type="dxa"/>
+            <w:tcMar>
+              <w:top w:w="40" w:type="dxa"/>
+              <w:left w:w="70" w:type="dxa"/>
+              <w:bottom w:w="40" w:type="dxa"/>
+              <w:right w:w="70" w:type="dxa"/>
+            </w:tcMar>
+          </w:tcPr>
+          <w:p>
+            <w:pPr>
+              <w:jc w:val="center"/>
+            </w:pPr>
+            <w:r>
+              <w:rPr>
+                <w:sz w:val="22"/>
+                <w:szCs w:val="22"/>
+              </w:rPr>
+              <w:t>Việt Nam</w:t>
+            </w:r>
+          </w:p>
+        </w:tc>
+        <w:tc>
+          <w:tcPr>
+            <w:tcW w:w="938" w:type="dxa"/>
+            <w:tcMar>
+              <w:top w:w="40" w:type="dxa"/>
+              <w:left w:w="70" w:type="dxa"/>
+              <w:bottom w:w="40" w:type="dxa"/>
+              <w:right w:w="70" w:type="dxa"/>
+            </w:tcMar>
+          </w:tcPr>
+          <w:p/>
         </w:tc>
       </w:tr>
     </w:tbl>
@@ -13671,7 +11536,7 @@
                 <w:b/>
                 <w:bCs/>
               </w:rPr>
-              <w:t>{{MA_HS}}/BBKT/LĐT/01</w:t>
+              <w:t>{{MA_HS}}/BBKT/LĐT/{{DOT}}</w:t>
             </w:r>
           </w:p>
         </w:tc>
@@ -18650,6 +16515,19 @@
           <w:p/>
         </w:tc>
       </w:tr>
+      <w:tr>
+        <w:tc>
+          <w:tcPr>
+            <w:tcW w:w="9638" w:type="dxa"/>
+            <w:gridSpan w:val="9"/>
+          </w:tcPr>
+          <w:p>
+            <w:r>
+              <w:t>{{BLOCK_KT_HM}}</w:t>
+            </w:r>
+          </w:p>
+        </w:tc>
+      </w:tr>
     </w:tbl>
     <w:p>
       <w:pPr>
@@ -19157,7 +17035,7 @@
           <w:sz w:val="22"/>
           <w:szCs w:val="22"/>
         </w:rPr>
-        <w:t>Phiếu đề nghị nghiệm thu – số {{MA_HS}}/YCNT/CTĐĐ-KT/01</w:t>
+        <w:t>Phiếu đề nghị nghiệm thu – số {{MA_HS}}/YCNT/CTĐĐ-KT/{{DOT}}</w:t>
       </w:r>
     </w:p>
     <w:p>
@@ -19170,7 +17048,7 @@
           <w:sz w:val="22"/>
           <w:szCs w:val="22"/>
         </w:rPr>
-        <w:t>Biên bản nghiệm thu công việc – số {{MA_HS}}/BBNT/CTĐĐ-KT/01</w:t>
+        <w:t>Biên bản nghiệm thu công việc – số {{MA_HS}}/BBNT/CTĐĐ-KT/{{DOT}}</w:t>
       </w:r>
     </w:p>
     <w:p>
@@ -19183,7 +17061,7 @@
           <w:sz w:val="22"/>
           <w:szCs w:val="22"/>
         </w:rPr>
-        <w:t>Biên bản kiểm tra công tác nghiệm thu – số {{MA_HS}}/BBKT/CTĐĐ-KT/01</w:t>
+        <w:t>Biên bản kiểm tra công tác nghiệm thu – số {{MA_HS}}/BBKT/CTĐĐ-KT/{{DOT}}</w:t>
       </w:r>
     </w:p>
     <w:p>
@@ -19356,7 +17234,7 @@
           <w:i/>
           <w:iCs/>
         </w:rPr>
-        <w:t>Yêu cầu số: {{MA_HS}}/YCNT/CTĐĐ-KT/01</w:t>
+        <w:t>Yêu cầu số: {{MA_HS}}/YCNT/CTĐĐ-KT/{{DOT}}</w:t>
       </w:r>
     </w:p>
     <w:tbl>
@@ -20013,7 +17891,7 @@
           <w:b/>
           <w:bCs/>
         </w:rPr>
-        <w:t>BIÊN BẢN SỐ: {{MA_HS}}/BBNT/CTĐĐ-KT/01</w:t>
+        <w:t>BIÊN BẢN SỐ: {{MA_HS}}/BBNT/CTĐĐ-KT/{{DOT}}</w:t>
       </w:r>
     </w:p>
     <w:p>
@@ -20320,7 +18198,7 @@
         <w:ind w:left="360"/>
       </w:pPr>
       <w:r>
-        <w:t>- Phiếu yêu cầu nghiệm thu của Nhà thầu thi công số {{MA_HS}}/YCNT/CTĐĐ-KT/01</w:t>
+        <w:t>- Phiếu yêu cầu nghiệm thu của Nhà thầu thi công số {{MA_HS}}/YCNT/CTĐĐ-KT/{{DOT}}</w:t>
       </w:r>
     </w:p>
     <w:p>
@@ -20329,7 +18207,7 @@
         <w:ind w:left="360"/>
       </w:pPr>
       <w:r>
-        <w:t>- Biên bản kiểm tra công tác nghiệm thu công việc số {{MA_HS}}/BBKT/CTĐĐ-KT/01</w:t>
+        <w:t>- Biên bản kiểm tra công tác nghiệm thu công việc số {{MA_HS}}/BBKT/CTĐĐ-KT/{{DOT}}</w:t>
       </w:r>
     </w:p>
     <w:p>
@@ -20453,7 +18331,7 @@
         <w:spacing w:after="20" w:line="264" w:lineRule="auto"/>
       </w:pPr>
       <w:r>
-        <w:t>Các nội dung kỹ thuật cần kiểm tra và kết quả đánh giá chi tiết được ghi nhận tại Biên bản kiểm tra công tác nghiệm thu công việc số {{MA_HS}}/BBKT/CTĐĐ-KT/01 kèm theo Biên bản này.</w:t>
+        <w:t>Các nội dung kỹ thuật cần kiểm tra và kết quả đánh giá chi tiết được ghi nhận tại Biên bản kiểm tra công tác nghiệm thu công việc số {{MA_HS}}/BBKT/CTĐĐ-KT/{{DOT}} kèm theo Biên bản này.</w:t>
       </w:r>
     </w:p>
     <w:p>
@@ -20727,13 +18605,469 @@
       <w:tr>
         <w:tc>
           <w:tcPr>
-            <w:tcW w:w="9638" w:type="dxa"/>
-          </w:tcPr>
-          <w:p>
-            <w:r>
-              <w:t>{{BLOCK_TB3}}</w:t>
-            </w:r>
-          </w:p>
+            <w:tcW w:w="480" w:type="dxa"/>
+            <w:tcMar>
+              <w:top w:w="40" w:type="dxa"/>
+              <w:left w:w="70" w:type="dxa"/>
+              <w:bottom w:w="40" w:type="dxa"/>
+              <w:right w:w="70" w:type="dxa"/>
+            </w:tcMar>
+          </w:tcPr>
+          <w:p>
+            <w:pPr>
+              <w:jc w:val="center"/>
+            </w:pPr>
+            <w:r>
+              <w:rPr>
+                <w:sz w:val="22"/>
+                <w:szCs w:val="22"/>
+              </w:rPr>
+              <w:t>1</w:t>
+            </w:r>
+          </w:p>
+        </w:tc>
+        <w:tc>
+          <w:tcPr>
+            <w:tcW w:w="1720" w:type="dxa"/>
+            <w:tcMar>
+              <w:top w:w="40" w:type="dxa"/>
+              <w:left w:w="70" w:type="dxa"/>
+              <w:bottom w:w="40" w:type="dxa"/>
+              <w:right w:w="70" w:type="dxa"/>
+            </w:tcMar>
+          </w:tcPr>
+          <w:p>
+            <w:r>
+              <w:rPr>
+                <w:b/>
+                <w:bCs/>
+                <w:sz w:val="22"/>
+                <w:szCs w:val="22"/>
+              </w:rPr>
+              <w:t>Thang máy {{THANG1}} (Khu Showroom)</w:t>
+            </w:r>
+          </w:p>
+        </w:tc>
+        <w:tc>
+          <w:tcPr>
+            <w:tcW w:w="3250" w:type="dxa"/>
+            <w:tcMar>
+              <w:top w:w="40" w:type="dxa"/>
+              <w:left w:w="70" w:type="dxa"/>
+              <w:bottom w:w="40" w:type="dxa"/>
+              <w:right w:w="70" w:type="dxa"/>
+            </w:tcMar>
+          </w:tcPr>
+          <w:p>
+            <w:r>
+              <w:rPr>
+                <w:sz w:val="22"/>
+                <w:szCs w:val="22"/>
+              </w:rPr>
+              <w:t>- Chạy thử đơn động không tải từng thiết bị</w:t>
+            </w:r>
+          </w:p>
+          <w:p>
+            <w:r>
+              <w:rPr>
+                <w:sz w:val="22"/>
+                <w:szCs w:val="22"/>
+              </w:rPr>
+              <w:t>- Thang khách Schindler 3000 (MRL - không phòng máy)</w:t>
+            </w:r>
+          </w:p>
+          <w:p>
+            <w:r>
+              <w:rPr>
+                <w:sz w:val="22"/>
+                <w:szCs w:val="22"/>
+              </w:rPr>
+              <w:t>- Tải trọng: 1000 kg - 13 người</w:t>
+            </w:r>
+          </w:p>
+          <w:p>
+            <w:r>
+              <w:rPr>
+                <w:sz w:val="22"/>
+                <w:szCs w:val="22"/>
+              </w:rPr>
+              <w:t>- Vận tốc: 1,5 m/s</w:t>
+            </w:r>
+          </w:p>
+          <w:p>
+            <w:r>
+              <w:rPr>
+                <w:sz w:val="22"/>
+                <w:szCs w:val="22"/>
+              </w:rPr>
+              <w:t>- Số điểm dừng: 05 (mở cửa trước)</w:t>
+            </w:r>
+          </w:p>
+          <w:p>
+            <w:r>
+              <w:rPr>
+                <w:sz w:val="22"/>
+                <w:szCs w:val="22"/>
+              </w:rPr>
+              <w:t>- Kích thước cabin: 1600x1500x2400 mm</w:t>
+            </w:r>
+          </w:p>
+          <w:p>
+            <w:r>
+              <w:rPr>
+                <w:sz w:val="22"/>
+                <w:szCs w:val="22"/>
+              </w:rPr>
+              <w:t>- Kích thước cửa tầng: 900x2100 mm</w:t>
+            </w:r>
+          </w:p>
+          <w:p>
+            <w:r>
+              <w:rPr>
+                <w:sz w:val="22"/>
+                <w:szCs w:val="22"/>
+              </w:rPr>
+              <w:t>- Hố thang lọt lòng: 4880x2460 mm (hố đôi)</w:t>
+            </w:r>
+          </w:p>
+        </w:tc>
+        <w:tc>
+          <w:tcPr>
+            <w:tcW w:w="570" w:type="dxa"/>
+            <w:tcMar>
+              <w:top w:w="40" w:type="dxa"/>
+              <w:left w:w="70" w:type="dxa"/>
+              <w:bottom w:w="40" w:type="dxa"/>
+              <w:right w:w="70" w:type="dxa"/>
+            </w:tcMar>
+          </w:tcPr>
+          <w:p>
+            <w:pPr>
+              <w:jc w:val="center"/>
+            </w:pPr>
+            <w:r>
+              <w:rPr>
+                <w:sz w:val="22"/>
+                <w:szCs w:val="22"/>
+              </w:rPr>
+              <w:t>Bộ</w:t>
+            </w:r>
+          </w:p>
+        </w:tc>
+        <w:tc>
+          <w:tcPr>
+            <w:tcW w:w="680" w:type="dxa"/>
+            <w:tcMar>
+              <w:top w:w="40" w:type="dxa"/>
+              <w:left w:w="70" w:type="dxa"/>
+              <w:bottom w:w="40" w:type="dxa"/>
+              <w:right w:w="70" w:type="dxa"/>
+            </w:tcMar>
+          </w:tcPr>
+          <w:p>
+            <w:pPr>
+              <w:jc w:val="center"/>
+            </w:pPr>
+            <w:r>
+              <w:rPr>
+                <w:sz w:val="22"/>
+                <w:szCs w:val="22"/>
+              </w:rPr>
+              <w:t>01</w:t>
+            </w:r>
+          </w:p>
+        </w:tc>
+        <w:tc>
+          <w:tcPr>
+            <w:tcW w:w="1050" w:type="dxa"/>
+            <w:tcMar>
+              <w:top w:w="40" w:type="dxa"/>
+              <w:left w:w="70" w:type="dxa"/>
+              <w:bottom w:w="40" w:type="dxa"/>
+              <w:right w:w="70" w:type="dxa"/>
+            </w:tcMar>
+          </w:tcPr>
+          <w:p>
+            <w:pPr>
+              <w:jc w:val="center"/>
+            </w:pPr>
+            <w:r>
+              <w:rPr>
+                <w:sz w:val="22"/>
+                <w:szCs w:val="22"/>
+              </w:rPr>
+              <w:t>Schindler</w:t>
+            </w:r>
+          </w:p>
+        </w:tc>
+        <w:tc>
+          <w:tcPr>
+            <w:tcW w:w="950" w:type="dxa"/>
+            <w:tcMar>
+              <w:top w:w="40" w:type="dxa"/>
+              <w:left w:w="70" w:type="dxa"/>
+              <w:bottom w:w="40" w:type="dxa"/>
+              <w:right w:w="70" w:type="dxa"/>
+            </w:tcMar>
+          </w:tcPr>
+          <w:p>
+            <w:pPr>
+              <w:jc w:val="center"/>
+            </w:pPr>
+            <w:r>
+              <w:rPr>
+                <w:sz w:val="22"/>
+                <w:szCs w:val="22"/>
+              </w:rPr>
+              <w:t>Trung Quốc</w:t>
+            </w:r>
+          </w:p>
+        </w:tc>
+        <w:tc>
+          <w:tcPr>
+            <w:tcW w:w="938" w:type="dxa"/>
+            <w:tcMar>
+              <w:top w:w="40" w:type="dxa"/>
+              <w:left w:w="70" w:type="dxa"/>
+              <w:bottom w:w="40" w:type="dxa"/>
+              <w:right w:w="70" w:type="dxa"/>
+            </w:tcMar>
+          </w:tcPr>
+          <w:p/>
+        </w:tc>
+      </w:tr>
+      <w:tr>
+        <w:tc>
+          <w:tcPr>
+            <w:tcW w:w="480" w:type="dxa"/>
+            <w:tcMar>
+              <w:top w:w="40" w:type="dxa"/>
+              <w:left w:w="70" w:type="dxa"/>
+              <w:bottom w:w="40" w:type="dxa"/>
+              <w:right w:w="70" w:type="dxa"/>
+            </w:tcMar>
+          </w:tcPr>
+          <w:p>
+            <w:pPr>
+              <w:jc w:val="center"/>
+            </w:pPr>
+            <w:r>
+              <w:rPr>
+                <w:sz w:val="22"/>
+                <w:szCs w:val="22"/>
+              </w:rPr>
+              <w:t>2</w:t>
+            </w:r>
+          </w:p>
+        </w:tc>
+        <w:tc>
+          <w:tcPr>
+            <w:tcW w:w="1720" w:type="dxa"/>
+            <w:tcMar>
+              <w:top w:w="40" w:type="dxa"/>
+              <w:left w:w="70" w:type="dxa"/>
+              <w:bottom w:w="40" w:type="dxa"/>
+              <w:right w:w="70" w:type="dxa"/>
+            </w:tcMar>
+          </w:tcPr>
+          <w:p>
+            <w:r>
+              <w:rPr>
+                <w:b/>
+                <w:bCs/>
+                <w:sz w:val="22"/>
+                <w:szCs w:val="22"/>
+              </w:rPr>
+              <w:t>Thang máy {{THANG2}} (Khu phụ trợ)</w:t>
+            </w:r>
+          </w:p>
+        </w:tc>
+        <w:tc>
+          <w:tcPr>
+            <w:tcW w:w="3250" w:type="dxa"/>
+            <w:tcMar>
+              <w:top w:w="40" w:type="dxa"/>
+              <w:left w:w="70" w:type="dxa"/>
+              <w:bottom w:w="40" w:type="dxa"/>
+              <w:right w:w="70" w:type="dxa"/>
+            </w:tcMar>
+          </w:tcPr>
+          <w:p>
+            <w:r>
+              <w:rPr>
+                <w:sz w:val="22"/>
+                <w:szCs w:val="22"/>
+              </w:rPr>
+              <w:t>- Chạy thử đơn động không tải từng thiết bị</w:t>
+            </w:r>
+          </w:p>
+          <w:p>
+            <w:r>
+              <w:rPr>
+                <w:sz w:val="22"/>
+                <w:szCs w:val="22"/>
+              </w:rPr>
+              <w:t>- Thang khách Schindler 3000 (MRL - không phòng máy)</w:t>
+            </w:r>
+          </w:p>
+          <w:p>
+            <w:r>
+              <w:rPr>
+                <w:sz w:val="22"/>
+                <w:szCs w:val="22"/>
+              </w:rPr>
+              <w:t>- Tải trọng: 1000 kg - 13 người</w:t>
+            </w:r>
+          </w:p>
+          <w:p>
+            <w:r>
+              <w:rPr>
+                <w:sz w:val="22"/>
+                <w:szCs w:val="22"/>
+              </w:rPr>
+              <w:t>- Vận tốc: 1,5 m/s</w:t>
+            </w:r>
+          </w:p>
+          <w:p>
+            <w:r>
+              <w:rPr>
+                <w:sz w:val="22"/>
+                <w:szCs w:val="22"/>
+              </w:rPr>
+              <w:t>- Số điểm dừng: 05 (mở cửa trước)</w:t>
+            </w:r>
+          </w:p>
+          <w:p>
+            <w:r>
+              <w:rPr>
+                <w:sz w:val="22"/>
+                <w:szCs w:val="22"/>
+              </w:rPr>
+              <w:t>- Kích thước cabin: 1600x1500x2400 mm</w:t>
+            </w:r>
+          </w:p>
+          <w:p>
+            <w:r>
+              <w:rPr>
+                <w:sz w:val="22"/>
+                <w:szCs w:val="22"/>
+              </w:rPr>
+              <w:t>- Kích thước cửa tầng: 900x2100 mm</w:t>
+            </w:r>
+          </w:p>
+          <w:p>
+            <w:r>
+              <w:rPr>
+                <w:sz w:val="22"/>
+                <w:szCs w:val="22"/>
+              </w:rPr>
+              <w:t>- Hố thang lọt lòng: 2250x2100 mm</w:t>
+            </w:r>
+          </w:p>
+        </w:tc>
+        <w:tc>
+          <w:tcPr>
+            <w:tcW w:w="570" w:type="dxa"/>
+            <w:tcMar>
+              <w:top w:w="40" w:type="dxa"/>
+              <w:left w:w="70" w:type="dxa"/>
+              <w:bottom w:w="40" w:type="dxa"/>
+              <w:right w:w="70" w:type="dxa"/>
+            </w:tcMar>
+          </w:tcPr>
+          <w:p>
+            <w:pPr>
+              <w:jc w:val="center"/>
+            </w:pPr>
+            <w:r>
+              <w:rPr>
+                <w:sz w:val="22"/>
+                <w:szCs w:val="22"/>
+              </w:rPr>
+              <w:t>Bộ</w:t>
+            </w:r>
+          </w:p>
+        </w:tc>
+        <w:tc>
+          <w:tcPr>
+            <w:tcW w:w="680" w:type="dxa"/>
+            <w:tcMar>
+              <w:top w:w="40" w:type="dxa"/>
+              <w:left w:w="70" w:type="dxa"/>
+              <w:bottom w:w="40" w:type="dxa"/>
+              <w:right w:w="70" w:type="dxa"/>
+            </w:tcMar>
+          </w:tcPr>
+          <w:p>
+            <w:pPr>
+              <w:jc w:val="center"/>
+            </w:pPr>
+            <w:r>
+              <w:rPr>
+                <w:sz w:val="22"/>
+                <w:szCs w:val="22"/>
+              </w:rPr>
+              <w:t>01</w:t>
+            </w:r>
+          </w:p>
+        </w:tc>
+        <w:tc>
+          <w:tcPr>
+            <w:tcW w:w="1050" w:type="dxa"/>
+            <w:tcMar>
+              <w:top w:w="40" w:type="dxa"/>
+              <w:left w:w="70" w:type="dxa"/>
+              <w:bottom w:w="40" w:type="dxa"/>
+              <w:right w:w="70" w:type="dxa"/>
+            </w:tcMar>
+          </w:tcPr>
+          <w:p>
+            <w:pPr>
+              <w:jc w:val="center"/>
+            </w:pPr>
+            <w:r>
+              <w:rPr>
+                <w:sz w:val="22"/>
+                <w:szCs w:val="22"/>
+              </w:rPr>
+              <w:t>Schindler</w:t>
+            </w:r>
+          </w:p>
+        </w:tc>
+        <w:tc>
+          <w:tcPr>
+            <w:tcW w:w="950" w:type="dxa"/>
+            <w:tcMar>
+              <w:top w:w="40" w:type="dxa"/>
+              <w:left w:w="70" w:type="dxa"/>
+              <w:bottom w:w="40" w:type="dxa"/>
+              <w:right w:w="70" w:type="dxa"/>
+            </w:tcMar>
+          </w:tcPr>
+          <w:p>
+            <w:pPr>
+              <w:jc w:val="center"/>
+            </w:pPr>
+            <w:r>
+              <w:rPr>
+                <w:sz w:val="22"/>
+                <w:szCs w:val="22"/>
+              </w:rPr>
+              <w:t>Trung Quốc</w:t>
+            </w:r>
+          </w:p>
+        </w:tc>
+        <w:tc>
+          <w:tcPr>
+            <w:tcW w:w="938" w:type="dxa"/>
+            <w:tcMar>
+              <w:top w:w="40" w:type="dxa"/>
+              <w:left w:w="70" w:type="dxa"/>
+              <w:bottom w:w="40" w:type="dxa"/>
+              <w:right w:w="70" w:type="dxa"/>
+            </w:tcMar>
+          </w:tcPr>
+          <w:p/>
         </w:tc>
       </w:tr>
     </w:tbl>
@@ -20892,7 +19226,7 @@
                 <w:b/>
                 <w:bCs/>
               </w:rPr>
-              <w:t>{{MA_HS}}/BBKT/CTĐĐ-KT/01</w:t>
+              <w:t>{{MA_HS}}/BBKT/CTĐĐ-KT/{{DOT}}</w:t>
             </w:r>
           </w:p>
         </w:tc>
@@ -25808,7 +24142,7 @@
           <w:sz w:val="22"/>
           <w:szCs w:val="22"/>
         </w:rPr>
-        <w:t>Phiếu đề nghị nghiệm thu – số {{MA_HS}}/YCNT/CTĐĐ-CT/01</w:t>
+        <w:t>Phiếu đề nghị nghiệm thu – số {{MA_HS}}/YCNT/CTĐĐ-CT/{{DOT}}</w:t>
       </w:r>
     </w:p>
     <w:p>
@@ -25821,7 +24155,7 @@
           <w:sz w:val="22"/>
           <w:szCs w:val="22"/>
         </w:rPr>
-        <w:t>Biên bản nghiệm thu công việc – số {{MA_HS}}/BBNT/CTĐĐ-CT/01</w:t>
+        <w:t>Biên bản nghiệm thu công việc – số {{MA_HS}}/BBNT/CTĐĐ-CT/{{DOT}}</w:t>
       </w:r>
     </w:p>
     <w:p>
@@ -25834,7 +24168,7 @@
           <w:sz w:val="22"/>
           <w:szCs w:val="22"/>
         </w:rPr>
-        <w:t>Biên bản kiểm tra công tác nghiệm thu – số {{MA_HS}}/BBKT/CTĐĐ-CT/01</w:t>
+        <w:t>Biên bản kiểm tra công tác nghiệm thu – số {{MA_HS}}/BBKT/CTĐĐ-CT/{{DOT}}</w:t>
       </w:r>
     </w:p>
     <w:p>
@@ -26007,7 +24341,7 @@
           <w:i/>
           <w:iCs/>
         </w:rPr>
-        <w:t>Yêu cầu số: {{MA_HS}}/YCNT/CTĐĐ-CT/01</w:t>
+        <w:t>Yêu cầu số: {{MA_HS}}/YCNT/CTĐĐ-CT/{{DOT}}</w:t>
       </w:r>
     </w:p>
     <w:tbl>
@@ -26664,7 +24998,7 @@
           <w:b/>
           <w:bCs/>
         </w:rPr>
-        <w:t>BIÊN BẢN SỐ: {{MA_HS}}/BBNT/CTĐĐ-CT/01</w:t>
+        <w:t>BIÊN BẢN SỐ: {{MA_HS}}/BBNT/CTĐĐ-CT/{{DOT}}</w:t>
       </w:r>
     </w:p>
     <w:p>
@@ -26971,7 +25305,7 @@
         <w:ind w:left="360"/>
       </w:pPr>
       <w:r>
-        <w:t>- Phiếu yêu cầu nghiệm thu của Nhà thầu thi công số {{MA_HS}}/YCNT/CTĐĐ-CT/01</w:t>
+        <w:t>- Phiếu yêu cầu nghiệm thu của Nhà thầu thi công số {{MA_HS}}/YCNT/CTĐĐ-CT/{{DOT}}</w:t>
       </w:r>
     </w:p>
     <w:p>
@@ -26980,7 +25314,7 @@
         <w:ind w:left="360"/>
       </w:pPr>
       <w:r>
-        <w:t>- Biên bản kiểm tra công tác nghiệm thu công việc số {{MA_HS}}/BBKT/CTĐĐ-CT/01</w:t>
+        <w:t>- Biên bản kiểm tra công tác nghiệm thu công việc số {{MA_HS}}/BBKT/CTĐĐ-CT/{{DOT}}</w:t>
       </w:r>
     </w:p>
     <w:p>
@@ -27104,7 +25438,7 @@
         <w:spacing w:after="20" w:line="264" w:lineRule="auto"/>
       </w:pPr>
       <w:r>
-        <w:t>Các nội dung kỹ thuật cần kiểm tra và kết quả đánh giá chi tiết được ghi nhận tại Biên bản kiểm tra công tác nghiệm thu công việc số {{MA_HS}}/BBKT/CTĐĐ-CT/01 kèm theo Biên bản này.</w:t>
+        <w:t>Các nội dung kỹ thuật cần kiểm tra và kết quả đánh giá chi tiết được ghi nhận tại Biên bản kiểm tra công tác nghiệm thu công việc số {{MA_HS}}/BBKT/CTĐĐ-CT/{{DOT}} kèm theo Biên bản này.</w:t>
       </w:r>
     </w:p>
     <w:p>
@@ -27378,13 +25712,469 @@
       <w:tr>
         <w:tc>
           <w:tcPr>
-            <w:tcW w:w="9638" w:type="dxa"/>
-          </w:tcPr>
-          <w:p>
-            <w:r>
-              <w:t>{{BLOCK_TB4}}</w:t>
-            </w:r>
-          </w:p>
+            <w:tcW w:w="480" w:type="dxa"/>
+            <w:tcMar>
+              <w:top w:w="40" w:type="dxa"/>
+              <w:left w:w="70" w:type="dxa"/>
+              <w:bottom w:w="40" w:type="dxa"/>
+              <w:right w:w="70" w:type="dxa"/>
+            </w:tcMar>
+          </w:tcPr>
+          <w:p>
+            <w:pPr>
+              <w:jc w:val="center"/>
+            </w:pPr>
+            <w:r>
+              <w:rPr>
+                <w:sz w:val="22"/>
+                <w:szCs w:val="22"/>
+              </w:rPr>
+              <w:t>1</w:t>
+            </w:r>
+          </w:p>
+        </w:tc>
+        <w:tc>
+          <w:tcPr>
+            <w:tcW w:w="1720" w:type="dxa"/>
+            <w:tcMar>
+              <w:top w:w="40" w:type="dxa"/>
+              <w:left w:w="70" w:type="dxa"/>
+              <w:bottom w:w="40" w:type="dxa"/>
+              <w:right w:w="70" w:type="dxa"/>
+            </w:tcMar>
+          </w:tcPr>
+          <w:p>
+            <w:r>
+              <w:rPr>
+                <w:b/>
+                <w:bCs/>
+                <w:sz w:val="22"/>
+                <w:szCs w:val="22"/>
+              </w:rPr>
+              <w:t>Thang máy {{THANG1}} (Khu Showroom)</w:t>
+            </w:r>
+          </w:p>
+        </w:tc>
+        <w:tc>
+          <w:tcPr>
+            <w:tcW w:w="3250" w:type="dxa"/>
+            <w:tcMar>
+              <w:top w:w="40" w:type="dxa"/>
+              <w:left w:w="70" w:type="dxa"/>
+              <w:bottom w:w="40" w:type="dxa"/>
+              <w:right w:w="70" w:type="dxa"/>
+            </w:tcMar>
+          </w:tcPr>
+          <w:p>
+            <w:r>
+              <w:rPr>
+                <w:sz w:val="22"/>
+                <w:szCs w:val="22"/>
+              </w:rPr>
+              <w:t>- Chạy thử đơn động có tải từng thiết bị (tải định mức 1000 kg)</w:t>
+            </w:r>
+          </w:p>
+          <w:p>
+            <w:r>
+              <w:rPr>
+                <w:sz w:val="22"/>
+                <w:szCs w:val="22"/>
+              </w:rPr>
+              <w:t>- Thang khách Schindler 3000 (MRL - không phòng máy)</w:t>
+            </w:r>
+          </w:p>
+          <w:p>
+            <w:r>
+              <w:rPr>
+                <w:sz w:val="22"/>
+                <w:szCs w:val="22"/>
+              </w:rPr>
+              <w:t>- Tải trọng: 1000 kg - 13 người</w:t>
+            </w:r>
+          </w:p>
+          <w:p>
+            <w:r>
+              <w:rPr>
+                <w:sz w:val="22"/>
+                <w:szCs w:val="22"/>
+              </w:rPr>
+              <w:t>- Vận tốc: 1,5 m/s</w:t>
+            </w:r>
+          </w:p>
+          <w:p>
+            <w:r>
+              <w:rPr>
+                <w:sz w:val="22"/>
+                <w:szCs w:val="22"/>
+              </w:rPr>
+              <w:t>- Số điểm dừng: 05 (mở cửa trước)</w:t>
+            </w:r>
+          </w:p>
+          <w:p>
+            <w:r>
+              <w:rPr>
+                <w:sz w:val="22"/>
+                <w:szCs w:val="22"/>
+              </w:rPr>
+              <w:t>- Kích thước cabin: 1600x1500x2400 mm</w:t>
+            </w:r>
+          </w:p>
+          <w:p>
+            <w:r>
+              <w:rPr>
+                <w:sz w:val="22"/>
+                <w:szCs w:val="22"/>
+              </w:rPr>
+              <w:t>- Kích thước cửa tầng: 900x2100 mm</w:t>
+            </w:r>
+          </w:p>
+          <w:p>
+            <w:r>
+              <w:rPr>
+                <w:sz w:val="22"/>
+                <w:szCs w:val="22"/>
+              </w:rPr>
+              <w:t>- Hố thang lọt lòng: 4880x2460 mm (hố đôi)</w:t>
+            </w:r>
+          </w:p>
+        </w:tc>
+        <w:tc>
+          <w:tcPr>
+            <w:tcW w:w="570" w:type="dxa"/>
+            <w:tcMar>
+              <w:top w:w="40" w:type="dxa"/>
+              <w:left w:w="70" w:type="dxa"/>
+              <w:bottom w:w="40" w:type="dxa"/>
+              <w:right w:w="70" w:type="dxa"/>
+            </w:tcMar>
+          </w:tcPr>
+          <w:p>
+            <w:pPr>
+              <w:jc w:val="center"/>
+            </w:pPr>
+            <w:r>
+              <w:rPr>
+                <w:sz w:val="22"/>
+                <w:szCs w:val="22"/>
+              </w:rPr>
+              <w:t>Bộ</w:t>
+            </w:r>
+          </w:p>
+        </w:tc>
+        <w:tc>
+          <w:tcPr>
+            <w:tcW w:w="680" w:type="dxa"/>
+            <w:tcMar>
+              <w:top w:w="40" w:type="dxa"/>
+              <w:left w:w="70" w:type="dxa"/>
+              <w:bottom w:w="40" w:type="dxa"/>
+              <w:right w:w="70" w:type="dxa"/>
+            </w:tcMar>
+          </w:tcPr>
+          <w:p>
+            <w:pPr>
+              <w:jc w:val="center"/>
+            </w:pPr>
+            <w:r>
+              <w:rPr>
+                <w:sz w:val="22"/>
+                <w:szCs w:val="22"/>
+              </w:rPr>
+              <w:t>01</w:t>
+            </w:r>
+          </w:p>
+        </w:tc>
+        <w:tc>
+          <w:tcPr>
+            <w:tcW w:w="1050" w:type="dxa"/>
+            <w:tcMar>
+              <w:top w:w="40" w:type="dxa"/>
+              <w:left w:w="70" w:type="dxa"/>
+              <w:bottom w:w="40" w:type="dxa"/>
+              <w:right w:w="70" w:type="dxa"/>
+            </w:tcMar>
+          </w:tcPr>
+          <w:p>
+            <w:pPr>
+              <w:jc w:val="center"/>
+            </w:pPr>
+            <w:r>
+              <w:rPr>
+                <w:sz w:val="22"/>
+                <w:szCs w:val="22"/>
+              </w:rPr>
+              <w:t>Schindler</w:t>
+            </w:r>
+          </w:p>
+        </w:tc>
+        <w:tc>
+          <w:tcPr>
+            <w:tcW w:w="950" w:type="dxa"/>
+            <w:tcMar>
+              <w:top w:w="40" w:type="dxa"/>
+              <w:left w:w="70" w:type="dxa"/>
+              <w:bottom w:w="40" w:type="dxa"/>
+              <w:right w:w="70" w:type="dxa"/>
+            </w:tcMar>
+          </w:tcPr>
+          <w:p>
+            <w:pPr>
+              <w:jc w:val="center"/>
+            </w:pPr>
+            <w:r>
+              <w:rPr>
+                <w:sz w:val="22"/>
+                <w:szCs w:val="22"/>
+              </w:rPr>
+              <w:t>Trung Quốc</w:t>
+            </w:r>
+          </w:p>
+        </w:tc>
+        <w:tc>
+          <w:tcPr>
+            <w:tcW w:w="938" w:type="dxa"/>
+            <w:tcMar>
+              <w:top w:w="40" w:type="dxa"/>
+              <w:left w:w="70" w:type="dxa"/>
+              <w:bottom w:w="40" w:type="dxa"/>
+              <w:right w:w="70" w:type="dxa"/>
+            </w:tcMar>
+          </w:tcPr>
+          <w:p/>
+        </w:tc>
+      </w:tr>
+      <w:tr>
+        <w:tc>
+          <w:tcPr>
+            <w:tcW w:w="480" w:type="dxa"/>
+            <w:tcMar>
+              <w:top w:w="40" w:type="dxa"/>
+              <w:left w:w="70" w:type="dxa"/>
+              <w:bottom w:w="40" w:type="dxa"/>
+              <w:right w:w="70" w:type="dxa"/>
+            </w:tcMar>
+          </w:tcPr>
+          <w:p>
+            <w:pPr>
+              <w:jc w:val="center"/>
+            </w:pPr>
+            <w:r>
+              <w:rPr>
+                <w:sz w:val="22"/>
+                <w:szCs w:val="22"/>
+              </w:rPr>
+              <w:t>2</w:t>
+            </w:r>
+          </w:p>
+        </w:tc>
+        <w:tc>
+          <w:tcPr>
+            <w:tcW w:w="1720" w:type="dxa"/>
+            <w:tcMar>
+              <w:top w:w="40" w:type="dxa"/>
+              <w:left w:w="70" w:type="dxa"/>
+              <w:bottom w:w="40" w:type="dxa"/>
+              <w:right w:w="70" w:type="dxa"/>
+            </w:tcMar>
+          </w:tcPr>
+          <w:p>
+            <w:r>
+              <w:rPr>
+                <w:b/>
+                <w:bCs/>
+                <w:sz w:val="22"/>
+                <w:szCs w:val="22"/>
+              </w:rPr>
+              <w:t>Thang máy {{THANG2}} (Khu phụ trợ)</w:t>
+            </w:r>
+          </w:p>
+        </w:tc>
+        <w:tc>
+          <w:tcPr>
+            <w:tcW w:w="3250" w:type="dxa"/>
+            <w:tcMar>
+              <w:top w:w="40" w:type="dxa"/>
+              <w:left w:w="70" w:type="dxa"/>
+              <w:bottom w:w="40" w:type="dxa"/>
+              <w:right w:w="70" w:type="dxa"/>
+            </w:tcMar>
+          </w:tcPr>
+          <w:p>
+            <w:r>
+              <w:rPr>
+                <w:sz w:val="22"/>
+                <w:szCs w:val="22"/>
+              </w:rPr>
+              <w:t>- Chạy thử đơn động có tải từng thiết bị (tải định mức 1000 kg)</w:t>
+            </w:r>
+          </w:p>
+          <w:p>
+            <w:r>
+              <w:rPr>
+                <w:sz w:val="22"/>
+                <w:szCs w:val="22"/>
+              </w:rPr>
+              <w:t>- Thang khách Schindler 3000 (MRL - không phòng máy)</w:t>
+            </w:r>
+          </w:p>
+          <w:p>
+            <w:r>
+              <w:rPr>
+                <w:sz w:val="22"/>
+                <w:szCs w:val="22"/>
+              </w:rPr>
+              <w:t>- Tải trọng: 1000 kg - 13 người</w:t>
+            </w:r>
+          </w:p>
+          <w:p>
+            <w:r>
+              <w:rPr>
+                <w:sz w:val="22"/>
+                <w:szCs w:val="22"/>
+              </w:rPr>
+              <w:t>- Vận tốc: 1,5 m/s</w:t>
+            </w:r>
+          </w:p>
+          <w:p>
+            <w:r>
+              <w:rPr>
+                <w:sz w:val="22"/>
+                <w:szCs w:val="22"/>
+              </w:rPr>
+              <w:t>- Số điểm dừng: 05 (mở cửa trước)</w:t>
+            </w:r>
+          </w:p>
+          <w:p>
+            <w:r>
+              <w:rPr>
+                <w:sz w:val="22"/>
+                <w:szCs w:val="22"/>
+              </w:rPr>
+              <w:t>- Kích thước cabin: 1600x1500x2400 mm</w:t>
+            </w:r>
+          </w:p>
+          <w:p>
+            <w:r>
+              <w:rPr>
+                <w:sz w:val="22"/>
+                <w:szCs w:val="22"/>
+              </w:rPr>
+              <w:t>- Kích thước cửa tầng: 900x2100 mm</w:t>
+            </w:r>
+          </w:p>
+          <w:p>
+            <w:r>
+              <w:rPr>
+                <w:sz w:val="22"/>
+                <w:szCs w:val="22"/>
+              </w:rPr>
+              <w:t>- Hố thang lọt lòng: 2250x2100 mm</w:t>
+            </w:r>
+          </w:p>
+        </w:tc>
+        <w:tc>
+          <w:tcPr>
+            <w:tcW w:w="570" w:type="dxa"/>
+            <w:tcMar>
+              <w:top w:w="40" w:type="dxa"/>
+              <w:left w:w="70" w:type="dxa"/>
+              <w:bottom w:w="40" w:type="dxa"/>
+              <w:right w:w="70" w:type="dxa"/>
+            </w:tcMar>
+          </w:tcPr>
+          <w:p>
+            <w:pPr>
+              <w:jc w:val="center"/>
+            </w:pPr>
+            <w:r>
+              <w:rPr>
+                <w:sz w:val="22"/>
+                <w:szCs w:val="22"/>
+              </w:rPr>
+              <w:t>Bộ</w:t>
+            </w:r>
+          </w:p>
+        </w:tc>
+        <w:tc>
+          <w:tcPr>
+            <w:tcW w:w="680" w:type="dxa"/>
+            <w:tcMar>
+              <w:top w:w="40" w:type="dxa"/>
+              <w:left w:w="70" w:type="dxa"/>
+              <w:bottom w:w="40" w:type="dxa"/>
+              <w:right w:w="70" w:type="dxa"/>
+            </w:tcMar>
+          </w:tcPr>
+          <w:p>
+            <w:pPr>
+              <w:jc w:val="center"/>
+            </w:pPr>
+            <w:r>
+              <w:rPr>
+                <w:sz w:val="22"/>
+                <w:szCs w:val="22"/>
+              </w:rPr>
+              <w:t>01</w:t>
+            </w:r>
+          </w:p>
+        </w:tc>
+        <w:tc>
+          <w:tcPr>
+            <w:tcW w:w="1050" w:type="dxa"/>
+            <w:tcMar>
+              <w:top w:w="40" w:type="dxa"/>
+              <w:left w:w="70" w:type="dxa"/>
+              <w:bottom w:w="40" w:type="dxa"/>
+              <w:right w:w="70" w:type="dxa"/>
+            </w:tcMar>
+          </w:tcPr>
+          <w:p>
+            <w:pPr>
+              <w:jc w:val="center"/>
+            </w:pPr>
+            <w:r>
+              <w:rPr>
+                <w:sz w:val="22"/>
+                <w:szCs w:val="22"/>
+              </w:rPr>
+              <w:t>Schindler</w:t>
+            </w:r>
+          </w:p>
+        </w:tc>
+        <w:tc>
+          <w:tcPr>
+            <w:tcW w:w="950" w:type="dxa"/>
+            <w:tcMar>
+              <w:top w:w="40" w:type="dxa"/>
+              <w:left w:w="70" w:type="dxa"/>
+              <w:bottom w:w="40" w:type="dxa"/>
+              <w:right w:w="70" w:type="dxa"/>
+            </w:tcMar>
+          </w:tcPr>
+          <w:p>
+            <w:pPr>
+              <w:jc w:val="center"/>
+            </w:pPr>
+            <w:r>
+              <w:rPr>
+                <w:sz w:val="22"/>
+                <w:szCs w:val="22"/>
+              </w:rPr>
+              <w:t>Trung Quốc</w:t>
+            </w:r>
+          </w:p>
+        </w:tc>
+        <w:tc>
+          <w:tcPr>
+            <w:tcW w:w="938" w:type="dxa"/>
+            <w:tcMar>
+              <w:top w:w="40" w:type="dxa"/>
+              <w:left w:w="70" w:type="dxa"/>
+              <w:bottom w:w="40" w:type="dxa"/>
+              <w:right w:w="70" w:type="dxa"/>
+            </w:tcMar>
+          </w:tcPr>
+          <w:p/>
         </w:tc>
       </w:tr>
     </w:tbl>
@@ -27543,7 +26333,7 @@
                 <w:b/>
                 <w:bCs/>
               </w:rPr>
-              <w:t>{{MA_HS}}/BBKT/CTĐĐ-CT/01</w:t>
+              <w:t>{{MA_HS}}/BBKT/CTĐĐ-CT/{{DOT}}</w:t>
             </w:r>
           </w:p>
         </w:tc>
@@ -31586,7 +30376,7 @@
           <w:sz w:val="22"/>
           <w:szCs w:val="22"/>
         </w:rPr>
-        <w:t>Phiếu đề nghị nghiệm thu – số {{MA_HS}}/YCNT/CTLĐ-KT/01</w:t>
+        <w:t>Phiếu đề nghị nghiệm thu – số {{MA_HS}}/YCNT/CTLĐ-KT/{{DOT}}</w:t>
       </w:r>
     </w:p>
     <w:p>
@@ -31599,7 +30389,7 @@
           <w:sz w:val="22"/>
           <w:szCs w:val="22"/>
         </w:rPr>
-        <w:t>Biên bản nghiệm thu công việc – số {{MA_HS}}/BBNT/CTLĐ-KT/01</w:t>
+        <w:t>Biên bản nghiệm thu công việc – số {{MA_HS}}/BBNT/CTLĐ-KT/{{DOT}}</w:t>
       </w:r>
     </w:p>
     <w:p>
@@ -31612,7 +30402,7 @@
           <w:sz w:val="22"/>
           <w:szCs w:val="22"/>
         </w:rPr>
-        <w:t>Biên bản kiểm tra công tác nghiệm thu – số {{MA_HS}}/BBKT/CTLĐ-KT/01</w:t>
+        <w:t>Biên bản kiểm tra công tác nghiệm thu – số {{MA_HS}}/BBKT/CTLĐ-KT/{{DOT}}</w:t>
       </w:r>
     </w:p>
     <w:p>
@@ -31785,7 +30575,7 @@
           <w:i/>
           <w:iCs/>
         </w:rPr>
-        <w:t>Yêu cầu số: {{MA_HS}}/YCNT/CTLĐ-KT/01</w:t>
+        <w:t>Yêu cầu số: {{MA_HS}}/YCNT/CTLĐ-KT/{{DOT}}</w:t>
       </w:r>
     </w:p>
     <w:tbl>
@@ -32442,7 +31232,7 @@
           <w:b/>
           <w:bCs/>
         </w:rPr>
-        <w:t>BIÊN BẢN SỐ: {{MA_HS}}/BBNT/CTLĐ-KT/01</w:t>
+        <w:t>BIÊN BẢN SỐ: {{MA_HS}}/BBNT/CTLĐ-KT/{{DOT}}</w:t>
       </w:r>
     </w:p>
     <w:p>
@@ -32749,7 +31539,7 @@
         <w:ind w:left="360"/>
       </w:pPr>
       <w:r>
-        <w:t>- Phiếu yêu cầu nghiệm thu của Nhà thầu thi công số {{MA_HS}}/YCNT/CTLĐ-KT/01</w:t>
+        <w:t>- Phiếu yêu cầu nghiệm thu của Nhà thầu thi công số {{MA_HS}}/YCNT/CTLĐ-KT/{{DOT}}</w:t>
       </w:r>
     </w:p>
     <w:p>
@@ -32758,7 +31548,7 @@
         <w:ind w:left="360"/>
       </w:pPr>
       <w:r>
-        <w:t>- Biên bản kiểm tra công tác nghiệm thu công việc số {{MA_HS}}/BBKT/CTLĐ-KT/01</w:t>
+        <w:t>- Biên bản kiểm tra công tác nghiệm thu công việc số {{MA_HS}}/BBKT/CTLĐ-KT/{{DOT}}</w:t>
       </w:r>
     </w:p>
     <w:p>
@@ -32882,7 +31672,7 @@
         <w:spacing w:after="20" w:line="264" w:lineRule="auto"/>
       </w:pPr>
       <w:r>
-        <w:t>Các nội dung kỹ thuật cần kiểm tra và kết quả đánh giá chi tiết được ghi nhận tại Biên bản kiểm tra công tác nghiệm thu công việc số {{MA_HS}}/BBKT/CTLĐ-KT/01 kèm theo Biên bản này.</w:t>
+        <w:t>Các nội dung kỹ thuật cần kiểm tra và kết quả đánh giá chi tiết được ghi nhận tại Biên bản kiểm tra công tác nghiệm thu công việc số {{MA_HS}}/BBKT/CTLĐ-KT/{{DOT}} kèm theo Biên bản này.</w:t>
       </w:r>
     </w:p>
     <w:p>
@@ -33156,13 +31946,471 @@
       <w:tr>
         <w:tc>
           <w:tcPr>
-            <w:tcW w:w="9638" w:type="dxa"/>
-          </w:tcPr>
-          <w:p>
-            <w:r>
-              <w:t>{{BLOCK_TB5}}</w:t>
-            </w:r>
-          </w:p>
+            <w:tcW w:w="480" w:type="dxa"/>
+            <w:tcMar>
+              <w:top w:w="40" w:type="dxa"/>
+              <w:left w:w="70" w:type="dxa"/>
+              <w:bottom w:w="40" w:type="dxa"/>
+              <w:right w:w="70" w:type="dxa"/>
+            </w:tcMar>
+          </w:tcPr>
+          <w:p>
+            <w:pPr>
+              <w:jc w:val="center"/>
+            </w:pPr>
+            <w:r>
+              <w:rPr>
+                <w:sz w:val="22"/>
+                <w:szCs w:val="22"/>
+              </w:rPr>
+              <w:t>1</w:t>
+            </w:r>
+          </w:p>
+        </w:tc>
+        <w:tc>
+          <w:tcPr>
+            <w:tcW w:w="1720" w:type="dxa"/>
+            <w:tcMar>
+              <w:top w:w="40" w:type="dxa"/>
+              <w:left w:w="70" w:type="dxa"/>
+              <w:bottom w:w="40" w:type="dxa"/>
+              <w:right w:w="70" w:type="dxa"/>
+            </w:tcMar>
+          </w:tcPr>
+          <w:p>
+            <w:r>
+              <w:rPr>
+                <w:b/>
+                <w:bCs/>
+                <w:sz w:val="22"/>
+                <w:szCs w:val="22"/>
+              </w:rPr>
+              <w:t>Thang máy {{THANG1}} (Khu Showroom)</w:t>
+            </w:r>
+          </w:p>
+        </w:tc>
+        <w:tc>
+          <w:tcPr>
+            <w:tcW w:w="3250" w:type="dxa"/>
+            <w:tcMar>
+              <w:top w:w="40" w:type="dxa"/>
+              <w:left w:w="70" w:type="dxa"/>
+              <w:bottom w:w="40" w:type="dxa"/>
+              <w:right w:w="70" w:type="dxa"/>
+            </w:tcMar>
+          </w:tcPr>
+          <w:p>
+            <w:r>
+              <w:rPr>
+                <w:sz w:val="22"/>
+                <w:szCs w:val="22"/>
+              </w:rPr>
+              <w:t>- Chạy thử liên động không tải toàn hệ thống</w:t>
+            </w:r>
+          </w:p>
+          <w:p>
+            <w:r>
+              <w:rPr>
+                <w:sz w:val="22"/>
+                <w:szCs w:val="22"/>
+              </w:rPr>
+              <w:t>- Thang khách Schindler 3000 (MRL - không phòng máy)</w:t>
+            </w:r>
+          </w:p>
+          <w:p>
+            <w:r>
+              <w:rPr>
+                <w:sz w:val="22"/>
+                <w:szCs w:val="22"/>
+              </w:rPr>
+              <w:t>- Tải trọng: 1000 kg - 13 người</w:t>
+            </w:r>
+          </w:p>
+          <w:p>
+            <w:r>
+              <w:rPr>
+                <w:sz w:val="22"/>
+                <w:szCs w:val="22"/>
+              </w:rPr>
+              <w:t>- Vận tốc: 1,5 m/s</w:t>
+            </w:r>
+          </w:p>
+          <w:p>
+            <w:r>
+              <w:rPr>
+                <w:sz w:val="22"/>
+                <w:szCs w:val="22"/>
+              </w:rPr>
+              <w:t>- Số điểm dừng: 05 (mở cửa trước)</w:t>
+            </w:r>
+          </w:p>
+          <w:p>
+            <w:r>
+              <w:rPr>
+                <w:sz w:val="22"/>
+                <w:szCs w:val="22"/>
+              </w:rPr>
+              <w:t>- Kích thước cabin: 1600x1500x2400 mm</w:t>
+            </w:r>
+          </w:p>
+          <w:p>
+            <w:r>
+              <w:rPr>
+                <w:sz w:val="22"/>
+                <w:szCs w:val="22"/>
+              </w:rPr>
+              <w:t>- Kích thước cửa tầng: 900x2100 mm</w:t>
+            </w:r>
+          </w:p>
+          <w:p>
+            <w:r>
+              <w:rPr>
+                <w:sz w:val="22"/>
+                <w:szCs w:val="22"/>
+              </w:rPr>
+              <w:t>- Hố thang lọt lòng: 4880x2460 mm (hố đôi)</w:t>
+            </w:r>
+          </w:p>
+        </w:tc>
+        <w:tc>
+          <w:tcPr>
+            <w:tcW w:w="570" w:type="dxa"/>
+            <w:tcMar>
+              <w:top w:w="40" w:type="dxa"/>
+              <w:left w:w="70" w:type="dxa"/>
+              <w:bottom w:w="40" w:type="dxa"/>
+              <w:right w:w="70" w:type="dxa"/>
+            </w:tcMar>
+          </w:tcPr>
+          <w:p>
+            <w:pPr>
+              <w:jc w:val="center"/>
+            </w:pPr>
+            <w:r>
+              <w:rPr>
+                <w:sz w:val="22"/>
+                <w:szCs w:val="22"/>
+              </w:rPr>
+              <w:t>Bộ</w:t>
+            </w:r>
+          </w:p>
+        </w:tc>
+        <w:tc>
+          <w:tcPr>
+            <w:tcW w:w="680" w:type="dxa"/>
+            <w:tcMar>
+              <w:top w:w="40" w:type="dxa"/>
+              <w:left w:w="70" w:type="dxa"/>
+              <w:bottom w:w="40" w:type="dxa"/>
+              <w:right w:w="70" w:type="dxa"/>
+            </w:tcMar>
+          </w:tcPr>
+          <w:p>
+            <w:pPr>
+              <w:jc w:val="center"/>
+            </w:pPr>
+            <w:r>
+              <w:rPr>
+                <w:sz w:val="22"/>
+                <w:szCs w:val="22"/>
+              </w:rPr>
+              <w:t>01</w:t>
+            </w:r>
+          </w:p>
+        </w:tc>
+        <w:tc>
+          <w:tcPr>
+            <w:tcW w:w="1050" w:type="dxa"/>
+            <w:tcMar>
+              <w:top w:w="40" w:type="dxa"/>
+              <w:left w:w="70" w:type="dxa"/>
+              <w:bottom w:w="40" w:type="dxa"/>
+              <w:right w:w="70" w:type="dxa"/>
+            </w:tcMar>
+          </w:tcPr>
+          <w:p>
+            <w:pPr>
+              <w:jc w:val="center"/>
+            </w:pPr>
+            <w:r>
+              <w:rPr>
+                <w:sz w:val="22"/>
+                <w:szCs w:val="22"/>
+              </w:rPr>
+              <w:t>Schindler</w:t>
+            </w:r>
+          </w:p>
+        </w:tc>
+        <w:tc>
+          <w:tcPr>
+            <w:tcW w:w="950" w:type="dxa"/>
+            <w:tcMar>
+              <w:top w:w="40" w:type="dxa"/>
+              <w:left w:w="70" w:type="dxa"/>
+              <w:bottom w:w="40" w:type="dxa"/>
+              <w:right w:w="70" w:type="dxa"/>
+            </w:tcMar>
+          </w:tcPr>
+          <w:p>
+            <w:pPr>
+              <w:jc w:val="center"/>
+            </w:pPr>
+            <w:r>
+              <w:rPr>
+                <w:sz w:val="22"/>
+                <w:szCs w:val="22"/>
+              </w:rPr>
+              <w:t>Trung Quốc</w:t>
+            </w:r>
+          </w:p>
+        </w:tc>
+        <w:tc>
+          <w:tcPr>
+            <w:tcW w:w="938" w:type="dxa"/>
+            <w:tcMar>
+              <w:top w:w="40" w:type="dxa"/>
+              <w:left w:w="70" w:type="dxa"/>
+              <w:bottom w:w="40" w:type="dxa"/>
+              <w:right w:w="70" w:type="dxa"/>
+            </w:tcMar>
+          </w:tcPr>
+          <w:p/>
+        </w:tc>
+      </w:tr>
+      <w:tr>
+        <w:tc>
+          <w:tcPr>
+            <w:tcW w:w="480" w:type="dxa"/>
+            <w:tcMar>
+              <w:top w:w="40" w:type="dxa"/>
+              <w:left w:w="70" w:type="dxa"/>
+              <w:bottom w:w="40" w:type="dxa"/>
+              <w:right w:w="70" w:type="dxa"/>
+            </w:tcMar>
+          </w:tcPr>
+          <w:p>
+            <w:pPr>
+              <w:jc w:val="center"/>
+            </w:pPr>
+            <w:r>
+              <w:rPr>
+                <w:sz w:val="22"/>
+                <w:szCs w:val="22"/>
+              </w:rPr>
+              <w:t>2</w:t>
+            </w:r>
+          </w:p>
+        </w:tc>
+        <w:tc>
+          <w:tcPr>
+            <w:tcW w:w="1720" w:type="dxa"/>
+            <w:tcMar>
+              <w:top w:w="40" w:type="dxa"/>
+              <w:left w:w="70" w:type="dxa"/>
+              <w:bottom w:w="40" w:type="dxa"/>
+              <w:right w:w="70" w:type="dxa"/>
+            </w:tcMar>
+          </w:tcPr>
+          <w:p>
+            <w:r>
+              <w:rPr>
+                <w:b/>
+                <w:bCs/>
+                <w:sz w:val="22"/>
+                <w:szCs w:val="22"/>
+              </w:rPr>
+              <w:t>Thang máy {{THANG2}} (Khu phụ trợ)</w:t>
+            </w:r>
+          </w:p>
+        </w:tc>
+        <w:tc>
+          <w:tcPr>
+            <w:tcW w:w="3250" w:type="dxa"/>
+            <w:tcMar>
+              <w:top w:w="40" w:type="dxa"/>
+              <w:left w:w="70" w:type="dxa"/>
+              <w:bottom w:w="40" w:type="dxa"/>
+              <w:right w:w="70" w:type="dxa"/>
+            </w:tcMar>
+          </w:tcPr>
+          <w:p>
+            <w:r>
+              <w:rPr>
+                <w:sz w:val="22"/>
+                <w:szCs w:val="22"/>
+              </w:rPr>
+              <w:t>- Chạy thử liên động không tải toàn hệ thống</w:t>
+            </w:r>
+          </w:p>
+          <w:p>
+            <w:r>
+              <w:rPr>
+                <w:sz w:val="22"/>
+                <w:szCs w:val="22"/>
+              </w:rPr>
+              <w:t>- Thang khách Schindler 3000 (MRL - không phòng máy)</w:t>
+            </w:r>
+          </w:p>
+          <w:p>
+            <w:r>
+              <w:rPr>
+                <w:sz w:val="22"/>
+                <w:szCs w:val="22"/>
+              </w:rPr>
+              <w:t>- Tải trọng: 1000 kg - 13 người</w:t>
+            </w:r>
+          </w:p>
+          <w:p>
+            <w:r>
+              <w:rPr>
+                <w:sz w:val="22"/>
+                <w:szCs w:val="22"/>
+              </w:rPr>
+              <w:t>- Vận tốc: 1,5 m/s</w:t>
+            </w:r>
+          </w:p>
+          <w:p>
+            <w:r>
+              <w:rPr>
+                <w:sz w:val="22"/>
+                <w:szCs w:val="22"/>
+              </w:rPr>
+              <w:t>- Số điểm dừng: 05 (mở cửa trước)</w:t>
+            </w:r>
+          </w:p>
+          <w:p>
+            <w:r>
+              <w:rPr>
+                <w:sz w:val="22"/>
+                <w:szCs w:val="22"/>
+              </w:rPr>
+              <w:t>- Kích thước cabin: 1600x1500x2400 mm</w:t>
+            </w:r>
+          </w:p>
+          <w:p>
+            <w:r>
+              <w:rPr>
+                <w:sz w:val="22"/>
+                <w:szCs w:val="22"/>
+              </w:rPr>
+              <w:t>- Kích thước cửa tầng: 900x2100 mm</w:t>
+            </w:r>
+          </w:p>
+          <w:p>
+            <w:r>
+              <w:rPr>
+                <w:sz w:val="22"/>
+                <w:szCs w:val="22"/>
+              </w:rPr>
+              <w:lastRenderedPageBreak/>
+              <w:t>- Hố thang lọt lòng: 2250x2100 mm</w:t>
+            </w:r>
+          </w:p>
+        </w:tc>
+        <w:tc>
+          <w:tcPr>
+            <w:tcW w:w="570" w:type="dxa"/>
+            <w:tcMar>
+              <w:top w:w="40" w:type="dxa"/>
+              <w:left w:w="70" w:type="dxa"/>
+              <w:bottom w:w="40" w:type="dxa"/>
+              <w:right w:w="70" w:type="dxa"/>
+            </w:tcMar>
+          </w:tcPr>
+          <w:p>
+            <w:pPr>
+              <w:jc w:val="center"/>
+            </w:pPr>
+            <w:r>
+              <w:rPr>
+                <w:sz w:val="22"/>
+                <w:szCs w:val="22"/>
+              </w:rPr>
+              <w:lastRenderedPageBreak/>
+              <w:t>Bộ</w:t>
+            </w:r>
+          </w:p>
+        </w:tc>
+        <w:tc>
+          <w:tcPr>
+            <w:tcW w:w="680" w:type="dxa"/>
+            <w:tcMar>
+              <w:top w:w="40" w:type="dxa"/>
+              <w:left w:w="70" w:type="dxa"/>
+              <w:bottom w:w="40" w:type="dxa"/>
+              <w:right w:w="70" w:type="dxa"/>
+            </w:tcMar>
+          </w:tcPr>
+          <w:p>
+            <w:pPr>
+              <w:jc w:val="center"/>
+            </w:pPr>
+            <w:r>
+              <w:rPr>
+                <w:sz w:val="22"/>
+                <w:szCs w:val="22"/>
+              </w:rPr>
+              <w:t>01</w:t>
+            </w:r>
+          </w:p>
+        </w:tc>
+        <w:tc>
+          <w:tcPr>
+            <w:tcW w:w="1050" w:type="dxa"/>
+            <w:tcMar>
+              <w:top w:w="40" w:type="dxa"/>
+              <w:left w:w="70" w:type="dxa"/>
+              <w:bottom w:w="40" w:type="dxa"/>
+              <w:right w:w="70" w:type="dxa"/>
+            </w:tcMar>
+          </w:tcPr>
+          <w:p>
+            <w:pPr>
+              <w:jc w:val="center"/>
+            </w:pPr>
+            <w:r>
+              <w:rPr>
+                <w:sz w:val="22"/>
+                <w:szCs w:val="22"/>
+              </w:rPr>
+              <w:t>Schindler</w:t>
+            </w:r>
+          </w:p>
+        </w:tc>
+        <w:tc>
+          <w:tcPr>
+            <w:tcW w:w="950" w:type="dxa"/>
+            <w:tcMar>
+              <w:top w:w="40" w:type="dxa"/>
+              <w:left w:w="70" w:type="dxa"/>
+              <w:bottom w:w="40" w:type="dxa"/>
+              <w:right w:w="70" w:type="dxa"/>
+            </w:tcMar>
+          </w:tcPr>
+          <w:p>
+            <w:pPr>
+              <w:jc w:val="center"/>
+            </w:pPr>
+            <w:r>
+              <w:rPr>
+                <w:sz w:val="22"/>
+                <w:szCs w:val="22"/>
+              </w:rPr>
+              <w:t>Trung Quốc</w:t>
+            </w:r>
+          </w:p>
+        </w:tc>
+        <w:tc>
+          <w:tcPr>
+            <w:tcW w:w="938" w:type="dxa"/>
+            <w:tcMar>
+              <w:top w:w="40" w:type="dxa"/>
+              <w:left w:w="70" w:type="dxa"/>
+              <w:bottom w:w="40" w:type="dxa"/>
+              <w:right w:w="70" w:type="dxa"/>
+            </w:tcMar>
+          </w:tcPr>
+          <w:p/>
         </w:tc>
       </w:tr>
     </w:tbl>
@@ -33321,7 +32569,7 @@
                 <w:b/>
                 <w:bCs/>
               </w:rPr>
-              <w:t>{{MA_HS}}/BBKT/CTLĐ-KT/01</w:t>
+              <w:t>{{MA_HS}}/BBKT/CTLĐ-KT/{{DOT}}</w:t>
             </w:r>
           </w:p>
         </w:tc>
@@ -37385,6 +36633,19 @@
           <w:p/>
         </w:tc>
       </w:tr>
+      <w:tr>
+        <w:tc>
+          <w:tcPr>
+            <w:tcW w:w="9638" w:type="dxa"/>
+            <w:gridSpan w:val="9"/>
+          </w:tcPr>
+          <w:p>
+            <w:r>
+              <w:t>{{BLOCK_KT_PCCC}}</w:t>
+            </w:r>
+          </w:p>
+        </w:tc>
+      </w:tr>
     </w:tbl>
     <w:p>
       <w:pPr>
@@ -37892,7 +37153,7 @@
           <w:sz w:val="22"/>
           <w:szCs w:val="22"/>
         </w:rPr>
-        <w:t>Phiếu đề nghị nghiệm thu – số {{MA_HS}}/YCNT/CTLĐ-CT/01</w:t>
+        <w:t>Phiếu đề nghị nghiệm thu – số {{MA_HS}}/YCNT/CTLĐ-CT/{{DOT}}</w:t>
       </w:r>
     </w:p>
     <w:p>
@@ -37905,7 +37166,7 @@
           <w:sz w:val="22"/>
           <w:szCs w:val="22"/>
         </w:rPr>
-        <w:t>Biên bản nghiệm thu công việc – số {{MA_HS}}/BBNT/CTLĐ-CT/01</w:t>
+        <w:t>Biên bản nghiệm thu công việc – số {{MA_HS}}/BBNT/CTLĐ-CT/{{DOT}}</w:t>
       </w:r>
     </w:p>
     <w:p>
@@ -37918,7 +37179,7 @@
           <w:sz w:val="22"/>
           <w:szCs w:val="22"/>
         </w:rPr>
-        <w:t>Biên bản kiểm tra công tác nghiệm thu – số {{MA_HS}}/BBKT/CTLĐ-CT/01</w:t>
+        <w:t>Biên bản kiểm tra công tác nghiệm thu – số {{MA_HS}}/BBKT/CTLĐ-CT/{{DOT}}</w:t>
       </w:r>
     </w:p>
     <w:p>
@@ -38091,7 +37352,7 @@
           <w:i/>
           <w:iCs/>
         </w:rPr>
-        <w:t>Yêu cầu số: {{MA_HS}}/YCNT/CTLĐ-CT/01</w:t>
+        <w:t>Yêu cầu số: {{MA_HS}}/YCNT/CTLĐ-CT/{{DOT}}</w:t>
       </w:r>
     </w:p>
     <w:tbl>
@@ -38748,7 +38009,7 @@
           <w:b/>
           <w:bCs/>
         </w:rPr>
-        <w:t>BIÊN BẢN SỐ: {{MA_HS}}/BBNT/CTLĐ-CT/01</w:t>
+        <w:t>BIÊN BẢN SỐ: {{MA_HS}}/BBNT/CTLĐ-CT/{{DOT}}</w:t>
       </w:r>
     </w:p>
     <w:p>
@@ -39055,7 +38316,7 @@
         <w:ind w:left="360"/>
       </w:pPr>
       <w:r>
-        <w:t>- Phiếu yêu cầu nghiệm thu của Nhà thầu thi công số {{MA_HS}}/YCNT/CTLĐ-CT/01</w:t>
+        <w:t>- Phiếu yêu cầu nghiệm thu của Nhà thầu thi công số {{MA_HS}}/YCNT/CTLĐ-CT/{{DOT}}</w:t>
       </w:r>
     </w:p>
     <w:p>
@@ -39064,7 +38325,7 @@
         <w:ind w:left="360"/>
       </w:pPr>
       <w:r>
-        <w:t>- Biên bản kiểm tra công tác nghiệm thu công việc số {{MA_HS}}/BBKT/CTLĐ-CT/01</w:t>
+        <w:t>- Biên bản kiểm tra công tác nghiệm thu công việc số {{MA_HS}}/BBKT/CTLĐ-CT/{{DOT}}</w:t>
       </w:r>
     </w:p>
     <w:p>
@@ -39188,7 +38449,7 @@
         <w:spacing w:after="20" w:line="264" w:lineRule="auto"/>
       </w:pPr>
       <w:r>
-        <w:t>Các nội dung kỹ thuật cần kiểm tra và kết quả đánh giá chi tiết được ghi nhận tại Biên bản kiểm tra công tác nghiệm thu công việc số {{MA_HS}}/BBKT/CTLĐ-CT/01 kèm theo Biên bản này.</w:t>
+        <w:t>Các nội dung kỹ thuật cần kiểm tra và kết quả đánh giá chi tiết được ghi nhận tại Biên bản kiểm tra công tác nghiệm thu công việc số {{MA_HS}}/BBKT/CTLĐ-CT/{{DOT}} kèm theo Biên bản này.</w:t>
       </w:r>
     </w:p>
     <w:p>
@@ -39462,13 +38723,469 @@
       <w:tr>
         <w:tc>
           <w:tcPr>
-            <w:tcW w:w="9638" w:type="dxa"/>
-          </w:tcPr>
-          <w:p>
-            <w:r>
-              <w:t>{{BLOCK_TB6}}</w:t>
-            </w:r>
-          </w:p>
+            <w:tcW w:w="480" w:type="dxa"/>
+            <w:tcMar>
+              <w:top w:w="40" w:type="dxa"/>
+              <w:left w:w="70" w:type="dxa"/>
+              <w:bottom w:w="40" w:type="dxa"/>
+              <w:right w:w="70" w:type="dxa"/>
+            </w:tcMar>
+          </w:tcPr>
+          <w:p>
+            <w:pPr>
+              <w:jc w:val="center"/>
+            </w:pPr>
+            <w:r>
+              <w:rPr>
+                <w:sz w:val="22"/>
+                <w:szCs w:val="22"/>
+              </w:rPr>
+              <w:t>1</w:t>
+            </w:r>
+          </w:p>
+        </w:tc>
+        <w:tc>
+          <w:tcPr>
+            <w:tcW w:w="1720" w:type="dxa"/>
+            <w:tcMar>
+              <w:top w:w="40" w:type="dxa"/>
+              <w:left w:w="70" w:type="dxa"/>
+              <w:bottom w:w="40" w:type="dxa"/>
+              <w:right w:w="70" w:type="dxa"/>
+            </w:tcMar>
+          </w:tcPr>
+          <w:p>
+            <w:r>
+              <w:rPr>
+                <w:b/>
+                <w:bCs/>
+                <w:sz w:val="22"/>
+                <w:szCs w:val="22"/>
+              </w:rPr>
+              <w:t>Thang máy {{THANG1}} (Khu Showroom)</w:t>
+            </w:r>
+          </w:p>
+        </w:tc>
+        <w:tc>
+          <w:tcPr>
+            <w:tcW w:w="3250" w:type="dxa"/>
+            <w:tcMar>
+              <w:top w:w="40" w:type="dxa"/>
+              <w:left w:w="70" w:type="dxa"/>
+              <w:bottom w:w="40" w:type="dxa"/>
+              <w:right w:w="70" w:type="dxa"/>
+            </w:tcMar>
+          </w:tcPr>
+          <w:p>
+            <w:r>
+              <w:rPr>
+                <w:sz w:val="22"/>
+                <w:szCs w:val="22"/>
+              </w:rPr>
+              <w:t>- Chạy thử liên động có tải toàn hệ thống (tải định mức 1000 kg)</w:t>
+            </w:r>
+          </w:p>
+          <w:p>
+            <w:r>
+              <w:rPr>
+                <w:sz w:val="22"/>
+                <w:szCs w:val="22"/>
+              </w:rPr>
+              <w:t>- Thang khách Schindler 3000 (MRL - không phòng máy)</w:t>
+            </w:r>
+          </w:p>
+          <w:p>
+            <w:r>
+              <w:rPr>
+                <w:sz w:val="22"/>
+                <w:szCs w:val="22"/>
+              </w:rPr>
+              <w:t>- Tải trọng: 1000 kg - 13 người</w:t>
+            </w:r>
+          </w:p>
+          <w:p>
+            <w:r>
+              <w:rPr>
+                <w:sz w:val="22"/>
+                <w:szCs w:val="22"/>
+              </w:rPr>
+              <w:t>- Vận tốc: 1,5 m/s</w:t>
+            </w:r>
+          </w:p>
+          <w:p>
+            <w:r>
+              <w:rPr>
+                <w:sz w:val="22"/>
+                <w:szCs w:val="22"/>
+              </w:rPr>
+              <w:t>- Số điểm dừng: 05 (mở cửa trước)</w:t>
+            </w:r>
+          </w:p>
+          <w:p>
+            <w:r>
+              <w:rPr>
+                <w:sz w:val="22"/>
+                <w:szCs w:val="22"/>
+              </w:rPr>
+              <w:t>- Kích thước cabin: 1600x1500x2400 mm</w:t>
+            </w:r>
+          </w:p>
+          <w:p>
+            <w:r>
+              <w:rPr>
+                <w:sz w:val="22"/>
+                <w:szCs w:val="22"/>
+              </w:rPr>
+              <w:t>- Kích thước cửa tầng: 900x2100 mm</w:t>
+            </w:r>
+          </w:p>
+          <w:p>
+            <w:r>
+              <w:rPr>
+                <w:sz w:val="22"/>
+                <w:szCs w:val="22"/>
+              </w:rPr>
+              <w:t>- Hố thang lọt lòng: 4880x2460 mm (hố đôi)</w:t>
+            </w:r>
+          </w:p>
+        </w:tc>
+        <w:tc>
+          <w:tcPr>
+            <w:tcW w:w="570" w:type="dxa"/>
+            <w:tcMar>
+              <w:top w:w="40" w:type="dxa"/>
+              <w:left w:w="70" w:type="dxa"/>
+              <w:bottom w:w="40" w:type="dxa"/>
+              <w:right w:w="70" w:type="dxa"/>
+            </w:tcMar>
+          </w:tcPr>
+          <w:p>
+            <w:pPr>
+              <w:jc w:val="center"/>
+            </w:pPr>
+            <w:r>
+              <w:rPr>
+                <w:sz w:val="22"/>
+                <w:szCs w:val="22"/>
+              </w:rPr>
+              <w:t>Bộ</w:t>
+            </w:r>
+          </w:p>
+        </w:tc>
+        <w:tc>
+          <w:tcPr>
+            <w:tcW w:w="680" w:type="dxa"/>
+            <w:tcMar>
+              <w:top w:w="40" w:type="dxa"/>
+              <w:left w:w="70" w:type="dxa"/>
+              <w:bottom w:w="40" w:type="dxa"/>
+              <w:right w:w="70" w:type="dxa"/>
+            </w:tcMar>
+          </w:tcPr>
+          <w:p>
+            <w:pPr>
+              <w:jc w:val="center"/>
+            </w:pPr>
+            <w:r>
+              <w:rPr>
+                <w:sz w:val="22"/>
+                <w:szCs w:val="22"/>
+              </w:rPr>
+              <w:t>01</w:t>
+            </w:r>
+          </w:p>
+        </w:tc>
+        <w:tc>
+          <w:tcPr>
+            <w:tcW w:w="1050" w:type="dxa"/>
+            <w:tcMar>
+              <w:top w:w="40" w:type="dxa"/>
+              <w:left w:w="70" w:type="dxa"/>
+              <w:bottom w:w="40" w:type="dxa"/>
+              <w:right w:w="70" w:type="dxa"/>
+            </w:tcMar>
+          </w:tcPr>
+          <w:p>
+            <w:pPr>
+              <w:jc w:val="center"/>
+            </w:pPr>
+            <w:r>
+              <w:rPr>
+                <w:sz w:val="22"/>
+                <w:szCs w:val="22"/>
+              </w:rPr>
+              <w:t>Schindler</w:t>
+            </w:r>
+          </w:p>
+        </w:tc>
+        <w:tc>
+          <w:tcPr>
+            <w:tcW w:w="950" w:type="dxa"/>
+            <w:tcMar>
+              <w:top w:w="40" w:type="dxa"/>
+              <w:left w:w="70" w:type="dxa"/>
+              <w:bottom w:w="40" w:type="dxa"/>
+              <w:right w:w="70" w:type="dxa"/>
+            </w:tcMar>
+          </w:tcPr>
+          <w:p>
+            <w:pPr>
+              <w:jc w:val="center"/>
+            </w:pPr>
+            <w:r>
+              <w:rPr>
+                <w:sz w:val="22"/>
+                <w:szCs w:val="22"/>
+              </w:rPr>
+              <w:t>Trung Quốc</w:t>
+            </w:r>
+          </w:p>
+        </w:tc>
+        <w:tc>
+          <w:tcPr>
+            <w:tcW w:w="938" w:type="dxa"/>
+            <w:tcMar>
+              <w:top w:w="40" w:type="dxa"/>
+              <w:left w:w="70" w:type="dxa"/>
+              <w:bottom w:w="40" w:type="dxa"/>
+              <w:right w:w="70" w:type="dxa"/>
+            </w:tcMar>
+          </w:tcPr>
+          <w:p/>
+        </w:tc>
+      </w:tr>
+      <w:tr>
+        <w:tc>
+          <w:tcPr>
+            <w:tcW w:w="480" w:type="dxa"/>
+            <w:tcMar>
+              <w:top w:w="40" w:type="dxa"/>
+              <w:left w:w="70" w:type="dxa"/>
+              <w:bottom w:w="40" w:type="dxa"/>
+              <w:right w:w="70" w:type="dxa"/>
+            </w:tcMar>
+          </w:tcPr>
+          <w:p>
+            <w:pPr>
+              <w:jc w:val="center"/>
+            </w:pPr>
+            <w:r>
+              <w:rPr>
+                <w:sz w:val="22"/>
+                <w:szCs w:val="22"/>
+              </w:rPr>
+              <w:t>2</w:t>
+            </w:r>
+          </w:p>
+        </w:tc>
+        <w:tc>
+          <w:tcPr>
+            <w:tcW w:w="1720" w:type="dxa"/>
+            <w:tcMar>
+              <w:top w:w="40" w:type="dxa"/>
+              <w:left w:w="70" w:type="dxa"/>
+              <w:bottom w:w="40" w:type="dxa"/>
+              <w:right w:w="70" w:type="dxa"/>
+            </w:tcMar>
+          </w:tcPr>
+          <w:p>
+            <w:r>
+              <w:rPr>
+                <w:b/>
+                <w:bCs/>
+                <w:sz w:val="22"/>
+                <w:szCs w:val="22"/>
+              </w:rPr>
+              <w:t>Thang máy {{THANG2}} (Khu phụ trợ)</w:t>
+            </w:r>
+          </w:p>
+        </w:tc>
+        <w:tc>
+          <w:tcPr>
+            <w:tcW w:w="3250" w:type="dxa"/>
+            <w:tcMar>
+              <w:top w:w="40" w:type="dxa"/>
+              <w:left w:w="70" w:type="dxa"/>
+              <w:bottom w:w="40" w:type="dxa"/>
+              <w:right w:w="70" w:type="dxa"/>
+            </w:tcMar>
+          </w:tcPr>
+          <w:p>
+            <w:r>
+              <w:rPr>
+                <w:sz w:val="22"/>
+                <w:szCs w:val="22"/>
+              </w:rPr>
+              <w:t>- Chạy thử liên động có tải toàn hệ thống (tải định mức 1000 kg)</w:t>
+            </w:r>
+          </w:p>
+          <w:p>
+            <w:r>
+              <w:rPr>
+                <w:sz w:val="22"/>
+                <w:szCs w:val="22"/>
+              </w:rPr>
+              <w:t>- Thang khách Schindler 3000 (MRL - không phòng máy)</w:t>
+            </w:r>
+          </w:p>
+          <w:p>
+            <w:r>
+              <w:rPr>
+                <w:sz w:val="22"/>
+                <w:szCs w:val="22"/>
+              </w:rPr>
+              <w:t>- Tải trọng: 1000 kg - 13 người</w:t>
+            </w:r>
+          </w:p>
+          <w:p>
+            <w:r>
+              <w:rPr>
+                <w:sz w:val="22"/>
+                <w:szCs w:val="22"/>
+              </w:rPr>
+              <w:t>- Vận tốc: 1,5 m/s</w:t>
+            </w:r>
+          </w:p>
+          <w:p>
+            <w:r>
+              <w:rPr>
+                <w:sz w:val="22"/>
+                <w:szCs w:val="22"/>
+              </w:rPr>
+              <w:t>- Số điểm dừng: 05 (mở cửa trước)</w:t>
+            </w:r>
+          </w:p>
+          <w:p>
+            <w:r>
+              <w:rPr>
+                <w:sz w:val="22"/>
+                <w:szCs w:val="22"/>
+              </w:rPr>
+              <w:t>- Kích thước cabin: 1600x1500x2400 mm</w:t>
+            </w:r>
+          </w:p>
+          <w:p>
+            <w:r>
+              <w:rPr>
+                <w:sz w:val="22"/>
+                <w:szCs w:val="22"/>
+              </w:rPr>
+              <w:t>- Kích thước cửa tầng: 900x2100 mm</w:t>
+            </w:r>
+          </w:p>
+          <w:p>
+            <w:r>
+              <w:rPr>
+                <w:sz w:val="22"/>
+                <w:szCs w:val="22"/>
+              </w:rPr>
+              <w:t>- Hố thang lọt lòng: 2250x2100 mm</w:t>
+            </w:r>
+          </w:p>
+        </w:tc>
+        <w:tc>
+          <w:tcPr>
+            <w:tcW w:w="570" w:type="dxa"/>
+            <w:tcMar>
+              <w:top w:w="40" w:type="dxa"/>
+              <w:left w:w="70" w:type="dxa"/>
+              <w:bottom w:w="40" w:type="dxa"/>
+              <w:right w:w="70" w:type="dxa"/>
+            </w:tcMar>
+          </w:tcPr>
+          <w:p>
+            <w:pPr>
+              <w:jc w:val="center"/>
+            </w:pPr>
+            <w:r>
+              <w:rPr>
+                <w:sz w:val="22"/>
+                <w:szCs w:val="22"/>
+              </w:rPr>
+              <w:t>Bộ</w:t>
+            </w:r>
+          </w:p>
+        </w:tc>
+        <w:tc>
+          <w:tcPr>
+            <w:tcW w:w="680" w:type="dxa"/>
+            <w:tcMar>
+              <w:top w:w="40" w:type="dxa"/>
+              <w:left w:w="70" w:type="dxa"/>
+              <w:bottom w:w="40" w:type="dxa"/>
+              <w:right w:w="70" w:type="dxa"/>
+            </w:tcMar>
+          </w:tcPr>
+          <w:p>
+            <w:pPr>
+              <w:jc w:val="center"/>
+            </w:pPr>
+            <w:r>
+              <w:rPr>
+                <w:sz w:val="22"/>
+                <w:szCs w:val="22"/>
+              </w:rPr>
+              <w:t>01</w:t>
+            </w:r>
+          </w:p>
+        </w:tc>
+        <w:tc>
+          <w:tcPr>
+            <w:tcW w:w="1050" w:type="dxa"/>
+            <w:tcMar>
+              <w:top w:w="40" w:type="dxa"/>
+              <w:left w:w="70" w:type="dxa"/>
+              <w:bottom w:w="40" w:type="dxa"/>
+              <w:right w:w="70" w:type="dxa"/>
+            </w:tcMar>
+          </w:tcPr>
+          <w:p>
+            <w:pPr>
+              <w:jc w:val="center"/>
+            </w:pPr>
+            <w:r>
+              <w:rPr>
+                <w:sz w:val="22"/>
+                <w:szCs w:val="22"/>
+              </w:rPr>
+              <w:t>Schindler</w:t>
+            </w:r>
+          </w:p>
+        </w:tc>
+        <w:tc>
+          <w:tcPr>
+            <w:tcW w:w="950" w:type="dxa"/>
+            <w:tcMar>
+              <w:top w:w="40" w:type="dxa"/>
+              <w:left w:w="70" w:type="dxa"/>
+              <w:bottom w:w="40" w:type="dxa"/>
+              <w:right w:w="70" w:type="dxa"/>
+            </w:tcMar>
+          </w:tcPr>
+          <w:p>
+            <w:pPr>
+              <w:jc w:val="center"/>
+            </w:pPr>
+            <w:r>
+              <w:rPr>
+                <w:sz w:val="22"/>
+                <w:szCs w:val="22"/>
+              </w:rPr>
+              <w:t>Trung Quốc</w:t>
+            </w:r>
+          </w:p>
+        </w:tc>
+        <w:tc>
+          <w:tcPr>
+            <w:tcW w:w="938" w:type="dxa"/>
+            <w:tcMar>
+              <w:top w:w="40" w:type="dxa"/>
+              <w:left w:w="70" w:type="dxa"/>
+              <w:bottom w:w="40" w:type="dxa"/>
+              <w:right w:w="70" w:type="dxa"/>
+            </w:tcMar>
+          </w:tcPr>
+          <w:p/>
         </w:tc>
       </w:tr>
     </w:tbl>
@@ -39635,7 +39352,7 @@
                 <w:b/>
                 <w:bCs/>
               </w:rPr>
-              <w:t>{{MA_HS}}/BBKT/CTLĐ-CT/01</w:t>
+              <w:t>{{MA_HS}}/BBKT/CTLĐ-CT/{{DOT}}</w:t>
             </w:r>
           </w:p>
         </w:tc>
@@ -43846,7 +43563,7 @@
           <w:sz w:val="22"/>
           <w:szCs w:val="22"/>
         </w:rPr>
-        <w:t>Phiếu đề nghị nghiệm thu – số {{MA_HS}}/YCNT/HTHM/01</w:t>
+        <w:t>Phiếu đề nghị nghiệm thu – số {{MA_HS}}/YCNT/HTHM/{{DOT}}</w:t>
       </w:r>
     </w:p>
     <w:p>
@@ -43859,7 +43576,7 @@
           <w:sz w:val="22"/>
           <w:szCs w:val="22"/>
         </w:rPr>
-        <w:t>Biên bản nghiệm thu công việc – số {{MA_HS}}/BBNT/HTHM/01</w:t>
+        <w:t>Biên bản nghiệm thu công việc – số {{MA_HS}}/BBNT/HTHM/{{DOT}}</w:t>
       </w:r>
     </w:p>
     <w:p>
@@ -43872,7 +43589,7 @@
           <w:sz w:val="22"/>
           <w:szCs w:val="22"/>
         </w:rPr>
-        <w:t>Biên bản kiểm tra công tác nghiệm thu – số {{MA_HS}}/BBKT/HTHM/01</w:t>
+        <w:t>Biên bản kiểm tra công tác nghiệm thu – số {{MA_HS}}/BBKT/HTHM/{{DOT}}</w:t>
       </w:r>
     </w:p>
     <w:p>
@@ -44045,7 +43762,7 @@
           <w:i/>
           <w:iCs/>
         </w:rPr>
-        <w:t>Yêu cầu số: {{MA_HS}}/YCNT/HTHM/01</w:t>
+        <w:t>Yêu cầu số: {{MA_HS}}/YCNT/HTHM/{{DOT}}</w:t>
       </w:r>
     </w:p>
     <w:tbl>
@@ -44702,7 +44419,7 @@
           <w:b/>
           <w:bCs/>
         </w:rPr>
-        <w:t>BIÊN BẢN SỐ: {{MA_HS}}/BBNT/HTHM/01</w:t>
+        <w:t>BIÊN BẢN SỐ: {{MA_HS}}/BBNT/HTHM/{{DOT}}</w:t>
       </w:r>
     </w:p>
     <w:p>
@@ -45009,7 +44726,7 @@
         <w:ind w:left="360"/>
       </w:pPr>
       <w:r>
-        <w:t>- Phiếu yêu cầu nghiệm thu của Nhà thầu thi công số {{MA_HS}}/YCNT/HTHM/01</w:t>
+        <w:t>- Phiếu yêu cầu nghiệm thu của Nhà thầu thi công số {{MA_HS}}/YCNT/HTHM/{{DOT}}</w:t>
       </w:r>
     </w:p>
     <w:p>
@@ -45018,7 +44735,7 @@
         <w:ind w:left="360"/>
       </w:pPr>
       <w:r>
-        <w:t>- Biên bản kiểm tra công tác nghiệm thu công việc số {{MA_HS}}/BBKT/HTHM/01</w:t>
+        <w:t>- Biên bản kiểm tra công tác nghiệm thu công việc số {{MA_HS}}/BBKT/HTHM/{{DOT}}</w:t>
       </w:r>
     </w:p>
     <w:p>
@@ -45142,7 +44859,7 @@
         <w:spacing w:after="20" w:line="264" w:lineRule="auto"/>
       </w:pPr>
       <w:r>
-        <w:t>Các nội dung kỹ thuật cần kiểm tra và kết quả đánh giá chi tiết được ghi nhận tại Biên bản kiểm tra công tác nghiệm thu công việc số {{MA_HS}}/BBKT/HTHM/01 kèm theo Biên bản này.</w:t>
+        <w:t>Các nội dung kỹ thuật cần kiểm tra và kết quả đánh giá chi tiết được ghi nhận tại Biên bản kiểm tra công tác nghiệm thu công việc số {{MA_HS}}/BBKT/HTHM/{{DOT}} kèm theo Biên bản này.</w:t>
       </w:r>
     </w:p>
     <w:p>
@@ -45416,13 +45133,471 @@
       <w:tr>
         <w:tc>
           <w:tcPr>
-            <w:tcW w:w="9638" w:type="dxa"/>
-          </w:tcPr>
-          <w:p>
-            <w:r>
-              <w:t>{{BLOCK_TB7}}</w:t>
-            </w:r>
-          </w:p>
+            <w:tcW w:w="520" w:type="dxa"/>
+            <w:tcMar>
+              <w:top w:w="40" w:type="dxa"/>
+              <w:left w:w="70" w:type="dxa"/>
+              <w:bottom w:w="40" w:type="dxa"/>
+              <w:right w:w="70" w:type="dxa"/>
+            </w:tcMar>
+          </w:tcPr>
+          <w:p>
+            <w:pPr>
+              <w:jc w:val="center"/>
+            </w:pPr>
+            <w:r>
+              <w:rPr>
+                <w:sz w:val="22"/>
+                <w:szCs w:val="22"/>
+              </w:rPr>
+              <w:t>1</w:t>
+            </w:r>
+          </w:p>
+        </w:tc>
+        <w:tc>
+          <w:tcPr>
+            <w:tcW w:w="1714" w:type="dxa"/>
+            <w:tcMar>
+              <w:top w:w="40" w:type="dxa"/>
+              <w:left w:w="70" w:type="dxa"/>
+              <w:bottom w:w="40" w:type="dxa"/>
+              <w:right w:w="70" w:type="dxa"/>
+            </w:tcMar>
+          </w:tcPr>
+          <w:p>
+            <w:r>
+              <w:rPr>
+                <w:b/>
+                <w:bCs/>
+                <w:sz w:val="22"/>
+                <w:szCs w:val="22"/>
+              </w:rPr>
+              <w:t>Thang máy {{THANG1}} (Khu Showroom)</w:t>
+            </w:r>
+          </w:p>
+        </w:tc>
+        <w:tc>
+          <w:tcPr>
+            <w:tcW w:w="3229" w:type="dxa"/>
+            <w:tcMar>
+              <w:top w:w="40" w:type="dxa"/>
+              <w:left w:w="70" w:type="dxa"/>
+              <w:bottom w:w="40" w:type="dxa"/>
+              <w:right w:w="70" w:type="dxa"/>
+            </w:tcMar>
+          </w:tcPr>
+          <w:p>
+            <w:r>
+              <w:rPr>
+                <w:sz w:val="22"/>
+                <w:szCs w:val="22"/>
+              </w:rPr>
+              <w:t>- Cung cấp, lắp đặt, hiệu chỉnh, kiểm định hoàn chỉnh</w:t>
+            </w:r>
+          </w:p>
+          <w:p>
+            <w:r>
+              <w:rPr>
+                <w:sz w:val="22"/>
+                <w:szCs w:val="22"/>
+              </w:rPr>
+              <w:t>- Thang khách Schindler 3000 (MRL - không phòng máy)</w:t>
+            </w:r>
+          </w:p>
+          <w:p>
+            <w:r>
+              <w:rPr>
+                <w:sz w:val="22"/>
+                <w:szCs w:val="22"/>
+              </w:rPr>
+              <w:t>- Tải trọng: 1000 kg - 13 người</w:t>
+            </w:r>
+          </w:p>
+          <w:p>
+            <w:r>
+              <w:rPr>
+                <w:sz w:val="22"/>
+                <w:szCs w:val="22"/>
+              </w:rPr>
+              <w:t>- Vận tốc: 1,5 m/s</w:t>
+            </w:r>
+          </w:p>
+          <w:p>
+            <w:r>
+              <w:rPr>
+                <w:sz w:val="22"/>
+                <w:szCs w:val="22"/>
+              </w:rPr>
+              <w:t>- Số điểm dừng: 05 (mở cửa trước)</w:t>
+            </w:r>
+          </w:p>
+          <w:p>
+            <w:r>
+              <w:rPr>
+                <w:sz w:val="22"/>
+                <w:szCs w:val="22"/>
+              </w:rPr>
+              <w:t>- Kích thước cabin: 1600x1500x2400 mm</w:t>
+            </w:r>
+          </w:p>
+          <w:p>
+            <w:r>
+              <w:rPr>
+                <w:sz w:val="22"/>
+                <w:szCs w:val="22"/>
+              </w:rPr>
+              <w:t>- Kích thước cửa tầng: 900x2100 mm</w:t>
+            </w:r>
+          </w:p>
+          <w:p>
+            <w:r>
+              <w:rPr>
+                <w:sz w:val="22"/>
+                <w:szCs w:val="22"/>
+              </w:rPr>
+              <w:t>- Hố thang lọt lòng: 4880x2460 mm (hố đôi)</w:t>
+            </w:r>
+          </w:p>
+        </w:tc>
+        <w:tc>
+          <w:tcPr>
+            <w:tcW w:w="569" w:type="dxa"/>
+            <w:tcMar>
+              <w:top w:w="40" w:type="dxa"/>
+              <w:left w:w="70" w:type="dxa"/>
+              <w:bottom w:w="40" w:type="dxa"/>
+              <w:right w:w="70" w:type="dxa"/>
+            </w:tcMar>
+          </w:tcPr>
+          <w:p>
+            <w:pPr>
+              <w:jc w:val="center"/>
+            </w:pPr>
+            <w:r>
+              <w:rPr>
+                <w:sz w:val="22"/>
+                <w:szCs w:val="22"/>
+              </w:rPr>
+              <w:t>Bộ</w:t>
+            </w:r>
+          </w:p>
+        </w:tc>
+        <w:tc>
+          <w:tcPr>
+            <w:tcW w:w="679" w:type="dxa"/>
+            <w:tcMar>
+              <w:top w:w="40" w:type="dxa"/>
+              <w:left w:w="70" w:type="dxa"/>
+              <w:bottom w:w="40" w:type="dxa"/>
+              <w:right w:w="70" w:type="dxa"/>
+            </w:tcMar>
+          </w:tcPr>
+          <w:p>
+            <w:pPr>
+              <w:jc w:val="center"/>
+            </w:pPr>
+            <w:r>
+              <w:rPr>
+                <w:sz w:val="22"/>
+                <w:szCs w:val="22"/>
+              </w:rPr>
+              <w:t>01</w:t>
+            </w:r>
+          </w:p>
+        </w:tc>
+        <w:tc>
+          <w:tcPr>
+            <w:tcW w:w="1049" w:type="dxa"/>
+            <w:tcMar>
+              <w:top w:w="40" w:type="dxa"/>
+              <w:left w:w="70" w:type="dxa"/>
+              <w:bottom w:w="40" w:type="dxa"/>
+              <w:right w:w="70" w:type="dxa"/>
+            </w:tcMar>
+          </w:tcPr>
+          <w:p>
+            <w:pPr>
+              <w:jc w:val="center"/>
+            </w:pPr>
+            <w:r>
+              <w:rPr>
+                <w:sz w:val="22"/>
+                <w:szCs w:val="22"/>
+              </w:rPr>
+              <w:t>Schindler</w:t>
+            </w:r>
+          </w:p>
+        </w:tc>
+        <w:tc>
+          <w:tcPr>
+            <w:tcW w:w="946" w:type="dxa"/>
+            <w:tcMar>
+              <w:top w:w="40" w:type="dxa"/>
+              <w:left w:w="70" w:type="dxa"/>
+              <w:bottom w:w="40" w:type="dxa"/>
+              <w:right w:w="70" w:type="dxa"/>
+            </w:tcMar>
+          </w:tcPr>
+          <w:p>
+            <w:pPr>
+              <w:jc w:val="center"/>
+            </w:pPr>
+            <w:r>
+              <w:rPr>
+                <w:sz w:val="22"/>
+                <w:szCs w:val="22"/>
+              </w:rPr>
+              <w:t>Trung Quốc</w:t>
+            </w:r>
+          </w:p>
+        </w:tc>
+        <w:tc>
+          <w:tcPr>
+            <w:tcW w:w="932" w:type="dxa"/>
+            <w:tcMar>
+              <w:top w:w="40" w:type="dxa"/>
+              <w:left w:w="70" w:type="dxa"/>
+              <w:bottom w:w="40" w:type="dxa"/>
+              <w:right w:w="70" w:type="dxa"/>
+            </w:tcMar>
+          </w:tcPr>
+          <w:p/>
+        </w:tc>
+      </w:tr>
+      <w:tr>
+        <w:tc>
+          <w:tcPr>
+            <w:tcW w:w="520" w:type="dxa"/>
+            <w:tcMar>
+              <w:top w:w="40" w:type="dxa"/>
+              <w:left w:w="70" w:type="dxa"/>
+              <w:bottom w:w="40" w:type="dxa"/>
+              <w:right w:w="70" w:type="dxa"/>
+            </w:tcMar>
+          </w:tcPr>
+          <w:p>
+            <w:pPr>
+              <w:jc w:val="center"/>
+            </w:pPr>
+            <w:r>
+              <w:rPr>
+                <w:sz w:val="22"/>
+                <w:szCs w:val="22"/>
+              </w:rPr>
+              <w:t>2</w:t>
+            </w:r>
+          </w:p>
+        </w:tc>
+        <w:tc>
+          <w:tcPr>
+            <w:tcW w:w="1714" w:type="dxa"/>
+            <w:tcMar>
+              <w:top w:w="40" w:type="dxa"/>
+              <w:left w:w="70" w:type="dxa"/>
+              <w:bottom w:w="40" w:type="dxa"/>
+              <w:right w:w="70" w:type="dxa"/>
+            </w:tcMar>
+          </w:tcPr>
+          <w:p>
+            <w:r>
+              <w:rPr>
+                <w:b/>
+                <w:bCs/>
+                <w:sz w:val="22"/>
+                <w:szCs w:val="22"/>
+              </w:rPr>
+              <w:t>Thang máy {{THANG2}} (Khu phụ trợ)</w:t>
+            </w:r>
+          </w:p>
+        </w:tc>
+        <w:tc>
+          <w:tcPr>
+            <w:tcW w:w="3229" w:type="dxa"/>
+            <w:tcMar>
+              <w:top w:w="40" w:type="dxa"/>
+              <w:left w:w="70" w:type="dxa"/>
+              <w:bottom w:w="40" w:type="dxa"/>
+              <w:right w:w="70" w:type="dxa"/>
+            </w:tcMar>
+          </w:tcPr>
+          <w:p>
+            <w:r>
+              <w:rPr>
+                <w:sz w:val="22"/>
+                <w:szCs w:val="22"/>
+              </w:rPr>
+              <w:t>- Cung cấp, lắp đặt, hiệu chỉnh, kiểm định hoàn chỉnh</w:t>
+            </w:r>
+          </w:p>
+          <w:p>
+            <w:r>
+              <w:rPr>
+                <w:sz w:val="22"/>
+                <w:szCs w:val="22"/>
+              </w:rPr>
+              <w:t>- Thang khách Schindler 3000 (MRL - không phòng máy)</w:t>
+            </w:r>
+          </w:p>
+          <w:p>
+            <w:r>
+              <w:rPr>
+                <w:sz w:val="22"/>
+                <w:szCs w:val="22"/>
+              </w:rPr>
+              <w:t>- Tải trọng: 1000 kg - 13 người</w:t>
+            </w:r>
+          </w:p>
+          <w:p>
+            <w:r>
+              <w:rPr>
+                <w:sz w:val="22"/>
+                <w:szCs w:val="22"/>
+              </w:rPr>
+              <w:t>- Vận tốc: 1,5 m/s</w:t>
+            </w:r>
+          </w:p>
+          <w:p>
+            <w:r>
+              <w:rPr>
+                <w:sz w:val="22"/>
+                <w:szCs w:val="22"/>
+              </w:rPr>
+              <w:t>- Số điểm dừng: 05 (mở cửa trước)</w:t>
+            </w:r>
+          </w:p>
+          <w:p>
+            <w:r>
+              <w:rPr>
+                <w:sz w:val="22"/>
+                <w:szCs w:val="22"/>
+              </w:rPr>
+              <w:t>- Kích thước cabin: 1600x1500x2400 mm</w:t>
+            </w:r>
+          </w:p>
+          <w:p>
+            <w:r>
+              <w:rPr>
+                <w:sz w:val="22"/>
+                <w:szCs w:val="22"/>
+              </w:rPr>
+              <w:t>- Kích thước cửa tầng: 900x2100 mm</w:t>
+            </w:r>
+          </w:p>
+          <w:p>
+            <w:r>
+              <w:rPr>
+                <w:sz w:val="22"/>
+                <w:szCs w:val="22"/>
+              </w:rPr>
+              <w:lastRenderedPageBreak/>
+              <w:t>- Hố thang lọt lòng: 2250x2100 mm</w:t>
+            </w:r>
+          </w:p>
+        </w:tc>
+        <w:tc>
+          <w:tcPr>
+            <w:tcW w:w="569" w:type="dxa"/>
+            <w:tcMar>
+              <w:top w:w="40" w:type="dxa"/>
+              <w:left w:w="70" w:type="dxa"/>
+              <w:bottom w:w="40" w:type="dxa"/>
+              <w:right w:w="70" w:type="dxa"/>
+            </w:tcMar>
+          </w:tcPr>
+          <w:p>
+            <w:pPr>
+              <w:jc w:val="center"/>
+            </w:pPr>
+            <w:r>
+              <w:rPr>
+                <w:sz w:val="22"/>
+                <w:szCs w:val="22"/>
+              </w:rPr>
+              <w:lastRenderedPageBreak/>
+              <w:t>Bộ</w:t>
+            </w:r>
+          </w:p>
+        </w:tc>
+        <w:tc>
+          <w:tcPr>
+            <w:tcW w:w="679" w:type="dxa"/>
+            <w:tcMar>
+              <w:top w:w="40" w:type="dxa"/>
+              <w:left w:w="70" w:type="dxa"/>
+              <w:bottom w:w="40" w:type="dxa"/>
+              <w:right w:w="70" w:type="dxa"/>
+            </w:tcMar>
+          </w:tcPr>
+          <w:p>
+            <w:pPr>
+              <w:jc w:val="center"/>
+            </w:pPr>
+            <w:r>
+              <w:rPr>
+                <w:sz w:val="22"/>
+                <w:szCs w:val="22"/>
+              </w:rPr>
+              <w:t>01</w:t>
+            </w:r>
+          </w:p>
+        </w:tc>
+        <w:tc>
+          <w:tcPr>
+            <w:tcW w:w="1049" w:type="dxa"/>
+            <w:tcMar>
+              <w:top w:w="40" w:type="dxa"/>
+              <w:left w:w="70" w:type="dxa"/>
+              <w:bottom w:w="40" w:type="dxa"/>
+              <w:right w:w="70" w:type="dxa"/>
+            </w:tcMar>
+          </w:tcPr>
+          <w:p>
+            <w:pPr>
+              <w:jc w:val="center"/>
+            </w:pPr>
+            <w:r>
+              <w:rPr>
+                <w:sz w:val="22"/>
+                <w:szCs w:val="22"/>
+              </w:rPr>
+              <w:t>Schindler</w:t>
+            </w:r>
+          </w:p>
+        </w:tc>
+        <w:tc>
+          <w:tcPr>
+            <w:tcW w:w="946" w:type="dxa"/>
+            <w:tcMar>
+              <w:top w:w="40" w:type="dxa"/>
+              <w:left w:w="70" w:type="dxa"/>
+              <w:bottom w:w="40" w:type="dxa"/>
+              <w:right w:w="70" w:type="dxa"/>
+            </w:tcMar>
+          </w:tcPr>
+          <w:p>
+            <w:pPr>
+              <w:jc w:val="center"/>
+            </w:pPr>
+            <w:r>
+              <w:rPr>
+                <w:sz w:val="22"/>
+                <w:szCs w:val="22"/>
+              </w:rPr>
+              <w:t>Trung Quốc</w:t>
+            </w:r>
+          </w:p>
+        </w:tc>
+        <w:tc>
+          <w:tcPr>
+            <w:tcW w:w="932" w:type="dxa"/>
+            <w:tcMar>
+              <w:top w:w="40" w:type="dxa"/>
+              <w:left w:w="70" w:type="dxa"/>
+              <w:bottom w:w="40" w:type="dxa"/>
+              <w:right w:w="70" w:type="dxa"/>
+            </w:tcMar>
+          </w:tcPr>
+          <w:p/>
         </w:tc>
       </w:tr>
     </w:tbl>
@@ -45592,7 +45767,7 @@
                 <w:b/>
                 <w:bCs/>
               </w:rPr>
-              <w:t>{{MA_HS}}/BBKT/HTHM/01</w:t>
+              <w:t>{{MA_HS}}/BBKT/HTHM/{{DOT}}</w:t>
             </w:r>
           </w:p>
         </w:tc>
@@ -49546,6 +49721,11 @@
       <w:pPr>
         <w:spacing w:after="1600" w:line="264" w:lineRule="auto"/>
       </w:pPr>
+    </w:p>
+    <w:p>
+      <w:r>
+        <w:t>{{PHASE_END}}</w:t>
+      </w:r>
     </w:p>
     <w:p>
       <w:pPr>

--- a/hoso_chatluong_template.docx
+++ b/hoso_chatluong_template.docx
@@ -2857,631 +2857,13 @@
       <w:tr>
         <w:tc>
           <w:tcPr>
-            <w:tcW w:w="480" w:type="dxa"/>
-            <w:tcMar>
-              <w:top w:w="40" w:type="dxa"/>
-              <w:left w:w="70" w:type="dxa"/>
-              <w:bottom w:w="40" w:type="dxa"/>
-              <w:right w:w="70" w:type="dxa"/>
-            </w:tcMar>
-          </w:tcPr>
-          <w:p>
-            <w:pPr>
-              <w:jc w:val="center"/>
-            </w:pPr>
-            <w:r>
-              <w:rPr>
-                <w:sz w:val="22"/>
-                <w:szCs w:val="22"/>
-              </w:rPr>
-              <w:t>1</w:t>
-            </w:r>
-          </w:p>
-        </w:tc>
-        <w:tc>
-          <w:tcPr>
-            <w:tcW w:w="1720" w:type="dxa"/>
-            <w:tcMar>
-              <w:top w:w="40" w:type="dxa"/>
-              <w:left w:w="70" w:type="dxa"/>
-              <w:bottom w:w="40" w:type="dxa"/>
-              <w:right w:w="70" w:type="dxa"/>
-            </w:tcMar>
-          </w:tcPr>
-          <w:p>
-            <w:r>
-              <w:rPr>
-                <w:b/>
-                <w:bCs/>
-                <w:sz w:val="22"/>
-                <w:szCs w:val="22"/>
-              </w:rPr>
-              <w:t>Thang máy {{THANG1}} (Khu Showroom)</w:t>
-            </w:r>
-          </w:p>
-        </w:tc>
-        <w:tc>
-          <w:tcPr>
-            <w:tcW w:w="3250" w:type="dxa"/>
-            <w:tcMar>
-              <w:top w:w="40" w:type="dxa"/>
-              <w:left w:w="70" w:type="dxa"/>
-              <w:bottom w:w="40" w:type="dxa"/>
-              <w:right w:w="70" w:type="dxa"/>
-            </w:tcMar>
-          </w:tcPr>
-          <w:p>
-            <w:r>
-              <w:rPr>
-                <w:sz w:val="22"/>
-                <w:szCs w:val="22"/>
-              </w:rPr>
-              <w:t>- Thang khách Schindler 3000 (MRL - không phòng máy)</w:t>
-            </w:r>
-          </w:p>
-          <w:p>
-            <w:r>
-              <w:rPr>
-                <w:sz w:val="22"/>
-                <w:szCs w:val="22"/>
-              </w:rPr>
-              <w:t>- Tải trọng: 1000 kg - 13 người</w:t>
-            </w:r>
-          </w:p>
-          <w:p>
-            <w:r>
-              <w:rPr>
-                <w:sz w:val="22"/>
-                <w:szCs w:val="22"/>
-              </w:rPr>
-              <w:t>- Vận tốc: 1,5 m/s</w:t>
-            </w:r>
-          </w:p>
-          <w:p>
-            <w:r>
-              <w:rPr>
-                <w:sz w:val="22"/>
-                <w:szCs w:val="22"/>
-              </w:rPr>
-              <w:t>- Số điểm dừng: 05 (mở cửa trước)</w:t>
-            </w:r>
-          </w:p>
-          <w:p>
-            <w:r>
-              <w:rPr>
-                <w:sz w:val="22"/>
-                <w:szCs w:val="22"/>
-              </w:rPr>
-              <w:t>- Kích thước cabin: 1600x1500x2400 mm</w:t>
-            </w:r>
-          </w:p>
-          <w:p>
-            <w:r>
-              <w:rPr>
-                <w:sz w:val="22"/>
-                <w:szCs w:val="22"/>
-              </w:rPr>
-              <w:t>- Kích thước cửa tầng: 900x2100 mm</w:t>
-            </w:r>
-          </w:p>
-          <w:p>
-            <w:r>
-              <w:rPr>
-                <w:sz w:val="22"/>
-                <w:szCs w:val="22"/>
-              </w:rPr>
-              <w:t>- Hố thang lọt lòng: 4880x2460 mm (hố đôi)</w:t>
-            </w:r>
-          </w:p>
-        </w:tc>
-        <w:tc>
-          <w:tcPr>
-            <w:tcW w:w="570" w:type="dxa"/>
-            <w:tcMar>
-              <w:top w:w="40" w:type="dxa"/>
-              <w:left w:w="70" w:type="dxa"/>
-              <w:bottom w:w="40" w:type="dxa"/>
-              <w:right w:w="70" w:type="dxa"/>
-            </w:tcMar>
-          </w:tcPr>
-          <w:p>
-            <w:pPr>
-              <w:jc w:val="center"/>
-            </w:pPr>
-            <w:r>
-              <w:rPr>
-                <w:sz w:val="22"/>
-                <w:szCs w:val="22"/>
-              </w:rPr>
-              <w:t>Bộ</w:t>
-            </w:r>
-          </w:p>
-        </w:tc>
-        <w:tc>
-          <w:tcPr>
-            <w:tcW w:w="680" w:type="dxa"/>
-            <w:tcMar>
-              <w:top w:w="40" w:type="dxa"/>
-              <w:left w:w="70" w:type="dxa"/>
-              <w:bottom w:w="40" w:type="dxa"/>
-              <w:right w:w="70" w:type="dxa"/>
-            </w:tcMar>
-          </w:tcPr>
-          <w:p>
-            <w:pPr>
-              <w:jc w:val="center"/>
-            </w:pPr>
-            <w:r>
-              <w:rPr>
-                <w:sz w:val="22"/>
-                <w:szCs w:val="22"/>
-              </w:rPr>
-              <w:t>01</w:t>
-            </w:r>
-          </w:p>
-        </w:tc>
-        <w:tc>
-          <w:tcPr>
-            <w:tcW w:w="1050" w:type="dxa"/>
-            <w:tcMar>
-              <w:top w:w="40" w:type="dxa"/>
-              <w:left w:w="70" w:type="dxa"/>
-              <w:bottom w:w="40" w:type="dxa"/>
-              <w:right w:w="70" w:type="dxa"/>
-            </w:tcMar>
-          </w:tcPr>
-          <w:p>
-            <w:pPr>
-              <w:jc w:val="center"/>
-            </w:pPr>
-            <w:r>
-              <w:rPr>
-                <w:sz w:val="22"/>
-                <w:szCs w:val="22"/>
-              </w:rPr>
-              <w:t>Schindler</w:t>
-            </w:r>
-          </w:p>
-        </w:tc>
-        <w:tc>
-          <w:tcPr>
-            <w:tcW w:w="950" w:type="dxa"/>
-            <w:tcMar>
-              <w:top w:w="40" w:type="dxa"/>
-              <w:left w:w="70" w:type="dxa"/>
-              <w:bottom w:w="40" w:type="dxa"/>
-              <w:right w:w="70" w:type="dxa"/>
-            </w:tcMar>
-          </w:tcPr>
-          <w:p>
-            <w:pPr>
-              <w:jc w:val="center"/>
-            </w:pPr>
-            <w:r>
-              <w:rPr>
-                <w:sz w:val="22"/>
-                <w:szCs w:val="22"/>
-              </w:rPr>
-              <w:t>Trung Quốc</w:t>
-            </w:r>
-          </w:p>
-        </w:tc>
-        <w:tc>
-          <w:tcPr>
-            <w:tcW w:w="938" w:type="dxa"/>
-            <w:tcMar>
-              <w:top w:w="40" w:type="dxa"/>
-              <w:left w:w="70" w:type="dxa"/>
-              <w:bottom w:w="40" w:type="dxa"/>
-              <w:right w:w="70" w:type="dxa"/>
-            </w:tcMar>
-          </w:tcPr>
-          <w:p/>
-        </w:tc>
-      </w:tr>
-      <w:tr>
-        <w:tc>
-          <w:tcPr>
-            <w:tcW w:w="480" w:type="dxa"/>
-            <w:tcMar>
-              <w:top w:w="40" w:type="dxa"/>
-              <w:left w:w="70" w:type="dxa"/>
-              <w:bottom w:w="40" w:type="dxa"/>
-              <w:right w:w="70" w:type="dxa"/>
-            </w:tcMar>
-          </w:tcPr>
-          <w:p>
-            <w:pPr>
-              <w:jc w:val="center"/>
-            </w:pPr>
-            <w:r>
-              <w:rPr>
-                <w:sz w:val="22"/>
-                <w:szCs w:val="22"/>
-              </w:rPr>
-              <w:t>2</w:t>
-            </w:r>
-          </w:p>
-        </w:tc>
-        <w:tc>
-          <w:tcPr>
-            <w:tcW w:w="1720" w:type="dxa"/>
-            <w:tcMar>
-              <w:top w:w="40" w:type="dxa"/>
-              <w:left w:w="70" w:type="dxa"/>
-              <w:bottom w:w="40" w:type="dxa"/>
-              <w:right w:w="70" w:type="dxa"/>
-            </w:tcMar>
-          </w:tcPr>
-          <w:p>
-            <w:r>
-              <w:rPr>
-                <w:b/>
-                <w:bCs/>
-                <w:sz w:val="22"/>
-                <w:szCs w:val="22"/>
-              </w:rPr>
-              <w:t>Thang máy {{THANG2}} (Khu phụ trợ)</w:t>
-            </w:r>
-          </w:p>
-        </w:tc>
-        <w:tc>
-          <w:tcPr>
-            <w:tcW w:w="3250" w:type="dxa"/>
-            <w:tcMar>
-              <w:top w:w="40" w:type="dxa"/>
-              <w:left w:w="70" w:type="dxa"/>
-              <w:bottom w:w="40" w:type="dxa"/>
-              <w:right w:w="70" w:type="dxa"/>
-            </w:tcMar>
-          </w:tcPr>
-          <w:p>
-            <w:r>
-              <w:rPr>
-                <w:sz w:val="22"/>
-                <w:szCs w:val="22"/>
-              </w:rPr>
-              <w:t>- Thang khách Schindler 3000 (MRL - không phòng máy)</w:t>
-            </w:r>
-          </w:p>
-          <w:p>
-            <w:r>
-              <w:rPr>
-                <w:sz w:val="22"/>
-                <w:szCs w:val="22"/>
-              </w:rPr>
-              <w:t>- Tải trọng: 1000 kg - 13 người</w:t>
-            </w:r>
-          </w:p>
-          <w:p>
-            <w:r>
-              <w:rPr>
-                <w:sz w:val="22"/>
-                <w:szCs w:val="22"/>
-              </w:rPr>
-              <w:t>- Vận tốc: 1,5 m/s</w:t>
-            </w:r>
-          </w:p>
-          <w:p>
-            <w:r>
-              <w:rPr>
-                <w:sz w:val="22"/>
-                <w:szCs w:val="22"/>
-              </w:rPr>
-              <w:t>- Số điểm dừng: 05 (mở cửa trước)</w:t>
-            </w:r>
-          </w:p>
-          <w:p>
-            <w:r>
-              <w:rPr>
-                <w:sz w:val="22"/>
-                <w:szCs w:val="22"/>
-              </w:rPr>
-              <w:t>- Kích thước cabin: 1600x1500x2400 mm</w:t>
-            </w:r>
-          </w:p>
-          <w:p>
-            <w:r>
-              <w:rPr>
-                <w:sz w:val="22"/>
-                <w:szCs w:val="22"/>
-              </w:rPr>
-              <w:t>- Kích thước cửa tầng: 900x2100 mm</w:t>
-            </w:r>
-          </w:p>
-          <w:p>
-            <w:r>
-              <w:rPr>
-                <w:sz w:val="22"/>
-                <w:szCs w:val="22"/>
-              </w:rPr>
-              <w:t>- Hố thang lọt lòng: 2250x2100 mm</w:t>
-            </w:r>
-          </w:p>
-        </w:tc>
-        <w:tc>
-          <w:tcPr>
-            <w:tcW w:w="570" w:type="dxa"/>
-            <w:tcMar>
-              <w:top w:w="40" w:type="dxa"/>
-              <w:left w:w="70" w:type="dxa"/>
-              <w:bottom w:w="40" w:type="dxa"/>
-              <w:right w:w="70" w:type="dxa"/>
-            </w:tcMar>
-          </w:tcPr>
-          <w:p>
-            <w:pPr>
-              <w:jc w:val="center"/>
-            </w:pPr>
-            <w:r>
-              <w:rPr>
-                <w:sz w:val="22"/>
-                <w:szCs w:val="22"/>
-              </w:rPr>
-              <w:t>Bộ</w:t>
-            </w:r>
-          </w:p>
-        </w:tc>
-        <w:tc>
-          <w:tcPr>
-            <w:tcW w:w="680" w:type="dxa"/>
-            <w:tcMar>
-              <w:top w:w="40" w:type="dxa"/>
-              <w:left w:w="70" w:type="dxa"/>
-              <w:bottom w:w="40" w:type="dxa"/>
-              <w:right w:w="70" w:type="dxa"/>
-            </w:tcMar>
-          </w:tcPr>
-          <w:p>
-            <w:pPr>
-              <w:jc w:val="center"/>
-            </w:pPr>
-            <w:r>
-              <w:rPr>
-                <w:sz w:val="22"/>
-                <w:szCs w:val="22"/>
-              </w:rPr>
-              <w:t>01</w:t>
-            </w:r>
-          </w:p>
-        </w:tc>
-        <w:tc>
-          <w:tcPr>
-            <w:tcW w:w="1050" w:type="dxa"/>
-            <w:tcMar>
-              <w:top w:w="40" w:type="dxa"/>
-              <w:left w:w="70" w:type="dxa"/>
-              <w:bottom w:w="40" w:type="dxa"/>
-              <w:right w:w="70" w:type="dxa"/>
-            </w:tcMar>
-          </w:tcPr>
-          <w:p>
-            <w:pPr>
-              <w:jc w:val="center"/>
-            </w:pPr>
-            <w:r>
-              <w:rPr>
-                <w:sz w:val="22"/>
-                <w:szCs w:val="22"/>
-              </w:rPr>
-              <w:t>Schindler</w:t>
-            </w:r>
-          </w:p>
-        </w:tc>
-        <w:tc>
-          <w:tcPr>
-            <w:tcW w:w="950" w:type="dxa"/>
-            <w:tcMar>
-              <w:top w:w="40" w:type="dxa"/>
-              <w:left w:w="70" w:type="dxa"/>
-              <w:bottom w:w="40" w:type="dxa"/>
-              <w:right w:w="70" w:type="dxa"/>
-            </w:tcMar>
-          </w:tcPr>
-          <w:p>
-            <w:pPr>
-              <w:jc w:val="center"/>
-            </w:pPr>
-            <w:r>
-              <w:rPr>
-                <w:sz w:val="22"/>
-                <w:szCs w:val="22"/>
-              </w:rPr>
-              <w:t>Trung Quốc</w:t>
-            </w:r>
-          </w:p>
-        </w:tc>
-        <w:tc>
-          <w:tcPr>
-            <w:tcW w:w="938" w:type="dxa"/>
-            <w:tcMar>
-              <w:top w:w="40" w:type="dxa"/>
-              <w:left w:w="70" w:type="dxa"/>
-              <w:bottom w:w="40" w:type="dxa"/>
-              <w:right w:w="70" w:type="dxa"/>
-            </w:tcMar>
-          </w:tcPr>
-          <w:p/>
-        </w:tc>
-      </w:tr>
-      <w:tr>
-        <w:tc>
-          <w:tcPr>
-            <w:tcW w:w="480" w:type="dxa"/>
-            <w:tcMar>
-              <w:top w:w="40" w:type="dxa"/>
-              <w:left w:w="70" w:type="dxa"/>
-              <w:bottom w:w="40" w:type="dxa"/>
-              <w:right w:w="70" w:type="dxa"/>
-            </w:tcMar>
-          </w:tcPr>
-          <w:p>
-            <w:pPr>
-              <w:jc w:val="center"/>
-            </w:pPr>
-            <w:r>
-              <w:rPr>
-                <w:sz w:val="22"/>
-                <w:szCs w:val="22"/>
-              </w:rPr>
-              <w:t>3</w:t>
-            </w:r>
-          </w:p>
-        </w:tc>
-        <w:tc>
-          <w:tcPr>
-            <w:tcW w:w="1720" w:type="dxa"/>
-            <w:tcMar>
-              <w:top w:w="40" w:type="dxa"/>
-              <w:left w:w="70" w:type="dxa"/>
-              <w:bottom w:w="40" w:type="dxa"/>
-              <w:right w:w="70" w:type="dxa"/>
-            </w:tcMar>
-          </w:tcPr>
-          <w:p>
-            <w:r>
-              <w:rPr>
-                <w:b/>
-                <w:bCs/>
-                <w:sz w:val="22"/>
-                <w:szCs w:val="22"/>
-              </w:rPr>
-              <w:t>Đà thép ngăn hố thang đôi ({{THANG1}})</w:t>
-            </w:r>
-          </w:p>
-        </w:tc>
-        <w:tc>
-          <w:tcPr>
-            <w:tcW w:w="3250" w:type="dxa"/>
-            <w:tcMar>
-              <w:top w:w="40" w:type="dxa"/>
-              <w:left w:w="70" w:type="dxa"/>
-              <w:bottom w:w="40" w:type="dxa"/>
-              <w:right w:w="70" w:type="dxa"/>
-            </w:tcMar>
-          </w:tcPr>
-          <w:p>
-            <w:r>
-              <w:rPr>
-                <w:sz w:val="22"/>
-                <w:szCs w:val="22"/>
-              </w:rPr>
-              <w:t>- Kích thước: 150x75x2460 mm</w:t>
-            </w:r>
-          </w:p>
-          <w:p>
-            <w:r>
-              <w:rPr>
-                <w:sz w:val="22"/>
-                <w:szCs w:val="22"/>
-              </w:rPr>
-              <w:t>- Theo Phụ lục A Hợp đồng</w:t>
-            </w:r>
-          </w:p>
-        </w:tc>
-        <w:tc>
-          <w:tcPr>
-            <w:tcW w:w="570" w:type="dxa"/>
-            <w:tcMar>
-              <w:top w:w="40" w:type="dxa"/>
-              <w:left w:w="70" w:type="dxa"/>
-              <w:bottom w:w="40" w:type="dxa"/>
-              <w:right w:w="70" w:type="dxa"/>
-            </w:tcMar>
-          </w:tcPr>
-          <w:p>
-            <w:pPr>
-              <w:jc w:val="center"/>
-            </w:pPr>
-            <w:r>
-              <w:rPr>
-                <w:sz w:val="22"/>
-                <w:szCs w:val="22"/>
-              </w:rPr>
-              <w:t>Cái</w:t>
-            </w:r>
-          </w:p>
-        </w:tc>
-        <w:tc>
-          <w:tcPr>
-            <w:tcW w:w="680" w:type="dxa"/>
-            <w:tcMar>
-              <w:top w:w="40" w:type="dxa"/>
-              <w:left w:w="70" w:type="dxa"/>
-              <w:bottom w:w="40" w:type="dxa"/>
-              <w:right w:w="70" w:type="dxa"/>
-            </w:tcMar>
-          </w:tcPr>
-          <w:p>
-            <w:pPr>
-              <w:jc w:val="center"/>
-            </w:pPr>
-            <w:r>
-              <w:rPr>
-                <w:sz w:val="22"/>
-                <w:szCs w:val="22"/>
-              </w:rPr>
-              <w:t>14</w:t>
-            </w:r>
-          </w:p>
-        </w:tc>
-        <w:tc>
-          <w:tcPr>
-            <w:tcW w:w="1050" w:type="dxa"/>
-            <w:tcMar>
-              <w:top w:w="40" w:type="dxa"/>
-              <w:left w:w="70" w:type="dxa"/>
-              <w:bottom w:w="40" w:type="dxa"/>
-              <w:right w:w="70" w:type="dxa"/>
-            </w:tcMar>
-          </w:tcPr>
-          <w:p>
-            <w:pPr>
-              <w:jc w:val="center"/>
-            </w:pPr>
-            <w:r>
-              <w:rPr>
-                <w:sz w:val="22"/>
-                <w:szCs w:val="22"/>
-              </w:rPr>
-              <w:t>-</w:t>
-            </w:r>
-          </w:p>
-        </w:tc>
-        <w:tc>
-          <w:tcPr>
-            <w:tcW w:w="950" w:type="dxa"/>
-            <w:tcMar>
-              <w:top w:w="40" w:type="dxa"/>
-              <w:left w:w="70" w:type="dxa"/>
-              <w:bottom w:w="40" w:type="dxa"/>
-              <w:right w:w="70" w:type="dxa"/>
-            </w:tcMar>
-          </w:tcPr>
-          <w:p>
-            <w:pPr>
-              <w:jc w:val="center"/>
-            </w:pPr>
-            <w:r>
-              <w:rPr>
-                <w:sz w:val="22"/>
-                <w:szCs w:val="22"/>
-              </w:rPr>
-              <w:t>Việt Nam</w:t>
-            </w:r>
-          </w:p>
-        </w:tc>
-        <w:tc>
-          <w:tcPr>
-            <w:tcW w:w="938" w:type="dxa"/>
-            <w:tcMar>
-              <w:top w:w="40" w:type="dxa"/>
-              <w:left w:w="70" w:type="dxa"/>
-              <w:bottom w:w="40" w:type="dxa"/>
-              <w:right w:w="70" w:type="dxa"/>
-            </w:tcMar>
-          </w:tcPr>
-          <w:p/>
+            <w:tcW w:w="9638" w:type="dxa"/>
+          </w:tcPr>
+          <w:p>
+            <w:r>
+              <w:t>{{BLOCK_TB1}}</w:t>
+            </w:r>
+          </w:p>
         </w:tc>
       </w:tr>
     </w:tbl>
@@ -3526,6 +2908,14 @@
     <w:p>
       <w:pPr>
         <w:spacing w:after="20" w:line="264" w:lineRule="auto"/>
+        <w:sectPr>
+          <w:footerReference w:type="default" r:id="rId11"/>
+          <w:pgSz w:w="11907" w:h="16840"/>
+          <w:pgMar w:top="1134" w:right="851" w:bottom="990" w:left="1418" w:header="708" w:footer="708" w:gutter="0"/>
+          <w:pgNumType w:start="1"/>
+          <w:cols w:space="720"/>
+          <w:docGrid w:linePitch="360"/>
+        </w:sectPr>
       </w:pPr>
       <w:r>
         <w:t>{{BLOCK_KY}}</w:t>
@@ -10355,1029 +9745,13 @@
       <w:tr>
         <w:tc>
           <w:tcPr>
-            <w:tcW w:w="480" w:type="dxa"/>
-            <w:tcMar>
-              <w:top w:w="40" w:type="dxa"/>
-              <w:left w:w="70" w:type="dxa"/>
-              <w:bottom w:w="40" w:type="dxa"/>
-              <w:right w:w="70" w:type="dxa"/>
-            </w:tcMar>
-          </w:tcPr>
-          <w:p>
-            <w:pPr>
-              <w:jc w:val="center"/>
-            </w:pPr>
-            <w:r>
-              <w:rPr>
-                <w:sz w:val="22"/>
-                <w:szCs w:val="22"/>
-              </w:rPr>
-              <w:t>1</w:t>
-            </w:r>
-          </w:p>
-        </w:tc>
-        <w:tc>
-          <w:tcPr>
-            <w:tcW w:w="1720" w:type="dxa"/>
-            <w:tcMar>
-              <w:top w:w="40" w:type="dxa"/>
-              <w:left w:w="70" w:type="dxa"/>
-              <w:bottom w:w="40" w:type="dxa"/>
-              <w:right w:w="70" w:type="dxa"/>
-            </w:tcMar>
-          </w:tcPr>
-          <w:p>
-            <w:r>
-              <w:rPr>
-                <w:b/>
-                <w:bCs/>
-                <w:sz w:val="22"/>
-                <w:szCs w:val="22"/>
-              </w:rPr>
-              <w:t>Thang máy {{THANG1}} (Khu Showroom)</w:t>
-            </w:r>
-          </w:p>
-        </w:tc>
-        <w:tc>
-          <w:tcPr>
-            <w:tcW w:w="3250" w:type="dxa"/>
-            <w:tcMar>
-              <w:top w:w="40" w:type="dxa"/>
-              <w:left w:w="70" w:type="dxa"/>
-              <w:bottom w:w="40" w:type="dxa"/>
-              <w:right w:w="70" w:type="dxa"/>
-            </w:tcMar>
-          </w:tcPr>
-          <w:p>
-            <w:r>
-              <w:rPr>
-                <w:sz w:val="22"/>
-                <w:szCs w:val="22"/>
-              </w:rPr>
-              <w:t>- Lắp đặt tĩnh: ray dẫn hướng, máy kéo, khung cabin, cabin, đối trọng, cửa tầng, tủ điều khiển, hệ cáp</w:t>
-            </w:r>
-          </w:p>
-          <w:p>
-            <w:r>
-              <w:rPr>
-                <w:sz w:val="22"/>
-                <w:szCs w:val="22"/>
-              </w:rPr>
-              <w:t>- Thang khách Schindler 3000 (MRL - không phòng máy)</w:t>
-            </w:r>
-          </w:p>
-          <w:p>
-            <w:r>
-              <w:rPr>
-                <w:sz w:val="22"/>
-                <w:szCs w:val="22"/>
-              </w:rPr>
-              <w:t>- Tải trọng: 1000 kg - 13 người</w:t>
-            </w:r>
-          </w:p>
-          <w:p>
-            <w:r>
-              <w:rPr>
-                <w:sz w:val="22"/>
-                <w:szCs w:val="22"/>
-              </w:rPr>
-              <w:t>- Vận tốc: 1,5 m/s</w:t>
-            </w:r>
-          </w:p>
-          <w:p>
-            <w:r>
-              <w:rPr>
-                <w:sz w:val="22"/>
-                <w:szCs w:val="22"/>
-              </w:rPr>
-              <w:t>- Số điểm dừng: 05 (mở cửa trước)</w:t>
-            </w:r>
-          </w:p>
-          <w:p>
-            <w:r>
-              <w:rPr>
-                <w:sz w:val="22"/>
-                <w:szCs w:val="22"/>
-              </w:rPr>
-              <w:t>- Kích thước cabin: 1600x1500x2400 mm</w:t>
-            </w:r>
-          </w:p>
-          <w:p>
-            <w:r>
-              <w:rPr>
-                <w:sz w:val="22"/>
-                <w:szCs w:val="22"/>
-              </w:rPr>
-              <w:t>- Kích thước cửa tầng: 900x2100 mm</w:t>
-            </w:r>
-          </w:p>
-          <w:p>
-            <w:r>
-              <w:rPr>
-                <w:sz w:val="22"/>
-                <w:szCs w:val="22"/>
-              </w:rPr>
-              <w:t>- Hố thang lọt lòng: 4880x2460 mm (hố đôi)</w:t>
-            </w:r>
-          </w:p>
-        </w:tc>
-        <w:tc>
-          <w:tcPr>
-            <w:tcW w:w="570" w:type="dxa"/>
-            <w:tcMar>
-              <w:top w:w="40" w:type="dxa"/>
-              <w:left w:w="70" w:type="dxa"/>
-              <w:bottom w:w="40" w:type="dxa"/>
-              <w:right w:w="70" w:type="dxa"/>
-            </w:tcMar>
-          </w:tcPr>
-          <w:p>
-            <w:pPr>
-              <w:jc w:val="center"/>
-            </w:pPr>
-            <w:r>
-              <w:rPr>
-                <w:sz w:val="22"/>
-                <w:szCs w:val="22"/>
-              </w:rPr>
-              <w:t>Bộ</w:t>
-            </w:r>
-          </w:p>
-        </w:tc>
-        <w:tc>
-          <w:tcPr>
-            <w:tcW w:w="680" w:type="dxa"/>
-            <w:tcMar>
-              <w:top w:w="40" w:type="dxa"/>
-              <w:left w:w="70" w:type="dxa"/>
-              <w:bottom w:w="40" w:type="dxa"/>
-              <w:right w:w="70" w:type="dxa"/>
-            </w:tcMar>
-          </w:tcPr>
-          <w:p>
-            <w:pPr>
-              <w:jc w:val="center"/>
-            </w:pPr>
-            <w:r>
-              <w:rPr>
-                <w:sz w:val="22"/>
-                <w:szCs w:val="22"/>
-              </w:rPr>
-              <w:t>01</w:t>
-            </w:r>
-          </w:p>
-        </w:tc>
-        <w:tc>
-          <w:tcPr>
-            <w:tcW w:w="1050" w:type="dxa"/>
-            <w:tcMar>
-              <w:top w:w="40" w:type="dxa"/>
-              <w:left w:w="70" w:type="dxa"/>
-              <w:bottom w:w="40" w:type="dxa"/>
-              <w:right w:w="70" w:type="dxa"/>
-            </w:tcMar>
-          </w:tcPr>
-          <w:p>
-            <w:pPr>
-              <w:jc w:val="center"/>
-            </w:pPr>
-            <w:r>
-              <w:rPr>
-                <w:sz w:val="22"/>
-                <w:szCs w:val="22"/>
-              </w:rPr>
-              <w:t>Schindler</w:t>
-            </w:r>
-          </w:p>
-        </w:tc>
-        <w:tc>
-          <w:tcPr>
-            <w:tcW w:w="950" w:type="dxa"/>
-            <w:tcMar>
-              <w:top w:w="40" w:type="dxa"/>
-              <w:left w:w="70" w:type="dxa"/>
-              <w:bottom w:w="40" w:type="dxa"/>
-              <w:right w:w="70" w:type="dxa"/>
-            </w:tcMar>
-          </w:tcPr>
-          <w:p>
-            <w:pPr>
-              <w:jc w:val="center"/>
-            </w:pPr>
-            <w:r>
-              <w:rPr>
-                <w:sz w:val="22"/>
-                <w:szCs w:val="22"/>
-              </w:rPr>
-              <w:t>Trung Quốc</w:t>
-            </w:r>
-          </w:p>
-        </w:tc>
-        <w:tc>
-          <w:tcPr>
-            <w:tcW w:w="938" w:type="dxa"/>
-            <w:tcMar>
-              <w:top w:w="40" w:type="dxa"/>
-              <w:left w:w="70" w:type="dxa"/>
-              <w:bottom w:w="40" w:type="dxa"/>
-              <w:right w:w="70" w:type="dxa"/>
-            </w:tcMar>
-          </w:tcPr>
-          <w:p/>
-        </w:tc>
-      </w:tr>
-      <w:tr>
-        <w:tc>
-          <w:tcPr>
-            <w:tcW w:w="480" w:type="dxa"/>
-            <w:tcMar>
-              <w:top w:w="40" w:type="dxa"/>
-              <w:left w:w="70" w:type="dxa"/>
-              <w:bottom w:w="40" w:type="dxa"/>
-              <w:right w:w="70" w:type="dxa"/>
-            </w:tcMar>
-          </w:tcPr>
-          <w:p>
-            <w:pPr>
-              <w:jc w:val="center"/>
-            </w:pPr>
-            <w:r>
-              <w:rPr>
-                <w:sz w:val="22"/>
-                <w:szCs w:val="22"/>
-              </w:rPr>
-              <w:t>2</w:t>
-            </w:r>
-          </w:p>
-        </w:tc>
-        <w:tc>
-          <w:tcPr>
-            <w:tcW w:w="1720" w:type="dxa"/>
-            <w:tcMar>
-              <w:top w:w="40" w:type="dxa"/>
-              <w:left w:w="70" w:type="dxa"/>
-              <w:bottom w:w="40" w:type="dxa"/>
-              <w:right w:w="70" w:type="dxa"/>
-            </w:tcMar>
-          </w:tcPr>
-          <w:p>
-            <w:r>
-              <w:rPr>
-                <w:b/>
-                <w:bCs/>
-                <w:sz w:val="22"/>
-                <w:szCs w:val="22"/>
-              </w:rPr>
-              <w:t>Thang máy {{THANG2}} (Khu phụ trợ)</w:t>
-            </w:r>
-          </w:p>
-        </w:tc>
-        <w:tc>
-          <w:tcPr>
-            <w:tcW w:w="3250" w:type="dxa"/>
-            <w:tcMar>
-              <w:top w:w="40" w:type="dxa"/>
-              <w:left w:w="70" w:type="dxa"/>
-              <w:bottom w:w="40" w:type="dxa"/>
-              <w:right w:w="70" w:type="dxa"/>
-            </w:tcMar>
-          </w:tcPr>
-          <w:p>
-            <w:r>
-              <w:rPr>
-                <w:sz w:val="22"/>
-                <w:szCs w:val="22"/>
-              </w:rPr>
-              <w:t>- Lắp đặt tĩnh: ray dẫn hướng, máy kéo, khung cabin, cabin, đối trọng, cửa tầng, tủ điều khiển, hệ cáp</w:t>
-            </w:r>
-          </w:p>
-          <w:p>
-            <w:r>
-              <w:rPr>
-                <w:sz w:val="22"/>
-                <w:szCs w:val="22"/>
-              </w:rPr>
-              <w:t>- Thang khách Schindler 3000 (MRL - không phòng máy)</w:t>
-            </w:r>
-          </w:p>
-          <w:p>
-            <w:r>
-              <w:rPr>
-                <w:sz w:val="22"/>
-                <w:szCs w:val="22"/>
-              </w:rPr>
-              <w:t>- Tải trọng: 1000 kg - 13 người</w:t>
-            </w:r>
-          </w:p>
-          <w:p>
-            <w:r>
-              <w:rPr>
-                <w:sz w:val="22"/>
-                <w:szCs w:val="22"/>
-              </w:rPr>
-              <w:t>- Vận tốc: 1,5 m/s</w:t>
-            </w:r>
-          </w:p>
-          <w:p>
-            <w:r>
-              <w:rPr>
-                <w:sz w:val="22"/>
-                <w:szCs w:val="22"/>
-              </w:rPr>
-              <w:t>- Số điểm dừng: 05 (mở cửa trước)</w:t>
-            </w:r>
-          </w:p>
-          <w:p>
-            <w:r>
-              <w:rPr>
-                <w:sz w:val="22"/>
-                <w:szCs w:val="22"/>
-              </w:rPr>
-              <w:t>- Kích thước cabin: 1600x1500x2400 mm</w:t>
-            </w:r>
-          </w:p>
-          <w:p>
-            <w:r>
-              <w:rPr>
-                <w:sz w:val="22"/>
-                <w:szCs w:val="22"/>
-              </w:rPr>
-              <w:lastRenderedPageBreak/>
-              <w:t>- Kích thước cửa tầng: 900x2100 mm</w:t>
-            </w:r>
-          </w:p>
-          <w:p>
-            <w:r>
-              <w:rPr>
-                <w:sz w:val="22"/>
-                <w:szCs w:val="22"/>
-              </w:rPr>
-              <w:t>- Hố thang lọt lòng: 2250x2100 mm</w:t>
-            </w:r>
-          </w:p>
-        </w:tc>
-        <w:tc>
-          <w:tcPr>
-            <w:tcW w:w="570" w:type="dxa"/>
-            <w:tcMar>
-              <w:top w:w="40" w:type="dxa"/>
-              <w:left w:w="70" w:type="dxa"/>
-              <w:bottom w:w="40" w:type="dxa"/>
-              <w:right w:w="70" w:type="dxa"/>
-            </w:tcMar>
-          </w:tcPr>
-          <w:p>
-            <w:pPr>
-              <w:jc w:val="center"/>
-            </w:pPr>
-            <w:r>
-              <w:rPr>
-                <w:sz w:val="22"/>
-                <w:szCs w:val="22"/>
-              </w:rPr>
-              <w:lastRenderedPageBreak/>
-              <w:t>Bộ</w:t>
-            </w:r>
-          </w:p>
-        </w:tc>
-        <w:tc>
-          <w:tcPr>
-            <w:tcW w:w="680" w:type="dxa"/>
-            <w:tcMar>
-              <w:top w:w="40" w:type="dxa"/>
-              <w:left w:w="70" w:type="dxa"/>
-              <w:bottom w:w="40" w:type="dxa"/>
-              <w:right w:w="70" w:type="dxa"/>
-            </w:tcMar>
-          </w:tcPr>
-          <w:p>
-            <w:pPr>
-              <w:jc w:val="center"/>
-            </w:pPr>
-            <w:r>
-              <w:rPr>
-                <w:sz w:val="22"/>
-                <w:szCs w:val="22"/>
-              </w:rPr>
-              <w:t>01</w:t>
-            </w:r>
-          </w:p>
-        </w:tc>
-        <w:tc>
-          <w:tcPr>
-            <w:tcW w:w="1050" w:type="dxa"/>
-            <w:tcMar>
-              <w:top w:w="40" w:type="dxa"/>
-              <w:left w:w="70" w:type="dxa"/>
-              <w:bottom w:w="40" w:type="dxa"/>
-              <w:right w:w="70" w:type="dxa"/>
-            </w:tcMar>
-          </w:tcPr>
-          <w:p>
-            <w:pPr>
-              <w:jc w:val="center"/>
-            </w:pPr>
-            <w:r>
-              <w:rPr>
-                <w:sz w:val="22"/>
-                <w:szCs w:val="22"/>
-              </w:rPr>
-              <w:t>Schindler</w:t>
-            </w:r>
-          </w:p>
-        </w:tc>
-        <w:tc>
-          <w:tcPr>
-            <w:tcW w:w="950" w:type="dxa"/>
-            <w:tcMar>
-              <w:top w:w="40" w:type="dxa"/>
-              <w:left w:w="70" w:type="dxa"/>
-              <w:bottom w:w="40" w:type="dxa"/>
-              <w:right w:w="70" w:type="dxa"/>
-            </w:tcMar>
-          </w:tcPr>
-          <w:p>
-            <w:pPr>
-              <w:jc w:val="center"/>
-            </w:pPr>
-            <w:r>
-              <w:rPr>
-                <w:sz w:val="22"/>
-                <w:szCs w:val="22"/>
-              </w:rPr>
-              <w:t>Trung Quốc</w:t>
-            </w:r>
-          </w:p>
-        </w:tc>
-        <w:tc>
-          <w:tcPr>
-            <w:tcW w:w="938" w:type="dxa"/>
-            <w:tcMar>
-              <w:top w:w="40" w:type="dxa"/>
-              <w:left w:w="70" w:type="dxa"/>
-              <w:bottom w:w="40" w:type="dxa"/>
-              <w:right w:w="70" w:type="dxa"/>
-            </w:tcMar>
-          </w:tcPr>
-          <w:p/>
-        </w:tc>
-      </w:tr>
-      <w:tr>
-        <w:tc>
-          <w:tcPr>
-            <w:tcW w:w="480" w:type="dxa"/>
-            <w:tcMar>
-              <w:top w:w="40" w:type="dxa"/>
-              <w:left w:w="70" w:type="dxa"/>
-              <w:bottom w:w="40" w:type="dxa"/>
-              <w:right w:w="70" w:type="dxa"/>
-            </w:tcMar>
-          </w:tcPr>
-          <w:p>
-            <w:pPr>
-              <w:jc w:val="center"/>
-            </w:pPr>
-            <w:r>
-              <w:rPr>
-                <w:sz w:val="22"/>
-                <w:szCs w:val="22"/>
-              </w:rPr>
-              <w:t>3</w:t>
-            </w:r>
-          </w:p>
-        </w:tc>
-        <w:tc>
-          <w:tcPr>
-            <w:tcW w:w="1720" w:type="dxa"/>
-            <w:tcMar>
-              <w:top w:w="40" w:type="dxa"/>
-              <w:left w:w="70" w:type="dxa"/>
-              <w:bottom w:w="40" w:type="dxa"/>
-              <w:right w:w="70" w:type="dxa"/>
-            </w:tcMar>
-          </w:tcPr>
-          <w:p>
-            <w:r>
-              <w:rPr>
-                <w:b/>
-                <w:bCs/>
-                <w:sz w:val="22"/>
-                <w:szCs w:val="22"/>
-              </w:rPr>
-              <w:t>Đà thép ngăn hố thang đôi ({{THANG1}})</w:t>
-            </w:r>
-          </w:p>
-        </w:tc>
-        <w:tc>
-          <w:tcPr>
-            <w:tcW w:w="3250" w:type="dxa"/>
-            <w:tcMar>
-              <w:top w:w="40" w:type="dxa"/>
-              <w:left w:w="70" w:type="dxa"/>
-              <w:bottom w:w="40" w:type="dxa"/>
-              <w:right w:w="70" w:type="dxa"/>
-            </w:tcMar>
-          </w:tcPr>
-          <w:p>
-            <w:r>
-              <w:rPr>
-                <w:sz w:val="22"/>
-                <w:szCs w:val="22"/>
-              </w:rPr>
-              <w:t>- Kích thước: 150x75x2460 mm</w:t>
-            </w:r>
-          </w:p>
-          <w:p>
-            <w:r>
-              <w:rPr>
-                <w:sz w:val="22"/>
-                <w:szCs w:val="22"/>
-              </w:rPr>
-              <w:t>- Theo Phụ lục A Hợp đồng</w:t>
-            </w:r>
-          </w:p>
-        </w:tc>
-        <w:tc>
-          <w:tcPr>
-            <w:tcW w:w="570" w:type="dxa"/>
-            <w:tcMar>
-              <w:top w:w="40" w:type="dxa"/>
-              <w:left w:w="70" w:type="dxa"/>
-              <w:bottom w:w="40" w:type="dxa"/>
-              <w:right w:w="70" w:type="dxa"/>
-            </w:tcMar>
-          </w:tcPr>
-          <w:p>
-            <w:pPr>
-              <w:jc w:val="center"/>
-            </w:pPr>
-            <w:r>
-              <w:rPr>
-                <w:sz w:val="22"/>
-                <w:szCs w:val="22"/>
-              </w:rPr>
-              <w:t>Cái</w:t>
-            </w:r>
-          </w:p>
-        </w:tc>
-        <w:tc>
-          <w:tcPr>
-            <w:tcW w:w="680" w:type="dxa"/>
-            <w:tcMar>
-              <w:top w:w="40" w:type="dxa"/>
-              <w:left w:w="70" w:type="dxa"/>
-              <w:bottom w:w="40" w:type="dxa"/>
-              <w:right w:w="70" w:type="dxa"/>
-            </w:tcMar>
-          </w:tcPr>
-          <w:p>
-            <w:pPr>
-              <w:jc w:val="center"/>
-            </w:pPr>
-            <w:r>
-              <w:rPr>
-                <w:sz w:val="22"/>
-                <w:szCs w:val="22"/>
-              </w:rPr>
-              <w:t>14</w:t>
-            </w:r>
-          </w:p>
-        </w:tc>
-        <w:tc>
-          <w:tcPr>
-            <w:tcW w:w="1050" w:type="dxa"/>
-            <w:tcMar>
-              <w:top w:w="40" w:type="dxa"/>
-              <w:left w:w="70" w:type="dxa"/>
-              <w:bottom w:w="40" w:type="dxa"/>
-              <w:right w:w="70" w:type="dxa"/>
-            </w:tcMar>
-          </w:tcPr>
-          <w:p>
-            <w:pPr>
-              <w:jc w:val="center"/>
-            </w:pPr>
-            <w:r>
-              <w:rPr>
-                <w:sz w:val="22"/>
-                <w:szCs w:val="22"/>
-              </w:rPr>
-              <w:t>-</w:t>
-            </w:r>
-          </w:p>
-        </w:tc>
-        <w:tc>
-          <w:tcPr>
-            <w:tcW w:w="950" w:type="dxa"/>
-            <w:tcMar>
-              <w:top w:w="40" w:type="dxa"/>
-              <w:left w:w="70" w:type="dxa"/>
-              <w:bottom w:w="40" w:type="dxa"/>
-              <w:right w:w="70" w:type="dxa"/>
-            </w:tcMar>
-          </w:tcPr>
-          <w:p>
-            <w:pPr>
-              <w:jc w:val="center"/>
-            </w:pPr>
-            <w:r>
-              <w:rPr>
-                <w:sz w:val="22"/>
-                <w:szCs w:val="22"/>
-              </w:rPr>
-              <w:t>Việt Nam</w:t>
-            </w:r>
-          </w:p>
-        </w:tc>
-        <w:tc>
-          <w:tcPr>
-            <w:tcW w:w="938" w:type="dxa"/>
-            <w:tcMar>
-              <w:top w:w="40" w:type="dxa"/>
-              <w:left w:w="70" w:type="dxa"/>
-              <w:bottom w:w="40" w:type="dxa"/>
-              <w:right w:w="70" w:type="dxa"/>
-            </w:tcMar>
-          </w:tcPr>
-          <w:p/>
-        </w:tc>
-      </w:tr>
-      <w:tr>
-        <w:tc>
-          <w:tcPr>
-            <w:tcW w:w="480" w:type="dxa"/>
-            <w:tcMar>
-              <w:top w:w="40" w:type="dxa"/>
-              <w:left w:w="70" w:type="dxa"/>
-              <w:bottom w:w="40" w:type="dxa"/>
-              <w:right w:w="70" w:type="dxa"/>
-            </w:tcMar>
-          </w:tcPr>
-          <w:p>
-            <w:pPr>
-              <w:jc w:val="center"/>
-            </w:pPr>
-            <w:r>
-              <w:rPr>
-                <w:sz w:val="22"/>
-                <w:szCs w:val="22"/>
-              </w:rPr>
-              <w:t>4</w:t>
-            </w:r>
-          </w:p>
-        </w:tc>
-        <w:tc>
-          <w:tcPr>
-            <w:tcW w:w="1720" w:type="dxa"/>
-            <w:tcMar>
-              <w:top w:w="40" w:type="dxa"/>
-              <w:left w:w="70" w:type="dxa"/>
-              <w:bottom w:w="40" w:type="dxa"/>
-              <w:right w:w="70" w:type="dxa"/>
-            </w:tcMar>
-          </w:tcPr>
-          <w:p>
-            <w:r>
-              <w:rPr>
-                <w:b/>
-                <w:bCs/>
-                <w:sz w:val="22"/>
-                <w:szCs w:val="22"/>
-              </w:rPr>
-              <w:t>Bản mã thép (gối đôn) điều chỉnh vị trí cửa thang - {{THANG2}} (Phát sinh PLHĐ 01)</w:t>
-            </w:r>
-          </w:p>
-        </w:tc>
-        <w:tc>
-          <w:tcPr>
-            <w:tcW w:w="3250" w:type="dxa"/>
-            <w:tcMar>
-              <w:top w:w="40" w:type="dxa"/>
-              <w:left w:w="70" w:type="dxa"/>
-              <w:bottom w:w="40" w:type="dxa"/>
-              <w:right w:w="70" w:type="dxa"/>
-            </w:tcMar>
-          </w:tcPr>
-          <w:p>
-            <w:r>
-              <w:rPr>
-                <w:sz w:val="22"/>
-                <w:szCs w:val="22"/>
-              </w:rPr>
-              <w:t>- Gối đôn đế cửa: 10 cái</w:t>
-            </w:r>
-          </w:p>
-          <w:p>
-            <w:r>
-              <w:rPr>
-                <w:sz w:val="22"/>
-                <w:szCs w:val="22"/>
-              </w:rPr>
-              <w:t>- Gối đôn đầu cửa: 10 cái</w:t>
-            </w:r>
-          </w:p>
-          <w:p>
-            <w:r>
-              <w:rPr>
-                <w:sz w:val="22"/>
-                <w:szCs w:val="22"/>
-              </w:rPr>
-              <w:t>- Thép tấm dày 5 mm, theo bản vẽ PLHĐ 01</w:t>
-            </w:r>
-          </w:p>
-        </w:tc>
-        <w:tc>
-          <w:tcPr>
-            <w:tcW w:w="570" w:type="dxa"/>
-            <w:tcMar>
-              <w:top w:w="40" w:type="dxa"/>
-              <w:left w:w="70" w:type="dxa"/>
-              <w:bottom w:w="40" w:type="dxa"/>
-              <w:right w:w="70" w:type="dxa"/>
-            </w:tcMar>
-          </w:tcPr>
-          <w:p>
-            <w:pPr>
-              <w:jc w:val="center"/>
-            </w:pPr>
-            <w:r>
-              <w:rPr>
-                <w:sz w:val="22"/>
-                <w:szCs w:val="22"/>
-              </w:rPr>
-              <w:t>Cái</w:t>
-            </w:r>
-          </w:p>
-        </w:tc>
-        <w:tc>
-          <w:tcPr>
-            <w:tcW w:w="680" w:type="dxa"/>
-            <w:tcMar>
-              <w:top w:w="40" w:type="dxa"/>
-              <w:left w:w="70" w:type="dxa"/>
-              <w:bottom w:w="40" w:type="dxa"/>
-              <w:right w:w="70" w:type="dxa"/>
-            </w:tcMar>
-          </w:tcPr>
-          <w:p>
-            <w:pPr>
-              <w:jc w:val="center"/>
-            </w:pPr>
-            <w:r>
-              <w:rPr>
-                <w:sz w:val="22"/>
-                <w:szCs w:val="22"/>
-              </w:rPr>
-              <w:t>20</w:t>
-            </w:r>
-          </w:p>
-        </w:tc>
-        <w:tc>
-          <w:tcPr>
-            <w:tcW w:w="1050" w:type="dxa"/>
-            <w:tcMar>
-              <w:top w:w="40" w:type="dxa"/>
-              <w:left w:w="70" w:type="dxa"/>
-              <w:bottom w:w="40" w:type="dxa"/>
-              <w:right w:w="70" w:type="dxa"/>
-            </w:tcMar>
-          </w:tcPr>
-          <w:p>
-            <w:pPr>
-              <w:jc w:val="center"/>
-            </w:pPr>
-            <w:r>
-              <w:rPr>
-                <w:sz w:val="22"/>
-                <w:szCs w:val="22"/>
-              </w:rPr>
-              <w:t>-</w:t>
-            </w:r>
-          </w:p>
-        </w:tc>
-        <w:tc>
-          <w:tcPr>
-            <w:tcW w:w="950" w:type="dxa"/>
-            <w:tcMar>
-              <w:top w:w="40" w:type="dxa"/>
-              <w:left w:w="70" w:type="dxa"/>
-              <w:bottom w:w="40" w:type="dxa"/>
-              <w:right w:w="70" w:type="dxa"/>
-            </w:tcMar>
-          </w:tcPr>
-          <w:p>
-            <w:pPr>
-              <w:jc w:val="center"/>
-            </w:pPr>
-            <w:r>
-              <w:rPr>
-                <w:sz w:val="22"/>
-                <w:szCs w:val="22"/>
-              </w:rPr>
-              <w:t>Việt Nam</w:t>
-            </w:r>
-          </w:p>
-        </w:tc>
-        <w:tc>
-          <w:tcPr>
-            <w:tcW w:w="938" w:type="dxa"/>
-            <w:tcMar>
-              <w:top w:w="40" w:type="dxa"/>
-              <w:left w:w="70" w:type="dxa"/>
-              <w:bottom w:w="40" w:type="dxa"/>
-              <w:right w:w="70" w:type="dxa"/>
-            </w:tcMar>
-          </w:tcPr>
-          <w:p/>
-        </w:tc>
-      </w:tr>
-      <w:tr>
-        <w:tc>
-          <w:tcPr>
-            <w:tcW w:w="480" w:type="dxa"/>
-            <w:tcMar>
-              <w:top w:w="40" w:type="dxa"/>
-              <w:left w:w="70" w:type="dxa"/>
-              <w:bottom w:w="40" w:type="dxa"/>
-              <w:right w:w="70" w:type="dxa"/>
-            </w:tcMar>
-          </w:tcPr>
-          <w:p>
-            <w:pPr>
-              <w:jc w:val="center"/>
-            </w:pPr>
-            <w:r>
-              <w:rPr>
-                <w:sz w:val="22"/>
-                <w:szCs w:val="22"/>
-              </w:rPr>
-              <w:t>5</w:t>
-            </w:r>
-          </w:p>
-        </w:tc>
-        <w:tc>
-          <w:tcPr>
-            <w:tcW w:w="1720" w:type="dxa"/>
-            <w:tcMar>
-              <w:top w:w="40" w:type="dxa"/>
-              <w:left w:w="70" w:type="dxa"/>
-              <w:bottom w:w="40" w:type="dxa"/>
-              <w:right w:w="70" w:type="dxa"/>
-            </w:tcMar>
-          </w:tcPr>
-          <w:p>
-            <w:r>
-              <w:rPr>
-                <w:b/>
-                <w:bCs/>
-                <w:sz w:val="22"/>
-                <w:szCs w:val="22"/>
-              </w:rPr>
-              <w:t>Dầm thép liên kết giữa các cột hiện hữu cho hệ ray thang máy - {{THANG1}} (Phát sinh PLHĐ 01)</w:t>
-            </w:r>
-          </w:p>
-        </w:tc>
-        <w:tc>
-          <w:tcPr>
-            <w:tcW w:w="3250" w:type="dxa"/>
-            <w:tcMar>
-              <w:top w:w="40" w:type="dxa"/>
-              <w:left w:w="70" w:type="dxa"/>
-              <w:bottom w:w="40" w:type="dxa"/>
-              <w:right w:w="70" w:type="dxa"/>
-            </w:tcMar>
-          </w:tcPr>
-          <w:p>
-            <w:r>
-              <w:rPr>
-                <w:sz w:val="22"/>
-                <w:szCs w:val="22"/>
-              </w:rPr>
-              <w:t>- Đà thép U120x55x900 mm</w:t>
-            </w:r>
-          </w:p>
-          <w:p>
-            <w:r>
-              <w:rPr>
-                <w:sz w:val="22"/>
-                <w:szCs w:val="22"/>
-              </w:rPr>
-              <w:t>- Kèm bracket tường và bản mã bắt ray</w:t>
-            </w:r>
-          </w:p>
-          <w:p>
-            <w:r>
-              <w:rPr>
-                <w:sz w:val="22"/>
-                <w:szCs w:val="22"/>
-              </w:rPr>
-              <w:t>- Theo bản vẽ PLHĐ 01</w:t>
-            </w:r>
-          </w:p>
-        </w:tc>
-        <w:tc>
-          <w:tcPr>
-            <w:tcW w:w="570" w:type="dxa"/>
-            <w:tcMar>
-              <w:top w:w="40" w:type="dxa"/>
-              <w:left w:w="70" w:type="dxa"/>
-              <w:bottom w:w="40" w:type="dxa"/>
-              <w:right w:w="70" w:type="dxa"/>
-            </w:tcMar>
-          </w:tcPr>
-          <w:p>
-            <w:pPr>
-              <w:jc w:val="center"/>
-            </w:pPr>
-            <w:r>
-              <w:rPr>
-                <w:sz w:val="22"/>
-                <w:szCs w:val="22"/>
-              </w:rPr>
-              <w:t>Bộ</w:t>
-            </w:r>
-          </w:p>
-        </w:tc>
-        <w:tc>
-          <w:tcPr>
-            <w:tcW w:w="680" w:type="dxa"/>
-            <w:tcMar>
-              <w:top w:w="40" w:type="dxa"/>
-              <w:left w:w="70" w:type="dxa"/>
-              <w:bottom w:w="40" w:type="dxa"/>
-              <w:right w:w="70" w:type="dxa"/>
-            </w:tcMar>
-          </w:tcPr>
-          <w:p>
-            <w:pPr>
-              <w:jc w:val="center"/>
-            </w:pPr>
-            <w:r>
-              <w:rPr>
-                <w:sz w:val="22"/>
-                <w:szCs w:val="22"/>
-              </w:rPr>
-              <w:t>05</w:t>
-            </w:r>
-          </w:p>
-        </w:tc>
-        <w:tc>
-          <w:tcPr>
-            <w:tcW w:w="1050" w:type="dxa"/>
-            <w:tcMar>
-              <w:top w:w="40" w:type="dxa"/>
-              <w:left w:w="70" w:type="dxa"/>
-              <w:bottom w:w="40" w:type="dxa"/>
-              <w:right w:w="70" w:type="dxa"/>
-            </w:tcMar>
-          </w:tcPr>
-          <w:p>
-            <w:pPr>
-              <w:jc w:val="center"/>
-            </w:pPr>
-            <w:r>
-              <w:rPr>
-                <w:sz w:val="22"/>
-                <w:szCs w:val="22"/>
-              </w:rPr>
-              <w:t>-</w:t>
-            </w:r>
-          </w:p>
-        </w:tc>
-        <w:tc>
-          <w:tcPr>
-            <w:tcW w:w="950" w:type="dxa"/>
-            <w:tcMar>
-              <w:top w:w="40" w:type="dxa"/>
-              <w:left w:w="70" w:type="dxa"/>
-              <w:bottom w:w="40" w:type="dxa"/>
-              <w:right w:w="70" w:type="dxa"/>
-            </w:tcMar>
-          </w:tcPr>
-          <w:p>
-            <w:pPr>
-              <w:jc w:val="center"/>
-            </w:pPr>
-            <w:r>
-              <w:rPr>
-                <w:sz w:val="22"/>
-                <w:szCs w:val="22"/>
-              </w:rPr>
-              <w:t>Việt Nam</w:t>
-            </w:r>
-          </w:p>
-        </w:tc>
-        <w:tc>
-          <w:tcPr>
-            <w:tcW w:w="938" w:type="dxa"/>
-            <w:tcMar>
-              <w:top w:w="40" w:type="dxa"/>
-              <w:left w:w="70" w:type="dxa"/>
-              <w:bottom w:w="40" w:type="dxa"/>
-              <w:right w:w="70" w:type="dxa"/>
-            </w:tcMar>
-          </w:tcPr>
-          <w:p/>
+            <w:tcW w:w="9638" w:type="dxa"/>
+          </w:tcPr>
+          <w:p>
+            <w:r>
+              <w:t>{{BLOCK_TB2}}</w:t>
+            </w:r>
+          </w:p>
         </w:tc>
       </w:tr>
     </w:tbl>
@@ -11421,6 +9795,14 @@
     <w:p>
       <w:pPr>
         <w:spacing w:after="20" w:line="264" w:lineRule="auto"/>
+        <w:sectPr>
+          <w:footerReference w:type="default" r:id="rId15"/>
+          <w:pgSz w:w="11907" w:h="16840"/>
+          <w:pgMar w:top="1134" w:right="851" w:bottom="990" w:left="1418" w:header="708" w:footer="708" w:gutter="0"/>
+          <w:pgNumType w:start="1"/>
+          <w:cols w:space="720"/>
+          <w:docGrid w:linePitch="360"/>
+        </w:sectPr>
       </w:pPr>
       <w:r>
         <w:t>{{BLOCK_KY}}</w:t>
@@ -18605,469 +16987,13 @@
       <w:tr>
         <w:tc>
           <w:tcPr>
-            <w:tcW w:w="480" w:type="dxa"/>
-            <w:tcMar>
-              <w:top w:w="40" w:type="dxa"/>
-              <w:left w:w="70" w:type="dxa"/>
-              <w:bottom w:w="40" w:type="dxa"/>
-              <w:right w:w="70" w:type="dxa"/>
-            </w:tcMar>
-          </w:tcPr>
-          <w:p>
-            <w:pPr>
-              <w:jc w:val="center"/>
-            </w:pPr>
-            <w:r>
-              <w:rPr>
-                <w:sz w:val="22"/>
-                <w:szCs w:val="22"/>
-              </w:rPr>
-              <w:t>1</w:t>
-            </w:r>
-          </w:p>
-        </w:tc>
-        <w:tc>
-          <w:tcPr>
-            <w:tcW w:w="1720" w:type="dxa"/>
-            <w:tcMar>
-              <w:top w:w="40" w:type="dxa"/>
-              <w:left w:w="70" w:type="dxa"/>
-              <w:bottom w:w="40" w:type="dxa"/>
-              <w:right w:w="70" w:type="dxa"/>
-            </w:tcMar>
-          </w:tcPr>
-          <w:p>
-            <w:r>
-              <w:rPr>
-                <w:b/>
-                <w:bCs/>
-                <w:sz w:val="22"/>
-                <w:szCs w:val="22"/>
-              </w:rPr>
-              <w:t>Thang máy {{THANG1}} (Khu Showroom)</w:t>
-            </w:r>
-          </w:p>
-        </w:tc>
-        <w:tc>
-          <w:tcPr>
-            <w:tcW w:w="3250" w:type="dxa"/>
-            <w:tcMar>
-              <w:top w:w="40" w:type="dxa"/>
-              <w:left w:w="70" w:type="dxa"/>
-              <w:bottom w:w="40" w:type="dxa"/>
-              <w:right w:w="70" w:type="dxa"/>
-            </w:tcMar>
-          </w:tcPr>
-          <w:p>
-            <w:r>
-              <w:rPr>
-                <w:sz w:val="22"/>
-                <w:szCs w:val="22"/>
-              </w:rPr>
-              <w:t>- Chạy thử đơn động không tải từng thiết bị</w:t>
-            </w:r>
-          </w:p>
-          <w:p>
-            <w:r>
-              <w:rPr>
-                <w:sz w:val="22"/>
-                <w:szCs w:val="22"/>
-              </w:rPr>
-              <w:t>- Thang khách Schindler 3000 (MRL - không phòng máy)</w:t>
-            </w:r>
-          </w:p>
-          <w:p>
-            <w:r>
-              <w:rPr>
-                <w:sz w:val="22"/>
-                <w:szCs w:val="22"/>
-              </w:rPr>
-              <w:t>- Tải trọng: 1000 kg - 13 người</w:t>
-            </w:r>
-          </w:p>
-          <w:p>
-            <w:r>
-              <w:rPr>
-                <w:sz w:val="22"/>
-                <w:szCs w:val="22"/>
-              </w:rPr>
-              <w:t>- Vận tốc: 1,5 m/s</w:t>
-            </w:r>
-          </w:p>
-          <w:p>
-            <w:r>
-              <w:rPr>
-                <w:sz w:val="22"/>
-                <w:szCs w:val="22"/>
-              </w:rPr>
-              <w:t>- Số điểm dừng: 05 (mở cửa trước)</w:t>
-            </w:r>
-          </w:p>
-          <w:p>
-            <w:r>
-              <w:rPr>
-                <w:sz w:val="22"/>
-                <w:szCs w:val="22"/>
-              </w:rPr>
-              <w:t>- Kích thước cabin: 1600x1500x2400 mm</w:t>
-            </w:r>
-          </w:p>
-          <w:p>
-            <w:r>
-              <w:rPr>
-                <w:sz w:val="22"/>
-                <w:szCs w:val="22"/>
-              </w:rPr>
-              <w:t>- Kích thước cửa tầng: 900x2100 mm</w:t>
-            </w:r>
-          </w:p>
-          <w:p>
-            <w:r>
-              <w:rPr>
-                <w:sz w:val="22"/>
-                <w:szCs w:val="22"/>
-              </w:rPr>
-              <w:t>- Hố thang lọt lòng: 4880x2460 mm (hố đôi)</w:t>
-            </w:r>
-          </w:p>
-        </w:tc>
-        <w:tc>
-          <w:tcPr>
-            <w:tcW w:w="570" w:type="dxa"/>
-            <w:tcMar>
-              <w:top w:w="40" w:type="dxa"/>
-              <w:left w:w="70" w:type="dxa"/>
-              <w:bottom w:w="40" w:type="dxa"/>
-              <w:right w:w="70" w:type="dxa"/>
-            </w:tcMar>
-          </w:tcPr>
-          <w:p>
-            <w:pPr>
-              <w:jc w:val="center"/>
-            </w:pPr>
-            <w:r>
-              <w:rPr>
-                <w:sz w:val="22"/>
-                <w:szCs w:val="22"/>
-              </w:rPr>
-              <w:t>Bộ</w:t>
-            </w:r>
-          </w:p>
-        </w:tc>
-        <w:tc>
-          <w:tcPr>
-            <w:tcW w:w="680" w:type="dxa"/>
-            <w:tcMar>
-              <w:top w:w="40" w:type="dxa"/>
-              <w:left w:w="70" w:type="dxa"/>
-              <w:bottom w:w="40" w:type="dxa"/>
-              <w:right w:w="70" w:type="dxa"/>
-            </w:tcMar>
-          </w:tcPr>
-          <w:p>
-            <w:pPr>
-              <w:jc w:val="center"/>
-            </w:pPr>
-            <w:r>
-              <w:rPr>
-                <w:sz w:val="22"/>
-                <w:szCs w:val="22"/>
-              </w:rPr>
-              <w:t>01</w:t>
-            </w:r>
-          </w:p>
-        </w:tc>
-        <w:tc>
-          <w:tcPr>
-            <w:tcW w:w="1050" w:type="dxa"/>
-            <w:tcMar>
-              <w:top w:w="40" w:type="dxa"/>
-              <w:left w:w="70" w:type="dxa"/>
-              <w:bottom w:w="40" w:type="dxa"/>
-              <w:right w:w="70" w:type="dxa"/>
-            </w:tcMar>
-          </w:tcPr>
-          <w:p>
-            <w:pPr>
-              <w:jc w:val="center"/>
-            </w:pPr>
-            <w:r>
-              <w:rPr>
-                <w:sz w:val="22"/>
-                <w:szCs w:val="22"/>
-              </w:rPr>
-              <w:t>Schindler</w:t>
-            </w:r>
-          </w:p>
-        </w:tc>
-        <w:tc>
-          <w:tcPr>
-            <w:tcW w:w="950" w:type="dxa"/>
-            <w:tcMar>
-              <w:top w:w="40" w:type="dxa"/>
-              <w:left w:w="70" w:type="dxa"/>
-              <w:bottom w:w="40" w:type="dxa"/>
-              <w:right w:w="70" w:type="dxa"/>
-            </w:tcMar>
-          </w:tcPr>
-          <w:p>
-            <w:pPr>
-              <w:jc w:val="center"/>
-            </w:pPr>
-            <w:r>
-              <w:rPr>
-                <w:sz w:val="22"/>
-                <w:szCs w:val="22"/>
-              </w:rPr>
-              <w:t>Trung Quốc</w:t>
-            </w:r>
-          </w:p>
-        </w:tc>
-        <w:tc>
-          <w:tcPr>
-            <w:tcW w:w="938" w:type="dxa"/>
-            <w:tcMar>
-              <w:top w:w="40" w:type="dxa"/>
-              <w:left w:w="70" w:type="dxa"/>
-              <w:bottom w:w="40" w:type="dxa"/>
-              <w:right w:w="70" w:type="dxa"/>
-            </w:tcMar>
-          </w:tcPr>
-          <w:p/>
-        </w:tc>
-      </w:tr>
-      <w:tr>
-        <w:tc>
-          <w:tcPr>
-            <w:tcW w:w="480" w:type="dxa"/>
-            <w:tcMar>
-              <w:top w:w="40" w:type="dxa"/>
-              <w:left w:w="70" w:type="dxa"/>
-              <w:bottom w:w="40" w:type="dxa"/>
-              <w:right w:w="70" w:type="dxa"/>
-            </w:tcMar>
-          </w:tcPr>
-          <w:p>
-            <w:pPr>
-              <w:jc w:val="center"/>
-            </w:pPr>
-            <w:r>
-              <w:rPr>
-                <w:sz w:val="22"/>
-                <w:szCs w:val="22"/>
-              </w:rPr>
-              <w:t>2</w:t>
-            </w:r>
-          </w:p>
-        </w:tc>
-        <w:tc>
-          <w:tcPr>
-            <w:tcW w:w="1720" w:type="dxa"/>
-            <w:tcMar>
-              <w:top w:w="40" w:type="dxa"/>
-              <w:left w:w="70" w:type="dxa"/>
-              <w:bottom w:w="40" w:type="dxa"/>
-              <w:right w:w="70" w:type="dxa"/>
-            </w:tcMar>
-          </w:tcPr>
-          <w:p>
-            <w:r>
-              <w:rPr>
-                <w:b/>
-                <w:bCs/>
-                <w:sz w:val="22"/>
-                <w:szCs w:val="22"/>
-              </w:rPr>
-              <w:t>Thang máy {{THANG2}} (Khu phụ trợ)</w:t>
-            </w:r>
-          </w:p>
-        </w:tc>
-        <w:tc>
-          <w:tcPr>
-            <w:tcW w:w="3250" w:type="dxa"/>
-            <w:tcMar>
-              <w:top w:w="40" w:type="dxa"/>
-              <w:left w:w="70" w:type="dxa"/>
-              <w:bottom w:w="40" w:type="dxa"/>
-              <w:right w:w="70" w:type="dxa"/>
-            </w:tcMar>
-          </w:tcPr>
-          <w:p>
-            <w:r>
-              <w:rPr>
-                <w:sz w:val="22"/>
-                <w:szCs w:val="22"/>
-              </w:rPr>
-              <w:t>- Chạy thử đơn động không tải từng thiết bị</w:t>
-            </w:r>
-          </w:p>
-          <w:p>
-            <w:r>
-              <w:rPr>
-                <w:sz w:val="22"/>
-                <w:szCs w:val="22"/>
-              </w:rPr>
-              <w:t>- Thang khách Schindler 3000 (MRL - không phòng máy)</w:t>
-            </w:r>
-          </w:p>
-          <w:p>
-            <w:r>
-              <w:rPr>
-                <w:sz w:val="22"/>
-                <w:szCs w:val="22"/>
-              </w:rPr>
-              <w:t>- Tải trọng: 1000 kg - 13 người</w:t>
-            </w:r>
-          </w:p>
-          <w:p>
-            <w:r>
-              <w:rPr>
-                <w:sz w:val="22"/>
-                <w:szCs w:val="22"/>
-              </w:rPr>
-              <w:t>- Vận tốc: 1,5 m/s</w:t>
-            </w:r>
-          </w:p>
-          <w:p>
-            <w:r>
-              <w:rPr>
-                <w:sz w:val="22"/>
-                <w:szCs w:val="22"/>
-              </w:rPr>
-              <w:t>- Số điểm dừng: 05 (mở cửa trước)</w:t>
-            </w:r>
-          </w:p>
-          <w:p>
-            <w:r>
-              <w:rPr>
-                <w:sz w:val="22"/>
-                <w:szCs w:val="22"/>
-              </w:rPr>
-              <w:t>- Kích thước cabin: 1600x1500x2400 mm</w:t>
-            </w:r>
-          </w:p>
-          <w:p>
-            <w:r>
-              <w:rPr>
-                <w:sz w:val="22"/>
-                <w:szCs w:val="22"/>
-              </w:rPr>
-              <w:t>- Kích thước cửa tầng: 900x2100 mm</w:t>
-            </w:r>
-          </w:p>
-          <w:p>
-            <w:r>
-              <w:rPr>
-                <w:sz w:val="22"/>
-                <w:szCs w:val="22"/>
-              </w:rPr>
-              <w:t>- Hố thang lọt lòng: 2250x2100 mm</w:t>
-            </w:r>
-          </w:p>
-        </w:tc>
-        <w:tc>
-          <w:tcPr>
-            <w:tcW w:w="570" w:type="dxa"/>
-            <w:tcMar>
-              <w:top w:w="40" w:type="dxa"/>
-              <w:left w:w="70" w:type="dxa"/>
-              <w:bottom w:w="40" w:type="dxa"/>
-              <w:right w:w="70" w:type="dxa"/>
-            </w:tcMar>
-          </w:tcPr>
-          <w:p>
-            <w:pPr>
-              <w:jc w:val="center"/>
-            </w:pPr>
-            <w:r>
-              <w:rPr>
-                <w:sz w:val="22"/>
-                <w:szCs w:val="22"/>
-              </w:rPr>
-              <w:t>Bộ</w:t>
-            </w:r>
-          </w:p>
-        </w:tc>
-        <w:tc>
-          <w:tcPr>
-            <w:tcW w:w="680" w:type="dxa"/>
-            <w:tcMar>
-              <w:top w:w="40" w:type="dxa"/>
-              <w:left w:w="70" w:type="dxa"/>
-              <w:bottom w:w="40" w:type="dxa"/>
-              <w:right w:w="70" w:type="dxa"/>
-            </w:tcMar>
-          </w:tcPr>
-          <w:p>
-            <w:pPr>
-              <w:jc w:val="center"/>
-            </w:pPr>
-            <w:r>
-              <w:rPr>
-                <w:sz w:val="22"/>
-                <w:szCs w:val="22"/>
-              </w:rPr>
-              <w:t>01</w:t>
-            </w:r>
-          </w:p>
-        </w:tc>
-        <w:tc>
-          <w:tcPr>
-            <w:tcW w:w="1050" w:type="dxa"/>
-            <w:tcMar>
-              <w:top w:w="40" w:type="dxa"/>
-              <w:left w:w="70" w:type="dxa"/>
-              <w:bottom w:w="40" w:type="dxa"/>
-              <w:right w:w="70" w:type="dxa"/>
-            </w:tcMar>
-          </w:tcPr>
-          <w:p>
-            <w:pPr>
-              <w:jc w:val="center"/>
-            </w:pPr>
-            <w:r>
-              <w:rPr>
-                <w:sz w:val="22"/>
-                <w:szCs w:val="22"/>
-              </w:rPr>
-              <w:t>Schindler</w:t>
-            </w:r>
-          </w:p>
-        </w:tc>
-        <w:tc>
-          <w:tcPr>
-            <w:tcW w:w="950" w:type="dxa"/>
-            <w:tcMar>
-              <w:top w:w="40" w:type="dxa"/>
-              <w:left w:w="70" w:type="dxa"/>
-              <w:bottom w:w="40" w:type="dxa"/>
-              <w:right w:w="70" w:type="dxa"/>
-            </w:tcMar>
-          </w:tcPr>
-          <w:p>
-            <w:pPr>
-              <w:jc w:val="center"/>
-            </w:pPr>
-            <w:r>
-              <w:rPr>
-                <w:sz w:val="22"/>
-                <w:szCs w:val="22"/>
-              </w:rPr>
-              <w:t>Trung Quốc</w:t>
-            </w:r>
-          </w:p>
-        </w:tc>
-        <w:tc>
-          <w:tcPr>
-            <w:tcW w:w="938" w:type="dxa"/>
-            <w:tcMar>
-              <w:top w:w="40" w:type="dxa"/>
-              <w:left w:w="70" w:type="dxa"/>
-              <w:bottom w:w="40" w:type="dxa"/>
-              <w:right w:w="70" w:type="dxa"/>
-            </w:tcMar>
-          </w:tcPr>
-          <w:p/>
+            <w:tcW w:w="9638" w:type="dxa"/>
+          </w:tcPr>
+          <w:p>
+            <w:r>
+              <w:t>{{BLOCK_TB3}}</w:t>
+            </w:r>
+          </w:p>
         </w:tc>
       </w:tr>
     </w:tbl>
@@ -19111,6 +17037,14 @@
     <w:p>
       <w:pPr>
         <w:spacing w:after="20" w:line="264" w:lineRule="auto"/>
+        <w:sectPr>
+          <w:footerReference w:type="default" r:id="rId19"/>
+          <w:pgSz w:w="11907" w:h="16840"/>
+          <w:pgMar w:top="1134" w:right="851" w:bottom="990" w:left="1418" w:header="708" w:footer="708" w:gutter="0"/>
+          <w:pgNumType w:start="1"/>
+          <w:cols w:space="720"/>
+          <w:docGrid w:linePitch="360"/>
+        </w:sectPr>
       </w:pPr>
       <w:r>
         <w:t>{{BLOCK_KY}}</w:t>
@@ -25712,469 +23646,13 @@
       <w:tr>
         <w:tc>
           <w:tcPr>
-            <w:tcW w:w="480" w:type="dxa"/>
-            <w:tcMar>
-              <w:top w:w="40" w:type="dxa"/>
-              <w:left w:w="70" w:type="dxa"/>
-              <w:bottom w:w="40" w:type="dxa"/>
-              <w:right w:w="70" w:type="dxa"/>
-            </w:tcMar>
-          </w:tcPr>
-          <w:p>
-            <w:pPr>
-              <w:jc w:val="center"/>
-            </w:pPr>
-            <w:r>
-              <w:rPr>
-                <w:sz w:val="22"/>
-                <w:szCs w:val="22"/>
-              </w:rPr>
-              <w:t>1</w:t>
-            </w:r>
-          </w:p>
-        </w:tc>
-        <w:tc>
-          <w:tcPr>
-            <w:tcW w:w="1720" w:type="dxa"/>
-            <w:tcMar>
-              <w:top w:w="40" w:type="dxa"/>
-              <w:left w:w="70" w:type="dxa"/>
-              <w:bottom w:w="40" w:type="dxa"/>
-              <w:right w:w="70" w:type="dxa"/>
-            </w:tcMar>
-          </w:tcPr>
-          <w:p>
-            <w:r>
-              <w:rPr>
-                <w:b/>
-                <w:bCs/>
-                <w:sz w:val="22"/>
-                <w:szCs w:val="22"/>
-              </w:rPr>
-              <w:t>Thang máy {{THANG1}} (Khu Showroom)</w:t>
-            </w:r>
-          </w:p>
-        </w:tc>
-        <w:tc>
-          <w:tcPr>
-            <w:tcW w:w="3250" w:type="dxa"/>
-            <w:tcMar>
-              <w:top w:w="40" w:type="dxa"/>
-              <w:left w:w="70" w:type="dxa"/>
-              <w:bottom w:w="40" w:type="dxa"/>
-              <w:right w:w="70" w:type="dxa"/>
-            </w:tcMar>
-          </w:tcPr>
-          <w:p>
-            <w:r>
-              <w:rPr>
-                <w:sz w:val="22"/>
-                <w:szCs w:val="22"/>
-              </w:rPr>
-              <w:t>- Chạy thử đơn động có tải từng thiết bị (tải định mức 1000 kg)</w:t>
-            </w:r>
-          </w:p>
-          <w:p>
-            <w:r>
-              <w:rPr>
-                <w:sz w:val="22"/>
-                <w:szCs w:val="22"/>
-              </w:rPr>
-              <w:t>- Thang khách Schindler 3000 (MRL - không phòng máy)</w:t>
-            </w:r>
-          </w:p>
-          <w:p>
-            <w:r>
-              <w:rPr>
-                <w:sz w:val="22"/>
-                <w:szCs w:val="22"/>
-              </w:rPr>
-              <w:t>- Tải trọng: 1000 kg - 13 người</w:t>
-            </w:r>
-          </w:p>
-          <w:p>
-            <w:r>
-              <w:rPr>
-                <w:sz w:val="22"/>
-                <w:szCs w:val="22"/>
-              </w:rPr>
-              <w:t>- Vận tốc: 1,5 m/s</w:t>
-            </w:r>
-          </w:p>
-          <w:p>
-            <w:r>
-              <w:rPr>
-                <w:sz w:val="22"/>
-                <w:szCs w:val="22"/>
-              </w:rPr>
-              <w:t>- Số điểm dừng: 05 (mở cửa trước)</w:t>
-            </w:r>
-          </w:p>
-          <w:p>
-            <w:r>
-              <w:rPr>
-                <w:sz w:val="22"/>
-                <w:szCs w:val="22"/>
-              </w:rPr>
-              <w:t>- Kích thước cabin: 1600x1500x2400 mm</w:t>
-            </w:r>
-          </w:p>
-          <w:p>
-            <w:r>
-              <w:rPr>
-                <w:sz w:val="22"/>
-                <w:szCs w:val="22"/>
-              </w:rPr>
-              <w:t>- Kích thước cửa tầng: 900x2100 mm</w:t>
-            </w:r>
-          </w:p>
-          <w:p>
-            <w:r>
-              <w:rPr>
-                <w:sz w:val="22"/>
-                <w:szCs w:val="22"/>
-              </w:rPr>
-              <w:t>- Hố thang lọt lòng: 4880x2460 mm (hố đôi)</w:t>
-            </w:r>
-          </w:p>
-        </w:tc>
-        <w:tc>
-          <w:tcPr>
-            <w:tcW w:w="570" w:type="dxa"/>
-            <w:tcMar>
-              <w:top w:w="40" w:type="dxa"/>
-              <w:left w:w="70" w:type="dxa"/>
-              <w:bottom w:w="40" w:type="dxa"/>
-              <w:right w:w="70" w:type="dxa"/>
-            </w:tcMar>
-          </w:tcPr>
-          <w:p>
-            <w:pPr>
-              <w:jc w:val="center"/>
-            </w:pPr>
-            <w:r>
-              <w:rPr>
-                <w:sz w:val="22"/>
-                <w:szCs w:val="22"/>
-              </w:rPr>
-              <w:t>Bộ</w:t>
-            </w:r>
-          </w:p>
-        </w:tc>
-        <w:tc>
-          <w:tcPr>
-            <w:tcW w:w="680" w:type="dxa"/>
-            <w:tcMar>
-              <w:top w:w="40" w:type="dxa"/>
-              <w:left w:w="70" w:type="dxa"/>
-              <w:bottom w:w="40" w:type="dxa"/>
-              <w:right w:w="70" w:type="dxa"/>
-            </w:tcMar>
-          </w:tcPr>
-          <w:p>
-            <w:pPr>
-              <w:jc w:val="center"/>
-            </w:pPr>
-            <w:r>
-              <w:rPr>
-                <w:sz w:val="22"/>
-                <w:szCs w:val="22"/>
-              </w:rPr>
-              <w:t>01</w:t>
-            </w:r>
-          </w:p>
-        </w:tc>
-        <w:tc>
-          <w:tcPr>
-            <w:tcW w:w="1050" w:type="dxa"/>
-            <w:tcMar>
-              <w:top w:w="40" w:type="dxa"/>
-              <w:left w:w="70" w:type="dxa"/>
-              <w:bottom w:w="40" w:type="dxa"/>
-              <w:right w:w="70" w:type="dxa"/>
-            </w:tcMar>
-          </w:tcPr>
-          <w:p>
-            <w:pPr>
-              <w:jc w:val="center"/>
-            </w:pPr>
-            <w:r>
-              <w:rPr>
-                <w:sz w:val="22"/>
-                <w:szCs w:val="22"/>
-              </w:rPr>
-              <w:t>Schindler</w:t>
-            </w:r>
-          </w:p>
-        </w:tc>
-        <w:tc>
-          <w:tcPr>
-            <w:tcW w:w="950" w:type="dxa"/>
-            <w:tcMar>
-              <w:top w:w="40" w:type="dxa"/>
-              <w:left w:w="70" w:type="dxa"/>
-              <w:bottom w:w="40" w:type="dxa"/>
-              <w:right w:w="70" w:type="dxa"/>
-            </w:tcMar>
-          </w:tcPr>
-          <w:p>
-            <w:pPr>
-              <w:jc w:val="center"/>
-            </w:pPr>
-            <w:r>
-              <w:rPr>
-                <w:sz w:val="22"/>
-                <w:szCs w:val="22"/>
-              </w:rPr>
-              <w:t>Trung Quốc</w:t>
-            </w:r>
-          </w:p>
-        </w:tc>
-        <w:tc>
-          <w:tcPr>
-            <w:tcW w:w="938" w:type="dxa"/>
-            <w:tcMar>
-              <w:top w:w="40" w:type="dxa"/>
-              <w:left w:w="70" w:type="dxa"/>
-              <w:bottom w:w="40" w:type="dxa"/>
-              <w:right w:w="70" w:type="dxa"/>
-            </w:tcMar>
-          </w:tcPr>
-          <w:p/>
-        </w:tc>
-      </w:tr>
-      <w:tr>
-        <w:tc>
-          <w:tcPr>
-            <w:tcW w:w="480" w:type="dxa"/>
-            <w:tcMar>
-              <w:top w:w="40" w:type="dxa"/>
-              <w:left w:w="70" w:type="dxa"/>
-              <w:bottom w:w="40" w:type="dxa"/>
-              <w:right w:w="70" w:type="dxa"/>
-            </w:tcMar>
-          </w:tcPr>
-          <w:p>
-            <w:pPr>
-              <w:jc w:val="center"/>
-            </w:pPr>
-            <w:r>
-              <w:rPr>
-                <w:sz w:val="22"/>
-                <w:szCs w:val="22"/>
-              </w:rPr>
-              <w:t>2</w:t>
-            </w:r>
-          </w:p>
-        </w:tc>
-        <w:tc>
-          <w:tcPr>
-            <w:tcW w:w="1720" w:type="dxa"/>
-            <w:tcMar>
-              <w:top w:w="40" w:type="dxa"/>
-              <w:left w:w="70" w:type="dxa"/>
-              <w:bottom w:w="40" w:type="dxa"/>
-              <w:right w:w="70" w:type="dxa"/>
-            </w:tcMar>
-          </w:tcPr>
-          <w:p>
-            <w:r>
-              <w:rPr>
-                <w:b/>
-                <w:bCs/>
-                <w:sz w:val="22"/>
-                <w:szCs w:val="22"/>
-              </w:rPr>
-              <w:t>Thang máy {{THANG2}} (Khu phụ trợ)</w:t>
-            </w:r>
-          </w:p>
-        </w:tc>
-        <w:tc>
-          <w:tcPr>
-            <w:tcW w:w="3250" w:type="dxa"/>
-            <w:tcMar>
-              <w:top w:w="40" w:type="dxa"/>
-              <w:left w:w="70" w:type="dxa"/>
-              <w:bottom w:w="40" w:type="dxa"/>
-              <w:right w:w="70" w:type="dxa"/>
-            </w:tcMar>
-          </w:tcPr>
-          <w:p>
-            <w:r>
-              <w:rPr>
-                <w:sz w:val="22"/>
-                <w:szCs w:val="22"/>
-              </w:rPr>
-              <w:t>- Chạy thử đơn động có tải từng thiết bị (tải định mức 1000 kg)</w:t>
-            </w:r>
-          </w:p>
-          <w:p>
-            <w:r>
-              <w:rPr>
-                <w:sz w:val="22"/>
-                <w:szCs w:val="22"/>
-              </w:rPr>
-              <w:t>- Thang khách Schindler 3000 (MRL - không phòng máy)</w:t>
-            </w:r>
-          </w:p>
-          <w:p>
-            <w:r>
-              <w:rPr>
-                <w:sz w:val="22"/>
-                <w:szCs w:val="22"/>
-              </w:rPr>
-              <w:t>- Tải trọng: 1000 kg - 13 người</w:t>
-            </w:r>
-          </w:p>
-          <w:p>
-            <w:r>
-              <w:rPr>
-                <w:sz w:val="22"/>
-                <w:szCs w:val="22"/>
-              </w:rPr>
-              <w:t>- Vận tốc: 1,5 m/s</w:t>
-            </w:r>
-          </w:p>
-          <w:p>
-            <w:r>
-              <w:rPr>
-                <w:sz w:val="22"/>
-                <w:szCs w:val="22"/>
-              </w:rPr>
-              <w:t>- Số điểm dừng: 05 (mở cửa trước)</w:t>
-            </w:r>
-          </w:p>
-          <w:p>
-            <w:r>
-              <w:rPr>
-                <w:sz w:val="22"/>
-                <w:szCs w:val="22"/>
-              </w:rPr>
-              <w:t>- Kích thước cabin: 1600x1500x2400 mm</w:t>
-            </w:r>
-          </w:p>
-          <w:p>
-            <w:r>
-              <w:rPr>
-                <w:sz w:val="22"/>
-                <w:szCs w:val="22"/>
-              </w:rPr>
-              <w:t>- Kích thước cửa tầng: 900x2100 mm</w:t>
-            </w:r>
-          </w:p>
-          <w:p>
-            <w:r>
-              <w:rPr>
-                <w:sz w:val="22"/>
-                <w:szCs w:val="22"/>
-              </w:rPr>
-              <w:t>- Hố thang lọt lòng: 2250x2100 mm</w:t>
-            </w:r>
-          </w:p>
-        </w:tc>
-        <w:tc>
-          <w:tcPr>
-            <w:tcW w:w="570" w:type="dxa"/>
-            <w:tcMar>
-              <w:top w:w="40" w:type="dxa"/>
-              <w:left w:w="70" w:type="dxa"/>
-              <w:bottom w:w="40" w:type="dxa"/>
-              <w:right w:w="70" w:type="dxa"/>
-            </w:tcMar>
-          </w:tcPr>
-          <w:p>
-            <w:pPr>
-              <w:jc w:val="center"/>
-            </w:pPr>
-            <w:r>
-              <w:rPr>
-                <w:sz w:val="22"/>
-                <w:szCs w:val="22"/>
-              </w:rPr>
-              <w:t>Bộ</w:t>
-            </w:r>
-          </w:p>
-        </w:tc>
-        <w:tc>
-          <w:tcPr>
-            <w:tcW w:w="680" w:type="dxa"/>
-            <w:tcMar>
-              <w:top w:w="40" w:type="dxa"/>
-              <w:left w:w="70" w:type="dxa"/>
-              <w:bottom w:w="40" w:type="dxa"/>
-              <w:right w:w="70" w:type="dxa"/>
-            </w:tcMar>
-          </w:tcPr>
-          <w:p>
-            <w:pPr>
-              <w:jc w:val="center"/>
-            </w:pPr>
-            <w:r>
-              <w:rPr>
-                <w:sz w:val="22"/>
-                <w:szCs w:val="22"/>
-              </w:rPr>
-              <w:t>01</w:t>
-            </w:r>
-          </w:p>
-        </w:tc>
-        <w:tc>
-          <w:tcPr>
-            <w:tcW w:w="1050" w:type="dxa"/>
-            <w:tcMar>
-              <w:top w:w="40" w:type="dxa"/>
-              <w:left w:w="70" w:type="dxa"/>
-              <w:bottom w:w="40" w:type="dxa"/>
-              <w:right w:w="70" w:type="dxa"/>
-            </w:tcMar>
-          </w:tcPr>
-          <w:p>
-            <w:pPr>
-              <w:jc w:val="center"/>
-            </w:pPr>
-            <w:r>
-              <w:rPr>
-                <w:sz w:val="22"/>
-                <w:szCs w:val="22"/>
-              </w:rPr>
-              <w:t>Schindler</w:t>
-            </w:r>
-          </w:p>
-        </w:tc>
-        <w:tc>
-          <w:tcPr>
-            <w:tcW w:w="950" w:type="dxa"/>
-            <w:tcMar>
-              <w:top w:w="40" w:type="dxa"/>
-              <w:left w:w="70" w:type="dxa"/>
-              <w:bottom w:w="40" w:type="dxa"/>
-              <w:right w:w="70" w:type="dxa"/>
-            </w:tcMar>
-          </w:tcPr>
-          <w:p>
-            <w:pPr>
-              <w:jc w:val="center"/>
-            </w:pPr>
-            <w:r>
-              <w:rPr>
-                <w:sz w:val="22"/>
-                <w:szCs w:val="22"/>
-              </w:rPr>
-              <w:t>Trung Quốc</w:t>
-            </w:r>
-          </w:p>
-        </w:tc>
-        <w:tc>
-          <w:tcPr>
-            <w:tcW w:w="938" w:type="dxa"/>
-            <w:tcMar>
-              <w:top w:w="40" w:type="dxa"/>
-              <w:left w:w="70" w:type="dxa"/>
-              <w:bottom w:w="40" w:type="dxa"/>
-              <w:right w:w="70" w:type="dxa"/>
-            </w:tcMar>
-          </w:tcPr>
-          <w:p/>
+            <w:tcW w:w="9638" w:type="dxa"/>
+          </w:tcPr>
+          <w:p>
+            <w:r>
+              <w:t>{{BLOCK_TB4}}</w:t>
+            </w:r>
+          </w:p>
         </w:tc>
       </w:tr>
     </w:tbl>
@@ -26218,6 +23696,14 @@
     <w:p>
       <w:pPr>
         <w:spacing w:after="20" w:line="264" w:lineRule="auto"/>
+        <w:sectPr>
+          <w:footerReference w:type="default" r:id="rId23"/>
+          <w:pgSz w:w="11907" w:h="16840"/>
+          <w:pgMar w:top="1134" w:right="851" w:bottom="990" w:left="1418" w:header="708" w:footer="708" w:gutter="0"/>
+          <w:pgNumType w:start="1"/>
+          <w:cols w:space="720"/>
+          <w:docGrid w:linePitch="360"/>
+        </w:sectPr>
       </w:pPr>
       <w:r>
         <w:t>{{BLOCK_KY}}</w:t>
@@ -31946,471 +29432,13 @@
       <w:tr>
         <w:tc>
           <w:tcPr>
-            <w:tcW w:w="480" w:type="dxa"/>
-            <w:tcMar>
-              <w:top w:w="40" w:type="dxa"/>
-              <w:left w:w="70" w:type="dxa"/>
-              <w:bottom w:w="40" w:type="dxa"/>
-              <w:right w:w="70" w:type="dxa"/>
-            </w:tcMar>
-          </w:tcPr>
-          <w:p>
-            <w:pPr>
-              <w:jc w:val="center"/>
-            </w:pPr>
-            <w:r>
-              <w:rPr>
-                <w:sz w:val="22"/>
-                <w:szCs w:val="22"/>
-              </w:rPr>
-              <w:t>1</w:t>
-            </w:r>
-          </w:p>
-        </w:tc>
-        <w:tc>
-          <w:tcPr>
-            <w:tcW w:w="1720" w:type="dxa"/>
-            <w:tcMar>
-              <w:top w:w="40" w:type="dxa"/>
-              <w:left w:w="70" w:type="dxa"/>
-              <w:bottom w:w="40" w:type="dxa"/>
-              <w:right w:w="70" w:type="dxa"/>
-            </w:tcMar>
-          </w:tcPr>
-          <w:p>
-            <w:r>
-              <w:rPr>
-                <w:b/>
-                <w:bCs/>
-                <w:sz w:val="22"/>
-                <w:szCs w:val="22"/>
-              </w:rPr>
-              <w:t>Thang máy {{THANG1}} (Khu Showroom)</w:t>
-            </w:r>
-          </w:p>
-        </w:tc>
-        <w:tc>
-          <w:tcPr>
-            <w:tcW w:w="3250" w:type="dxa"/>
-            <w:tcMar>
-              <w:top w:w="40" w:type="dxa"/>
-              <w:left w:w="70" w:type="dxa"/>
-              <w:bottom w:w="40" w:type="dxa"/>
-              <w:right w:w="70" w:type="dxa"/>
-            </w:tcMar>
-          </w:tcPr>
-          <w:p>
-            <w:r>
-              <w:rPr>
-                <w:sz w:val="22"/>
-                <w:szCs w:val="22"/>
-              </w:rPr>
-              <w:t>- Chạy thử liên động không tải toàn hệ thống</w:t>
-            </w:r>
-          </w:p>
-          <w:p>
-            <w:r>
-              <w:rPr>
-                <w:sz w:val="22"/>
-                <w:szCs w:val="22"/>
-              </w:rPr>
-              <w:t>- Thang khách Schindler 3000 (MRL - không phòng máy)</w:t>
-            </w:r>
-          </w:p>
-          <w:p>
-            <w:r>
-              <w:rPr>
-                <w:sz w:val="22"/>
-                <w:szCs w:val="22"/>
-              </w:rPr>
-              <w:t>- Tải trọng: 1000 kg - 13 người</w:t>
-            </w:r>
-          </w:p>
-          <w:p>
-            <w:r>
-              <w:rPr>
-                <w:sz w:val="22"/>
-                <w:szCs w:val="22"/>
-              </w:rPr>
-              <w:t>- Vận tốc: 1,5 m/s</w:t>
-            </w:r>
-          </w:p>
-          <w:p>
-            <w:r>
-              <w:rPr>
-                <w:sz w:val="22"/>
-                <w:szCs w:val="22"/>
-              </w:rPr>
-              <w:t>- Số điểm dừng: 05 (mở cửa trước)</w:t>
-            </w:r>
-          </w:p>
-          <w:p>
-            <w:r>
-              <w:rPr>
-                <w:sz w:val="22"/>
-                <w:szCs w:val="22"/>
-              </w:rPr>
-              <w:t>- Kích thước cabin: 1600x1500x2400 mm</w:t>
-            </w:r>
-          </w:p>
-          <w:p>
-            <w:r>
-              <w:rPr>
-                <w:sz w:val="22"/>
-                <w:szCs w:val="22"/>
-              </w:rPr>
-              <w:t>- Kích thước cửa tầng: 900x2100 mm</w:t>
-            </w:r>
-          </w:p>
-          <w:p>
-            <w:r>
-              <w:rPr>
-                <w:sz w:val="22"/>
-                <w:szCs w:val="22"/>
-              </w:rPr>
-              <w:t>- Hố thang lọt lòng: 4880x2460 mm (hố đôi)</w:t>
-            </w:r>
-          </w:p>
-        </w:tc>
-        <w:tc>
-          <w:tcPr>
-            <w:tcW w:w="570" w:type="dxa"/>
-            <w:tcMar>
-              <w:top w:w="40" w:type="dxa"/>
-              <w:left w:w="70" w:type="dxa"/>
-              <w:bottom w:w="40" w:type="dxa"/>
-              <w:right w:w="70" w:type="dxa"/>
-            </w:tcMar>
-          </w:tcPr>
-          <w:p>
-            <w:pPr>
-              <w:jc w:val="center"/>
-            </w:pPr>
-            <w:r>
-              <w:rPr>
-                <w:sz w:val="22"/>
-                <w:szCs w:val="22"/>
-              </w:rPr>
-              <w:t>Bộ</w:t>
-            </w:r>
-          </w:p>
-        </w:tc>
-        <w:tc>
-          <w:tcPr>
-            <w:tcW w:w="680" w:type="dxa"/>
-            <w:tcMar>
-              <w:top w:w="40" w:type="dxa"/>
-              <w:left w:w="70" w:type="dxa"/>
-              <w:bottom w:w="40" w:type="dxa"/>
-              <w:right w:w="70" w:type="dxa"/>
-            </w:tcMar>
-          </w:tcPr>
-          <w:p>
-            <w:pPr>
-              <w:jc w:val="center"/>
-            </w:pPr>
-            <w:r>
-              <w:rPr>
-                <w:sz w:val="22"/>
-                <w:szCs w:val="22"/>
-              </w:rPr>
-              <w:t>01</w:t>
-            </w:r>
-          </w:p>
-        </w:tc>
-        <w:tc>
-          <w:tcPr>
-            <w:tcW w:w="1050" w:type="dxa"/>
-            <w:tcMar>
-              <w:top w:w="40" w:type="dxa"/>
-              <w:left w:w="70" w:type="dxa"/>
-              <w:bottom w:w="40" w:type="dxa"/>
-              <w:right w:w="70" w:type="dxa"/>
-            </w:tcMar>
-          </w:tcPr>
-          <w:p>
-            <w:pPr>
-              <w:jc w:val="center"/>
-            </w:pPr>
-            <w:r>
-              <w:rPr>
-                <w:sz w:val="22"/>
-                <w:szCs w:val="22"/>
-              </w:rPr>
-              <w:t>Schindler</w:t>
-            </w:r>
-          </w:p>
-        </w:tc>
-        <w:tc>
-          <w:tcPr>
-            <w:tcW w:w="950" w:type="dxa"/>
-            <w:tcMar>
-              <w:top w:w="40" w:type="dxa"/>
-              <w:left w:w="70" w:type="dxa"/>
-              <w:bottom w:w="40" w:type="dxa"/>
-              <w:right w:w="70" w:type="dxa"/>
-            </w:tcMar>
-          </w:tcPr>
-          <w:p>
-            <w:pPr>
-              <w:jc w:val="center"/>
-            </w:pPr>
-            <w:r>
-              <w:rPr>
-                <w:sz w:val="22"/>
-                <w:szCs w:val="22"/>
-              </w:rPr>
-              <w:t>Trung Quốc</w:t>
-            </w:r>
-          </w:p>
-        </w:tc>
-        <w:tc>
-          <w:tcPr>
-            <w:tcW w:w="938" w:type="dxa"/>
-            <w:tcMar>
-              <w:top w:w="40" w:type="dxa"/>
-              <w:left w:w="70" w:type="dxa"/>
-              <w:bottom w:w="40" w:type="dxa"/>
-              <w:right w:w="70" w:type="dxa"/>
-            </w:tcMar>
-          </w:tcPr>
-          <w:p/>
-        </w:tc>
-      </w:tr>
-      <w:tr>
-        <w:tc>
-          <w:tcPr>
-            <w:tcW w:w="480" w:type="dxa"/>
-            <w:tcMar>
-              <w:top w:w="40" w:type="dxa"/>
-              <w:left w:w="70" w:type="dxa"/>
-              <w:bottom w:w="40" w:type="dxa"/>
-              <w:right w:w="70" w:type="dxa"/>
-            </w:tcMar>
-          </w:tcPr>
-          <w:p>
-            <w:pPr>
-              <w:jc w:val="center"/>
-            </w:pPr>
-            <w:r>
-              <w:rPr>
-                <w:sz w:val="22"/>
-                <w:szCs w:val="22"/>
-              </w:rPr>
-              <w:t>2</w:t>
-            </w:r>
-          </w:p>
-        </w:tc>
-        <w:tc>
-          <w:tcPr>
-            <w:tcW w:w="1720" w:type="dxa"/>
-            <w:tcMar>
-              <w:top w:w="40" w:type="dxa"/>
-              <w:left w:w="70" w:type="dxa"/>
-              <w:bottom w:w="40" w:type="dxa"/>
-              <w:right w:w="70" w:type="dxa"/>
-            </w:tcMar>
-          </w:tcPr>
-          <w:p>
-            <w:r>
-              <w:rPr>
-                <w:b/>
-                <w:bCs/>
-                <w:sz w:val="22"/>
-                <w:szCs w:val="22"/>
-              </w:rPr>
-              <w:t>Thang máy {{THANG2}} (Khu phụ trợ)</w:t>
-            </w:r>
-          </w:p>
-        </w:tc>
-        <w:tc>
-          <w:tcPr>
-            <w:tcW w:w="3250" w:type="dxa"/>
-            <w:tcMar>
-              <w:top w:w="40" w:type="dxa"/>
-              <w:left w:w="70" w:type="dxa"/>
-              <w:bottom w:w="40" w:type="dxa"/>
-              <w:right w:w="70" w:type="dxa"/>
-            </w:tcMar>
-          </w:tcPr>
-          <w:p>
-            <w:r>
-              <w:rPr>
-                <w:sz w:val="22"/>
-                <w:szCs w:val="22"/>
-              </w:rPr>
-              <w:t>- Chạy thử liên động không tải toàn hệ thống</w:t>
-            </w:r>
-          </w:p>
-          <w:p>
-            <w:r>
-              <w:rPr>
-                <w:sz w:val="22"/>
-                <w:szCs w:val="22"/>
-              </w:rPr>
-              <w:t>- Thang khách Schindler 3000 (MRL - không phòng máy)</w:t>
-            </w:r>
-          </w:p>
-          <w:p>
-            <w:r>
-              <w:rPr>
-                <w:sz w:val="22"/>
-                <w:szCs w:val="22"/>
-              </w:rPr>
-              <w:t>- Tải trọng: 1000 kg - 13 người</w:t>
-            </w:r>
-          </w:p>
-          <w:p>
-            <w:r>
-              <w:rPr>
-                <w:sz w:val="22"/>
-                <w:szCs w:val="22"/>
-              </w:rPr>
-              <w:t>- Vận tốc: 1,5 m/s</w:t>
-            </w:r>
-          </w:p>
-          <w:p>
-            <w:r>
-              <w:rPr>
-                <w:sz w:val="22"/>
-                <w:szCs w:val="22"/>
-              </w:rPr>
-              <w:t>- Số điểm dừng: 05 (mở cửa trước)</w:t>
-            </w:r>
-          </w:p>
-          <w:p>
-            <w:r>
-              <w:rPr>
-                <w:sz w:val="22"/>
-                <w:szCs w:val="22"/>
-              </w:rPr>
-              <w:t>- Kích thước cabin: 1600x1500x2400 mm</w:t>
-            </w:r>
-          </w:p>
-          <w:p>
-            <w:r>
-              <w:rPr>
-                <w:sz w:val="22"/>
-                <w:szCs w:val="22"/>
-              </w:rPr>
-              <w:t>- Kích thước cửa tầng: 900x2100 mm</w:t>
-            </w:r>
-          </w:p>
-          <w:p>
-            <w:r>
-              <w:rPr>
-                <w:sz w:val="22"/>
-                <w:szCs w:val="22"/>
-              </w:rPr>
-              <w:lastRenderedPageBreak/>
-              <w:t>- Hố thang lọt lòng: 2250x2100 mm</w:t>
-            </w:r>
-          </w:p>
-        </w:tc>
-        <w:tc>
-          <w:tcPr>
-            <w:tcW w:w="570" w:type="dxa"/>
-            <w:tcMar>
-              <w:top w:w="40" w:type="dxa"/>
-              <w:left w:w="70" w:type="dxa"/>
-              <w:bottom w:w="40" w:type="dxa"/>
-              <w:right w:w="70" w:type="dxa"/>
-            </w:tcMar>
-          </w:tcPr>
-          <w:p>
-            <w:pPr>
-              <w:jc w:val="center"/>
-            </w:pPr>
-            <w:r>
-              <w:rPr>
-                <w:sz w:val="22"/>
-                <w:szCs w:val="22"/>
-              </w:rPr>
-              <w:lastRenderedPageBreak/>
-              <w:t>Bộ</w:t>
-            </w:r>
-          </w:p>
-        </w:tc>
-        <w:tc>
-          <w:tcPr>
-            <w:tcW w:w="680" w:type="dxa"/>
-            <w:tcMar>
-              <w:top w:w="40" w:type="dxa"/>
-              <w:left w:w="70" w:type="dxa"/>
-              <w:bottom w:w="40" w:type="dxa"/>
-              <w:right w:w="70" w:type="dxa"/>
-            </w:tcMar>
-          </w:tcPr>
-          <w:p>
-            <w:pPr>
-              <w:jc w:val="center"/>
-            </w:pPr>
-            <w:r>
-              <w:rPr>
-                <w:sz w:val="22"/>
-                <w:szCs w:val="22"/>
-              </w:rPr>
-              <w:t>01</w:t>
-            </w:r>
-          </w:p>
-        </w:tc>
-        <w:tc>
-          <w:tcPr>
-            <w:tcW w:w="1050" w:type="dxa"/>
-            <w:tcMar>
-              <w:top w:w="40" w:type="dxa"/>
-              <w:left w:w="70" w:type="dxa"/>
-              <w:bottom w:w="40" w:type="dxa"/>
-              <w:right w:w="70" w:type="dxa"/>
-            </w:tcMar>
-          </w:tcPr>
-          <w:p>
-            <w:pPr>
-              <w:jc w:val="center"/>
-            </w:pPr>
-            <w:r>
-              <w:rPr>
-                <w:sz w:val="22"/>
-                <w:szCs w:val="22"/>
-              </w:rPr>
-              <w:t>Schindler</w:t>
-            </w:r>
-          </w:p>
-        </w:tc>
-        <w:tc>
-          <w:tcPr>
-            <w:tcW w:w="950" w:type="dxa"/>
-            <w:tcMar>
-              <w:top w:w="40" w:type="dxa"/>
-              <w:left w:w="70" w:type="dxa"/>
-              <w:bottom w:w="40" w:type="dxa"/>
-              <w:right w:w="70" w:type="dxa"/>
-            </w:tcMar>
-          </w:tcPr>
-          <w:p>
-            <w:pPr>
-              <w:jc w:val="center"/>
-            </w:pPr>
-            <w:r>
-              <w:rPr>
-                <w:sz w:val="22"/>
-                <w:szCs w:val="22"/>
-              </w:rPr>
-              <w:t>Trung Quốc</w:t>
-            </w:r>
-          </w:p>
-        </w:tc>
-        <w:tc>
-          <w:tcPr>
-            <w:tcW w:w="938" w:type="dxa"/>
-            <w:tcMar>
-              <w:top w:w="40" w:type="dxa"/>
-              <w:left w:w="70" w:type="dxa"/>
-              <w:bottom w:w="40" w:type="dxa"/>
-              <w:right w:w="70" w:type="dxa"/>
-            </w:tcMar>
-          </w:tcPr>
-          <w:p/>
+            <w:tcW w:w="9638" w:type="dxa"/>
+          </w:tcPr>
+          <w:p>
+            <w:r>
+              <w:t>{{BLOCK_TB5}}</w:t>
+            </w:r>
+          </w:p>
         </w:tc>
       </w:tr>
     </w:tbl>
@@ -32454,6 +29482,14 @@
     <w:p>
       <w:pPr>
         <w:spacing w:after="20" w:line="264" w:lineRule="auto"/>
+        <w:sectPr>
+          <w:footerReference w:type="default" r:id="rId27"/>
+          <w:pgSz w:w="11907" w:h="16840"/>
+          <w:pgMar w:top="1134" w:right="851" w:bottom="990" w:left="1418" w:header="708" w:footer="708" w:gutter="0"/>
+          <w:pgNumType w:start="1"/>
+          <w:cols w:space="720"/>
+          <w:docGrid w:linePitch="360"/>
+        </w:sectPr>
       </w:pPr>
       <w:r>
         <w:t>{{BLOCK_KY}}</w:t>
@@ -38723,469 +35759,13 @@
       <w:tr>
         <w:tc>
           <w:tcPr>
-            <w:tcW w:w="480" w:type="dxa"/>
-            <w:tcMar>
-              <w:top w:w="40" w:type="dxa"/>
-              <w:left w:w="70" w:type="dxa"/>
-              <w:bottom w:w="40" w:type="dxa"/>
-              <w:right w:w="70" w:type="dxa"/>
-            </w:tcMar>
-          </w:tcPr>
-          <w:p>
-            <w:pPr>
-              <w:jc w:val="center"/>
-            </w:pPr>
-            <w:r>
-              <w:rPr>
-                <w:sz w:val="22"/>
-                <w:szCs w:val="22"/>
-              </w:rPr>
-              <w:t>1</w:t>
-            </w:r>
-          </w:p>
-        </w:tc>
-        <w:tc>
-          <w:tcPr>
-            <w:tcW w:w="1720" w:type="dxa"/>
-            <w:tcMar>
-              <w:top w:w="40" w:type="dxa"/>
-              <w:left w:w="70" w:type="dxa"/>
-              <w:bottom w:w="40" w:type="dxa"/>
-              <w:right w:w="70" w:type="dxa"/>
-            </w:tcMar>
-          </w:tcPr>
-          <w:p>
-            <w:r>
-              <w:rPr>
-                <w:b/>
-                <w:bCs/>
-                <w:sz w:val="22"/>
-                <w:szCs w:val="22"/>
-              </w:rPr>
-              <w:t>Thang máy {{THANG1}} (Khu Showroom)</w:t>
-            </w:r>
-          </w:p>
-        </w:tc>
-        <w:tc>
-          <w:tcPr>
-            <w:tcW w:w="3250" w:type="dxa"/>
-            <w:tcMar>
-              <w:top w:w="40" w:type="dxa"/>
-              <w:left w:w="70" w:type="dxa"/>
-              <w:bottom w:w="40" w:type="dxa"/>
-              <w:right w:w="70" w:type="dxa"/>
-            </w:tcMar>
-          </w:tcPr>
-          <w:p>
-            <w:r>
-              <w:rPr>
-                <w:sz w:val="22"/>
-                <w:szCs w:val="22"/>
-              </w:rPr>
-              <w:t>- Chạy thử liên động có tải toàn hệ thống (tải định mức 1000 kg)</w:t>
-            </w:r>
-          </w:p>
-          <w:p>
-            <w:r>
-              <w:rPr>
-                <w:sz w:val="22"/>
-                <w:szCs w:val="22"/>
-              </w:rPr>
-              <w:t>- Thang khách Schindler 3000 (MRL - không phòng máy)</w:t>
-            </w:r>
-          </w:p>
-          <w:p>
-            <w:r>
-              <w:rPr>
-                <w:sz w:val="22"/>
-                <w:szCs w:val="22"/>
-              </w:rPr>
-              <w:t>- Tải trọng: 1000 kg - 13 người</w:t>
-            </w:r>
-          </w:p>
-          <w:p>
-            <w:r>
-              <w:rPr>
-                <w:sz w:val="22"/>
-                <w:szCs w:val="22"/>
-              </w:rPr>
-              <w:t>- Vận tốc: 1,5 m/s</w:t>
-            </w:r>
-          </w:p>
-          <w:p>
-            <w:r>
-              <w:rPr>
-                <w:sz w:val="22"/>
-                <w:szCs w:val="22"/>
-              </w:rPr>
-              <w:t>- Số điểm dừng: 05 (mở cửa trước)</w:t>
-            </w:r>
-          </w:p>
-          <w:p>
-            <w:r>
-              <w:rPr>
-                <w:sz w:val="22"/>
-                <w:szCs w:val="22"/>
-              </w:rPr>
-              <w:t>- Kích thước cabin: 1600x1500x2400 mm</w:t>
-            </w:r>
-          </w:p>
-          <w:p>
-            <w:r>
-              <w:rPr>
-                <w:sz w:val="22"/>
-                <w:szCs w:val="22"/>
-              </w:rPr>
-              <w:t>- Kích thước cửa tầng: 900x2100 mm</w:t>
-            </w:r>
-          </w:p>
-          <w:p>
-            <w:r>
-              <w:rPr>
-                <w:sz w:val="22"/>
-                <w:szCs w:val="22"/>
-              </w:rPr>
-              <w:t>- Hố thang lọt lòng: 4880x2460 mm (hố đôi)</w:t>
-            </w:r>
-          </w:p>
-        </w:tc>
-        <w:tc>
-          <w:tcPr>
-            <w:tcW w:w="570" w:type="dxa"/>
-            <w:tcMar>
-              <w:top w:w="40" w:type="dxa"/>
-              <w:left w:w="70" w:type="dxa"/>
-              <w:bottom w:w="40" w:type="dxa"/>
-              <w:right w:w="70" w:type="dxa"/>
-            </w:tcMar>
-          </w:tcPr>
-          <w:p>
-            <w:pPr>
-              <w:jc w:val="center"/>
-            </w:pPr>
-            <w:r>
-              <w:rPr>
-                <w:sz w:val="22"/>
-                <w:szCs w:val="22"/>
-              </w:rPr>
-              <w:t>Bộ</w:t>
-            </w:r>
-          </w:p>
-        </w:tc>
-        <w:tc>
-          <w:tcPr>
-            <w:tcW w:w="680" w:type="dxa"/>
-            <w:tcMar>
-              <w:top w:w="40" w:type="dxa"/>
-              <w:left w:w="70" w:type="dxa"/>
-              <w:bottom w:w="40" w:type="dxa"/>
-              <w:right w:w="70" w:type="dxa"/>
-            </w:tcMar>
-          </w:tcPr>
-          <w:p>
-            <w:pPr>
-              <w:jc w:val="center"/>
-            </w:pPr>
-            <w:r>
-              <w:rPr>
-                <w:sz w:val="22"/>
-                <w:szCs w:val="22"/>
-              </w:rPr>
-              <w:t>01</w:t>
-            </w:r>
-          </w:p>
-        </w:tc>
-        <w:tc>
-          <w:tcPr>
-            <w:tcW w:w="1050" w:type="dxa"/>
-            <w:tcMar>
-              <w:top w:w="40" w:type="dxa"/>
-              <w:left w:w="70" w:type="dxa"/>
-              <w:bottom w:w="40" w:type="dxa"/>
-              <w:right w:w="70" w:type="dxa"/>
-            </w:tcMar>
-          </w:tcPr>
-          <w:p>
-            <w:pPr>
-              <w:jc w:val="center"/>
-            </w:pPr>
-            <w:r>
-              <w:rPr>
-                <w:sz w:val="22"/>
-                <w:szCs w:val="22"/>
-              </w:rPr>
-              <w:t>Schindler</w:t>
-            </w:r>
-          </w:p>
-        </w:tc>
-        <w:tc>
-          <w:tcPr>
-            <w:tcW w:w="950" w:type="dxa"/>
-            <w:tcMar>
-              <w:top w:w="40" w:type="dxa"/>
-              <w:left w:w="70" w:type="dxa"/>
-              <w:bottom w:w="40" w:type="dxa"/>
-              <w:right w:w="70" w:type="dxa"/>
-            </w:tcMar>
-          </w:tcPr>
-          <w:p>
-            <w:pPr>
-              <w:jc w:val="center"/>
-            </w:pPr>
-            <w:r>
-              <w:rPr>
-                <w:sz w:val="22"/>
-                <w:szCs w:val="22"/>
-              </w:rPr>
-              <w:t>Trung Quốc</w:t>
-            </w:r>
-          </w:p>
-        </w:tc>
-        <w:tc>
-          <w:tcPr>
-            <w:tcW w:w="938" w:type="dxa"/>
-            <w:tcMar>
-              <w:top w:w="40" w:type="dxa"/>
-              <w:left w:w="70" w:type="dxa"/>
-              <w:bottom w:w="40" w:type="dxa"/>
-              <w:right w:w="70" w:type="dxa"/>
-            </w:tcMar>
-          </w:tcPr>
-          <w:p/>
-        </w:tc>
-      </w:tr>
-      <w:tr>
-        <w:tc>
-          <w:tcPr>
-            <w:tcW w:w="480" w:type="dxa"/>
-            <w:tcMar>
-              <w:top w:w="40" w:type="dxa"/>
-              <w:left w:w="70" w:type="dxa"/>
-              <w:bottom w:w="40" w:type="dxa"/>
-              <w:right w:w="70" w:type="dxa"/>
-            </w:tcMar>
-          </w:tcPr>
-          <w:p>
-            <w:pPr>
-              <w:jc w:val="center"/>
-            </w:pPr>
-            <w:r>
-              <w:rPr>
-                <w:sz w:val="22"/>
-                <w:szCs w:val="22"/>
-              </w:rPr>
-              <w:t>2</w:t>
-            </w:r>
-          </w:p>
-        </w:tc>
-        <w:tc>
-          <w:tcPr>
-            <w:tcW w:w="1720" w:type="dxa"/>
-            <w:tcMar>
-              <w:top w:w="40" w:type="dxa"/>
-              <w:left w:w="70" w:type="dxa"/>
-              <w:bottom w:w="40" w:type="dxa"/>
-              <w:right w:w="70" w:type="dxa"/>
-            </w:tcMar>
-          </w:tcPr>
-          <w:p>
-            <w:r>
-              <w:rPr>
-                <w:b/>
-                <w:bCs/>
-                <w:sz w:val="22"/>
-                <w:szCs w:val="22"/>
-              </w:rPr>
-              <w:t>Thang máy {{THANG2}} (Khu phụ trợ)</w:t>
-            </w:r>
-          </w:p>
-        </w:tc>
-        <w:tc>
-          <w:tcPr>
-            <w:tcW w:w="3250" w:type="dxa"/>
-            <w:tcMar>
-              <w:top w:w="40" w:type="dxa"/>
-              <w:left w:w="70" w:type="dxa"/>
-              <w:bottom w:w="40" w:type="dxa"/>
-              <w:right w:w="70" w:type="dxa"/>
-            </w:tcMar>
-          </w:tcPr>
-          <w:p>
-            <w:r>
-              <w:rPr>
-                <w:sz w:val="22"/>
-                <w:szCs w:val="22"/>
-              </w:rPr>
-              <w:t>- Chạy thử liên động có tải toàn hệ thống (tải định mức 1000 kg)</w:t>
-            </w:r>
-          </w:p>
-          <w:p>
-            <w:r>
-              <w:rPr>
-                <w:sz w:val="22"/>
-                <w:szCs w:val="22"/>
-              </w:rPr>
-              <w:t>- Thang khách Schindler 3000 (MRL - không phòng máy)</w:t>
-            </w:r>
-          </w:p>
-          <w:p>
-            <w:r>
-              <w:rPr>
-                <w:sz w:val="22"/>
-                <w:szCs w:val="22"/>
-              </w:rPr>
-              <w:t>- Tải trọng: 1000 kg - 13 người</w:t>
-            </w:r>
-          </w:p>
-          <w:p>
-            <w:r>
-              <w:rPr>
-                <w:sz w:val="22"/>
-                <w:szCs w:val="22"/>
-              </w:rPr>
-              <w:t>- Vận tốc: 1,5 m/s</w:t>
-            </w:r>
-          </w:p>
-          <w:p>
-            <w:r>
-              <w:rPr>
-                <w:sz w:val="22"/>
-                <w:szCs w:val="22"/>
-              </w:rPr>
-              <w:t>- Số điểm dừng: 05 (mở cửa trước)</w:t>
-            </w:r>
-          </w:p>
-          <w:p>
-            <w:r>
-              <w:rPr>
-                <w:sz w:val="22"/>
-                <w:szCs w:val="22"/>
-              </w:rPr>
-              <w:t>- Kích thước cabin: 1600x1500x2400 mm</w:t>
-            </w:r>
-          </w:p>
-          <w:p>
-            <w:r>
-              <w:rPr>
-                <w:sz w:val="22"/>
-                <w:szCs w:val="22"/>
-              </w:rPr>
-              <w:t>- Kích thước cửa tầng: 900x2100 mm</w:t>
-            </w:r>
-          </w:p>
-          <w:p>
-            <w:r>
-              <w:rPr>
-                <w:sz w:val="22"/>
-                <w:szCs w:val="22"/>
-              </w:rPr>
-              <w:t>- Hố thang lọt lòng: 2250x2100 mm</w:t>
-            </w:r>
-          </w:p>
-        </w:tc>
-        <w:tc>
-          <w:tcPr>
-            <w:tcW w:w="570" w:type="dxa"/>
-            <w:tcMar>
-              <w:top w:w="40" w:type="dxa"/>
-              <w:left w:w="70" w:type="dxa"/>
-              <w:bottom w:w="40" w:type="dxa"/>
-              <w:right w:w="70" w:type="dxa"/>
-            </w:tcMar>
-          </w:tcPr>
-          <w:p>
-            <w:pPr>
-              <w:jc w:val="center"/>
-            </w:pPr>
-            <w:r>
-              <w:rPr>
-                <w:sz w:val="22"/>
-                <w:szCs w:val="22"/>
-              </w:rPr>
-              <w:t>Bộ</w:t>
-            </w:r>
-          </w:p>
-        </w:tc>
-        <w:tc>
-          <w:tcPr>
-            <w:tcW w:w="680" w:type="dxa"/>
-            <w:tcMar>
-              <w:top w:w="40" w:type="dxa"/>
-              <w:left w:w="70" w:type="dxa"/>
-              <w:bottom w:w="40" w:type="dxa"/>
-              <w:right w:w="70" w:type="dxa"/>
-            </w:tcMar>
-          </w:tcPr>
-          <w:p>
-            <w:pPr>
-              <w:jc w:val="center"/>
-            </w:pPr>
-            <w:r>
-              <w:rPr>
-                <w:sz w:val="22"/>
-                <w:szCs w:val="22"/>
-              </w:rPr>
-              <w:t>01</w:t>
-            </w:r>
-          </w:p>
-        </w:tc>
-        <w:tc>
-          <w:tcPr>
-            <w:tcW w:w="1050" w:type="dxa"/>
-            <w:tcMar>
-              <w:top w:w="40" w:type="dxa"/>
-              <w:left w:w="70" w:type="dxa"/>
-              <w:bottom w:w="40" w:type="dxa"/>
-              <w:right w:w="70" w:type="dxa"/>
-            </w:tcMar>
-          </w:tcPr>
-          <w:p>
-            <w:pPr>
-              <w:jc w:val="center"/>
-            </w:pPr>
-            <w:r>
-              <w:rPr>
-                <w:sz w:val="22"/>
-                <w:szCs w:val="22"/>
-              </w:rPr>
-              <w:t>Schindler</w:t>
-            </w:r>
-          </w:p>
-        </w:tc>
-        <w:tc>
-          <w:tcPr>
-            <w:tcW w:w="950" w:type="dxa"/>
-            <w:tcMar>
-              <w:top w:w="40" w:type="dxa"/>
-              <w:left w:w="70" w:type="dxa"/>
-              <w:bottom w:w="40" w:type="dxa"/>
-              <w:right w:w="70" w:type="dxa"/>
-            </w:tcMar>
-          </w:tcPr>
-          <w:p>
-            <w:pPr>
-              <w:jc w:val="center"/>
-            </w:pPr>
-            <w:r>
-              <w:rPr>
-                <w:sz w:val="22"/>
-                <w:szCs w:val="22"/>
-              </w:rPr>
-              <w:t>Trung Quốc</w:t>
-            </w:r>
-          </w:p>
-        </w:tc>
-        <w:tc>
-          <w:tcPr>
-            <w:tcW w:w="938" w:type="dxa"/>
-            <w:tcMar>
-              <w:top w:w="40" w:type="dxa"/>
-              <w:left w:w="70" w:type="dxa"/>
-              <w:bottom w:w="40" w:type="dxa"/>
-              <w:right w:w="70" w:type="dxa"/>
-            </w:tcMar>
-          </w:tcPr>
-          <w:p/>
+            <w:tcW w:w="9638" w:type="dxa"/>
+          </w:tcPr>
+          <w:p>
+            <w:r>
+              <w:t>{{BLOCK_TB6}}</w:t>
+            </w:r>
+          </w:p>
         </w:tc>
       </w:tr>
     </w:tbl>
@@ -39237,6 +35817,14 @@
     <w:p>
       <w:pPr>
         <w:spacing w:after="20" w:line="264" w:lineRule="auto"/>
+        <w:sectPr>
+          <w:footerReference w:type="default" r:id="rId31"/>
+          <w:pgSz w:w="11907" w:h="16840"/>
+          <w:pgMar w:top="1134" w:right="851" w:bottom="990" w:left="1418" w:header="708" w:footer="708" w:gutter="0"/>
+          <w:pgNumType w:start="1"/>
+          <w:cols w:space="720"/>
+          <w:docGrid w:linePitch="360"/>
+        </w:sectPr>
       </w:pPr>
       <w:r>
         <w:t>{{BLOCK_KY}}</w:t>
@@ -45133,471 +41721,13 @@
       <w:tr>
         <w:tc>
           <w:tcPr>
-            <w:tcW w:w="520" w:type="dxa"/>
-            <w:tcMar>
-              <w:top w:w="40" w:type="dxa"/>
-              <w:left w:w="70" w:type="dxa"/>
-              <w:bottom w:w="40" w:type="dxa"/>
-              <w:right w:w="70" w:type="dxa"/>
-            </w:tcMar>
-          </w:tcPr>
-          <w:p>
-            <w:pPr>
-              <w:jc w:val="center"/>
-            </w:pPr>
-            <w:r>
-              <w:rPr>
-                <w:sz w:val="22"/>
-                <w:szCs w:val="22"/>
-              </w:rPr>
-              <w:t>1</w:t>
-            </w:r>
-          </w:p>
-        </w:tc>
-        <w:tc>
-          <w:tcPr>
-            <w:tcW w:w="1714" w:type="dxa"/>
-            <w:tcMar>
-              <w:top w:w="40" w:type="dxa"/>
-              <w:left w:w="70" w:type="dxa"/>
-              <w:bottom w:w="40" w:type="dxa"/>
-              <w:right w:w="70" w:type="dxa"/>
-            </w:tcMar>
-          </w:tcPr>
-          <w:p>
-            <w:r>
-              <w:rPr>
-                <w:b/>
-                <w:bCs/>
-                <w:sz w:val="22"/>
-                <w:szCs w:val="22"/>
-              </w:rPr>
-              <w:t>Thang máy {{THANG1}} (Khu Showroom)</w:t>
-            </w:r>
-          </w:p>
-        </w:tc>
-        <w:tc>
-          <w:tcPr>
-            <w:tcW w:w="3229" w:type="dxa"/>
-            <w:tcMar>
-              <w:top w:w="40" w:type="dxa"/>
-              <w:left w:w="70" w:type="dxa"/>
-              <w:bottom w:w="40" w:type="dxa"/>
-              <w:right w:w="70" w:type="dxa"/>
-            </w:tcMar>
-          </w:tcPr>
-          <w:p>
-            <w:r>
-              <w:rPr>
-                <w:sz w:val="22"/>
-                <w:szCs w:val="22"/>
-              </w:rPr>
-              <w:t>- Cung cấp, lắp đặt, hiệu chỉnh, kiểm định hoàn chỉnh</w:t>
-            </w:r>
-          </w:p>
-          <w:p>
-            <w:r>
-              <w:rPr>
-                <w:sz w:val="22"/>
-                <w:szCs w:val="22"/>
-              </w:rPr>
-              <w:t>- Thang khách Schindler 3000 (MRL - không phòng máy)</w:t>
-            </w:r>
-          </w:p>
-          <w:p>
-            <w:r>
-              <w:rPr>
-                <w:sz w:val="22"/>
-                <w:szCs w:val="22"/>
-              </w:rPr>
-              <w:t>- Tải trọng: 1000 kg - 13 người</w:t>
-            </w:r>
-          </w:p>
-          <w:p>
-            <w:r>
-              <w:rPr>
-                <w:sz w:val="22"/>
-                <w:szCs w:val="22"/>
-              </w:rPr>
-              <w:t>- Vận tốc: 1,5 m/s</w:t>
-            </w:r>
-          </w:p>
-          <w:p>
-            <w:r>
-              <w:rPr>
-                <w:sz w:val="22"/>
-                <w:szCs w:val="22"/>
-              </w:rPr>
-              <w:t>- Số điểm dừng: 05 (mở cửa trước)</w:t>
-            </w:r>
-          </w:p>
-          <w:p>
-            <w:r>
-              <w:rPr>
-                <w:sz w:val="22"/>
-                <w:szCs w:val="22"/>
-              </w:rPr>
-              <w:t>- Kích thước cabin: 1600x1500x2400 mm</w:t>
-            </w:r>
-          </w:p>
-          <w:p>
-            <w:r>
-              <w:rPr>
-                <w:sz w:val="22"/>
-                <w:szCs w:val="22"/>
-              </w:rPr>
-              <w:t>- Kích thước cửa tầng: 900x2100 mm</w:t>
-            </w:r>
-          </w:p>
-          <w:p>
-            <w:r>
-              <w:rPr>
-                <w:sz w:val="22"/>
-                <w:szCs w:val="22"/>
-              </w:rPr>
-              <w:t>- Hố thang lọt lòng: 4880x2460 mm (hố đôi)</w:t>
-            </w:r>
-          </w:p>
-        </w:tc>
-        <w:tc>
-          <w:tcPr>
-            <w:tcW w:w="569" w:type="dxa"/>
-            <w:tcMar>
-              <w:top w:w="40" w:type="dxa"/>
-              <w:left w:w="70" w:type="dxa"/>
-              <w:bottom w:w="40" w:type="dxa"/>
-              <w:right w:w="70" w:type="dxa"/>
-            </w:tcMar>
-          </w:tcPr>
-          <w:p>
-            <w:pPr>
-              <w:jc w:val="center"/>
-            </w:pPr>
-            <w:r>
-              <w:rPr>
-                <w:sz w:val="22"/>
-                <w:szCs w:val="22"/>
-              </w:rPr>
-              <w:t>Bộ</w:t>
-            </w:r>
-          </w:p>
-        </w:tc>
-        <w:tc>
-          <w:tcPr>
-            <w:tcW w:w="679" w:type="dxa"/>
-            <w:tcMar>
-              <w:top w:w="40" w:type="dxa"/>
-              <w:left w:w="70" w:type="dxa"/>
-              <w:bottom w:w="40" w:type="dxa"/>
-              <w:right w:w="70" w:type="dxa"/>
-            </w:tcMar>
-          </w:tcPr>
-          <w:p>
-            <w:pPr>
-              <w:jc w:val="center"/>
-            </w:pPr>
-            <w:r>
-              <w:rPr>
-                <w:sz w:val="22"/>
-                <w:szCs w:val="22"/>
-              </w:rPr>
-              <w:t>01</w:t>
-            </w:r>
-          </w:p>
-        </w:tc>
-        <w:tc>
-          <w:tcPr>
-            <w:tcW w:w="1049" w:type="dxa"/>
-            <w:tcMar>
-              <w:top w:w="40" w:type="dxa"/>
-              <w:left w:w="70" w:type="dxa"/>
-              <w:bottom w:w="40" w:type="dxa"/>
-              <w:right w:w="70" w:type="dxa"/>
-            </w:tcMar>
-          </w:tcPr>
-          <w:p>
-            <w:pPr>
-              <w:jc w:val="center"/>
-            </w:pPr>
-            <w:r>
-              <w:rPr>
-                <w:sz w:val="22"/>
-                <w:szCs w:val="22"/>
-              </w:rPr>
-              <w:t>Schindler</w:t>
-            </w:r>
-          </w:p>
-        </w:tc>
-        <w:tc>
-          <w:tcPr>
-            <w:tcW w:w="946" w:type="dxa"/>
-            <w:tcMar>
-              <w:top w:w="40" w:type="dxa"/>
-              <w:left w:w="70" w:type="dxa"/>
-              <w:bottom w:w="40" w:type="dxa"/>
-              <w:right w:w="70" w:type="dxa"/>
-            </w:tcMar>
-          </w:tcPr>
-          <w:p>
-            <w:pPr>
-              <w:jc w:val="center"/>
-            </w:pPr>
-            <w:r>
-              <w:rPr>
-                <w:sz w:val="22"/>
-                <w:szCs w:val="22"/>
-              </w:rPr>
-              <w:t>Trung Quốc</w:t>
-            </w:r>
-          </w:p>
-        </w:tc>
-        <w:tc>
-          <w:tcPr>
-            <w:tcW w:w="932" w:type="dxa"/>
-            <w:tcMar>
-              <w:top w:w="40" w:type="dxa"/>
-              <w:left w:w="70" w:type="dxa"/>
-              <w:bottom w:w="40" w:type="dxa"/>
-              <w:right w:w="70" w:type="dxa"/>
-            </w:tcMar>
-          </w:tcPr>
-          <w:p/>
-        </w:tc>
-      </w:tr>
-      <w:tr>
-        <w:tc>
-          <w:tcPr>
-            <w:tcW w:w="520" w:type="dxa"/>
-            <w:tcMar>
-              <w:top w:w="40" w:type="dxa"/>
-              <w:left w:w="70" w:type="dxa"/>
-              <w:bottom w:w="40" w:type="dxa"/>
-              <w:right w:w="70" w:type="dxa"/>
-            </w:tcMar>
-          </w:tcPr>
-          <w:p>
-            <w:pPr>
-              <w:jc w:val="center"/>
-            </w:pPr>
-            <w:r>
-              <w:rPr>
-                <w:sz w:val="22"/>
-                <w:szCs w:val="22"/>
-              </w:rPr>
-              <w:t>2</w:t>
-            </w:r>
-          </w:p>
-        </w:tc>
-        <w:tc>
-          <w:tcPr>
-            <w:tcW w:w="1714" w:type="dxa"/>
-            <w:tcMar>
-              <w:top w:w="40" w:type="dxa"/>
-              <w:left w:w="70" w:type="dxa"/>
-              <w:bottom w:w="40" w:type="dxa"/>
-              <w:right w:w="70" w:type="dxa"/>
-            </w:tcMar>
-          </w:tcPr>
-          <w:p>
-            <w:r>
-              <w:rPr>
-                <w:b/>
-                <w:bCs/>
-                <w:sz w:val="22"/>
-                <w:szCs w:val="22"/>
-              </w:rPr>
-              <w:t>Thang máy {{THANG2}} (Khu phụ trợ)</w:t>
-            </w:r>
-          </w:p>
-        </w:tc>
-        <w:tc>
-          <w:tcPr>
-            <w:tcW w:w="3229" w:type="dxa"/>
-            <w:tcMar>
-              <w:top w:w="40" w:type="dxa"/>
-              <w:left w:w="70" w:type="dxa"/>
-              <w:bottom w:w="40" w:type="dxa"/>
-              <w:right w:w="70" w:type="dxa"/>
-            </w:tcMar>
-          </w:tcPr>
-          <w:p>
-            <w:r>
-              <w:rPr>
-                <w:sz w:val="22"/>
-                <w:szCs w:val="22"/>
-              </w:rPr>
-              <w:t>- Cung cấp, lắp đặt, hiệu chỉnh, kiểm định hoàn chỉnh</w:t>
-            </w:r>
-          </w:p>
-          <w:p>
-            <w:r>
-              <w:rPr>
-                <w:sz w:val="22"/>
-                <w:szCs w:val="22"/>
-              </w:rPr>
-              <w:t>- Thang khách Schindler 3000 (MRL - không phòng máy)</w:t>
-            </w:r>
-          </w:p>
-          <w:p>
-            <w:r>
-              <w:rPr>
-                <w:sz w:val="22"/>
-                <w:szCs w:val="22"/>
-              </w:rPr>
-              <w:t>- Tải trọng: 1000 kg - 13 người</w:t>
-            </w:r>
-          </w:p>
-          <w:p>
-            <w:r>
-              <w:rPr>
-                <w:sz w:val="22"/>
-                <w:szCs w:val="22"/>
-              </w:rPr>
-              <w:t>- Vận tốc: 1,5 m/s</w:t>
-            </w:r>
-          </w:p>
-          <w:p>
-            <w:r>
-              <w:rPr>
-                <w:sz w:val="22"/>
-                <w:szCs w:val="22"/>
-              </w:rPr>
-              <w:t>- Số điểm dừng: 05 (mở cửa trước)</w:t>
-            </w:r>
-          </w:p>
-          <w:p>
-            <w:r>
-              <w:rPr>
-                <w:sz w:val="22"/>
-                <w:szCs w:val="22"/>
-              </w:rPr>
-              <w:t>- Kích thước cabin: 1600x1500x2400 mm</w:t>
-            </w:r>
-          </w:p>
-          <w:p>
-            <w:r>
-              <w:rPr>
-                <w:sz w:val="22"/>
-                <w:szCs w:val="22"/>
-              </w:rPr>
-              <w:t>- Kích thước cửa tầng: 900x2100 mm</w:t>
-            </w:r>
-          </w:p>
-          <w:p>
-            <w:r>
-              <w:rPr>
-                <w:sz w:val="22"/>
-                <w:szCs w:val="22"/>
-              </w:rPr>
-              <w:lastRenderedPageBreak/>
-              <w:t>- Hố thang lọt lòng: 2250x2100 mm</w:t>
-            </w:r>
-          </w:p>
-        </w:tc>
-        <w:tc>
-          <w:tcPr>
-            <w:tcW w:w="569" w:type="dxa"/>
-            <w:tcMar>
-              <w:top w:w="40" w:type="dxa"/>
-              <w:left w:w="70" w:type="dxa"/>
-              <w:bottom w:w="40" w:type="dxa"/>
-              <w:right w:w="70" w:type="dxa"/>
-            </w:tcMar>
-          </w:tcPr>
-          <w:p>
-            <w:pPr>
-              <w:jc w:val="center"/>
-            </w:pPr>
-            <w:r>
-              <w:rPr>
-                <w:sz w:val="22"/>
-                <w:szCs w:val="22"/>
-              </w:rPr>
-              <w:lastRenderedPageBreak/>
-              <w:t>Bộ</w:t>
-            </w:r>
-          </w:p>
-        </w:tc>
-        <w:tc>
-          <w:tcPr>
-            <w:tcW w:w="679" w:type="dxa"/>
-            <w:tcMar>
-              <w:top w:w="40" w:type="dxa"/>
-              <w:left w:w="70" w:type="dxa"/>
-              <w:bottom w:w="40" w:type="dxa"/>
-              <w:right w:w="70" w:type="dxa"/>
-            </w:tcMar>
-          </w:tcPr>
-          <w:p>
-            <w:pPr>
-              <w:jc w:val="center"/>
-            </w:pPr>
-            <w:r>
-              <w:rPr>
-                <w:sz w:val="22"/>
-                <w:szCs w:val="22"/>
-              </w:rPr>
-              <w:t>01</w:t>
-            </w:r>
-          </w:p>
-        </w:tc>
-        <w:tc>
-          <w:tcPr>
-            <w:tcW w:w="1049" w:type="dxa"/>
-            <w:tcMar>
-              <w:top w:w="40" w:type="dxa"/>
-              <w:left w:w="70" w:type="dxa"/>
-              <w:bottom w:w="40" w:type="dxa"/>
-              <w:right w:w="70" w:type="dxa"/>
-            </w:tcMar>
-          </w:tcPr>
-          <w:p>
-            <w:pPr>
-              <w:jc w:val="center"/>
-            </w:pPr>
-            <w:r>
-              <w:rPr>
-                <w:sz w:val="22"/>
-                <w:szCs w:val="22"/>
-              </w:rPr>
-              <w:t>Schindler</w:t>
-            </w:r>
-          </w:p>
-        </w:tc>
-        <w:tc>
-          <w:tcPr>
-            <w:tcW w:w="946" w:type="dxa"/>
-            <w:tcMar>
-              <w:top w:w="40" w:type="dxa"/>
-              <w:left w:w="70" w:type="dxa"/>
-              <w:bottom w:w="40" w:type="dxa"/>
-              <w:right w:w="70" w:type="dxa"/>
-            </w:tcMar>
-          </w:tcPr>
-          <w:p>
-            <w:pPr>
-              <w:jc w:val="center"/>
-            </w:pPr>
-            <w:r>
-              <w:rPr>
-                <w:sz w:val="22"/>
-                <w:szCs w:val="22"/>
-              </w:rPr>
-              <w:t>Trung Quốc</w:t>
-            </w:r>
-          </w:p>
-        </w:tc>
-        <w:tc>
-          <w:tcPr>
-            <w:tcW w:w="932" w:type="dxa"/>
-            <w:tcMar>
-              <w:top w:w="40" w:type="dxa"/>
-              <w:left w:w="70" w:type="dxa"/>
-              <w:bottom w:w="40" w:type="dxa"/>
-              <w:right w:w="70" w:type="dxa"/>
-            </w:tcMar>
-          </w:tcPr>
-          <w:p/>
+            <w:tcW w:w="9638" w:type="dxa"/>
+          </w:tcPr>
+          <w:p>
+            <w:r>
+              <w:t>{{BLOCK_TB7}}</w:t>
+            </w:r>
+          </w:p>
         </w:tc>
       </w:tr>
     </w:tbl>
@@ -45652,6 +41782,14 @@
     <w:p>
       <w:pPr>
         <w:spacing w:after="20" w:line="264" w:lineRule="auto"/>
+        <w:sectPr>
+          <w:footerReference w:type="default" r:id="rId35"/>
+          <w:pgSz w:w="11907" w:h="16840"/>
+          <w:pgMar w:top="1134" w:right="851" w:bottom="990" w:left="1418" w:header="708" w:footer="708" w:gutter="0"/>
+          <w:pgNumType w:start="1"/>
+          <w:cols w:space="720"/>
+          <w:docGrid w:linePitch="360"/>
+        </w:sectPr>
       </w:pPr>
       <w:r>
         <w:t>{{BLOCK_KY}}</w:t>

--- a/hoso_chatluong_template.docx
+++ b/hoso_chatluong_template.docx
@@ -46237,7 +46237,7 @@
       <w:jc w:val="right"/>
     </w:pPr>
     <w:r>
-      <w:t xml:space="preserve">Biên bản kiểm tra số SCH/BBKT/LĐT/01  –  Trang </w:t>
+      <w:t xml:space="preserve">Biên bản kiểm tra số {{MA_HS}}/BBKT/LĐT/{{DOT}}  –  Trang </w:t>
     </w:r>
     <w:r>
       <w:fldChar w:fldCharType="begin"/>
@@ -46295,7 +46295,7 @@
       <w:jc w:val="right"/>
     </w:pPr>
     <w:r>
-      <w:t xml:space="preserve">Phiếu đề nghị nghiệm thu số SCH/YCNT/CTĐĐ-KT/01  –  Trang </w:t>
+      <w:t xml:space="preserve">Phiếu đề nghị nghiệm thu số {{MA_HS}}/YCNT/CTĐĐ-KT/{{DOT}}  –  Trang </w:t>
     </w:r>
     <w:r>
       <w:fldChar w:fldCharType="begin"/>
@@ -46347,7 +46347,7 @@
       <w:jc w:val="right"/>
     </w:pPr>
     <w:r>
-      <w:t xml:space="preserve">Biên bản nghiệm thu số SCH/BBNT/CTĐĐ-KT/01  –  Trang </w:t>
+      <w:t xml:space="preserve">Biên bản nghiệm thu số {{MA_HS}}/BBNT/CTĐĐ-KT/{{DOT}}  –  Trang </w:t>
     </w:r>
     <w:r>
       <w:fldChar w:fldCharType="begin"/>
@@ -46399,7 +46399,7 @@
       <w:jc w:val="right"/>
     </w:pPr>
     <w:r>
-      <w:t xml:space="preserve">Biên bản kiểm tra số SCH/BBKT/CTĐĐ-KT/01  –  Trang </w:t>
+      <w:t xml:space="preserve">Biên bản kiểm tra số {{MA_HS}}/BBKT/CTĐĐ-KT/{{DOT}}  –  Trang </w:t>
     </w:r>
     <w:r>
       <w:fldChar w:fldCharType="begin"/>
@@ -46457,7 +46457,7 @@
       <w:jc w:val="right"/>
     </w:pPr>
     <w:r>
-      <w:t xml:space="preserve">Phiếu đề nghị nghiệm thu số SCH/YCNT/CTĐĐ-CT/01  –  Trang </w:t>
+      <w:t xml:space="preserve">Phiếu đề nghị nghiệm thu số {{MA_HS}}/YCNT/CTĐĐ-CT/{{DOT}}  –  Trang </w:t>
     </w:r>
     <w:r>
       <w:fldChar w:fldCharType="begin"/>
@@ -46509,7 +46509,7 @@
       <w:jc w:val="right"/>
     </w:pPr>
     <w:r>
-      <w:t xml:space="preserve">Biên bản nghiệm thu số SCH/BBNT/CTĐĐ-CT/01  –  Trang </w:t>
+      <w:t xml:space="preserve">Biên bản nghiệm thu số {{MA_HS}}/BBNT/CTĐĐ-CT/{{DOT}}  –  Trang </w:t>
     </w:r>
     <w:r>
       <w:fldChar w:fldCharType="begin"/>
@@ -46561,7 +46561,7 @@
       <w:jc w:val="right"/>
     </w:pPr>
     <w:r>
-      <w:t xml:space="preserve">Biên bản kiểm tra số SCH/BBKT/CTĐĐ-CT/01  –  Trang </w:t>
+      <w:t xml:space="preserve">Biên bản kiểm tra số {{MA_HS}}/BBKT/CTĐĐ-CT/{{DOT}}  –  Trang </w:t>
     </w:r>
     <w:r>
       <w:fldChar w:fldCharType="begin"/>
@@ -46671,7 +46671,7 @@
       <w:jc w:val="right"/>
     </w:pPr>
     <w:r>
-      <w:t xml:space="preserve">Phiếu đề nghị nghiệm thu số SCH/YCNT/CTLĐ-KT/01  –  Trang </w:t>
+      <w:t xml:space="preserve">Phiếu đề nghị nghiệm thu số {{MA_HS}}/YCNT/CTLĐ-KT/{{DOT}}  –  Trang </w:t>
     </w:r>
     <w:r>
       <w:fldChar w:fldCharType="begin"/>
@@ -46723,7 +46723,7 @@
       <w:jc w:val="right"/>
     </w:pPr>
     <w:r>
-      <w:t xml:space="preserve">Biên bản nghiệm thu số SCH/BBNT/CTLĐ-KT/01  –  Trang </w:t>
+      <w:t xml:space="preserve">Biên bản nghiệm thu số {{MA_HS}}/BBNT/CTLĐ-KT/{{DOT}}  –  Trang </w:t>
     </w:r>
     <w:r>
       <w:fldChar w:fldCharType="begin"/>
@@ -46775,7 +46775,7 @@
       <w:jc w:val="right"/>
     </w:pPr>
     <w:r>
-      <w:t xml:space="preserve">Biên bản kiểm tra số SCH/BBKT/CTLĐ-KT/01  –  Trang </w:t>
+      <w:t xml:space="preserve">Biên bản kiểm tra số {{MA_HS}}/BBKT/CTLĐ-KT/{{DOT}}  –  Trang </w:t>
     </w:r>
     <w:r>
       <w:fldChar w:fldCharType="begin"/>
@@ -46833,7 +46833,7 @@
       <w:jc w:val="right"/>
     </w:pPr>
     <w:r>
-      <w:t xml:space="preserve">Phiếu đề nghị nghiệm thu số SCH/YCNT/CTLĐ-CT/01  –  Trang </w:t>
+      <w:t xml:space="preserve">Phiếu đề nghị nghiệm thu số {{MA_HS}}/YCNT/CTLĐ-CT/{{DOT}}  –  Trang </w:t>
     </w:r>
     <w:r>
       <w:fldChar w:fldCharType="begin"/>
@@ -46885,7 +46885,7 @@
       <w:jc w:val="right"/>
     </w:pPr>
     <w:r>
-      <w:t xml:space="preserve">Biên bản nghiệm thu số SCH/BBNT/CTLĐ-CT/01  –  Trang </w:t>
+      <w:t xml:space="preserve">Biên bản nghiệm thu số {{MA_HS}}/BBNT/CTLĐ-CT/{{DOT}}  –  Trang </w:t>
     </w:r>
     <w:r>
       <w:fldChar w:fldCharType="begin"/>
@@ -46937,7 +46937,7 @@
       <w:jc w:val="right"/>
     </w:pPr>
     <w:r>
-      <w:t xml:space="preserve">Biên bản kiểm tra số SCH/BBKT/CTLĐ-CT/01  –  Trang </w:t>
+      <w:t xml:space="preserve">Biên bản kiểm tra số {{MA_HS}}/BBKT/CTLĐ-CT/{{DOT}}  –  Trang </w:t>
     </w:r>
     <w:r>
       <w:fldChar w:fldCharType="begin"/>
@@ -46995,7 +46995,7 @@
       <w:jc w:val="right"/>
     </w:pPr>
     <w:r>
-      <w:t xml:space="preserve">Phiếu đề nghị nghiệm thu số SCH/YCNT/HTHM/01  –  Trang </w:t>
+      <w:t xml:space="preserve">Phiếu đề nghị nghiệm thu số {{MA_HS}}/YCNT/HTHM/{{DOT}}  –  Trang </w:t>
     </w:r>
     <w:r>
       <w:fldChar w:fldCharType="begin"/>
@@ -47047,7 +47047,7 @@
       <w:jc w:val="right"/>
     </w:pPr>
     <w:r>
-      <w:t xml:space="preserve">Biên bản nghiệm thu số SCH/BBNT/HTHM/01  –  Trang </w:t>
+      <w:t xml:space="preserve">Biên bản nghiệm thu số {{MA_HS}}/BBNT/HTHM/{{DOT}}  –  Trang </w:t>
     </w:r>
     <w:r>
       <w:fldChar w:fldCharType="begin"/>
@@ -47105,7 +47105,7 @@
       <w:jc w:val="right"/>
     </w:pPr>
     <w:r>
-      <w:t xml:space="preserve">Biên bản kiểm tra số SCH/BBKT/HTHM/01  –  Trang </w:t>
+      <w:t xml:space="preserve">Biên bản kiểm tra số {{MA_HS}}/BBKT/HTHM/{{DOT}}  –  Trang </w:t>
     </w:r>
     <w:r>
       <w:fldChar w:fldCharType="begin"/>
@@ -47169,7 +47169,7 @@
       <w:jc w:val="right"/>
     </w:pPr>
     <w:r>
-      <w:t xml:space="preserve">Phiếu đề nghị nghiệm thu số SCH/YCNT/VLĐV/01  –  Trang </w:t>
+      <w:t xml:space="preserve">Phiếu đề nghị nghiệm thu số {{MA_HS}}/YCNT/VLĐV/{{DOT}}  –  Trang </w:t>
     </w:r>
     <w:r>
       <w:fldChar w:fldCharType="begin"/>
@@ -47221,7 +47221,7 @@
       <w:jc w:val="right"/>
     </w:pPr>
     <w:r>
-      <w:t xml:space="preserve">Biên bản nghiệm thu số SCH/BBNT/VLĐV/01  –  Trang </w:t>
+      <w:t xml:space="preserve">Biên bản nghiệm thu số {{MA_HS}}/BBNT/VLĐV/{{DOT}}  –  Trang </w:t>
     </w:r>
     <w:r>
       <w:fldChar w:fldCharType="begin"/>
@@ -47273,7 +47273,7 @@
       <w:jc w:val="right"/>
     </w:pPr>
     <w:r>
-      <w:t xml:space="preserve">Biên bản kiểm tra số SCH/BBKT/VLĐV/01  –  Trang </w:t>
+      <w:t xml:space="preserve">Biên bản kiểm tra số {{MA_HS}}/BBKT/VLĐV/{{DOT}}  –  Trang </w:t>
     </w:r>
     <w:r>
       <w:fldChar w:fldCharType="begin"/>
@@ -47331,7 +47331,7 @@
       <w:jc w:val="right"/>
     </w:pPr>
     <w:r>
-      <w:t xml:space="preserve">Phiếu đề nghị nghiệm thu số SCH/YCNT/LĐT/01  –  Trang </w:t>
+      <w:t xml:space="preserve">Phiếu đề nghị nghiệm thu số {{MA_HS}}/YCNT/LĐT/{{DOT}}  –  Trang </w:t>
     </w:r>
     <w:r>
       <w:fldChar w:fldCharType="begin"/>
@@ -47383,7 +47383,7 @@
       <w:jc w:val="right"/>
     </w:pPr>
     <w:r>
-      <w:t xml:space="preserve">Biên bản nghiệm thu số SCH/BBNT/LĐT/01  –  Trang </w:t>
+      <w:t xml:space="preserve">Biên bản nghiệm thu số {{MA_HS}}/BBNT/LĐT/{{DOT}}  –  Trang </w:t>
     </w:r>
     <w:r>
       <w:fldChar w:fldCharType="begin"/>

--- a/hoso_chatluong_template.docx
+++ b/hoso_chatluong_template.docx
@@ -46240,7 +46240,7 @@
       <w:t xml:space="preserve">Biên bản kiểm tra số {{MA_HS}}/BBKT/LĐT/{{DOT}}  –  Trang </w:t>
     </w:r>
     <w:r>
-      <w:fldChar w:fldCharType="begin"/>
+      <w:fldChar w:fldCharType="begin" w:dirty="true"/>
     </w:r>
     <w:r>
       <w:instrText>PAGE</w:instrText>
@@ -46261,7 +46261,7 @@
       <w:t>/</w:t>
     </w:r>
     <w:r>
-      <w:fldChar w:fldCharType="begin"/>
+      <w:fldChar w:fldCharType="begin" w:dirty="true"/>
     </w:r>
     <w:r>
       <w:instrText>SECTIONPAGES</w:instrText>
@@ -46298,7 +46298,7 @@
       <w:t xml:space="preserve">Phiếu đề nghị nghiệm thu số {{MA_HS}}/YCNT/CTĐĐ-KT/{{DOT}}  –  Trang </w:t>
     </w:r>
     <w:r>
-      <w:fldChar w:fldCharType="begin"/>
+      <w:fldChar w:fldCharType="begin" w:dirty="true"/>
     </w:r>
     <w:r>
       <w:instrText>PAGE</w:instrText>
@@ -46319,7 +46319,7 @@
       <w:t>/</w:t>
     </w:r>
     <w:r>
-      <w:fldChar w:fldCharType="begin"/>
+      <w:fldChar w:fldCharType="begin" w:dirty="true"/>
     </w:r>
     <w:r>
       <w:instrText>SECTIONPAGES</w:instrText>
@@ -46350,7 +46350,7 @@
       <w:t xml:space="preserve">Biên bản nghiệm thu số {{MA_HS}}/BBNT/CTĐĐ-KT/{{DOT}}  –  Trang </w:t>
     </w:r>
     <w:r>
-      <w:fldChar w:fldCharType="begin"/>
+      <w:fldChar w:fldCharType="begin" w:dirty="true"/>
     </w:r>
     <w:r>
       <w:instrText>PAGE</w:instrText>
@@ -46371,7 +46371,7 @@
       <w:t>/</w:t>
     </w:r>
     <w:r>
-      <w:fldChar w:fldCharType="begin"/>
+      <w:fldChar w:fldCharType="begin" w:dirty="true"/>
     </w:r>
     <w:r>
       <w:instrText>SECTIONPAGES</w:instrText>
@@ -46402,7 +46402,7 @@
       <w:t xml:space="preserve">Biên bản kiểm tra số {{MA_HS}}/BBKT/CTĐĐ-KT/{{DOT}}  –  Trang </w:t>
     </w:r>
     <w:r>
-      <w:fldChar w:fldCharType="begin"/>
+      <w:fldChar w:fldCharType="begin" w:dirty="true"/>
     </w:r>
     <w:r>
       <w:instrText>PAGE</w:instrText>
@@ -46423,7 +46423,7 @@
       <w:t>/</w:t>
     </w:r>
     <w:r>
-      <w:fldChar w:fldCharType="begin"/>
+      <w:fldChar w:fldCharType="begin" w:dirty="true"/>
     </w:r>
     <w:r>
       <w:instrText>SECTIONPAGES</w:instrText>
@@ -46460,7 +46460,7 @@
       <w:t xml:space="preserve">Phiếu đề nghị nghiệm thu số {{MA_HS}}/YCNT/CTĐĐ-CT/{{DOT}}  –  Trang </w:t>
     </w:r>
     <w:r>
-      <w:fldChar w:fldCharType="begin"/>
+      <w:fldChar w:fldCharType="begin" w:dirty="true"/>
     </w:r>
     <w:r>
       <w:instrText>PAGE</w:instrText>
@@ -46481,7 +46481,7 @@
       <w:t>/</w:t>
     </w:r>
     <w:r>
-      <w:fldChar w:fldCharType="begin"/>
+      <w:fldChar w:fldCharType="begin" w:dirty="true"/>
     </w:r>
     <w:r>
       <w:instrText>SECTIONPAGES</w:instrText>
@@ -46512,7 +46512,7 @@
       <w:t xml:space="preserve">Biên bản nghiệm thu số {{MA_HS}}/BBNT/CTĐĐ-CT/{{DOT}}  –  Trang </w:t>
     </w:r>
     <w:r>
-      <w:fldChar w:fldCharType="begin"/>
+      <w:fldChar w:fldCharType="begin" w:dirty="true"/>
     </w:r>
     <w:r>
       <w:instrText>PAGE</w:instrText>
@@ -46533,7 +46533,7 @@
       <w:t>/</w:t>
     </w:r>
     <w:r>
-      <w:fldChar w:fldCharType="begin"/>
+      <w:fldChar w:fldCharType="begin" w:dirty="true"/>
     </w:r>
     <w:r>
       <w:instrText>SECTIONPAGES</w:instrText>
@@ -46564,7 +46564,7 @@
       <w:t xml:space="preserve">Biên bản kiểm tra số {{MA_HS}}/BBKT/CTĐĐ-CT/{{DOT}}  –  Trang </w:t>
     </w:r>
     <w:r>
-      <w:fldChar w:fldCharType="begin"/>
+      <w:fldChar w:fldCharType="begin" w:dirty="true"/>
     </w:r>
     <w:r>
       <w:instrText>PAGE</w:instrText>
@@ -46585,7 +46585,7 @@
       <w:t>/</w:t>
     </w:r>
     <w:r>
-      <w:fldChar w:fldCharType="begin"/>
+      <w:fldChar w:fldCharType="begin" w:dirty="true"/>
     </w:r>
     <w:r>
       <w:instrText>SECTIONPAGES</w:instrText>
@@ -46622,7 +46622,7 @@
       <w:t xml:space="preserve">Căn cứ và danh mục hồ sơ  –  Trang </w:t>
     </w:r>
     <w:r>
-      <w:fldChar w:fldCharType="begin"/>
+      <w:fldChar w:fldCharType="begin" w:dirty="true"/>
     </w:r>
     <w:r>
       <w:instrText>PAGE</w:instrText>
@@ -46643,7 +46643,7 @@
       <w:t>/</w:t>
     </w:r>
     <w:r>
-      <w:fldChar w:fldCharType="begin"/>
+      <w:fldChar w:fldCharType="begin" w:dirty="true"/>
     </w:r>
     <w:r>
       <w:instrText>SECTIONPAGES</w:instrText>
@@ -46674,7 +46674,7 @@
       <w:t xml:space="preserve">Phiếu đề nghị nghiệm thu số {{MA_HS}}/YCNT/CTLĐ-KT/{{DOT}}  –  Trang </w:t>
     </w:r>
     <w:r>
-      <w:fldChar w:fldCharType="begin"/>
+      <w:fldChar w:fldCharType="begin" w:dirty="true"/>
     </w:r>
     <w:r>
       <w:instrText>PAGE</w:instrText>
@@ -46695,7 +46695,7 @@
       <w:t>/</w:t>
     </w:r>
     <w:r>
-      <w:fldChar w:fldCharType="begin"/>
+      <w:fldChar w:fldCharType="begin" w:dirty="true"/>
     </w:r>
     <w:r>
       <w:instrText>SECTIONPAGES</w:instrText>
@@ -46726,7 +46726,7 @@
       <w:t xml:space="preserve">Biên bản nghiệm thu số {{MA_HS}}/BBNT/CTLĐ-KT/{{DOT}}  –  Trang </w:t>
     </w:r>
     <w:r>
-      <w:fldChar w:fldCharType="begin"/>
+      <w:fldChar w:fldCharType="begin" w:dirty="true"/>
     </w:r>
     <w:r>
       <w:instrText>PAGE</w:instrText>
@@ -46747,7 +46747,7 @@
       <w:t>/</w:t>
     </w:r>
     <w:r>
-      <w:fldChar w:fldCharType="begin"/>
+      <w:fldChar w:fldCharType="begin" w:dirty="true"/>
     </w:r>
     <w:r>
       <w:instrText>SECTIONPAGES</w:instrText>
@@ -46778,7 +46778,7 @@
       <w:t xml:space="preserve">Biên bản kiểm tra số {{MA_HS}}/BBKT/CTLĐ-KT/{{DOT}}  –  Trang </w:t>
     </w:r>
     <w:r>
-      <w:fldChar w:fldCharType="begin"/>
+      <w:fldChar w:fldCharType="begin" w:dirty="true"/>
     </w:r>
     <w:r>
       <w:instrText>PAGE</w:instrText>
@@ -46799,7 +46799,7 @@
       <w:t>/</w:t>
     </w:r>
     <w:r>
-      <w:fldChar w:fldCharType="begin"/>
+      <w:fldChar w:fldCharType="begin" w:dirty="true"/>
     </w:r>
     <w:r>
       <w:instrText>SECTIONPAGES</w:instrText>
@@ -46836,7 +46836,7 @@
       <w:t xml:space="preserve">Phiếu đề nghị nghiệm thu số {{MA_HS}}/YCNT/CTLĐ-CT/{{DOT}}  –  Trang </w:t>
     </w:r>
     <w:r>
-      <w:fldChar w:fldCharType="begin"/>
+      <w:fldChar w:fldCharType="begin" w:dirty="true"/>
     </w:r>
     <w:r>
       <w:instrText>PAGE</w:instrText>
@@ -46857,7 +46857,7 @@
       <w:t>/</w:t>
     </w:r>
     <w:r>
-      <w:fldChar w:fldCharType="begin"/>
+      <w:fldChar w:fldCharType="begin" w:dirty="true"/>
     </w:r>
     <w:r>
       <w:instrText>SECTIONPAGES</w:instrText>
@@ -46888,7 +46888,7 @@
       <w:t xml:space="preserve">Biên bản nghiệm thu số {{MA_HS}}/BBNT/CTLĐ-CT/{{DOT}}  –  Trang </w:t>
     </w:r>
     <w:r>
-      <w:fldChar w:fldCharType="begin"/>
+      <w:fldChar w:fldCharType="begin" w:dirty="true"/>
     </w:r>
     <w:r>
       <w:instrText>PAGE</w:instrText>
@@ -46909,7 +46909,7 @@
       <w:t>/</w:t>
     </w:r>
     <w:r>
-      <w:fldChar w:fldCharType="begin"/>
+      <w:fldChar w:fldCharType="begin" w:dirty="true"/>
     </w:r>
     <w:r>
       <w:instrText>SECTIONPAGES</w:instrText>
@@ -46940,7 +46940,7 @@
       <w:t xml:space="preserve">Biên bản kiểm tra số {{MA_HS}}/BBKT/CTLĐ-CT/{{DOT}}  –  Trang </w:t>
     </w:r>
     <w:r>
-      <w:fldChar w:fldCharType="begin"/>
+      <w:fldChar w:fldCharType="begin" w:dirty="true"/>
     </w:r>
     <w:r>
       <w:instrText>PAGE</w:instrText>
@@ -46961,7 +46961,7 @@
       <w:t>/</w:t>
     </w:r>
     <w:r>
-      <w:fldChar w:fldCharType="begin"/>
+      <w:fldChar w:fldCharType="begin" w:dirty="true"/>
     </w:r>
     <w:r>
       <w:instrText>SECTIONPAGES</w:instrText>
@@ -46998,7 +46998,7 @@
       <w:t xml:space="preserve">Phiếu đề nghị nghiệm thu số {{MA_HS}}/YCNT/HTHM/{{DOT}}  –  Trang </w:t>
     </w:r>
     <w:r>
-      <w:fldChar w:fldCharType="begin"/>
+      <w:fldChar w:fldCharType="begin" w:dirty="true"/>
     </w:r>
     <w:r>
       <w:instrText>PAGE</w:instrText>
@@ -47019,7 +47019,7 @@
       <w:t>/</w:t>
     </w:r>
     <w:r>
-      <w:fldChar w:fldCharType="begin"/>
+      <w:fldChar w:fldCharType="begin" w:dirty="true"/>
     </w:r>
     <w:r>
       <w:instrText>SECTIONPAGES</w:instrText>
@@ -47050,7 +47050,7 @@
       <w:t xml:space="preserve">Biên bản nghiệm thu số {{MA_HS}}/BBNT/HTHM/{{DOT}}  –  Trang </w:t>
     </w:r>
     <w:r>
-      <w:fldChar w:fldCharType="begin"/>
+      <w:fldChar w:fldCharType="begin" w:dirty="true"/>
     </w:r>
     <w:r>
       <w:instrText>PAGE</w:instrText>
@@ -47071,7 +47071,7 @@
       <w:t>/</w:t>
     </w:r>
     <w:r>
-      <w:fldChar w:fldCharType="begin"/>
+      <w:fldChar w:fldCharType="begin" w:dirty="true"/>
     </w:r>
     <w:r>
       <w:instrText>SECTIONPAGES</w:instrText>
@@ -47108,7 +47108,7 @@
       <w:t xml:space="preserve">Biên bản kiểm tra số {{MA_HS}}/BBKT/HTHM/{{DOT}}  –  Trang </w:t>
     </w:r>
     <w:r>
-      <w:fldChar w:fldCharType="begin"/>
+      <w:fldChar w:fldCharType="begin" w:dirty="true"/>
     </w:r>
     <w:r>
       <w:instrText>PAGE</w:instrText>
@@ -47129,7 +47129,7 @@
       <w:t>/</w:t>
     </w:r>
     <w:r>
-      <w:fldChar w:fldCharType="begin"/>
+      <w:fldChar w:fldCharType="begin" w:dirty="true"/>
     </w:r>
     <w:r>
       <w:instrText>SECTIONPAGES</w:instrText>
@@ -47172,7 +47172,7 @@
       <w:t xml:space="preserve">Phiếu đề nghị nghiệm thu số {{MA_HS}}/YCNT/VLĐV/{{DOT}}  –  Trang </w:t>
     </w:r>
     <w:r>
-      <w:fldChar w:fldCharType="begin"/>
+      <w:fldChar w:fldCharType="begin" w:dirty="true"/>
     </w:r>
     <w:r>
       <w:instrText>PAGE</w:instrText>
@@ -47193,7 +47193,7 @@
       <w:t>/</w:t>
     </w:r>
     <w:r>
-      <w:fldChar w:fldCharType="begin"/>
+      <w:fldChar w:fldCharType="begin" w:dirty="true"/>
     </w:r>
     <w:r>
       <w:instrText>SECTIONPAGES</w:instrText>
@@ -47224,7 +47224,7 @@
       <w:t xml:space="preserve">Biên bản nghiệm thu số {{MA_HS}}/BBNT/VLĐV/{{DOT}}  –  Trang </w:t>
     </w:r>
     <w:r>
-      <w:fldChar w:fldCharType="begin"/>
+      <w:fldChar w:fldCharType="begin" w:dirty="true"/>
     </w:r>
     <w:r>
       <w:instrText>PAGE</w:instrText>
@@ -47245,7 +47245,7 @@
       <w:t>/</w:t>
     </w:r>
     <w:r>
-      <w:fldChar w:fldCharType="begin"/>
+      <w:fldChar w:fldCharType="begin" w:dirty="true"/>
     </w:r>
     <w:r>
       <w:instrText>SECTIONPAGES</w:instrText>
@@ -47276,7 +47276,7 @@
       <w:t xml:space="preserve">Biên bản kiểm tra số {{MA_HS}}/BBKT/VLĐV/{{DOT}}  –  Trang </w:t>
     </w:r>
     <w:r>
-      <w:fldChar w:fldCharType="begin"/>
+      <w:fldChar w:fldCharType="begin" w:dirty="true"/>
     </w:r>
     <w:r>
       <w:instrText>PAGE</w:instrText>
@@ -47297,7 +47297,7 @@
       <w:t>/</w:t>
     </w:r>
     <w:r>
-      <w:fldChar w:fldCharType="begin"/>
+      <w:fldChar w:fldCharType="begin" w:dirty="true"/>
     </w:r>
     <w:r>
       <w:instrText>SECTIONPAGES</w:instrText>
@@ -47334,7 +47334,7 @@
       <w:t xml:space="preserve">Phiếu đề nghị nghiệm thu số {{MA_HS}}/YCNT/LĐT/{{DOT}}  –  Trang </w:t>
     </w:r>
     <w:r>
-      <w:fldChar w:fldCharType="begin"/>
+      <w:fldChar w:fldCharType="begin" w:dirty="true"/>
     </w:r>
     <w:r>
       <w:instrText>PAGE</w:instrText>
@@ -47355,7 +47355,7 @@
       <w:t>/</w:t>
     </w:r>
     <w:r>
-      <w:fldChar w:fldCharType="begin"/>
+      <w:fldChar w:fldCharType="begin" w:dirty="true"/>
     </w:r>
     <w:r>
       <w:instrText>SECTIONPAGES</w:instrText>
@@ -47386,7 +47386,7 @@
       <w:t xml:space="preserve">Biên bản nghiệm thu số {{MA_HS}}/BBNT/LĐT/{{DOT}}  –  Trang </w:t>
     </w:r>
     <w:r>
-      <w:fldChar w:fldCharType="begin"/>
+      <w:fldChar w:fldCharType="begin" w:dirty="true"/>
     </w:r>
     <w:r>
       <w:instrText>PAGE</w:instrText>
@@ -47407,7 +47407,7 @@
       <w:t>/</w:t>
     </w:r>
     <w:r>
-      <w:fldChar w:fldCharType="begin"/>
+      <w:fldChar w:fldCharType="begin" w:dirty="true"/>
     </w:r>
     <w:r>
       <w:instrText>SECTIONPAGES</w:instrText>

--- a/hoso_chatluong_template.docx
+++ b/hoso_chatluong_template.docx
@@ -702,7 +702,7 @@
         <w:ind w:left="360" w:hanging="280"/>
       </w:pPr>
       <w:r>
-        <w:t>1. Hợp đồng cung cấp và lắp đặt thang máy Schindler số {{SO_HD}} ký ngày {{NGAY_HD}} giữa {{TONG_THAU}} (Bên Mua) và {{NHA_THAU}} (Bên Bán);</w:t>
+        <w:t>1. Hợp đồng cung cấp và lắp đặt thang máy {{NHA_SX}} số {{SO_HD}} ký ngày {{NGAY_HD}} giữa {{TONG_THAU}} (Bên Mua) và {{NHA_THAU}} (Bên Bán);</w:t>
       </w:r>
     </w:p>
     <w:p>
@@ -868,48 +868,10 @@
     </w:p>
     <w:p>
       <w:pPr>
-        <w:spacing w:after="30" w:line="264" w:lineRule="auto"/>
-        <w:ind w:left="360" w:hanging="280"/>
+        <w:spacing w:after="20" w:line="264" w:lineRule="auto"/>
       </w:pPr>
       <w:r>
-        <w:t>8. TCVN 6396-20:2017 (EN 81-20:2014) – Yêu cầu an toàn về cấu tạo và lắp đặt thang máy – Phần 20: Thang máy chở người và thang máy chở người và hàng;</w:t>
-      </w:r>
-    </w:p>
-    <w:p>
-      <w:pPr>
-        <w:spacing w:after="30" w:line="264" w:lineRule="auto"/>
-        <w:ind w:left="360" w:hanging="280"/>
-      </w:pPr>
-      <w:r>
-        <w:t>9. TCVN 6396-50:2017 (EN 81-50:2014) – Yêu cầu về thiết kế, tính toán, kiểm tra và thử nghiệm các bộ phận của thang máy;</w:t>
-      </w:r>
-    </w:p>
-    <w:p>
-      <w:pPr>
-        <w:spacing w:after="30" w:line="264" w:lineRule="auto"/>
-        <w:ind w:left="360" w:hanging="280"/>
-      </w:pPr>
-      <w:r>
-        <w:t>10. ISO 9001:2015, ISO 45001:2018, ISO 14001:2015 – Hệ thống quản lý chất lượng, an toàn và môi trường của nhà sản xuất;</w:t>
-      </w:r>
-    </w:p>
-    <w:p>
-      <w:pPr>
-        <w:spacing w:after="30" w:line="264" w:lineRule="auto"/>
-        <w:ind w:left="360" w:hanging="280"/>
-      </w:pPr>
-      <w:r>
-        <w:lastRenderedPageBreak/>
-        <w:t>11. Hồ sơ thiết kế bản vẽ thi công được phê duyệt: {{MA_BAN_VE}} và bản vẽ thiết kế dầm thép, gối đôn cửa kèm theo Phụ lục Hợp đồng số {{SO_PL}};</w:t>
-      </w:r>
-    </w:p>
-    <w:p>
-      <w:pPr>
-        <w:spacing w:after="30" w:line="264" w:lineRule="auto"/>
-        <w:ind w:left="360" w:hanging="280"/>
-      </w:pPr>
-      <w:r>
-        <w:t>12. Tài liệu kỹ thuật, catalogue và hướng dẫn lắp đặt của nhà sản xuất Schindler.</w:t>
+        <w:t>{{BLOCK_TCAD}}</w:t>
       </w:r>
     </w:p>
     <w:p>
@@ -2483,82 +2445,9 @@
     <w:p>
       <w:pPr>
         <w:spacing w:after="20" w:line="264" w:lineRule="auto"/>
-        <w:ind w:left="540"/>
       </w:pPr>
       <w:r>
-        <w:t>+ Nghị định 06/2021/NĐ-CP ngày 26/01/2021 quy định chi tiết một số nội dung về quản lý chất lượng, thi công xây dựng và bảo trì công trình xây dựng;</w:t>
-      </w:r>
-    </w:p>
-    <w:p>
-      <w:pPr>
-        <w:spacing w:after="20" w:line="264" w:lineRule="auto"/>
-        <w:ind w:left="540"/>
-      </w:pPr>
-      <w:r>
-        <w:t>+ Thông tư 10/2021/TT-BXD ngày 25/08/2021 hướng dẫn một số điều và biện pháp thi hành Nghị định số 06/2021/NĐ-CP;</w:t>
-      </w:r>
-    </w:p>
-    <w:p>
-      <w:pPr>
-        <w:spacing w:after="20" w:line="264" w:lineRule="auto"/>
-        <w:ind w:left="540"/>
-      </w:pPr>
-      <w:r>
-        <w:t>+ Thông tư 16/2021/TT-BXD ngày 20/06/2021 về an toàn trong thi công xây dựng;</w:t>
-      </w:r>
-    </w:p>
-    <w:p>
-      <w:pPr>
-        <w:spacing w:after="20" w:line="264" w:lineRule="auto"/>
-        <w:ind w:left="540"/>
-      </w:pPr>
-      <w:r>
-        <w:t>+ TCVN 4055:2012 - Công trình xây dựng - Tổ chức thi công;</w:t>
-      </w:r>
-    </w:p>
-    <w:p>
-      <w:pPr>
-        <w:spacing w:after="20" w:line="264" w:lineRule="auto"/>
-        <w:ind w:left="540"/>
-      </w:pPr>
-      <w:r>
-        <w:t>+ TCVN 5639:1991 - Nghiệm thu thiết bị đã lắp đặt xong;</w:t>
-      </w:r>
-    </w:p>
-    <w:p>
-      <w:pPr>
-        <w:spacing w:after="20" w:line="264" w:lineRule="auto"/>
-        <w:ind w:left="540"/>
-      </w:pPr>
-      <w:r>
-        <w:t>+ TCVN 9206:2012 - Đặt thiết bị điện trong nhà ở và công trình công cộng;</w:t>
-      </w:r>
-    </w:p>
-    <w:p>
-      <w:pPr>
-        <w:spacing w:after="20" w:line="264" w:lineRule="auto"/>
-        <w:ind w:left="540"/>
-      </w:pPr>
-      <w:r>
-        <w:t>+ TCVN 6396-20:2017 (EN 81-20:2014) - Yêu cầu an toàn về cấu tạo và lắp đặt thang máy - Thang máy chở người và hàng - Phần 20: Thang máy chở người và thang máy chở người và hàng;</w:t>
-      </w:r>
-    </w:p>
-    <w:p>
-      <w:pPr>
-        <w:spacing w:after="20" w:line="264" w:lineRule="auto"/>
-        <w:ind w:left="540"/>
-      </w:pPr>
-      <w:r>
-        <w:t>+ TCVN 6396-50:2017 (EN 81-50:2014) - Yêu cầu về thiết kế, tính toán, kiểm tra và thử nghiệm các bộ phận của thang máy;</w:t>
-      </w:r>
-    </w:p>
-    <w:p>
-      <w:pPr>
-        <w:spacing w:after="20" w:line="264" w:lineRule="auto"/>
-        <w:ind w:left="540"/>
-      </w:pPr>
-      <w:r>
-        <w:t>+ Các tiêu chuẩn hiện hành khác có liên quan và tài liệu kỹ thuật của nhà sản xuất Schindler.</w:t>
+        <w:t>{{BLOCK_TCNT}}</w:t>
       </w:r>
     </w:p>
     <w:p>
@@ -4708,7 +4597,7 @@
                 <w:sz w:val="22"/>
                 <w:szCs w:val="22"/>
               </w:rPr>
-              <w:t>Bản gốc/sao y hợp lệ; xuất xứ Trung Quốc, sản xuất bởi nhà máy chính hãng Schindler</w:t>
+              <w:t>Bản gốc/sao y hợp lệ; xuất xứ Trung Quốc, sản xuất bởi nhà máy chính hãng {{NHA_SX}}</w:t>
             </w:r>
           </w:p>
         </w:tc>
@@ -6142,7 +6031,7 @@
                 <w:sz w:val="22"/>
                 <w:szCs w:val="22"/>
               </w:rPr>
-              <w:t>Đủ số lượng và kích thước theo bản vẽ; nút bấm cơ mẫu Schindler Linea 100; ký hiệu 1, 2, 3, 4, 5</w:t>
+              <w:t>Đủ số lượng và kích thước theo bản vẽ; nút bấm cơ mẫu {{NHA_SX}} Linea 100; ký hiệu 1, 2, 3, 4, 5</w:t>
             </w:r>
           </w:p>
         </w:tc>
@@ -6495,7 +6384,7 @@
                 <w:sz w:val="22"/>
                 <w:szCs w:val="22"/>
               </w:rPr>
-              <w:t>Hệ cáp dẹt theo tiêu chuẩn Schindler; không xoắn, không đứt sợi, không gỉ</w:t>
+              <w:t>Hệ cáp dẹt theo tiêu chuẩn {{NHA_SX}}; không xoắn, không đứt sợi, không gỉ</w:t>
             </w:r>
           </w:p>
         </w:tc>
@@ -9371,82 +9260,9 @@
     <w:p>
       <w:pPr>
         <w:spacing w:after="20" w:line="264" w:lineRule="auto"/>
-        <w:ind w:left="540"/>
       </w:pPr>
       <w:r>
-        <w:t>+ Nghị định 06/2021/NĐ-CP ngày 26/01/2021 quy định chi tiết một số nội dung về quản lý chất lượng, thi công xây dựng và bảo trì công trình xây dựng;</w:t>
-      </w:r>
-    </w:p>
-    <w:p>
-      <w:pPr>
-        <w:spacing w:after="20" w:line="264" w:lineRule="auto"/>
-        <w:ind w:left="540"/>
-      </w:pPr>
-      <w:r>
-        <w:t>+ Thông tư 10/2021/TT-BXD ngày 25/08/2021 hướng dẫn một số điều và biện pháp thi hành Nghị định số 06/2021/NĐ-CP;</w:t>
-      </w:r>
-    </w:p>
-    <w:p>
-      <w:pPr>
-        <w:spacing w:after="20" w:line="264" w:lineRule="auto"/>
-        <w:ind w:left="540"/>
-      </w:pPr>
-      <w:r>
-        <w:t>+ Thông tư 16/2021/TT-BXD ngày 20/06/2021 về an toàn trong thi công xây dựng;</w:t>
-      </w:r>
-    </w:p>
-    <w:p>
-      <w:pPr>
-        <w:spacing w:after="20" w:line="264" w:lineRule="auto"/>
-        <w:ind w:left="540"/>
-      </w:pPr>
-      <w:r>
-        <w:t>+ TCVN 4055:2012 - Công trình xây dựng - Tổ chức thi công;</w:t>
-      </w:r>
-    </w:p>
-    <w:p>
-      <w:pPr>
-        <w:spacing w:after="20" w:line="264" w:lineRule="auto"/>
-        <w:ind w:left="540"/>
-      </w:pPr>
-      <w:r>
-        <w:t>+ TCVN 5639:1991 - Nghiệm thu thiết bị đã lắp đặt xong;</w:t>
-      </w:r>
-    </w:p>
-    <w:p>
-      <w:pPr>
-        <w:spacing w:after="20" w:line="264" w:lineRule="auto"/>
-        <w:ind w:left="540"/>
-      </w:pPr>
-      <w:r>
-        <w:t>+ TCVN 9206:2012 - Đặt thiết bị điện trong nhà ở và công trình công cộng;</w:t>
-      </w:r>
-    </w:p>
-    <w:p>
-      <w:pPr>
-        <w:spacing w:after="20" w:line="264" w:lineRule="auto"/>
-        <w:ind w:left="540"/>
-      </w:pPr>
-      <w:r>
-        <w:t>+ TCVN 6396-20:2017 (EN 81-20:2014) - Yêu cầu an toàn về cấu tạo và lắp đặt thang máy - Thang máy chở người và hàng - Phần 20: Thang máy chở người và thang máy chở người và hàng;</w:t>
-      </w:r>
-    </w:p>
-    <w:p>
-      <w:pPr>
-        <w:spacing w:after="20" w:line="264" w:lineRule="auto"/>
-        <w:ind w:left="540"/>
-      </w:pPr>
-      <w:r>
-        <w:t>+ TCVN 6396-50:2017 (EN 81-50:2014) - Yêu cầu về thiết kế, tính toán, kiểm tra và thử nghiệm các bộ phận của thang máy;</w:t>
-      </w:r>
-    </w:p>
-    <w:p>
-      <w:pPr>
-        <w:spacing w:after="20" w:line="264" w:lineRule="auto"/>
-        <w:ind w:left="540"/>
-      </w:pPr>
-      <w:r>
-        <w:t>+ Các tiêu chuẩn hiện hành khác có liên quan và tài liệu kỹ thuật của nhà sản xuất Schindler.</w:t>
+        <w:t>{{BLOCK_TCNT}}</w:t>
       </w:r>
     </w:p>
     <w:p>
@@ -16613,82 +16429,9 @@
     <w:p>
       <w:pPr>
         <w:spacing w:after="20" w:line="264" w:lineRule="auto"/>
-        <w:ind w:left="540"/>
       </w:pPr>
       <w:r>
-        <w:t>+ Nghị định 06/2021/NĐ-CP ngày 26/01/2021 quy định chi tiết một số nội dung về quản lý chất lượng, thi công xây dựng và bảo trì công trình xây dựng;</w:t>
-      </w:r>
-    </w:p>
-    <w:p>
-      <w:pPr>
-        <w:spacing w:after="20" w:line="264" w:lineRule="auto"/>
-        <w:ind w:left="540"/>
-      </w:pPr>
-      <w:r>
-        <w:t>+ Thông tư 10/2021/TT-BXD ngày 25/08/2021 hướng dẫn một số điều và biện pháp thi hành Nghị định số 06/2021/NĐ-CP;</w:t>
-      </w:r>
-    </w:p>
-    <w:p>
-      <w:pPr>
-        <w:spacing w:after="20" w:line="264" w:lineRule="auto"/>
-        <w:ind w:left="540"/>
-      </w:pPr>
-      <w:r>
-        <w:t>+ Thông tư 16/2021/TT-BXD ngày 20/06/2021 về an toàn trong thi công xây dựng;</w:t>
-      </w:r>
-    </w:p>
-    <w:p>
-      <w:pPr>
-        <w:spacing w:after="20" w:line="264" w:lineRule="auto"/>
-        <w:ind w:left="540"/>
-      </w:pPr>
-      <w:r>
-        <w:t>+ TCVN 4055:2012 - Công trình xây dựng - Tổ chức thi công;</w:t>
-      </w:r>
-    </w:p>
-    <w:p>
-      <w:pPr>
-        <w:spacing w:after="20" w:line="264" w:lineRule="auto"/>
-        <w:ind w:left="540"/>
-      </w:pPr>
-      <w:r>
-        <w:t>+ TCVN 5639:1991 - Nghiệm thu thiết bị đã lắp đặt xong;</w:t>
-      </w:r>
-    </w:p>
-    <w:p>
-      <w:pPr>
-        <w:spacing w:after="20" w:line="264" w:lineRule="auto"/>
-        <w:ind w:left="540"/>
-      </w:pPr>
-      <w:r>
-        <w:t>+ TCVN 9206:2012 - Đặt thiết bị điện trong nhà ở và công trình công cộng;</w:t>
-      </w:r>
-    </w:p>
-    <w:p>
-      <w:pPr>
-        <w:spacing w:after="20" w:line="264" w:lineRule="auto"/>
-        <w:ind w:left="540"/>
-      </w:pPr>
-      <w:r>
-        <w:t>+ TCVN 6396-20:2017 (EN 81-20:2014) - Yêu cầu an toàn về cấu tạo và lắp đặt thang máy - Thang máy chở người và hàng - Phần 20: Thang máy chở người và thang máy chở người và hàng;</w:t>
-      </w:r>
-    </w:p>
-    <w:p>
-      <w:pPr>
-        <w:spacing w:after="20" w:line="264" w:lineRule="auto"/>
-        <w:ind w:left="540"/>
-      </w:pPr>
-      <w:r>
-        <w:t>+ TCVN 6396-50:2017 (EN 81-50:2014) - Yêu cầu về thiết kế, tính toán, kiểm tra và thử nghiệm các bộ phận của thang máy;</w:t>
-      </w:r>
-    </w:p>
-    <w:p>
-      <w:pPr>
-        <w:spacing w:after="20" w:line="264" w:lineRule="auto"/>
-        <w:ind w:left="540"/>
-      </w:pPr>
-      <w:r>
-        <w:t>+ Các tiêu chuẩn hiện hành khác có liên quan và tài liệu kỹ thuật của nhà sản xuất Schindler.</w:t>
+        <w:t>{{BLOCK_TCNT}}</w:t>
       </w:r>
     </w:p>
     <w:p>
@@ -23272,82 +23015,9 @@
     <w:p>
       <w:pPr>
         <w:spacing w:after="20" w:line="264" w:lineRule="auto"/>
-        <w:ind w:left="540"/>
       </w:pPr>
       <w:r>
-        <w:t>+ Nghị định 06/2021/NĐ-CP ngày 26/01/2021 quy định chi tiết một số nội dung về quản lý chất lượng, thi công xây dựng và bảo trì công trình xây dựng;</w:t>
-      </w:r>
-    </w:p>
-    <w:p>
-      <w:pPr>
-        <w:spacing w:after="20" w:line="264" w:lineRule="auto"/>
-        <w:ind w:left="540"/>
-      </w:pPr>
-      <w:r>
-        <w:t>+ Thông tư 10/2021/TT-BXD ngày 25/08/2021 hướng dẫn một số điều và biện pháp thi hành Nghị định số 06/2021/NĐ-CP;</w:t>
-      </w:r>
-    </w:p>
-    <w:p>
-      <w:pPr>
-        <w:spacing w:after="20" w:line="264" w:lineRule="auto"/>
-        <w:ind w:left="540"/>
-      </w:pPr>
-      <w:r>
-        <w:t>+ Thông tư 16/2021/TT-BXD ngày 20/06/2021 về an toàn trong thi công xây dựng;</w:t>
-      </w:r>
-    </w:p>
-    <w:p>
-      <w:pPr>
-        <w:spacing w:after="20" w:line="264" w:lineRule="auto"/>
-        <w:ind w:left="540"/>
-      </w:pPr>
-      <w:r>
-        <w:t>+ TCVN 4055:2012 - Công trình xây dựng - Tổ chức thi công;</w:t>
-      </w:r>
-    </w:p>
-    <w:p>
-      <w:pPr>
-        <w:spacing w:after="20" w:line="264" w:lineRule="auto"/>
-        <w:ind w:left="540"/>
-      </w:pPr>
-      <w:r>
-        <w:t>+ TCVN 5639:1991 - Nghiệm thu thiết bị đã lắp đặt xong;</w:t>
-      </w:r>
-    </w:p>
-    <w:p>
-      <w:pPr>
-        <w:spacing w:after="20" w:line="264" w:lineRule="auto"/>
-        <w:ind w:left="540"/>
-      </w:pPr>
-      <w:r>
-        <w:t>+ TCVN 9206:2012 - Đặt thiết bị điện trong nhà ở và công trình công cộng;</w:t>
-      </w:r>
-    </w:p>
-    <w:p>
-      <w:pPr>
-        <w:spacing w:after="20" w:line="264" w:lineRule="auto"/>
-        <w:ind w:left="540"/>
-      </w:pPr>
-      <w:r>
-        <w:t>+ TCVN 6396-20:2017 (EN 81-20:2014) - Yêu cầu an toàn về cấu tạo và lắp đặt thang máy - Thang máy chở người và hàng - Phần 20: Thang máy chở người và thang máy chở người và hàng;</w:t>
-      </w:r>
-    </w:p>
-    <w:p>
-      <w:pPr>
-        <w:spacing w:after="20" w:line="264" w:lineRule="auto"/>
-        <w:ind w:left="540"/>
-      </w:pPr>
-      <w:r>
-        <w:t>+ TCVN 6396-50:2017 (EN 81-50:2014) - Yêu cầu về thiết kế, tính toán, kiểm tra và thử nghiệm các bộ phận của thang máy;</w:t>
-      </w:r>
-    </w:p>
-    <w:p>
-      <w:pPr>
-        <w:spacing w:after="20" w:line="264" w:lineRule="auto"/>
-        <w:ind w:left="540"/>
-      </w:pPr>
-      <w:r>
-        <w:t>+ Các tiêu chuẩn hiện hành khác có liên quan và tài liệu kỹ thuật của nhà sản xuất Schindler.</w:t>
+        <w:t>{{BLOCK_TCNT}}</w:t>
       </w:r>
     </w:p>
     <w:p>
@@ -29058,82 +28728,9 @@
     <w:p>
       <w:pPr>
         <w:spacing w:after="20" w:line="264" w:lineRule="auto"/>
-        <w:ind w:left="540"/>
       </w:pPr>
       <w:r>
-        <w:t>+ Nghị định 06/2021/NĐ-CP ngày 26/01/2021 quy định chi tiết một số nội dung về quản lý chất lượng, thi công xây dựng và bảo trì công trình xây dựng;</w:t>
-      </w:r>
-    </w:p>
-    <w:p>
-      <w:pPr>
-        <w:spacing w:after="20" w:line="264" w:lineRule="auto"/>
-        <w:ind w:left="540"/>
-      </w:pPr>
-      <w:r>
-        <w:t>+ Thông tư 10/2021/TT-BXD ngày 25/08/2021 hướng dẫn một số điều và biện pháp thi hành Nghị định số 06/2021/NĐ-CP;</w:t>
-      </w:r>
-    </w:p>
-    <w:p>
-      <w:pPr>
-        <w:spacing w:after="20" w:line="264" w:lineRule="auto"/>
-        <w:ind w:left="540"/>
-      </w:pPr>
-      <w:r>
-        <w:t>+ Thông tư 16/2021/TT-BXD ngày 20/06/2021 về an toàn trong thi công xây dựng;</w:t>
-      </w:r>
-    </w:p>
-    <w:p>
-      <w:pPr>
-        <w:spacing w:after="20" w:line="264" w:lineRule="auto"/>
-        <w:ind w:left="540"/>
-      </w:pPr>
-      <w:r>
-        <w:t>+ TCVN 4055:2012 - Công trình xây dựng - Tổ chức thi công;</w:t>
-      </w:r>
-    </w:p>
-    <w:p>
-      <w:pPr>
-        <w:spacing w:after="20" w:line="264" w:lineRule="auto"/>
-        <w:ind w:left="540"/>
-      </w:pPr>
-      <w:r>
-        <w:t>+ TCVN 5639:1991 - Nghiệm thu thiết bị đã lắp đặt xong;</w:t>
-      </w:r>
-    </w:p>
-    <w:p>
-      <w:pPr>
-        <w:spacing w:after="20" w:line="264" w:lineRule="auto"/>
-        <w:ind w:left="540"/>
-      </w:pPr>
-      <w:r>
-        <w:t>+ TCVN 9206:2012 - Đặt thiết bị điện trong nhà ở và công trình công cộng;</w:t>
-      </w:r>
-    </w:p>
-    <w:p>
-      <w:pPr>
-        <w:spacing w:after="20" w:line="264" w:lineRule="auto"/>
-        <w:ind w:left="540"/>
-      </w:pPr>
-      <w:r>
-        <w:t>+ TCVN 6396-20:2017 (EN 81-20:2014) - Yêu cầu an toàn về cấu tạo và lắp đặt thang máy - Thang máy chở người và hàng - Phần 20: Thang máy chở người và thang máy chở người và hàng;</w:t>
-      </w:r>
-    </w:p>
-    <w:p>
-      <w:pPr>
-        <w:spacing w:after="20" w:line="264" w:lineRule="auto"/>
-        <w:ind w:left="540"/>
-      </w:pPr>
-      <w:r>
-        <w:t>+ TCVN 6396-50:2017 (EN 81-50:2014) - Yêu cầu về thiết kế, tính toán, kiểm tra và thử nghiệm các bộ phận của thang máy;</w:t>
-      </w:r>
-    </w:p>
-    <w:p>
-      <w:pPr>
-        <w:spacing w:after="20" w:line="264" w:lineRule="auto"/>
-        <w:ind w:left="540"/>
-      </w:pPr>
-      <w:r>
-        <w:t>+ Các tiêu chuẩn hiện hành khác có liên quan và tài liệu kỹ thuật của nhà sản xuất Schindler.</w:t>
+        <w:t>{{BLOCK_TCNT}}</w:t>
       </w:r>
     </w:p>
     <w:p>
@@ -35385,82 +34982,9 @@
     <w:p>
       <w:pPr>
         <w:spacing w:after="20" w:line="264" w:lineRule="auto"/>
-        <w:ind w:left="540"/>
       </w:pPr>
       <w:r>
-        <w:t>+ Nghị định 06/2021/NĐ-CP ngày 26/01/2021 quy định chi tiết một số nội dung về quản lý chất lượng, thi công xây dựng và bảo trì công trình xây dựng;</w:t>
-      </w:r>
-    </w:p>
-    <w:p>
-      <w:pPr>
-        <w:spacing w:after="20" w:line="264" w:lineRule="auto"/>
-        <w:ind w:left="540"/>
-      </w:pPr>
-      <w:r>
-        <w:t>+ Thông tư 10/2021/TT-BXD ngày 25/08/2021 hướng dẫn một số điều và biện pháp thi hành Nghị định số 06/2021/NĐ-CP;</w:t>
-      </w:r>
-    </w:p>
-    <w:p>
-      <w:pPr>
-        <w:spacing w:after="20" w:line="264" w:lineRule="auto"/>
-        <w:ind w:left="540"/>
-      </w:pPr>
-      <w:r>
-        <w:t>+ Thông tư 16/2021/TT-BXD ngày 20/06/2021 về an toàn trong thi công xây dựng;</w:t>
-      </w:r>
-    </w:p>
-    <w:p>
-      <w:pPr>
-        <w:spacing w:after="20" w:line="264" w:lineRule="auto"/>
-        <w:ind w:left="540"/>
-      </w:pPr>
-      <w:r>
-        <w:t>+ TCVN 4055:2012 - Công trình xây dựng - Tổ chức thi công;</w:t>
-      </w:r>
-    </w:p>
-    <w:p>
-      <w:pPr>
-        <w:spacing w:after="20" w:line="264" w:lineRule="auto"/>
-        <w:ind w:left="540"/>
-      </w:pPr>
-      <w:r>
-        <w:t>+ TCVN 5639:1991 - Nghiệm thu thiết bị đã lắp đặt xong;</w:t>
-      </w:r>
-    </w:p>
-    <w:p>
-      <w:pPr>
-        <w:spacing w:after="20" w:line="264" w:lineRule="auto"/>
-        <w:ind w:left="540"/>
-      </w:pPr>
-      <w:r>
-        <w:t>+ TCVN 9206:2012 - Đặt thiết bị điện trong nhà ở và công trình công cộng;</w:t>
-      </w:r>
-    </w:p>
-    <w:p>
-      <w:pPr>
-        <w:spacing w:after="20" w:line="264" w:lineRule="auto"/>
-        <w:ind w:left="540"/>
-      </w:pPr>
-      <w:r>
-        <w:t>+ TCVN 6396-20:2017 (EN 81-20:2014) - Yêu cầu an toàn về cấu tạo và lắp đặt thang máy - Thang máy chở người và hàng - Phần 20: Thang máy chở người và thang máy chở người và hàng;</w:t>
-      </w:r>
-    </w:p>
-    <w:p>
-      <w:pPr>
-        <w:spacing w:after="20" w:line="264" w:lineRule="auto"/>
-        <w:ind w:left="540"/>
-      </w:pPr>
-      <w:r>
-        <w:t>+ TCVN 6396-50:2017 (EN 81-50:2014) - Yêu cầu về thiết kế, tính toán, kiểm tra và thử nghiệm các bộ phận của thang máy;</w:t>
-      </w:r>
-    </w:p>
-    <w:p>
-      <w:pPr>
-        <w:spacing w:after="20" w:line="264" w:lineRule="auto"/>
-        <w:ind w:left="540"/>
-      </w:pPr>
-      <w:r>
-        <w:t>+ Các tiêu chuẩn hiện hành khác có liên quan và tài liệu kỹ thuật của nhà sản xuất Schindler.</w:t>
+        <w:t>{{BLOCK_TCNT}}</w:t>
       </w:r>
     </w:p>
     <w:p>
@@ -39025,7 +38549,7 @@
                 <w:sz w:val="22"/>
                 <w:szCs w:val="22"/>
               </w:rPr>
-              <w:t>Trong giới hạn cho phép của nhà sản xuất Schindler</w:t>
+              <w:t>Trong giới hạn cho phép của nhà sản xuất {{NHA_SX}}</w:t>
             </w:r>
           </w:p>
         </w:tc>
@@ -41347,82 +40871,9 @@
     <w:p>
       <w:pPr>
         <w:spacing w:after="20" w:line="264" w:lineRule="auto"/>
-        <w:ind w:left="540"/>
       </w:pPr>
       <w:r>
-        <w:t>+ Nghị định 06/2021/NĐ-CP ngày 26/01/2021 quy định chi tiết một số nội dung về quản lý chất lượng, thi công xây dựng và bảo trì công trình xây dựng;</w:t>
-      </w:r>
-    </w:p>
-    <w:p>
-      <w:pPr>
-        <w:spacing w:after="20" w:line="264" w:lineRule="auto"/>
-        <w:ind w:left="540"/>
-      </w:pPr>
-      <w:r>
-        <w:t>+ Thông tư 10/2021/TT-BXD ngày 25/08/2021 hướng dẫn một số điều và biện pháp thi hành Nghị định số 06/2021/NĐ-CP;</w:t>
-      </w:r>
-    </w:p>
-    <w:p>
-      <w:pPr>
-        <w:spacing w:after="20" w:line="264" w:lineRule="auto"/>
-        <w:ind w:left="540"/>
-      </w:pPr>
-      <w:r>
-        <w:t>+ Thông tư 16/2021/TT-BXD ngày 20/06/2021 về an toàn trong thi công xây dựng;</w:t>
-      </w:r>
-    </w:p>
-    <w:p>
-      <w:pPr>
-        <w:spacing w:after="20" w:line="264" w:lineRule="auto"/>
-        <w:ind w:left="540"/>
-      </w:pPr>
-      <w:r>
-        <w:t>+ TCVN 4055:2012 - Công trình xây dựng - Tổ chức thi công;</w:t>
-      </w:r>
-    </w:p>
-    <w:p>
-      <w:pPr>
-        <w:spacing w:after="20" w:line="264" w:lineRule="auto"/>
-        <w:ind w:left="540"/>
-      </w:pPr>
-      <w:r>
-        <w:t>+ TCVN 5639:1991 - Nghiệm thu thiết bị đã lắp đặt xong;</w:t>
-      </w:r>
-    </w:p>
-    <w:p>
-      <w:pPr>
-        <w:spacing w:after="20" w:line="264" w:lineRule="auto"/>
-        <w:ind w:left="540"/>
-      </w:pPr>
-      <w:r>
-        <w:t>+ TCVN 9206:2012 - Đặt thiết bị điện trong nhà ở và công trình công cộng;</w:t>
-      </w:r>
-    </w:p>
-    <w:p>
-      <w:pPr>
-        <w:spacing w:after="20" w:line="264" w:lineRule="auto"/>
-        <w:ind w:left="540"/>
-      </w:pPr>
-      <w:r>
-        <w:t>+ TCVN 6396-20:2017 (EN 81-20:2014) - Yêu cầu an toàn về cấu tạo và lắp đặt thang máy - Thang máy chở người và hàng - Phần 20: Thang máy chở người và thang máy chở người và hàng;</w:t>
-      </w:r>
-    </w:p>
-    <w:p>
-      <w:pPr>
-        <w:spacing w:after="20" w:line="264" w:lineRule="auto"/>
-        <w:ind w:left="540"/>
-      </w:pPr>
-      <w:r>
-        <w:t>+ TCVN 6396-50:2017 (EN 81-50:2014) - Yêu cầu về thiết kế, tính toán, kiểm tra và thử nghiệm các bộ phận của thang máy;</w:t>
-      </w:r>
-    </w:p>
-    <w:p>
-      <w:pPr>
-        <w:spacing w:after="20" w:line="264" w:lineRule="auto"/>
-        <w:ind w:left="540"/>
-      </w:pPr>
-      <w:r>
-        <w:t>+ Các tiêu chuẩn hiện hành khác có liên quan và tài liệu kỹ thuật của nhà sản xuất Schindler.</w:t>
+        <w:t>{{BLOCK_TCNT}}</w:t>
       </w:r>
     </w:p>
     <w:p>
@@ -41983,7 +41434,7 @@
           </w:tcPr>
           <w:p>
             <w:r>
-              <w:t>Đối tượng nghiệm thu: Hoàn thành hạng mục thang máy Schindler đưa vào sử dụng</w:t>
+              <w:t>Đối tượng nghiệm thu: Hoàn thành hạng mục thang máy {{NHA_SX}} đưa vào sử dụng</w:t>
             </w:r>
           </w:p>
         </w:tc>
@@ -42652,7 +42103,7 @@
                 <w:sz w:val="22"/>
                 <w:szCs w:val="22"/>
               </w:rPr>
-              <w:t>02 thang Schindler 3000; 14 đà thép; 20 bản mã gối đôn; 05 bộ dầm thép U120x55x900</w:t>
+              <w:t>02 thang {{NHA_SX}} 3000; 14 đà thép; 20 bản mã gối đôn; 05 bộ dầm thép U120x55x900</w:t>
             </w:r>
           </w:p>
         </w:tc>
@@ -44821,7 +44272,7 @@
                 <w:sz w:val="22"/>
                 <w:szCs w:val="22"/>
               </w:rPr>
-              <w:t>02 bản theo tiêu chuẩn của hãng Schindler</w:t>
+              <w:t>02 bản theo tiêu chuẩn của hãng {{NHA_SX}}</w:t>
             </w:r>
           </w:p>
         </w:tc>

--- a/hoso_chatluong_template.docx
+++ b/hoso_chatluong_template.docx
@@ -39568,6 +39568,11 @@
       </w:pPr>
     </w:p>
     <w:p>
+      <w:r>
+        <w:t>{{HTHM_BEGIN}}</w:t>
+      </w:r>
+    </w:p>
+    <w:p>
       <w:pPr>
         <w:spacing w:after="20" w:line="264" w:lineRule="auto"/>
         <w:jc w:val="center"/>
@@ -45313,6 +45318,11 @@
     </w:p>
     <w:p>
       <w:r>
+        <w:t>{{HTHM_END}}</w:t>
+      </w:r>
+    </w:p>
+    <w:p>
+      <w:r>
         <w:t>{{PHASE_END}}</w:t>
       </w:r>
     </w:p>
@@ -45636,6 +45646,3419 @@
           <w:szCs w:val="22"/>
         </w:rPr>
         <w:t>(Bản vẽ khổ A3/A2 – đóng kèm sau trang này)</w:t>
+      </w:r>
+    </w:p>
+    <w:p>
+      <w:r>
+        <w:t>{{BBG_BEGIN}}</w:t>
+      </w:r>
+    </w:p>
+    <w:p>
+      <w:pPr>
+        <w:spacing w:after="60" w:line="264" w:lineRule="auto"/>
+        <w:jc w:val="center"/>
+      </w:pPr>
+      <w:r>
+        <w:rPr>
+          <w:b/>
+          <w:bCs/>
+          <w:sz w:val="32"/>
+          <w:szCs w:val="32"/>
+        </w:rPr>
+        <w:t xml:space="preserve">HỒ SƠ QUẢN LÝ CHẤT LƯỢNG</w:t>
+      </w:r>
+    </w:p>
+    <w:p>
+      <w:pPr>
+        <w:spacing w:after="60" w:line="264" w:lineRule="auto"/>
+        <w:jc w:val="center"/>
+      </w:pPr>
+      <w:r>
+        <w:rPr>
+          <w:b/>
+          <w:bCs/>
+          <w:sz w:val="26"/>
+          <w:szCs w:val="26"/>
+        </w:rPr>
+        <w:t xml:space="preserve">HẠNG MỤC: {{HANG_MUC_HOA}}</w:t>
+      </w:r>
+    </w:p>
+    <w:p>
+      <w:pPr>
+        <w:spacing w:after="60" w:line="264" w:lineRule="auto"/>
+        <w:jc w:val="center"/>
+      </w:pPr>
+      <w:r>
+        <w:rPr>
+          <w:sz w:val="24"/>
+          <w:szCs w:val="24"/>
+        </w:rPr>
+        <w:t xml:space="preserve">Công trình: {{CONG_TRINH}}</w:t>
+      </w:r>
+    </w:p>
+    <w:p>
+      <w:pPr>
+        <w:spacing w:after="60" w:line="264" w:lineRule="auto"/>
+        <w:jc w:val="center"/>
+      </w:pPr>
+    </w:p>
+    <w:p>
+      <w:pPr>
+        <w:spacing w:after="60" w:line="264" w:lineRule="auto"/>
+        <w:jc w:val="center"/>
+      </w:pPr>
+    </w:p>
+    <w:p>
+      <w:pPr>
+        <w:spacing w:after="60" w:line="264" w:lineRule="auto"/>
+        <w:jc w:val="center"/>
+      </w:pPr>
+      <w:r>
+        <w:rPr>
+          <w:b/>
+          <w:bCs/>
+          <w:sz w:val="36"/>
+          <w:szCs w:val="36"/>
+        </w:rPr>
+        <w:t xml:space="preserve">{{BBG_PHAN}}</w:t>
+      </w:r>
+    </w:p>
+    <w:p>
+      <w:pPr>
+        <w:spacing w:after="60" w:line="264" w:lineRule="auto"/>
+        <w:jc w:val="center"/>
+      </w:pPr>
+      <w:r>
+        <w:rPr>
+          <w:b/>
+          <w:bCs/>
+          <w:sz w:val="32"/>
+          <w:szCs w:val="32"/>
+        </w:rPr>
+        <w:t xml:space="preserve">BIÊN BẢN BÀN GIAO THIẾT BỊ</w:t>
+      </w:r>
+    </w:p>
+    <w:p>
+      <w:pPr>
+        <w:spacing w:after="60" w:line="264" w:lineRule="auto"/>
+        <w:jc w:val="center"/>
+      </w:pPr>
+    </w:p>
+    <w:p>
+      <w:pPr>
+        <w:spacing w:after="60" w:line="264" w:lineRule="auto"/>
+        <w:jc w:val="left"/>
+      </w:pPr>
+      <w:r>
+        <w:rPr>
+          <w:sz w:val="24"/>
+          <w:szCs w:val="24"/>
+        </w:rPr>
+        <w:t xml:space="preserve">Danh mục tài liệu thuộc phần này:</w:t>
+      </w:r>
+    </w:p>
+    <w:p>
+      <w:pPr>
+        <w:spacing w:after="60" w:line="264" w:lineRule="auto"/>
+        <w:jc w:val="left"/>
+      </w:pPr>
+      <w:r>
+        <w:rPr>
+          <w:sz w:val="24"/>
+          <w:szCs w:val="24"/>
+        </w:rPr>
+        <w:t xml:space="preserve">Biên bản bàn giao thiết bị – số {{MA_HS}}/BBBG/{{DOT}}</w:t>
+      </w:r>
+    </w:p>
+    <w:p>
+      <w:pPr>
+        <w:sectPr>
+          <w:footerReference w:type="default" r:id="rId41"/>
+          <w:pgSz w:w="11906" w:h="16838" w:code="9"/>
+          <w:pgMar w:top="1560" w:right="864" w:bottom="1500" w:left="1296" w:header="270" w:footer="340" w:gutter="0"/>
+          <w:cols w:space="540"/>
+          <w:docGrid w:linePitch="240"/>
+        </w:sectPr>
+      </w:pPr>
+    </w:p>
+    <w:p>
+      <w:pPr>
+        <w:spacing w:after="240" w:before="0" w:line="262"/>
+        <w:jc w:val="right"/>
+      </w:pPr>
+      <w:r>
+        <w:rPr>
+          <w:rFonts w:ascii="Times New Roman" w:cs="Times New Roman" w:eastAsia="Times New Roman" w:hAnsi="Times New Roman"/>
+          <w:i/>
+          <w:iCs/>
+          <w:sz w:val="24"/>
+          <w:szCs w:val="24"/>
+        </w:rPr>
+        <w:t xml:space="preserve">{{DIA_DANH}}, ngày ......... tháng ......... năm 20......</w:t>
+      </w:r>
+    </w:p>
+    <w:p>
+      <w:pPr>
+        <w:spacing w:after="0" w:before="0" w:line="262"/>
+        <w:jc w:val="center"/>
+      </w:pPr>
+      <w:r>
+        <w:rPr>
+          <w:rFonts w:ascii="Times New Roman" w:cs="Times New Roman" w:eastAsia="Times New Roman" w:hAnsi="Times New Roman"/>
+          <w:b/>
+          <w:bCs/>
+          <w:sz w:val="30"/>
+          <w:szCs w:val="30"/>
+        </w:rPr>
+        <w:t xml:space="preserve">BIÊN BẢN BÀN GIAO THANG MÁY</w:t>
+      </w:r>
+    </w:p>
+    <w:p>
+      <w:pPr>
+        <w:spacing w:after="300" w:before="0" w:line="262"/>
+        <w:jc w:val="center"/>
+      </w:pPr>
+      <w:r>
+        <w:rPr>
+          <w:rFonts w:ascii="Times New Roman" w:cs="Times New Roman" w:eastAsia="Times New Roman" w:hAnsi="Times New Roman"/>
+          <w:i/>
+          <w:iCs/>
+          <w:sz w:val="26"/>
+          <w:szCs w:val="26"/>
+        </w:rPr>
+        <w:t xml:space="preserve">LIFT HANDOVER CERTIFICATE</w:t>
+      </w:r>
+    </w:p>
+    <w:tbl>
+      <w:tblPr>
+        <w:tblW w:type="dxa" w:w="9746"/>
+        <w:tblBorders>
+          <w:top w:val="none" w:color="FFFFFF" w:sz="0"/>
+          <w:left w:val="none" w:color="FFFFFF" w:sz="0"/>
+          <w:bottom w:val="none" w:color="FFFFFF" w:sz="0"/>
+          <w:right w:val="none" w:color="FFFFFF" w:sz="0"/>
+          <w:insideH w:val="none" w:color="FFFFFF" w:sz="0"/>
+          <w:insideV w:val="none" w:color="FFFFFF" w:sz="0"/>
+        </w:tblBorders>
+      </w:tblPr>
+      <w:tblGrid>
+        <w:gridCol w:w="2500"/>
+        <w:gridCol w:w="300"/>
+        <w:gridCol w:w="6946"/>
+      </w:tblGrid>
+      <w:tr>
+        <w:tc>
+          <w:tcPr>
+            <w:tcW w:type="dxa" w:w="2500"/>
+            <w:tcMar>
+              <w:top w:type="dxa" w:w="25"/>
+              <w:left w:type="dxa" w:w="85"/>
+              <w:bottom w:type="dxa" w:w="25"/>
+              <w:right w:type="dxa" w:w="85"/>
+            </w:tcMar>
+            <w:vAlign w:val="center"/>
+          </w:tcPr>
+          <w:p>
+            <w:pPr>
+              <w:spacing w:after="0" w:before="0" w:line="240"/>
+              <w:jc w:val="left"/>
+            </w:pPr>
+            <w:r>
+              <w:rPr>
+                <w:rFonts w:ascii="Times New Roman" w:cs="Times New Roman" w:eastAsia="Times New Roman" w:hAnsi="Times New Roman"/>
+                <w:b/>
+                <w:bCs/>
+                <w:sz w:val="23"/>
+                <w:szCs w:val="23"/>
+              </w:rPr>
+              <w:t xml:space="preserve">Công trình:</w:t>
+            </w:r>
+          </w:p>
+          <w:p>
+            <w:pPr>
+              <w:spacing w:after="0" w:before="0" w:line="240"/>
+              <w:jc w:val="left"/>
+            </w:pPr>
+            <w:r>
+              <w:rPr>
+                <w:rFonts w:ascii="Times New Roman" w:cs="Times New Roman" w:eastAsia="Times New Roman" w:hAnsi="Times New Roman"/>
+                <w:i/>
+                <w:iCs/>
+                <w:sz w:val="22"/>
+                <w:szCs w:val="22"/>
+              </w:rPr>
+              <w:t xml:space="preserve">Project:</w:t>
+            </w:r>
+          </w:p>
+        </w:tc>
+        <w:tc>
+          <w:tcPr>
+            <w:tcW w:type="dxa" w:w="300"/>
+            <w:tcMar>
+              <w:top w:type="dxa" w:w="25"/>
+              <w:left w:type="dxa" w:w="85"/>
+              <w:bottom w:type="dxa" w:w="25"/>
+              <w:right w:type="dxa" w:w="85"/>
+            </w:tcMar>
+            <w:vAlign w:val="center"/>
+          </w:tcPr>
+          <w:p>
+            <w:pPr>
+              <w:spacing w:after="0" w:before="0" w:line="240"/>
+              <w:jc w:val="center"/>
+            </w:pPr>
+            <w:r>
+              <w:rPr>
+                <w:rFonts w:ascii="Times New Roman" w:cs="Times New Roman" w:eastAsia="Times New Roman" w:hAnsi="Times New Roman"/>
+                <w:sz w:val="23"/>
+                <w:szCs w:val="23"/>
+              </w:rPr>
+              <w:t xml:space="preserve">:</w:t>
+            </w:r>
+          </w:p>
+        </w:tc>
+        <w:tc>
+          <w:tcPr>
+            <w:tcW w:type="dxa" w:w="6946"/>
+            <w:tcMar>
+              <w:top w:type="dxa" w:w="25"/>
+              <w:left w:type="dxa" w:w="85"/>
+              <w:bottom w:type="dxa" w:w="25"/>
+              <w:right w:type="dxa" w:w="85"/>
+            </w:tcMar>
+            <w:vAlign w:val="center"/>
+          </w:tcPr>
+          <w:p>
+            <w:pPr>
+              <w:spacing w:after="0" w:before="0" w:line="240"/>
+              <w:jc w:val="left"/>
+            </w:pPr>
+            <w:r>
+              <w:rPr>
+                <w:rFonts w:ascii="Times New Roman" w:cs="Times New Roman" w:eastAsia="Times New Roman" w:hAnsi="Times New Roman"/>
+                <w:b/>
+                <w:bCs/>
+                <w:sz w:val="23"/>
+                <w:szCs w:val="23"/>
+              </w:rPr>
+              <w:t xml:space="preserve">{{CONG_TRINH_HOA}}</w:t>
+            </w:r>
+          </w:p>
+        </w:tc>
+      </w:tr>
+      <w:tr>
+        <w:tc>
+          <w:tcPr>
+            <w:tcW w:type="dxa" w:w="2500"/>
+            <w:tcMar>
+              <w:top w:type="dxa" w:w="25"/>
+              <w:left w:type="dxa" w:w="85"/>
+              <w:bottom w:type="dxa" w:w="25"/>
+              <w:right w:type="dxa" w:w="85"/>
+            </w:tcMar>
+            <w:vAlign w:val="center"/>
+          </w:tcPr>
+          <w:p>
+            <w:pPr>
+              <w:spacing w:after="0" w:before="0" w:line="240"/>
+              <w:jc w:val="left"/>
+            </w:pPr>
+            <w:r>
+              <w:rPr>
+                <w:rFonts w:ascii="Times New Roman" w:cs="Times New Roman" w:eastAsia="Times New Roman" w:hAnsi="Times New Roman"/>
+                <w:b/>
+                <w:bCs/>
+                <w:sz w:val="23"/>
+                <w:szCs w:val="23"/>
+              </w:rPr>
+              <w:t xml:space="preserve">Số hợp đồng:</w:t>
+            </w:r>
+          </w:p>
+          <w:p>
+            <w:pPr>
+              <w:spacing w:after="0" w:before="0" w:line="240"/>
+              <w:jc w:val="left"/>
+            </w:pPr>
+            <w:r>
+              <w:rPr>
+                <w:rFonts w:ascii="Times New Roman" w:cs="Times New Roman" w:eastAsia="Times New Roman" w:hAnsi="Times New Roman"/>
+                <w:i/>
+                <w:iCs/>
+                <w:sz w:val="22"/>
+                <w:szCs w:val="22"/>
+              </w:rPr>
+              <w:t xml:space="preserve">Contract No.:</w:t>
+            </w:r>
+          </w:p>
+        </w:tc>
+        <w:tc>
+          <w:tcPr>
+            <w:tcW w:type="dxa" w:w="300"/>
+            <w:tcMar>
+              <w:top w:type="dxa" w:w="25"/>
+              <w:left w:type="dxa" w:w="85"/>
+              <w:bottom w:type="dxa" w:w="25"/>
+              <w:right w:type="dxa" w:w="85"/>
+            </w:tcMar>
+            <w:vAlign w:val="center"/>
+          </w:tcPr>
+          <w:p>
+            <w:pPr>
+              <w:spacing w:after="0" w:before="0" w:line="240"/>
+              <w:jc w:val="center"/>
+            </w:pPr>
+            <w:r>
+              <w:rPr>
+                <w:rFonts w:ascii="Times New Roman" w:cs="Times New Roman" w:eastAsia="Times New Roman" w:hAnsi="Times New Roman"/>
+                <w:sz w:val="23"/>
+                <w:szCs w:val="23"/>
+              </w:rPr>
+              <w:t xml:space="preserve">:</w:t>
+            </w:r>
+          </w:p>
+        </w:tc>
+        <w:tc>
+          <w:tcPr>
+            <w:tcW w:type="dxa" w:w="6946"/>
+            <w:tcMar>
+              <w:top w:type="dxa" w:w="25"/>
+              <w:left w:type="dxa" w:w="85"/>
+              <w:bottom w:type="dxa" w:w="25"/>
+              <w:right w:type="dxa" w:w="85"/>
+            </w:tcMar>
+            <w:vAlign w:val="center"/>
+          </w:tcPr>
+          <w:p>
+            <w:pPr>
+              <w:spacing w:after="0" w:before="0" w:line="240"/>
+              <w:jc w:val="left"/>
+            </w:pPr>
+            <w:r>
+              <w:rPr>
+                <w:rFonts w:ascii="Times New Roman" w:cs="Times New Roman" w:eastAsia="Times New Roman" w:hAnsi="Times New Roman"/>
+                <w:b w:val="false"/>
+                <w:bCs w:val="false"/>
+                <w:sz w:val="23"/>
+                <w:szCs w:val="23"/>
+              </w:rPr>
+              <w:t xml:space="preserve">{{SO_HD}}</w:t>
+            </w:r>
+          </w:p>
+        </w:tc>
+      </w:tr>
+      <w:tr>
+        <w:tc>
+          <w:tcPr>
+            <w:tcW w:type="dxa" w:w="2500"/>
+            <w:tcMar>
+              <w:top w:type="dxa" w:w="25"/>
+              <w:left w:type="dxa" w:w="85"/>
+              <w:bottom w:type="dxa" w:w="25"/>
+              <w:right w:type="dxa" w:w="85"/>
+            </w:tcMar>
+            <w:vAlign w:val="center"/>
+          </w:tcPr>
+          <w:p>
+            <w:pPr>
+              <w:spacing w:after="0" w:before="0" w:line="240"/>
+              <w:jc w:val="left"/>
+            </w:pPr>
+            <w:r>
+              <w:rPr>
+                <w:rFonts w:ascii="Times New Roman" w:cs="Times New Roman" w:eastAsia="Times New Roman" w:hAnsi="Times New Roman"/>
+                <w:b/>
+                <w:bCs/>
+                <w:sz w:val="23"/>
+                <w:szCs w:val="23"/>
+              </w:rPr>
+              <w:t xml:space="preserve">Địa chỉ:</w:t>
+            </w:r>
+          </w:p>
+          <w:p>
+            <w:pPr>
+              <w:spacing w:after="0" w:before="0" w:line="240"/>
+              <w:jc w:val="left"/>
+            </w:pPr>
+            <w:r>
+              <w:rPr>
+                <w:rFonts w:ascii="Times New Roman" w:cs="Times New Roman" w:eastAsia="Times New Roman" w:hAnsi="Times New Roman"/>
+                <w:i/>
+                <w:iCs/>
+                <w:sz w:val="22"/>
+                <w:szCs w:val="22"/>
+              </w:rPr>
+              <w:t xml:space="preserve">Address:</w:t>
+            </w:r>
+          </w:p>
+        </w:tc>
+        <w:tc>
+          <w:tcPr>
+            <w:tcW w:type="dxa" w:w="300"/>
+            <w:tcMar>
+              <w:top w:type="dxa" w:w="25"/>
+              <w:left w:type="dxa" w:w="85"/>
+              <w:bottom w:type="dxa" w:w="25"/>
+              <w:right w:type="dxa" w:w="85"/>
+            </w:tcMar>
+            <w:vAlign w:val="center"/>
+          </w:tcPr>
+          <w:p>
+            <w:pPr>
+              <w:spacing w:after="0" w:before="0" w:line="240"/>
+              <w:jc w:val="center"/>
+            </w:pPr>
+            <w:r>
+              <w:rPr>
+                <w:rFonts w:ascii="Times New Roman" w:cs="Times New Roman" w:eastAsia="Times New Roman" w:hAnsi="Times New Roman"/>
+                <w:sz w:val="23"/>
+                <w:szCs w:val="23"/>
+              </w:rPr>
+              <w:t xml:space="preserve">:</w:t>
+            </w:r>
+          </w:p>
+        </w:tc>
+        <w:tc>
+          <w:tcPr>
+            <w:tcW w:type="dxa" w:w="6946"/>
+            <w:tcMar>
+              <w:top w:type="dxa" w:w="25"/>
+              <w:left w:type="dxa" w:w="85"/>
+              <w:bottom w:type="dxa" w:w="25"/>
+              <w:right w:type="dxa" w:w="85"/>
+            </w:tcMar>
+            <w:vAlign w:val="center"/>
+          </w:tcPr>
+          <w:p>
+            <w:pPr>
+              <w:spacing w:after="0" w:before="0" w:line="240"/>
+              <w:jc w:val="left"/>
+            </w:pPr>
+            <w:r>
+              <w:rPr>
+                <w:rFonts w:ascii="Times New Roman" w:cs="Times New Roman" w:eastAsia="Times New Roman" w:hAnsi="Times New Roman"/>
+                <w:b w:val="false"/>
+                <w:bCs w:val="false"/>
+                <w:sz w:val="23"/>
+                <w:szCs w:val="23"/>
+              </w:rPr>
+              <w:t xml:space="preserve">{{DIA_DIEM}}</w:t>
+            </w:r>
+          </w:p>
+        </w:tc>
+      </w:tr>
+    </w:tbl>
+    <w:p>
+      <w:pPr>
+        <w:spacing w:after="140"/>
+      </w:pPr>
+      <w:r>
+        <w:rPr>
+          <w:rFonts w:ascii="Times New Roman" w:cs="Times New Roman" w:eastAsia="Times New Roman" w:hAnsi="Times New Roman"/>
+          <w:sz w:val="24"/>
+          <w:szCs w:val="24"/>
+        </w:rPr>
+        <w:t xml:space="preserve"/>
+      </w:r>
+    </w:p>
+    <w:tbl>
+      <w:tblPr>
+        <w:tblW w:type="dxa" w:w="9746"/>
+        <w:tblBorders>
+          <w:top w:val="none" w:color="FFFFFF" w:sz="0"/>
+          <w:left w:val="none" w:color="FFFFFF" w:sz="0"/>
+          <w:bottom w:val="none" w:color="FFFFFF" w:sz="0"/>
+          <w:right w:val="none" w:color="FFFFFF" w:sz="0"/>
+          <w:insideH w:val="none" w:color="FFFFFF" w:sz="0"/>
+          <w:insideV w:val="none" w:color="FFFFFF" w:sz="0"/>
+        </w:tblBorders>
+      </w:tblPr>
+      <w:tblGrid>
+        <w:gridCol w:w="2500"/>
+        <w:gridCol w:w="300"/>
+        <w:gridCol w:w="6946"/>
+      </w:tblGrid>
+      <w:tr>
+        <w:tc>
+          <w:tcPr>
+            <w:tcW w:type="dxa" w:w="2500"/>
+            <w:tcMar>
+              <w:top w:type="dxa" w:w="25"/>
+              <w:left w:type="dxa" w:w="85"/>
+              <w:bottom w:type="dxa" w:w="25"/>
+              <w:right w:type="dxa" w:w="85"/>
+            </w:tcMar>
+            <w:vAlign w:val="center"/>
+          </w:tcPr>
+          <w:p>
+            <w:pPr>
+              <w:spacing w:after="0" w:before="0" w:line="240"/>
+              <w:jc w:val="left"/>
+            </w:pPr>
+            <w:r>
+              <w:rPr>
+                <w:rFonts w:ascii="Times New Roman" w:cs="Times New Roman" w:eastAsia="Times New Roman" w:hAnsi="Times New Roman"/>
+                <w:b/>
+                <w:bCs/>
+                <w:sz w:val="23"/>
+                <w:szCs w:val="23"/>
+              </w:rPr>
+              <w:t xml:space="preserve">Chủ đầu tư</w:t>
+            </w:r>
+          </w:p>
+          <w:p>
+            <w:pPr>
+              <w:spacing w:after="0" w:before="0" w:line="240"/>
+              <w:jc w:val="left"/>
+            </w:pPr>
+            <w:r>
+              <w:rPr>
+                <w:rFonts w:ascii="Times New Roman" w:cs="Times New Roman" w:eastAsia="Times New Roman" w:hAnsi="Times New Roman"/>
+                <w:i/>
+                <w:iCs/>
+                <w:sz w:val="22"/>
+                <w:szCs w:val="22"/>
+              </w:rPr>
+              <w:t xml:space="preserve">The Buyer</w:t>
+            </w:r>
+          </w:p>
+        </w:tc>
+        <w:tc>
+          <w:tcPr>
+            <w:tcW w:type="dxa" w:w="300"/>
+            <w:tcMar>
+              <w:top w:type="dxa" w:w="25"/>
+              <w:left w:type="dxa" w:w="85"/>
+              <w:bottom w:type="dxa" w:w="25"/>
+              <w:right w:type="dxa" w:w="85"/>
+            </w:tcMar>
+            <w:vAlign w:val="center"/>
+          </w:tcPr>
+          <w:p>
+            <w:pPr>
+              <w:spacing w:after="0" w:before="0" w:line="240"/>
+              <w:jc w:val="center"/>
+            </w:pPr>
+            <w:r>
+              <w:rPr>
+                <w:rFonts w:ascii="Times New Roman" w:cs="Times New Roman" w:eastAsia="Times New Roman" w:hAnsi="Times New Roman"/>
+                <w:sz w:val="23"/>
+                <w:szCs w:val="23"/>
+              </w:rPr>
+              <w:t xml:space="preserve">:</w:t>
+            </w:r>
+          </w:p>
+        </w:tc>
+        <w:tc>
+          <w:tcPr>
+            <w:tcW w:type="dxa" w:w="6946"/>
+            <w:tcMar>
+              <w:top w:type="dxa" w:w="25"/>
+              <w:left w:type="dxa" w:w="85"/>
+              <w:bottom w:type="dxa" w:w="25"/>
+              <w:right w:type="dxa" w:w="85"/>
+            </w:tcMar>
+            <w:vAlign w:val="center"/>
+          </w:tcPr>
+          <w:p>
+            <w:pPr>
+              <w:spacing w:after="0" w:before="0" w:line="240"/>
+              <w:jc w:val="left"/>
+            </w:pPr>
+            <w:r>
+              <w:rPr>
+                <w:rFonts w:ascii="Times New Roman" w:cs="Times New Roman" w:eastAsia="Times New Roman" w:hAnsi="Times New Roman"/>
+                <w:b/>
+                <w:bCs/>
+                <w:sz w:val="23"/>
+                <w:szCs w:val="23"/>
+              </w:rPr>
+              <w:t xml:space="preserve">{{CHU_DAU_TU_HOA}}</w:t>
+            </w:r>
+          </w:p>
+        </w:tc>
+      </w:tr>
+      <w:tr>
+        <w:tc>
+          <w:tcPr>
+            <w:tcW w:type="dxa" w:w="2500"/>
+            <w:tcMar>
+              <w:top w:type="dxa" w:w="25"/>
+              <w:left w:type="dxa" w:w="85"/>
+              <w:bottom w:type="dxa" w:w="25"/>
+              <w:right w:type="dxa" w:w="85"/>
+            </w:tcMar>
+            <w:vAlign w:val="center"/>
+          </w:tcPr>
+          <w:p>
+            <w:pPr>
+              <w:spacing w:after="0" w:before="0" w:line="240"/>
+              <w:jc w:val="left"/>
+            </w:pPr>
+            <w:r>
+              <w:rPr>
+                <w:rFonts w:ascii="Times New Roman" w:cs="Times New Roman" w:eastAsia="Times New Roman" w:hAnsi="Times New Roman"/>
+                <w:b/>
+                <w:bCs/>
+                <w:sz w:val="23"/>
+                <w:szCs w:val="23"/>
+              </w:rPr>
+              <w:t xml:space="preserve"/>
+            </w:r>
+          </w:p>
+        </w:tc>
+        <w:tc>
+          <w:tcPr>
+            <w:tcW w:type="dxa" w:w="300"/>
+            <w:tcMar>
+              <w:top w:type="dxa" w:w="25"/>
+              <w:left w:type="dxa" w:w="85"/>
+              <w:bottom w:type="dxa" w:w="25"/>
+              <w:right w:type="dxa" w:w="85"/>
+            </w:tcMar>
+            <w:vAlign w:val="center"/>
+          </w:tcPr>
+          <w:p>
+            <w:pPr>
+              <w:spacing w:after="0" w:before="0" w:line="240"/>
+              <w:jc w:val="center"/>
+            </w:pPr>
+            <w:r>
+              <w:rPr>
+                <w:rFonts w:ascii="Times New Roman" w:cs="Times New Roman" w:eastAsia="Times New Roman" w:hAnsi="Times New Roman"/>
+                <w:sz w:val="23"/>
+                <w:szCs w:val="23"/>
+              </w:rPr>
+              <w:t xml:space="preserve">:</w:t>
+            </w:r>
+          </w:p>
+        </w:tc>
+        <w:tc>
+          <w:tcPr>
+            <w:tcW w:type="dxa" w:w="6946"/>
+            <w:tcMar>
+              <w:top w:type="dxa" w:w="25"/>
+              <w:left w:type="dxa" w:w="85"/>
+              <w:bottom w:type="dxa" w:w="25"/>
+              <w:right w:type="dxa" w:w="85"/>
+            </w:tcMar>
+            <w:vAlign w:val="center"/>
+          </w:tcPr>
+          <w:p>
+            <w:pPr>
+              <w:spacing w:after="0" w:before="0" w:line="240"/>
+              <w:jc w:val="left"/>
+            </w:pPr>
+            <w:r>
+              <w:rPr>
+                <w:rFonts w:ascii="Times New Roman" w:cs="Times New Roman" w:eastAsia="Times New Roman" w:hAnsi="Times New Roman"/>
+                <w:b w:val="false"/>
+                <w:bCs w:val="false"/>
+                <w:sz w:val="23"/>
+                <w:szCs w:val="23"/>
+              </w:rPr>
+              <w:t xml:space="preserve">{{CDT_DIACHI}}</w:t>
+            </w:r>
+          </w:p>
+        </w:tc>
+      </w:tr>
+      <w:tr>
+        <w:tc>
+          <w:tcPr>
+            <w:tcW w:type="dxa" w:w="2500"/>
+            <w:tcMar>
+              <w:top w:type="dxa" w:w="25"/>
+              <w:left w:type="dxa" w:w="85"/>
+              <w:bottom w:type="dxa" w:w="25"/>
+              <w:right w:type="dxa" w:w="85"/>
+            </w:tcMar>
+            <w:vAlign w:val="center"/>
+          </w:tcPr>
+          <w:p>
+            <w:pPr>
+              <w:spacing w:after="0" w:before="0" w:line="240"/>
+              <w:jc w:val="left"/>
+            </w:pPr>
+            <w:r>
+              <w:rPr>
+                <w:rFonts w:ascii="Times New Roman" w:cs="Times New Roman" w:eastAsia="Times New Roman" w:hAnsi="Times New Roman"/>
+                <w:b/>
+                <w:bCs/>
+                <w:sz w:val="23"/>
+                <w:szCs w:val="23"/>
+              </w:rPr>
+              <w:t xml:space="preserve">CCCD số</w:t>
+            </w:r>
+          </w:p>
+        </w:tc>
+        <w:tc>
+          <w:tcPr>
+            <w:tcW w:type="dxa" w:w="300"/>
+            <w:tcMar>
+              <w:top w:type="dxa" w:w="25"/>
+              <w:left w:type="dxa" w:w="85"/>
+              <w:bottom w:type="dxa" w:w="25"/>
+              <w:right w:type="dxa" w:w="85"/>
+            </w:tcMar>
+            <w:vAlign w:val="center"/>
+          </w:tcPr>
+          <w:p>
+            <w:pPr>
+              <w:spacing w:after="0" w:before="0" w:line="240"/>
+              <w:jc w:val="center"/>
+            </w:pPr>
+            <w:r>
+              <w:rPr>
+                <w:rFonts w:ascii="Times New Roman" w:cs="Times New Roman" w:eastAsia="Times New Roman" w:hAnsi="Times New Roman"/>
+                <w:sz w:val="23"/>
+                <w:szCs w:val="23"/>
+              </w:rPr>
+              <w:t xml:space="preserve">:</w:t>
+            </w:r>
+          </w:p>
+        </w:tc>
+        <w:tc>
+          <w:tcPr>
+            <w:tcW w:type="dxa" w:w="6946"/>
+            <w:tcMar>
+              <w:top w:type="dxa" w:w="25"/>
+              <w:left w:type="dxa" w:w="85"/>
+              <w:bottom w:type="dxa" w:w="25"/>
+              <w:right w:type="dxa" w:w="85"/>
+            </w:tcMar>
+            <w:vAlign w:val="center"/>
+          </w:tcPr>
+          <w:p>
+            <w:pPr>
+              <w:spacing w:after="0" w:before="0" w:line="240"/>
+              <w:jc w:val="left"/>
+            </w:pPr>
+            <w:r>
+              <w:rPr>
+                <w:rFonts w:ascii="Times New Roman" w:cs="Times New Roman" w:eastAsia="Times New Roman" w:hAnsi="Times New Roman"/>
+                <w:b w:val="false"/>
+                <w:bCs w:val="false"/>
+                <w:sz w:val="23"/>
+                <w:szCs w:val="23"/>
+              </w:rPr>
+              <w:t xml:space="preserve">{{CDT_GIAYTO}}</w:t>
+            </w:r>
+          </w:p>
+        </w:tc>
+      </w:tr>
+      <w:tr>
+        <w:tc>
+          <w:tcPr>
+            <w:tcW w:type="dxa" w:w="2500"/>
+            <w:tcMar>
+              <w:top w:type="dxa" w:w="25"/>
+              <w:left w:type="dxa" w:w="85"/>
+              <w:bottom w:type="dxa" w:w="25"/>
+              <w:right w:type="dxa" w:w="85"/>
+            </w:tcMar>
+            <w:vAlign w:val="center"/>
+          </w:tcPr>
+          <w:p>
+            <w:pPr>
+              <w:spacing w:after="0" w:before="0" w:line="240"/>
+              <w:jc w:val="left"/>
+            </w:pPr>
+            <w:r>
+              <w:rPr>
+                <w:rFonts w:ascii="Times New Roman" w:cs="Times New Roman" w:eastAsia="Times New Roman" w:hAnsi="Times New Roman"/>
+                <w:b/>
+                <w:bCs/>
+                <w:sz w:val="23"/>
+                <w:szCs w:val="23"/>
+              </w:rPr>
+              <w:t xml:space="preserve">Điện thoại</w:t>
+            </w:r>
+          </w:p>
+        </w:tc>
+        <w:tc>
+          <w:tcPr>
+            <w:tcW w:type="dxa" w:w="300"/>
+            <w:tcMar>
+              <w:top w:type="dxa" w:w="25"/>
+              <w:left w:type="dxa" w:w="85"/>
+              <w:bottom w:type="dxa" w:w="25"/>
+              <w:right w:type="dxa" w:w="85"/>
+            </w:tcMar>
+            <w:vAlign w:val="center"/>
+          </w:tcPr>
+          <w:p>
+            <w:pPr>
+              <w:spacing w:after="0" w:before="0" w:line="240"/>
+              <w:jc w:val="center"/>
+            </w:pPr>
+            <w:r>
+              <w:rPr>
+                <w:rFonts w:ascii="Times New Roman" w:cs="Times New Roman" w:eastAsia="Times New Roman" w:hAnsi="Times New Roman"/>
+                <w:sz w:val="23"/>
+                <w:szCs w:val="23"/>
+              </w:rPr>
+              <w:t xml:space="preserve">:</w:t>
+            </w:r>
+          </w:p>
+        </w:tc>
+        <w:tc>
+          <w:tcPr>
+            <w:tcW w:type="dxa" w:w="6946"/>
+            <w:tcMar>
+              <w:top w:type="dxa" w:w="25"/>
+              <w:left w:type="dxa" w:w="85"/>
+              <w:bottom w:type="dxa" w:w="25"/>
+              <w:right w:type="dxa" w:w="85"/>
+            </w:tcMar>
+            <w:vAlign w:val="center"/>
+          </w:tcPr>
+          <w:p>
+            <w:pPr>
+              <w:spacing w:after="0" w:before="0" w:line="240"/>
+              <w:jc w:val="left"/>
+            </w:pPr>
+            <w:r>
+              <w:rPr>
+                <w:rFonts w:ascii="Times New Roman" w:cs="Times New Roman" w:eastAsia="Times New Roman" w:hAnsi="Times New Roman"/>
+                <w:b w:val="false"/>
+                <w:bCs w:val="false"/>
+                <w:sz w:val="23"/>
+                <w:szCs w:val="23"/>
+              </w:rPr>
+              <w:t xml:space="preserve">{{CDT_DIENTHOAI}}</w:t>
+            </w:r>
+          </w:p>
+        </w:tc>
+      </w:tr>
+      <w:tr>
+        <w:tc>
+          <w:tcPr>
+            <w:tcW w:type="dxa" w:w="2500"/>
+            <w:tcMar>
+              <w:top w:type="dxa" w:w="25"/>
+              <w:left w:type="dxa" w:w="85"/>
+              <w:bottom w:type="dxa" w:w="25"/>
+              <w:right w:type="dxa" w:w="85"/>
+            </w:tcMar>
+            <w:vAlign w:val="center"/>
+          </w:tcPr>
+          <w:p>
+            <w:pPr>
+              <w:spacing w:after="0" w:before="0" w:line="240"/>
+              <w:jc w:val="left"/>
+            </w:pPr>
+            <w:r>
+              <w:rPr>
+                <w:rFonts w:ascii="Times New Roman" w:cs="Times New Roman" w:eastAsia="Times New Roman" w:hAnsi="Times New Roman"/>
+                <w:b/>
+                <w:bCs/>
+                <w:sz w:val="23"/>
+                <w:szCs w:val="23"/>
+              </w:rPr>
+              <w:t xml:space="preserve">Người đại diện</w:t>
+            </w:r>
+          </w:p>
+        </w:tc>
+        <w:tc>
+          <w:tcPr>
+            <w:tcW w:type="dxa" w:w="300"/>
+            <w:tcMar>
+              <w:top w:type="dxa" w:w="25"/>
+              <w:left w:type="dxa" w:w="85"/>
+              <w:bottom w:type="dxa" w:w="25"/>
+              <w:right w:type="dxa" w:w="85"/>
+            </w:tcMar>
+            <w:vAlign w:val="center"/>
+          </w:tcPr>
+          <w:p>
+            <w:pPr>
+              <w:spacing w:after="0" w:before="0" w:line="240"/>
+              <w:jc w:val="center"/>
+            </w:pPr>
+            <w:r>
+              <w:rPr>
+                <w:rFonts w:ascii="Times New Roman" w:cs="Times New Roman" w:eastAsia="Times New Roman" w:hAnsi="Times New Roman"/>
+                <w:sz w:val="23"/>
+                <w:szCs w:val="23"/>
+              </w:rPr>
+              <w:t xml:space="preserve">:</w:t>
+            </w:r>
+          </w:p>
+        </w:tc>
+        <w:tc>
+          <w:tcPr>
+            <w:tcW w:type="dxa" w:w="6946"/>
+            <w:tcMar>
+              <w:top w:type="dxa" w:w="25"/>
+              <w:left w:type="dxa" w:w="85"/>
+              <w:bottom w:type="dxa" w:w="25"/>
+              <w:right w:type="dxa" w:w="85"/>
+            </w:tcMar>
+            <w:vAlign w:val="center"/>
+          </w:tcPr>
+          <w:p>
+            <w:pPr>
+              <w:spacing w:after="0" w:before="0" w:line="240"/>
+              <w:jc w:val="left"/>
+            </w:pPr>
+            <w:r>
+              <w:rPr>
+                <w:rFonts w:ascii="Times New Roman" w:cs="Times New Roman" w:eastAsia="Times New Roman" w:hAnsi="Times New Roman"/>
+                <w:b w:val="false"/>
+                <w:bCs w:val="false"/>
+                <w:sz w:val="23"/>
+                <w:szCs w:val="23"/>
+              </w:rPr>
+              <w:t xml:space="preserve">{{CDT_DAIDIEN}}</w:t>
+            </w:r>
+          </w:p>
+        </w:tc>
+      </w:tr>
+    </w:tbl>
+    <w:p>
+      <w:pPr>
+        <w:spacing w:after="140"/>
+      </w:pPr>
+      <w:r>
+        <w:rPr>
+          <w:rFonts w:ascii="Times New Roman" w:cs="Times New Roman" w:eastAsia="Times New Roman" w:hAnsi="Times New Roman"/>
+          <w:sz w:val="24"/>
+          <w:szCs w:val="24"/>
+        </w:rPr>
+        <w:t xml:space="preserve"/>
+      </w:r>
+    </w:p>
+    <w:tbl>
+      <w:tblPr>
+        <w:tblW w:type="dxa" w:w="9746"/>
+        <w:tblBorders>
+          <w:top w:val="single" w:color="000000" w:sz="4"/>
+          <w:left w:val="single" w:color="000000" w:sz="4"/>
+          <w:bottom w:val="single" w:color="000000" w:sz="4"/>
+          <w:right w:val="single" w:color="000000" w:sz="4"/>
+          <w:insideH w:val="single" w:color="000000" w:sz="4"/>
+          <w:insideV w:val="single" w:color="000000" w:sz="4"/>
+        </w:tblBorders>
+      </w:tblPr>
+      <w:tblGrid>
+        <w:gridCol w:w="2500"/>
+        <w:gridCol w:w="300"/>
+        <w:gridCol w:w="6946"/>
+      </w:tblGrid>
+      <w:tr>
+        <w:tc>
+          <w:tcPr>
+            <w:tcW w:type="dxa" w:w="2500"/>
+            <w:tcMar>
+              <w:top w:type="dxa" w:w="25"/>
+              <w:left w:type="dxa" w:w="85"/>
+              <w:bottom w:type="dxa" w:w="25"/>
+              <w:right w:type="dxa" w:w="85"/>
+            </w:tcMar>
+            <w:vAlign w:val="center"/>
+          </w:tcPr>
+          <w:p>
+            <w:pPr>
+              <w:spacing w:after="0" w:before="0" w:line="240"/>
+              <w:jc w:val="left"/>
+            </w:pPr>
+            <w:r>
+              <w:rPr>
+                <w:rFonts w:ascii="Times New Roman" w:cs="Times New Roman" w:eastAsia="Times New Roman" w:hAnsi="Times New Roman"/>
+                <w:b/>
+                <w:bCs/>
+                <w:sz w:val="23"/>
+                <w:szCs w:val="23"/>
+              </w:rPr>
+              <w:t xml:space="preserve">Nhà thầu</w:t>
+            </w:r>
+          </w:p>
+          <w:p>
+            <w:pPr>
+              <w:spacing w:after="0" w:before="0" w:line="240"/>
+              <w:jc w:val="left"/>
+            </w:pPr>
+            <w:r>
+              <w:rPr>
+                <w:rFonts w:ascii="Times New Roman" w:cs="Times New Roman" w:eastAsia="Times New Roman" w:hAnsi="Times New Roman"/>
+                <w:i/>
+                <w:iCs/>
+                <w:sz w:val="22"/>
+                <w:szCs w:val="22"/>
+              </w:rPr>
+              <w:t xml:space="preserve">The Contractor</w:t>
+            </w:r>
+          </w:p>
+        </w:tc>
+        <w:tc>
+          <w:tcPr>
+            <w:tcW w:type="dxa" w:w="300"/>
+            <w:tcMar>
+              <w:top w:type="dxa" w:w="25"/>
+              <w:left w:type="dxa" w:w="85"/>
+              <w:bottom w:type="dxa" w:w="25"/>
+              <w:right w:type="dxa" w:w="85"/>
+            </w:tcMar>
+            <w:vAlign w:val="center"/>
+          </w:tcPr>
+          <w:p>
+            <w:pPr>
+              <w:spacing w:after="0" w:before="0" w:line="240"/>
+              <w:jc w:val="center"/>
+            </w:pPr>
+            <w:r>
+              <w:rPr>
+                <w:rFonts w:ascii="Times New Roman" w:cs="Times New Roman" w:eastAsia="Times New Roman" w:hAnsi="Times New Roman"/>
+                <w:b/>
+                <w:bCs/>
+                <w:sz w:val="23"/>
+                <w:szCs w:val="23"/>
+              </w:rPr>
+              <w:t xml:space="preserve">:</w:t>
+            </w:r>
+          </w:p>
+        </w:tc>
+        <w:tc>
+          <w:tcPr>
+            <w:tcW w:type="dxa" w:w="6946"/>
+            <w:tcMar>
+              <w:top w:type="dxa" w:w="25"/>
+              <w:left w:type="dxa" w:w="85"/>
+              <w:bottom w:type="dxa" w:w="25"/>
+              <w:right w:type="dxa" w:w="85"/>
+            </w:tcMar>
+            <w:vAlign w:val="center"/>
+          </w:tcPr>
+          <w:p>
+            <w:pPr>
+              <w:spacing w:after="0" w:before="0" w:line="240"/>
+              <w:jc w:val="left"/>
+            </w:pPr>
+            <w:r>
+              <w:rPr>
+                <w:rFonts w:ascii="Times New Roman" w:cs="Times New Roman" w:eastAsia="Times New Roman" w:hAnsi="Times New Roman"/>
+                <w:b/>
+                <w:bCs/>
+                <w:sz w:val="23"/>
+                <w:szCs w:val="23"/>
+              </w:rPr>
+              <w:t xml:space="preserve">{{NHA_THAU}}</w:t>
+            </w:r>
+          </w:p>
+        </w:tc>
+      </w:tr>
+      <w:tr>
+        <w:tc>
+          <w:tcPr>
+            <w:tcW w:type="dxa" w:w="2500"/>
+            <w:tcMar>
+              <w:top w:type="dxa" w:w="25"/>
+              <w:left w:type="dxa" w:w="85"/>
+              <w:bottom w:type="dxa" w:w="25"/>
+              <w:right w:type="dxa" w:w="85"/>
+            </w:tcMar>
+            <w:vAlign w:val="center"/>
+          </w:tcPr>
+          <w:p>
+            <w:pPr>
+              <w:spacing w:after="0" w:before="0" w:line="240"/>
+              <w:jc w:val="both"/>
+            </w:pPr>
+            <w:r>
+              <w:rPr>
+                <w:rFonts w:ascii="Times New Roman" w:cs="Times New Roman" w:eastAsia="Times New Roman" w:hAnsi="Times New Roman"/>
+                <w:sz w:val="23"/>
+                <w:szCs w:val="23"/>
+              </w:rPr>
+              <w:t xml:space="preserve"/>
+            </w:r>
+          </w:p>
+        </w:tc>
+        <w:tc>
+          <w:tcPr>
+            <w:tcW w:type="dxa" w:w="300"/>
+            <w:tcMar>
+              <w:top w:type="dxa" w:w="25"/>
+              <w:left w:type="dxa" w:w="85"/>
+              <w:bottom w:type="dxa" w:w="25"/>
+              <w:right w:type="dxa" w:w="85"/>
+            </w:tcMar>
+            <w:vAlign w:val="center"/>
+          </w:tcPr>
+          <w:p>
+            <w:pPr>
+              <w:spacing w:after="0" w:before="0" w:line="240"/>
+              <w:jc w:val="both"/>
+            </w:pPr>
+            <w:r>
+              <w:rPr>
+                <w:rFonts w:ascii="Times New Roman" w:cs="Times New Roman" w:eastAsia="Times New Roman" w:hAnsi="Times New Roman"/>
+                <w:sz w:val="23"/>
+                <w:szCs w:val="23"/>
+              </w:rPr>
+              <w:t xml:space="preserve"/>
+            </w:r>
+          </w:p>
+        </w:tc>
+        <w:tc>
+          <w:tcPr>
+            <w:tcW w:type="dxa" w:w="6946"/>
+            <w:tcMar>
+              <w:top w:type="dxa" w:w="25"/>
+              <w:left w:type="dxa" w:w="85"/>
+              <w:bottom w:type="dxa" w:w="25"/>
+              <w:right w:type="dxa" w:w="85"/>
+            </w:tcMar>
+            <w:vAlign w:val="center"/>
+          </w:tcPr>
+          <w:p>
+            <w:pPr>
+              <w:spacing w:after="0" w:before="0" w:line="240"/>
+              <w:jc w:val="left"/>
+            </w:pPr>
+            <w:r>
+              <w:rPr>
+                <w:rFonts w:ascii="Times New Roman" w:cs="Times New Roman" w:eastAsia="Times New Roman" w:hAnsi="Times New Roman"/>
+                <w:sz w:val="23"/>
+                <w:szCs w:val="23"/>
+              </w:rPr>
+              <w:t xml:space="preserve">{{NT_DIACHI}}</w:t>
+            </w:r>
+          </w:p>
+        </w:tc>
+      </w:tr>
+      <w:tr>
+        <w:tc>
+          <w:tcPr>
+            <w:tcW w:type="dxa" w:w="2500"/>
+            <w:tcMar>
+              <w:top w:type="dxa" w:w="25"/>
+              <w:left w:type="dxa" w:w="85"/>
+              <w:bottom w:type="dxa" w:w="25"/>
+              <w:right w:type="dxa" w:w="85"/>
+            </w:tcMar>
+            <w:vAlign w:val="center"/>
+          </w:tcPr>
+          <w:p>
+            <w:pPr>
+              <w:spacing w:after="0" w:before="0" w:line="240"/>
+              <w:jc w:val="both"/>
+            </w:pPr>
+            <w:r>
+              <w:rPr>
+                <w:rFonts w:ascii="Times New Roman" w:cs="Times New Roman" w:eastAsia="Times New Roman" w:hAnsi="Times New Roman"/>
+                <w:sz w:val="23"/>
+                <w:szCs w:val="23"/>
+              </w:rPr>
+              <w:t xml:space="preserve"/>
+            </w:r>
+          </w:p>
+        </w:tc>
+        <w:tc>
+          <w:tcPr>
+            <w:tcW w:type="dxa" w:w="300"/>
+            <w:tcMar>
+              <w:top w:type="dxa" w:w="25"/>
+              <w:left w:type="dxa" w:w="85"/>
+              <w:bottom w:type="dxa" w:w="25"/>
+              <w:right w:type="dxa" w:w="85"/>
+            </w:tcMar>
+            <w:vAlign w:val="center"/>
+          </w:tcPr>
+          <w:p>
+            <w:pPr>
+              <w:spacing w:after="0" w:before="0" w:line="240"/>
+              <w:jc w:val="both"/>
+            </w:pPr>
+            <w:r>
+              <w:rPr>
+                <w:rFonts w:ascii="Times New Roman" w:cs="Times New Roman" w:eastAsia="Times New Roman" w:hAnsi="Times New Roman"/>
+                <w:sz w:val="23"/>
+                <w:szCs w:val="23"/>
+              </w:rPr>
+              <w:t xml:space="preserve"/>
+            </w:r>
+          </w:p>
+        </w:tc>
+        <w:tc>
+          <w:tcPr>
+            <w:tcW w:type="dxa" w:w="6946"/>
+            <w:tcMar>
+              <w:top w:type="dxa" w:w="25"/>
+              <w:left w:type="dxa" w:w="85"/>
+              <w:bottom w:type="dxa" w:w="25"/>
+              <w:right w:type="dxa" w:w="85"/>
+            </w:tcMar>
+            <w:vAlign w:val="center"/>
+          </w:tcPr>
+          <w:p>
+            <w:pPr>
+              <w:spacing w:after="0" w:before="0" w:line="240"/>
+              <w:jc w:val="left"/>
+            </w:pPr>
+            <w:r>
+              <w:rPr>
+                <w:rFonts w:ascii="Times New Roman" w:cs="Times New Roman" w:eastAsia="Times New Roman" w:hAnsi="Times New Roman"/>
+                <w:sz w:val="23"/>
+                <w:szCs w:val="23"/>
+              </w:rPr>
+              <w:t xml:space="preserve">{{NT_LIENHE}}</w:t>
+            </w:r>
+          </w:p>
+          <w:p>
+            <w:pPr>
+              <w:spacing w:after="0" w:before="0" w:line="240"/>
+              <w:jc w:val="left"/>
+            </w:pPr>
+            <w:r>
+              <w:rPr>
+                <w:rFonts w:ascii="Times New Roman" w:cs="Times New Roman" w:eastAsia="Times New Roman" w:hAnsi="Times New Roman"/>
+                <w:sz w:val="23"/>
+                <w:szCs w:val="23"/>
+              </w:rPr>
+              <w:t xml:space="preserve">Đại diện: Ông </w:t>
+            </w:r>
+            <w:r>
+              <w:rPr>
+                <w:rFonts w:ascii="Times New Roman" w:cs="Times New Roman" w:eastAsia="Times New Roman" w:hAnsi="Times New Roman"/>
+                <w:b/>
+                <w:bCs/>
+                <w:sz w:val="23"/>
+                <w:szCs w:val="23"/>
+              </w:rPr>
+              <w:t xml:space="preserve">{{NT_DAIDIEN}}</w:t>
+            </w:r>
+            <w:r>
+              <w:rPr>
+                <w:rFonts w:ascii="Times New Roman" w:cs="Times New Roman" w:eastAsia="Times New Roman" w:hAnsi="Times New Roman"/>
+                <w:sz w:val="23"/>
+                <w:szCs w:val="23"/>
+              </w:rPr>
+              <w:t xml:space="preserve"> – {{NT_CHUCVU}}</w:t>
+            </w:r>
+          </w:p>
+        </w:tc>
+      </w:tr>
+    </w:tbl>
+    <w:p>
+      <w:pPr>
+        <w:spacing w:after="140"/>
+      </w:pPr>
+      <w:r>
+        <w:rPr>
+          <w:rFonts w:ascii="Times New Roman" w:cs="Times New Roman" w:eastAsia="Times New Roman" w:hAnsi="Times New Roman"/>
+          <w:sz w:val="24"/>
+          <w:szCs w:val="24"/>
+        </w:rPr>
+        <w:t xml:space="preserve"/>
+      </w:r>
+    </w:p>
+    <w:tbl>
+      <w:tblPr>
+        <w:tblW w:type="dxa" w:w="9746"/>
+        <w:tblBorders>
+          <w:top w:val="single" w:color="000000" w:sz="4"/>
+          <w:left w:val="single" w:color="000000" w:sz="4"/>
+          <w:bottom w:val="single" w:color="000000" w:sz="4"/>
+          <w:right w:val="single" w:color="000000" w:sz="4"/>
+          <w:insideH w:val="single" w:color="000000" w:sz="4"/>
+          <w:insideV w:val="single" w:color="000000" w:sz="4"/>
+        </w:tblBorders>
+      </w:tblPr>
+      <w:tblGrid>
+        <w:gridCol w:w="2500"/>
+        <w:gridCol w:w="300"/>
+        <w:gridCol w:w="6946"/>
+      </w:tblGrid>
+      <w:tr>
+        <w:tc>
+          <w:tcPr>
+            <w:tcW w:type="dxa" w:w="2500"/>
+            <w:tcMar>
+              <w:top w:type="dxa" w:w="25"/>
+              <w:left w:type="dxa" w:w="85"/>
+              <w:bottom w:type="dxa" w:w="25"/>
+              <w:right w:type="dxa" w:w="85"/>
+            </w:tcMar>
+            <w:vAlign w:val="center"/>
+          </w:tcPr>
+          <w:p>
+            <w:pPr>
+              <w:spacing w:after="0" w:before="0" w:line="240"/>
+              <w:jc w:val="left"/>
+            </w:pPr>
+            <w:r>
+              <w:rPr>
+                <w:rFonts w:ascii="Times New Roman" w:cs="Times New Roman" w:eastAsia="Times New Roman" w:hAnsi="Times New Roman"/>
+                <w:b/>
+                <w:bCs/>
+                <w:sz w:val="23"/>
+                <w:szCs w:val="23"/>
+              </w:rPr>
+              <w:t xml:space="preserve">Nhà cung cấp</w:t>
+            </w:r>
+          </w:p>
+          <w:p>
+            <w:pPr>
+              <w:spacing w:after="0" w:before="0" w:line="240"/>
+              <w:jc w:val="left"/>
+            </w:pPr>
+            <w:r>
+              <w:rPr>
+                <w:rFonts w:ascii="Times New Roman" w:cs="Times New Roman" w:eastAsia="Times New Roman" w:hAnsi="Times New Roman"/>
+                <w:i/>
+                <w:iCs/>
+                <w:sz w:val="22"/>
+                <w:szCs w:val="22"/>
+              </w:rPr>
+              <w:t xml:space="preserve">The Supplier</w:t>
+            </w:r>
+          </w:p>
+        </w:tc>
+        <w:tc>
+          <w:tcPr>
+            <w:tcW w:type="dxa" w:w="300"/>
+            <w:tcMar>
+              <w:top w:type="dxa" w:w="25"/>
+              <w:left w:type="dxa" w:w="85"/>
+              <w:bottom w:type="dxa" w:w="25"/>
+              <w:right w:type="dxa" w:w="85"/>
+            </w:tcMar>
+            <w:vAlign w:val="center"/>
+          </w:tcPr>
+          <w:p>
+            <w:pPr>
+              <w:spacing w:after="0" w:before="0" w:line="240"/>
+              <w:jc w:val="center"/>
+            </w:pPr>
+            <w:r>
+              <w:rPr>
+                <w:rFonts w:ascii="Times New Roman" w:cs="Times New Roman" w:eastAsia="Times New Roman" w:hAnsi="Times New Roman"/>
+                <w:b/>
+                <w:bCs/>
+                <w:sz w:val="23"/>
+                <w:szCs w:val="23"/>
+              </w:rPr>
+              <w:t xml:space="preserve">:</w:t>
+            </w:r>
+          </w:p>
+        </w:tc>
+        <w:tc>
+          <w:tcPr>
+            <w:tcW w:type="dxa" w:w="6946"/>
+            <w:tcMar>
+              <w:top w:type="dxa" w:w="25"/>
+              <w:left w:type="dxa" w:w="85"/>
+              <w:bottom w:type="dxa" w:w="25"/>
+              <w:right w:type="dxa" w:w="85"/>
+            </w:tcMar>
+            <w:vAlign w:val="center"/>
+          </w:tcPr>
+          <w:p>
+            <w:pPr>
+              <w:spacing w:after="0" w:before="0" w:line="240"/>
+              <w:jc w:val="left"/>
+            </w:pPr>
+            <w:r>
+              <w:rPr>
+                <w:rFonts w:ascii="Times New Roman" w:cs="Times New Roman" w:eastAsia="Times New Roman" w:hAnsi="Times New Roman"/>
+                <w:b/>
+                <w:bCs/>
+                <w:sz w:val="23"/>
+                <w:szCs w:val="23"/>
+              </w:rPr>
+              <w:t xml:space="preserve">{{NHA_THAU}}</w:t>
+            </w:r>
+          </w:p>
+        </w:tc>
+      </w:tr>
+      <w:tr>
+        <w:tc>
+          <w:tcPr>
+            <w:tcW w:type="dxa" w:w="2500"/>
+            <w:tcMar>
+              <w:top w:type="dxa" w:w="25"/>
+              <w:left w:type="dxa" w:w="85"/>
+              <w:bottom w:type="dxa" w:w="25"/>
+              <w:right w:type="dxa" w:w="85"/>
+            </w:tcMar>
+            <w:vAlign w:val="center"/>
+          </w:tcPr>
+          <w:p>
+            <w:pPr>
+              <w:spacing w:after="0" w:before="0" w:line="240"/>
+              <w:jc w:val="both"/>
+            </w:pPr>
+            <w:r>
+              <w:rPr>
+                <w:rFonts w:ascii="Times New Roman" w:cs="Times New Roman" w:eastAsia="Times New Roman" w:hAnsi="Times New Roman"/>
+                <w:sz w:val="23"/>
+                <w:szCs w:val="23"/>
+              </w:rPr>
+              <w:t xml:space="preserve"/>
+            </w:r>
+          </w:p>
+        </w:tc>
+        <w:tc>
+          <w:tcPr>
+            <w:tcW w:type="dxa" w:w="300"/>
+            <w:tcMar>
+              <w:top w:type="dxa" w:w="25"/>
+              <w:left w:type="dxa" w:w="85"/>
+              <w:bottom w:type="dxa" w:w="25"/>
+              <w:right w:type="dxa" w:w="85"/>
+            </w:tcMar>
+            <w:vAlign w:val="center"/>
+          </w:tcPr>
+          <w:p>
+            <w:pPr>
+              <w:spacing w:after="0" w:before="0" w:line="240"/>
+              <w:jc w:val="both"/>
+            </w:pPr>
+            <w:r>
+              <w:rPr>
+                <w:rFonts w:ascii="Times New Roman" w:cs="Times New Roman" w:eastAsia="Times New Roman" w:hAnsi="Times New Roman"/>
+                <w:sz w:val="23"/>
+                <w:szCs w:val="23"/>
+              </w:rPr>
+              <w:t xml:space="preserve"/>
+            </w:r>
+          </w:p>
+        </w:tc>
+        <w:tc>
+          <w:tcPr>
+            <w:tcW w:type="dxa" w:w="6946"/>
+            <w:tcMar>
+              <w:top w:type="dxa" w:w="25"/>
+              <w:left w:type="dxa" w:w="85"/>
+              <w:bottom w:type="dxa" w:w="25"/>
+              <w:right w:type="dxa" w:w="85"/>
+            </w:tcMar>
+            <w:vAlign w:val="center"/>
+          </w:tcPr>
+          <w:p>
+            <w:pPr>
+              <w:spacing w:after="0" w:before="0" w:line="240"/>
+              <w:jc w:val="left"/>
+            </w:pPr>
+            <w:r>
+              <w:rPr>
+                <w:rFonts w:ascii="Times New Roman" w:cs="Times New Roman" w:eastAsia="Times New Roman" w:hAnsi="Times New Roman"/>
+                <w:sz w:val="23"/>
+                <w:szCs w:val="23"/>
+              </w:rPr>
+              <w:t xml:space="preserve">{{NT_DIACHI}}</w:t>
+            </w:r>
+          </w:p>
+        </w:tc>
+      </w:tr>
+      <w:tr>
+        <w:tc>
+          <w:tcPr>
+            <w:tcW w:type="dxa" w:w="2500"/>
+            <w:tcMar>
+              <w:top w:type="dxa" w:w="25"/>
+              <w:left w:type="dxa" w:w="85"/>
+              <w:bottom w:type="dxa" w:w="25"/>
+              <w:right w:type="dxa" w:w="85"/>
+            </w:tcMar>
+            <w:vAlign w:val="center"/>
+          </w:tcPr>
+          <w:p>
+            <w:pPr>
+              <w:spacing w:after="0" w:before="0" w:line="240"/>
+              <w:jc w:val="both"/>
+            </w:pPr>
+            <w:r>
+              <w:rPr>
+                <w:rFonts w:ascii="Times New Roman" w:cs="Times New Roman" w:eastAsia="Times New Roman" w:hAnsi="Times New Roman"/>
+                <w:sz w:val="23"/>
+                <w:szCs w:val="23"/>
+              </w:rPr>
+              <w:t xml:space="preserve"/>
+            </w:r>
+          </w:p>
+        </w:tc>
+        <w:tc>
+          <w:tcPr>
+            <w:tcW w:type="dxa" w:w="300"/>
+            <w:tcMar>
+              <w:top w:type="dxa" w:w="25"/>
+              <w:left w:type="dxa" w:w="85"/>
+              <w:bottom w:type="dxa" w:w="25"/>
+              <w:right w:type="dxa" w:w="85"/>
+            </w:tcMar>
+            <w:vAlign w:val="center"/>
+          </w:tcPr>
+          <w:p>
+            <w:pPr>
+              <w:spacing w:after="0" w:before="0" w:line="240"/>
+              <w:jc w:val="both"/>
+            </w:pPr>
+            <w:r>
+              <w:rPr>
+                <w:rFonts w:ascii="Times New Roman" w:cs="Times New Roman" w:eastAsia="Times New Roman" w:hAnsi="Times New Roman"/>
+                <w:sz w:val="23"/>
+                <w:szCs w:val="23"/>
+              </w:rPr>
+              <w:t xml:space="preserve"/>
+            </w:r>
+          </w:p>
+        </w:tc>
+        <w:tc>
+          <w:tcPr>
+            <w:tcW w:type="dxa" w:w="6946"/>
+            <w:tcMar>
+              <w:top w:type="dxa" w:w="25"/>
+              <w:left w:type="dxa" w:w="85"/>
+              <w:bottom w:type="dxa" w:w="25"/>
+              <w:right w:type="dxa" w:w="85"/>
+            </w:tcMar>
+            <w:vAlign w:val="center"/>
+          </w:tcPr>
+          <w:p>
+            <w:pPr>
+              <w:spacing w:after="0" w:before="0" w:line="240"/>
+              <w:jc w:val="left"/>
+            </w:pPr>
+            <w:r>
+              <w:rPr>
+                <w:rFonts w:ascii="Times New Roman" w:cs="Times New Roman" w:eastAsia="Times New Roman" w:hAnsi="Times New Roman"/>
+                <w:sz w:val="23"/>
+                <w:szCs w:val="23"/>
+              </w:rPr>
+              <w:t xml:space="preserve">{{NT_LIENHE}}</w:t>
+            </w:r>
+          </w:p>
+          <w:p>
+            <w:pPr>
+              <w:spacing w:after="0" w:before="0" w:line="240"/>
+              <w:jc w:val="left"/>
+            </w:pPr>
+            <w:r>
+              <w:rPr>
+                <w:rFonts w:ascii="Times New Roman" w:cs="Times New Roman" w:eastAsia="Times New Roman" w:hAnsi="Times New Roman"/>
+                <w:sz w:val="23"/>
+                <w:szCs w:val="23"/>
+              </w:rPr>
+              <w:t xml:space="preserve">Đại diện: Ông </w:t>
+            </w:r>
+            <w:r>
+              <w:rPr>
+                <w:rFonts w:ascii="Times New Roman" w:cs="Times New Roman" w:eastAsia="Times New Roman" w:hAnsi="Times New Roman"/>
+                <w:b/>
+                <w:bCs/>
+                <w:sz w:val="23"/>
+                <w:szCs w:val="23"/>
+              </w:rPr>
+              <w:t xml:space="preserve">{{NT_DAIDIEN}}</w:t>
+            </w:r>
+            <w:r>
+              <w:rPr>
+                <w:rFonts w:ascii="Times New Roman" w:cs="Times New Roman" w:eastAsia="Times New Roman" w:hAnsi="Times New Roman"/>
+                <w:sz w:val="23"/>
+                <w:szCs w:val="23"/>
+              </w:rPr>
+              <w:t xml:space="preserve"> – {{NT_CHUCVU}}</w:t>
+            </w:r>
+          </w:p>
+        </w:tc>
+      </w:tr>
+    </w:tbl>
+    <w:p>
+      <w:pPr>
+        <w:spacing w:after="160"/>
+      </w:pPr>
+      <w:r>
+        <w:rPr>
+          <w:rFonts w:ascii="Times New Roman" w:cs="Times New Roman" w:eastAsia="Times New Roman" w:hAnsi="Times New Roman"/>
+          <w:sz w:val="24"/>
+          <w:szCs w:val="24"/>
+        </w:rPr>
+        <w:t xml:space="preserve"/>
+      </w:r>
+    </w:p>
+    <w:p>
+      <w:pPr>
+        <w:spacing w:after="40" w:before="0" w:line="262"/>
+        <w:jc w:val="both"/>
+      </w:pPr>
+      <w:r>
+        <w:rPr>
+          <w:rFonts w:ascii="Times New Roman" w:cs="Times New Roman" w:eastAsia="Times New Roman" w:hAnsi="Times New Roman"/>
+          <w:sz w:val="24"/>
+          <w:szCs w:val="24"/>
+        </w:rPr>
+        <w:t xml:space="preserve">Bên Mua và Bên Bán thống nhất ký kết Biên bản bàn giao thang máy (sau đây gọi là "Biên bản bàn giao") theo các nội dung sau đây:</w:t>
+      </w:r>
+    </w:p>
+    <w:p>
+      <w:pPr>
+        <w:spacing w:after="120" w:before="0" w:line="262"/>
+        <w:jc w:val="both"/>
+      </w:pPr>
+      <w:r>
+        <w:rPr>
+          <w:rFonts w:ascii="Times New Roman" w:cs="Times New Roman" w:eastAsia="Times New Roman" w:hAnsi="Times New Roman"/>
+          <w:i/>
+          <w:iCs/>
+          <w:sz w:val="24"/>
+          <w:szCs w:val="24"/>
+        </w:rPr>
+        <w:t xml:space="preserve">The Buyer and the Seller unanimously agree to enter into the Lift hand-over Certificate (hereinafter referred as the "Certificate") with the following provisions:</w:t>
+      </w:r>
+    </w:p>
+    <w:p>
+      <w:pPr>
+        <w:spacing w:after="20" w:before="0" w:line="262"/>
+        <w:jc w:val="both"/>
+      </w:pPr>
+      <w:r>
+        <w:rPr>
+          <w:rFonts w:ascii="Times New Roman" w:cs="Times New Roman" w:eastAsia="Times New Roman" w:hAnsi="Times New Roman"/>
+          <w:sz w:val="24"/>
+          <w:szCs w:val="24"/>
+        </w:rPr>
+        <w:t xml:space="preserve">1.  Tên thiết bị bàn giao: {{BBG_TENTB}}</w:t>
+      </w:r>
+    </w:p>
+    <w:p>
+      <w:pPr>
+        <w:spacing w:after="120" w:before="0" w:line="262"/>
+        <w:ind w:left="340"/>
+        <w:jc w:val="both"/>
+      </w:pPr>
+      <w:r>
+        <w:rPr>
+          <w:rFonts w:ascii="Times New Roman" w:cs="Times New Roman" w:eastAsia="Times New Roman" w:hAnsi="Times New Roman"/>
+          <w:i/>
+          <w:iCs/>
+          <w:sz w:val="24"/>
+          <w:szCs w:val="24"/>
+        </w:rPr>
+        <w:t xml:space="preserve">Equipment will be handed over: {{BBG_TENTB_EN}}</w:t>
+      </w:r>
+    </w:p>
+    <w:p>
+      <w:pPr>
+        <w:spacing w:after="20" w:before="0" w:line="262"/>
+        <w:jc w:val="both"/>
+      </w:pPr>
+      <w:r>
+        <w:rPr>
+          <w:rFonts w:ascii="Times New Roman" w:cs="Times New Roman" w:eastAsia="Times New Roman" w:hAnsi="Times New Roman"/>
+          <w:sz w:val="24"/>
+          <w:szCs w:val="24"/>
+        </w:rPr>
+        <w:t xml:space="preserve">2.  Số lượng: {{BBG_SL}}</w:t>
+      </w:r>
+    </w:p>
+    <w:p>
+      <w:pPr>
+        <w:spacing w:after="120" w:before="0" w:line="262"/>
+        <w:ind w:left="340"/>
+        <w:jc w:val="both"/>
+      </w:pPr>
+      <w:r>
+        <w:rPr>
+          <w:rFonts w:ascii="Times New Roman" w:cs="Times New Roman" w:eastAsia="Times New Roman" w:hAnsi="Times New Roman"/>
+          <w:i/>
+          <w:iCs/>
+          <w:sz w:val="24"/>
+          <w:szCs w:val="24"/>
+        </w:rPr>
+        <w:t xml:space="preserve">Quantity: {{BBG_SL}}</w:t>
+      </w:r>
+    </w:p>
+    <w:p>
+      <w:pPr>
+        <w:spacing w:after="20" w:before="0" w:line="262"/>
+        <w:jc w:val="both"/>
+      </w:pPr>
+      <w:r>
+        <w:rPr>
+          <w:rFonts w:ascii="Times New Roman" w:cs="Times New Roman" w:eastAsia="Times New Roman" w:hAnsi="Times New Roman"/>
+          <w:sz w:val="24"/>
+          <w:szCs w:val="24"/>
+        </w:rPr>
+        <w:t xml:space="preserve">3.  Các thông số kỹ thuật chính:</w:t>
+      </w:r>
+    </w:p>
+    <w:p>
+      <w:pPr>
+        <w:spacing w:after="80" w:before="0" w:line="262"/>
+        <w:ind w:left="340"/>
+        <w:jc w:val="both"/>
+      </w:pPr>
+      <w:r>
+        <w:rPr>
+          <w:rFonts w:ascii="Times New Roman" w:cs="Times New Roman" w:eastAsia="Times New Roman" w:hAnsi="Times New Roman"/>
+          <w:i/>
+          <w:iCs/>
+          <w:sz w:val="24"/>
+          <w:szCs w:val="24"/>
+        </w:rPr>
+        <w:t xml:space="preserve">Main Technical Specification:</w:t>
+      </w:r>
+    </w:p>
+    <w:tbl>
+      <w:tblPr>
+        <w:tblW w:type="dxa" w:w="9746"/>
+        <w:tblBorders>
+          <w:top w:val="single" w:color="000000" w:sz="4"/>
+          <w:left w:val="single" w:color="000000" w:sz="4"/>
+          <w:bottom w:val="single" w:color="000000" w:sz="4"/>
+          <w:right w:val="single" w:color="000000" w:sz="4"/>
+          <w:insideH w:val="single" w:color="000000" w:sz="4"/>
+          <w:insideV w:val="single" w:color="000000" w:sz="4"/>
+        </w:tblBorders>
+      </w:tblPr>
+      <w:tblGrid>
+        <w:gridCol w:w="6146"/>
+        <w:gridCol w:w="3600"/>
+      </w:tblGrid>
+      <w:tr>
+        <w:tc>
+          <w:tcPr>
+            <w:tcW w:type="dxa" w:w="6146"/>
+            <w:tcMar>
+              <w:top w:type="dxa" w:w="25"/>
+              <w:left w:type="dxa" w:w="85"/>
+              <w:bottom w:type="dxa" w:w="25"/>
+              <w:right w:type="dxa" w:w="85"/>
+            </w:tcMar>
+            <w:vAlign w:val="center"/>
+          </w:tcPr>
+          <w:p>
+            <w:pPr>
+              <w:spacing w:after="0" w:before="0" w:line="240"/>
+              <w:jc w:val="left"/>
+            </w:pPr>
+            <w:r>
+              <w:rPr>
+                <w:rFonts w:ascii="Times New Roman" w:cs="Times New Roman" w:eastAsia="Times New Roman" w:hAnsi="Times New Roman"/>
+                <w:sz w:val="23"/>
+                <w:szCs w:val="23"/>
+              </w:rPr>
+              <w:t xml:space="preserve">* Chủng loại / </w:t>
+            </w:r>
+            <w:r>
+              <w:rPr>
+                <w:rFonts w:ascii="Times New Roman" w:cs="Times New Roman" w:eastAsia="Times New Roman" w:hAnsi="Times New Roman"/>
+                <w:i/>
+                <w:iCs/>
+                <w:sz w:val="23"/>
+                <w:szCs w:val="23"/>
+              </w:rPr>
+              <w:t xml:space="preserve">Model</w:t>
+            </w:r>
+          </w:p>
+        </w:tc>
+        <w:tc>
+          <w:tcPr>
+            <w:tcW w:type="dxa" w:w="3600"/>
+            <w:tcMar>
+              <w:top w:type="dxa" w:w="25"/>
+              <w:left w:type="dxa" w:w="85"/>
+              <w:bottom w:type="dxa" w:w="25"/>
+              <w:right w:type="dxa" w:w="85"/>
+            </w:tcMar>
+            <w:vAlign w:val="center"/>
+          </w:tcPr>
+          <w:p>
+            <w:pPr>
+              <w:spacing w:after="0" w:before="0" w:line="240"/>
+              <w:jc w:val="center"/>
+            </w:pPr>
+            <w:r>
+              <w:rPr>
+                <w:rFonts w:ascii="Times New Roman" w:cs="Times New Roman" w:eastAsia="Times New Roman" w:hAnsi="Times New Roman"/>
+                <w:sz w:val="23"/>
+                <w:szCs w:val="23"/>
+              </w:rPr>
+              <w:t xml:space="preserve">{{BBG_MODEL}}</w:t>
+            </w:r>
+          </w:p>
+        </w:tc>
+      </w:tr>
+      <w:tr>
+        <w:tc>
+          <w:tcPr>
+            <w:tcW w:type="dxa" w:w="6146"/>
+            <w:tcMar>
+              <w:top w:type="dxa" w:w="25"/>
+              <w:left w:type="dxa" w:w="85"/>
+              <w:bottom w:type="dxa" w:w="25"/>
+              <w:right w:type="dxa" w:w="85"/>
+            </w:tcMar>
+            <w:vAlign w:val="center"/>
+          </w:tcPr>
+          <w:p>
+            <w:pPr>
+              <w:spacing w:after="0" w:before="0" w:line="240"/>
+              <w:jc w:val="left"/>
+            </w:pPr>
+            <w:r>
+              <w:rPr>
+                <w:rFonts w:ascii="Times New Roman" w:cs="Times New Roman" w:eastAsia="Times New Roman" w:hAnsi="Times New Roman"/>
+                <w:sz w:val="23"/>
+                <w:szCs w:val="23"/>
+              </w:rPr>
+              <w:t xml:space="preserve">* Số điểm dừng / </w:t>
+            </w:r>
+            <w:r>
+              <w:rPr>
+                <w:rFonts w:ascii="Times New Roman" w:cs="Times New Roman" w:eastAsia="Times New Roman" w:hAnsi="Times New Roman"/>
+                <w:i/>
+                <w:iCs/>
+                <w:sz w:val="23"/>
+                <w:szCs w:val="23"/>
+              </w:rPr>
+              <w:t xml:space="preserve">No. of Stop</w:t>
+            </w:r>
+          </w:p>
+        </w:tc>
+        <w:tc>
+          <w:tcPr>
+            <w:tcW w:type="dxa" w:w="3600"/>
+            <w:tcMar>
+              <w:top w:type="dxa" w:w="25"/>
+              <w:left w:type="dxa" w:w="85"/>
+              <w:bottom w:type="dxa" w:w="25"/>
+              <w:right w:type="dxa" w:w="85"/>
+            </w:tcMar>
+            <w:vAlign w:val="center"/>
+          </w:tcPr>
+          <w:p>
+            <w:pPr>
+              <w:spacing w:after="0" w:before="0" w:line="240"/>
+              <w:jc w:val="center"/>
+            </w:pPr>
+            <w:r>
+              <w:rPr>
+                <w:rFonts w:ascii="Times New Roman" w:cs="Times New Roman" w:eastAsia="Times New Roman" w:hAnsi="Times New Roman"/>
+                <w:sz w:val="23"/>
+                <w:szCs w:val="23"/>
+              </w:rPr>
+              <w:t xml:space="preserve">{{BBG_STOPS}}</w:t>
+            </w:r>
+          </w:p>
+        </w:tc>
+      </w:tr>
+      <w:tr>
+        <w:tc>
+          <w:tcPr>
+            <w:tcW w:type="dxa" w:w="6146"/>
+            <w:tcMar>
+              <w:top w:type="dxa" w:w="25"/>
+              <w:left w:type="dxa" w:w="85"/>
+              <w:bottom w:type="dxa" w:w="25"/>
+              <w:right w:type="dxa" w:w="85"/>
+            </w:tcMar>
+            <w:vAlign w:val="center"/>
+          </w:tcPr>
+          <w:p>
+            <w:pPr>
+              <w:spacing w:after="0" w:before="0" w:line="240"/>
+              <w:jc w:val="left"/>
+            </w:pPr>
+            <w:r>
+              <w:rPr>
+                <w:rFonts w:ascii="Times New Roman" w:cs="Times New Roman" w:eastAsia="Times New Roman" w:hAnsi="Times New Roman"/>
+                <w:sz w:val="23"/>
+                <w:szCs w:val="23"/>
+              </w:rPr>
+              <w:t xml:space="preserve">* Vận tốc (m/s) / </w:t>
+            </w:r>
+            <w:r>
+              <w:rPr>
+                <w:rFonts w:ascii="Times New Roman" w:cs="Times New Roman" w:eastAsia="Times New Roman" w:hAnsi="Times New Roman"/>
+                <w:i/>
+                <w:iCs/>
+                <w:sz w:val="23"/>
+                <w:szCs w:val="23"/>
+              </w:rPr>
+              <w:t xml:space="preserve">Speed (m/s)</w:t>
+            </w:r>
+          </w:p>
+        </w:tc>
+        <w:tc>
+          <w:tcPr>
+            <w:tcW w:type="dxa" w:w="3600"/>
+            <w:tcMar>
+              <w:top w:type="dxa" w:w="25"/>
+              <w:left w:type="dxa" w:w="85"/>
+              <w:bottom w:type="dxa" w:w="25"/>
+              <w:right w:type="dxa" w:w="85"/>
+            </w:tcMar>
+            <w:vAlign w:val="center"/>
+          </w:tcPr>
+          <w:p>
+            <w:pPr>
+              <w:spacing w:after="0" w:before="0" w:line="240"/>
+              <w:jc w:val="center"/>
+            </w:pPr>
+            <w:r>
+              <w:rPr>
+                <w:rFonts w:ascii="Times New Roman" w:cs="Times New Roman" w:eastAsia="Times New Roman" w:hAnsi="Times New Roman"/>
+                <w:sz w:val="23"/>
+                <w:szCs w:val="23"/>
+              </w:rPr>
+              <w:t xml:space="preserve">{{BBG_SPEED}}</w:t>
+            </w:r>
+          </w:p>
+        </w:tc>
+      </w:tr>
+      <w:tr>
+        <w:tc>
+          <w:tcPr>
+            <w:tcW w:type="dxa" w:w="6146"/>
+            <w:tcMar>
+              <w:top w:type="dxa" w:w="25"/>
+              <w:left w:type="dxa" w:w="85"/>
+              <w:bottom w:type="dxa" w:w="25"/>
+              <w:right w:type="dxa" w:w="85"/>
+            </w:tcMar>
+            <w:vAlign w:val="center"/>
+          </w:tcPr>
+          <w:p>
+            <w:pPr>
+              <w:spacing w:after="0" w:before="0" w:line="240"/>
+              <w:jc w:val="left"/>
+            </w:pPr>
+            <w:r>
+              <w:rPr>
+                <w:rFonts w:ascii="Times New Roman" w:cs="Times New Roman" w:eastAsia="Times New Roman" w:hAnsi="Times New Roman"/>
+                <w:sz w:val="23"/>
+                <w:szCs w:val="23"/>
+              </w:rPr>
+              <w:t xml:space="preserve">* Hành trình (m) / </w:t>
+            </w:r>
+            <w:r>
+              <w:rPr>
+                <w:rFonts w:ascii="Times New Roman" w:cs="Times New Roman" w:eastAsia="Times New Roman" w:hAnsi="Times New Roman"/>
+                <w:i/>
+                <w:iCs/>
+                <w:sz w:val="23"/>
+                <w:szCs w:val="23"/>
+              </w:rPr>
+              <w:t xml:space="preserve">Travel Height</w:t>
+            </w:r>
+          </w:p>
+        </w:tc>
+        <w:tc>
+          <w:tcPr>
+            <w:tcW w:type="dxa" w:w="3600"/>
+            <w:tcMar>
+              <w:top w:type="dxa" w:w="25"/>
+              <w:left w:type="dxa" w:w="85"/>
+              <w:bottom w:type="dxa" w:w="25"/>
+              <w:right w:type="dxa" w:w="85"/>
+            </w:tcMar>
+            <w:vAlign w:val="center"/>
+          </w:tcPr>
+          <w:p>
+            <w:pPr>
+              <w:spacing w:after="0" w:before="0" w:line="240"/>
+              <w:jc w:val="center"/>
+            </w:pPr>
+            <w:r>
+              <w:rPr>
+                <w:rFonts w:ascii="Times New Roman" w:cs="Times New Roman" w:eastAsia="Times New Roman" w:hAnsi="Times New Roman"/>
+                <w:sz w:val="23"/>
+                <w:szCs w:val="23"/>
+              </w:rPr>
+              <w:t xml:space="preserve">{{BBG_TRAVEL}}</w:t>
+            </w:r>
+          </w:p>
+        </w:tc>
+      </w:tr>
+      <w:tr>
+        <w:tc>
+          <w:tcPr>
+            <w:tcW w:type="dxa" w:w="6146"/>
+            <w:tcMar>
+              <w:top w:type="dxa" w:w="25"/>
+              <w:left w:type="dxa" w:w="85"/>
+              <w:bottom w:type="dxa" w:w="25"/>
+              <w:right w:type="dxa" w:w="85"/>
+            </w:tcMar>
+            <w:vAlign w:val="center"/>
+          </w:tcPr>
+          <w:p>
+            <w:pPr>
+              <w:spacing w:after="0" w:before="0" w:line="240"/>
+              <w:jc w:val="left"/>
+            </w:pPr>
+            <w:r>
+              <w:rPr>
+                <w:rFonts w:ascii="Times New Roman" w:cs="Times New Roman" w:eastAsia="Times New Roman" w:hAnsi="Times New Roman"/>
+                <w:sz w:val="23"/>
+                <w:szCs w:val="23"/>
+              </w:rPr>
+              <w:t xml:space="preserve">* Tải trọng (Kg) / </w:t>
+            </w:r>
+            <w:r>
+              <w:rPr>
+                <w:rFonts w:ascii="Times New Roman" w:cs="Times New Roman" w:eastAsia="Times New Roman" w:hAnsi="Times New Roman"/>
+                <w:i/>
+                <w:iCs/>
+                <w:sz w:val="23"/>
+                <w:szCs w:val="23"/>
+              </w:rPr>
+              <w:t xml:space="preserve">Capacity (kg)</w:t>
+            </w:r>
+          </w:p>
+        </w:tc>
+        <w:tc>
+          <w:tcPr>
+            <w:tcW w:type="dxa" w:w="3600"/>
+            <w:tcMar>
+              <w:top w:type="dxa" w:w="25"/>
+              <w:left w:type="dxa" w:w="85"/>
+              <w:bottom w:type="dxa" w:w="25"/>
+              <w:right w:type="dxa" w:w="85"/>
+            </w:tcMar>
+            <w:vAlign w:val="center"/>
+          </w:tcPr>
+          <w:p>
+            <w:pPr>
+              <w:spacing w:after="0" w:before="0" w:line="240"/>
+              <w:jc w:val="center"/>
+            </w:pPr>
+            <w:r>
+              <w:rPr>
+                <w:rFonts w:ascii="Times New Roman" w:cs="Times New Roman" w:eastAsia="Times New Roman" w:hAnsi="Times New Roman"/>
+                <w:sz w:val="23"/>
+                <w:szCs w:val="23"/>
+              </w:rPr>
+              <w:t xml:space="preserve">{{BBG_LOAD}}</w:t>
+            </w:r>
+          </w:p>
+        </w:tc>
+      </w:tr>
+    </w:tbl>
+    <w:p>
+      <w:pPr>
+        <w:spacing w:after="140"/>
+      </w:pPr>
+      <w:r>
+        <w:rPr>
+          <w:rFonts w:ascii="Times New Roman" w:cs="Times New Roman" w:eastAsia="Times New Roman" w:hAnsi="Times New Roman"/>
+          <w:sz w:val="24"/>
+          <w:szCs w:val="24"/>
+        </w:rPr>
+        <w:t xml:space="preserve"/>
+      </w:r>
+    </w:p>
+    <w:p>
+      <w:pPr>
+        <w:spacing w:after="20" w:before="0" w:line="262"/>
+        <w:jc w:val="both"/>
+      </w:pPr>
+      <w:r>
+        <w:rPr>
+          <w:rFonts w:ascii="Times New Roman" w:cs="Times New Roman" w:eastAsia="Times New Roman" w:hAnsi="Times New Roman"/>
+          <w:sz w:val="24"/>
+          <w:szCs w:val="24"/>
+        </w:rPr>
+        <w:t xml:space="preserve">4.  Thời gian bảo hành và bảo trì miễn phí: {{BBG_BH}}.</w:t>
+      </w:r>
+    </w:p>
+    <w:p>
+      <w:pPr>
+        <w:spacing w:after="20" w:before="0" w:line="262"/>
+        <w:ind w:left="340"/>
+        <w:jc w:val="both"/>
+      </w:pPr>
+      <w:r>
+        <w:rPr>
+          <w:rFonts w:ascii="Times New Roman" w:cs="Times New Roman" w:eastAsia="Times New Roman" w:hAnsi="Times New Roman"/>
+          <w:i/>
+          <w:iCs/>
+          <w:sz w:val="24"/>
+          <w:szCs w:val="24"/>
+        </w:rPr>
+        <w:t xml:space="preserve">Warranty and free maintenance period: {{BBG_BH_EN}}.</w:t>
+      </w:r>
+    </w:p>
+    <w:p>
+      <w:pPr>
+        <w:spacing w:after="20" w:before="0" w:line="262"/>
+        <w:ind w:left="340"/>
+        <w:jc w:val="both"/>
+      </w:pPr>
+      <w:r>
+        <w:rPr>
+          <w:rFonts w:ascii="Times New Roman" w:cs="Times New Roman" w:eastAsia="Times New Roman" w:hAnsi="Times New Roman"/>
+          <w:sz w:val="24"/>
+          <w:szCs w:val="24"/>
+        </w:rPr>
+        <w:t xml:space="preserve">-  Từ ngày ....../....../20......  đến ngày ....../....../20......</w:t>
+      </w:r>
+    </w:p>
+    <w:p>
+      <w:pPr>
+        <w:spacing w:after="160" w:before="0" w:line="262"/>
+        <w:ind w:left="340"/>
+        <w:jc w:val="both"/>
+      </w:pPr>
+      <w:r>
+        <w:rPr>
+          <w:rFonts w:ascii="Times New Roman" w:cs="Times New Roman" w:eastAsia="Times New Roman" w:hAnsi="Times New Roman"/>
+          <w:i/>
+          <w:iCs/>
+          <w:sz w:val="24"/>
+          <w:szCs w:val="24"/>
+        </w:rPr>
+        <w:t xml:space="preserve">From ....../....../20......  to ....../....../20......</w:t>
+      </w:r>
+    </w:p>
+    <w:p>
+      <w:pPr>
+        <w:spacing w:after="20" w:before="0" w:line="262"/>
+        <w:jc w:val="both"/>
+      </w:pPr>
+      <w:r>
+        <w:rPr>
+          <w:rFonts w:ascii="Times New Roman" w:cs="Times New Roman" w:eastAsia="Times New Roman" w:hAnsi="Times New Roman"/>
+          <w:sz w:val="24"/>
+          <w:szCs w:val="24"/>
+        </w:rPr>
+        <w:t xml:space="preserve">5.  Các hạng mục còn tồn đọng theo yêu cầu của Bên Mua (đánh dấu ☒ vào ô tương ứng nếu có):</w:t>
+      </w:r>
+    </w:p>
+    <w:p>
+      <w:pPr>
+        <w:spacing w:after="80" w:before="0" w:line="262"/>
+        <w:ind w:left="340"/>
+        <w:jc w:val="both"/>
+      </w:pPr>
+      <w:r>
+        <w:rPr>
+          <w:rFonts w:ascii="Times New Roman" w:cs="Times New Roman" w:eastAsia="Times New Roman" w:hAnsi="Times New Roman"/>
+          <w:i/>
+          <w:iCs/>
+          <w:sz w:val="24"/>
+          <w:szCs w:val="24"/>
+        </w:rPr>
+        <w:t xml:space="preserve">Outstanding items at the Buyer’s request (tick ☒ the corresponding box if any):</w:t>
+      </w:r>
+    </w:p>
+    <w:tbl>
+      <w:tblPr>
+        <w:tblW w:type="dxa" w:w="9746"/>
+        <w:tblBorders>
+          <w:top w:val="single" w:color="000000" w:sz="4"/>
+          <w:left w:val="single" w:color="000000" w:sz="4"/>
+          <w:bottom w:val="single" w:color="000000" w:sz="4"/>
+          <w:right w:val="single" w:color="000000" w:sz="4"/>
+          <w:insideH w:val="single" w:color="000000" w:sz="4"/>
+          <w:insideV w:val="single" w:color="000000" w:sz="4"/>
+        </w:tblBorders>
+      </w:tblPr>
+      <w:tblGrid>
+        <w:gridCol w:w="700"/>
+        <w:gridCol w:w="5146"/>
+        <w:gridCol w:w="2100"/>
+        <w:gridCol w:w="1800"/>
+      </w:tblGrid>
+      <w:tr>
+        <w:trPr>
+          <w:tblHeader/>
+        </w:trPr>
+        <w:tc>
+          <w:tcPr>
+            <w:tcW w:type="dxa" w:w="700"/>
+            <w:shd w:fill="D9D9D9" w:color="auto" w:val="clear"/>
+            <w:tcMar>
+              <w:top w:type="dxa" w:w="25"/>
+              <w:left w:type="dxa" w:w="85"/>
+              <w:bottom w:type="dxa" w:w="25"/>
+              <w:right w:type="dxa" w:w="85"/>
+            </w:tcMar>
+            <w:vAlign w:val="center"/>
+          </w:tcPr>
+          <w:p>
+            <w:pPr>
+              <w:spacing w:after="0" w:before="0" w:line="240"/>
+              <w:jc w:val="center"/>
+            </w:pPr>
+            <w:r>
+              <w:rPr>
+                <w:rFonts w:ascii="Times New Roman" w:cs="Times New Roman" w:eastAsia="Times New Roman" w:hAnsi="Times New Roman"/>
+                <w:b/>
+                <w:bCs/>
+                <w:sz w:val="21"/>
+                <w:szCs w:val="21"/>
+              </w:rPr>
+              <w:t xml:space="preserve">Chọn</w:t>
+            </w:r>
+          </w:p>
+          <w:p>
+            <w:pPr>
+              <w:spacing w:after="0" w:before="0" w:line="240"/>
+              <w:jc w:val="center"/>
+            </w:pPr>
+            <w:r>
+              <w:rPr>
+                <w:rFonts w:ascii="Times New Roman" w:cs="Times New Roman" w:eastAsia="Times New Roman" w:hAnsi="Times New Roman"/>
+                <w:i/>
+                <w:iCs/>
+                <w:sz w:val="20"/>
+                <w:szCs w:val="20"/>
+              </w:rPr>
+              <w:t xml:space="preserve">Tick</w:t>
+            </w:r>
+          </w:p>
+        </w:tc>
+        <w:tc>
+          <w:tcPr>
+            <w:tcW w:type="dxa" w:w="5146"/>
+            <w:shd w:fill="D9D9D9" w:color="auto" w:val="clear"/>
+            <w:tcMar>
+              <w:top w:type="dxa" w:w="25"/>
+              <w:left w:type="dxa" w:w="85"/>
+              <w:bottom w:type="dxa" w:w="25"/>
+              <w:right w:type="dxa" w:w="85"/>
+            </w:tcMar>
+            <w:vAlign w:val="center"/>
+          </w:tcPr>
+          <w:p>
+            <w:pPr>
+              <w:spacing w:after="0" w:before="0" w:line="240"/>
+              <w:jc w:val="center"/>
+            </w:pPr>
+            <w:r>
+              <w:rPr>
+                <w:rFonts w:ascii="Times New Roman" w:cs="Times New Roman" w:eastAsia="Times New Roman" w:hAnsi="Times New Roman"/>
+                <w:b/>
+                <w:bCs/>
+                <w:sz w:val="22"/>
+                <w:szCs w:val="22"/>
+              </w:rPr>
+              <w:t xml:space="preserve">Hạng mục còn tồn đọng</w:t>
+            </w:r>
+          </w:p>
+          <w:p>
+            <w:pPr>
+              <w:spacing w:after="0" w:before="0" w:line="240"/>
+              <w:jc w:val="center"/>
+            </w:pPr>
+            <w:r>
+              <w:rPr>
+                <w:rFonts w:ascii="Times New Roman" w:cs="Times New Roman" w:eastAsia="Times New Roman" w:hAnsi="Times New Roman"/>
+                <w:i/>
+                <w:iCs/>
+                <w:sz w:val="21"/>
+                <w:szCs w:val="21"/>
+              </w:rPr>
+              <w:t xml:space="preserve">Outstanding item</w:t>
+            </w:r>
+          </w:p>
+        </w:tc>
+        <w:tc>
+          <w:tcPr>
+            <w:tcW w:type="dxa" w:w="2100"/>
+            <w:shd w:fill="D9D9D9" w:color="auto" w:val="clear"/>
+            <w:tcMar>
+              <w:top w:type="dxa" w:w="25"/>
+              <w:left w:type="dxa" w:w="85"/>
+              <w:bottom w:type="dxa" w:w="25"/>
+              <w:right w:type="dxa" w:w="85"/>
+            </w:tcMar>
+            <w:vAlign w:val="center"/>
+          </w:tcPr>
+          <w:p>
+            <w:pPr>
+              <w:spacing w:after="0" w:before="0" w:line="240"/>
+              <w:jc w:val="center"/>
+            </w:pPr>
+            <w:r>
+              <w:rPr>
+                <w:rFonts w:ascii="Times New Roman" w:cs="Times New Roman" w:eastAsia="Times New Roman" w:hAnsi="Times New Roman"/>
+                <w:b/>
+                <w:bCs/>
+                <w:sz w:val="22"/>
+                <w:szCs w:val="22"/>
+              </w:rPr>
+              <w:t xml:space="preserve">Thời hạn thực hiện</w:t>
+            </w:r>
+          </w:p>
+          <w:p>
+            <w:pPr>
+              <w:spacing w:after="0" w:before="0" w:line="240"/>
+              <w:jc w:val="center"/>
+            </w:pPr>
+            <w:r>
+              <w:rPr>
+                <w:rFonts w:ascii="Times New Roman" w:cs="Times New Roman" w:eastAsia="Times New Roman" w:hAnsi="Times New Roman"/>
+                <w:i/>
+                <w:iCs/>
+                <w:sz w:val="21"/>
+                <w:szCs w:val="21"/>
+              </w:rPr>
+              <w:t xml:space="preserve">Deadline</w:t>
+            </w:r>
+          </w:p>
+        </w:tc>
+        <w:tc>
+          <w:tcPr>
+            <w:tcW w:type="dxa" w:w="1800"/>
+            <w:shd w:fill="D9D9D9" w:color="auto" w:val="clear"/>
+            <w:tcMar>
+              <w:top w:type="dxa" w:w="25"/>
+              <w:left w:type="dxa" w:w="85"/>
+              <w:bottom w:type="dxa" w:w="25"/>
+              <w:right w:type="dxa" w:w="85"/>
+            </w:tcMar>
+            <w:vAlign w:val="center"/>
+          </w:tcPr>
+          <w:p>
+            <w:pPr>
+              <w:spacing w:after="0" w:before="0" w:line="240"/>
+              <w:jc w:val="center"/>
+            </w:pPr>
+            <w:r>
+              <w:rPr>
+                <w:rFonts w:ascii="Times New Roman" w:cs="Times New Roman" w:eastAsia="Times New Roman" w:hAnsi="Times New Roman"/>
+                <w:b/>
+                <w:bCs/>
+                <w:sz w:val="22"/>
+                <w:szCs w:val="22"/>
+              </w:rPr>
+              <w:t xml:space="preserve">Ghi chú</w:t>
+            </w:r>
+          </w:p>
+          <w:p>
+            <w:pPr>
+              <w:spacing w:after="0" w:before="0" w:line="240"/>
+              <w:jc w:val="center"/>
+            </w:pPr>
+            <w:r>
+              <w:rPr>
+                <w:rFonts w:ascii="Times New Roman" w:cs="Times New Roman" w:eastAsia="Times New Roman" w:hAnsi="Times New Roman"/>
+                <w:i/>
+                <w:iCs/>
+                <w:sz w:val="21"/>
+                <w:szCs w:val="21"/>
+              </w:rPr>
+              <w:t xml:space="preserve">Remarks</w:t>
+            </w:r>
+          </w:p>
+        </w:tc>
+      </w:tr>
+      <w:tr>
+        <w:tc>
+          <w:tcPr>
+            <w:tcW w:type="dxa" w:w="700"/>
+            <w:tcMar>
+              <w:top w:type="dxa" w:w="25"/>
+              <w:left w:type="dxa" w:w="85"/>
+              <w:bottom w:type="dxa" w:w="25"/>
+              <w:right w:type="dxa" w:w="85"/>
+            </w:tcMar>
+            <w:vAlign w:val="center"/>
+          </w:tcPr>
+          <w:p>
+            <w:pPr>
+              <w:spacing w:after="0" w:before="0" w:line="240"/>
+              <w:jc w:val="center"/>
+            </w:pPr>
+            <w:r>
+              <w:rPr>
+                <w:rFonts w:ascii="Times New Roman" w:cs="Times New Roman" w:eastAsia="Times New Roman" w:hAnsi="Times New Roman"/>
+                <w:sz w:val="26"/>
+                <w:szCs w:val="26"/>
+              </w:rPr>
+              <w:t xml:space="preserve">☐</w:t>
+            </w:r>
+          </w:p>
+        </w:tc>
+        <w:tc>
+          <w:tcPr>
+            <w:tcW w:type="dxa" w:w="5146"/>
+            <w:tcMar>
+              <w:top w:type="dxa" w:w="25"/>
+              <w:left w:type="dxa" w:w="85"/>
+              <w:bottom w:type="dxa" w:w="25"/>
+              <w:right w:type="dxa" w:w="85"/>
+            </w:tcMar>
+            <w:vAlign w:val="center"/>
+          </w:tcPr>
+          <w:p>
+            <w:pPr>
+              <w:spacing w:after="0" w:before="0" w:line="240"/>
+              <w:jc w:val="left"/>
+            </w:pPr>
+            <w:r>
+              <w:rPr>
+                <w:rFonts w:ascii="Times New Roman" w:cs="Times New Roman" w:eastAsia="Times New Roman" w:hAnsi="Times New Roman"/>
+                <w:sz w:val="22"/>
+                <w:szCs w:val="22"/>
+              </w:rPr>
+              <w:t xml:space="preserve">Chưa lắp đặt bảng gọi tầng (LOP) tại tầng: ................</w:t>
+            </w:r>
+          </w:p>
+          <w:p>
+            <w:pPr>
+              <w:spacing w:after="0" w:before="0" w:line="240"/>
+              <w:jc w:val="left"/>
+            </w:pPr>
+            <w:r>
+              <w:rPr>
+                <w:rFonts w:ascii="Times New Roman" w:cs="Times New Roman" w:eastAsia="Times New Roman" w:hAnsi="Times New Roman"/>
+                <w:i/>
+                <w:iCs/>
+                <w:sz w:val="21"/>
+                <w:szCs w:val="21"/>
+              </w:rPr>
+              <w:t xml:space="preserve">Landing operating panel (LOP) not yet installed at floor(s): ........</w:t>
+            </w:r>
+          </w:p>
+        </w:tc>
+        <w:tc>
+          <w:tcPr>
+            <w:tcW w:type="dxa" w:w="2100"/>
+            <w:tcMar>
+              <w:top w:type="dxa" w:w="25"/>
+              <w:left w:type="dxa" w:w="85"/>
+              <w:bottom w:type="dxa" w:w="25"/>
+              <w:right w:type="dxa" w:w="85"/>
+            </w:tcMar>
+            <w:vAlign w:val="center"/>
+          </w:tcPr>
+          <w:p>
+            <w:pPr>
+              <w:spacing w:after="0" w:before="0" w:line="240"/>
+              <w:jc w:val="center"/>
+            </w:pPr>
+            <w:r>
+              <w:rPr>
+                <w:rFonts w:ascii="Times New Roman" w:cs="Times New Roman" w:eastAsia="Times New Roman" w:hAnsi="Times New Roman"/>
+                <w:i w:val="false"/>
+                <w:iCs w:val="false"/>
+                <w:sz w:val="21"/>
+                <w:szCs w:val="21"/>
+              </w:rPr>
+              <w:t xml:space="preserve">Theo yêu cầu Bên Mua</w:t>
+            </w:r>
+          </w:p>
+        </w:tc>
+        <w:tc>
+          <w:tcPr>
+            <w:tcW w:type="dxa" w:w="1800"/>
+            <w:tcMar>
+              <w:top w:type="dxa" w:w="25"/>
+              <w:left w:type="dxa" w:w="85"/>
+              <w:bottom w:type="dxa" w:w="25"/>
+              <w:right w:type="dxa" w:w="85"/>
+            </w:tcMar>
+            <w:vAlign w:val="center"/>
+          </w:tcPr>
+          <w:p>
+            <w:pPr>
+              <w:spacing w:after="0" w:before="0" w:line="240"/>
+              <w:jc w:val="left"/>
+            </w:pPr>
+            <w:r>
+              <w:rPr>
+                <w:rFonts w:ascii="Times New Roman" w:cs="Times New Roman" w:eastAsia="Times New Roman" w:hAnsi="Times New Roman"/>
+                <w:sz w:val="22"/>
+                <w:szCs w:val="22"/>
+              </w:rPr>
+              <w:t xml:space="preserve"/>
+            </w:r>
+          </w:p>
+        </w:tc>
+      </w:tr>
+      <w:tr>
+        <w:tc>
+          <w:tcPr>
+            <w:tcW w:type="dxa" w:w="700"/>
+            <w:tcMar>
+              <w:top w:type="dxa" w:w="25"/>
+              <w:left w:type="dxa" w:w="85"/>
+              <w:bottom w:type="dxa" w:w="25"/>
+              <w:right w:type="dxa" w:w="85"/>
+            </w:tcMar>
+            <w:vAlign w:val="center"/>
+          </w:tcPr>
+          <w:p>
+            <w:pPr>
+              <w:spacing w:after="0" w:before="0" w:line="240"/>
+              <w:jc w:val="center"/>
+            </w:pPr>
+            <w:r>
+              <w:rPr>
+                <w:rFonts w:ascii="Times New Roman" w:cs="Times New Roman" w:eastAsia="Times New Roman" w:hAnsi="Times New Roman"/>
+                <w:sz w:val="26"/>
+                <w:szCs w:val="26"/>
+              </w:rPr>
+              <w:t xml:space="preserve">☐</w:t>
+            </w:r>
+          </w:p>
+        </w:tc>
+        <w:tc>
+          <w:tcPr>
+            <w:tcW w:type="dxa" w:w="5146"/>
+            <w:tcMar>
+              <w:top w:type="dxa" w:w="25"/>
+              <w:left w:type="dxa" w:w="85"/>
+              <w:bottom w:type="dxa" w:w="25"/>
+              <w:right w:type="dxa" w:w="85"/>
+            </w:tcMar>
+            <w:vAlign w:val="center"/>
+          </w:tcPr>
+          <w:p>
+            <w:pPr>
+              <w:spacing w:after="0" w:before="0" w:line="240"/>
+              <w:jc w:val="left"/>
+            </w:pPr>
+            <w:r>
+              <w:rPr>
+                <w:rFonts w:ascii="Times New Roman" w:cs="Times New Roman" w:eastAsia="Times New Roman" w:hAnsi="Times New Roman"/>
+                <w:sz w:val="22"/>
+                <w:szCs w:val="22"/>
+              </w:rPr>
+              <w:t xml:space="preserve">Chưa bóc lớp nilon bảo vệ cửa tầng, cửa cabin và vách cabin</w:t>
+            </w:r>
+          </w:p>
+          <w:p>
+            <w:pPr>
+              <w:spacing w:after="0" w:before="0" w:line="240"/>
+              <w:jc w:val="left"/>
+            </w:pPr>
+            <w:r>
+              <w:rPr>
+                <w:rFonts w:ascii="Times New Roman" w:cs="Times New Roman" w:eastAsia="Times New Roman" w:hAnsi="Times New Roman"/>
+                <w:i/>
+                <w:iCs/>
+                <w:sz w:val="21"/>
+                <w:szCs w:val="21"/>
+              </w:rPr>
+              <w:t xml:space="preserve">Protective film on landing doors, car door and car walls not yet removed</w:t>
+            </w:r>
+          </w:p>
+        </w:tc>
+        <w:tc>
+          <w:tcPr>
+            <w:tcW w:type="dxa" w:w="2100"/>
+            <w:tcMar>
+              <w:top w:type="dxa" w:w="25"/>
+              <w:left w:type="dxa" w:w="85"/>
+              <w:bottom w:type="dxa" w:w="25"/>
+              <w:right w:type="dxa" w:w="85"/>
+            </w:tcMar>
+            <w:vAlign w:val="center"/>
+          </w:tcPr>
+          <w:p>
+            <w:pPr>
+              <w:spacing w:after="0" w:before="0" w:line="240"/>
+              <w:jc w:val="center"/>
+            </w:pPr>
+            <w:r>
+              <w:rPr>
+                <w:rFonts w:ascii="Times New Roman" w:cs="Times New Roman" w:eastAsia="Times New Roman" w:hAnsi="Times New Roman"/>
+                <w:i w:val="false"/>
+                <w:iCs w:val="false"/>
+                <w:sz w:val="21"/>
+                <w:szCs w:val="21"/>
+              </w:rPr>
+              <w:t xml:space="preserve">Tối đa 90 ngày</w:t>
+            </w:r>
+          </w:p>
+          <w:p>
+            <w:pPr>
+              <w:spacing w:after="0" w:before="0" w:line="240"/>
+              <w:jc w:val="center"/>
+            </w:pPr>
+            <w:r>
+              <w:rPr>
+                <w:rFonts w:ascii="Times New Roman" w:cs="Times New Roman" w:eastAsia="Times New Roman" w:hAnsi="Times New Roman"/>
+                <w:i/>
+                <w:iCs/>
+                <w:sz w:val="21"/>
+                <w:szCs w:val="21"/>
+              </w:rPr>
+              <w:t xml:space="preserve">Max. 90 days</w:t>
+            </w:r>
+          </w:p>
+        </w:tc>
+        <w:tc>
+          <w:tcPr>
+            <w:tcW w:type="dxa" w:w="1800"/>
+            <w:tcMar>
+              <w:top w:type="dxa" w:w="25"/>
+              <w:left w:type="dxa" w:w="85"/>
+              <w:bottom w:type="dxa" w:w="25"/>
+              <w:right w:type="dxa" w:w="85"/>
+            </w:tcMar>
+            <w:vAlign w:val="center"/>
+          </w:tcPr>
+          <w:p>
+            <w:pPr>
+              <w:spacing w:after="0" w:before="0" w:line="240"/>
+              <w:jc w:val="left"/>
+            </w:pPr>
+            <w:r>
+              <w:rPr>
+                <w:rFonts w:ascii="Times New Roman" w:cs="Times New Roman" w:eastAsia="Times New Roman" w:hAnsi="Times New Roman"/>
+                <w:sz w:val="22"/>
+                <w:szCs w:val="22"/>
+              </w:rPr>
+              <w:t xml:space="preserve"/>
+            </w:r>
+          </w:p>
+        </w:tc>
+      </w:tr>
+      <w:tr>
+        <w:tc>
+          <w:tcPr>
+            <w:tcW w:type="dxa" w:w="700"/>
+            <w:tcMar>
+              <w:top w:type="dxa" w:w="25"/>
+              <w:left w:type="dxa" w:w="85"/>
+              <w:bottom w:type="dxa" w:w="25"/>
+              <w:right w:type="dxa" w:w="85"/>
+            </w:tcMar>
+            <w:vAlign w:val="center"/>
+          </w:tcPr>
+          <w:p>
+            <w:pPr>
+              <w:spacing w:after="0" w:before="0" w:line="240"/>
+              <w:jc w:val="center"/>
+            </w:pPr>
+            <w:r>
+              <w:rPr>
+                <w:rFonts w:ascii="Times New Roman" w:cs="Times New Roman" w:eastAsia="Times New Roman" w:hAnsi="Times New Roman"/>
+                <w:sz w:val="26"/>
+                <w:szCs w:val="26"/>
+              </w:rPr>
+              <w:t xml:space="preserve">☐</w:t>
+            </w:r>
+          </w:p>
+        </w:tc>
+        <w:tc>
+          <w:tcPr>
+            <w:tcW w:type="dxa" w:w="5146"/>
+            <w:tcMar>
+              <w:top w:type="dxa" w:w="25"/>
+              <w:left w:type="dxa" w:w="85"/>
+              <w:bottom w:type="dxa" w:w="25"/>
+              <w:right w:type="dxa" w:w="85"/>
+            </w:tcMar>
+            <w:vAlign w:val="center"/>
+          </w:tcPr>
+          <w:p>
+            <w:pPr>
+              <w:spacing w:after="0" w:before="0" w:line="240"/>
+              <w:jc w:val="left"/>
+            </w:pPr>
+            <w:r>
+              <w:rPr>
+                <w:rFonts w:ascii="Times New Roman" w:cs="Times New Roman" w:eastAsia="Times New Roman" w:hAnsi="Times New Roman"/>
+                <w:sz w:val="22"/>
+                <w:szCs w:val="22"/>
+              </w:rPr>
+              <w:t xml:space="preserve">Chưa vệ sinh tổng thể thang máy</w:t>
+            </w:r>
+          </w:p>
+          <w:p>
+            <w:pPr>
+              <w:spacing w:after="0" w:before="0" w:line="240"/>
+              <w:jc w:val="left"/>
+            </w:pPr>
+            <w:r>
+              <w:rPr>
+                <w:rFonts w:ascii="Times New Roman" w:cs="Times New Roman" w:eastAsia="Times New Roman" w:hAnsi="Times New Roman"/>
+                <w:i/>
+                <w:iCs/>
+                <w:sz w:val="21"/>
+                <w:szCs w:val="21"/>
+              </w:rPr>
+              <w:t xml:space="preserve">Overall cleaning of the lift not yet carried out</w:t>
+            </w:r>
+          </w:p>
+        </w:tc>
+        <w:tc>
+          <w:tcPr>
+            <w:tcW w:type="dxa" w:w="2100"/>
+            <w:tcMar>
+              <w:top w:type="dxa" w:w="25"/>
+              <w:left w:type="dxa" w:w="85"/>
+              <w:bottom w:type="dxa" w:w="25"/>
+              <w:right w:type="dxa" w:w="85"/>
+            </w:tcMar>
+            <w:vAlign w:val="center"/>
+          </w:tcPr>
+          <w:p>
+            <w:pPr>
+              <w:spacing w:after="0" w:before="0" w:line="240"/>
+              <w:jc w:val="center"/>
+            </w:pPr>
+            <w:r>
+              <w:rPr>
+                <w:rFonts w:ascii="Times New Roman" w:cs="Times New Roman" w:eastAsia="Times New Roman" w:hAnsi="Times New Roman"/>
+                <w:i w:val="false"/>
+                <w:iCs w:val="false"/>
+                <w:sz w:val="21"/>
+                <w:szCs w:val="21"/>
+              </w:rPr>
+              <w:t xml:space="preserve">Tối đa 90 ngày</w:t>
+            </w:r>
+          </w:p>
+          <w:p>
+            <w:pPr>
+              <w:spacing w:after="0" w:before="0" w:line="240"/>
+              <w:jc w:val="center"/>
+            </w:pPr>
+            <w:r>
+              <w:rPr>
+                <w:rFonts w:ascii="Times New Roman" w:cs="Times New Roman" w:eastAsia="Times New Roman" w:hAnsi="Times New Roman"/>
+                <w:i/>
+                <w:iCs/>
+                <w:sz w:val="21"/>
+                <w:szCs w:val="21"/>
+              </w:rPr>
+              <w:t xml:space="preserve">Max. 90 days</w:t>
+            </w:r>
+          </w:p>
+        </w:tc>
+        <w:tc>
+          <w:tcPr>
+            <w:tcW w:type="dxa" w:w="1800"/>
+            <w:tcMar>
+              <w:top w:type="dxa" w:w="25"/>
+              <w:left w:type="dxa" w:w="85"/>
+              <w:bottom w:type="dxa" w:w="25"/>
+              <w:right w:type="dxa" w:w="85"/>
+            </w:tcMar>
+            <w:vAlign w:val="center"/>
+          </w:tcPr>
+          <w:p>
+            <w:pPr>
+              <w:spacing w:after="0" w:before="0" w:line="240"/>
+              <w:jc w:val="left"/>
+            </w:pPr>
+            <w:r>
+              <w:rPr>
+                <w:rFonts w:ascii="Times New Roman" w:cs="Times New Roman" w:eastAsia="Times New Roman" w:hAnsi="Times New Roman"/>
+                <w:sz w:val="22"/>
+                <w:szCs w:val="22"/>
+              </w:rPr>
+              <w:t xml:space="preserve"/>
+            </w:r>
+          </w:p>
+        </w:tc>
+      </w:tr>
+      <w:tr>
+        <w:tc>
+          <w:tcPr>
+            <w:tcW w:type="dxa" w:w="700"/>
+            <w:tcMar>
+              <w:top w:type="dxa" w:w="25"/>
+              <w:left w:type="dxa" w:w="85"/>
+              <w:bottom w:type="dxa" w:w="25"/>
+              <w:right w:type="dxa" w:w="85"/>
+            </w:tcMar>
+            <w:vAlign w:val="center"/>
+          </w:tcPr>
+          <w:p>
+            <w:pPr>
+              <w:spacing w:after="0" w:before="0" w:line="240"/>
+              <w:jc w:val="center"/>
+            </w:pPr>
+            <w:r>
+              <w:rPr>
+                <w:rFonts w:ascii="Times New Roman" w:cs="Times New Roman" w:eastAsia="Times New Roman" w:hAnsi="Times New Roman"/>
+                <w:sz w:val="26"/>
+                <w:szCs w:val="26"/>
+              </w:rPr>
+              <w:t xml:space="preserve">☐</w:t>
+            </w:r>
+          </w:p>
+        </w:tc>
+        <w:tc>
+          <w:tcPr>
+            <w:tcW w:type="dxa" w:w="5146"/>
+            <w:tcMar>
+              <w:top w:type="dxa" w:w="25"/>
+              <w:left w:type="dxa" w:w="85"/>
+              <w:bottom w:type="dxa" w:w="25"/>
+              <w:right w:type="dxa" w:w="85"/>
+            </w:tcMar>
+            <w:vAlign w:val="center"/>
+          </w:tcPr>
+          <w:p>
+            <w:pPr>
+              <w:spacing w:after="0" w:before="0" w:line="240"/>
+              <w:jc w:val="left"/>
+            </w:pPr>
+            <w:r>
+              <w:rPr>
+                <w:rFonts w:ascii="Times New Roman" w:cs="Times New Roman" w:eastAsia="Times New Roman" w:hAnsi="Times New Roman"/>
+                <w:sz w:val="22"/>
+                <w:szCs w:val="22"/>
+              </w:rPr>
+              <w:t xml:space="preserve">Khác / Others: {{BBG_TRAVEL}}{{BBG_TRAVEL}}{{BBG_TRAVEL}}.....</w:t>
+            </w:r>
+          </w:p>
+        </w:tc>
+        <w:tc>
+          <w:tcPr>
+            <w:tcW w:type="dxa" w:w="2100"/>
+            <w:tcMar>
+              <w:top w:type="dxa" w:w="25"/>
+              <w:left w:type="dxa" w:w="85"/>
+              <w:bottom w:type="dxa" w:w="25"/>
+              <w:right w:type="dxa" w:w="85"/>
+            </w:tcMar>
+            <w:vAlign w:val="center"/>
+          </w:tcPr>
+          <w:p>
+            <w:pPr>
+              <w:spacing w:after="0" w:before="0" w:line="240"/>
+              <w:jc w:val="center"/>
+            </w:pPr>
+            <w:r>
+              <w:rPr>
+                <w:rFonts w:ascii="Times New Roman" w:cs="Times New Roman" w:eastAsia="Times New Roman" w:hAnsi="Times New Roman"/>
+                <w:i w:val="false"/>
+                <w:iCs w:val="false"/>
+                <w:sz w:val="21"/>
+                <w:szCs w:val="21"/>
+              </w:rPr>
+              <w:t xml:space="preserve">Theo thỏa thuận</w:t>
+            </w:r>
+          </w:p>
+        </w:tc>
+        <w:tc>
+          <w:tcPr>
+            <w:tcW w:type="dxa" w:w="1800"/>
+            <w:tcMar>
+              <w:top w:type="dxa" w:w="25"/>
+              <w:left w:type="dxa" w:w="85"/>
+              <w:bottom w:type="dxa" w:w="25"/>
+              <w:right w:type="dxa" w:w="85"/>
+            </w:tcMar>
+            <w:vAlign w:val="center"/>
+          </w:tcPr>
+          <w:p>
+            <w:pPr>
+              <w:spacing w:after="0" w:before="0" w:line="240"/>
+              <w:jc w:val="left"/>
+            </w:pPr>
+            <w:r>
+              <w:rPr>
+                <w:rFonts w:ascii="Times New Roman" w:cs="Times New Roman" w:eastAsia="Times New Roman" w:hAnsi="Times New Roman"/>
+                <w:sz w:val="22"/>
+                <w:szCs w:val="22"/>
+              </w:rPr>
+              <w:t xml:space="preserve"/>
+            </w:r>
+          </w:p>
+        </w:tc>
+      </w:tr>
+    </w:tbl>
+    <w:p>
+      <w:pPr>
+        <w:spacing w:after="70"/>
+      </w:pPr>
+      <w:r>
+        <w:rPr>
+          <w:rFonts w:ascii="Times New Roman" w:cs="Times New Roman" w:eastAsia="Times New Roman" w:hAnsi="Times New Roman"/>
+          <w:sz w:val="24"/>
+          <w:szCs w:val="24"/>
+        </w:rPr>
+        <w:t xml:space="preserve"/>
+      </w:r>
+    </w:p>
+    <w:p>
+      <w:pPr>
+        <w:spacing w:after="40" w:before="0" w:line="262"/>
+        <w:jc w:val="both"/>
+      </w:pPr>
+      <w:r>
+        <w:rPr>
+          <w:rFonts w:ascii="Times New Roman" w:cs="Times New Roman" w:eastAsia="Times New Roman" w:hAnsi="Times New Roman"/>
+          <w:sz w:val="24"/>
+          <w:szCs w:val="24"/>
+        </w:rPr>
+        <w:t xml:space="preserve">Các hạng mục nêu trên là những công việc Bên Mua đề nghị chưa thực hiện tại thời điểm bàn giao, không ảnh hưởng đến tính năng an toàn và khả năng vận hành của thang máy, không phải là điều kiện để Bên Mua từ chối tiếp nhận bàn giao hoặc giữ lại thanh toán.</w:t>
+      </w:r>
+    </w:p>
+    <w:p>
+      <w:pPr>
+        <w:spacing w:after="100" w:before="0" w:line="262"/>
+        <w:jc w:val="both"/>
+      </w:pPr>
+      <w:r>
+        <w:rPr>
+          <w:rFonts w:ascii="Times New Roman" w:cs="Times New Roman" w:eastAsia="Times New Roman" w:hAnsi="Times New Roman"/>
+          <w:i/>
+          <w:iCs/>
+          <w:sz w:val="24"/>
+          <w:szCs w:val="24"/>
+        </w:rPr>
+        <w:t xml:space="preserve">The above items are works which the Buyer requests not to be performed at the time of handover. They do not affect the safety features or the operation of the lift and shall not be a condition for the Buyer to refuse the handover or to withhold payment.</w:t>
+      </w:r>
+    </w:p>
+    <w:p>
+      <w:pPr>
+        <w:spacing w:after="40" w:before="0" w:line="262"/>
+        <w:jc w:val="both"/>
+      </w:pPr>
+      <w:r>
+        <w:rPr>
+          <w:rFonts w:ascii="Times New Roman" w:cs="Times New Roman" w:eastAsia="Times New Roman" w:hAnsi="Times New Roman"/>
+          <w:sz w:val="24"/>
+          <w:szCs w:val="24"/>
+        </w:rPr>
+        <w:t xml:space="preserve">Riêng đối với hạng mục </w:t>
+      </w:r>
+      <w:r>
+        <w:rPr>
+          <w:rFonts w:ascii="Times New Roman" w:cs="Times New Roman" w:eastAsia="Times New Roman" w:hAnsi="Times New Roman"/>
+          <w:b/>
+          <w:bCs/>
+          <w:sz w:val="24"/>
+          <w:szCs w:val="24"/>
+        </w:rPr>
+        <w:t xml:space="preserve">bóc lớp nilon bảo vệ</w:t>
+      </w:r>
+      <w:r>
+        <w:rPr>
+          <w:rFonts w:ascii="Times New Roman" w:cs="Times New Roman" w:eastAsia="Times New Roman" w:hAnsi="Times New Roman"/>
+          <w:sz w:val="24"/>
+          <w:szCs w:val="24"/>
+        </w:rPr>
+        <w:t xml:space="preserve"> và </w:t>
+      </w:r>
+      <w:r>
+        <w:rPr>
+          <w:rFonts w:ascii="Times New Roman" w:cs="Times New Roman" w:eastAsia="Times New Roman" w:hAnsi="Times New Roman"/>
+          <w:b/>
+          <w:bCs/>
+          <w:sz w:val="24"/>
+          <w:szCs w:val="24"/>
+        </w:rPr>
+        <w:t xml:space="preserve">vệ sinh tổng thể thang máy</w:t>
+      </w:r>
+      <w:r>
+        <w:rPr>
+          <w:rFonts w:ascii="Times New Roman" w:cs="Times New Roman" w:eastAsia="Times New Roman" w:hAnsi="Times New Roman"/>
+          <w:sz w:val="24"/>
+          <w:szCs w:val="24"/>
+        </w:rPr>
+        <w:t xml:space="preserve">, thời hạn thực hiện tối đa là </w:t>
+      </w:r>
+      <w:r>
+        <w:rPr>
+          <w:rFonts w:ascii="Times New Roman" w:cs="Times New Roman" w:eastAsia="Times New Roman" w:hAnsi="Times New Roman"/>
+          <w:b/>
+          <w:bCs/>
+          <w:sz w:val="24"/>
+          <w:szCs w:val="24"/>
+        </w:rPr>
+        <w:t xml:space="preserve">90 (chín mươi) ngày</w:t>
+      </w:r>
+      <w:r>
+        <w:rPr>
+          <w:rFonts w:ascii="Times New Roman" w:cs="Times New Roman" w:eastAsia="Times New Roman" w:hAnsi="Times New Roman"/>
+          <w:sz w:val="24"/>
+          <w:szCs w:val="24"/>
+        </w:rPr>
+        <w:t xml:space="preserve"> kể từ ngày ký Biên bản này. Quá thời hạn nêu trên mà Bên Mua chưa yêu cầu thực hiện thì Bên Mua tự thực hiện các công việc này; trường hợp Bên Mua yêu cầu Bên Bán thực hiện thì được coi là Công việc phát sinh và chi phí phát sinh do Bên Mua chi trả theo báo giá của Bên Bán tại thời điểm thực hiện.</w:t>
+      </w:r>
+    </w:p>
+    <w:p>
+      <w:pPr>
+        <w:spacing w:after="160" w:before="0" w:line="262"/>
+        <w:jc w:val="both"/>
+      </w:pPr>
+      <w:r>
+        <w:rPr>
+          <w:rFonts w:ascii="Times New Roman" w:cs="Times New Roman" w:eastAsia="Times New Roman" w:hAnsi="Times New Roman"/>
+          <w:i/>
+          <w:iCs/>
+          <w:sz w:val="24"/>
+          <w:szCs w:val="24"/>
+        </w:rPr>
+        <w:t xml:space="preserve">Particularly for the removal of the protective film and the overall cleaning of the lift, the maximum period for performance is 90 (ninety) days from the signing date of this Certificate. After such period, if the Buyer has not requested performance, the Buyer shall carry out these works by itself; should the Buyer request the Seller to perform them, these shall be treated as Additional Works and the arising costs shall be borne by the Buyer according to the Seller’s quotation at the time of performance.</w:t>
+      </w:r>
+    </w:p>
+    <w:p>
+      <w:pPr>
+        <w:spacing w:after="40" w:before="0" w:line="262"/>
+        <w:jc w:val="both"/>
+      </w:pPr>
+      <w:r>
+        <w:rPr>
+          <w:rFonts w:ascii="Times New Roman" w:cs="Times New Roman" w:eastAsia="Times New Roman" w:hAnsi="Times New Roman"/>
+          <w:sz w:val="24"/>
+          <w:szCs w:val="24"/>
+        </w:rPr>
+        <w:t xml:space="preserve">Biên bản bàn giao này xác nhận thang máy trên đã được lắp đặt hoàn chỉnh, đã được kiểm định an toàn bởi cơ quan chức năng có thẩm quyền theo quy định kiểm định an toàn của Nhà Nước. Thang máy này được Bên Bán bàn giao chính thức cho Bên Mua từ ngày biên bản này được xác nhận.</w:t>
+      </w:r>
+    </w:p>
+    <w:p>
+      <w:pPr>
+        <w:spacing w:after="160" w:before="0" w:line="262"/>
+        <w:jc w:val="both"/>
+      </w:pPr>
+      <w:r>
+        <w:rPr>
+          <w:rFonts w:ascii="Times New Roman" w:cs="Times New Roman" w:eastAsia="Times New Roman" w:hAnsi="Times New Roman"/>
+          <w:i/>
+          <w:iCs/>
+          <w:sz w:val="24"/>
+          <w:szCs w:val="24"/>
+        </w:rPr>
+        <w:t xml:space="preserve">This Certificate confirms that the above lift has been completely installed and safely inspected by competent authorities in accordance with the State’s safety inspection regulations. This lift is officially handed over by the Seller to the Buyer from the date this Certificate.</w:t>
+      </w:r>
+    </w:p>
+    <w:p>
+      <w:pPr>
+        <w:spacing w:after="40" w:before="0" w:line="262"/>
+        <w:jc w:val="both"/>
+      </w:pPr>
+      <w:r>
+        <w:rPr>
+          <w:rFonts w:ascii="Times New Roman" w:cs="Times New Roman" w:eastAsia="Times New Roman" w:hAnsi="Times New Roman"/>
+          <w:sz w:val="24"/>
+          <w:szCs w:val="24"/>
+        </w:rPr>
+        <w:t xml:space="preserve">Trong quá trình sử dụng thang máy, Bên Mua phải có trách nhiệm bảo quản và hoàn toàn chịu trách nhiệm với các lỗi của người sử dụng gây ra như: nước tràn vào thang máy, chèn/chặn hay va đập làm móp méo/cong vênh/xước cửa tầng, Cabin thang máy hoặc cháy chập nguồn điện cung cấp, hư hỏng các thiết bị của thang máy do người sử dụng, v.v…</w:t>
+      </w:r>
+    </w:p>
+    <w:p>
+      <w:pPr>
+        <w:spacing w:after="160" w:before="0" w:line="262"/>
+        <w:jc w:val="both"/>
+      </w:pPr>
+      <w:r>
+        <w:rPr>
+          <w:rFonts w:ascii="Times New Roman" w:cs="Times New Roman" w:eastAsia="Times New Roman" w:hAnsi="Times New Roman"/>
+          <w:i/>
+          <w:iCs/>
+          <w:sz w:val="24"/>
+          <w:szCs w:val="24"/>
+        </w:rPr>
+        <w:t xml:space="preserve">During the use of the lift, the Buyer must be responsible for preserving and being fully responsible for the user’s errors, such as water overflowing into the lift, insertion/blocking or impact distorting/curving/scratching the door, or short-circuiting the power supply, and damage to lift equipment caused by users…</w:t>
+      </w:r>
+    </w:p>
+    <w:p>
+      <w:pPr>
+        <w:spacing w:after="40" w:before="0" w:line="262"/>
+        <w:jc w:val="both"/>
+      </w:pPr>
+      <w:r>
+        <w:rPr>
+          <w:rFonts w:ascii="Times New Roman" w:cs="Times New Roman" w:eastAsia="Times New Roman" w:hAnsi="Times New Roman"/>
+          <w:sz w:val="24"/>
+          <w:szCs w:val="24"/>
+        </w:rPr>
+        <w:t xml:space="preserve">Biên bản này được lập thành 02 (hai) bản, mỗi Bên giữ 01 (một) bản. Tiếng Việt sẽ được ưu tiên áp dụng để diễn giải.</w:t>
+      </w:r>
+    </w:p>
+    <w:p>
+      <w:pPr>
+        <w:keepNext/>
+        <w:spacing w:after="200" w:before="0" w:line="262"/>
+        <w:jc w:val="both"/>
+      </w:pPr>
+      <w:r>
+        <w:rPr>
+          <w:rFonts w:ascii="Times New Roman" w:cs="Times New Roman" w:eastAsia="Times New Roman" w:hAnsi="Times New Roman"/>
+          <w:i/>
+          <w:iCs/>
+          <w:sz w:val="24"/>
+          <w:szCs w:val="24"/>
+        </w:rPr>
+        <w:t xml:space="preserve">This Certificate is written in 2 (Two) copies, each party keeps 1 (One) copy. Vietnamese version shall prevail to be used for the purpose of interpretation.</w:t>
+      </w:r>
+    </w:p>
+    <w:tbl>
+      <w:tblPr>
+        <w:tblW w:type="dxa" w:w="9746"/>
+        <w:tblBorders>
+          <w:top w:val="single" w:color="000000" w:sz="4"/>
+          <w:left w:val="single" w:color="000000" w:sz="4"/>
+          <w:bottom w:val="single" w:color="000000" w:sz="4"/>
+          <w:right w:val="single" w:color="000000" w:sz="4"/>
+          <w:insideH w:val="single" w:color="000000" w:sz="4"/>
+          <w:insideV w:val="single" w:color="000000" w:sz="4"/>
+        </w:tblBorders>
+      </w:tblPr>
+      <w:tblGrid>
+        <w:gridCol w:w="4873"/>
+        <w:gridCol w:w="4873"/>
+      </w:tblGrid>
+      <w:tr>
+        <w:trPr>
+          <w:cantSplit/>
+        </w:trPr>
+        <w:tc>
+          <w:tcPr>
+            <w:tcW w:type="dxa" w:w="4873"/>
+            <w:tcMar>
+              <w:top w:type="dxa" w:w="25"/>
+              <w:left w:type="dxa" w:w="85"/>
+              <w:bottom w:type="dxa" w:w="25"/>
+              <w:right w:type="dxa" w:w="85"/>
+            </w:tcMar>
+            <w:vAlign w:val="center"/>
+          </w:tcPr>
+          <w:p>
+            <w:pPr>
+              <w:spacing w:after="0" w:before="0" w:line="262"/>
+              <w:jc w:val="center"/>
+            </w:pPr>
+            <w:r>
+              <w:rPr>
+                <w:rFonts w:ascii="Times New Roman" w:cs="Times New Roman" w:eastAsia="Times New Roman" w:hAnsi="Times New Roman"/>
+                <w:b/>
+                <w:bCs/>
+                <w:sz w:val="23"/>
+                <w:szCs w:val="23"/>
+              </w:rPr>
+              <w:t xml:space="preserve">ĐẠI DIỆN BÊN BÁN/</w:t>
+            </w:r>
+          </w:p>
+          <w:p>
+            <w:pPr>
+              <w:spacing w:after="0" w:before="0" w:line="262"/>
+              <w:jc w:val="center"/>
+            </w:pPr>
+            <w:r>
+              <w:rPr>
+                <w:rFonts w:ascii="Times New Roman" w:cs="Times New Roman" w:eastAsia="Times New Roman" w:hAnsi="Times New Roman"/>
+                <w:b/>
+                <w:bCs/>
+                <w:sz w:val="23"/>
+                <w:szCs w:val="23"/>
+              </w:rPr>
+              <w:t xml:space="preserve">On behalf of the Seller</w:t>
+            </w:r>
+          </w:p>
+          <w:p>
+            <w:pPr>
+              <w:spacing w:after="0"/>
+            </w:pPr>
+            <w:r>
+              <w:rPr>
+                <w:rFonts w:ascii="Times New Roman" w:cs="Times New Roman" w:eastAsia="Times New Roman" w:hAnsi="Times New Roman"/>
+                <w:sz w:val="24"/>
+                <w:szCs w:val="24"/>
+              </w:rPr>
+              <w:t xml:space="preserve"/>
+            </w:r>
+          </w:p>
+          <w:p>
+            <w:pPr>
+              <w:spacing w:after="0"/>
+            </w:pPr>
+            <w:r>
+              <w:rPr>
+                <w:rFonts w:ascii="Times New Roman" w:cs="Times New Roman" w:eastAsia="Times New Roman" w:hAnsi="Times New Roman"/>
+                <w:sz w:val="24"/>
+                <w:szCs w:val="24"/>
+              </w:rPr>
+              <w:t xml:space="preserve"/>
+            </w:r>
+          </w:p>
+          <w:p>
+            <w:pPr>
+              <w:spacing w:after="0"/>
+            </w:pPr>
+            <w:r>
+              <w:rPr>
+                <w:rFonts w:ascii="Times New Roman" w:cs="Times New Roman" w:eastAsia="Times New Roman" w:hAnsi="Times New Roman"/>
+                <w:sz w:val="24"/>
+                <w:szCs w:val="24"/>
+              </w:rPr>
+              <w:t xml:space="preserve"/>
+            </w:r>
+          </w:p>
+          <w:p>
+            <w:pPr>
+              <w:spacing w:after="0"/>
+            </w:pPr>
+            <w:r>
+              <w:rPr>
+                <w:rFonts w:ascii="Times New Roman" w:cs="Times New Roman" w:eastAsia="Times New Roman" w:hAnsi="Times New Roman"/>
+                <w:sz w:val="24"/>
+                <w:szCs w:val="24"/>
+              </w:rPr>
+              <w:t xml:space="preserve"/>
+            </w:r>
+          </w:p>
+          <w:p>
+            <w:pPr>
+              <w:spacing w:after="0" w:before="0" w:line="262"/>
+              <w:jc w:val="center"/>
+            </w:pPr>
+            <w:r>
+              <w:rPr>
+                <w:rFonts w:ascii="Times New Roman" w:cs="Times New Roman" w:eastAsia="Times New Roman" w:hAnsi="Times New Roman"/>
+                <w:b/>
+                <w:bCs/>
+                <w:sz w:val="23"/>
+                <w:szCs w:val="23"/>
+              </w:rPr>
+              <w:t xml:space="preserve">{{NT_DAIDIEN_HOA}}</w:t>
+            </w:r>
+          </w:p>
+          <w:p>
+            <w:pPr>
+              <w:spacing w:after="0" w:before="0" w:line="262"/>
+              <w:jc w:val="center"/>
+            </w:pPr>
+            <w:r>
+              <w:rPr>
+                <w:rFonts w:ascii="Times New Roman" w:cs="Times New Roman" w:eastAsia="Times New Roman" w:hAnsi="Times New Roman"/>
+                <w:i/>
+                <w:iCs/>
+                <w:sz w:val="22"/>
+                <w:szCs w:val="22"/>
+              </w:rPr>
+              <w:t xml:space="preserve">{{NT_CHUCVU}}</w:t>
+            </w:r>
+          </w:p>
+        </w:tc>
+        <w:tc>
+          <w:tcPr>
+            <w:tcW w:type="dxa" w:w="4873"/>
+            <w:tcMar>
+              <w:top w:type="dxa" w:w="25"/>
+              <w:left w:type="dxa" w:w="85"/>
+              <w:bottom w:type="dxa" w:w="25"/>
+              <w:right w:type="dxa" w:w="85"/>
+            </w:tcMar>
+            <w:vAlign w:val="center"/>
+          </w:tcPr>
+          <w:p>
+            <w:pPr>
+              <w:spacing w:after="0" w:before="0" w:line="262"/>
+              <w:jc w:val="center"/>
+            </w:pPr>
+            <w:r>
+              <w:rPr>
+                <w:rFonts w:ascii="Times New Roman" w:cs="Times New Roman" w:eastAsia="Times New Roman" w:hAnsi="Times New Roman"/>
+                <w:b/>
+                <w:bCs/>
+                <w:sz w:val="23"/>
+                <w:szCs w:val="23"/>
+              </w:rPr>
+              <w:t xml:space="preserve">ĐẠI DIỆN BÊN MUA/</w:t>
+            </w:r>
+          </w:p>
+          <w:p>
+            <w:pPr>
+              <w:spacing w:after="0" w:before="0" w:line="262"/>
+              <w:jc w:val="center"/>
+            </w:pPr>
+            <w:r>
+              <w:rPr>
+                <w:rFonts w:ascii="Times New Roman" w:cs="Times New Roman" w:eastAsia="Times New Roman" w:hAnsi="Times New Roman"/>
+                <w:b/>
+                <w:bCs/>
+                <w:sz w:val="23"/>
+                <w:szCs w:val="23"/>
+              </w:rPr>
+              <w:t xml:space="preserve">On behalf of the Buyer</w:t>
+            </w:r>
+          </w:p>
+          <w:p>
+            <w:pPr>
+              <w:spacing w:after="0"/>
+            </w:pPr>
+            <w:r>
+              <w:rPr>
+                <w:rFonts w:ascii="Times New Roman" w:cs="Times New Roman" w:eastAsia="Times New Roman" w:hAnsi="Times New Roman"/>
+                <w:sz w:val="24"/>
+                <w:szCs w:val="24"/>
+              </w:rPr>
+              <w:t xml:space="preserve"/>
+            </w:r>
+          </w:p>
+          <w:p>
+            <w:pPr>
+              <w:spacing w:after="0"/>
+            </w:pPr>
+            <w:r>
+              <w:rPr>
+                <w:rFonts w:ascii="Times New Roman" w:cs="Times New Roman" w:eastAsia="Times New Roman" w:hAnsi="Times New Roman"/>
+                <w:sz w:val="24"/>
+                <w:szCs w:val="24"/>
+              </w:rPr>
+              <w:t xml:space="preserve"/>
+            </w:r>
+          </w:p>
+          <w:p>
+            <w:pPr>
+              <w:spacing w:after="0"/>
+            </w:pPr>
+            <w:r>
+              <w:rPr>
+                <w:rFonts w:ascii="Times New Roman" w:cs="Times New Roman" w:eastAsia="Times New Roman" w:hAnsi="Times New Roman"/>
+                <w:sz w:val="24"/>
+                <w:szCs w:val="24"/>
+              </w:rPr>
+              <w:t xml:space="preserve"/>
+            </w:r>
+          </w:p>
+          <w:p>
+            <w:pPr>
+              <w:spacing w:after="0"/>
+            </w:pPr>
+            <w:r>
+              <w:rPr>
+                <w:rFonts w:ascii="Times New Roman" w:cs="Times New Roman" w:eastAsia="Times New Roman" w:hAnsi="Times New Roman"/>
+                <w:sz w:val="24"/>
+                <w:szCs w:val="24"/>
+              </w:rPr>
+              <w:t xml:space="preserve"/>
+            </w:r>
+          </w:p>
+          <w:p>
+            <w:pPr>
+              <w:spacing w:after="0" w:before="0" w:line="262"/>
+              <w:jc w:val="center"/>
+            </w:pPr>
+            <w:r>
+              <w:rPr>
+                <w:rFonts w:ascii="Times New Roman" w:cs="Times New Roman" w:eastAsia="Times New Roman" w:hAnsi="Times New Roman"/>
+                <w:b/>
+                <w:bCs/>
+                <w:sz w:val="23"/>
+                <w:szCs w:val="23"/>
+              </w:rPr>
+              <w:t xml:space="preserve">{{CDT_DAIDIEN_HOA}}</w:t>
+            </w:r>
+          </w:p>
+          <w:p>
+            <w:pPr>
+              <w:spacing w:after="0" w:before="0" w:line="262"/>
+              <w:jc w:val="center"/>
+            </w:pPr>
+            <w:r>
+              <w:rPr>
+                <w:rFonts w:ascii="Times New Roman" w:cs="Times New Roman" w:eastAsia="Times New Roman" w:hAnsi="Times New Roman"/>
+                <w:i/>
+                <w:iCs/>
+                <w:sz w:val="22"/>
+                <w:szCs w:val="22"/>
+              </w:rPr>
+              <w:t xml:space="preserve">Chủ đầu tư</w:t>
+            </w:r>
+          </w:p>
+        </w:tc>
+      </w:tr>
+    </w:tbl>
+    <w:p>
+      <w:r>
+        <w:t>{{BBG_END}}</w:t>
       </w:r>
     </w:p>
     <w:sectPr>
@@ -46879,6 +50302,58 @@
 </w:ftr>
 </file>
 
+<file path=word/footerBBG.xml><?xml version="1.0" encoding="utf-8"?>
+<w:ftr xmlns:wpc="http://schemas.microsoft.com/office/word/2010/wordprocessingCanvas" xmlns:cx="http://schemas.microsoft.com/office/drawing/2014/chartex" xmlns:cx1="http://schemas.microsoft.com/office/drawing/2015/9/8/chartex" xmlns:cx2="http://schemas.microsoft.com/office/drawing/2015/10/21/chartex" xmlns:cx3="http://schemas.microsoft.com/office/drawing/2016/5/9/chartex" xmlns:cx4="http://schemas.microsoft.com/office/drawing/2016/5/10/chartex" xmlns:cx5="http://schemas.microsoft.com/office/drawing/2016/5/11/chartex" xmlns:cx6="http://schemas.microsoft.com/office/drawing/2016/5/12/chartex" xmlns:cx7="http://schemas.microsoft.com/office/drawing/2016/5/13/chartex" xmlns:cx8="http://schemas.microsoft.com/office/drawing/2016/5/14/chartex" xmlns:mc="http://schemas.openxmlformats.org/markup-compatibility/2006" xmlns:aink="http://schemas.microsoft.com/office/drawing/2016/ink" xmlns:am3d="http://schemas.microsoft.com/office/drawing/2017/model3d" xmlns:o="urn:schemas-microsoft-com:office:office" xmlns:oel="http://schemas.microsoft.com/office/2019/extlst" xmlns:r="http://schemas.openxmlformats.org/officeDocument/2006/relationships" xmlns:m="http://schemas.openxmlformats.org/officeDocument/2006/math" xmlns:v="urn:schemas-microsoft-com:vml" xmlns:wp14="http://schemas.microsoft.com/office/word/2010/wordprocessingDrawing" xmlns:wp="http://schemas.openxmlformats.org/drawingml/2006/wordprocessingDrawing" xmlns:w10="urn:schemas-microsoft-com:office:word" xmlns:w="http://schemas.openxmlformats.org/wordprocessingml/2006/main" xmlns:w14="http://schemas.microsoft.com/office/word/2010/wordml" xmlns:w15="http://schemas.microsoft.com/office/word/2012/wordml" xmlns:w16cei="http://schemas.microsoft.com/office/word/2026/wordml/cei" xmlns:w16cex="http://schemas.microsoft.com/office/word/2018/wordml/cex" xmlns:w16cid="http://schemas.microsoft.com/office/word/2016/wordml/cid" xmlns:w16="http://schemas.microsoft.com/office/word/2018/wordml" xmlns:w16du="http://schemas.microsoft.com/office/word/2023/wordml/word16du" xmlns:w16sdtdh="http://schemas.microsoft.com/office/word/2020/wordml/sdtdatahash" xmlns:w16sdtfl="http://schemas.microsoft.com/office/word/2024/wordml/sdtformatlock" xmlns:w16se="http://schemas.microsoft.com/office/word/2015/wordml/symex" xmlns:wpg="http://schemas.microsoft.com/office/word/2010/wordprocessingGroup" xmlns:wpi="http://schemas.microsoft.com/office/word/2010/wordprocessingInk" xmlns:wne="http://schemas.microsoft.com/office/word/2006/wordml" xmlns:wps="http://schemas.microsoft.com/office/word/2010/wordprocessingShape" mc:Ignorable="w14 w15 w16se w16cid w16 w16cex w16sdtdh w16sdtfl w16du wp14">
+  <w:p>
+    <w:pPr>
+      <w:jc w:val="right"/>
+    </w:pPr>
+    <w:r>
+      <w:t xml:space="preserve">Biên bản bàn giao số {{MA_HS}}/BBBG/{{DOT}}  –  Trang </w:t>
+    </w:r>
+    <w:r>
+      <w:fldChar w:fldCharType="begin" w:dirty="true"/>
+    </w:r>
+    <w:r>
+      <w:instrText>PAGE</w:instrText>
+    </w:r>
+    <w:r>
+      <w:fldChar w:fldCharType="separate"/>
+    </w:r>
+    <w:r>
+      <w:rPr>
+        <w:noProof/>
+      </w:rPr>
+      <w:t>1</w:t>
+    </w:r>
+    <w:r>
+      <w:fldChar w:fldCharType="end"/>
+    </w:r>
+    <w:r>
+      <w:t>/</w:t>
+    </w:r>
+    <w:r>
+      <w:fldChar w:fldCharType="begin" w:dirty="true"/>
+    </w:r>
+    <w:r>
+      <w:instrText>SECTIONPAGES</w:instrText>
+    </w:r>
+    <w:r>
+      <w:fldChar w:fldCharType="separate"/>
+    </w:r>
+    <w:r>
+      <w:rPr>
+        <w:noProof/>
+      </w:rPr>
+      <w:t>1</w:t>
+    </w:r>
+    <w:r>
+      <w:fldChar w:fldCharType="end"/>
+    </w:r>
+  </w:p>
+</w:ftr>
+</file>
+
 <file path=word/footnotes.xml><?xml version="1.0" encoding="utf-8"?>
 <w:footnotes xmlns:wpc="http://schemas.microsoft.com/office/word/2010/wordprocessingCanvas" xmlns:cx="http://schemas.microsoft.com/office/drawing/2014/chartex" xmlns:cx1="http://schemas.microsoft.com/office/drawing/2015/9/8/chartex" xmlns:cx2="http://schemas.microsoft.com/office/drawing/2015/10/21/chartex" xmlns:cx3="http://schemas.microsoft.com/office/drawing/2016/5/9/chartex" xmlns:cx4="http://schemas.microsoft.com/office/drawing/2016/5/10/chartex" xmlns:cx5="http://schemas.microsoft.com/office/drawing/2016/5/11/chartex" xmlns:cx6="http://schemas.microsoft.com/office/drawing/2016/5/12/chartex" xmlns:cx7="http://schemas.microsoft.com/office/drawing/2016/5/13/chartex" xmlns:cx8="http://schemas.microsoft.com/office/drawing/2016/5/14/chartex" xmlns:mc="http://schemas.openxmlformats.org/markup-compatibility/2006" xmlns:aink="http://schemas.microsoft.com/office/drawing/2016/ink" xmlns:am3d="http://schemas.microsoft.com/office/drawing/2017/model3d" xmlns:o="urn:schemas-microsoft-com:office:office" xmlns:oel="http://schemas.microsoft.com/office/2019/extlst" xmlns:r="http://schemas.openxmlformats.org/officeDocument/2006/relationships" xmlns:m="http://schemas.openxmlformats.org/officeDocument/2006/math" xmlns:v="urn:schemas-microsoft-com:vml" xmlns:wp14="http://schemas.microsoft.com/office/word/2010/wordprocessingDrawing" xmlns:wp="http://schemas.openxmlformats.org/drawingml/2006/wordprocessingDrawing" xmlns:w10="urn:schemas-microsoft-com:office:word" xmlns:w="http://schemas.openxmlformats.org/wordprocessingml/2006/main" xmlns:w14="http://schemas.microsoft.com/office/word/2010/wordml" xmlns:w15="http://schemas.microsoft.com/office/word/2012/wordml" xmlns:w16cei="http://schemas.microsoft.com/office/word/2026/wordml/cei" xmlns:w16cex="http://schemas.microsoft.com/office/word/2018/wordml/cex" xmlns:w16cid="http://schemas.microsoft.com/office/word/2016/wordml/cid" xmlns:w16="http://schemas.microsoft.com/office/word/2018/wordml" xmlns:w16du="http://schemas.microsoft.com/office/word/2023/wordml/word16du" xmlns:w16sdtdh="http://schemas.microsoft.com/office/word/2020/wordml/sdtdatahash" xmlns:w16sdtfl="http://schemas.microsoft.com/office/word/2024/wordml/sdtformatlock" xmlns:w16se="http://schemas.microsoft.com/office/word/2015/wordml/symex" xmlns:wpg="http://schemas.microsoft.com/office/word/2010/wordprocessingGroup" xmlns:wpi="http://schemas.microsoft.com/office/word/2010/wordprocessingInk" xmlns:wne="http://schemas.microsoft.com/office/word/2006/wordml" xmlns:wps="http://schemas.microsoft.com/office/word/2010/wordprocessingShape" mc:Ignorable="w14 w15 w16se w16cid w16 w16cex w16sdtdh w16sdtfl w16du wp14">
   <w:footnote w:type="separator" w:id="-1">

--- a/hoso_chatluong_template.docx
+++ b/hoso_chatluong_template.docx
@@ -1834,128 +1834,14 @@
         <w:spacing w:after="60" w:line="264" w:lineRule="auto"/>
       </w:pPr>
     </w:p>
-    <w:tbl>
-      <w:tblPr>
-        <w:tblW w:w="9638" w:type="dxa"/>
-        <w:tblBorders>
-          <w:top w:val="none" w:sz="0" w:space="0" w:color="FFFFFF"/>
-          <w:left w:val="none" w:sz="0" w:space="0" w:color="FFFFFF"/>
-          <w:bottom w:val="none" w:sz="0" w:space="0" w:color="FFFFFF"/>
-          <w:right w:val="none" w:sz="0" w:space="0" w:color="FFFFFF"/>
-          <w:insideH w:val="none" w:sz="0" w:space="0" w:color="FFFFFF"/>
-          <w:insideV w:val="none" w:sz="0" w:space="0" w:color="FFFFFF"/>
-        </w:tblBorders>
-        <w:tblCellMar>
-          <w:left w:w="10" w:type="dxa"/>
-          <w:right w:w="10" w:type="dxa"/>
-        </w:tblCellMar>
-        <w:tblLook w:val="0000" w:firstRow="0" w:lastRow="0" w:firstColumn="0" w:lastColumn="0" w:noHBand="0" w:noVBand="0"/>
-      </w:tblPr>
-      <w:tblGrid>
-        <w:gridCol w:w="4000"/>
-        <w:gridCol w:w="5638"/>
-      </w:tblGrid>
-      <w:tr>
-        <w:tc>
-          <w:tcPr>
-            <w:tcW w:w="4000" w:type="dxa"/>
-            <w:tcMar>
-              <w:top w:w="40" w:type="dxa"/>
-              <w:left w:w="70" w:type="dxa"/>
-              <w:bottom w:w="40" w:type="dxa"/>
-              <w:right w:w="70" w:type="dxa"/>
-            </w:tcMar>
-          </w:tcPr>
-          <w:p>
-            <w:pPr>
-              <w:spacing w:line="264" w:lineRule="auto"/>
-            </w:pPr>
-          </w:p>
-        </w:tc>
-        <w:tc>
-          <w:tcPr>
-            <w:tcW w:w="5638" w:type="dxa"/>
-            <w:tcMar>
-              <w:top w:w="40" w:type="dxa"/>
-              <w:left w:w="70" w:type="dxa"/>
-              <w:bottom w:w="40" w:type="dxa"/>
-              <w:right w:w="70" w:type="dxa"/>
-            </w:tcMar>
-          </w:tcPr>
-          <w:p>
-            <w:pPr>
-              <w:spacing w:line="264" w:lineRule="auto"/>
-              <w:jc w:val="center"/>
-            </w:pPr>
-            <w:r>
-              <w:rPr>
-                <w:b/>
-                <w:bCs/>
-                <w:sz w:val="22"/>
-                <w:szCs w:val="22"/>
-              </w:rPr>
-              <w:t>ĐƠN VỊ CUNG CẤP &amp; THI CÔNG THANG MÁY</w:t>
-            </w:r>
-          </w:p>
-          <w:p>
-            <w:pPr>
-              <w:spacing w:line="264" w:lineRule="auto"/>
-              <w:jc w:val="center"/>
-            </w:pPr>
-            <w:r>
-              <w:rPr>
-                <w:i/>
-                <w:iCs/>
-                <w:sz w:val="20"/>
-                <w:szCs w:val="20"/>
-                <w:u w:val="single"/>
-              </w:rPr>
-              <w:t>(Ký, ghi rõ họ tên)</w:t>
-            </w:r>
-          </w:p>
-          <w:p>
-            <w:pPr>
-              <w:spacing w:line="264" w:lineRule="auto"/>
-            </w:pPr>
-          </w:p>
-          <w:p>
-            <w:pPr>
-              <w:spacing w:line="264" w:lineRule="auto"/>
-            </w:pPr>
-          </w:p>
-          <w:p>
-            <w:pPr>
-              <w:spacing w:line="264" w:lineRule="auto"/>
-              <w:jc w:val="center"/>
-            </w:pPr>
-            <w:r>
-              <w:rPr>
-                <w:b/>
-                <w:bCs/>
-                <w:sz w:val="22"/>
-                <w:szCs w:val="22"/>
-              </w:rPr>
-              <w:t>Lại Xuân Hóa</w:t>
-            </w:r>
-          </w:p>
-          <w:p>
-            <w:pPr>
-              <w:spacing w:line="264" w:lineRule="auto"/>
-              <w:jc w:val="center"/>
-            </w:pPr>
-            <w:r>
-              <w:rPr>
-                <w:i/>
-                <w:iCs/>
-                <w:sz w:val="20"/>
-                <w:szCs w:val="20"/>
-              </w:rPr>
-              <w:t>Chỉ huy trưởng</w:t>
-            </w:r>
-          </w:p>
-        </w:tc>
-      </w:tr>
-    </w:tbl>
+    <w:p>
+      <w:pPr>
+        <w:spacing w:after="20" w:line="264" w:lineRule="auto"/>
+      </w:pPr>
+      <w:r>
+        <w:t>{{BLOCK_KY_YC}}</w:t>
+      </w:r>
+    </w:p>
     <w:p>
       <w:pPr>
         <w:sectPr>
@@ -8649,128 +8535,14 @@
         <w:spacing w:after="60" w:line="264" w:lineRule="auto"/>
       </w:pPr>
     </w:p>
-    <w:tbl>
-      <w:tblPr>
-        <w:tblW w:w="9638" w:type="dxa"/>
-        <w:tblBorders>
-          <w:top w:val="none" w:sz="0" w:space="0" w:color="FFFFFF"/>
-          <w:left w:val="none" w:sz="0" w:space="0" w:color="FFFFFF"/>
-          <w:bottom w:val="none" w:sz="0" w:space="0" w:color="FFFFFF"/>
-          <w:right w:val="none" w:sz="0" w:space="0" w:color="FFFFFF"/>
-          <w:insideH w:val="none" w:sz="0" w:space="0" w:color="FFFFFF"/>
-          <w:insideV w:val="none" w:sz="0" w:space="0" w:color="FFFFFF"/>
-        </w:tblBorders>
-        <w:tblCellMar>
-          <w:left w:w="10" w:type="dxa"/>
-          <w:right w:w="10" w:type="dxa"/>
-        </w:tblCellMar>
-        <w:tblLook w:val="0000" w:firstRow="0" w:lastRow="0" w:firstColumn="0" w:lastColumn="0" w:noHBand="0" w:noVBand="0"/>
-      </w:tblPr>
-      <w:tblGrid>
-        <w:gridCol w:w="4000"/>
-        <w:gridCol w:w="5638"/>
-      </w:tblGrid>
-      <w:tr>
-        <w:tc>
-          <w:tcPr>
-            <w:tcW w:w="4000" w:type="dxa"/>
-            <w:tcMar>
-              <w:top w:w="40" w:type="dxa"/>
-              <w:left w:w="70" w:type="dxa"/>
-              <w:bottom w:w="40" w:type="dxa"/>
-              <w:right w:w="70" w:type="dxa"/>
-            </w:tcMar>
-          </w:tcPr>
-          <w:p>
-            <w:pPr>
-              <w:spacing w:line="264" w:lineRule="auto"/>
-            </w:pPr>
-          </w:p>
-        </w:tc>
-        <w:tc>
-          <w:tcPr>
-            <w:tcW w:w="5638" w:type="dxa"/>
-            <w:tcMar>
-              <w:top w:w="40" w:type="dxa"/>
-              <w:left w:w="70" w:type="dxa"/>
-              <w:bottom w:w="40" w:type="dxa"/>
-              <w:right w:w="70" w:type="dxa"/>
-            </w:tcMar>
-          </w:tcPr>
-          <w:p>
-            <w:pPr>
-              <w:spacing w:line="264" w:lineRule="auto"/>
-              <w:jc w:val="center"/>
-            </w:pPr>
-            <w:r>
-              <w:rPr>
-                <w:b/>
-                <w:bCs/>
-                <w:sz w:val="22"/>
-                <w:szCs w:val="22"/>
-              </w:rPr>
-              <w:t>ĐƠN VỊ CUNG CẤP &amp; THI CÔNG THANG MÁY</w:t>
-            </w:r>
-          </w:p>
-          <w:p>
-            <w:pPr>
-              <w:spacing w:line="264" w:lineRule="auto"/>
-              <w:jc w:val="center"/>
-            </w:pPr>
-            <w:r>
-              <w:rPr>
-                <w:i/>
-                <w:iCs/>
-                <w:sz w:val="20"/>
-                <w:szCs w:val="20"/>
-                <w:u w:val="single"/>
-              </w:rPr>
-              <w:t>(Ký, ghi rõ họ tên)</w:t>
-            </w:r>
-          </w:p>
-          <w:p>
-            <w:pPr>
-              <w:spacing w:line="264" w:lineRule="auto"/>
-            </w:pPr>
-          </w:p>
-          <w:p>
-            <w:pPr>
-              <w:spacing w:line="264" w:lineRule="auto"/>
-            </w:pPr>
-          </w:p>
-          <w:p>
-            <w:pPr>
-              <w:spacing w:line="264" w:lineRule="auto"/>
-              <w:jc w:val="center"/>
-            </w:pPr>
-            <w:r>
-              <w:rPr>
-                <w:b/>
-                <w:bCs/>
-                <w:sz w:val="22"/>
-                <w:szCs w:val="22"/>
-              </w:rPr>
-              <w:t>Lại Xuân Hóa</w:t>
-            </w:r>
-          </w:p>
-          <w:p>
-            <w:pPr>
-              <w:spacing w:line="264" w:lineRule="auto"/>
-              <w:jc w:val="center"/>
-            </w:pPr>
-            <w:r>
-              <w:rPr>
-                <w:i/>
-                <w:iCs/>
-                <w:sz w:val="20"/>
-                <w:szCs w:val="20"/>
-              </w:rPr>
-              <w:t>Chỉ huy trưởng</w:t>
-            </w:r>
-          </w:p>
-        </w:tc>
-      </w:tr>
-    </w:tbl>
+    <w:p>
+      <w:pPr>
+        <w:spacing w:after="20" w:line="264" w:lineRule="auto"/>
+      </w:pPr>
+      <w:r>
+        <w:t>{{BLOCK_KY_YC}}</w:t>
+      </w:r>
+    </w:p>
     <w:p>
       <w:pPr>
         <w:sectPr>
@@ -15818,128 +15590,14 @@
         <w:spacing w:after="60" w:line="264" w:lineRule="auto"/>
       </w:pPr>
     </w:p>
-    <w:tbl>
-      <w:tblPr>
-        <w:tblW w:w="9638" w:type="dxa"/>
-        <w:tblBorders>
-          <w:top w:val="none" w:sz="0" w:space="0" w:color="FFFFFF"/>
-          <w:left w:val="none" w:sz="0" w:space="0" w:color="FFFFFF"/>
-          <w:bottom w:val="none" w:sz="0" w:space="0" w:color="FFFFFF"/>
-          <w:right w:val="none" w:sz="0" w:space="0" w:color="FFFFFF"/>
-          <w:insideH w:val="none" w:sz="0" w:space="0" w:color="FFFFFF"/>
-          <w:insideV w:val="none" w:sz="0" w:space="0" w:color="FFFFFF"/>
-        </w:tblBorders>
-        <w:tblCellMar>
-          <w:left w:w="10" w:type="dxa"/>
-          <w:right w:w="10" w:type="dxa"/>
-        </w:tblCellMar>
-        <w:tblLook w:val="0000" w:firstRow="0" w:lastRow="0" w:firstColumn="0" w:lastColumn="0" w:noHBand="0" w:noVBand="0"/>
-      </w:tblPr>
-      <w:tblGrid>
-        <w:gridCol w:w="4000"/>
-        <w:gridCol w:w="5638"/>
-      </w:tblGrid>
-      <w:tr>
-        <w:tc>
-          <w:tcPr>
-            <w:tcW w:w="4000" w:type="dxa"/>
-            <w:tcMar>
-              <w:top w:w="40" w:type="dxa"/>
-              <w:left w:w="70" w:type="dxa"/>
-              <w:bottom w:w="40" w:type="dxa"/>
-              <w:right w:w="70" w:type="dxa"/>
-            </w:tcMar>
-          </w:tcPr>
-          <w:p>
-            <w:pPr>
-              <w:spacing w:line="264" w:lineRule="auto"/>
-            </w:pPr>
-          </w:p>
-        </w:tc>
-        <w:tc>
-          <w:tcPr>
-            <w:tcW w:w="5638" w:type="dxa"/>
-            <w:tcMar>
-              <w:top w:w="40" w:type="dxa"/>
-              <w:left w:w="70" w:type="dxa"/>
-              <w:bottom w:w="40" w:type="dxa"/>
-              <w:right w:w="70" w:type="dxa"/>
-            </w:tcMar>
-          </w:tcPr>
-          <w:p>
-            <w:pPr>
-              <w:spacing w:line="264" w:lineRule="auto"/>
-              <w:jc w:val="center"/>
-            </w:pPr>
-            <w:r>
-              <w:rPr>
-                <w:b/>
-                <w:bCs/>
-                <w:sz w:val="22"/>
-                <w:szCs w:val="22"/>
-              </w:rPr>
-              <w:t>ĐƠN VỊ CUNG CẤP &amp; THI CÔNG THANG MÁY</w:t>
-            </w:r>
-          </w:p>
-          <w:p>
-            <w:pPr>
-              <w:spacing w:line="264" w:lineRule="auto"/>
-              <w:jc w:val="center"/>
-            </w:pPr>
-            <w:r>
-              <w:rPr>
-                <w:i/>
-                <w:iCs/>
-                <w:sz w:val="20"/>
-                <w:szCs w:val="20"/>
-                <w:u w:val="single"/>
-              </w:rPr>
-              <w:t>(Ký, ghi rõ họ tên)</w:t>
-            </w:r>
-          </w:p>
-          <w:p>
-            <w:pPr>
-              <w:spacing w:line="264" w:lineRule="auto"/>
-            </w:pPr>
-          </w:p>
-          <w:p>
-            <w:pPr>
-              <w:spacing w:line="264" w:lineRule="auto"/>
-            </w:pPr>
-          </w:p>
-          <w:p>
-            <w:pPr>
-              <w:spacing w:line="264" w:lineRule="auto"/>
-              <w:jc w:val="center"/>
-            </w:pPr>
-            <w:r>
-              <w:rPr>
-                <w:b/>
-                <w:bCs/>
-                <w:sz w:val="22"/>
-                <w:szCs w:val="22"/>
-              </w:rPr>
-              <w:t>Lại Xuân Hóa</w:t>
-            </w:r>
-          </w:p>
-          <w:p>
-            <w:pPr>
-              <w:spacing w:line="264" w:lineRule="auto"/>
-              <w:jc w:val="center"/>
-            </w:pPr>
-            <w:r>
-              <w:rPr>
-                <w:i/>
-                <w:iCs/>
-                <w:sz w:val="20"/>
-                <w:szCs w:val="20"/>
-              </w:rPr>
-              <w:t>Chỉ huy trưởng</w:t>
-            </w:r>
-          </w:p>
-        </w:tc>
-      </w:tr>
-    </w:tbl>
+    <w:p>
+      <w:pPr>
+        <w:spacing w:after="20" w:line="264" w:lineRule="auto"/>
+      </w:pPr>
+      <w:r>
+        <w:t>{{BLOCK_KY_YC}}</w:t>
+      </w:r>
+    </w:p>
     <w:p>
       <w:pPr>
         <w:sectPr>
@@ -22404,128 +22062,14 @@
         <w:spacing w:after="60" w:line="264" w:lineRule="auto"/>
       </w:pPr>
     </w:p>
-    <w:tbl>
-      <w:tblPr>
-        <w:tblW w:w="9638" w:type="dxa"/>
-        <w:tblBorders>
-          <w:top w:val="none" w:sz="0" w:space="0" w:color="FFFFFF"/>
-          <w:left w:val="none" w:sz="0" w:space="0" w:color="FFFFFF"/>
-          <w:bottom w:val="none" w:sz="0" w:space="0" w:color="FFFFFF"/>
-          <w:right w:val="none" w:sz="0" w:space="0" w:color="FFFFFF"/>
-          <w:insideH w:val="none" w:sz="0" w:space="0" w:color="FFFFFF"/>
-          <w:insideV w:val="none" w:sz="0" w:space="0" w:color="FFFFFF"/>
-        </w:tblBorders>
-        <w:tblCellMar>
-          <w:left w:w="10" w:type="dxa"/>
-          <w:right w:w="10" w:type="dxa"/>
-        </w:tblCellMar>
-        <w:tblLook w:val="0000" w:firstRow="0" w:lastRow="0" w:firstColumn="0" w:lastColumn="0" w:noHBand="0" w:noVBand="0"/>
-      </w:tblPr>
-      <w:tblGrid>
-        <w:gridCol w:w="4000"/>
-        <w:gridCol w:w="5638"/>
-      </w:tblGrid>
-      <w:tr>
-        <w:tc>
-          <w:tcPr>
-            <w:tcW w:w="4000" w:type="dxa"/>
-            <w:tcMar>
-              <w:top w:w="40" w:type="dxa"/>
-              <w:left w:w="70" w:type="dxa"/>
-              <w:bottom w:w="40" w:type="dxa"/>
-              <w:right w:w="70" w:type="dxa"/>
-            </w:tcMar>
-          </w:tcPr>
-          <w:p>
-            <w:pPr>
-              <w:spacing w:line="264" w:lineRule="auto"/>
-            </w:pPr>
-          </w:p>
-        </w:tc>
-        <w:tc>
-          <w:tcPr>
-            <w:tcW w:w="5638" w:type="dxa"/>
-            <w:tcMar>
-              <w:top w:w="40" w:type="dxa"/>
-              <w:left w:w="70" w:type="dxa"/>
-              <w:bottom w:w="40" w:type="dxa"/>
-              <w:right w:w="70" w:type="dxa"/>
-            </w:tcMar>
-          </w:tcPr>
-          <w:p>
-            <w:pPr>
-              <w:spacing w:line="264" w:lineRule="auto"/>
-              <w:jc w:val="center"/>
-            </w:pPr>
-            <w:r>
-              <w:rPr>
-                <w:b/>
-                <w:bCs/>
-                <w:sz w:val="22"/>
-                <w:szCs w:val="22"/>
-              </w:rPr>
-              <w:t>ĐƠN VỊ CUNG CẤP &amp; THI CÔNG THANG MÁY</w:t>
-            </w:r>
-          </w:p>
-          <w:p>
-            <w:pPr>
-              <w:spacing w:line="264" w:lineRule="auto"/>
-              <w:jc w:val="center"/>
-            </w:pPr>
-            <w:r>
-              <w:rPr>
-                <w:i/>
-                <w:iCs/>
-                <w:sz w:val="20"/>
-                <w:szCs w:val="20"/>
-                <w:u w:val="single"/>
-              </w:rPr>
-              <w:t>(Ký, ghi rõ họ tên)</w:t>
-            </w:r>
-          </w:p>
-          <w:p>
-            <w:pPr>
-              <w:spacing w:line="264" w:lineRule="auto"/>
-            </w:pPr>
-          </w:p>
-          <w:p>
-            <w:pPr>
-              <w:spacing w:line="264" w:lineRule="auto"/>
-            </w:pPr>
-          </w:p>
-          <w:p>
-            <w:pPr>
-              <w:spacing w:line="264" w:lineRule="auto"/>
-              <w:jc w:val="center"/>
-            </w:pPr>
-            <w:r>
-              <w:rPr>
-                <w:b/>
-                <w:bCs/>
-                <w:sz w:val="22"/>
-                <w:szCs w:val="22"/>
-              </w:rPr>
-              <w:t>Lại Xuân Hóa</w:t>
-            </w:r>
-          </w:p>
-          <w:p>
-            <w:pPr>
-              <w:spacing w:line="264" w:lineRule="auto"/>
-              <w:jc w:val="center"/>
-            </w:pPr>
-            <w:r>
-              <w:rPr>
-                <w:i/>
-                <w:iCs/>
-                <w:sz w:val="20"/>
-                <w:szCs w:val="20"/>
-              </w:rPr>
-              <w:t>Chỉ huy trưởng</w:t>
-            </w:r>
-          </w:p>
-        </w:tc>
-      </w:tr>
-    </w:tbl>
+    <w:p>
+      <w:pPr>
+        <w:spacing w:after="20" w:line="264" w:lineRule="auto"/>
+      </w:pPr>
+      <w:r>
+        <w:t>{{BLOCK_KY_YC}}</w:t>
+      </w:r>
+    </w:p>
     <w:p>
       <w:pPr>
         <w:sectPr>
@@ -28117,128 +27661,14 @@
         <w:spacing w:after="60" w:line="264" w:lineRule="auto"/>
       </w:pPr>
     </w:p>
-    <w:tbl>
-      <w:tblPr>
-        <w:tblW w:w="9638" w:type="dxa"/>
-        <w:tblBorders>
-          <w:top w:val="none" w:sz="0" w:space="0" w:color="FFFFFF"/>
-          <w:left w:val="none" w:sz="0" w:space="0" w:color="FFFFFF"/>
-          <w:bottom w:val="none" w:sz="0" w:space="0" w:color="FFFFFF"/>
-          <w:right w:val="none" w:sz="0" w:space="0" w:color="FFFFFF"/>
-          <w:insideH w:val="none" w:sz="0" w:space="0" w:color="FFFFFF"/>
-          <w:insideV w:val="none" w:sz="0" w:space="0" w:color="FFFFFF"/>
-        </w:tblBorders>
-        <w:tblCellMar>
-          <w:left w:w="10" w:type="dxa"/>
-          <w:right w:w="10" w:type="dxa"/>
-        </w:tblCellMar>
-        <w:tblLook w:val="0000" w:firstRow="0" w:lastRow="0" w:firstColumn="0" w:lastColumn="0" w:noHBand="0" w:noVBand="0"/>
-      </w:tblPr>
-      <w:tblGrid>
-        <w:gridCol w:w="4000"/>
-        <w:gridCol w:w="5638"/>
-      </w:tblGrid>
-      <w:tr>
-        <w:tc>
-          <w:tcPr>
-            <w:tcW w:w="4000" w:type="dxa"/>
-            <w:tcMar>
-              <w:top w:w="40" w:type="dxa"/>
-              <w:left w:w="70" w:type="dxa"/>
-              <w:bottom w:w="40" w:type="dxa"/>
-              <w:right w:w="70" w:type="dxa"/>
-            </w:tcMar>
-          </w:tcPr>
-          <w:p>
-            <w:pPr>
-              <w:spacing w:line="264" w:lineRule="auto"/>
-            </w:pPr>
-          </w:p>
-        </w:tc>
-        <w:tc>
-          <w:tcPr>
-            <w:tcW w:w="5638" w:type="dxa"/>
-            <w:tcMar>
-              <w:top w:w="40" w:type="dxa"/>
-              <w:left w:w="70" w:type="dxa"/>
-              <w:bottom w:w="40" w:type="dxa"/>
-              <w:right w:w="70" w:type="dxa"/>
-            </w:tcMar>
-          </w:tcPr>
-          <w:p>
-            <w:pPr>
-              <w:spacing w:line="264" w:lineRule="auto"/>
-              <w:jc w:val="center"/>
-            </w:pPr>
-            <w:r>
-              <w:rPr>
-                <w:b/>
-                <w:bCs/>
-                <w:sz w:val="22"/>
-                <w:szCs w:val="22"/>
-              </w:rPr>
-              <w:t>ĐƠN VỊ CUNG CẤP &amp; THI CÔNG THANG MÁY</w:t>
-            </w:r>
-          </w:p>
-          <w:p>
-            <w:pPr>
-              <w:spacing w:line="264" w:lineRule="auto"/>
-              <w:jc w:val="center"/>
-            </w:pPr>
-            <w:r>
-              <w:rPr>
-                <w:i/>
-                <w:iCs/>
-                <w:sz w:val="20"/>
-                <w:szCs w:val="20"/>
-                <w:u w:val="single"/>
-              </w:rPr>
-              <w:t>(Ký, ghi rõ họ tên)</w:t>
-            </w:r>
-          </w:p>
-          <w:p>
-            <w:pPr>
-              <w:spacing w:line="264" w:lineRule="auto"/>
-            </w:pPr>
-          </w:p>
-          <w:p>
-            <w:pPr>
-              <w:spacing w:line="264" w:lineRule="auto"/>
-            </w:pPr>
-          </w:p>
-          <w:p>
-            <w:pPr>
-              <w:spacing w:line="264" w:lineRule="auto"/>
-              <w:jc w:val="center"/>
-            </w:pPr>
-            <w:r>
-              <w:rPr>
-                <w:b/>
-                <w:bCs/>
-                <w:sz w:val="22"/>
-                <w:szCs w:val="22"/>
-              </w:rPr>
-              <w:t>Lại Xuân Hóa</w:t>
-            </w:r>
-          </w:p>
-          <w:p>
-            <w:pPr>
-              <w:spacing w:line="264" w:lineRule="auto"/>
-              <w:jc w:val="center"/>
-            </w:pPr>
-            <w:r>
-              <w:rPr>
-                <w:i/>
-                <w:iCs/>
-                <w:sz w:val="20"/>
-                <w:szCs w:val="20"/>
-              </w:rPr>
-              <w:t>Chỉ huy trưởng</w:t>
-            </w:r>
-          </w:p>
-        </w:tc>
-      </w:tr>
-    </w:tbl>
+    <w:p>
+      <w:pPr>
+        <w:spacing w:after="20" w:line="264" w:lineRule="auto"/>
+      </w:pPr>
+      <w:r>
+        <w:t>{{BLOCK_KY_YC}}</w:t>
+      </w:r>
+    </w:p>
     <w:p>
       <w:pPr>
         <w:sectPr>
@@ -34371,128 +33801,14 @@
         <w:spacing w:after="60" w:line="264" w:lineRule="auto"/>
       </w:pPr>
     </w:p>
-    <w:tbl>
-      <w:tblPr>
-        <w:tblW w:w="9638" w:type="dxa"/>
-        <w:tblBorders>
-          <w:top w:val="none" w:sz="0" w:space="0" w:color="FFFFFF"/>
-          <w:left w:val="none" w:sz="0" w:space="0" w:color="FFFFFF"/>
-          <w:bottom w:val="none" w:sz="0" w:space="0" w:color="FFFFFF"/>
-          <w:right w:val="none" w:sz="0" w:space="0" w:color="FFFFFF"/>
-          <w:insideH w:val="none" w:sz="0" w:space="0" w:color="FFFFFF"/>
-          <w:insideV w:val="none" w:sz="0" w:space="0" w:color="FFFFFF"/>
-        </w:tblBorders>
-        <w:tblCellMar>
-          <w:left w:w="10" w:type="dxa"/>
-          <w:right w:w="10" w:type="dxa"/>
-        </w:tblCellMar>
-        <w:tblLook w:val="0000" w:firstRow="0" w:lastRow="0" w:firstColumn="0" w:lastColumn="0" w:noHBand="0" w:noVBand="0"/>
-      </w:tblPr>
-      <w:tblGrid>
-        <w:gridCol w:w="4000"/>
-        <w:gridCol w:w="5638"/>
-      </w:tblGrid>
-      <w:tr>
-        <w:tc>
-          <w:tcPr>
-            <w:tcW w:w="4000" w:type="dxa"/>
-            <w:tcMar>
-              <w:top w:w="40" w:type="dxa"/>
-              <w:left w:w="70" w:type="dxa"/>
-              <w:bottom w:w="40" w:type="dxa"/>
-              <w:right w:w="70" w:type="dxa"/>
-            </w:tcMar>
-          </w:tcPr>
-          <w:p>
-            <w:pPr>
-              <w:spacing w:line="264" w:lineRule="auto"/>
-            </w:pPr>
-          </w:p>
-        </w:tc>
-        <w:tc>
-          <w:tcPr>
-            <w:tcW w:w="5638" w:type="dxa"/>
-            <w:tcMar>
-              <w:top w:w="40" w:type="dxa"/>
-              <w:left w:w="70" w:type="dxa"/>
-              <w:bottom w:w="40" w:type="dxa"/>
-              <w:right w:w="70" w:type="dxa"/>
-            </w:tcMar>
-          </w:tcPr>
-          <w:p>
-            <w:pPr>
-              <w:spacing w:line="264" w:lineRule="auto"/>
-              <w:jc w:val="center"/>
-            </w:pPr>
-            <w:r>
-              <w:rPr>
-                <w:b/>
-                <w:bCs/>
-                <w:sz w:val="22"/>
-                <w:szCs w:val="22"/>
-              </w:rPr>
-              <w:t>ĐƠN VỊ CUNG CẤP &amp; THI CÔNG THANG MÁY</w:t>
-            </w:r>
-          </w:p>
-          <w:p>
-            <w:pPr>
-              <w:spacing w:line="264" w:lineRule="auto"/>
-              <w:jc w:val="center"/>
-            </w:pPr>
-            <w:r>
-              <w:rPr>
-                <w:i/>
-                <w:iCs/>
-                <w:sz w:val="20"/>
-                <w:szCs w:val="20"/>
-                <w:u w:val="single"/>
-              </w:rPr>
-              <w:t>(Ký, ghi rõ họ tên)</w:t>
-            </w:r>
-          </w:p>
-          <w:p>
-            <w:pPr>
-              <w:spacing w:line="264" w:lineRule="auto"/>
-            </w:pPr>
-          </w:p>
-          <w:p>
-            <w:pPr>
-              <w:spacing w:line="264" w:lineRule="auto"/>
-            </w:pPr>
-          </w:p>
-          <w:p>
-            <w:pPr>
-              <w:spacing w:line="264" w:lineRule="auto"/>
-              <w:jc w:val="center"/>
-            </w:pPr>
-            <w:r>
-              <w:rPr>
-                <w:b/>
-                <w:bCs/>
-                <w:sz w:val="22"/>
-                <w:szCs w:val="22"/>
-              </w:rPr>
-              <w:t>Lại Xuân Hóa</w:t>
-            </w:r>
-          </w:p>
-          <w:p>
-            <w:pPr>
-              <w:spacing w:line="264" w:lineRule="auto"/>
-              <w:jc w:val="center"/>
-            </w:pPr>
-            <w:r>
-              <w:rPr>
-                <w:i/>
-                <w:iCs/>
-                <w:sz w:val="20"/>
-                <w:szCs w:val="20"/>
-              </w:rPr>
-              <w:t>Chỉ huy trưởng</w:t>
-            </w:r>
-          </w:p>
-        </w:tc>
-      </w:tr>
-    </w:tbl>
+    <w:p>
+      <w:pPr>
+        <w:spacing w:after="20" w:line="264" w:lineRule="auto"/>
+      </w:pPr>
+      <w:r>
+        <w:t>{{BLOCK_KY_YC}}</w:t>
+      </w:r>
+    </w:p>
     <w:p>
       <w:pPr>
         <w:sectPr>
@@ -40265,128 +39581,14 @@
         <w:spacing w:after="60" w:line="264" w:lineRule="auto"/>
       </w:pPr>
     </w:p>
-    <w:tbl>
-      <w:tblPr>
-        <w:tblW w:w="9638" w:type="dxa"/>
-        <w:tblBorders>
-          <w:top w:val="none" w:sz="0" w:space="0" w:color="FFFFFF"/>
-          <w:left w:val="none" w:sz="0" w:space="0" w:color="FFFFFF"/>
-          <w:bottom w:val="none" w:sz="0" w:space="0" w:color="FFFFFF"/>
-          <w:right w:val="none" w:sz="0" w:space="0" w:color="FFFFFF"/>
-          <w:insideH w:val="none" w:sz="0" w:space="0" w:color="FFFFFF"/>
-          <w:insideV w:val="none" w:sz="0" w:space="0" w:color="FFFFFF"/>
-        </w:tblBorders>
-        <w:tblCellMar>
-          <w:left w:w="10" w:type="dxa"/>
-          <w:right w:w="10" w:type="dxa"/>
-        </w:tblCellMar>
-        <w:tblLook w:val="0000" w:firstRow="0" w:lastRow="0" w:firstColumn="0" w:lastColumn="0" w:noHBand="0" w:noVBand="0"/>
-      </w:tblPr>
-      <w:tblGrid>
-        <w:gridCol w:w="4000"/>
-        <w:gridCol w:w="5638"/>
-      </w:tblGrid>
-      <w:tr>
-        <w:tc>
-          <w:tcPr>
-            <w:tcW w:w="4000" w:type="dxa"/>
-            <w:tcMar>
-              <w:top w:w="40" w:type="dxa"/>
-              <w:left w:w="70" w:type="dxa"/>
-              <w:bottom w:w="40" w:type="dxa"/>
-              <w:right w:w="70" w:type="dxa"/>
-            </w:tcMar>
-          </w:tcPr>
-          <w:p>
-            <w:pPr>
-              <w:spacing w:line="264" w:lineRule="auto"/>
-            </w:pPr>
-          </w:p>
-        </w:tc>
-        <w:tc>
-          <w:tcPr>
-            <w:tcW w:w="5638" w:type="dxa"/>
-            <w:tcMar>
-              <w:top w:w="40" w:type="dxa"/>
-              <w:left w:w="70" w:type="dxa"/>
-              <w:bottom w:w="40" w:type="dxa"/>
-              <w:right w:w="70" w:type="dxa"/>
-            </w:tcMar>
-          </w:tcPr>
-          <w:p>
-            <w:pPr>
-              <w:spacing w:line="264" w:lineRule="auto"/>
-              <w:jc w:val="center"/>
-            </w:pPr>
-            <w:r>
-              <w:rPr>
-                <w:b/>
-                <w:bCs/>
-                <w:sz w:val="22"/>
-                <w:szCs w:val="22"/>
-              </w:rPr>
-              <w:t>ĐƠN VỊ CUNG CẤP &amp; THI CÔNG THANG MÁY</w:t>
-            </w:r>
-          </w:p>
-          <w:p>
-            <w:pPr>
-              <w:spacing w:line="264" w:lineRule="auto"/>
-              <w:jc w:val="center"/>
-            </w:pPr>
-            <w:r>
-              <w:rPr>
-                <w:i/>
-                <w:iCs/>
-                <w:sz w:val="20"/>
-                <w:szCs w:val="20"/>
-                <w:u w:val="single"/>
-              </w:rPr>
-              <w:t>(Ký, ghi rõ họ tên)</w:t>
-            </w:r>
-          </w:p>
-          <w:p>
-            <w:pPr>
-              <w:spacing w:line="264" w:lineRule="auto"/>
-            </w:pPr>
-          </w:p>
-          <w:p>
-            <w:pPr>
-              <w:spacing w:line="264" w:lineRule="auto"/>
-            </w:pPr>
-          </w:p>
-          <w:p>
-            <w:pPr>
-              <w:spacing w:line="264" w:lineRule="auto"/>
-              <w:jc w:val="center"/>
-            </w:pPr>
-            <w:r>
-              <w:rPr>
-                <w:b/>
-                <w:bCs/>
-                <w:sz w:val="22"/>
-                <w:szCs w:val="22"/>
-              </w:rPr>
-              <w:t>Lại Xuân Hóa</w:t>
-            </w:r>
-          </w:p>
-          <w:p>
-            <w:pPr>
-              <w:spacing w:line="264" w:lineRule="auto"/>
-              <w:jc w:val="center"/>
-            </w:pPr>
-            <w:r>
-              <w:rPr>
-                <w:i/>
-                <w:iCs/>
-                <w:sz w:val="20"/>
-                <w:szCs w:val="20"/>
-              </w:rPr>
-              <w:t>Chỉ huy trưởng</w:t>
-            </w:r>
-          </w:p>
-        </w:tc>
-      </w:tr>
-    </w:tbl>
+    <w:p>
+      <w:pPr>
+        <w:spacing w:after="20" w:line="264" w:lineRule="auto"/>
+      </w:pPr>
+      <w:r>
+        <w:t>{{BLOCK_KY_YC}}</w:t>
+      </w:r>
+    </w:p>
     <w:p>
       <w:pPr>
         <w:sectPr>
@@ -45649,6 +44851,22 @@
       </w:r>
     </w:p>
     <w:p>
+      <w:pPr>
+        <w:sectPr>
+          <w:footerReference w:type="default" r:id="rId38"/>
+          <w:pgSz w:w="11907" w:h="16840"/>
+          <w:pgMar w:top="1134" w:right="851" w:bottom="990" w:left="1418" w:header="708" w:footer="708" w:gutter="0"/>
+          <w:pgBorders w:offsetFrom="page">
+            <w:top w:val="single" w:sz="18" w:space="24" w:color="000000"/>
+            <w:left w:val="single" w:sz="18" w:space="24" w:color="000000"/>
+            <w:bottom w:val="single" w:sz="18" w:space="24" w:color="000000"/>
+            <w:right w:val="single" w:sz="18" w:space="24" w:color="000000"/>
+          </w:pgBorders>
+          <w:pgNumType w:start="1"/>
+          <w:cols w:space="720"/>
+          <w:docGrid w:linePitch="360"/>
+        </w:sectPr>
+      </w:pPr>
       <w:r>
         <w:t>{{BBG_BEGIN}}</w:t>
       </w:r>
@@ -45773,11 +44991,18 @@
     <w:p>
       <w:pPr>
         <w:sectPr>
-          <w:footerReference w:type="default" r:id="rId41"/>
-          <w:pgSz w:w="11906" w:h="16838" w:code="9"/>
-          <w:pgMar w:top="1560" w:right="864" w:bottom="1500" w:left="1296" w:header="270" w:footer="340" w:gutter="0"/>
-          <w:cols w:space="540"/>
-          <w:docGrid w:linePitch="240"/>
+          <w:footerReference w:type="default" r:id="rId38"/>
+          <w:pgSz w:w="11907" w:h="16840"/>
+          <w:pgMar w:top="1134" w:right="851" w:bottom="990" w:left="1418" w:header="708" w:footer="708" w:gutter="0"/>
+          <w:pgBorders w:offsetFrom="page">
+            <w:top w:val="single" w:sz="18" w:space="24" w:color="000000"/>
+            <w:left w:val="single" w:sz="18" w:space="24" w:color="000000"/>
+            <w:bottom w:val="single" w:sz="18" w:space="24" w:color="000000"/>
+            <w:right w:val="single" w:sz="18" w:space="24" w:color="000000"/>
+          </w:pgBorders>
+          <w:pgNumType w:start="1"/>
+          <w:cols w:space="720"/>
+          <w:docGrid w:linePitch="360"/>
         </w:sectPr>
       </w:pPr>
     </w:p>
@@ -49056,6 +48281,18 @@
         </w:tc>
       </w:tr>
     </w:tbl>
+    <w:p>
+      <w:pPr>
+        <w:sectPr>
+          <w:footerReference w:type="default" r:id="rId41"/>
+          <w:pgSz w:w="11906" w:h="16838" w:code="9"/>
+          <w:pgMar w:top="1560" w:right="864" w:bottom="1500" w:left="1296" w:header="270" w:footer="340" w:gutter="0"/>
+          <w:cols w:space="540"/>
+          <w:docGrid w:linePitch="240"/>
+          <w:pgNumType w:start="1"/>
+        </w:sectPr>
+      </w:pPr>
+    </w:p>
     <w:p>
       <w:r>
         <w:t>{{BBG_END}}</w:t>

--- a/hoso_chatluong_template.docx
+++ b/hoso_chatluong_template.docx
@@ -558,7 +558,7 @@
                 <w:bCs/>
               </w:rPr>
               <w:lastRenderedPageBreak/>
-              <w:t>{{TONG_THAU_HOA}}</w:t>
+              <w:t>{{BLOCK_HDR}}</w:t>
             </w:r>
           </w:p>
           <w:p>
@@ -631,7 +631,7 @@
                 <w:i/>
                 <w:iCs/>
               </w:rPr>
-              <w:t>Hải Phòng, ngày ..... tháng ..... năm {{NAM}}</w:t>
+              <w:t>{{DIA_DANH}}, ngày ..... tháng ..... năm {{NAM}}</w:t>
             </w:r>
           </w:p>
         </w:tc>
@@ -1142,6 +1142,11 @@
       </w:r>
     </w:p>
     <w:p>
+      <w:r>
+        <w:t>{{SEC1_BEGIN}}</w:t>
+      </w:r>
+    </w:p>
+    <w:p>
       <w:pPr>
         <w:spacing w:after="20" w:line="264" w:lineRule="auto"/>
         <w:jc w:val="center"/>
@@ -1339,7 +1344,7 @@
                 <w:bCs/>
               </w:rPr>
               <w:lastRenderedPageBreak/>
-              <w:t>{{TONG_THAU_HOA}}</w:t>
+              <w:t>{{BLOCK_HDR}}</w:t>
             </w:r>
           </w:p>
           <w:p>
@@ -1412,7 +1417,7 @@
                 <w:i/>
                 <w:iCs/>
               </w:rPr>
-              <w:t>Hải Phòng, ngày ..... tháng ..... năm {{NAM}}</w:t>
+              <w:t>{{DIA_DANH}}, ngày ..... tháng ..... năm {{NAM}}</w:t>
             </w:r>
           </w:p>
         </w:tc>
@@ -1897,7 +1902,7 @@
                 <w:bCs/>
               </w:rPr>
               <w:lastRenderedPageBreak/>
-              <w:t>{{TONG_THAU_HOA}}</w:t>
+              <w:t>{{BLOCK_HDR}}</w:t>
             </w:r>
           </w:p>
           <w:p>
@@ -1970,7 +1975,7 @@
                 <w:i/>
                 <w:iCs/>
               </w:rPr>
-              <w:t>Hải Phòng, ngày ..... tháng ..... năm {{NAM}}</w:t>
+              <w:t>{{DIA_DANH}}, ngày ..... tháng ..... năm {{NAM}}</w:t>
             </w:r>
           </w:p>
         </w:tc>
@@ -7843,6 +7848,11 @@
       </w:pPr>
     </w:p>
     <w:p>
+      <w:r>
+        <w:t>{{SEC2_BEGIN}}</w:t>
+      </w:r>
+    </w:p>
+    <w:p>
       <w:pPr>
         <w:spacing w:after="20" w:line="264" w:lineRule="auto"/>
         <w:jc w:val="center"/>
@@ -8040,7 +8050,7 @@
                 <w:bCs/>
               </w:rPr>
               <w:lastRenderedPageBreak/>
-              <w:t>{{TONG_THAU_HOA}}</w:t>
+              <w:t>{{BLOCK_HDR}}</w:t>
             </w:r>
           </w:p>
           <w:p>
@@ -8113,7 +8123,7 @@
                 <w:i/>
                 <w:iCs/>
               </w:rPr>
-              <w:t>Hải Phòng, ngày ..... tháng ..... năm {{NAM}}</w:t>
+              <w:t>{{DIA_DANH}}, ngày ..... tháng ..... năm {{NAM}}</w:t>
             </w:r>
           </w:p>
         </w:tc>
@@ -8598,7 +8608,7 @@
                 <w:bCs/>
               </w:rPr>
               <w:lastRenderedPageBreak/>
-              <w:t>{{TONG_THAU_HOA}}</w:t>
+              <w:t>{{BLOCK_HDR}}</w:t>
             </w:r>
           </w:p>
           <w:p>
@@ -8671,7 +8681,7 @@
                 <w:i/>
                 <w:iCs/>
               </w:rPr>
-              <w:t>Hải Phòng, ngày ..... tháng ..... năm {{NAM}}</w:t>
+              <w:t>{{DIA_DANH}}, ngày ..... tháng ..... năm {{NAM}}</w:t>
             </w:r>
           </w:p>
         </w:tc>
@@ -14898,6 +14908,11 @@
       </w:pPr>
     </w:p>
     <w:p>
+      <w:r>
+        <w:t>{{SEC3_BEGIN}}</w:t>
+      </w:r>
+    </w:p>
+    <w:p>
       <w:pPr>
         <w:spacing w:after="20" w:line="264" w:lineRule="auto"/>
         <w:jc w:val="center"/>
@@ -15095,7 +15110,7 @@
                 <w:bCs/>
               </w:rPr>
               <w:lastRenderedPageBreak/>
-              <w:t>{{TONG_THAU_HOA}}</w:t>
+              <w:t>{{BLOCK_HDR}}</w:t>
             </w:r>
           </w:p>
           <w:p>
@@ -15168,7 +15183,7 @@
                 <w:i/>
                 <w:iCs/>
               </w:rPr>
-              <w:t>Hải Phòng, ngày ..... tháng ..... năm {{NAM}}</w:t>
+              <w:t>{{DIA_DANH}}, ngày ..... tháng ..... năm {{NAM}}</w:t>
             </w:r>
           </w:p>
         </w:tc>
@@ -15653,7 +15668,7 @@
                 <w:bCs/>
               </w:rPr>
               <w:lastRenderedPageBreak/>
-              <w:t>{{TONG_THAU_HOA}}</w:t>
+              <w:t>{{BLOCK_HDR}}</w:t>
             </w:r>
           </w:p>
           <w:p>
@@ -15726,7 +15741,7 @@
                 <w:i/>
                 <w:iCs/>
               </w:rPr>
-              <w:t>Hải Phòng, ngày ..... tháng ..... năm {{NAM}}</w:t>
+              <w:t>{{DIA_DANH}}, ngày ..... tháng ..... năm {{NAM}}</w:t>
             </w:r>
           </w:p>
         </w:tc>
@@ -21370,6 +21385,11 @@
       </w:pPr>
     </w:p>
     <w:p>
+      <w:r>
+        <w:t>{{SEC4_BEGIN}}</w:t>
+      </w:r>
+    </w:p>
+    <w:p>
       <w:pPr>
         <w:spacing w:after="20" w:line="264" w:lineRule="auto"/>
         <w:jc w:val="center"/>
@@ -21567,7 +21587,7 @@
                 <w:bCs/>
               </w:rPr>
               <w:lastRenderedPageBreak/>
-              <w:t>{{TONG_THAU_HOA}}</w:t>
+              <w:t>{{BLOCK_HDR}}</w:t>
             </w:r>
           </w:p>
           <w:p>
@@ -21640,7 +21660,7 @@
                 <w:i/>
                 <w:iCs/>
               </w:rPr>
-              <w:t>Hải Phòng, ngày ..... tháng ..... năm {{NAM}}</w:t>
+              <w:t>{{DIA_DANH}}, ngày ..... tháng ..... năm {{NAM}}</w:t>
             </w:r>
           </w:p>
         </w:tc>
@@ -22125,7 +22145,7 @@
                 <w:bCs/>
               </w:rPr>
               <w:lastRenderedPageBreak/>
-              <w:t>{{TONG_THAU_HOA}}</w:t>
+              <w:t>{{BLOCK_HDR}}</w:t>
             </w:r>
           </w:p>
           <w:p>
@@ -22198,7 +22218,7 @@
                 <w:i/>
                 <w:iCs/>
               </w:rPr>
-              <w:t>Hải Phòng, ngày ..... tháng ..... năm {{NAM}}</w:t>
+              <w:t>{{DIA_DANH}}, ngày ..... tháng ..... năm {{NAM}}</w:t>
             </w:r>
           </w:p>
         </w:tc>
@@ -26969,6 +26989,11 @@
       </w:pPr>
     </w:p>
     <w:p>
+      <w:r>
+        <w:t>{{SEC5_BEGIN}}</w:t>
+      </w:r>
+    </w:p>
+    <w:p>
       <w:pPr>
         <w:spacing w:after="20" w:line="264" w:lineRule="auto"/>
         <w:jc w:val="center"/>
@@ -27166,7 +27191,7 @@
                 <w:bCs/>
               </w:rPr>
               <w:lastRenderedPageBreak/>
-              <w:t>{{TONG_THAU_HOA}}</w:t>
+              <w:t>{{BLOCK_HDR}}</w:t>
             </w:r>
           </w:p>
           <w:p>
@@ -27239,7 +27264,7 @@
                 <w:i/>
                 <w:iCs/>
               </w:rPr>
-              <w:t>Hải Phòng, ngày ..... tháng ..... năm {{NAM}}</w:t>
+              <w:t>{{DIA_DANH}}, ngày ..... tháng ..... năm {{NAM}}</w:t>
             </w:r>
           </w:p>
         </w:tc>
@@ -27724,7 +27749,7 @@
                 <w:bCs/>
               </w:rPr>
               <w:lastRenderedPageBreak/>
-              <w:t>{{TONG_THAU_HOA}}</w:t>
+              <w:t>{{BLOCK_HDR}}</w:t>
             </w:r>
           </w:p>
           <w:p>
@@ -27797,7 +27822,7 @@
                 <w:i/>
                 <w:iCs/>
               </w:rPr>
-              <w:t>Hải Phòng, ngày ..... tháng ..... năm {{NAM}}</w:t>
+              <w:t>{{DIA_DANH}}, ngày ..... tháng ..... năm {{NAM}}</w:t>
             </w:r>
           </w:p>
         </w:tc>
@@ -33109,6 +33134,11 @@
       </w:pPr>
     </w:p>
     <w:p>
+      <w:r>
+        <w:t>{{SEC6_BEGIN}}</w:t>
+      </w:r>
+    </w:p>
+    <w:p>
       <w:pPr>
         <w:spacing w:after="20" w:line="264" w:lineRule="auto"/>
         <w:jc w:val="center"/>
@@ -33306,7 +33336,7 @@
                 <w:bCs/>
               </w:rPr>
               <w:lastRenderedPageBreak/>
-              <w:t>{{TONG_THAU_HOA}}</w:t>
+              <w:t>{{BLOCK_HDR}}</w:t>
             </w:r>
           </w:p>
           <w:p>
@@ -33379,7 +33409,7 @@
                 <w:i/>
                 <w:iCs/>
               </w:rPr>
-              <w:t>Hải Phòng, ngày ..... tháng ..... năm {{NAM}}</w:t>
+              <w:t>{{DIA_DANH}}, ngày ..... tháng ..... năm {{NAM}}</w:t>
             </w:r>
           </w:p>
         </w:tc>
@@ -33864,7 +33894,7 @@
                 <w:bCs/>
               </w:rPr>
               <w:lastRenderedPageBreak/>
-              <w:t>{{TONG_THAU_HOA}}</w:t>
+              <w:t>{{BLOCK_HDR}}</w:t>
             </w:r>
           </w:p>
           <w:p>
@@ -33937,7 +33967,7 @@
                 <w:i/>
                 <w:iCs/>
               </w:rPr>
-              <w:t>Hải Phòng, ngày ..... tháng ..... năm {{NAM}}</w:t>
+              <w:t>{{DIA_DANH}}, ngày ..... tháng ..... năm {{NAM}}</w:t>
             </w:r>
           </w:p>
         </w:tc>
@@ -38885,7 +38915,7 @@
     </w:p>
     <w:p>
       <w:r>
-        <w:t>{{HTHM_BEGIN}}</w:t>
+        <w:t>{{SEC7_BEGIN}}</w:t>
       </w:r>
     </w:p>
     <w:p>
@@ -39086,7 +39116,7 @@
                 <w:bCs/>
               </w:rPr>
               <w:lastRenderedPageBreak/>
-              <w:t>{{TONG_THAU_HOA}}</w:t>
+              <w:t>{{BLOCK_HDR}}</w:t>
             </w:r>
           </w:p>
           <w:p>
@@ -39159,7 +39189,7 @@
                 <w:i/>
                 <w:iCs/>
               </w:rPr>
-              <w:t>Hải Phòng, ngày ..... tháng ..... năm {{NAM}}</w:t>
+              <w:t>{{DIA_DANH}}, ngày ..... tháng ..... năm {{NAM}}</w:t>
             </w:r>
           </w:p>
         </w:tc>
@@ -39644,7 +39674,7 @@
                 <w:bCs/>
               </w:rPr>
               <w:lastRenderedPageBreak/>
-              <w:t>{{TONG_THAU_HOA}}</w:t>
+              <w:t>{{BLOCK_HDR}}</w:t>
             </w:r>
           </w:p>
           <w:p>
@@ -39717,7 +39747,7 @@
                 <w:i/>
                 <w:iCs/>
               </w:rPr>
-              <w:t>Hải Phòng, ngày ..... tháng ..... năm {{NAM}}</w:t>
+              <w:t>{{DIA_DANH}}, ngày ..... tháng ..... năm {{NAM}}</w:t>
             </w:r>
           </w:p>
         </w:tc>
@@ -44517,11 +44547,6 @@
       <w:pPr>
         <w:spacing w:after="1600" w:line="264" w:lineRule="auto"/>
       </w:pPr>
-    </w:p>
-    <w:p>
-      <w:r>
-        <w:t>{{HTHM_END}}</w:t>
-      </w:r>
     </w:p>
     <w:p>
       <w:r>
